--- a/reports/Vnesennye_ispravleniya.docx
+++ b/reports/Vnesennye_ispravleniya.docx
@@ -9926,604 +9926,6 @@
                 <w:szCs w:val="18"/>
               </w:rPr>
               <w:t xml:space="preserve">2-й период исправлен проверяющим</w:t>
-            </w:r>
-          </w:p>
-        </w:tc>
-      </w:tr>
-      <w:tr>
-        <w:tc>
-          <w:tcPr>
-            <w:tcW w:type="dxa" w:w="900"/>
-            <w:tcBorders>
-              <w:top w:val="single" w:color="C7CBDC" w:sz="4"/>
-              <w:left w:val="single" w:color="C7CBDC" w:sz="4"/>
-              <w:bottom w:val="single" w:color="C7CBDC" w:sz="4"/>
-              <w:right w:val="single" w:color="C7CBDC" w:sz="4"/>
-            </w:tcBorders>
-            <w:shd w:fill="F7F8FC" w:color="auto" w:val="clear"/>
-            <w:tcMar>
-              <w:top w:type="dxa" w:w="60"/>
-              <w:left w:type="dxa" w:w="90"/>
-              <w:bottom w:type="dxa" w:w="60"/>
-              <w:right w:type="dxa" w:w="90"/>
-            </w:tcMar>
-            <w:vAlign w:val="top"/>
-          </w:tcPr>
-          <w:p>
-            <w:pPr>
-              <w:spacing w:after="0" w:before="0"/>
-            </w:pPr>
-            <w:r>
-              <w:rPr>
-                <w:rFonts w:ascii="Calibri" w:cs="Calibri" w:eastAsia="Calibri" w:hAnsi="Calibri"/>
-                <w:b/>
-                <w:bCs/>
-                <w:i w:val="false"/>
-                <w:iCs w:val="false"/>
-                <w:color w:val="1A1F36"/>
-                <w:sz w:val="18"/>
-                <w:szCs w:val="18"/>
-              </w:rPr>
-              <w:t xml:space="preserve">1531</w:t>
-            </w:r>
-          </w:p>
-        </w:tc>
-        <w:tc>
-          <w:tcPr>
-            <w:tcW w:type="dxa" w:w="2600"/>
-            <w:tcBorders>
-              <w:top w:val="single" w:color="C7CBDC" w:sz="4"/>
-              <w:left w:val="single" w:color="C7CBDC" w:sz="4"/>
-              <w:bottom w:val="single" w:color="C7CBDC" w:sz="4"/>
-              <w:right w:val="single" w:color="C7CBDC" w:sz="4"/>
-            </w:tcBorders>
-            <w:shd w:fill="F7F8FC" w:color="auto" w:val="clear"/>
-            <w:tcMar>
-              <w:top w:type="dxa" w:w="60"/>
-              <w:left w:type="dxa" w:w="90"/>
-              <w:bottom w:type="dxa" w:w="60"/>
-              <w:right w:type="dxa" w:w="90"/>
-            </w:tcMar>
-            <w:vAlign w:val="top"/>
-          </w:tcPr>
-          <w:p>
-            <w:pPr>
-              <w:spacing w:after="0"/>
-            </w:pPr>
-            <w:r>
-              <w:rPr>
-                <w:rFonts w:ascii="Calibri" w:cs="Calibri" w:eastAsia="Calibri" w:hAnsi="Calibri"/>
-                <w:b w:val="false"/>
-                <w:bCs w:val="false"/>
-                <w:i w:val="false"/>
-                <w:iCs w:val="false"/>
-                <w:color w:val="1A1F36"/>
-                <w:sz w:val="18"/>
-                <w:szCs w:val="18"/>
-              </w:rPr>
-              <w:t xml:space="preserve">23.08.2026  12:00</w:t>
-            </w:r>
-            <w:r>
-              <w:rPr>
-                <w:rFonts w:ascii="Calibri" w:cs="Calibri" w:eastAsia="Calibri" w:hAnsi="Calibri"/>
-                <w:b w:val="false"/>
-                <w:bCs w:val="false"/>
-                <w:i w:val="false"/>
-                <w:iCs w:val="false"/>
-                <w:color w:val="1A1F36"/>
-                <w:sz w:val="18"/>
-                <w:szCs w:val="18"/>
-              </w:rPr>
-              <w:br/>
-              <w:t xml:space="preserve">Акулы — Авиатор</w:t>
-            </w:r>
-          </w:p>
-        </w:tc>
-        <w:tc>
-          <w:tcPr>
-            <w:tcW w:type="dxa" w:w="4200"/>
-            <w:tcBorders>
-              <w:top w:val="single" w:color="C7CBDC" w:sz="4"/>
-              <w:left w:val="single" w:color="C7CBDC" w:sz="4"/>
-              <w:bottom w:val="single" w:color="C7CBDC" w:sz="4"/>
-              <w:right w:val="single" w:color="C7CBDC" w:sz="4"/>
-            </w:tcBorders>
-            <w:shd w:fill="F7F8FC" w:color="auto" w:val="clear"/>
-            <w:tcMar>
-              <w:top w:type="dxa" w:w="60"/>
-              <w:left w:type="dxa" w:w="90"/>
-              <w:bottom w:type="dxa" w:w="60"/>
-              <w:right w:type="dxa" w:w="90"/>
-            </w:tcMar>
-            <w:vAlign w:val="top"/>
-          </w:tcPr>
-          <w:p>
-            <w:pPr>
-              <w:spacing w:after="0" w:before="0"/>
-            </w:pPr>
-            <w:r>
-              <w:rPr>
-                <w:rFonts w:ascii="Calibri" w:cs="Calibri" w:eastAsia="Calibri" w:hAnsi="Calibri"/>
-                <w:b w:val="false"/>
-                <w:bCs w:val="false"/>
-                <w:i w:val="false"/>
-                <w:iCs w:val="false"/>
-                <w:color w:val="5A5F7A"/>
-                <w:sz w:val="18"/>
-                <w:szCs w:val="18"/>
-              </w:rPr>
-              <w:t xml:space="preserve">итог 6:7 (Б Буллиты), периоды 2:1 2:2 2:3</w:t>
-            </w:r>
-          </w:p>
-        </w:tc>
-        <w:tc>
-          <w:tcPr>
-            <w:tcW w:type="dxa" w:w="4200"/>
-            <w:tcBorders>
-              <w:top w:val="single" w:color="C7CBDC" w:sz="4"/>
-              <w:left w:val="single" w:color="C7CBDC" w:sz="4"/>
-              <w:bottom w:val="single" w:color="C7CBDC" w:sz="4"/>
-              <w:right w:val="single" w:color="C7CBDC" w:sz="4"/>
-            </w:tcBorders>
-            <w:shd w:fill="F7F8FC" w:color="auto" w:val="clear"/>
-            <w:tcMar>
-              <w:top w:type="dxa" w:w="60"/>
-              <w:left w:type="dxa" w:w="90"/>
-              <w:bottom w:type="dxa" w:w="60"/>
-              <w:right w:type="dxa" w:w="90"/>
-            </w:tcMar>
-            <w:vAlign w:val="top"/>
-          </w:tcPr>
-          <w:p>
-            <w:pPr>
-              <w:spacing w:after="0" w:before="0"/>
-            </w:pPr>
-            <w:r>
-              <w:rPr>
-                <w:rFonts w:ascii="Calibri" w:cs="Calibri" w:eastAsia="Calibri" w:hAnsi="Calibri"/>
-                <w:b/>
-                <w:bCs/>
-                <w:i w:val="false"/>
-                <w:iCs w:val="false"/>
-                <w:color w:val="1A1F36"/>
-                <w:sz w:val="18"/>
-                <w:szCs w:val="18"/>
-              </w:rPr>
-              <w:t xml:space="preserve">матч исключён из файла</w:t>
-            </w:r>
-          </w:p>
-        </w:tc>
-        <w:tc>
-          <w:tcPr>
-            <w:tcW w:type="dxa" w:w="3350"/>
-            <w:tcBorders>
-              <w:top w:val="single" w:color="C7CBDC" w:sz="4"/>
-              <w:left w:val="single" w:color="C7CBDC" w:sz="4"/>
-              <w:bottom w:val="single" w:color="C7CBDC" w:sz="4"/>
-              <w:right w:val="single" w:color="C7CBDC" w:sz="4"/>
-            </w:tcBorders>
-            <w:shd w:fill="F7F8FC" w:color="auto" w:val="clear"/>
-            <w:tcMar>
-              <w:top w:type="dxa" w:w="60"/>
-              <w:left w:type="dxa" w:w="90"/>
-              <w:bottom w:type="dxa" w:w="60"/>
-              <w:right w:type="dxa" w:w="90"/>
-            </w:tcMar>
-            <w:vAlign w:val="top"/>
-          </w:tcPr>
-          <w:p>
-            <w:pPr>
-              <w:spacing w:after="0" w:before="0"/>
-            </w:pPr>
-            <w:r>
-              <w:rPr>
-                <w:rFonts w:ascii="Calibri" w:cs="Calibri" w:eastAsia="Calibri" w:hAnsi="Calibri"/>
-                <w:b w:val="false"/>
-                <w:bCs w:val="false"/>
-                <w:i w:val="false"/>
-                <w:iCs w:val="false"/>
-                <w:color w:val="1A1F36"/>
-                <w:sz w:val="18"/>
-                <w:szCs w:val="18"/>
-              </w:rPr>
-              <w:t xml:space="preserve">команды из 1 дивизиона — ответ: в файл попали по ошибке</w:t>
-            </w:r>
-          </w:p>
-        </w:tc>
-      </w:tr>
-      <w:tr>
-        <w:tc>
-          <w:tcPr>
-            <w:tcW w:type="dxa" w:w="900"/>
-            <w:tcBorders>
-              <w:top w:val="single" w:color="C7CBDC" w:sz="4"/>
-              <w:left w:val="single" w:color="C7CBDC" w:sz="4"/>
-              <w:bottom w:val="single" w:color="C7CBDC" w:sz="4"/>
-              <w:right w:val="single" w:color="C7CBDC" w:sz="4"/>
-            </w:tcBorders>
-            <w:tcMar>
-              <w:top w:type="dxa" w:w="60"/>
-              <w:left w:type="dxa" w:w="90"/>
-              <w:bottom w:type="dxa" w:w="60"/>
-              <w:right w:type="dxa" w:w="90"/>
-            </w:tcMar>
-            <w:vAlign w:val="top"/>
-          </w:tcPr>
-          <w:p>
-            <w:pPr>
-              <w:spacing w:after="0" w:before="0"/>
-            </w:pPr>
-            <w:r>
-              <w:rPr>
-                <w:rFonts w:ascii="Calibri" w:cs="Calibri" w:eastAsia="Calibri" w:hAnsi="Calibri"/>
-                <w:b/>
-                <w:bCs/>
-                <w:i w:val="false"/>
-                <w:iCs w:val="false"/>
-                <w:color w:val="1A1F36"/>
-                <w:sz w:val="18"/>
-                <w:szCs w:val="18"/>
-              </w:rPr>
-              <w:t xml:space="preserve">1546</w:t>
-            </w:r>
-          </w:p>
-        </w:tc>
-        <w:tc>
-          <w:tcPr>
-            <w:tcW w:type="dxa" w:w="2600"/>
-            <w:tcBorders>
-              <w:top w:val="single" w:color="C7CBDC" w:sz="4"/>
-              <w:left w:val="single" w:color="C7CBDC" w:sz="4"/>
-              <w:bottom w:val="single" w:color="C7CBDC" w:sz="4"/>
-              <w:right w:val="single" w:color="C7CBDC" w:sz="4"/>
-            </w:tcBorders>
-            <w:tcMar>
-              <w:top w:type="dxa" w:w="60"/>
-              <w:left w:type="dxa" w:w="90"/>
-              <w:bottom w:type="dxa" w:w="60"/>
-              <w:right w:type="dxa" w:w="90"/>
-            </w:tcMar>
-            <w:vAlign w:val="top"/>
-          </w:tcPr>
-          <w:p>
-            <w:pPr>
-              <w:spacing w:after="0"/>
-            </w:pPr>
-            <w:r>
-              <w:rPr>
-                <w:rFonts w:ascii="Calibri" w:cs="Calibri" w:eastAsia="Calibri" w:hAnsi="Calibri"/>
-                <w:b w:val="false"/>
-                <w:bCs w:val="false"/>
-                <w:i w:val="false"/>
-                <w:iCs w:val="false"/>
-                <w:color w:val="1A1F36"/>
-                <w:sz w:val="18"/>
-                <w:szCs w:val="18"/>
-              </w:rPr>
-              <w:t xml:space="preserve">23.08.2026  11:10</w:t>
-            </w:r>
-            <w:r>
-              <w:rPr>
-                <w:rFonts w:ascii="Calibri" w:cs="Calibri" w:eastAsia="Calibri" w:hAnsi="Calibri"/>
-                <w:b w:val="false"/>
-                <w:bCs w:val="false"/>
-                <w:i w:val="false"/>
-                <w:iCs w:val="false"/>
-                <w:color w:val="1A1F36"/>
-                <w:sz w:val="18"/>
-                <w:szCs w:val="18"/>
-              </w:rPr>
-              <w:br/>
-              <w:t xml:space="preserve">Звезда — Акулы</w:t>
-            </w:r>
-          </w:p>
-        </w:tc>
-        <w:tc>
-          <w:tcPr>
-            <w:tcW w:type="dxa" w:w="4200"/>
-            <w:tcBorders>
-              <w:top w:val="single" w:color="C7CBDC" w:sz="4"/>
-              <w:left w:val="single" w:color="C7CBDC" w:sz="4"/>
-              <w:bottom w:val="single" w:color="C7CBDC" w:sz="4"/>
-              <w:right w:val="single" w:color="C7CBDC" w:sz="4"/>
-            </w:tcBorders>
-            <w:tcMar>
-              <w:top w:type="dxa" w:w="60"/>
-              <w:left w:type="dxa" w:w="90"/>
-              <w:bottom w:type="dxa" w:w="60"/>
-              <w:right w:type="dxa" w:w="90"/>
-            </w:tcMar>
-            <w:vAlign w:val="top"/>
-          </w:tcPr>
-          <w:p>
-            <w:pPr>
-              <w:spacing w:after="0" w:before="0"/>
-            </w:pPr>
-            <w:r>
-              <w:rPr>
-                <w:rFonts w:ascii="Calibri" w:cs="Calibri" w:eastAsia="Calibri" w:hAnsi="Calibri"/>
-                <w:b w:val="false"/>
-                <w:bCs w:val="false"/>
-                <w:i w:val="false"/>
-                <w:iCs w:val="false"/>
-                <w:color w:val="5A5F7A"/>
-                <w:sz w:val="18"/>
-                <w:szCs w:val="18"/>
-              </w:rPr>
-              <w:t xml:space="preserve">итог 5:2, периоды 0:1 4:0 1:1</w:t>
-            </w:r>
-          </w:p>
-        </w:tc>
-        <w:tc>
-          <w:tcPr>
-            <w:tcW w:type="dxa" w:w="4200"/>
-            <w:tcBorders>
-              <w:top w:val="single" w:color="C7CBDC" w:sz="4"/>
-              <w:left w:val="single" w:color="C7CBDC" w:sz="4"/>
-              <w:bottom w:val="single" w:color="C7CBDC" w:sz="4"/>
-              <w:right w:val="single" w:color="C7CBDC" w:sz="4"/>
-            </w:tcBorders>
-            <w:tcMar>
-              <w:top w:type="dxa" w:w="60"/>
-              <w:left w:type="dxa" w:w="90"/>
-              <w:bottom w:type="dxa" w:w="60"/>
-              <w:right w:type="dxa" w:w="90"/>
-            </w:tcMar>
-            <w:vAlign w:val="top"/>
-          </w:tcPr>
-          <w:p>
-            <w:pPr>
-              <w:spacing w:after="0" w:before="0"/>
-            </w:pPr>
-            <w:r>
-              <w:rPr>
-                <w:rFonts w:ascii="Calibri" w:cs="Calibri" w:eastAsia="Calibri" w:hAnsi="Calibri"/>
-                <w:b/>
-                <w:bCs/>
-                <w:i w:val="false"/>
-                <w:iCs w:val="false"/>
-                <w:color w:val="1A1F36"/>
-                <w:sz w:val="18"/>
-                <w:szCs w:val="18"/>
-              </w:rPr>
-              <w:t xml:space="preserve">матч исключён из файла</w:t>
-            </w:r>
-          </w:p>
-        </w:tc>
-        <w:tc>
-          <w:tcPr>
-            <w:tcW w:type="dxa" w:w="3350"/>
-            <w:tcBorders>
-              <w:top w:val="single" w:color="C7CBDC" w:sz="4"/>
-              <w:left w:val="single" w:color="C7CBDC" w:sz="4"/>
-              <w:bottom w:val="single" w:color="C7CBDC" w:sz="4"/>
-              <w:right w:val="single" w:color="C7CBDC" w:sz="4"/>
-            </w:tcBorders>
-            <w:tcMar>
-              <w:top w:type="dxa" w:w="60"/>
-              <w:left w:type="dxa" w:w="90"/>
-              <w:bottom w:type="dxa" w:w="60"/>
-              <w:right w:type="dxa" w:w="90"/>
-            </w:tcMar>
-            <w:vAlign w:val="top"/>
-          </w:tcPr>
-          <w:p>
-            <w:pPr>
-              <w:spacing w:after="0" w:before="0"/>
-            </w:pPr>
-            <w:r>
-              <w:rPr>
-                <w:rFonts w:ascii="Calibri" w:cs="Calibri" w:eastAsia="Calibri" w:hAnsi="Calibri"/>
-                <w:b w:val="false"/>
-                <w:bCs w:val="false"/>
-                <w:i w:val="false"/>
-                <w:iCs w:val="false"/>
-                <w:color w:val="1A1F36"/>
-                <w:sz w:val="18"/>
-                <w:szCs w:val="18"/>
-              </w:rPr>
-              <w:t xml:space="preserve">команды из 1 дивизиона — ответ: в файл попали по ошибке</w:t>
-            </w:r>
-          </w:p>
-        </w:tc>
-      </w:tr>
-      <w:tr>
-        <w:tc>
-          <w:tcPr>
-            <w:tcW w:type="dxa" w:w="900"/>
-            <w:tcBorders>
-              <w:top w:val="single" w:color="C7CBDC" w:sz="4"/>
-              <w:left w:val="single" w:color="C7CBDC" w:sz="4"/>
-              <w:bottom w:val="single" w:color="C7CBDC" w:sz="4"/>
-              <w:right w:val="single" w:color="C7CBDC" w:sz="4"/>
-            </w:tcBorders>
-            <w:shd w:fill="F7F8FC" w:color="auto" w:val="clear"/>
-            <w:tcMar>
-              <w:top w:type="dxa" w:w="60"/>
-              <w:left w:type="dxa" w:w="90"/>
-              <w:bottom w:type="dxa" w:w="60"/>
-              <w:right w:type="dxa" w:w="90"/>
-            </w:tcMar>
-            <w:vAlign w:val="top"/>
-          </w:tcPr>
-          <w:p>
-            <w:pPr>
-              <w:spacing w:after="0" w:before="0"/>
-            </w:pPr>
-            <w:r>
-              <w:rPr>
-                <w:rFonts w:ascii="Calibri" w:cs="Calibri" w:eastAsia="Calibri" w:hAnsi="Calibri"/>
-                <w:b/>
-                <w:bCs/>
-                <w:i w:val="false"/>
-                <w:iCs w:val="false"/>
-                <w:color w:val="1A1F36"/>
-                <w:sz w:val="18"/>
-                <w:szCs w:val="18"/>
-              </w:rPr>
-              <w:t xml:space="preserve">1561</w:t>
-            </w:r>
-          </w:p>
-        </w:tc>
-        <w:tc>
-          <w:tcPr>
-            <w:tcW w:type="dxa" w:w="2600"/>
-            <w:tcBorders>
-              <w:top w:val="single" w:color="C7CBDC" w:sz="4"/>
-              <w:left w:val="single" w:color="C7CBDC" w:sz="4"/>
-              <w:bottom w:val="single" w:color="C7CBDC" w:sz="4"/>
-              <w:right w:val="single" w:color="C7CBDC" w:sz="4"/>
-            </w:tcBorders>
-            <w:shd w:fill="F7F8FC" w:color="auto" w:val="clear"/>
-            <w:tcMar>
-              <w:top w:type="dxa" w:w="60"/>
-              <w:left w:type="dxa" w:w="90"/>
-              <w:bottom w:type="dxa" w:w="60"/>
-              <w:right w:type="dxa" w:w="90"/>
-            </w:tcMar>
-            <w:vAlign w:val="top"/>
-          </w:tcPr>
-          <w:p>
-            <w:pPr>
-              <w:spacing w:after="0"/>
-            </w:pPr>
-            <w:r>
-              <w:rPr>
-                <w:rFonts w:ascii="Calibri" w:cs="Calibri" w:eastAsia="Calibri" w:hAnsi="Calibri"/>
-                <w:b w:val="false"/>
-                <w:bCs w:val="false"/>
-                <w:i w:val="false"/>
-                <w:iCs w:val="false"/>
-                <w:color w:val="1A1F36"/>
-                <w:sz w:val="18"/>
-                <w:szCs w:val="18"/>
-              </w:rPr>
-              <w:t xml:space="preserve">23.08.2026  10:30</w:t>
-            </w:r>
-            <w:r>
-              <w:rPr>
-                <w:rFonts w:ascii="Calibri" w:cs="Calibri" w:eastAsia="Calibri" w:hAnsi="Calibri"/>
-                <w:b w:val="false"/>
-                <w:bCs w:val="false"/>
-                <w:i w:val="false"/>
-                <w:iCs w:val="false"/>
-                <w:color w:val="1A1F36"/>
-                <w:sz w:val="18"/>
-                <w:szCs w:val="18"/>
-              </w:rPr>
-              <w:br/>
-              <w:t xml:space="preserve">Авиатор — Звезда</w:t>
-            </w:r>
-          </w:p>
-        </w:tc>
-        <w:tc>
-          <w:tcPr>
-            <w:tcW w:type="dxa" w:w="4200"/>
-            <w:tcBorders>
-              <w:top w:val="single" w:color="C7CBDC" w:sz="4"/>
-              <w:left w:val="single" w:color="C7CBDC" w:sz="4"/>
-              <w:bottom w:val="single" w:color="C7CBDC" w:sz="4"/>
-              <w:right w:val="single" w:color="C7CBDC" w:sz="4"/>
-            </w:tcBorders>
-            <w:shd w:fill="F7F8FC" w:color="auto" w:val="clear"/>
-            <w:tcMar>
-              <w:top w:type="dxa" w:w="60"/>
-              <w:left w:type="dxa" w:w="90"/>
-              <w:bottom w:type="dxa" w:w="60"/>
-              <w:right w:type="dxa" w:w="90"/>
-            </w:tcMar>
-            <w:vAlign w:val="top"/>
-          </w:tcPr>
-          <w:p>
-            <w:pPr>
-              <w:spacing w:after="0" w:before="0"/>
-            </w:pPr>
-            <w:r>
-              <w:rPr>
-                <w:rFonts w:ascii="Calibri" w:cs="Calibri" w:eastAsia="Calibri" w:hAnsi="Calibri"/>
-                <w:b w:val="false"/>
-                <w:bCs w:val="false"/>
-                <w:i w:val="false"/>
-                <w:iCs w:val="false"/>
-                <w:color w:val="5A5F7A"/>
-                <w:sz w:val="18"/>
-                <w:szCs w:val="18"/>
-              </w:rPr>
-              <w:t xml:space="preserve">итог 5:4 (Б Буллиты), периоды 1:0 2:0 1:4</w:t>
-            </w:r>
-          </w:p>
-        </w:tc>
-        <w:tc>
-          <w:tcPr>
-            <w:tcW w:type="dxa" w:w="4200"/>
-            <w:tcBorders>
-              <w:top w:val="single" w:color="C7CBDC" w:sz="4"/>
-              <w:left w:val="single" w:color="C7CBDC" w:sz="4"/>
-              <w:bottom w:val="single" w:color="C7CBDC" w:sz="4"/>
-              <w:right w:val="single" w:color="C7CBDC" w:sz="4"/>
-            </w:tcBorders>
-            <w:shd w:fill="F7F8FC" w:color="auto" w:val="clear"/>
-            <w:tcMar>
-              <w:top w:type="dxa" w:w="60"/>
-              <w:left w:type="dxa" w:w="90"/>
-              <w:bottom w:type="dxa" w:w="60"/>
-              <w:right w:type="dxa" w:w="90"/>
-            </w:tcMar>
-            <w:vAlign w:val="top"/>
-          </w:tcPr>
-          <w:p>
-            <w:pPr>
-              <w:spacing w:after="0" w:before="0"/>
-            </w:pPr>
-            <w:r>
-              <w:rPr>
-                <w:rFonts w:ascii="Calibri" w:cs="Calibri" w:eastAsia="Calibri" w:hAnsi="Calibri"/>
-                <w:b/>
-                <w:bCs/>
-                <w:i w:val="false"/>
-                <w:iCs w:val="false"/>
-                <w:color w:val="1A1F36"/>
-                <w:sz w:val="18"/>
-                <w:szCs w:val="18"/>
-              </w:rPr>
-              <w:t xml:space="preserve">матч исключён из файла</w:t>
-            </w:r>
-          </w:p>
-        </w:tc>
-        <w:tc>
-          <w:tcPr>
-            <w:tcW w:type="dxa" w:w="3350"/>
-            <w:tcBorders>
-              <w:top w:val="single" w:color="C7CBDC" w:sz="4"/>
-              <w:left w:val="single" w:color="C7CBDC" w:sz="4"/>
-              <w:bottom w:val="single" w:color="C7CBDC" w:sz="4"/>
-              <w:right w:val="single" w:color="C7CBDC" w:sz="4"/>
-            </w:tcBorders>
-            <w:shd w:fill="F7F8FC" w:color="auto" w:val="clear"/>
-            <w:tcMar>
-              <w:top w:type="dxa" w:w="60"/>
-              <w:left w:type="dxa" w:w="90"/>
-              <w:bottom w:type="dxa" w:w="60"/>
-              <w:right w:type="dxa" w:w="90"/>
-            </w:tcMar>
-            <w:vAlign w:val="top"/>
-          </w:tcPr>
-          <w:p>
-            <w:pPr>
-              <w:spacing w:after="0" w:before="0"/>
-            </w:pPr>
-            <w:r>
-              <w:rPr>
-                <w:rFonts w:ascii="Calibri" w:cs="Calibri" w:eastAsia="Calibri" w:hAnsi="Calibri"/>
-                <w:b w:val="false"/>
-                <w:bCs w:val="false"/>
-                <w:i w:val="false"/>
-                <w:iCs w:val="false"/>
-                <w:color w:val="1A1F36"/>
-                <w:sz w:val="18"/>
-                <w:szCs w:val="18"/>
-              </w:rPr>
-              <w:t xml:space="preserve">команды из 1 дивизиона — ответ: в файл попали по ошибке</w:t>
             </w:r>
           </w:p>
         </w:tc>

--- a/reports/Vnesennye_ispravleniya.docx
+++ b/reports/Vnesennye_ispravleniya.docx
@@ -38,6 +38,25 @@
           <w:szCs w:val="24"/>
         </w:rPr>
         <w:t xml:space="preserve">Чемпионат Регулярной хоккейной лиги 3х3</w:t>
+      </w:r>
+    </w:p>
+    <w:p>
+      <w:pPr>
+        <w:spacing w:after="40" w:before="0"/>
+        <w:jc w:val="center"/>
+      </w:pPr>
+      <w:r>
+        <w:rPr>
+          <w:rFonts w:ascii="Calibri" w:cs="Calibri" w:eastAsia="Calibri" w:hAnsi="Calibri"/>
+          <w:b w:val="false"/>
+          <w:bCs w:val="false"/>
+          <w:i w:val="false"/>
+          <w:iCs w:val="false"/>
+          <w:color w:val="5A5F7A"/>
+          <w:sz w:val="18"/>
+          <w:szCs w:val="18"/>
+        </w:rPr>
+        <w:t xml:space="preserve">Основание: Ответы проверяющих ЦЕНТРА на отчёт от 01.10.2026 (файл Otchet_o_proverke_131026.docx)</w:t>
       </w:r>
     </w:p>
     <w:p>
@@ -9926,6 +9945,6717 @@
                 <w:szCs w:val="18"/>
               </w:rPr>
               <w:t xml:space="preserve">2-й период исправлен проверяющим</w:t>
+            </w:r>
+          </w:p>
+        </w:tc>
+      </w:tr>
+    </w:tbl>
+    <w:p>
+      <w:pPr>
+        <w:keepNext/>
+        <w:pageBreakBefore/>
+        <w:pBdr>
+          <w:bottom w:val="single" w:color="2B2F77" w:sz="8" w:space="6"/>
+        </w:pBdr>
+        <w:spacing w:after="140" w:before="0"/>
+      </w:pPr>
+      <w:r>
+        <w:rPr>
+          <w:rFonts w:ascii="Calibri" w:cs="Calibri" w:eastAsia="Calibri" w:hAnsi="Calibri"/>
+          <w:b/>
+          <w:bCs/>
+          <w:i w:val="false"/>
+          <w:iCs w:val="false"/>
+          <w:color w:val="2B2F77"/>
+          <w:sz w:val="30"/>
+          <w:szCs w:val="30"/>
+        </w:rPr>
+        <w:t xml:space="preserve">Конференция ЦЕНТР (2 Дивизион)</w:t>
+      </w:r>
+    </w:p>
+    <w:p>
+      <w:pPr>
+        <w:keepNext/>
+        <w:spacing w:after="80" w:before="200"/>
+      </w:pPr>
+      <w:r>
+        <w:rPr>
+          <w:rFonts w:ascii="Calibri" w:cs="Calibri" w:eastAsia="Calibri" w:hAnsi="Calibri"/>
+          <w:b/>
+          <w:bCs/>
+          <w:i w:val="false"/>
+          <w:iCs w:val="false"/>
+          <w:color w:val="1A1F36"/>
+          <w:sz w:val="22"/>
+          <w:szCs w:val="22"/>
+        </w:rPr>
+        <w:t xml:space="preserve">Июль 2026</w:t>
+      </w:r>
+    </w:p>
+    <w:tbl>
+      <w:tblPr>
+        <w:tblW w:type="dxa" w:w="15250"/>
+        <w:tblBorders>
+          <w:top w:val="single" w:color="auto" w:sz="4"/>
+          <w:left w:val="single" w:color="auto" w:sz="4"/>
+          <w:bottom w:val="single" w:color="auto" w:sz="4"/>
+          <w:right w:val="single" w:color="auto" w:sz="4"/>
+          <w:insideH w:val="single" w:color="auto" w:sz="4"/>
+          <w:insideV w:val="single" w:color="auto" w:sz="4"/>
+        </w:tblBorders>
+      </w:tblPr>
+      <w:tblGrid>
+        <w:gridCol w:w="900"/>
+        <w:gridCol w:w="2600"/>
+        <w:gridCol w:w="4200"/>
+        <w:gridCol w:w="4200"/>
+        <w:gridCol w:w="3350"/>
+      </w:tblGrid>
+      <w:tr>
+        <w:trPr>
+          <w:tblHeader/>
+        </w:trPr>
+        <w:tc>
+          <w:tcPr>
+            <w:tcW w:type="dxa" w:w="900"/>
+            <w:tcBorders>
+              <w:top w:val="single" w:color="C7CBDC" w:sz="4"/>
+              <w:left w:val="single" w:color="C7CBDC" w:sz="4"/>
+              <w:bottom w:val="single" w:color="C7CBDC" w:sz="4"/>
+              <w:right w:val="single" w:color="C7CBDC" w:sz="4"/>
+            </w:tcBorders>
+            <w:shd w:fill="EEF0F7" w:color="auto" w:val="clear"/>
+            <w:tcMar>
+              <w:top w:type="dxa" w:w="60"/>
+              <w:left w:type="dxa" w:w="90"/>
+              <w:bottom w:type="dxa" w:w="60"/>
+              <w:right w:type="dxa" w:w="90"/>
+            </w:tcMar>
+            <w:vAlign w:val="top"/>
+          </w:tcPr>
+          <w:p>
+            <w:pPr>
+              <w:spacing w:after="0" w:before="0"/>
+            </w:pPr>
+            <w:r>
+              <w:rPr>
+                <w:rFonts w:ascii="Calibri" w:cs="Calibri" w:eastAsia="Calibri" w:hAnsi="Calibri"/>
+                <w:b/>
+                <w:bCs/>
+                <w:i w:val="false"/>
+                <w:iCs w:val="false"/>
+                <w:color w:val="1A1F36"/>
+                <w:sz w:val="18"/>
+                <w:szCs w:val="18"/>
+              </w:rPr>
+              <w:t xml:space="preserve">Стр.</w:t>
+            </w:r>
+          </w:p>
+        </w:tc>
+        <w:tc>
+          <w:tcPr>
+            <w:tcW w:type="dxa" w:w="2600"/>
+            <w:tcBorders>
+              <w:top w:val="single" w:color="C7CBDC" w:sz="4"/>
+              <w:left w:val="single" w:color="C7CBDC" w:sz="4"/>
+              <w:bottom w:val="single" w:color="C7CBDC" w:sz="4"/>
+              <w:right w:val="single" w:color="C7CBDC" w:sz="4"/>
+            </w:tcBorders>
+            <w:shd w:fill="EEF0F7" w:color="auto" w:val="clear"/>
+            <w:tcMar>
+              <w:top w:type="dxa" w:w="60"/>
+              <w:left w:type="dxa" w:w="90"/>
+              <w:bottom w:type="dxa" w:w="60"/>
+              <w:right w:type="dxa" w:w="90"/>
+            </w:tcMar>
+            <w:vAlign w:val="top"/>
+          </w:tcPr>
+          <w:p>
+            <w:pPr>
+              <w:spacing w:after="0" w:before="0"/>
+            </w:pPr>
+            <w:r>
+              <w:rPr>
+                <w:rFonts w:ascii="Calibri" w:cs="Calibri" w:eastAsia="Calibri" w:hAnsi="Calibri"/>
+                <w:b/>
+                <w:bCs/>
+                <w:i w:val="false"/>
+                <w:iCs w:val="false"/>
+                <w:color w:val="1A1F36"/>
+                <w:sz w:val="18"/>
+                <w:szCs w:val="18"/>
+              </w:rPr>
+              <w:t xml:space="preserve">Матч</w:t>
+            </w:r>
+          </w:p>
+        </w:tc>
+        <w:tc>
+          <w:tcPr>
+            <w:tcW w:type="dxa" w:w="4200"/>
+            <w:tcBorders>
+              <w:top w:val="single" w:color="C7CBDC" w:sz="4"/>
+              <w:left w:val="single" w:color="C7CBDC" w:sz="4"/>
+              <w:bottom w:val="single" w:color="C7CBDC" w:sz="4"/>
+              <w:right w:val="single" w:color="C7CBDC" w:sz="4"/>
+            </w:tcBorders>
+            <w:shd w:fill="EEF0F7" w:color="auto" w:val="clear"/>
+            <w:tcMar>
+              <w:top w:type="dxa" w:w="60"/>
+              <w:left w:type="dxa" w:w="90"/>
+              <w:bottom w:type="dxa" w:w="60"/>
+              <w:right w:type="dxa" w:w="90"/>
+            </w:tcMar>
+            <w:vAlign w:val="top"/>
+          </w:tcPr>
+          <w:p>
+            <w:pPr>
+              <w:spacing w:after="0" w:before="0"/>
+            </w:pPr>
+            <w:r>
+              <w:rPr>
+                <w:rFonts w:ascii="Calibri" w:cs="Calibri" w:eastAsia="Calibri" w:hAnsi="Calibri"/>
+                <w:b/>
+                <w:bCs/>
+                <w:i w:val="false"/>
+                <w:iCs w:val="false"/>
+                <w:color w:val="1A1F36"/>
+                <w:sz w:val="18"/>
+                <w:szCs w:val="18"/>
+              </w:rPr>
+              <w:t xml:space="preserve">Было</w:t>
+            </w:r>
+          </w:p>
+        </w:tc>
+        <w:tc>
+          <w:tcPr>
+            <w:tcW w:type="dxa" w:w="4200"/>
+            <w:tcBorders>
+              <w:top w:val="single" w:color="C7CBDC" w:sz="4"/>
+              <w:left w:val="single" w:color="C7CBDC" w:sz="4"/>
+              <w:bottom w:val="single" w:color="C7CBDC" w:sz="4"/>
+              <w:right w:val="single" w:color="C7CBDC" w:sz="4"/>
+            </w:tcBorders>
+            <w:shd w:fill="EEF0F7" w:color="auto" w:val="clear"/>
+            <w:tcMar>
+              <w:top w:type="dxa" w:w="60"/>
+              <w:left w:type="dxa" w:w="90"/>
+              <w:bottom w:type="dxa" w:w="60"/>
+              <w:right w:type="dxa" w:w="90"/>
+            </w:tcMar>
+            <w:vAlign w:val="top"/>
+          </w:tcPr>
+          <w:p>
+            <w:pPr>
+              <w:spacing w:after="0" w:before="0"/>
+            </w:pPr>
+            <w:r>
+              <w:rPr>
+                <w:rFonts w:ascii="Calibri" w:cs="Calibri" w:eastAsia="Calibri" w:hAnsi="Calibri"/>
+                <w:b/>
+                <w:bCs/>
+                <w:i w:val="false"/>
+                <w:iCs w:val="false"/>
+                <w:color w:val="1A1F36"/>
+                <w:sz w:val="18"/>
+                <w:szCs w:val="18"/>
+              </w:rPr>
+              <w:t xml:space="preserve">Стало</w:t>
+            </w:r>
+          </w:p>
+        </w:tc>
+        <w:tc>
+          <w:tcPr>
+            <w:tcW w:type="dxa" w:w="3350"/>
+            <w:tcBorders>
+              <w:top w:val="single" w:color="C7CBDC" w:sz="4"/>
+              <w:left w:val="single" w:color="C7CBDC" w:sz="4"/>
+              <w:bottom w:val="single" w:color="C7CBDC" w:sz="4"/>
+              <w:right w:val="single" w:color="C7CBDC" w:sz="4"/>
+            </w:tcBorders>
+            <w:shd w:fill="EEF0F7" w:color="auto" w:val="clear"/>
+            <w:tcMar>
+              <w:top w:type="dxa" w:w="60"/>
+              <w:left w:type="dxa" w:w="90"/>
+              <w:bottom w:type="dxa" w:w="60"/>
+              <w:right w:type="dxa" w:w="90"/>
+            </w:tcMar>
+            <w:vAlign w:val="top"/>
+          </w:tcPr>
+          <w:p>
+            <w:pPr>
+              <w:spacing w:after="0" w:before="0"/>
+            </w:pPr>
+            <w:r>
+              <w:rPr>
+                <w:rFonts w:ascii="Calibri" w:cs="Calibri" w:eastAsia="Calibri" w:hAnsi="Calibri"/>
+                <w:b/>
+                <w:bCs/>
+                <w:i w:val="false"/>
+                <w:iCs w:val="false"/>
+                <w:color w:val="1A1F36"/>
+                <w:sz w:val="18"/>
+                <w:szCs w:val="18"/>
+              </w:rPr>
+              <w:t xml:space="preserve">Основание</w:t>
+            </w:r>
+          </w:p>
+        </w:tc>
+      </w:tr>
+      <w:tr>
+        <w:tc>
+          <w:tcPr>
+            <w:tcW w:type="dxa" w:w="900"/>
+            <w:tcBorders>
+              <w:top w:val="single" w:color="C7CBDC" w:sz="4"/>
+              <w:left w:val="single" w:color="C7CBDC" w:sz="4"/>
+              <w:bottom w:val="single" w:color="C7CBDC" w:sz="4"/>
+              <w:right w:val="single" w:color="C7CBDC" w:sz="4"/>
+            </w:tcBorders>
+            <w:tcMar>
+              <w:top w:type="dxa" w:w="60"/>
+              <w:left w:type="dxa" w:w="90"/>
+              <w:bottom w:type="dxa" w:w="60"/>
+              <w:right w:type="dxa" w:w="90"/>
+            </w:tcMar>
+            <w:vAlign w:val="top"/>
+          </w:tcPr>
+          <w:p>
+            <w:pPr>
+              <w:spacing w:after="0" w:before="0"/>
+            </w:pPr>
+            <w:r>
+              <w:rPr>
+                <w:rFonts w:ascii="Calibri" w:cs="Calibri" w:eastAsia="Calibri" w:hAnsi="Calibri"/>
+                <w:b/>
+                <w:bCs/>
+                <w:i w:val="false"/>
+                <w:iCs w:val="false"/>
+                <w:color w:val="1A1F36"/>
+                <w:sz w:val="18"/>
+                <w:szCs w:val="18"/>
+              </w:rPr>
+              <w:t xml:space="preserve">256</w:t>
+            </w:r>
+          </w:p>
+        </w:tc>
+        <w:tc>
+          <w:tcPr>
+            <w:tcW w:type="dxa" w:w="2600"/>
+            <w:tcBorders>
+              <w:top w:val="single" w:color="C7CBDC" w:sz="4"/>
+              <w:left w:val="single" w:color="C7CBDC" w:sz="4"/>
+              <w:bottom w:val="single" w:color="C7CBDC" w:sz="4"/>
+              <w:right w:val="single" w:color="C7CBDC" w:sz="4"/>
+            </w:tcBorders>
+            <w:tcMar>
+              <w:top w:type="dxa" w:w="60"/>
+              <w:left w:type="dxa" w:w="90"/>
+              <w:bottom w:type="dxa" w:w="60"/>
+              <w:right w:type="dxa" w:w="90"/>
+            </w:tcMar>
+            <w:vAlign w:val="top"/>
+          </w:tcPr>
+          <w:p>
+            <w:pPr>
+              <w:spacing w:after="0"/>
+            </w:pPr>
+            <w:r>
+              <w:rPr>
+                <w:rFonts w:ascii="Calibri" w:cs="Calibri" w:eastAsia="Calibri" w:hAnsi="Calibri"/>
+                <w:b w:val="false"/>
+                <w:bCs w:val="false"/>
+                <w:i w:val="false"/>
+                <w:iCs w:val="false"/>
+                <w:color w:val="1A1F36"/>
+                <w:sz w:val="18"/>
+                <w:szCs w:val="18"/>
+              </w:rPr>
+              <w:t xml:space="preserve">15.07.2026  20:30</w:t>
+            </w:r>
+            <w:r>
+              <w:rPr>
+                <w:rFonts w:ascii="Calibri" w:cs="Calibri" w:eastAsia="Calibri" w:hAnsi="Calibri"/>
+                <w:b w:val="false"/>
+                <w:bCs w:val="false"/>
+                <w:i w:val="false"/>
+                <w:iCs w:val="false"/>
+                <w:color w:val="1A1F36"/>
+                <w:sz w:val="18"/>
+                <w:szCs w:val="18"/>
+              </w:rPr>
+              <w:br/>
+              <w:t xml:space="preserve">Слобода — Локомотив-Р</w:t>
+            </w:r>
+          </w:p>
+        </w:tc>
+        <w:tc>
+          <w:tcPr>
+            <w:tcW w:type="dxa" w:w="4200"/>
+            <w:tcBorders>
+              <w:top w:val="single" w:color="C7CBDC" w:sz="4"/>
+              <w:left w:val="single" w:color="C7CBDC" w:sz="4"/>
+              <w:bottom w:val="single" w:color="C7CBDC" w:sz="4"/>
+              <w:right w:val="single" w:color="C7CBDC" w:sz="4"/>
+            </w:tcBorders>
+            <w:tcMar>
+              <w:top w:type="dxa" w:w="60"/>
+              <w:left w:type="dxa" w:w="90"/>
+              <w:bottom w:type="dxa" w:w="60"/>
+              <w:right w:type="dxa" w:w="90"/>
+            </w:tcMar>
+            <w:vAlign w:val="top"/>
+          </w:tcPr>
+          <w:p>
+            <w:pPr>
+              <w:spacing w:after="0" w:before="0"/>
+            </w:pPr>
+            <w:r>
+              <w:rPr>
+                <w:rFonts w:ascii="Calibri" w:cs="Calibri" w:eastAsia="Calibri" w:hAnsi="Calibri"/>
+                <w:b w:val="false"/>
+                <w:bCs w:val="false"/>
+                <w:i w:val="false"/>
+                <w:iCs w:val="false"/>
+                <w:color w:val="5A5F7A"/>
+                <w:sz w:val="18"/>
+                <w:szCs w:val="18"/>
+              </w:rPr>
+              <w:t xml:space="preserve">состав команды Локомотив-Р: копия состава соперника</w:t>
+            </w:r>
+          </w:p>
+        </w:tc>
+        <w:tc>
+          <w:tcPr>
+            <w:tcW w:type="dxa" w:w="4200"/>
+            <w:tcBorders>
+              <w:top w:val="single" w:color="C7CBDC" w:sz="4"/>
+              <w:left w:val="single" w:color="C7CBDC" w:sz="4"/>
+              <w:bottom w:val="single" w:color="C7CBDC" w:sz="4"/>
+              <w:right w:val="single" w:color="C7CBDC" w:sz="4"/>
+            </w:tcBorders>
+            <w:tcMar>
+              <w:top w:type="dxa" w:w="60"/>
+              <w:left w:type="dxa" w:w="90"/>
+              <w:bottom w:type="dxa" w:w="60"/>
+              <w:right w:type="dxa" w:w="90"/>
+            </w:tcMar>
+            <w:vAlign w:val="top"/>
+          </w:tcPr>
+          <w:p>
+            <w:pPr>
+              <w:spacing w:after="0" w:before="0"/>
+            </w:pPr>
+            <w:r>
+              <w:rPr>
+                <w:rFonts w:ascii="Calibri" w:cs="Calibri" w:eastAsia="Calibri" w:hAnsi="Calibri"/>
+                <w:b/>
+                <w:bCs/>
+                <w:i w:val="false"/>
+                <w:iCs w:val="false"/>
+                <w:color w:val="1A1F36"/>
+                <w:sz w:val="18"/>
+                <w:szCs w:val="18"/>
+              </w:rPr>
+              <w:t xml:space="preserve">состав команды Локомотив-Р: её постоянный состав (9 игроков)</w:t>
+            </w:r>
+          </w:p>
+        </w:tc>
+        <w:tc>
+          <w:tcPr>
+            <w:tcW w:type="dxa" w:w="3350"/>
+            <w:tcBorders>
+              <w:top w:val="single" w:color="C7CBDC" w:sz="4"/>
+              <w:left w:val="single" w:color="C7CBDC" w:sz="4"/>
+              <w:bottom w:val="single" w:color="C7CBDC" w:sz="4"/>
+              <w:right w:val="single" w:color="C7CBDC" w:sz="4"/>
+            </w:tcBorders>
+            <w:tcMar>
+              <w:top w:type="dxa" w:w="60"/>
+              <w:left w:type="dxa" w:w="90"/>
+              <w:bottom w:type="dxa" w:w="60"/>
+              <w:right w:type="dxa" w:w="90"/>
+            </w:tcMar>
+            <w:vAlign w:val="top"/>
+          </w:tcPr>
+          <w:p>
+            <w:pPr>
+              <w:spacing w:after="0" w:before="0"/>
+            </w:pPr>
+            <w:r>
+              <w:rPr>
+                <w:rFonts w:ascii="Calibri" w:cs="Calibri" w:eastAsia="Calibri" w:hAnsi="Calibri"/>
+                <w:b w:val="false"/>
+                <w:bCs w:val="false"/>
+                <w:i w:val="false"/>
+                <w:iCs w:val="false"/>
+                <w:color w:val="1A1F36"/>
+                <w:sz w:val="18"/>
+                <w:szCs w:val="18"/>
+              </w:rPr>
+              <w:t xml:space="preserve">подтверждено проверяющим: в первоначальном файле состав верный</w:t>
+            </w:r>
+          </w:p>
+        </w:tc>
+      </w:tr>
+    </w:tbl>
+    <w:p>
+      <w:pPr>
+        <w:keepNext/>
+        <w:spacing w:after="80" w:before="200"/>
+      </w:pPr>
+      <w:r>
+        <w:rPr>
+          <w:rFonts w:ascii="Calibri" w:cs="Calibri" w:eastAsia="Calibri" w:hAnsi="Calibri"/>
+          <w:b/>
+          <w:bCs/>
+          <w:i w:val="false"/>
+          <w:iCs w:val="false"/>
+          <w:color w:val="1A1F36"/>
+          <w:sz w:val="22"/>
+          <w:szCs w:val="22"/>
+        </w:rPr>
+        <w:t xml:space="preserve">Август 2026</w:t>
+      </w:r>
+    </w:p>
+    <w:tbl>
+      <w:tblPr>
+        <w:tblW w:type="dxa" w:w="15250"/>
+        <w:tblBorders>
+          <w:top w:val="single" w:color="auto" w:sz="4"/>
+          <w:left w:val="single" w:color="auto" w:sz="4"/>
+          <w:bottom w:val="single" w:color="auto" w:sz="4"/>
+          <w:right w:val="single" w:color="auto" w:sz="4"/>
+          <w:insideH w:val="single" w:color="auto" w:sz="4"/>
+          <w:insideV w:val="single" w:color="auto" w:sz="4"/>
+        </w:tblBorders>
+      </w:tblPr>
+      <w:tblGrid>
+        <w:gridCol w:w="900"/>
+        <w:gridCol w:w="2600"/>
+        <w:gridCol w:w="4200"/>
+        <w:gridCol w:w="4200"/>
+        <w:gridCol w:w="3350"/>
+      </w:tblGrid>
+      <w:tr>
+        <w:trPr>
+          <w:tblHeader/>
+        </w:trPr>
+        <w:tc>
+          <w:tcPr>
+            <w:tcW w:type="dxa" w:w="900"/>
+            <w:tcBorders>
+              <w:top w:val="single" w:color="C7CBDC" w:sz="4"/>
+              <w:left w:val="single" w:color="C7CBDC" w:sz="4"/>
+              <w:bottom w:val="single" w:color="C7CBDC" w:sz="4"/>
+              <w:right w:val="single" w:color="C7CBDC" w:sz="4"/>
+            </w:tcBorders>
+            <w:shd w:fill="EEF0F7" w:color="auto" w:val="clear"/>
+            <w:tcMar>
+              <w:top w:type="dxa" w:w="60"/>
+              <w:left w:type="dxa" w:w="90"/>
+              <w:bottom w:type="dxa" w:w="60"/>
+              <w:right w:type="dxa" w:w="90"/>
+            </w:tcMar>
+            <w:vAlign w:val="top"/>
+          </w:tcPr>
+          <w:p>
+            <w:pPr>
+              <w:spacing w:after="0" w:before="0"/>
+            </w:pPr>
+            <w:r>
+              <w:rPr>
+                <w:rFonts w:ascii="Calibri" w:cs="Calibri" w:eastAsia="Calibri" w:hAnsi="Calibri"/>
+                <w:b/>
+                <w:bCs/>
+                <w:i w:val="false"/>
+                <w:iCs w:val="false"/>
+                <w:color w:val="1A1F36"/>
+                <w:sz w:val="18"/>
+                <w:szCs w:val="18"/>
+              </w:rPr>
+              <w:t xml:space="preserve">Стр.</w:t>
+            </w:r>
+          </w:p>
+        </w:tc>
+        <w:tc>
+          <w:tcPr>
+            <w:tcW w:type="dxa" w:w="2600"/>
+            <w:tcBorders>
+              <w:top w:val="single" w:color="C7CBDC" w:sz="4"/>
+              <w:left w:val="single" w:color="C7CBDC" w:sz="4"/>
+              <w:bottom w:val="single" w:color="C7CBDC" w:sz="4"/>
+              <w:right w:val="single" w:color="C7CBDC" w:sz="4"/>
+            </w:tcBorders>
+            <w:shd w:fill="EEF0F7" w:color="auto" w:val="clear"/>
+            <w:tcMar>
+              <w:top w:type="dxa" w:w="60"/>
+              <w:left w:type="dxa" w:w="90"/>
+              <w:bottom w:type="dxa" w:w="60"/>
+              <w:right w:type="dxa" w:w="90"/>
+            </w:tcMar>
+            <w:vAlign w:val="top"/>
+          </w:tcPr>
+          <w:p>
+            <w:pPr>
+              <w:spacing w:after="0" w:before="0"/>
+            </w:pPr>
+            <w:r>
+              <w:rPr>
+                <w:rFonts w:ascii="Calibri" w:cs="Calibri" w:eastAsia="Calibri" w:hAnsi="Calibri"/>
+                <w:b/>
+                <w:bCs/>
+                <w:i w:val="false"/>
+                <w:iCs w:val="false"/>
+                <w:color w:val="1A1F36"/>
+                <w:sz w:val="18"/>
+                <w:szCs w:val="18"/>
+              </w:rPr>
+              <w:t xml:space="preserve">Матч</w:t>
+            </w:r>
+          </w:p>
+        </w:tc>
+        <w:tc>
+          <w:tcPr>
+            <w:tcW w:type="dxa" w:w="4200"/>
+            <w:tcBorders>
+              <w:top w:val="single" w:color="C7CBDC" w:sz="4"/>
+              <w:left w:val="single" w:color="C7CBDC" w:sz="4"/>
+              <w:bottom w:val="single" w:color="C7CBDC" w:sz="4"/>
+              <w:right w:val="single" w:color="C7CBDC" w:sz="4"/>
+            </w:tcBorders>
+            <w:shd w:fill="EEF0F7" w:color="auto" w:val="clear"/>
+            <w:tcMar>
+              <w:top w:type="dxa" w:w="60"/>
+              <w:left w:type="dxa" w:w="90"/>
+              <w:bottom w:type="dxa" w:w="60"/>
+              <w:right w:type="dxa" w:w="90"/>
+            </w:tcMar>
+            <w:vAlign w:val="top"/>
+          </w:tcPr>
+          <w:p>
+            <w:pPr>
+              <w:spacing w:after="0" w:before="0"/>
+            </w:pPr>
+            <w:r>
+              <w:rPr>
+                <w:rFonts w:ascii="Calibri" w:cs="Calibri" w:eastAsia="Calibri" w:hAnsi="Calibri"/>
+                <w:b/>
+                <w:bCs/>
+                <w:i w:val="false"/>
+                <w:iCs w:val="false"/>
+                <w:color w:val="1A1F36"/>
+                <w:sz w:val="18"/>
+                <w:szCs w:val="18"/>
+              </w:rPr>
+              <w:t xml:space="preserve">Было</w:t>
+            </w:r>
+          </w:p>
+        </w:tc>
+        <w:tc>
+          <w:tcPr>
+            <w:tcW w:type="dxa" w:w="4200"/>
+            <w:tcBorders>
+              <w:top w:val="single" w:color="C7CBDC" w:sz="4"/>
+              <w:left w:val="single" w:color="C7CBDC" w:sz="4"/>
+              <w:bottom w:val="single" w:color="C7CBDC" w:sz="4"/>
+              <w:right w:val="single" w:color="C7CBDC" w:sz="4"/>
+            </w:tcBorders>
+            <w:shd w:fill="EEF0F7" w:color="auto" w:val="clear"/>
+            <w:tcMar>
+              <w:top w:type="dxa" w:w="60"/>
+              <w:left w:type="dxa" w:w="90"/>
+              <w:bottom w:type="dxa" w:w="60"/>
+              <w:right w:type="dxa" w:w="90"/>
+            </w:tcMar>
+            <w:vAlign w:val="top"/>
+          </w:tcPr>
+          <w:p>
+            <w:pPr>
+              <w:spacing w:after="0" w:before="0"/>
+            </w:pPr>
+            <w:r>
+              <w:rPr>
+                <w:rFonts w:ascii="Calibri" w:cs="Calibri" w:eastAsia="Calibri" w:hAnsi="Calibri"/>
+                <w:b/>
+                <w:bCs/>
+                <w:i w:val="false"/>
+                <w:iCs w:val="false"/>
+                <w:color w:val="1A1F36"/>
+                <w:sz w:val="18"/>
+                <w:szCs w:val="18"/>
+              </w:rPr>
+              <w:t xml:space="preserve">Стало</w:t>
+            </w:r>
+          </w:p>
+        </w:tc>
+        <w:tc>
+          <w:tcPr>
+            <w:tcW w:type="dxa" w:w="3350"/>
+            <w:tcBorders>
+              <w:top w:val="single" w:color="C7CBDC" w:sz="4"/>
+              <w:left w:val="single" w:color="C7CBDC" w:sz="4"/>
+              <w:bottom w:val="single" w:color="C7CBDC" w:sz="4"/>
+              <w:right w:val="single" w:color="C7CBDC" w:sz="4"/>
+            </w:tcBorders>
+            <w:shd w:fill="EEF0F7" w:color="auto" w:val="clear"/>
+            <w:tcMar>
+              <w:top w:type="dxa" w:w="60"/>
+              <w:left w:type="dxa" w:w="90"/>
+              <w:bottom w:type="dxa" w:w="60"/>
+              <w:right w:type="dxa" w:w="90"/>
+            </w:tcMar>
+            <w:vAlign w:val="top"/>
+          </w:tcPr>
+          <w:p>
+            <w:pPr>
+              <w:spacing w:after="0" w:before="0"/>
+            </w:pPr>
+            <w:r>
+              <w:rPr>
+                <w:rFonts w:ascii="Calibri" w:cs="Calibri" w:eastAsia="Calibri" w:hAnsi="Calibri"/>
+                <w:b/>
+                <w:bCs/>
+                <w:i w:val="false"/>
+                <w:iCs w:val="false"/>
+                <w:color w:val="1A1F36"/>
+                <w:sz w:val="18"/>
+                <w:szCs w:val="18"/>
+              </w:rPr>
+              <w:t xml:space="preserve">Основание</w:t>
+            </w:r>
+          </w:p>
+        </w:tc>
+      </w:tr>
+      <w:tr>
+        <w:tc>
+          <w:tcPr>
+            <w:tcW w:type="dxa" w:w="900"/>
+            <w:tcBorders>
+              <w:top w:val="single" w:color="C7CBDC" w:sz="4"/>
+              <w:left w:val="single" w:color="C7CBDC" w:sz="4"/>
+              <w:bottom w:val="single" w:color="C7CBDC" w:sz="4"/>
+              <w:right w:val="single" w:color="C7CBDC" w:sz="4"/>
+            </w:tcBorders>
+            <w:tcMar>
+              <w:top w:type="dxa" w:w="60"/>
+              <w:left w:type="dxa" w:w="90"/>
+              <w:bottom w:type="dxa" w:w="60"/>
+              <w:right w:type="dxa" w:w="90"/>
+            </w:tcMar>
+            <w:vAlign w:val="top"/>
+          </w:tcPr>
+          <w:p>
+            <w:pPr>
+              <w:spacing w:after="0" w:before="0"/>
+            </w:pPr>
+            <w:r>
+              <w:rPr>
+                <w:rFonts w:ascii="Calibri" w:cs="Calibri" w:eastAsia="Calibri" w:hAnsi="Calibri"/>
+                <w:b/>
+                <w:bCs/>
+                <w:i w:val="false"/>
+                <w:iCs w:val="false"/>
+                <w:color w:val="1A1F36"/>
+                <w:sz w:val="18"/>
+                <w:szCs w:val="18"/>
+              </w:rPr>
+              <w:t xml:space="preserve">76</w:t>
+            </w:r>
+          </w:p>
+        </w:tc>
+        <w:tc>
+          <w:tcPr>
+            <w:tcW w:type="dxa" w:w="2600"/>
+            <w:tcBorders>
+              <w:top w:val="single" w:color="C7CBDC" w:sz="4"/>
+              <w:left w:val="single" w:color="C7CBDC" w:sz="4"/>
+              <w:bottom w:val="single" w:color="C7CBDC" w:sz="4"/>
+              <w:right w:val="single" w:color="C7CBDC" w:sz="4"/>
+            </w:tcBorders>
+            <w:tcMar>
+              <w:top w:type="dxa" w:w="60"/>
+              <w:left w:type="dxa" w:w="90"/>
+              <w:bottom w:type="dxa" w:w="60"/>
+              <w:right w:type="dxa" w:w="90"/>
+            </w:tcMar>
+            <w:vAlign w:val="top"/>
+          </w:tcPr>
+          <w:p>
+            <w:pPr>
+              <w:spacing w:after="0"/>
+            </w:pPr>
+            <w:r>
+              <w:rPr>
+                <w:rFonts w:ascii="Calibri" w:cs="Calibri" w:eastAsia="Calibri" w:hAnsi="Calibri"/>
+                <w:b w:val="false"/>
+                <w:bCs w:val="false"/>
+                <w:i w:val="false"/>
+                <w:iCs w:val="false"/>
+                <w:color w:val="1A1F36"/>
+                <w:sz w:val="18"/>
+                <w:szCs w:val="18"/>
+              </w:rPr>
+              <w:t xml:space="preserve">12.08.2026  21:25</w:t>
+            </w:r>
+            <w:r>
+              <w:rPr>
+                <w:rFonts w:ascii="Calibri" w:cs="Calibri" w:eastAsia="Calibri" w:hAnsi="Calibri"/>
+                <w:b w:val="false"/>
+                <w:bCs w:val="false"/>
+                <w:i w:val="false"/>
+                <w:iCs w:val="false"/>
+                <w:color w:val="1A1F36"/>
+                <w:sz w:val="18"/>
+                <w:szCs w:val="18"/>
+              </w:rPr>
+              <w:br/>
+              <w:t xml:space="preserve">Слобода — Локомотив-Р</w:t>
+            </w:r>
+          </w:p>
+        </w:tc>
+        <w:tc>
+          <w:tcPr>
+            <w:tcW w:type="dxa" w:w="4200"/>
+            <w:tcBorders>
+              <w:top w:val="single" w:color="C7CBDC" w:sz="4"/>
+              <w:left w:val="single" w:color="C7CBDC" w:sz="4"/>
+              <w:bottom w:val="single" w:color="C7CBDC" w:sz="4"/>
+              <w:right w:val="single" w:color="C7CBDC" w:sz="4"/>
+            </w:tcBorders>
+            <w:tcMar>
+              <w:top w:type="dxa" w:w="60"/>
+              <w:left w:type="dxa" w:w="90"/>
+              <w:bottom w:type="dxa" w:w="60"/>
+              <w:right w:type="dxa" w:w="90"/>
+            </w:tcMar>
+            <w:vAlign w:val="top"/>
+          </w:tcPr>
+          <w:p>
+            <w:pPr>
+              <w:spacing w:after="0" w:before="0"/>
+            </w:pPr>
+            <w:r>
+              <w:rPr>
+                <w:rFonts w:ascii="Calibri" w:cs="Calibri" w:eastAsia="Calibri" w:hAnsi="Calibri"/>
+                <w:b w:val="false"/>
+                <w:bCs w:val="false"/>
+                <w:i w:val="false"/>
+                <w:iCs w:val="false"/>
+                <w:color w:val="5A5F7A"/>
+                <w:sz w:val="18"/>
+                <w:szCs w:val="18"/>
+              </w:rPr>
+              <w:t xml:space="preserve">состав команды Локомотив-Р: копия состава соперника</w:t>
+            </w:r>
+          </w:p>
+        </w:tc>
+        <w:tc>
+          <w:tcPr>
+            <w:tcW w:type="dxa" w:w="4200"/>
+            <w:tcBorders>
+              <w:top w:val="single" w:color="C7CBDC" w:sz="4"/>
+              <w:left w:val="single" w:color="C7CBDC" w:sz="4"/>
+              <w:bottom w:val="single" w:color="C7CBDC" w:sz="4"/>
+              <w:right w:val="single" w:color="C7CBDC" w:sz="4"/>
+            </w:tcBorders>
+            <w:tcMar>
+              <w:top w:type="dxa" w:w="60"/>
+              <w:left w:type="dxa" w:w="90"/>
+              <w:bottom w:type="dxa" w:w="60"/>
+              <w:right w:type="dxa" w:w="90"/>
+            </w:tcMar>
+            <w:vAlign w:val="top"/>
+          </w:tcPr>
+          <w:p>
+            <w:pPr>
+              <w:spacing w:after="0" w:before="0"/>
+            </w:pPr>
+            <w:r>
+              <w:rPr>
+                <w:rFonts w:ascii="Calibri" w:cs="Calibri" w:eastAsia="Calibri" w:hAnsi="Calibri"/>
+                <w:b/>
+                <w:bCs/>
+                <w:i w:val="false"/>
+                <w:iCs w:val="false"/>
+                <w:color w:val="1A1F36"/>
+                <w:sz w:val="18"/>
+                <w:szCs w:val="18"/>
+              </w:rPr>
+              <w:t xml:space="preserve">состав команды Локомотив-Р: её постоянный состав (9 игроков)</w:t>
+            </w:r>
+          </w:p>
+        </w:tc>
+        <w:tc>
+          <w:tcPr>
+            <w:tcW w:type="dxa" w:w="3350"/>
+            <w:tcBorders>
+              <w:top w:val="single" w:color="C7CBDC" w:sz="4"/>
+              <w:left w:val="single" w:color="C7CBDC" w:sz="4"/>
+              <w:bottom w:val="single" w:color="C7CBDC" w:sz="4"/>
+              <w:right w:val="single" w:color="C7CBDC" w:sz="4"/>
+            </w:tcBorders>
+            <w:tcMar>
+              <w:top w:type="dxa" w:w="60"/>
+              <w:left w:type="dxa" w:w="90"/>
+              <w:bottom w:type="dxa" w:w="60"/>
+              <w:right w:type="dxa" w:w="90"/>
+            </w:tcMar>
+            <w:vAlign w:val="top"/>
+          </w:tcPr>
+          <w:p>
+            <w:pPr>
+              <w:spacing w:after="0" w:before="0"/>
+            </w:pPr>
+            <w:r>
+              <w:rPr>
+                <w:rFonts w:ascii="Calibri" w:cs="Calibri" w:eastAsia="Calibri" w:hAnsi="Calibri"/>
+                <w:b w:val="false"/>
+                <w:bCs w:val="false"/>
+                <w:i w:val="false"/>
+                <w:iCs w:val="false"/>
+                <w:color w:val="1A1F36"/>
+                <w:sz w:val="18"/>
+                <w:szCs w:val="18"/>
+              </w:rPr>
+              <w:t xml:space="preserve">подтверждено проверяющим: в первоначальном файле состав верный</w:t>
+            </w:r>
+          </w:p>
+        </w:tc>
+      </w:tr>
+    </w:tbl>
+    <w:p>
+      <w:pPr>
+        <w:keepNext/>
+        <w:pageBreakBefore/>
+        <w:pBdr>
+          <w:bottom w:val="single" w:color="2B2F77" w:sz="8" w:space="6"/>
+        </w:pBdr>
+        <w:spacing w:after="140" w:before="0"/>
+      </w:pPr>
+      <w:r>
+        <w:rPr>
+          <w:rFonts w:ascii="Calibri" w:cs="Calibri" w:eastAsia="Calibri" w:hAnsi="Calibri"/>
+          <w:b/>
+          <w:bCs/>
+          <w:i w:val="false"/>
+          <w:iCs w:val="false"/>
+          <w:color w:val="2B2F77"/>
+          <w:sz w:val="30"/>
+          <w:szCs w:val="30"/>
+        </w:rPr>
+        <w:t xml:space="preserve">Конференция ЦЕНТР (3 Дивизион)</w:t>
+      </w:r>
+    </w:p>
+    <w:p>
+      <w:pPr>
+        <w:keepNext/>
+        <w:spacing w:after="80" w:before="200"/>
+      </w:pPr>
+      <w:r>
+        <w:rPr>
+          <w:rFonts w:ascii="Calibri" w:cs="Calibri" w:eastAsia="Calibri" w:hAnsi="Calibri"/>
+          <w:b/>
+          <w:bCs/>
+          <w:i w:val="false"/>
+          <w:iCs w:val="false"/>
+          <w:color w:val="1A1F36"/>
+          <w:sz w:val="22"/>
+          <w:szCs w:val="22"/>
+        </w:rPr>
+        <w:t xml:space="preserve">Июль 2026</w:t>
+      </w:r>
+    </w:p>
+    <w:tbl>
+      <w:tblPr>
+        <w:tblW w:type="dxa" w:w="15250"/>
+        <w:tblBorders>
+          <w:top w:val="single" w:color="auto" w:sz="4"/>
+          <w:left w:val="single" w:color="auto" w:sz="4"/>
+          <w:bottom w:val="single" w:color="auto" w:sz="4"/>
+          <w:right w:val="single" w:color="auto" w:sz="4"/>
+          <w:insideH w:val="single" w:color="auto" w:sz="4"/>
+          <w:insideV w:val="single" w:color="auto" w:sz="4"/>
+        </w:tblBorders>
+      </w:tblPr>
+      <w:tblGrid>
+        <w:gridCol w:w="900"/>
+        <w:gridCol w:w="2600"/>
+        <w:gridCol w:w="4200"/>
+        <w:gridCol w:w="4200"/>
+        <w:gridCol w:w="3350"/>
+      </w:tblGrid>
+      <w:tr>
+        <w:trPr>
+          <w:tblHeader/>
+        </w:trPr>
+        <w:tc>
+          <w:tcPr>
+            <w:tcW w:type="dxa" w:w="900"/>
+            <w:tcBorders>
+              <w:top w:val="single" w:color="C7CBDC" w:sz="4"/>
+              <w:left w:val="single" w:color="C7CBDC" w:sz="4"/>
+              <w:bottom w:val="single" w:color="C7CBDC" w:sz="4"/>
+              <w:right w:val="single" w:color="C7CBDC" w:sz="4"/>
+            </w:tcBorders>
+            <w:shd w:fill="EEF0F7" w:color="auto" w:val="clear"/>
+            <w:tcMar>
+              <w:top w:type="dxa" w:w="60"/>
+              <w:left w:type="dxa" w:w="90"/>
+              <w:bottom w:type="dxa" w:w="60"/>
+              <w:right w:type="dxa" w:w="90"/>
+            </w:tcMar>
+            <w:vAlign w:val="top"/>
+          </w:tcPr>
+          <w:p>
+            <w:pPr>
+              <w:spacing w:after="0" w:before="0"/>
+            </w:pPr>
+            <w:r>
+              <w:rPr>
+                <w:rFonts w:ascii="Calibri" w:cs="Calibri" w:eastAsia="Calibri" w:hAnsi="Calibri"/>
+                <w:b/>
+                <w:bCs/>
+                <w:i w:val="false"/>
+                <w:iCs w:val="false"/>
+                <w:color w:val="1A1F36"/>
+                <w:sz w:val="18"/>
+                <w:szCs w:val="18"/>
+              </w:rPr>
+              <w:t xml:space="preserve">Стр.</w:t>
+            </w:r>
+          </w:p>
+        </w:tc>
+        <w:tc>
+          <w:tcPr>
+            <w:tcW w:type="dxa" w:w="2600"/>
+            <w:tcBorders>
+              <w:top w:val="single" w:color="C7CBDC" w:sz="4"/>
+              <w:left w:val="single" w:color="C7CBDC" w:sz="4"/>
+              <w:bottom w:val="single" w:color="C7CBDC" w:sz="4"/>
+              <w:right w:val="single" w:color="C7CBDC" w:sz="4"/>
+            </w:tcBorders>
+            <w:shd w:fill="EEF0F7" w:color="auto" w:val="clear"/>
+            <w:tcMar>
+              <w:top w:type="dxa" w:w="60"/>
+              <w:left w:type="dxa" w:w="90"/>
+              <w:bottom w:type="dxa" w:w="60"/>
+              <w:right w:type="dxa" w:w="90"/>
+            </w:tcMar>
+            <w:vAlign w:val="top"/>
+          </w:tcPr>
+          <w:p>
+            <w:pPr>
+              <w:spacing w:after="0" w:before="0"/>
+            </w:pPr>
+            <w:r>
+              <w:rPr>
+                <w:rFonts w:ascii="Calibri" w:cs="Calibri" w:eastAsia="Calibri" w:hAnsi="Calibri"/>
+                <w:b/>
+                <w:bCs/>
+                <w:i w:val="false"/>
+                <w:iCs w:val="false"/>
+                <w:color w:val="1A1F36"/>
+                <w:sz w:val="18"/>
+                <w:szCs w:val="18"/>
+              </w:rPr>
+              <w:t xml:space="preserve">Матч</w:t>
+            </w:r>
+          </w:p>
+        </w:tc>
+        <w:tc>
+          <w:tcPr>
+            <w:tcW w:type="dxa" w:w="4200"/>
+            <w:tcBorders>
+              <w:top w:val="single" w:color="C7CBDC" w:sz="4"/>
+              <w:left w:val="single" w:color="C7CBDC" w:sz="4"/>
+              <w:bottom w:val="single" w:color="C7CBDC" w:sz="4"/>
+              <w:right w:val="single" w:color="C7CBDC" w:sz="4"/>
+            </w:tcBorders>
+            <w:shd w:fill="EEF0F7" w:color="auto" w:val="clear"/>
+            <w:tcMar>
+              <w:top w:type="dxa" w:w="60"/>
+              <w:left w:type="dxa" w:w="90"/>
+              <w:bottom w:type="dxa" w:w="60"/>
+              <w:right w:type="dxa" w:w="90"/>
+            </w:tcMar>
+            <w:vAlign w:val="top"/>
+          </w:tcPr>
+          <w:p>
+            <w:pPr>
+              <w:spacing w:after="0" w:before="0"/>
+            </w:pPr>
+            <w:r>
+              <w:rPr>
+                <w:rFonts w:ascii="Calibri" w:cs="Calibri" w:eastAsia="Calibri" w:hAnsi="Calibri"/>
+                <w:b/>
+                <w:bCs/>
+                <w:i w:val="false"/>
+                <w:iCs w:val="false"/>
+                <w:color w:val="1A1F36"/>
+                <w:sz w:val="18"/>
+                <w:szCs w:val="18"/>
+              </w:rPr>
+              <w:t xml:space="preserve">Было</w:t>
+            </w:r>
+          </w:p>
+        </w:tc>
+        <w:tc>
+          <w:tcPr>
+            <w:tcW w:type="dxa" w:w="4200"/>
+            <w:tcBorders>
+              <w:top w:val="single" w:color="C7CBDC" w:sz="4"/>
+              <w:left w:val="single" w:color="C7CBDC" w:sz="4"/>
+              <w:bottom w:val="single" w:color="C7CBDC" w:sz="4"/>
+              <w:right w:val="single" w:color="C7CBDC" w:sz="4"/>
+            </w:tcBorders>
+            <w:shd w:fill="EEF0F7" w:color="auto" w:val="clear"/>
+            <w:tcMar>
+              <w:top w:type="dxa" w:w="60"/>
+              <w:left w:type="dxa" w:w="90"/>
+              <w:bottom w:type="dxa" w:w="60"/>
+              <w:right w:type="dxa" w:w="90"/>
+            </w:tcMar>
+            <w:vAlign w:val="top"/>
+          </w:tcPr>
+          <w:p>
+            <w:pPr>
+              <w:spacing w:after="0" w:before="0"/>
+            </w:pPr>
+            <w:r>
+              <w:rPr>
+                <w:rFonts w:ascii="Calibri" w:cs="Calibri" w:eastAsia="Calibri" w:hAnsi="Calibri"/>
+                <w:b/>
+                <w:bCs/>
+                <w:i w:val="false"/>
+                <w:iCs w:val="false"/>
+                <w:color w:val="1A1F36"/>
+                <w:sz w:val="18"/>
+                <w:szCs w:val="18"/>
+              </w:rPr>
+              <w:t xml:space="preserve">Стало</w:t>
+            </w:r>
+          </w:p>
+        </w:tc>
+        <w:tc>
+          <w:tcPr>
+            <w:tcW w:type="dxa" w:w="3350"/>
+            <w:tcBorders>
+              <w:top w:val="single" w:color="C7CBDC" w:sz="4"/>
+              <w:left w:val="single" w:color="C7CBDC" w:sz="4"/>
+              <w:bottom w:val="single" w:color="C7CBDC" w:sz="4"/>
+              <w:right w:val="single" w:color="C7CBDC" w:sz="4"/>
+            </w:tcBorders>
+            <w:shd w:fill="EEF0F7" w:color="auto" w:val="clear"/>
+            <w:tcMar>
+              <w:top w:type="dxa" w:w="60"/>
+              <w:left w:type="dxa" w:w="90"/>
+              <w:bottom w:type="dxa" w:w="60"/>
+              <w:right w:type="dxa" w:w="90"/>
+            </w:tcMar>
+            <w:vAlign w:val="top"/>
+          </w:tcPr>
+          <w:p>
+            <w:pPr>
+              <w:spacing w:after="0" w:before="0"/>
+            </w:pPr>
+            <w:r>
+              <w:rPr>
+                <w:rFonts w:ascii="Calibri" w:cs="Calibri" w:eastAsia="Calibri" w:hAnsi="Calibri"/>
+                <w:b/>
+                <w:bCs/>
+                <w:i w:val="false"/>
+                <w:iCs w:val="false"/>
+                <w:color w:val="1A1F36"/>
+                <w:sz w:val="18"/>
+                <w:szCs w:val="18"/>
+              </w:rPr>
+              <w:t xml:space="preserve">Основание</w:t>
+            </w:r>
+          </w:p>
+        </w:tc>
+      </w:tr>
+      <w:tr>
+        <w:tc>
+          <w:tcPr>
+            <w:tcW w:type="dxa" w:w="900"/>
+            <w:tcBorders>
+              <w:top w:val="single" w:color="C7CBDC" w:sz="4"/>
+              <w:left w:val="single" w:color="C7CBDC" w:sz="4"/>
+              <w:bottom w:val="single" w:color="C7CBDC" w:sz="4"/>
+              <w:right w:val="single" w:color="C7CBDC" w:sz="4"/>
+            </w:tcBorders>
+            <w:tcMar>
+              <w:top w:type="dxa" w:w="60"/>
+              <w:left w:type="dxa" w:w="90"/>
+              <w:bottom w:type="dxa" w:w="60"/>
+              <w:right w:type="dxa" w:w="90"/>
+            </w:tcMar>
+            <w:vAlign w:val="top"/>
+          </w:tcPr>
+          <w:p>
+            <w:pPr>
+              <w:spacing w:after="0" w:before="0"/>
+            </w:pPr>
+            <w:r>
+              <w:rPr>
+                <w:rFonts w:ascii="Calibri" w:cs="Calibri" w:eastAsia="Calibri" w:hAnsi="Calibri"/>
+                <w:b/>
+                <w:bCs/>
+                <w:i w:val="false"/>
+                <w:iCs w:val="false"/>
+                <w:color w:val="1A1F36"/>
+                <w:sz w:val="18"/>
+                <w:szCs w:val="18"/>
+              </w:rPr>
+              <w:t xml:space="preserve">1</w:t>
+            </w:r>
+          </w:p>
+        </w:tc>
+        <w:tc>
+          <w:tcPr>
+            <w:tcW w:type="dxa" w:w="2600"/>
+            <w:tcBorders>
+              <w:top w:val="single" w:color="C7CBDC" w:sz="4"/>
+              <w:left w:val="single" w:color="C7CBDC" w:sz="4"/>
+              <w:bottom w:val="single" w:color="C7CBDC" w:sz="4"/>
+              <w:right w:val="single" w:color="C7CBDC" w:sz="4"/>
+            </w:tcBorders>
+            <w:tcMar>
+              <w:top w:type="dxa" w:w="60"/>
+              <w:left w:type="dxa" w:w="90"/>
+              <w:bottom w:type="dxa" w:w="60"/>
+              <w:right w:type="dxa" w:w="90"/>
+            </w:tcMar>
+            <w:vAlign w:val="top"/>
+          </w:tcPr>
+          <w:p>
+            <w:pPr>
+              <w:spacing w:after="0"/>
+            </w:pPr>
+            <w:r>
+              <w:rPr>
+                <w:rFonts w:ascii="Calibri" w:cs="Calibri" w:eastAsia="Calibri" w:hAnsi="Calibri"/>
+                <w:b w:val="false"/>
+                <w:bCs w:val="false"/>
+                <w:i w:val="false"/>
+                <w:iCs w:val="false"/>
+                <w:color w:val="1A1F36"/>
+                <w:sz w:val="18"/>
+                <w:szCs w:val="18"/>
+              </w:rPr>
+              <w:t xml:space="preserve">30.07.2026  21:25</w:t>
+            </w:r>
+            <w:r>
+              <w:rPr>
+                <w:rFonts w:ascii="Calibri" w:cs="Calibri" w:eastAsia="Calibri" w:hAnsi="Calibri"/>
+                <w:b w:val="false"/>
+                <w:bCs w:val="false"/>
+                <w:i w:val="false"/>
+                <w:iCs w:val="false"/>
+                <w:color w:val="1A1F36"/>
+                <w:sz w:val="18"/>
+                <w:szCs w:val="18"/>
+              </w:rPr>
+              <w:br/>
+              <w:t xml:space="preserve">Штурм — Спортдепо</w:t>
+            </w:r>
+          </w:p>
+        </w:tc>
+        <w:tc>
+          <w:tcPr>
+            <w:tcW w:type="dxa" w:w="4200"/>
+            <w:tcBorders>
+              <w:top w:val="single" w:color="C7CBDC" w:sz="4"/>
+              <w:left w:val="single" w:color="C7CBDC" w:sz="4"/>
+              <w:bottom w:val="single" w:color="C7CBDC" w:sz="4"/>
+              <w:right w:val="single" w:color="C7CBDC" w:sz="4"/>
+            </w:tcBorders>
+            <w:tcMar>
+              <w:top w:type="dxa" w:w="60"/>
+              <w:left w:type="dxa" w:w="90"/>
+              <w:bottom w:type="dxa" w:w="60"/>
+              <w:right w:type="dxa" w:w="90"/>
+            </w:tcMar>
+            <w:vAlign w:val="top"/>
+          </w:tcPr>
+          <w:p>
+            <w:pPr>
+              <w:spacing w:after="0" w:before="0"/>
+            </w:pPr>
+            <w:r>
+              <w:rPr>
+                <w:rFonts w:ascii="Calibri" w:cs="Calibri" w:eastAsia="Calibri" w:hAnsi="Calibri"/>
+                <w:b w:val="false"/>
+                <w:bCs w:val="false"/>
+                <w:i w:val="false"/>
+                <w:iCs w:val="false"/>
+                <w:color w:val="5A5F7A"/>
+                <w:sz w:val="18"/>
+                <w:szCs w:val="18"/>
+              </w:rPr>
+              <w:t xml:space="preserve">Бамбуркин Владимир Васильевич — без номера</w:t>
+            </w:r>
+          </w:p>
+        </w:tc>
+        <w:tc>
+          <w:tcPr>
+            <w:tcW w:type="dxa" w:w="4200"/>
+            <w:tcBorders>
+              <w:top w:val="single" w:color="C7CBDC" w:sz="4"/>
+              <w:left w:val="single" w:color="C7CBDC" w:sz="4"/>
+              <w:bottom w:val="single" w:color="C7CBDC" w:sz="4"/>
+              <w:right w:val="single" w:color="C7CBDC" w:sz="4"/>
+            </w:tcBorders>
+            <w:tcMar>
+              <w:top w:type="dxa" w:w="60"/>
+              <w:left w:type="dxa" w:w="90"/>
+              <w:bottom w:type="dxa" w:w="60"/>
+              <w:right w:type="dxa" w:w="90"/>
+            </w:tcMar>
+            <w:vAlign w:val="top"/>
+          </w:tcPr>
+          <w:p>
+            <w:pPr>
+              <w:spacing w:after="0" w:before="0"/>
+            </w:pPr>
+            <w:r>
+              <w:rPr>
+                <w:rFonts w:ascii="Calibri" w:cs="Calibri" w:eastAsia="Calibri" w:hAnsi="Calibri"/>
+                <w:b/>
+                <w:bCs/>
+                <w:i w:val="false"/>
+                <w:iCs w:val="false"/>
+                <w:color w:val="1A1F36"/>
+                <w:sz w:val="18"/>
+                <w:szCs w:val="18"/>
+              </w:rPr>
+              <w:t xml:space="preserve">Бамбуркин Владимир Васильевич — №25</w:t>
+            </w:r>
+          </w:p>
+        </w:tc>
+        <w:tc>
+          <w:tcPr>
+            <w:tcW w:type="dxa" w:w="3350"/>
+            <w:tcBorders>
+              <w:top w:val="single" w:color="C7CBDC" w:sz="4"/>
+              <w:left w:val="single" w:color="C7CBDC" w:sz="4"/>
+              <w:bottom w:val="single" w:color="C7CBDC" w:sz="4"/>
+              <w:right w:val="single" w:color="C7CBDC" w:sz="4"/>
+            </w:tcBorders>
+            <w:tcMar>
+              <w:top w:type="dxa" w:w="60"/>
+              <w:left w:type="dxa" w:w="90"/>
+              <w:bottom w:type="dxa" w:w="60"/>
+              <w:right w:type="dxa" w:w="90"/>
+            </w:tcMar>
+            <w:vAlign w:val="top"/>
+          </w:tcPr>
+          <w:p>
+            <w:pPr>
+              <w:spacing w:after="0" w:before="0"/>
+            </w:pPr>
+            <w:r>
+              <w:rPr>
+                <w:rFonts w:ascii="Calibri" w:cs="Calibri" w:eastAsia="Calibri" w:hAnsi="Calibri"/>
+                <w:b w:val="false"/>
+                <w:bCs w:val="false"/>
+                <w:i w:val="false"/>
+                <w:iCs w:val="false"/>
+                <w:color w:val="1A1F36"/>
+                <w:sz w:val="18"/>
+                <w:szCs w:val="18"/>
+              </w:rPr>
+              <w:t xml:space="preserve">ответ проверяющего: №25</w:t>
+            </w:r>
+          </w:p>
+        </w:tc>
+      </w:tr>
+      <w:tr>
+        <w:tc>
+          <w:tcPr>
+            <w:tcW w:type="dxa" w:w="900"/>
+            <w:tcBorders>
+              <w:top w:val="single" w:color="C7CBDC" w:sz="4"/>
+              <w:left w:val="single" w:color="C7CBDC" w:sz="4"/>
+              <w:bottom w:val="single" w:color="C7CBDC" w:sz="4"/>
+              <w:right w:val="single" w:color="C7CBDC" w:sz="4"/>
+            </w:tcBorders>
+            <w:shd w:fill="F7F8FC" w:color="auto" w:val="clear"/>
+            <w:tcMar>
+              <w:top w:type="dxa" w:w="60"/>
+              <w:left w:type="dxa" w:w="90"/>
+              <w:bottom w:type="dxa" w:w="60"/>
+              <w:right w:type="dxa" w:w="90"/>
+            </w:tcMar>
+            <w:vAlign w:val="top"/>
+          </w:tcPr>
+          <w:p>
+            <w:pPr>
+              <w:spacing w:after="0" w:before="0"/>
+            </w:pPr>
+            <w:r>
+              <w:rPr>
+                <w:rFonts w:ascii="Calibri" w:cs="Calibri" w:eastAsia="Calibri" w:hAnsi="Calibri"/>
+                <w:b/>
+                <w:bCs/>
+                <w:i w:val="false"/>
+                <w:iCs w:val="false"/>
+                <w:color w:val="1A1F36"/>
+                <w:sz w:val="18"/>
+                <w:szCs w:val="18"/>
+              </w:rPr>
+              <w:t xml:space="preserve">16</w:t>
+            </w:r>
+          </w:p>
+        </w:tc>
+        <w:tc>
+          <w:tcPr>
+            <w:tcW w:type="dxa" w:w="2600"/>
+            <w:tcBorders>
+              <w:top w:val="single" w:color="C7CBDC" w:sz="4"/>
+              <w:left w:val="single" w:color="C7CBDC" w:sz="4"/>
+              <w:bottom w:val="single" w:color="C7CBDC" w:sz="4"/>
+              <w:right w:val="single" w:color="C7CBDC" w:sz="4"/>
+            </w:tcBorders>
+            <w:shd w:fill="F7F8FC" w:color="auto" w:val="clear"/>
+            <w:tcMar>
+              <w:top w:type="dxa" w:w="60"/>
+              <w:left w:type="dxa" w:w="90"/>
+              <w:bottom w:type="dxa" w:w="60"/>
+              <w:right w:type="dxa" w:w="90"/>
+            </w:tcMar>
+            <w:vAlign w:val="top"/>
+          </w:tcPr>
+          <w:p>
+            <w:pPr>
+              <w:spacing w:after="0"/>
+            </w:pPr>
+            <w:r>
+              <w:rPr>
+                <w:rFonts w:ascii="Calibri" w:cs="Calibri" w:eastAsia="Calibri" w:hAnsi="Calibri"/>
+                <w:b w:val="false"/>
+                <w:bCs w:val="false"/>
+                <w:i w:val="false"/>
+                <w:iCs w:val="false"/>
+                <w:color w:val="1A1F36"/>
+                <w:sz w:val="18"/>
+                <w:szCs w:val="18"/>
+              </w:rPr>
+              <w:t xml:space="preserve">30.07.2026  20:30</w:t>
+            </w:r>
+            <w:r>
+              <w:rPr>
+                <w:rFonts w:ascii="Calibri" w:cs="Calibri" w:eastAsia="Calibri" w:hAnsi="Calibri"/>
+                <w:b w:val="false"/>
+                <w:bCs w:val="false"/>
+                <w:i w:val="false"/>
+                <w:iCs w:val="false"/>
+                <w:color w:val="1A1F36"/>
+                <w:sz w:val="18"/>
+                <w:szCs w:val="18"/>
+              </w:rPr>
+              <w:br/>
+              <w:t xml:space="preserve">Спортдепо — Штурм</w:t>
+            </w:r>
+          </w:p>
+        </w:tc>
+        <w:tc>
+          <w:tcPr>
+            <w:tcW w:type="dxa" w:w="4200"/>
+            <w:tcBorders>
+              <w:top w:val="single" w:color="C7CBDC" w:sz="4"/>
+              <w:left w:val="single" w:color="C7CBDC" w:sz="4"/>
+              <w:bottom w:val="single" w:color="C7CBDC" w:sz="4"/>
+              <w:right w:val="single" w:color="C7CBDC" w:sz="4"/>
+            </w:tcBorders>
+            <w:shd w:fill="F7F8FC" w:color="auto" w:val="clear"/>
+            <w:tcMar>
+              <w:top w:type="dxa" w:w="60"/>
+              <w:left w:type="dxa" w:w="90"/>
+              <w:bottom w:type="dxa" w:w="60"/>
+              <w:right w:type="dxa" w:w="90"/>
+            </w:tcMar>
+            <w:vAlign w:val="top"/>
+          </w:tcPr>
+          <w:p>
+            <w:pPr>
+              <w:spacing w:after="0" w:before="0"/>
+            </w:pPr>
+            <w:r>
+              <w:rPr>
+                <w:rFonts w:ascii="Calibri" w:cs="Calibri" w:eastAsia="Calibri" w:hAnsi="Calibri"/>
+                <w:b w:val="false"/>
+                <w:bCs w:val="false"/>
+                <w:i w:val="false"/>
+                <w:iCs w:val="false"/>
+                <w:color w:val="5A5F7A"/>
+                <w:sz w:val="18"/>
+                <w:szCs w:val="18"/>
+              </w:rPr>
+              <w:t xml:space="preserve">Бамбуркин Владимир Васильевич — без номера</w:t>
+            </w:r>
+          </w:p>
+        </w:tc>
+        <w:tc>
+          <w:tcPr>
+            <w:tcW w:type="dxa" w:w="4200"/>
+            <w:tcBorders>
+              <w:top w:val="single" w:color="C7CBDC" w:sz="4"/>
+              <w:left w:val="single" w:color="C7CBDC" w:sz="4"/>
+              <w:bottom w:val="single" w:color="C7CBDC" w:sz="4"/>
+              <w:right w:val="single" w:color="C7CBDC" w:sz="4"/>
+            </w:tcBorders>
+            <w:shd w:fill="F7F8FC" w:color="auto" w:val="clear"/>
+            <w:tcMar>
+              <w:top w:type="dxa" w:w="60"/>
+              <w:left w:type="dxa" w:w="90"/>
+              <w:bottom w:type="dxa" w:w="60"/>
+              <w:right w:type="dxa" w:w="90"/>
+            </w:tcMar>
+            <w:vAlign w:val="top"/>
+          </w:tcPr>
+          <w:p>
+            <w:pPr>
+              <w:spacing w:after="0" w:before="0"/>
+            </w:pPr>
+            <w:r>
+              <w:rPr>
+                <w:rFonts w:ascii="Calibri" w:cs="Calibri" w:eastAsia="Calibri" w:hAnsi="Calibri"/>
+                <w:b/>
+                <w:bCs/>
+                <w:i w:val="false"/>
+                <w:iCs w:val="false"/>
+                <w:color w:val="1A1F36"/>
+                <w:sz w:val="18"/>
+                <w:szCs w:val="18"/>
+              </w:rPr>
+              <w:t xml:space="preserve">Бамбуркин Владимир Васильевич — №25</w:t>
+            </w:r>
+          </w:p>
+        </w:tc>
+        <w:tc>
+          <w:tcPr>
+            <w:tcW w:type="dxa" w:w="3350"/>
+            <w:tcBorders>
+              <w:top w:val="single" w:color="C7CBDC" w:sz="4"/>
+              <w:left w:val="single" w:color="C7CBDC" w:sz="4"/>
+              <w:bottom w:val="single" w:color="C7CBDC" w:sz="4"/>
+              <w:right w:val="single" w:color="C7CBDC" w:sz="4"/>
+            </w:tcBorders>
+            <w:shd w:fill="F7F8FC" w:color="auto" w:val="clear"/>
+            <w:tcMar>
+              <w:top w:type="dxa" w:w="60"/>
+              <w:left w:type="dxa" w:w="90"/>
+              <w:bottom w:type="dxa" w:w="60"/>
+              <w:right w:type="dxa" w:w="90"/>
+            </w:tcMar>
+            <w:vAlign w:val="top"/>
+          </w:tcPr>
+          <w:p>
+            <w:pPr>
+              <w:spacing w:after="0" w:before="0"/>
+            </w:pPr>
+            <w:r>
+              <w:rPr>
+                <w:rFonts w:ascii="Calibri" w:cs="Calibri" w:eastAsia="Calibri" w:hAnsi="Calibri"/>
+                <w:b w:val="false"/>
+                <w:bCs w:val="false"/>
+                <w:i w:val="false"/>
+                <w:iCs w:val="false"/>
+                <w:color w:val="1A1F36"/>
+                <w:sz w:val="18"/>
+                <w:szCs w:val="18"/>
+              </w:rPr>
+              <w:t xml:space="preserve">ответ проверяющего: №25</w:t>
+            </w:r>
+          </w:p>
+        </w:tc>
+      </w:tr>
+      <w:tr>
+        <w:tc>
+          <w:tcPr>
+            <w:tcW w:type="dxa" w:w="900"/>
+            <w:tcBorders>
+              <w:top w:val="single" w:color="C7CBDC" w:sz="4"/>
+              <w:left w:val="single" w:color="C7CBDC" w:sz="4"/>
+              <w:bottom w:val="single" w:color="C7CBDC" w:sz="4"/>
+              <w:right w:val="single" w:color="C7CBDC" w:sz="4"/>
+            </w:tcBorders>
+            <w:tcMar>
+              <w:top w:type="dxa" w:w="60"/>
+              <w:left w:type="dxa" w:w="90"/>
+              <w:bottom w:type="dxa" w:w="60"/>
+              <w:right w:type="dxa" w:w="90"/>
+            </w:tcMar>
+            <w:vAlign w:val="top"/>
+          </w:tcPr>
+          <w:p>
+            <w:pPr>
+              <w:spacing w:after="0" w:before="0"/>
+            </w:pPr>
+            <w:r>
+              <w:rPr>
+                <w:rFonts w:ascii="Calibri" w:cs="Calibri" w:eastAsia="Calibri" w:hAnsi="Calibri"/>
+                <w:b/>
+                <w:bCs/>
+                <w:i w:val="false"/>
+                <w:iCs w:val="false"/>
+                <w:color w:val="1A1F36"/>
+                <w:sz w:val="18"/>
+                <w:szCs w:val="18"/>
+              </w:rPr>
+              <w:t xml:space="preserve">61</w:t>
+            </w:r>
+          </w:p>
+        </w:tc>
+        <w:tc>
+          <w:tcPr>
+            <w:tcW w:type="dxa" w:w="2600"/>
+            <w:tcBorders>
+              <w:top w:val="single" w:color="C7CBDC" w:sz="4"/>
+              <w:left w:val="single" w:color="C7CBDC" w:sz="4"/>
+              <w:bottom w:val="single" w:color="C7CBDC" w:sz="4"/>
+              <w:right w:val="single" w:color="C7CBDC" w:sz="4"/>
+            </w:tcBorders>
+            <w:tcMar>
+              <w:top w:type="dxa" w:w="60"/>
+              <w:left w:type="dxa" w:w="90"/>
+              <w:bottom w:type="dxa" w:w="60"/>
+              <w:right w:type="dxa" w:w="90"/>
+            </w:tcMar>
+            <w:vAlign w:val="top"/>
+          </w:tcPr>
+          <w:p>
+            <w:pPr>
+              <w:spacing w:after="0"/>
+            </w:pPr>
+            <w:r>
+              <w:rPr>
+                <w:rFonts w:ascii="Calibri" w:cs="Calibri" w:eastAsia="Calibri" w:hAnsi="Calibri"/>
+                <w:b w:val="false"/>
+                <w:bCs w:val="false"/>
+                <w:i w:val="false"/>
+                <w:iCs w:val="false"/>
+                <w:color w:val="1A1F36"/>
+                <w:sz w:val="18"/>
+                <w:szCs w:val="18"/>
+              </w:rPr>
+              <w:t xml:space="preserve">27.07.2026  21:25</w:t>
+            </w:r>
+            <w:r>
+              <w:rPr>
+                <w:rFonts w:ascii="Calibri" w:cs="Calibri" w:eastAsia="Calibri" w:hAnsi="Calibri"/>
+                <w:b w:val="false"/>
+                <w:bCs w:val="false"/>
+                <w:i w:val="false"/>
+                <w:iCs w:val="false"/>
+                <w:color w:val="1A1F36"/>
+                <w:sz w:val="18"/>
+                <w:szCs w:val="18"/>
+              </w:rPr>
+              <w:br/>
+              <w:t xml:space="preserve">Спортдепо — Факел</w:t>
+            </w:r>
+          </w:p>
+        </w:tc>
+        <w:tc>
+          <w:tcPr>
+            <w:tcW w:type="dxa" w:w="4200"/>
+            <w:tcBorders>
+              <w:top w:val="single" w:color="C7CBDC" w:sz="4"/>
+              <w:left w:val="single" w:color="C7CBDC" w:sz="4"/>
+              <w:bottom w:val="single" w:color="C7CBDC" w:sz="4"/>
+              <w:right w:val="single" w:color="C7CBDC" w:sz="4"/>
+            </w:tcBorders>
+            <w:tcMar>
+              <w:top w:type="dxa" w:w="60"/>
+              <w:left w:type="dxa" w:w="90"/>
+              <w:bottom w:type="dxa" w:w="60"/>
+              <w:right w:type="dxa" w:w="90"/>
+            </w:tcMar>
+            <w:vAlign w:val="top"/>
+          </w:tcPr>
+          <w:p>
+            <w:pPr>
+              <w:spacing w:after="0" w:before="0"/>
+            </w:pPr>
+            <w:r>
+              <w:rPr>
+                <w:rFonts w:ascii="Calibri" w:cs="Calibri" w:eastAsia="Calibri" w:hAnsi="Calibri"/>
+                <w:b w:val="false"/>
+                <w:bCs w:val="false"/>
+                <w:i w:val="false"/>
+                <w:iCs w:val="false"/>
+                <w:color w:val="5A5F7A"/>
+                <w:sz w:val="18"/>
+                <w:szCs w:val="18"/>
+              </w:rPr>
+              <w:t xml:space="preserve">Бамбуркин Владимир Васильевич — без номера</w:t>
+            </w:r>
+          </w:p>
+        </w:tc>
+        <w:tc>
+          <w:tcPr>
+            <w:tcW w:type="dxa" w:w="4200"/>
+            <w:tcBorders>
+              <w:top w:val="single" w:color="C7CBDC" w:sz="4"/>
+              <w:left w:val="single" w:color="C7CBDC" w:sz="4"/>
+              <w:bottom w:val="single" w:color="C7CBDC" w:sz="4"/>
+              <w:right w:val="single" w:color="C7CBDC" w:sz="4"/>
+            </w:tcBorders>
+            <w:tcMar>
+              <w:top w:type="dxa" w:w="60"/>
+              <w:left w:type="dxa" w:w="90"/>
+              <w:bottom w:type="dxa" w:w="60"/>
+              <w:right w:type="dxa" w:w="90"/>
+            </w:tcMar>
+            <w:vAlign w:val="top"/>
+          </w:tcPr>
+          <w:p>
+            <w:pPr>
+              <w:spacing w:after="0" w:before="0"/>
+            </w:pPr>
+            <w:r>
+              <w:rPr>
+                <w:rFonts w:ascii="Calibri" w:cs="Calibri" w:eastAsia="Calibri" w:hAnsi="Calibri"/>
+                <w:b/>
+                <w:bCs/>
+                <w:i w:val="false"/>
+                <w:iCs w:val="false"/>
+                <w:color w:val="1A1F36"/>
+                <w:sz w:val="18"/>
+                <w:szCs w:val="18"/>
+              </w:rPr>
+              <w:t xml:space="preserve">Бамбуркин Владимир Васильевич — №25</w:t>
+            </w:r>
+          </w:p>
+        </w:tc>
+        <w:tc>
+          <w:tcPr>
+            <w:tcW w:type="dxa" w:w="3350"/>
+            <w:tcBorders>
+              <w:top w:val="single" w:color="C7CBDC" w:sz="4"/>
+              <w:left w:val="single" w:color="C7CBDC" w:sz="4"/>
+              <w:bottom w:val="single" w:color="C7CBDC" w:sz="4"/>
+              <w:right w:val="single" w:color="C7CBDC" w:sz="4"/>
+            </w:tcBorders>
+            <w:tcMar>
+              <w:top w:type="dxa" w:w="60"/>
+              <w:left w:type="dxa" w:w="90"/>
+              <w:bottom w:type="dxa" w:w="60"/>
+              <w:right w:type="dxa" w:w="90"/>
+            </w:tcMar>
+            <w:vAlign w:val="top"/>
+          </w:tcPr>
+          <w:p>
+            <w:pPr>
+              <w:spacing w:after="0" w:before="0"/>
+            </w:pPr>
+            <w:r>
+              <w:rPr>
+                <w:rFonts w:ascii="Calibri" w:cs="Calibri" w:eastAsia="Calibri" w:hAnsi="Calibri"/>
+                <w:b w:val="false"/>
+                <w:bCs w:val="false"/>
+                <w:i w:val="false"/>
+                <w:iCs w:val="false"/>
+                <w:color w:val="1A1F36"/>
+                <w:sz w:val="18"/>
+                <w:szCs w:val="18"/>
+              </w:rPr>
+              <w:t xml:space="preserve">ответ проверяющего: №25</w:t>
+            </w:r>
+          </w:p>
+        </w:tc>
+      </w:tr>
+      <w:tr>
+        <w:tc>
+          <w:tcPr>
+            <w:tcW w:type="dxa" w:w="900"/>
+            <w:tcBorders>
+              <w:top w:val="single" w:color="C7CBDC" w:sz="4"/>
+              <w:left w:val="single" w:color="C7CBDC" w:sz="4"/>
+              <w:bottom w:val="single" w:color="C7CBDC" w:sz="4"/>
+              <w:right w:val="single" w:color="C7CBDC" w:sz="4"/>
+            </w:tcBorders>
+            <w:shd w:fill="F7F8FC" w:color="auto" w:val="clear"/>
+            <w:tcMar>
+              <w:top w:type="dxa" w:w="60"/>
+              <w:left w:type="dxa" w:w="90"/>
+              <w:bottom w:type="dxa" w:w="60"/>
+              <w:right w:type="dxa" w:w="90"/>
+            </w:tcMar>
+            <w:vAlign w:val="top"/>
+          </w:tcPr>
+          <w:p>
+            <w:pPr>
+              <w:spacing w:after="0" w:before="0"/>
+            </w:pPr>
+            <w:r>
+              <w:rPr>
+                <w:rFonts w:ascii="Calibri" w:cs="Calibri" w:eastAsia="Calibri" w:hAnsi="Calibri"/>
+                <w:b/>
+                <w:bCs/>
+                <w:i w:val="false"/>
+                <w:iCs w:val="false"/>
+                <w:color w:val="1A1F36"/>
+                <w:sz w:val="18"/>
+                <w:szCs w:val="18"/>
+              </w:rPr>
+              <w:t xml:space="preserve">76</w:t>
+            </w:r>
+          </w:p>
+        </w:tc>
+        <w:tc>
+          <w:tcPr>
+            <w:tcW w:type="dxa" w:w="2600"/>
+            <w:tcBorders>
+              <w:top w:val="single" w:color="C7CBDC" w:sz="4"/>
+              <w:left w:val="single" w:color="C7CBDC" w:sz="4"/>
+              <w:bottom w:val="single" w:color="C7CBDC" w:sz="4"/>
+              <w:right w:val="single" w:color="C7CBDC" w:sz="4"/>
+            </w:tcBorders>
+            <w:shd w:fill="F7F8FC" w:color="auto" w:val="clear"/>
+            <w:tcMar>
+              <w:top w:type="dxa" w:w="60"/>
+              <w:left w:type="dxa" w:w="90"/>
+              <w:bottom w:type="dxa" w:w="60"/>
+              <w:right w:type="dxa" w:w="90"/>
+            </w:tcMar>
+            <w:vAlign w:val="top"/>
+          </w:tcPr>
+          <w:p>
+            <w:pPr>
+              <w:spacing w:after="0"/>
+            </w:pPr>
+            <w:r>
+              <w:rPr>
+                <w:rFonts w:ascii="Calibri" w:cs="Calibri" w:eastAsia="Calibri" w:hAnsi="Calibri"/>
+                <w:b w:val="false"/>
+                <w:bCs w:val="false"/>
+                <w:i w:val="false"/>
+                <w:iCs w:val="false"/>
+                <w:color w:val="1A1F36"/>
+                <w:sz w:val="18"/>
+                <w:szCs w:val="18"/>
+              </w:rPr>
+              <w:t xml:space="preserve">27.07.2026  20:30</w:t>
+            </w:r>
+            <w:r>
+              <w:rPr>
+                <w:rFonts w:ascii="Calibri" w:cs="Calibri" w:eastAsia="Calibri" w:hAnsi="Calibri"/>
+                <w:b w:val="false"/>
+                <w:bCs w:val="false"/>
+                <w:i w:val="false"/>
+                <w:iCs w:val="false"/>
+                <w:color w:val="1A1F36"/>
+                <w:sz w:val="18"/>
+                <w:szCs w:val="18"/>
+              </w:rPr>
+              <w:br/>
+              <w:t xml:space="preserve">Факел — Спортдепо</w:t>
+            </w:r>
+          </w:p>
+        </w:tc>
+        <w:tc>
+          <w:tcPr>
+            <w:tcW w:type="dxa" w:w="4200"/>
+            <w:tcBorders>
+              <w:top w:val="single" w:color="C7CBDC" w:sz="4"/>
+              <w:left w:val="single" w:color="C7CBDC" w:sz="4"/>
+              <w:bottom w:val="single" w:color="C7CBDC" w:sz="4"/>
+              <w:right w:val="single" w:color="C7CBDC" w:sz="4"/>
+            </w:tcBorders>
+            <w:shd w:fill="F7F8FC" w:color="auto" w:val="clear"/>
+            <w:tcMar>
+              <w:top w:type="dxa" w:w="60"/>
+              <w:left w:type="dxa" w:w="90"/>
+              <w:bottom w:type="dxa" w:w="60"/>
+              <w:right w:type="dxa" w:w="90"/>
+            </w:tcMar>
+            <w:vAlign w:val="top"/>
+          </w:tcPr>
+          <w:p>
+            <w:pPr>
+              <w:spacing w:after="0" w:before="0"/>
+            </w:pPr>
+            <w:r>
+              <w:rPr>
+                <w:rFonts w:ascii="Calibri" w:cs="Calibri" w:eastAsia="Calibri" w:hAnsi="Calibri"/>
+                <w:b w:val="false"/>
+                <w:bCs w:val="false"/>
+                <w:i w:val="false"/>
+                <w:iCs w:val="false"/>
+                <w:color w:val="5A5F7A"/>
+                <w:sz w:val="18"/>
+                <w:szCs w:val="18"/>
+              </w:rPr>
+              <w:t xml:space="preserve">Бамбуркин Владимир Васильевич — без номера</w:t>
+            </w:r>
+          </w:p>
+        </w:tc>
+        <w:tc>
+          <w:tcPr>
+            <w:tcW w:type="dxa" w:w="4200"/>
+            <w:tcBorders>
+              <w:top w:val="single" w:color="C7CBDC" w:sz="4"/>
+              <w:left w:val="single" w:color="C7CBDC" w:sz="4"/>
+              <w:bottom w:val="single" w:color="C7CBDC" w:sz="4"/>
+              <w:right w:val="single" w:color="C7CBDC" w:sz="4"/>
+            </w:tcBorders>
+            <w:shd w:fill="F7F8FC" w:color="auto" w:val="clear"/>
+            <w:tcMar>
+              <w:top w:type="dxa" w:w="60"/>
+              <w:left w:type="dxa" w:w="90"/>
+              <w:bottom w:type="dxa" w:w="60"/>
+              <w:right w:type="dxa" w:w="90"/>
+            </w:tcMar>
+            <w:vAlign w:val="top"/>
+          </w:tcPr>
+          <w:p>
+            <w:pPr>
+              <w:spacing w:after="0" w:before="0"/>
+            </w:pPr>
+            <w:r>
+              <w:rPr>
+                <w:rFonts w:ascii="Calibri" w:cs="Calibri" w:eastAsia="Calibri" w:hAnsi="Calibri"/>
+                <w:b/>
+                <w:bCs/>
+                <w:i w:val="false"/>
+                <w:iCs w:val="false"/>
+                <w:color w:val="1A1F36"/>
+                <w:sz w:val="18"/>
+                <w:szCs w:val="18"/>
+              </w:rPr>
+              <w:t xml:space="preserve">Бамбуркин Владимир Васильевич — №25</w:t>
+            </w:r>
+          </w:p>
+        </w:tc>
+        <w:tc>
+          <w:tcPr>
+            <w:tcW w:type="dxa" w:w="3350"/>
+            <w:tcBorders>
+              <w:top w:val="single" w:color="C7CBDC" w:sz="4"/>
+              <w:left w:val="single" w:color="C7CBDC" w:sz="4"/>
+              <w:bottom w:val="single" w:color="C7CBDC" w:sz="4"/>
+              <w:right w:val="single" w:color="C7CBDC" w:sz="4"/>
+            </w:tcBorders>
+            <w:shd w:fill="F7F8FC" w:color="auto" w:val="clear"/>
+            <w:tcMar>
+              <w:top w:type="dxa" w:w="60"/>
+              <w:left w:type="dxa" w:w="90"/>
+              <w:bottom w:type="dxa" w:w="60"/>
+              <w:right w:type="dxa" w:w="90"/>
+            </w:tcMar>
+            <w:vAlign w:val="top"/>
+          </w:tcPr>
+          <w:p>
+            <w:pPr>
+              <w:spacing w:after="0" w:before="0"/>
+            </w:pPr>
+            <w:r>
+              <w:rPr>
+                <w:rFonts w:ascii="Calibri" w:cs="Calibri" w:eastAsia="Calibri" w:hAnsi="Calibri"/>
+                <w:b w:val="false"/>
+                <w:bCs w:val="false"/>
+                <w:i w:val="false"/>
+                <w:iCs w:val="false"/>
+                <w:color w:val="1A1F36"/>
+                <w:sz w:val="18"/>
+                <w:szCs w:val="18"/>
+              </w:rPr>
+              <w:t xml:space="preserve">ответ проверяющего: №25</w:t>
+            </w:r>
+          </w:p>
+        </w:tc>
+      </w:tr>
+      <w:tr>
+        <w:tc>
+          <w:tcPr>
+            <w:tcW w:type="dxa" w:w="900"/>
+            <w:tcBorders>
+              <w:top w:val="single" w:color="C7CBDC" w:sz="4"/>
+              <w:left w:val="single" w:color="C7CBDC" w:sz="4"/>
+              <w:bottom w:val="single" w:color="C7CBDC" w:sz="4"/>
+              <w:right w:val="single" w:color="C7CBDC" w:sz="4"/>
+            </w:tcBorders>
+            <w:tcMar>
+              <w:top w:type="dxa" w:w="60"/>
+              <w:left w:type="dxa" w:w="90"/>
+              <w:bottom w:type="dxa" w:w="60"/>
+              <w:right w:type="dxa" w:w="90"/>
+            </w:tcMar>
+            <w:vAlign w:val="top"/>
+          </w:tcPr>
+          <w:p>
+            <w:pPr>
+              <w:spacing w:after="0" w:before="0"/>
+            </w:pPr>
+            <w:r>
+              <w:rPr>
+                <w:rFonts w:ascii="Calibri" w:cs="Calibri" w:eastAsia="Calibri" w:hAnsi="Calibri"/>
+                <w:b/>
+                <w:bCs/>
+                <w:i w:val="false"/>
+                <w:iCs w:val="false"/>
+                <w:color w:val="1A1F36"/>
+                <w:sz w:val="18"/>
+                <w:szCs w:val="18"/>
+              </w:rPr>
+              <w:t xml:space="preserve">121</w:t>
+            </w:r>
+          </w:p>
+        </w:tc>
+        <w:tc>
+          <w:tcPr>
+            <w:tcW w:type="dxa" w:w="2600"/>
+            <w:tcBorders>
+              <w:top w:val="single" w:color="C7CBDC" w:sz="4"/>
+              <w:left w:val="single" w:color="C7CBDC" w:sz="4"/>
+              <w:bottom w:val="single" w:color="C7CBDC" w:sz="4"/>
+              <w:right w:val="single" w:color="C7CBDC" w:sz="4"/>
+            </w:tcBorders>
+            <w:tcMar>
+              <w:top w:type="dxa" w:w="60"/>
+              <w:left w:type="dxa" w:w="90"/>
+              <w:bottom w:type="dxa" w:w="60"/>
+              <w:right w:type="dxa" w:w="90"/>
+            </w:tcMar>
+            <w:vAlign w:val="top"/>
+          </w:tcPr>
+          <w:p>
+            <w:pPr>
+              <w:spacing w:after="0"/>
+            </w:pPr>
+            <w:r>
+              <w:rPr>
+                <w:rFonts w:ascii="Calibri" w:cs="Calibri" w:eastAsia="Calibri" w:hAnsi="Calibri"/>
+                <w:b w:val="false"/>
+                <w:bCs w:val="false"/>
+                <w:i w:val="false"/>
+                <w:iCs w:val="false"/>
+                <w:color w:val="1A1F36"/>
+                <w:sz w:val="18"/>
+                <w:szCs w:val="18"/>
+              </w:rPr>
+              <w:t xml:space="preserve">20.07.2026  21:25</w:t>
+            </w:r>
+            <w:r>
+              <w:rPr>
+                <w:rFonts w:ascii="Calibri" w:cs="Calibri" w:eastAsia="Calibri" w:hAnsi="Calibri"/>
+                <w:b w:val="false"/>
+                <w:bCs w:val="false"/>
+                <w:i w:val="false"/>
+                <w:iCs w:val="false"/>
+                <w:color w:val="1A1F36"/>
+                <w:sz w:val="18"/>
+                <w:szCs w:val="18"/>
+              </w:rPr>
+              <w:br/>
+              <w:t xml:space="preserve">Спортдепо — Сармат</w:t>
+            </w:r>
+          </w:p>
+        </w:tc>
+        <w:tc>
+          <w:tcPr>
+            <w:tcW w:type="dxa" w:w="4200"/>
+            <w:tcBorders>
+              <w:top w:val="single" w:color="C7CBDC" w:sz="4"/>
+              <w:left w:val="single" w:color="C7CBDC" w:sz="4"/>
+              <w:bottom w:val="single" w:color="C7CBDC" w:sz="4"/>
+              <w:right w:val="single" w:color="C7CBDC" w:sz="4"/>
+            </w:tcBorders>
+            <w:tcMar>
+              <w:top w:type="dxa" w:w="60"/>
+              <w:left w:type="dxa" w:w="90"/>
+              <w:bottom w:type="dxa" w:w="60"/>
+              <w:right w:type="dxa" w:w="90"/>
+            </w:tcMar>
+            <w:vAlign w:val="top"/>
+          </w:tcPr>
+          <w:p>
+            <w:pPr>
+              <w:spacing w:after="0" w:before="0"/>
+            </w:pPr>
+            <w:r>
+              <w:rPr>
+                <w:rFonts w:ascii="Calibri" w:cs="Calibri" w:eastAsia="Calibri" w:hAnsi="Calibri"/>
+                <w:b w:val="false"/>
+                <w:bCs w:val="false"/>
+                <w:i w:val="false"/>
+                <w:iCs w:val="false"/>
+                <w:color w:val="5A5F7A"/>
+                <w:sz w:val="18"/>
+                <w:szCs w:val="18"/>
+              </w:rPr>
+              <w:t xml:space="preserve">Бамбуркин Владимир Васильевич — без номера</w:t>
+            </w:r>
+          </w:p>
+        </w:tc>
+        <w:tc>
+          <w:tcPr>
+            <w:tcW w:type="dxa" w:w="4200"/>
+            <w:tcBorders>
+              <w:top w:val="single" w:color="C7CBDC" w:sz="4"/>
+              <w:left w:val="single" w:color="C7CBDC" w:sz="4"/>
+              <w:bottom w:val="single" w:color="C7CBDC" w:sz="4"/>
+              <w:right w:val="single" w:color="C7CBDC" w:sz="4"/>
+            </w:tcBorders>
+            <w:tcMar>
+              <w:top w:type="dxa" w:w="60"/>
+              <w:left w:type="dxa" w:w="90"/>
+              <w:bottom w:type="dxa" w:w="60"/>
+              <w:right w:type="dxa" w:w="90"/>
+            </w:tcMar>
+            <w:vAlign w:val="top"/>
+          </w:tcPr>
+          <w:p>
+            <w:pPr>
+              <w:spacing w:after="0" w:before="0"/>
+            </w:pPr>
+            <w:r>
+              <w:rPr>
+                <w:rFonts w:ascii="Calibri" w:cs="Calibri" w:eastAsia="Calibri" w:hAnsi="Calibri"/>
+                <w:b/>
+                <w:bCs/>
+                <w:i w:val="false"/>
+                <w:iCs w:val="false"/>
+                <w:color w:val="1A1F36"/>
+                <w:sz w:val="18"/>
+                <w:szCs w:val="18"/>
+              </w:rPr>
+              <w:t xml:space="preserve">Бамбуркин Владимир Васильевич — №25</w:t>
+            </w:r>
+          </w:p>
+        </w:tc>
+        <w:tc>
+          <w:tcPr>
+            <w:tcW w:type="dxa" w:w="3350"/>
+            <w:tcBorders>
+              <w:top w:val="single" w:color="C7CBDC" w:sz="4"/>
+              <w:left w:val="single" w:color="C7CBDC" w:sz="4"/>
+              <w:bottom w:val="single" w:color="C7CBDC" w:sz="4"/>
+              <w:right w:val="single" w:color="C7CBDC" w:sz="4"/>
+            </w:tcBorders>
+            <w:tcMar>
+              <w:top w:type="dxa" w:w="60"/>
+              <w:left w:type="dxa" w:w="90"/>
+              <w:bottom w:type="dxa" w:w="60"/>
+              <w:right w:type="dxa" w:w="90"/>
+            </w:tcMar>
+            <w:vAlign w:val="top"/>
+          </w:tcPr>
+          <w:p>
+            <w:pPr>
+              <w:spacing w:after="0" w:before="0"/>
+            </w:pPr>
+            <w:r>
+              <w:rPr>
+                <w:rFonts w:ascii="Calibri" w:cs="Calibri" w:eastAsia="Calibri" w:hAnsi="Calibri"/>
+                <w:b w:val="false"/>
+                <w:bCs w:val="false"/>
+                <w:i w:val="false"/>
+                <w:iCs w:val="false"/>
+                <w:color w:val="1A1F36"/>
+                <w:sz w:val="18"/>
+                <w:szCs w:val="18"/>
+              </w:rPr>
+              <w:t xml:space="preserve">ответ проверяющего: №25</w:t>
+            </w:r>
+          </w:p>
+        </w:tc>
+      </w:tr>
+      <w:tr>
+        <w:tc>
+          <w:tcPr>
+            <w:tcW w:type="dxa" w:w="900"/>
+            <w:tcBorders>
+              <w:top w:val="single" w:color="C7CBDC" w:sz="4"/>
+              <w:left w:val="single" w:color="C7CBDC" w:sz="4"/>
+              <w:bottom w:val="single" w:color="C7CBDC" w:sz="4"/>
+              <w:right w:val="single" w:color="C7CBDC" w:sz="4"/>
+            </w:tcBorders>
+            <w:shd w:fill="F7F8FC" w:color="auto" w:val="clear"/>
+            <w:tcMar>
+              <w:top w:type="dxa" w:w="60"/>
+              <w:left w:type="dxa" w:w="90"/>
+              <w:bottom w:type="dxa" w:w="60"/>
+              <w:right w:type="dxa" w:w="90"/>
+            </w:tcMar>
+            <w:vAlign w:val="top"/>
+          </w:tcPr>
+          <w:p>
+            <w:pPr>
+              <w:spacing w:after="0" w:before="0"/>
+            </w:pPr>
+            <w:r>
+              <w:rPr>
+                <w:rFonts w:ascii="Calibri" w:cs="Calibri" w:eastAsia="Calibri" w:hAnsi="Calibri"/>
+                <w:b/>
+                <w:bCs/>
+                <w:i w:val="false"/>
+                <w:iCs w:val="false"/>
+                <w:color w:val="1A1F36"/>
+                <w:sz w:val="18"/>
+                <w:szCs w:val="18"/>
+              </w:rPr>
+              <w:t xml:space="preserve">136</w:t>
+            </w:r>
+          </w:p>
+        </w:tc>
+        <w:tc>
+          <w:tcPr>
+            <w:tcW w:type="dxa" w:w="2600"/>
+            <w:tcBorders>
+              <w:top w:val="single" w:color="C7CBDC" w:sz="4"/>
+              <w:left w:val="single" w:color="C7CBDC" w:sz="4"/>
+              <w:bottom w:val="single" w:color="C7CBDC" w:sz="4"/>
+              <w:right w:val="single" w:color="C7CBDC" w:sz="4"/>
+            </w:tcBorders>
+            <w:shd w:fill="F7F8FC" w:color="auto" w:val="clear"/>
+            <w:tcMar>
+              <w:top w:type="dxa" w:w="60"/>
+              <w:left w:type="dxa" w:w="90"/>
+              <w:bottom w:type="dxa" w:w="60"/>
+              <w:right w:type="dxa" w:w="90"/>
+            </w:tcMar>
+            <w:vAlign w:val="top"/>
+          </w:tcPr>
+          <w:p>
+            <w:pPr>
+              <w:spacing w:after="0"/>
+            </w:pPr>
+            <w:r>
+              <w:rPr>
+                <w:rFonts w:ascii="Calibri" w:cs="Calibri" w:eastAsia="Calibri" w:hAnsi="Calibri"/>
+                <w:b w:val="false"/>
+                <w:bCs w:val="false"/>
+                <w:i w:val="false"/>
+                <w:iCs w:val="false"/>
+                <w:color w:val="1A1F36"/>
+                <w:sz w:val="18"/>
+                <w:szCs w:val="18"/>
+              </w:rPr>
+              <w:t xml:space="preserve">20.07.2026  20:30</w:t>
+            </w:r>
+            <w:r>
+              <w:rPr>
+                <w:rFonts w:ascii="Calibri" w:cs="Calibri" w:eastAsia="Calibri" w:hAnsi="Calibri"/>
+                <w:b w:val="false"/>
+                <w:bCs w:val="false"/>
+                <w:i w:val="false"/>
+                <w:iCs w:val="false"/>
+                <w:color w:val="1A1F36"/>
+                <w:sz w:val="18"/>
+                <w:szCs w:val="18"/>
+              </w:rPr>
+              <w:br/>
+              <w:t xml:space="preserve">Сармат — Спортдепо</w:t>
+            </w:r>
+          </w:p>
+        </w:tc>
+        <w:tc>
+          <w:tcPr>
+            <w:tcW w:type="dxa" w:w="4200"/>
+            <w:tcBorders>
+              <w:top w:val="single" w:color="C7CBDC" w:sz="4"/>
+              <w:left w:val="single" w:color="C7CBDC" w:sz="4"/>
+              <w:bottom w:val="single" w:color="C7CBDC" w:sz="4"/>
+              <w:right w:val="single" w:color="C7CBDC" w:sz="4"/>
+            </w:tcBorders>
+            <w:shd w:fill="F7F8FC" w:color="auto" w:val="clear"/>
+            <w:tcMar>
+              <w:top w:type="dxa" w:w="60"/>
+              <w:left w:type="dxa" w:w="90"/>
+              <w:bottom w:type="dxa" w:w="60"/>
+              <w:right w:type="dxa" w:w="90"/>
+            </w:tcMar>
+            <w:vAlign w:val="top"/>
+          </w:tcPr>
+          <w:p>
+            <w:pPr>
+              <w:spacing w:after="0" w:before="0"/>
+            </w:pPr>
+            <w:r>
+              <w:rPr>
+                <w:rFonts w:ascii="Calibri" w:cs="Calibri" w:eastAsia="Calibri" w:hAnsi="Calibri"/>
+                <w:b w:val="false"/>
+                <w:bCs w:val="false"/>
+                <w:i w:val="false"/>
+                <w:iCs w:val="false"/>
+                <w:color w:val="5A5F7A"/>
+                <w:sz w:val="18"/>
+                <w:szCs w:val="18"/>
+              </w:rPr>
+              <w:t xml:space="preserve">Бамбуркин Владимир Васильевич — без номера</w:t>
+            </w:r>
+          </w:p>
+        </w:tc>
+        <w:tc>
+          <w:tcPr>
+            <w:tcW w:type="dxa" w:w="4200"/>
+            <w:tcBorders>
+              <w:top w:val="single" w:color="C7CBDC" w:sz="4"/>
+              <w:left w:val="single" w:color="C7CBDC" w:sz="4"/>
+              <w:bottom w:val="single" w:color="C7CBDC" w:sz="4"/>
+              <w:right w:val="single" w:color="C7CBDC" w:sz="4"/>
+            </w:tcBorders>
+            <w:shd w:fill="F7F8FC" w:color="auto" w:val="clear"/>
+            <w:tcMar>
+              <w:top w:type="dxa" w:w="60"/>
+              <w:left w:type="dxa" w:w="90"/>
+              <w:bottom w:type="dxa" w:w="60"/>
+              <w:right w:type="dxa" w:w="90"/>
+            </w:tcMar>
+            <w:vAlign w:val="top"/>
+          </w:tcPr>
+          <w:p>
+            <w:pPr>
+              <w:spacing w:after="0" w:before="0"/>
+            </w:pPr>
+            <w:r>
+              <w:rPr>
+                <w:rFonts w:ascii="Calibri" w:cs="Calibri" w:eastAsia="Calibri" w:hAnsi="Calibri"/>
+                <w:b/>
+                <w:bCs/>
+                <w:i w:val="false"/>
+                <w:iCs w:val="false"/>
+                <w:color w:val="1A1F36"/>
+                <w:sz w:val="18"/>
+                <w:szCs w:val="18"/>
+              </w:rPr>
+              <w:t xml:space="preserve">Бамбуркин Владимир Васильевич — №25</w:t>
+            </w:r>
+          </w:p>
+        </w:tc>
+        <w:tc>
+          <w:tcPr>
+            <w:tcW w:type="dxa" w:w="3350"/>
+            <w:tcBorders>
+              <w:top w:val="single" w:color="C7CBDC" w:sz="4"/>
+              <w:left w:val="single" w:color="C7CBDC" w:sz="4"/>
+              <w:bottom w:val="single" w:color="C7CBDC" w:sz="4"/>
+              <w:right w:val="single" w:color="C7CBDC" w:sz="4"/>
+            </w:tcBorders>
+            <w:shd w:fill="F7F8FC" w:color="auto" w:val="clear"/>
+            <w:tcMar>
+              <w:top w:type="dxa" w:w="60"/>
+              <w:left w:type="dxa" w:w="90"/>
+              <w:bottom w:type="dxa" w:w="60"/>
+              <w:right w:type="dxa" w:w="90"/>
+            </w:tcMar>
+            <w:vAlign w:val="top"/>
+          </w:tcPr>
+          <w:p>
+            <w:pPr>
+              <w:spacing w:after="0" w:before="0"/>
+            </w:pPr>
+            <w:r>
+              <w:rPr>
+                <w:rFonts w:ascii="Calibri" w:cs="Calibri" w:eastAsia="Calibri" w:hAnsi="Calibri"/>
+                <w:b w:val="false"/>
+                <w:bCs w:val="false"/>
+                <w:i w:val="false"/>
+                <w:iCs w:val="false"/>
+                <w:color w:val="1A1F36"/>
+                <w:sz w:val="18"/>
+                <w:szCs w:val="18"/>
+              </w:rPr>
+              <w:t xml:space="preserve">ответ проверяющего: №25</w:t>
+            </w:r>
+          </w:p>
+        </w:tc>
+      </w:tr>
+      <w:tr>
+        <w:tc>
+          <w:tcPr>
+            <w:tcW w:type="dxa" w:w="900"/>
+            <w:tcBorders>
+              <w:top w:val="single" w:color="C7CBDC" w:sz="4"/>
+              <w:left w:val="single" w:color="C7CBDC" w:sz="4"/>
+              <w:bottom w:val="single" w:color="C7CBDC" w:sz="4"/>
+              <w:right w:val="single" w:color="C7CBDC" w:sz="4"/>
+            </w:tcBorders>
+            <w:tcMar>
+              <w:top w:type="dxa" w:w="60"/>
+              <w:left w:type="dxa" w:w="90"/>
+              <w:bottom w:type="dxa" w:w="60"/>
+              <w:right w:type="dxa" w:w="90"/>
+            </w:tcMar>
+            <w:vAlign w:val="top"/>
+          </w:tcPr>
+          <w:p>
+            <w:pPr>
+              <w:spacing w:after="0" w:before="0"/>
+            </w:pPr>
+            <w:r>
+              <w:rPr>
+                <w:rFonts w:ascii="Calibri" w:cs="Calibri" w:eastAsia="Calibri" w:hAnsi="Calibri"/>
+                <w:b/>
+                <w:bCs/>
+                <w:i w:val="false"/>
+                <w:iCs w:val="false"/>
+                <w:color w:val="1A1F36"/>
+                <w:sz w:val="18"/>
+                <w:szCs w:val="18"/>
+              </w:rPr>
+              <w:t xml:space="preserve">151</w:t>
+            </w:r>
+          </w:p>
+        </w:tc>
+        <w:tc>
+          <w:tcPr>
+            <w:tcW w:type="dxa" w:w="2600"/>
+            <w:tcBorders>
+              <w:top w:val="single" w:color="C7CBDC" w:sz="4"/>
+              <w:left w:val="single" w:color="C7CBDC" w:sz="4"/>
+              <w:bottom w:val="single" w:color="C7CBDC" w:sz="4"/>
+              <w:right w:val="single" w:color="C7CBDC" w:sz="4"/>
+            </w:tcBorders>
+            <w:tcMar>
+              <w:top w:type="dxa" w:w="60"/>
+              <w:left w:type="dxa" w:w="90"/>
+              <w:bottom w:type="dxa" w:w="60"/>
+              <w:right w:type="dxa" w:w="90"/>
+            </w:tcMar>
+            <w:vAlign w:val="top"/>
+          </w:tcPr>
+          <w:p>
+            <w:pPr>
+              <w:spacing w:after="0"/>
+            </w:pPr>
+            <w:r>
+              <w:rPr>
+                <w:rFonts w:ascii="Calibri" w:cs="Calibri" w:eastAsia="Calibri" w:hAnsi="Calibri"/>
+                <w:b w:val="false"/>
+                <w:bCs w:val="false"/>
+                <w:i w:val="false"/>
+                <w:iCs w:val="false"/>
+                <w:color w:val="1A1F36"/>
+                <w:sz w:val="18"/>
+                <w:szCs w:val="18"/>
+              </w:rPr>
+              <w:t xml:space="preserve">16.07.2026  21:25</w:t>
+            </w:r>
+            <w:r>
+              <w:rPr>
+                <w:rFonts w:ascii="Calibri" w:cs="Calibri" w:eastAsia="Calibri" w:hAnsi="Calibri"/>
+                <w:b w:val="false"/>
+                <w:bCs w:val="false"/>
+                <w:i w:val="false"/>
+                <w:iCs w:val="false"/>
+                <w:color w:val="1A1F36"/>
+                <w:sz w:val="18"/>
+                <w:szCs w:val="18"/>
+              </w:rPr>
+              <w:br/>
+              <w:t xml:space="preserve">Штурм — Спортдепо</w:t>
+            </w:r>
+          </w:p>
+        </w:tc>
+        <w:tc>
+          <w:tcPr>
+            <w:tcW w:type="dxa" w:w="4200"/>
+            <w:tcBorders>
+              <w:top w:val="single" w:color="C7CBDC" w:sz="4"/>
+              <w:left w:val="single" w:color="C7CBDC" w:sz="4"/>
+              <w:bottom w:val="single" w:color="C7CBDC" w:sz="4"/>
+              <w:right w:val="single" w:color="C7CBDC" w:sz="4"/>
+            </w:tcBorders>
+            <w:tcMar>
+              <w:top w:type="dxa" w:w="60"/>
+              <w:left w:type="dxa" w:w="90"/>
+              <w:bottom w:type="dxa" w:w="60"/>
+              <w:right w:type="dxa" w:w="90"/>
+            </w:tcMar>
+            <w:vAlign w:val="top"/>
+          </w:tcPr>
+          <w:p>
+            <w:pPr>
+              <w:spacing w:after="0" w:before="0"/>
+            </w:pPr>
+            <w:r>
+              <w:rPr>
+                <w:rFonts w:ascii="Calibri" w:cs="Calibri" w:eastAsia="Calibri" w:hAnsi="Calibri"/>
+                <w:b w:val="false"/>
+                <w:bCs w:val="false"/>
+                <w:i w:val="false"/>
+                <w:iCs w:val="false"/>
+                <w:color w:val="5A5F7A"/>
+                <w:sz w:val="18"/>
+                <w:szCs w:val="18"/>
+              </w:rPr>
+              <w:t xml:space="preserve">Бамбуркин Владимир Васильевич — без номера</w:t>
+            </w:r>
+          </w:p>
+        </w:tc>
+        <w:tc>
+          <w:tcPr>
+            <w:tcW w:type="dxa" w:w="4200"/>
+            <w:tcBorders>
+              <w:top w:val="single" w:color="C7CBDC" w:sz="4"/>
+              <w:left w:val="single" w:color="C7CBDC" w:sz="4"/>
+              <w:bottom w:val="single" w:color="C7CBDC" w:sz="4"/>
+              <w:right w:val="single" w:color="C7CBDC" w:sz="4"/>
+            </w:tcBorders>
+            <w:tcMar>
+              <w:top w:type="dxa" w:w="60"/>
+              <w:left w:type="dxa" w:w="90"/>
+              <w:bottom w:type="dxa" w:w="60"/>
+              <w:right w:type="dxa" w:w="90"/>
+            </w:tcMar>
+            <w:vAlign w:val="top"/>
+          </w:tcPr>
+          <w:p>
+            <w:pPr>
+              <w:spacing w:after="0" w:before="0"/>
+            </w:pPr>
+            <w:r>
+              <w:rPr>
+                <w:rFonts w:ascii="Calibri" w:cs="Calibri" w:eastAsia="Calibri" w:hAnsi="Calibri"/>
+                <w:b/>
+                <w:bCs/>
+                <w:i w:val="false"/>
+                <w:iCs w:val="false"/>
+                <w:color w:val="1A1F36"/>
+                <w:sz w:val="18"/>
+                <w:szCs w:val="18"/>
+              </w:rPr>
+              <w:t xml:space="preserve">Бамбуркин Владимир Васильевич — №25</w:t>
+            </w:r>
+          </w:p>
+        </w:tc>
+        <w:tc>
+          <w:tcPr>
+            <w:tcW w:type="dxa" w:w="3350"/>
+            <w:tcBorders>
+              <w:top w:val="single" w:color="C7CBDC" w:sz="4"/>
+              <w:left w:val="single" w:color="C7CBDC" w:sz="4"/>
+              <w:bottom w:val="single" w:color="C7CBDC" w:sz="4"/>
+              <w:right w:val="single" w:color="C7CBDC" w:sz="4"/>
+            </w:tcBorders>
+            <w:tcMar>
+              <w:top w:type="dxa" w:w="60"/>
+              <w:left w:type="dxa" w:w="90"/>
+              <w:bottom w:type="dxa" w:w="60"/>
+              <w:right w:type="dxa" w:w="90"/>
+            </w:tcMar>
+            <w:vAlign w:val="top"/>
+          </w:tcPr>
+          <w:p>
+            <w:pPr>
+              <w:spacing w:after="0" w:before="0"/>
+            </w:pPr>
+            <w:r>
+              <w:rPr>
+                <w:rFonts w:ascii="Calibri" w:cs="Calibri" w:eastAsia="Calibri" w:hAnsi="Calibri"/>
+                <w:b w:val="false"/>
+                <w:bCs w:val="false"/>
+                <w:i w:val="false"/>
+                <w:iCs w:val="false"/>
+                <w:color w:val="1A1F36"/>
+                <w:sz w:val="18"/>
+                <w:szCs w:val="18"/>
+              </w:rPr>
+              <w:t xml:space="preserve">ответ проверяющего: №25</w:t>
+            </w:r>
+          </w:p>
+        </w:tc>
+      </w:tr>
+      <w:tr>
+        <w:tc>
+          <w:tcPr>
+            <w:tcW w:type="dxa" w:w="900"/>
+            <w:tcBorders>
+              <w:top w:val="single" w:color="C7CBDC" w:sz="4"/>
+              <w:left w:val="single" w:color="C7CBDC" w:sz="4"/>
+              <w:bottom w:val="single" w:color="C7CBDC" w:sz="4"/>
+              <w:right w:val="single" w:color="C7CBDC" w:sz="4"/>
+            </w:tcBorders>
+            <w:shd w:fill="F7F8FC" w:color="auto" w:val="clear"/>
+            <w:tcMar>
+              <w:top w:type="dxa" w:w="60"/>
+              <w:left w:type="dxa" w:w="90"/>
+              <w:bottom w:type="dxa" w:w="60"/>
+              <w:right w:type="dxa" w:w="90"/>
+            </w:tcMar>
+            <w:vAlign w:val="top"/>
+          </w:tcPr>
+          <w:p>
+            <w:pPr>
+              <w:spacing w:after="0" w:before="0"/>
+            </w:pPr>
+            <w:r>
+              <w:rPr>
+                <w:rFonts w:ascii="Calibri" w:cs="Calibri" w:eastAsia="Calibri" w:hAnsi="Calibri"/>
+                <w:b/>
+                <w:bCs/>
+                <w:i w:val="false"/>
+                <w:iCs w:val="false"/>
+                <w:color w:val="1A1F36"/>
+                <w:sz w:val="18"/>
+                <w:szCs w:val="18"/>
+              </w:rPr>
+              <w:t xml:space="preserve">166</w:t>
+            </w:r>
+          </w:p>
+        </w:tc>
+        <w:tc>
+          <w:tcPr>
+            <w:tcW w:type="dxa" w:w="2600"/>
+            <w:tcBorders>
+              <w:top w:val="single" w:color="C7CBDC" w:sz="4"/>
+              <w:left w:val="single" w:color="C7CBDC" w:sz="4"/>
+              <w:bottom w:val="single" w:color="C7CBDC" w:sz="4"/>
+              <w:right w:val="single" w:color="C7CBDC" w:sz="4"/>
+            </w:tcBorders>
+            <w:shd w:fill="F7F8FC" w:color="auto" w:val="clear"/>
+            <w:tcMar>
+              <w:top w:type="dxa" w:w="60"/>
+              <w:left w:type="dxa" w:w="90"/>
+              <w:bottom w:type="dxa" w:w="60"/>
+              <w:right w:type="dxa" w:w="90"/>
+            </w:tcMar>
+            <w:vAlign w:val="top"/>
+          </w:tcPr>
+          <w:p>
+            <w:pPr>
+              <w:spacing w:after="0"/>
+            </w:pPr>
+            <w:r>
+              <w:rPr>
+                <w:rFonts w:ascii="Calibri" w:cs="Calibri" w:eastAsia="Calibri" w:hAnsi="Calibri"/>
+                <w:b w:val="false"/>
+                <w:bCs w:val="false"/>
+                <w:i w:val="false"/>
+                <w:iCs w:val="false"/>
+                <w:color w:val="1A1F36"/>
+                <w:sz w:val="18"/>
+                <w:szCs w:val="18"/>
+              </w:rPr>
+              <w:t xml:space="preserve">16.07.2026  20:30</w:t>
+            </w:r>
+            <w:r>
+              <w:rPr>
+                <w:rFonts w:ascii="Calibri" w:cs="Calibri" w:eastAsia="Calibri" w:hAnsi="Calibri"/>
+                <w:b w:val="false"/>
+                <w:bCs w:val="false"/>
+                <w:i w:val="false"/>
+                <w:iCs w:val="false"/>
+                <w:color w:val="1A1F36"/>
+                <w:sz w:val="18"/>
+                <w:szCs w:val="18"/>
+              </w:rPr>
+              <w:br/>
+              <w:t xml:space="preserve">Спортдепо — Штурм</w:t>
+            </w:r>
+          </w:p>
+        </w:tc>
+        <w:tc>
+          <w:tcPr>
+            <w:tcW w:type="dxa" w:w="4200"/>
+            <w:tcBorders>
+              <w:top w:val="single" w:color="C7CBDC" w:sz="4"/>
+              <w:left w:val="single" w:color="C7CBDC" w:sz="4"/>
+              <w:bottom w:val="single" w:color="C7CBDC" w:sz="4"/>
+              <w:right w:val="single" w:color="C7CBDC" w:sz="4"/>
+            </w:tcBorders>
+            <w:shd w:fill="F7F8FC" w:color="auto" w:val="clear"/>
+            <w:tcMar>
+              <w:top w:type="dxa" w:w="60"/>
+              <w:left w:type="dxa" w:w="90"/>
+              <w:bottom w:type="dxa" w:w="60"/>
+              <w:right w:type="dxa" w:w="90"/>
+            </w:tcMar>
+            <w:vAlign w:val="top"/>
+          </w:tcPr>
+          <w:p>
+            <w:pPr>
+              <w:spacing w:after="0" w:before="0"/>
+            </w:pPr>
+            <w:r>
+              <w:rPr>
+                <w:rFonts w:ascii="Calibri" w:cs="Calibri" w:eastAsia="Calibri" w:hAnsi="Calibri"/>
+                <w:b w:val="false"/>
+                <w:bCs w:val="false"/>
+                <w:i w:val="false"/>
+                <w:iCs w:val="false"/>
+                <w:color w:val="5A5F7A"/>
+                <w:sz w:val="18"/>
+                <w:szCs w:val="18"/>
+              </w:rPr>
+              <w:t xml:space="preserve">Бамбуркин Владимир Васильевич — без номера</w:t>
+            </w:r>
+          </w:p>
+        </w:tc>
+        <w:tc>
+          <w:tcPr>
+            <w:tcW w:type="dxa" w:w="4200"/>
+            <w:tcBorders>
+              <w:top w:val="single" w:color="C7CBDC" w:sz="4"/>
+              <w:left w:val="single" w:color="C7CBDC" w:sz="4"/>
+              <w:bottom w:val="single" w:color="C7CBDC" w:sz="4"/>
+              <w:right w:val="single" w:color="C7CBDC" w:sz="4"/>
+            </w:tcBorders>
+            <w:shd w:fill="F7F8FC" w:color="auto" w:val="clear"/>
+            <w:tcMar>
+              <w:top w:type="dxa" w:w="60"/>
+              <w:left w:type="dxa" w:w="90"/>
+              <w:bottom w:type="dxa" w:w="60"/>
+              <w:right w:type="dxa" w:w="90"/>
+            </w:tcMar>
+            <w:vAlign w:val="top"/>
+          </w:tcPr>
+          <w:p>
+            <w:pPr>
+              <w:spacing w:after="0" w:before="0"/>
+            </w:pPr>
+            <w:r>
+              <w:rPr>
+                <w:rFonts w:ascii="Calibri" w:cs="Calibri" w:eastAsia="Calibri" w:hAnsi="Calibri"/>
+                <w:b/>
+                <w:bCs/>
+                <w:i w:val="false"/>
+                <w:iCs w:val="false"/>
+                <w:color w:val="1A1F36"/>
+                <w:sz w:val="18"/>
+                <w:szCs w:val="18"/>
+              </w:rPr>
+              <w:t xml:space="preserve">Бамбуркин Владимир Васильевич — №25</w:t>
+            </w:r>
+          </w:p>
+        </w:tc>
+        <w:tc>
+          <w:tcPr>
+            <w:tcW w:type="dxa" w:w="3350"/>
+            <w:tcBorders>
+              <w:top w:val="single" w:color="C7CBDC" w:sz="4"/>
+              <w:left w:val="single" w:color="C7CBDC" w:sz="4"/>
+              <w:bottom w:val="single" w:color="C7CBDC" w:sz="4"/>
+              <w:right w:val="single" w:color="C7CBDC" w:sz="4"/>
+            </w:tcBorders>
+            <w:shd w:fill="F7F8FC" w:color="auto" w:val="clear"/>
+            <w:tcMar>
+              <w:top w:type="dxa" w:w="60"/>
+              <w:left w:type="dxa" w:w="90"/>
+              <w:bottom w:type="dxa" w:w="60"/>
+              <w:right w:type="dxa" w:w="90"/>
+            </w:tcMar>
+            <w:vAlign w:val="top"/>
+          </w:tcPr>
+          <w:p>
+            <w:pPr>
+              <w:spacing w:after="0" w:before="0"/>
+            </w:pPr>
+            <w:r>
+              <w:rPr>
+                <w:rFonts w:ascii="Calibri" w:cs="Calibri" w:eastAsia="Calibri" w:hAnsi="Calibri"/>
+                <w:b w:val="false"/>
+                <w:bCs w:val="false"/>
+                <w:i w:val="false"/>
+                <w:iCs w:val="false"/>
+                <w:color w:val="1A1F36"/>
+                <w:sz w:val="18"/>
+                <w:szCs w:val="18"/>
+              </w:rPr>
+              <w:t xml:space="preserve">ответ проверяющего: №25</w:t>
+            </w:r>
+          </w:p>
+        </w:tc>
+      </w:tr>
+      <w:tr>
+        <w:tc>
+          <w:tcPr>
+            <w:tcW w:type="dxa" w:w="900"/>
+            <w:tcBorders>
+              <w:top w:val="single" w:color="C7CBDC" w:sz="4"/>
+              <w:left w:val="single" w:color="C7CBDC" w:sz="4"/>
+              <w:bottom w:val="single" w:color="C7CBDC" w:sz="4"/>
+              <w:right w:val="single" w:color="C7CBDC" w:sz="4"/>
+            </w:tcBorders>
+            <w:tcMar>
+              <w:top w:type="dxa" w:w="60"/>
+              <w:left w:type="dxa" w:w="90"/>
+              <w:bottom w:type="dxa" w:w="60"/>
+              <w:right w:type="dxa" w:w="90"/>
+            </w:tcMar>
+            <w:vAlign w:val="top"/>
+          </w:tcPr>
+          <w:p>
+            <w:pPr>
+              <w:spacing w:after="0" w:before="0"/>
+            </w:pPr>
+            <w:r>
+              <w:rPr>
+                <w:rFonts w:ascii="Calibri" w:cs="Calibri" w:eastAsia="Calibri" w:hAnsi="Calibri"/>
+                <w:b/>
+                <w:bCs/>
+                <w:i w:val="false"/>
+                <w:iCs w:val="false"/>
+                <w:color w:val="1A1F36"/>
+                <w:sz w:val="18"/>
+                <w:szCs w:val="18"/>
+              </w:rPr>
+              <w:t xml:space="preserve">61</w:t>
+            </w:r>
+          </w:p>
+        </w:tc>
+        <w:tc>
+          <w:tcPr>
+            <w:tcW w:type="dxa" w:w="2600"/>
+            <w:tcBorders>
+              <w:top w:val="single" w:color="C7CBDC" w:sz="4"/>
+              <w:left w:val="single" w:color="C7CBDC" w:sz="4"/>
+              <w:bottom w:val="single" w:color="C7CBDC" w:sz="4"/>
+              <w:right w:val="single" w:color="C7CBDC" w:sz="4"/>
+            </w:tcBorders>
+            <w:tcMar>
+              <w:top w:type="dxa" w:w="60"/>
+              <w:left w:type="dxa" w:w="90"/>
+              <w:bottom w:type="dxa" w:w="60"/>
+              <w:right w:type="dxa" w:w="90"/>
+            </w:tcMar>
+            <w:vAlign w:val="top"/>
+          </w:tcPr>
+          <w:p>
+            <w:pPr>
+              <w:spacing w:after="0"/>
+            </w:pPr>
+            <w:r>
+              <w:rPr>
+                <w:rFonts w:ascii="Calibri" w:cs="Calibri" w:eastAsia="Calibri" w:hAnsi="Calibri"/>
+                <w:b w:val="false"/>
+                <w:bCs w:val="false"/>
+                <w:i w:val="false"/>
+                <w:iCs w:val="false"/>
+                <w:color w:val="1A1F36"/>
+                <w:sz w:val="18"/>
+                <w:szCs w:val="18"/>
+              </w:rPr>
+              <w:t xml:space="preserve">27.07.2026  21:25</w:t>
+            </w:r>
+            <w:r>
+              <w:rPr>
+                <w:rFonts w:ascii="Calibri" w:cs="Calibri" w:eastAsia="Calibri" w:hAnsi="Calibri"/>
+                <w:b w:val="false"/>
+                <w:bCs w:val="false"/>
+                <w:i w:val="false"/>
+                <w:iCs w:val="false"/>
+                <w:color w:val="1A1F36"/>
+                <w:sz w:val="18"/>
+                <w:szCs w:val="18"/>
+              </w:rPr>
+              <w:br/>
+              <w:t xml:space="preserve">Спортдепо — Факел</w:t>
+            </w:r>
+          </w:p>
+        </w:tc>
+        <w:tc>
+          <w:tcPr>
+            <w:tcW w:type="dxa" w:w="4200"/>
+            <w:tcBorders>
+              <w:top w:val="single" w:color="C7CBDC" w:sz="4"/>
+              <w:left w:val="single" w:color="C7CBDC" w:sz="4"/>
+              <w:bottom w:val="single" w:color="C7CBDC" w:sz="4"/>
+              <w:right w:val="single" w:color="C7CBDC" w:sz="4"/>
+            </w:tcBorders>
+            <w:tcMar>
+              <w:top w:type="dxa" w:w="60"/>
+              <w:left w:type="dxa" w:w="90"/>
+              <w:bottom w:type="dxa" w:w="60"/>
+              <w:right w:type="dxa" w:w="90"/>
+            </w:tcMar>
+            <w:vAlign w:val="top"/>
+          </w:tcPr>
+          <w:p>
+            <w:pPr>
+              <w:spacing w:after="0" w:before="0"/>
+            </w:pPr>
+            <w:r>
+              <w:rPr>
+                <w:rFonts w:ascii="Calibri" w:cs="Calibri" w:eastAsia="Calibri" w:hAnsi="Calibri"/>
+                <w:b w:val="false"/>
+                <w:bCs w:val="false"/>
+                <w:i w:val="false"/>
+                <w:iCs w:val="false"/>
+                <w:color w:val="5A5F7A"/>
+                <w:sz w:val="18"/>
+                <w:szCs w:val="18"/>
+              </w:rPr>
+              <w:t xml:space="preserve">Железнов Игорь Владимирович — №11</w:t>
+            </w:r>
+          </w:p>
+        </w:tc>
+        <w:tc>
+          <w:tcPr>
+            <w:tcW w:type="dxa" w:w="4200"/>
+            <w:tcBorders>
+              <w:top w:val="single" w:color="C7CBDC" w:sz="4"/>
+              <w:left w:val="single" w:color="C7CBDC" w:sz="4"/>
+              <w:bottom w:val="single" w:color="C7CBDC" w:sz="4"/>
+              <w:right w:val="single" w:color="C7CBDC" w:sz="4"/>
+            </w:tcBorders>
+            <w:tcMar>
+              <w:top w:type="dxa" w:w="60"/>
+              <w:left w:type="dxa" w:w="90"/>
+              <w:bottom w:type="dxa" w:w="60"/>
+              <w:right w:type="dxa" w:w="90"/>
+            </w:tcMar>
+            <w:vAlign w:val="top"/>
+          </w:tcPr>
+          <w:p>
+            <w:pPr>
+              <w:spacing w:after="0" w:before="0"/>
+            </w:pPr>
+            <w:r>
+              <w:rPr>
+                <w:rFonts w:ascii="Calibri" w:cs="Calibri" w:eastAsia="Calibri" w:hAnsi="Calibri"/>
+                <w:b/>
+                <w:bCs/>
+                <w:i w:val="false"/>
+                <w:iCs w:val="false"/>
+                <w:color w:val="1A1F36"/>
+                <w:sz w:val="18"/>
+                <w:szCs w:val="18"/>
+              </w:rPr>
+              <w:t xml:space="preserve">Железнов Игорь Владимирович — №7</w:t>
+            </w:r>
+          </w:p>
+        </w:tc>
+        <w:tc>
+          <w:tcPr>
+            <w:tcW w:type="dxa" w:w="3350"/>
+            <w:tcBorders>
+              <w:top w:val="single" w:color="C7CBDC" w:sz="4"/>
+              <w:left w:val="single" w:color="C7CBDC" w:sz="4"/>
+              <w:bottom w:val="single" w:color="C7CBDC" w:sz="4"/>
+              <w:right w:val="single" w:color="C7CBDC" w:sz="4"/>
+            </w:tcBorders>
+            <w:tcMar>
+              <w:top w:type="dxa" w:w="60"/>
+              <w:left w:type="dxa" w:w="90"/>
+              <w:bottom w:type="dxa" w:w="60"/>
+              <w:right w:type="dxa" w:w="90"/>
+            </w:tcMar>
+            <w:vAlign w:val="top"/>
+          </w:tcPr>
+          <w:p>
+            <w:pPr>
+              <w:spacing w:after="0" w:before="0"/>
+            </w:pPr>
+            <w:r>
+              <w:rPr>
+                <w:rFonts w:ascii="Calibri" w:cs="Calibri" w:eastAsia="Calibri" w:hAnsi="Calibri"/>
+                <w:b w:val="false"/>
+                <w:bCs w:val="false"/>
+                <w:i w:val="false"/>
+                <w:iCs w:val="false"/>
+                <w:color w:val="1A1F36"/>
+                <w:sz w:val="18"/>
+                <w:szCs w:val="18"/>
+              </w:rPr>
+              <w:t xml:space="preserve">ответ проверяющего: исправил у Железнова на №7</w:t>
+            </w:r>
+          </w:p>
+        </w:tc>
+      </w:tr>
+      <w:tr>
+        <w:tc>
+          <w:tcPr>
+            <w:tcW w:type="dxa" w:w="900"/>
+            <w:tcBorders>
+              <w:top w:val="single" w:color="C7CBDC" w:sz="4"/>
+              <w:left w:val="single" w:color="C7CBDC" w:sz="4"/>
+              <w:bottom w:val="single" w:color="C7CBDC" w:sz="4"/>
+              <w:right w:val="single" w:color="C7CBDC" w:sz="4"/>
+            </w:tcBorders>
+            <w:shd w:fill="F7F8FC" w:color="auto" w:val="clear"/>
+            <w:tcMar>
+              <w:top w:type="dxa" w:w="60"/>
+              <w:left w:type="dxa" w:w="90"/>
+              <w:bottom w:type="dxa" w:w="60"/>
+              <w:right w:type="dxa" w:w="90"/>
+            </w:tcMar>
+            <w:vAlign w:val="top"/>
+          </w:tcPr>
+          <w:p>
+            <w:pPr>
+              <w:spacing w:after="0" w:before="0"/>
+            </w:pPr>
+            <w:r>
+              <w:rPr>
+                <w:rFonts w:ascii="Calibri" w:cs="Calibri" w:eastAsia="Calibri" w:hAnsi="Calibri"/>
+                <w:b/>
+                <w:bCs/>
+                <w:i w:val="false"/>
+                <w:iCs w:val="false"/>
+                <w:color w:val="1A1F36"/>
+                <w:sz w:val="18"/>
+                <w:szCs w:val="18"/>
+              </w:rPr>
+              <w:t xml:space="preserve">76</w:t>
+            </w:r>
+          </w:p>
+        </w:tc>
+        <w:tc>
+          <w:tcPr>
+            <w:tcW w:type="dxa" w:w="2600"/>
+            <w:tcBorders>
+              <w:top w:val="single" w:color="C7CBDC" w:sz="4"/>
+              <w:left w:val="single" w:color="C7CBDC" w:sz="4"/>
+              <w:bottom w:val="single" w:color="C7CBDC" w:sz="4"/>
+              <w:right w:val="single" w:color="C7CBDC" w:sz="4"/>
+            </w:tcBorders>
+            <w:shd w:fill="F7F8FC" w:color="auto" w:val="clear"/>
+            <w:tcMar>
+              <w:top w:type="dxa" w:w="60"/>
+              <w:left w:type="dxa" w:w="90"/>
+              <w:bottom w:type="dxa" w:w="60"/>
+              <w:right w:type="dxa" w:w="90"/>
+            </w:tcMar>
+            <w:vAlign w:val="top"/>
+          </w:tcPr>
+          <w:p>
+            <w:pPr>
+              <w:spacing w:after="0"/>
+            </w:pPr>
+            <w:r>
+              <w:rPr>
+                <w:rFonts w:ascii="Calibri" w:cs="Calibri" w:eastAsia="Calibri" w:hAnsi="Calibri"/>
+                <w:b w:val="false"/>
+                <w:bCs w:val="false"/>
+                <w:i w:val="false"/>
+                <w:iCs w:val="false"/>
+                <w:color w:val="1A1F36"/>
+                <w:sz w:val="18"/>
+                <w:szCs w:val="18"/>
+              </w:rPr>
+              <w:t xml:space="preserve">27.07.2026  20:30</w:t>
+            </w:r>
+            <w:r>
+              <w:rPr>
+                <w:rFonts w:ascii="Calibri" w:cs="Calibri" w:eastAsia="Calibri" w:hAnsi="Calibri"/>
+                <w:b w:val="false"/>
+                <w:bCs w:val="false"/>
+                <w:i w:val="false"/>
+                <w:iCs w:val="false"/>
+                <w:color w:val="1A1F36"/>
+                <w:sz w:val="18"/>
+                <w:szCs w:val="18"/>
+              </w:rPr>
+              <w:br/>
+              <w:t xml:space="preserve">Факел — Спортдепо</w:t>
+            </w:r>
+          </w:p>
+        </w:tc>
+        <w:tc>
+          <w:tcPr>
+            <w:tcW w:type="dxa" w:w="4200"/>
+            <w:tcBorders>
+              <w:top w:val="single" w:color="C7CBDC" w:sz="4"/>
+              <w:left w:val="single" w:color="C7CBDC" w:sz="4"/>
+              <w:bottom w:val="single" w:color="C7CBDC" w:sz="4"/>
+              <w:right w:val="single" w:color="C7CBDC" w:sz="4"/>
+            </w:tcBorders>
+            <w:shd w:fill="F7F8FC" w:color="auto" w:val="clear"/>
+            <w:tcMar>
+              <w:top w:type="dxa" w:w="60"/>
+              <w:left w:type="dxa" w:w="90"/>
+              <w:bottom w:type="dxa" w:w="60"/>
+              <w:right w:type="dxa" w:w="90"/>
+            </w:tcMar>
+            <w:vAlign w:val="top"/>
+          </w:tcPr>
+          <w:p>
+            <w:pPr>
+              <w:spacing w:after="0" w:before="0"/>
+            </w:pPr>
+            <w:r>
+              <w:rPr>
+                <w:rFonts w:ascii="Calibri" w:cs="Calibri" w:eastAsia="Calibri" w:hAnsi="Calibri"/>
+                <w:b w:val="false"/>
+                <w:bCs w:val="false"/>
+                <w:i w:val="false"/>
+                <w:iCs w:val="false"/>
+                <w:color w:val="5A5F7A"/>
+                <w:sz w:val="18"/>
+                <w:szCs w:val="18"/>
+              </w:rPr>
+              <w:t xml:space="preserve">Железнов Игорь Владимирович — №11</w:t>
+            </w:r>
+          </w:p>
+        </w:tc>
+        <w:tc>
+          <w:tcPr>
+            <w:tcW w:type="dxa" w:w="4200"/>
+            <w:tcBorders>
+              <w:top w:val="single" w:color="C7CBDC" w:sz="4"/>
+              <w:left w:val="single" w:color="C7CBDC" w:sz="4"/>
+              <w:bottom w:val="single" w:color="C7CBDC" w:sz="4"/>
+              <w:right w:val="single" w:color="C7CBDC" w:sz="4"/>
+            </w:tcBorders>
+            <w:shd w:fill="F7F8FC" w:color="auto" w:val="clear"/>
+            <w:tcMar>
+              <w:top w:type="dxa" w:w="60"/>
+              <w:left w:type="dxa" w:w="90"/>
+              <w:bottom w:type="dxa" w:w="60"/>
+              <w:right w:type="dxa" w:w="90"/>
+            </w:tcMar>
+            <w:vAlign w:val="top"/>
+          </w:tcPr>
+          <w:p>
+            <w:pPr>
+              <w:spacing w:after="0" w:before="0"/>
+            </w:pPr>
+            <w:r>
+              <w:rPr>
+                <w:rFonts w:ascii="Calibri" w:cs="Calibri" w:eastAsia="Calibri" w:hAnsi="Calibri"/>
+                <w:b/>
+                <w:bCs/>
+                <w:i w:val="false"/>
+                <w:iCs w:val="false"/>
+                <w:color w:val="1A1F36"/>
+                <w:sz w:val="18"/>
+                <w:szCs w:val="18"/>
+              </w:rPr>
+              <w:t xml:space="preserve">Железнов Игорь Владимирович — №7</w:t>
+            </w:r>
+          </w:p>
+        </w:tc>
+        <w:tc>
+          <w:tcPr>
+            <w:tcW w:type="dxa" w:w="3350"/>
+            <w:tcBorders>
+              <w:top w:val="single" w:color="C7CBDC" w:sz="4"/>
+              <w:left w:val="single" w:color="C7CBDC" w:sz="4"/>
+              <w:bottom w:val="single" w:color="C7CBDC" w:sz="4"/>
+              <w:right w:val="single" w:color="C7CBDC" w:sz="4"/>
+            </w:tcBorders>
+            <w:shd w:fill="F7F8FC" w:color="auto" w:val="clear"/>
+            <w:tcMar>
+              <w:top w:type="dxa" w:w="60"/>
+              <w:left w:type="dxa" w:w="90"/>
+              <w:bottom w:type="dxa" w:w="60"/>
+              <w:right w:type="dxa" w:w="90"/>
+            </w:tcMar>
+            <w:vAlign w:val="top"/>
+          </w:tcPr>
+          <w:p>
+            <w:pPr>
+              <w:spacing w:after="0" w:before="0"/>
+            </w:pPr>
+            <w:r>
+              <w:rPr>
+                <w:rFonts w:ascii="Calibri" w:cs="Calibri" w:eastAsia="Calibri" w:hAnsi="Calibri"/>
+                <w:b w:val="false"/>
+                <w:bCs w:val="false"/>
+                <w:i w:val="false"/>
+                <w:iCs w:val="false"/>
+                <w:color w:val="1A1F36"/>
+                <w:sz w:val="18"/>
+                <w:szCs w:val="18"/>
+              </w:rPr>
+              <w:t xml:space="preserve">ответ проверяющего: исправил у Железнова на №7</w:t>
+            </w:r>
+          </w:p>
+        </w:tc>
+      </w:tr>
+      <w:tr>
+        <w:tc>
+          <w:tcPr>
+            <w:tcW w:type="dxa" w:w="900"/>
+            <w:tcBorders>
+              <w:top w:val="single" w:color="C7CBDC" w:sz="4"/>
+              <w:left w:val="single" w:color="C7CBDC" w:sz="4"/>
+              <w:bottom w:val="single" w:color="C7CBDC" w:sz="4"/>
+              <w:right w:val="single" w:color="C7CBDC" w:sz="4"/>
+            </w:tcBorders>
+            <w:tcMar>
+              <w:top w:type="dxa" w:w="60"/>
+              <w:left w:type="dxa" w:w="90"/>
+              <w:bottom w:type="dxa" w:w="60"/>
+              <w:right w:type="dxa" w:w="90"/>
+            </w:tcMar>
+            <w:vAlign w:val="top"/>
+          </w:tcPr>
+          <w:p>
+            <w:pPr>
+              <w:spacing w:after="0" w:before="0"/>
+            </w:pPr>
+            <w:r>
+              <w:rPr>
+                <w:rFonts w:ascii="Calibri" w:cs="Calibri" w:eastAsia="Calibri" w:hAnsi="Calibri"/>
+                <w:b/>
+                <w:bCs/>
+                <w:i w:val="false"/>
+                <w:iCs w:val="false"/>
+                <w:color w:val="1A1F36"/>
+                <w:sz w:val="18"/>
+                <w:szCs w:val="18"/>
+              </w:rPr>
+              <w:t xml:space="preserve">91</w:t>
+            </w:r>
+          </w:p>
+        </w:tc>
+        <w:tc>
+          <w:tcPr>
+            <w:tcW w:type="dxa" w:w="2600"/>
+            <w:tcBorders>
+              <w:top w:val="single" w:color="C7CBDC" w:sz="4"/>
+              <w:left w:val="single" w:color="C7CBDC" w:sz="4"/>
+              <w:bottom w:val="single" w:color="C7CBDC" w:sz="4"/>
+              <w:right w:val="single" w:color="C7CBDC" w:sz="4"/>
+            </w:tcBorders>
+            <w:tcMar>
+              <w:top w:type="dxa" w:w="60"/>
+              <w:left w:type="dxa" w:w="90"/>
+              <w:bottom w:type="dxa" w:w="60"/>
+              <w:right w:type="dxa" w:w="90"/>
+            </w:tcMar>
+            <w:vAlign w:val="top"/>
+          </w:tcPr>
+          <w:p>
+            <w:pPr>
+              <w:spacing w:after="0"/>
+            </w:pPr>
+            <w:r>
+              <w:rPr>
+                <w:rFonts w:ascii="Calibri" w:cs="Calibri" w:eastAsia="Calibri" w:hAnsi="Calibri"/>
+                <w:b w:val="false"/>
+                <w:bCs w:val="false"/>
+                <w:i w:val="false"/>
+                <w:iCs w:val="false"/>
+                <w:color w:val="1A1F36"/>
+                <w:sz w:val="18"/>
+                <w:szCs w:val="18"/>
+              </w:rPr>
+              <w:t xml:space="preserve">23.07.2026  21:25</w:t>
+            </w:r>
+            <w:r>
+              <w:rPr>
+                <w:rFonts w:ascii="Calibri" w:cs="Calibri" w:eastAsia="Calibri" w:hAnsi="Calibri"/>
+                <w:b w:val="false"/>
+                <w:bCs w:val="false"/>
+                <w:i w:val="false"/>
+                <w:iCs w:val="false"/>
+                <w:color w:val="1A1F36"/>
+                <w:sz w:val="18"/>
+                <w:szCs w:val="18"/>
+              </w:rPr>
+              <w:br/>
+              <w:t xml:space="preserve">Штурм — Факел</w:t>
+            </w:r>
+          </w:p>
+        </w:tc>
+        <w:tc>
+          <w:tcPr>
+            <w:tcW w:type="dxa" w:w="4200"/>
+            <w:tcBorders>
+              <w:top w:val="single" w:color="C7CBDC" w:sz="4"/>
+              <w:left w:val="single" w:color="C7CBDC" w:sz="4"/>
+              <w:bottom w:val="single" w:color="C7CBDC" w:sz="4"/>
+              <w:right w:val="single" w:color="C7CBDC" w:sz="4"/>
+            </w:tcBorders>
+            <w:tcMar>
+              <w:top w:type="dxa" w:w="60"/>
+              <w:left w:type="dxa" w:w="90"/>
+              <w:bottom w:type="dxa" w:w="60"/>
+              <w:right w:type="dxa" w:w="90"/>
+            </w:tcMar>
+            <w:vAlign w:val="top"/>
+          </w:tcPr>
+          <w:p>
+            <w:pPr>
+              <w:spacing w:after="0" w:before="0"/>
+            </w:pPr>
+            <w:r>
+              <w:rPr>
+                <w:rFonts w:ascii="Calibri" w:cs="Calibri" w:eastAsia="Calibri" w:hAnsi="Calibri"/>
+                <w:b w:val="false"/>
+                <w:bCs w:val="false"/>
+                <w:i w:val="false"/>
+                <w:iCs w:val="false"/>
+                <w:color w:val="5A5F7A"/>
+                <w:sz w:val="18"/>
+                <w:szCs w:val="18"/>
+              </w:rPr>
+              <w:t xml:space="preserve">Железнов Игорь Владимирович — №11</w:t>
+            </w:r>
+          </w:p>
+        </w:tc>
+        <w:tc>
+          <w:tcPr>
+            <w:tcW w:type="dxa" w:w="4200"/>
+            <w:tcBorders>
+              <w:top w:val="single" w:color="C7CBDC" w:sz="4"/>
+              <w:left w:val="single" w:color="C7CBDC" w:sz="4"/>
+              <w:bottom w:val="single" w:color="C7CBDC" w:sz="4"/>
+              <w:right w:val="single" w:color="C7CBDC" w:sz="4"/>
+            </w:tcBorders>
+            <w:tcMar>
+              <w:top w:type="dxa" w:w="60"/>
+              <w:left w:type="dxa" w:w="90"/>
+              <w:bottom w:type="dxa" w:w="60"/>
+              <w:right w:type="dxa" w:w="90"/>
+            </w:tcMar>
+            <w:vAlign w:val="top"/>
+          </w:tcPr>
+          <w:p>
+            <w:pPr>
+              <w:spacing w:after="0" w:before="0"/>
+            </w:pPr>
+            <w:r>
+              <w:rPr>
+                <w:rFonts w:ascii="Calibri" w:cs="Calibri" w:eastAsia="Calibri" w:hAnsi="Calibri"/>
+                <w:b/>
+                <w:bCs/>
+                <w:i w:val="false"/>
+                <w:iCs w:val="false"/>
+                <w:color w:val="1A1F36"/>
+                <w:sz w:val="18"/>
+                <w:szCs w:val="18"/>
+              </w:rPr>
+              <w:t xml:space="preserve">Железнов Игорь Владимирович — №7</w:t>
+            </w:r>
+          </w:p>
+        </w:tc>
+        <w:tc>
+          <w:tcPr>
+            <w:tcW w:type="dxa" w:w="3350"/>
+            <w:tcBorders>
+              <w:top w:val="single" w:color="C7CBDC" w:sz="4"/>
+              <w:left w:val="single" w:color="C7CBDC" w:sz="4"/>
+              <w:bottom w:val="single" w:color="C7CBDC" w:sz="4"/>
+              <w:right w:val="single" w:color="C7CBDC" w:sz="4"/>
+            </w:tcBorders>
+            <w:tcMar>
+              <w:top w:type="dxa" w:w="60"/>
+              <w:left w:type="dxa" w:w="90"/>
+              <w:bottom w:type="dxa" w:w="60"/>
+              <w:right w:type="dxa" w:w="90"/>
+            </w:tcMar>
+            <w:vAlign w:val="top"/>
+          </w:tcPr>
+          <w:p>
+            <w:pPr>
+              <w:spacing w:after="0" w:before="0"/>
+            </w:pPr>
+            <w:r>
+              <w:rPr>
+                <w:rFonts w:ascii="Calibri" w:cs="Calibri" w:eastAsia="Calibri" w:hAnsi="Calibri"/>
+                <w:b w:val="false"/>
+                <w:bCs w:val="false"/>
+                <w:i w:val="false"/>
+                <w:iCs w:val="false"/>
+                <w:color w:val="1A1F36"/>
+                <w:sz w:val="18"/>
+                <w:szCs w:val="18"/>
+              </w:rPr>
+              <w:t xml:space="preserve">ответ проверяющего: исправил у Железнова на №7</w:t>
+            </w:r>
+          </w:p>
+        </w:tc>
+      </w:tr>
+      <w:tr>
+        <w:tc>
+          <w:tcPr>
+            <w:tcW w:type="dxa" w:w="900"/>
+            <w:tcBorders>
+              <w:top w:val="single" w:color="C7CBDC" w:sz="4"/>
+              <w:left w:val="single" w:color="C7CBDC" w:sz="4"/>
+              <w:bottom w:val="single" w:color="C7CBDC" w:sz="4"/>
+              <w:right w:val="single" w:color="C7CBDC" w:sz="4"/>
+            </w:tcBorders>
+            <w:shd w:fill="F7F8FC" w:color="auto" w:val="clear"/>
+            <w:tcMar>
+              <w:top w:type="dxa" w:w="60"/>
+              <w:left w:type="dxa" w:w="90"/>
+              <w:bottom w:type="dxa" w:w="60"/>
+              <w:right w:type="dxa" w:w="90"/>
+            </w:tcMar>
+            <w:vAlign w:val="top"/>
+          </w:tcPr>
+          <w:p>
+            <w:pPr>
+              <w:spacing w:after="0" w:before="0"/>
+            </w:pPr>
+            <w:r>
+              <w:rPr>
+                <w:rFonts w:ascii="Calibri" w:cs="Calibri" w:eastAsia="Calibri" w:hAnsi="Calibri"/>
+                <w:b/>
+                <w:bCs/>
+                <w:i w:val="false"/>
+                <w:iCs w:val="false"/>
+                <w:color w:val="1A1F36"/>
+                <w:sz w:val="18"/>
+                <w:szCs w:val="18"/>
+              </w:rPr>
+              <w:t xml:space="preserve">106</w:t>
+            </w:r>
+          </w:p>
+        </w:tc>
+        <w:tc>
+          <w:tcPr>
+            <w:tcW w:type="dxa" w:w="2600"/>
+            <w:tcBorders>
+              <w:top w:val="single" w:color="C7CBDC" w:sz="4"/>
+              <w:left w:val="single" w:color="C7CBDC" w:sz="4"/>
+              <w:bottom w:val="single" w:color="C7CBDC" w:sz="4"/>
+              <w:right w:val="single" w:color="C7CBDC" w:sz="4"/>
+            </w:tcBorders>
+            <w:shd w:fill="F7F8FC" w:color="auto" w:val="clear"/>
+            <w:tcMar>
+              <w:top w:type="dxa" w:w="60"/>
+              <w:left w:type="dxa" w:w="90"/>
+              <w:bottom w:type="dxa" w:w="60"/>
+              <w:right w:type="dxa" w:w="90"/>
+            </w:tcMar>
+            <w:vAlign w:val="top"/>
+          </w:tcPr>
+          <w:p>
+            <w:pPr>
+              <w:spacing w:after="0"/>
+            </w:pPr>
+            <w:r>
+              <w:rPr>
+                <w:rFonts w:ascii="Calibri" w:cs="Calibri" w:eastAsia="Calibri" w:hAnsi="Calibri"/>
+                <w:b w:val="false"/>
+                <w:bCs w:val="false"/>
+                <w:i w:val="false"/>
+                <w:iCs w:val="false"/>
+                <w:color w:val="1A1F36"/>
+                <w:sz w:val="18"/>
+                <w:szCs w:val="18"/>
+              </w:rPr>
+              <w:t xml:space="preserve">23.07.2026  20:30</w:t>
+            </w:r>
+            <w:r>
+              <w:rPr>
+                <w:rFonts w:ascii="Calibri" w:cs="Calibri" w:eastAsia="Calibri" w:hAnsi="Calibri"/>
+                <w:b w:val="false"/>
+                <w:bCs w:val="false"/>
+                <w:i w:val="false"/>
+                <w:iCs w:val="false"/>
+                <w:color w:val="1A1F36"/>
+                <w:sz w:val="18"/>
+                <w:szCs w:val="18"/>
+              </w:rPr>
+              <w:br/>
+              <w:t xml:space="preserve">Факел — Штурм</w:t>
+            </w:r>
+          </w:p>
+        </w:tc>
+        <w:tc>
+          <w:tcPr>
+            <w:tcW w:type="dxa" w:w="4200"/>
+            <w:tcBorders>
+              <w:top w:val="single" w:color="C7CBDC" w:sz="4"/>
+              <w:left w:val="single" w:color="C7CBDC" w:sz="4"/>
+              <w:bottom w:val="single" w:color="C7CBDC" w:sz="4"/>
+              <w:right w:val="single" w:color="C7CBDC" w:sz="4"/>
+            </w:tcBorders>
+            <w:shd w:fill="F7F8FC" w:color="auto" w:val="clear"/>
+            <w:tcMar>
+              <w:top w:type="dxa" w:w="60"/>
+              <w:left w:type="dxa" w:w="90"/>
+              <w:bottom w:type="dxa" w:w="60"/>
+              <w:right w:type="dxa" w:w="90"/>
+            </w:tcMar>
+            <w:vAlign w:val="top"/>
+          </w:tcPr>
+          <w:p>
+            <w:pPr>
+              <w:spacing w:after="0" w:before="0"/>
+            </w:pPr>
+            <w:r>
+              <w:rPr>
+                <w:rFonts w:ascii="Calibri" w:cs="Calibri" w:eastAsia="Calibri" w:hAnsi="Calibri"/>
+                <w:b w:val="false"/>
+                <w:bCs w:val="false"/>
+                <w:i w:val="false"/>
+                <w:iCs w:val="false"/>
+                <w:color w:val="5A5F7A"/>
+                <w:sz w:val="18"/>
+                <w:szCs w:val="18"/>
+              </w:rPr>
+              <w:t xml:space="preserve">Железнов Игорь Владимирович — №11</w:t>
+            </w:r>
+          </w:p>
+        </w:tc>
+        <w:tc>
+          <w:tcPr>
+            <w:tcW w:type="dxa" w:w="4200"/>
+            <w:tcBorders>
+              <w:top w:val="single" w:color="C7CBDC" w:sz="4"/>
+              <w:left w:val="single" w:color="C7CBDC" w:sz="4"/>
+              <w:bottom w:val="single" w:color="C7CBDC" w:sz="4"/>
+              <w:right w:val="single" w:color="C7CBDC" w:sz="4"/>
+            </w:tcBorders>
+            <w:shd w:fill="F7F8FC" w:color="auto" w:val="clear"/>
+            <w:tcMar>
+              <w:top w:type="dxa" w:w="60"/>
+              <w:left w:type="dxa" w:w="90"/>
+              <w:bottom w:type="dxa" w:w="60"/>
+              <w:right w:type="dxa" w:w="90"/>
+            </w:tcMar>
+            <w:vAlign w:val="top"/>
+          </w:tcPr>
+          <w:p>
+            <w:pPr>
+              <w:spacing w:after="0" w:before="0"/>
+            </w:pPr>
+            <w:r>
+              <w:rPr>
+                <w:rFonts w:ascii="Calibri" w:cs="Calibri" w:eastAsia="Calibri" w:hAnsi="Calibri"/>
+                <w:b/>
+                <w:bCs/>
+                <w:i w:val="false"/>
+                <w:iCs w:val="false"/>
+                <w:color w:val="1A1F36"/>
+                <w:sz w:val="18"/>
+                <w:szCs w:val="18"/>
+              </w:rPr>
+              <w:t xml:space="preserve">Железнов Игорь Владимирович — №7</w:t>
+            </w:r>
+          </w:p>
+        </w:tc>
+        <w:tc>
+          <w:tcPr>
+            <w:tcW w:type="dxa" w:w="3350"/>
+            <w:tcBorders>
+              <w:top w:val="single" w:color="C7CBDC" w:sz="4"/>
+              <w:left w:val="single" w:color="C7CBDC" w:sz="4"/>
+              <w:bottom w:val="single" w:color="C7CBDC" w:sz="4"/>
+              <w:right w:val="single" w:color="C7CBDC" w:sz="4"/>
+            </w:tcBorders>
+            <w:shd w:fill="F7F8FC" w:color="auto" w:val="clear"/>
+            <w:tcMar>
+              <w:top w:type="dxa" w:w="60"/>
+              <w:left w:type="dxa" w:w="90"/>
+              <w:bottom w:type="dxa" w:w="60"/>
+              <w:right w:type="dxa" w:w="90"/>
+            </w:tcMar>
+            <w:vAlign w:val="top"/>
+          </w:tcPr>
+          <w:p>
+            <w:pPr>
+              <w:spacing w:after="0" w:before="0"/>
+            </w:pPr>
+            <w:r>
+              <w:rPr>
+                <w:rFonts w:ascii="Calibri" w:cs="Calibri" w:eastAsia="Calibri" w:hAnsi="Calibri"/>
+                <w:b w:val="false"/>
+                <w:bCs w:val="false"/>
+                <w:i w:val="false"/>
+                <w:iCs w:val="false"/>
+                <w:color w:val="1A1F36"/>
+                <w:sz w:val="18"/>
+                <w:szCs w:val="18"/>
+              </w:rPr>
+              <w:t xml:space="preserve">ответ проверяющего: исправил у Железнова на №7</w:t>
+            </w:r>
+          </w:p>
+        </w:tc>
+      </w:tr>
+      <w:tr>
+        <w:tc>
+          <w:tcPr>
+            <w:tcW w:type="dxa" w:w="900"/>
+            <w:tcBorders>
+              <w:top w:val="single" w:color="C7CBDC" w:sz="4"/>
+              <w:left w:val="single" w:color="C7CBDC" w:sz="4"/>
+              <w:bottom w:val="single" w:color="C7CBDC" w:sz="4"/>
+              <w:right w:val="single" w:color="C7CBDC" w:sz="4"/>
+            </w:tcBorders>
+            <w:tcMar>
+              <w:top w:type="dxa" w:w="60"/>
+              <w:left w:type="dxa" w:w="90"/>
+              <w:bottom w:type="dxa" w:w="60"/>
+              <w:right w:type="dxa" w:w="90"/>
+            </w:tcMar>
+            <w:vAlign w:val="top"/>
+          </w:tcPr>
+          <w:p>
+            <w:pPr>
+              <w:spacing w:after="0" w:before="0"/>
+            </w:pPr>
+            <w:r>
+              <w:rPr>
+                <w:rFonts w:ascii="Calibri" w:cs="Calibri" w:eastAsia="Calibri" w:hAnsi="Calibri"/>
+                <w:b/>
+                <w:bCs/>
+                <w:i w:val="false"/>
+                <w:iCs w:val="false"/>
+                <w:color w:val="1A1F36"/>
+                <w:sz w:val="18"/>
+                <w:szCs w:val="18"/>
+              </w:rPr>
+              <w:t xml:space="preserve">181</w:t>
+            </w:r>
+          </w:p>
+        </w:tc>
+        <w:tc>
+          <w:tcPr>
+            <w:tcW w:type="dxa" w:w="2600"/>
+            <w:tcBorders>
+              <w:top w:val="single" w:color="C7CBDC" w:sz="4"/>
+              <w:left w:val="single" w:color="C7CBDC" w:sz="4"/>
+              <w:bottom w:val="single" w:color="C7CBDC" w:sz="4"/>
+              <w:right w:val="single" w:color="C7CBDC" w:sz="4"/>
+            </w:tcBorders>
+            <w:tcMar>
+              <w:top w:type="dxa" w:w="60"/>
+              <w:left w:type="dxa" w:w="90"/>
+              <w:bottom w:type="dxa" w:w="60"/>
+              <w:right w:type="dxa" w:w="90"/>
+            </w:tcMar>
+            <w:vAlign w:val="top"/>
+          </w:tcPr>
+          <w:p>
+            <w:pPr>
+              <w:spacing w:after="0"/>
+            </w:pPr>
+            <w:r>
+              <w:rPr>
+                <w:rFonts w:ascii="Calibri" w:cs="Calibri" w:eastAsia="Calibri" w:hAnsi="Calibri"/>
+                <w:b w:val="false"/>
+                <w:bCs w:val="false"/>
+                <w:i w:val="false"/>
+                <w:iCs w:val="false"/>
+                <w:color w:val="1A1F36"/>
+                <w:sz w:val="18"/>
+                <w:szCs w:val="18"/>
+              </w:rPr>
+              <w:t xml:space="preserve">14.07.2026  21:25</w:t>
+            </w:r>
+            <w:r>
+              <w:rPr>
+                <w:rFonts w:ascii="Calibri" w:cs="Calibri" w:eastAsia="Calibri" w:hAnsi="Calibri"/>
+                <w:b w:val="false"/>
+                <w:bCs w:val="false"/>
+                <w:i w:val="false"/>
+                <w:iCs w:val="false"/>
+                <w:color w:val="1A1F36"/>
+                <w:sz w:val="18"/>
+                <w:szCs w:val="18"/>
+              </w:rPr>
+              <w:br/>
+              <w:t xml:space="preserve">Факел — Айсфокс</w:t>
+            </w:r>
+          </w:p>
+        </w:tc>
+        <w:tc>
+          <w:tcPr>
+            <w:tcW w:type="dxa" w:w="4200"/>
+            <w:tcBorders>
+              <w:top w:val="single" w:color="C7CBDC" w:sz="4"/>
+              <w:left w:val="single" w:color="C7CBDC" w:sz="4"/>
+              <w:bottom w:val="single" w:color="C7CBDC" w:sz="4"/>
+              <w:right w:val="single" w:color="C7CBDC" w:sz="4"/>
+            </w:tcBorders>
+            <w:tcMar>
+              <w:top w:type="dxa" w:w="60"/>
+              <w:left w:type="dxa" w:w="90"/>
+              <w:bottom w:type="dxa" w:w="60"/>
+              <w:right w:type="dxa" w:w="90"/>
+            </w:tcMar>
+            <w:vAlign w:val="top"/>
+          </w:tcPr>
+          <w:p>
+            <w:pPr>
+              <w:spacing w:after="0" w:before="0"/>
+            </w:pPr>
+            <w:r>
+              <w:rPr>
+                <w:rFonts w:ascii="Calibri" w:cs="Calibri" w:eastAsia="Calibri" w:hAnsi="Calibri"/>
+                <w:b w:val="false"/>
+                <w:bCs w:val="false"/>
+                <w:i w:val="false"/>
+                <w:iCs w:val="false"/>
+                <w:color w:val="5A5F7A"/>
+                <w:sz w:val="18"/>
+                <w:szCs w:val="18"/>
+              </w:rPr>
+              <w:t xml:space="preserve">Железнов Игорь Владимирович — №11</w:t>
+            </w:r>
+          </w:p>
+        </w:tc>
+        <w:tc>
+          <w:tcPr>
+            <w:tcW w:type="dxa" w:w="4200"/>
+            <w:tcBorders>
+              <w:top w:val="single" w:color="C7CBDC" w:sz="4"/>
+              <w:left w:val="single" w:color="C7CBDC" w:sz="4"/>
+              <w:bottom w:val="single" w:color="C7CBDC" w:sz="4"/>
+              <w:right w:val="single" w:color="C7CBDC" w:sz="4"/>
+            </w:tcBorders>
+            <w:tcMar>
+              <w:top w:type="dxa" w:w="60"/>
+              <w:left w:type="dxa" w:w="90"/>
+              <w:bottom w:type="dxa" w:w="60"/>
+              <w:right w:type="dxa" w:w="90"/>
+            </w:tcMar>
+            <w:vAlign w:val="top"/>
+          </w:tcPr>
+          <w:p>
+            <w:pPr>
+              <w:spacing w:after="0" w:before="0"/>
+            </w:pPr>
+            <w:r>
+              <w:rPr>
+                <w:rFonts w:ascii="Calibri" w:cs="Calibri" w:eastAsia="Calibri" w:hAnsi="Calibri"/>
+                <w:b/>
+                <w:bCs/>
+                <w:i w:val="false"/>
+                <w:iCs w:val="false"/>
+                <w:color w:val="1A1F36"/>
+                <w:sz w:val="18"/>
+                <w:szCs w:val="18"/>
+              </w:rPr>
+              <w:t xml:space="preserve">Железнов Игорь Владимирович — №7</w:t>
+            </w:r>
+          </w:p>
+        </w:tc>
+        <w:tc>
+          <w:tcPr>
+            <w:tcW w:type="dxa" w:w="3350"/>
+            <w:tcBorders>
+              <w:top w:val="single" w:color="C7CBDC" w:sz="4"/>
+              <w:left w:val="single" w:color="C7CBDC" w:sz="4"/>
+              <w:bottom w:val="single" w:color="C7CBDC" w:sz="4"/>
+              <w:right w:val="single" w:color="C7CBDC" w:sz="4"/>
+            </w:tcBorders>
+            <w:tcMar>
+              <w:top w:type="dxa" w:w="60"/>
+              <w:left w:type="dxa" w:w="90"/>
+              <w:bottom w:type="dxa" w:w="60"/>
+              <w:right w:type="dxa" w:w="90"/>
+            </w:tcMar>
+            <w:vAlign w:val="top"/>
+          </w:tcPr>
+          <w:p>
+            <w:pPr>
+              <w:spacing w:after="0" w:before="0"/>
+            </w:pPr>
+            <w:r>
+              <w:rPr>
+                <w:rFonts w:ascii="Calibri" w:cs="Calibri" w:eastAsia="Calibri" w:hAnsi="Calibri"/>
+                <w:b w:val="false"/>
+                <w:bCs w:val="false"/>
+                <w:i w:val="false"/>
+                <w:iCs w:val="false"/>
+                <w:color w:val="1A1F36"/>
+                <w:sz w:val="18"/>
+                <w:szCs w:val="18"/>
+              </w:rPr>
+              <w:t xml:space="preserve">ответ проверяющего: исправил у Железнова на №7</w:t>
+            </w:r>
+          </w:p>
+        </w:tc>
+      </w:tr>
+      <w:tr>
+        <w:tc>
+          <w:tcPr>
+            <w:tcW w:type="dxa" w:w="900"/>
+            <w:tcBorders>
+              <w:top w:val="single" w:color="C7CBDC" w:sz="4"/>
+              <w:left w:val="single" w:color="C7CBDC" w:sz="4"/>
+              <w:bottom w:val="single" w:color="C7CBDC" w:sz="4"/>
+              <w:right w:val="single" w:color="C7CBDC" w:sz="4"/>
+            </w:tcBorders>
+            <w:shd w:fill="F7F8FC" w:color="auto" w:val="clear"/>
+            <w:tcMar>
+              <w:top w:type="dxa" w:w="60"/>
+              <w:left w:type="dxa" w:w="90"/>
+              <w:bottom w:type="dxa" w:w="60"/>
+              <w:right w:type="dxa" w:w="90"/>
+            </w:tcMar>
+            <w:vAlign w:val="top"/>
+          </w:tcPr>
+          <w:p>
+            <w:pPr>
+              <w:spacing w:after="0" w:before="0"/>
+            </w:pPr>
+            <w:r>
+              <w:rPr>
+                <w:rFonts w:ascii="Calibri" w:cs="Calibri" w:eastAsia="Calibri" w:hAnsi="Calibri"/>
+                <w:b/>
+                <w:bCs/>
+                <w:i w:val="false"/>
+                <w:iCs w:val="false"/>
+                <w:color w:val="1A1F36"/>
+                <w:sz w:val="18"/>
+                <w:szCs w:val="18"/>
+              </w:rPr>
+              <w:t xml:space="preserve">196</w:t>
+            </w:r>
+          </w:p>
+        </w:tc>
+        <w:tc>
+          <w:tcPr>
+            <w:tcW w:type="dxa" w:w="2600"/>
+            <w:tcBorders>
+              <w:top w:val="single" w:color="C7CBDC" w:sz="4"/>
+              <w:left w:val="single" w:color="C7CBDC" w:sz="4"/>
+              <w:bottom w:val="single" w:color="C7CBDC" w:sz="4"/>
+              <w:right w:val="single" w:color="C7CBDC" w:sz="4"/>
+            </w:tcBorders>
+            <w:shd w:fill="F7F8FC" w:color="auto" w:val="clear"/>
+            <w:tcMar>
+              <w:top w:type="dxa" w:w="60"/>
+              <w:left w:type="dxa" w:w="90"/>
+              <w:bottom w:type="dxa" w:w="60"/>
+              <w:right w:type="dxa" w:w="90"/>
+            </w:tcMar>
+            <w:vAlign w:val="top"/>
+          </w:tcPr>
+          <w:p>
+            <w:pPr>
+              <w:spacing w:after="0"/>
+            </w:pPr>
+            <w:r>
+              <w:rPr>
+                <w:rFonts w:ascii="Calibri" w:cs="Calibri" w:eastAsia="Calibri" w:hAnsi="Calibri"/>
+                <w:b w:val="false"/>
+                <w:bCs w:val="false"/>
+                <w:i w:val="false"/>
+                <w:iCs w:val="false"/>
+                <w:color w:val="1A1F36"/>
+                <w:sz w:val="18"/>
+                <w:szCs w:val="18"/>
+              </w:rPr>
+              <w:t xml:space="preserve">14.07.2026  20:30</w:t>
+            </w:r>
+            <w:r>
+              <w:rPr>
+                <w:rFonts w:ascii="Calibri" w:cs="Calibri" w:eastAsia="Calibri" w:hAnsi="Calibri"/>
+                <w:b w:val="false"/>
+                <w:bCs w:val="false"/>
+                <w:i w:val="false"/>
+                <w:iCs w:val="false"/>
+                <w:color w:val="1A1F36"/>
+                <w:sz w:val="18"/>
+                <w:szCs w:val="18"/>
+              </w:rPr>
+              <w:br/>
+              <w:t xml:space="preserve">Айсфокс — Факел</w:t>
+            </w:r>
+          </w:p>
+        </w:tc>
+        <w:tc>
+          <w:tcPr>
+            <w:tcW w:type="dxa" w:w="4200"/>
+            <w:tcBorders>
+              <w:top w:val="single" w:color="C7CBDC" w:sz="4"/>
+              <w:left w:val="single" w:color="C7CBDC" w:sz="4"/>
+              <w:bottom w:val="single" w:color="C7CBDC" w:sz="4"/>
+              <w:right w:val="single" w:color="C7CBDC" w:sz="4"/>
+            </w:tcBorders>
+            <w:shd w:fill="F7F8FC" w:color="auto" w:val="clear"/>
+            <w:tcMar>
+              <w:top w:type="dxa" w:w="60"/>
+              <w:left w:type="dxa" w:w="90"/>
+              <w:bottom w:type="dxa" w:w="60"/>
+              <w:right w:type="dxa" w:w="90"/>
+            </w:tcMar>
+            <w:vAlign w:val="top"/>
+          </w:tcPr>
+          <w:p>
+            <w:pPr>
+              <w:spacing w:after="0" w:before="0"/>
+            </w:pPr>
+            <w:r>
+              <w:rPr>
+                <w:rFonts w:ascii="Calibri" w:cs="Calibri" w:eastAsia="Calibri" w:hAnsi="Calibri"/>
+                <w:b w:val="false"/>
+                <w:bCs w:val="false"/>
+                <w:i w:val="false"/>
+                <w:iCs w:val="false"/>
+                <w:color w:val="5A5F7A"/>
+                <w:sz w:val="18"/>
+                <w:szCs w:val="18"/>
+              </w:rPr>
+              <w:t xml:space="preserve">Железнов Игорь Владимирович — №11</w:t>
+            </w:r>
+          </w:p>
+        </w:tc>
+        <w:tc>
+          <w:tcPr>
+            <w:tcW w:type="dxa" w:w="4200"/>
+            <w:tcBorders>
+              <w:top w:val="single" w:color="C7CBDC" w:sz="4"/>
+              <w:left w:val="single" w:color="C7CBDC" w:sz="4"/>
+              <w:bottom w:val="single" w:color="C7CBDC" w:sz="4"/>
+              <w:right w:val="single" w:color="C7CBDC" w:sz="4"/>
+            </w:tcBorders>
+            <w:shd w:fill="F7F8FC" w:color="auto" w:val="clear"/>
+            <w:tcMar>
+              <w:top w:type="dxa" w:w="60"/>
+              <w:left w:type="dxa" w:w="90"/>
+              <w:bottom w:type="dxa" w:w="60"/>
+              <w:right w:type="dxa" w:w="90"/>
+            </w:tcMar>
+            <w:vAlign w:val="top"/>
+          </w:tcPr>
+          <w:p>
+            <w:pPr>
+              <w:spacing w:after="0" w:before="0"/>
+            </w:pPr>
+            <w:r>
+              <w:rPr>
+                <w:rFonts w:ascii="Calibri" w:cs="Calibri" w:eastAsia="Calibri" w:hAnsi="Calibri"/>
+                <w:b/>
+                <w:bCs/>
+                <w:i w:val="false"/>
+                <w:iCs w:val="false"/>
+                <w:color w:val="1A1F36"/>
+                <w:sz w:val="18"/>
+                <w:szCs w:val="18"/>
+              </w:rPr>
+              <w:t xml:space="preserve">Железнов Игорь Владимирович — №7</w:t>
+            </w:r>
+          </w:p>
+        </w:tc>
+        <w:tc>
+          <w:tcPr>
+            <w:tcW w:type="dxa" w:w="3350"/>
+            <w:tcBorders>
+              <w:top w:val="single" w:color="C7CBDC" w:sz="4"/>
+              <w:left w:val="single" w:color="C7CBDC" w:sz="4"/>
+              <w:bottom w:val="single" w:color="C7CBDC" w:sz="4"/>
+              <w:right w:val="single" w:color="C7CBDC" w:sz="4"/>
+            </w:tcBorders>
+            <w:shd w:fill="F7F8FC" w:color="auto" w:val="clear"/>
+            <w:tcMar>
+              <w:top w:type="dxa" w:w="60"/>
+              <w:left w:type="dxa" w:w="90"/>
+              <w:bottom w:type="dxa" w:w="60"/>
+              <w:right w:type="dxa" w:w="90"/>
+            </w:tcMar>
+            <w:vAlign w:val="top"/>
+          </w:tcPr>
+          <w:p>
+            <w:pPr>
+              <w:spacing w:after="0" w:before="0"/>
+            </w:pPr>
+            <w:r>
+              <w:rPr>
+                <w:rFonts w:ascii="Calibri" w:cs="Calibri" w:eastAsia="Calibri" w:hAnsi="Calibri"/>
+                <w:b w:val="false"/>
+                <w:bCs w:val="false"/>
+                <w:i w:val="false"/>
+                <w:iCs w:val="false"/>
+                <w:color w:val="1A1F36"/>
+                <w:sz w:val="18"/>
+                <w:szCs w:val="18"/>
+              </w:rPr>
+              <w:t xml:space="preserve">ответ проверяющего: исправил у Железнова на №7</w:t>
+            </w:r>
+          </w:p>
+        </w:tc>
+      </w:tr>
+    </w:tbl>
+    <w:p>
+      <w:pPr>
+        <w:keepNext/>
+        <w:spacing w:after="80" w:before="200"/>
+      </w:pPr>
+      <w:r>
+        <w:rPr>
+          <w:rFonts w:ascii="Calibri" w:cs="Calibri" w:eastAsia="Calibri" w:hAnsi="Calibri"/>
+          <w:b/>
+          <w:bCs/>
+          <w:i w:val="false"/>
+          <w:iCs w:val="false"/>
+          <w:color w:val="1A1F36"/>
+          <w:sz w:val="22"/>
+          <w:szCs w:val="22"/>
+        </w:rPr>
+        <w:t xml:space="preserve">Август 2026</w:t>
+      </w:r>
+    </w:p>
+    <w:tbl>
+      <w:tblPr>
+        <w:tblW w:type="dxa" w:w="15250"/>
+        <w:tblBorders>
+          <w:top w:val="single" w:color="auto" w:sz="4"/>
+          <w:left w:val="single" w:color="auto" w:sz="4"/>
+          <w:bottom w:val="single" w:color="auto" w:sz="4"/>
+          <w:right w:val="single" w:color="auto" w:sz="4"/>
+          <w:insideH w:val="single" w:color="auto" w:sz="4"/>
+          <w:insideV w:val="single" w:color="auto" w:sz="4"/>
+        </w:tblBorders>
+      </w:tblPr>
+      <w:tblGrid>
+        <w:gridCol w:w="900"/>
+        <w:gridCol w:w="2600"/>
+        <w:gridCol w:w="4200"/>
+        <w:gridCol w:w="4200"/>
+        <w:gridCol w:w="3350"/>
+      </w:tblGrid>
+      <w:tr>
+        <w:trPr>
+          <w:tblHeader/>
+        </w:trPr>
+        <w:tc>
+          <w:tcPr>
+            <w:tcW w:type="dxa" w:w="900"/>
+            <w:tcBorders>
+              <w:top w:val="single" w:color="C7CBDC" w:sz="4"/>
+              <w:left w:val="single" w:color="C7CBDC" w:sz="4"/>
+              <w:bottom w:val="single" w:color="C7CBDC" w:sz="4"/>
+              <w:right w:val="single" w:color="C7CBDC" w:sz="4"/>
+            </w:tcBorders>
+            <w:shd w:fill="EEF0F7" w:color="auto" w:val="clear"/>
+            <w:tcMar>
+              <w:top w:type="dxa" w:w="60"/>
+              <w:left w:type="dxa" w:w="90"/>
+              <w:bottom w:type="dxa" w:w="60"/>
+              <w:right w:type="dxa" w:w="90"/>
+            </w:tcMar>
+            <w:vAlign w:val="top"/>
+          </w:tcPr>
+          <w:p>
+            <w:pPr>
+              <w:spacing w:after="0" w:before="0"/>
+            </w:pPr>
+            <w:r>
+              <w:rPr>
+                <w:rFonts w:ascii="Calibri" w:cs="Calibri" w:eastAsia="Calibri" w:hAnsi="Calibri"/>
+                <w:b/>
+                <w:bCs/>
+                <w:i w:val="false"/>
+                <w:iCs w:val="false"/>
+                <w:color w:val="1A1F36"/>
+                <w:sz w:val="18"/>
+                <w:szCs w:val="18"/>
+              </w:rPr>
+              <w:t xml:space="preserve">Стр.</w:t>
+            </w:r>
+          </w:p>
+        </w:tc>
+        <w:tc>
+          <w:tcPr>
+            <w:tcW w:type="dxa" w:w="2600"/>
+            <w:tcBorders>
+              <w:top w:val="single" w:color="C7CBDC" w:sz="4"/>
+              <w:left w:val="single" w:color="C7CBDC" w:sz="4"/>
+              <w:bottom w:val="single" w:color="C7CBDC" w:sz="4"/>
+              <w:right w:val="single" w:color="C7CBDC" w:sz="4"/>
+            </w:tcBorders>
+            <w:shd w:fill="EEF0F7" w:color="auto" w:val="clear"/>
+            <w:tcMar>
+              <w:top w:type="dxa" w:w="60"/>
+              <w:left w:type="dxa" w:w="90"/>
+              <w:bottom w:type="dxa" w:w="60"/>
+              <w:right w:type="dxa" w:w="90"/>
+            </w:tcMar>
+            <w:vAlign w:val="top"/>
+          </w:tcPr>
+          <w:p>
+            <w:pPr>
+              <w:spacing w:after="0" w:before="0"/>
+            </w:pPr>
+            <w:r>
+              <w:rPr>
+                <w:rFonts w:ascii="Calibri" w:cs="Calibri" w:eastAsia="Calibri" w:hAnsi="Calibri"/>
+                <w:b/>
+                <w:bCs/>
+                <w:i w:val="false"/>
+                <w:iCs w:val="false"/>
+                <w:color w:val="1A1F36"/>
+                <w:sz w:val="18"/>
+                <w:szCs w:val="18"/>
+              </w:rPr>
+              <w:t xml:space="preserve">Матч</w:t>
+            </w:r>
+          </w:p>
+        </w:tc>
+        <w:tc>
+          <w:tcPr>
+            <w:tcW w:type="dxa" w:w="4200"/>
+            <w:tcBorders>
+              <w:top w:val="single" w:color="C7CBDC" w:sz="4"/>
+              <w:left w:val="single" w:color="C7CBDC" w:sz="4"/>
+              <w:bottom w:val="single" w:color="C7CBDC" w:sz="4"/>
+              <w:right w:val="single" w:color="C7CBDC" w:sz="4"/>
+            </w:tcBorders>
+            <w:shd w:fill="EEF0F7" w:color="auto" w:val="clear"/>
+            <w:tcMar>
+              <w:top w:type="dxa" w:w="60"/>
+              <w:left w:type="dxa" w:w="90"/>
+              <w:bottom w:type="dxa" w:w="60"/>
+              <w:right w:type="dxa" w:w="90"/>
+            </w:tcMar>
+            <w:vAlign w:val="top"/>
+          </w:tcPr>
+          <w:p>
+            <w:pPr>
+              <w:spacing w:after="0" w:before="0"/>
+            </w:pPr>
+            <w:r>
+              <w:rPr>
+                <w:rFonts w:ascii="Calibri" w:cs="Calibri" w:eastAsia="Calibri" w:hAnsi="Calibri"/>
+                <w:b/>
+                <w:bCs/>
+                <w:i w:val="false"/>
+                <w:iCs w:val="false"/>
+                <w:color w:val="1A1F36"/>
+                <w:sz w:val="18"/>
+                <w:szCs w:val="18"/>
+              </w:rPr>
+              <w:t xml:space="preserve">Было</w:t>
+            </w:r>
+          </w:p>
+        </w:tc>
+        <w:tc>
+          <w:tcPr>
+            <w:tcW w:type="dxa" w:w="4200"/>
+            <w:tcBorders>
+              <w:top w:val="single" w:color="C7CBDC" w:sz="4"/>
+              <w:left w:val="single" w:color="C7CBDC" w:sz="4"/>
+              <w:bottom w:val="single" w:color="C7CBDC" w:sz="4"/>
+              <w:right w:val="single" w:color="C7CBDC" w:sz="4"/>
+            </w:tcBorders>
+            <w:shd w:fill="EEF0F7" w:color="auto" w:val="clear"/>
+            <w:tcMar>
+              <w:top w:type="dxa" w:w="60"/>
+              <w:left w:type="dxa" w:w="90"/>
+              <w:bottom w:type="dxa" w:w="60"/>
+              <w:right w:type="dxa" w:w="90"/>
+            </w:tcMar>
+            <w:vAlign w:val="top"/>
+          </w:tcPr>
+          <w:p>
+            <w:pPr>
+              <w:spacing w:after="0" w:before="0"/>
+            </w:pPr>
+            <w:r>
+              <w:rPr>
+                <w:rFonts w:ascii="Calibri" w:cs="Calibri" w:eastAsia="Calibri" w:hAnsi="Calibri"/>
+                <w:b/>
+                <w:bCs/>
+                <w:i w:val="false"/>
+                <w:iCs w:val="false"/>
+                <w:color w:val="1A1F36"/>
+                <w:sz w:val="18"/>
+                <w:szCs w:val="18"/>
+              </w:rPr>
+              <w:t xml:space="preserve">Стало</w:t>
+            </w:r>
+          </w:p>
+        </w:tc>
+        <w:tc>
+          <w:tcPr>
+            <w:tcW w:type="dxa" w:w="3350"/>
+            <w:tcBorders>
+              <w:top w:val="single" w:color="C7CBDC" w:sz="4"/>
+              <w:left w:val="single" w:color="C7CBDC" w:sz="4"/>
+              <w:bottom w:val="single" w:color="C7CBDC" w:sz="4"/>
+              <w:right w:val="single" w:color="C7CBDC" w:sz="4"/>
+            </w:tcBorders>
+            <w:shd w:fill="EEF0F7" w:color="auto" w:val="clear"/>
+            <w:tcMar>
+              <w:top w:type="dxa" w:w="60"/>
+              <w:left w:type="dxa" w:w="90"/>
+              <w:bottom w:type="dxa" w:w="60"/>
+              <w:right w:type="dxa" w:w="90"/>
+            </w:tcMar>
+            <w:vAlign w:val="top"/>
+          </w:tcPr>
+          <w:p>
+            <w:pPr>
+              <w:spacing w:after="0" w:before="0"/>
+            </w:pPr>
+            <w:r>
+              <w:rPr>
+                <w:rFonts w:ascii="Calibri" w:cs="Calibri" w:eastAsia="Calibri" w:hAnsi="Calibri"/>
+                <w:b/>
+                <w:bCs/>
+                <w:i w:val="false"/>
+                <w:iCs w:val="false"/>
+                <w:color w:val="1A1F36"/>
+                <w:sz w:val="18"/>
+                <w:szCs w:val="18"/>
+              </w:rPr>
+              <w:t xml:space="preserve">Основание</w:t>
+            </w:r>
+          </w:p>
+        </w:tc>
+      </w:tr>
+      <w:tr>
+        <w:tc>
+          <w:tcPr>
+            <w:tcW w:type="dxa" w:w="900"/>
+            <w:tcBorders>
+              <w:top w:val="single" w:color="C7CBDC" w:sz="4"/>
+              <w:left w:val="single" w:color="C7CBDC" w:sz="4"/>
+              <w:bottom w:val="single" w:color="C7CBDC" w:sz="4"/>
+              <w:right w:val="single" w:color="C7CBDC" w:sz="4"/>
+            </w:tcBorders>
+            <w:tcMar>
+              <w:top w:type="dxa" w:w="60"/>
+              <w:left w:type="dxa" w:w="90"/>
+              <w:bottom w:type="dxa" w:w="60"/>
+              <w:right w:type="dxa" w:w="90"/>
+            </w:tcMar>
+            <w:vAlign w:val="top"/>
+          </w:tcPr>
+          <w:p>
+            <w:pPr>
+              <w:spacing w:after="0" w:before="0"/>
+            </w:pPr>
+            <w:r>
+              <w:rPr>
+                <w:rFonts w:ascii="Calibri" w:cs="Calibri" w:eastAsia="Calibri" w:hAnsi="Calibri"/>
+                <w:b/>
+                <w:bCs/>
+                <w:i w:val="false"/>
+                <w:iCs w:val="false"/>
+                <w:color w:val="1A1F36"/>
+                <w:sz w:val="18"/>
+                <w:szCs w:val="18"/>
+              </w:rPr>
+              <w:t xml:space="preserve">16</w:t>
+            </w:r>
+          </w:p>
+        </w:tc>
+        <w:tc>
+          <w:tcPr>
+            <w:tcW w:type="dxa" w:w="2600"/>
+            <w:tcBorders>
+              <w:top w:val="single" w:color="C7CBDC" w:sz="4"/>
+              <w:left w:val="single" w:color="C7CBDC" w:sz="4"/>
+              <w:bottom w:val="single" w:color="C7CBDC" w:sz="4"/>
+              <w:right w:val="single" w:color="C7CBDC" w:sz="4"/>
+            </w:tcBorders>
+            <w:tcMar>
+              <w:top w:type="dxa" w:w="60"/>
+              <w:left w:type="dxa" w:w="90"/>
+              <w:bottom w:type="dxa" w:w="60"/>
+              <w:right w:type="dxa" w:w="90"/>
+            </w:tcMar>
+            <w:vAlign w:val="top"/>
+          </w:tcPr>
+          <w:p>
+            <w:pPr>
+              <w:spacing w:after="0"/>
+            </w:pPr>
+            <w:r>
+              <w:rPr>
+                <w:rFonts w:ascii="Calibri" w:cs="Calibri" w:eastAsia="Calibri" w:hAnsi="Calibri"/>
+                <w:b w:val="false"/>
+                <w:bCs w:val="false"/>
+                <w:i w:val="false"/>
+                <w:iCs w:val="false"/>
+                <w:color w:val="1A1F36"/>
+                <w:sz w:val="18"/>
+                <w:szCs w:val="18"/>
+              </w:rPr>
+              <w:t xml:space="preserve">20.08.2026  21:25</w:t>
+            </w:r>
+            <w:r>
+              <w:rPr>
+                <w:rFonts w:ascii="Calibri" w:cs="Calibri" w:eastAsia="Calibri" w:hAnsi="Calibri"/>
+                <w:b w:val="false"/>
+                <w:bCs w:val="false"/>
+                <w:i w:val="false"/>
+                <w:iCs w:val="false"/>
+                <w:color w:val="1A1F36"/>
+                <w:sz w:val="18"/>
+                <w:szCs w:val="18"/>
+              </w:rPr>
+              <w:br/>
+              <w:t xml:space="preserve">Штурм — Спортдепо</w:t>
+            </w:r>
+          </w:p>
+        </w:tc>
+        <w:tc>
+          <w:tcPr>
+            <w:tcW w:type="dxa" w:w="4200"/>
+            <w:tcBorders>
+              <w:top w:val="single" w:color="C7CBDC" w:sz="4"/>
+              <w:left w:val="single" w:color="C7CBDC" w:sz="4"/>
+              <w:bottom w:val="single" w:color="C7CBDC" w:sz="4"/>
+              <w:right w:val="single" w:color="C7CBDC" w:sz="4"/>
+            </w:tcBorders>
+            <w:tcMar>
+              <w:top w:type="dxa" w:w="60"/>
+              <w:left w:type="dxa" w:w="90"/>
+              <w:bottom w:type="dxa" w:w="60"/>
+              <w:right w:type="dxa" w:w="90"/>
+            </w:tcMar>
+            <w:vAlign w:val="top"/>
+          </w:tcPr>
+          <w:p>
+            <w:pPr>
+              <w:spacing w:after="0" w:before="0"/>
+            </w:pPr>
+            <w:r>
+              <w:rPr>
+                <w:rFonts w:ascii="Calibri" w:cs="Calibri" w:eastAsia="Calibri" w:hAnsi="Calibri"/>
+                <w:b w:val="false"/>
+                <w:bCs w:val="false"/>
+                <w:i w:val="false"/>
+                <w:iCs w:val="false"/>
+                <w:color w:val="5A5F7A"/>
+                <w:sz w:val="18"/>
+                <w:szCs w:val="18"/>
+              </w:rPr>
+              <w:t xml:space="preserve">Бамбуркин Владимир Васильевич — без номера</w:t>
+            </w:r>
+          </w:p>
+        </w:tc>
+        <w:tc>
+          <w:tcPr>
+            <w:tcW w:type="dxa" w:w="4200"/>
+            <w:tcBorders>
+              <w:top w:val="single" w:color="C7CBDC" w:sz="4"/>
+              <w:left w:val="single" w:color="C7CBDC" w:sz="4"/>
+              <w:bottom w:val="single" w:color="C7CBDC" w:sz="4"/>
+              <w:right w:val="single" w:color="C7CBDC" w:sz="4"/>
+            </w:tcBorders>
+            <w:tcMar>
+              <w:top w:type="dxa" w:w="60"/>
+              <w:left w:type="dxa" w:w="90"/>
+              <w:bottom w:type="dxa" w:w="60"/>
+              <w:right w:type="dxa" w:w="90"/>
+            </w:tcMar>
+            <w:vAlign w:val="top"/>
+          </w:tcPr>
+          <w:p>
+            <w:pPr>
+              <w:spacing w:after="0" w:before="0"/>
+            </w:pPr>
+            <w:r>
+              <w:rPr>
+                <w:rFonts w:ascii="Calibri" w:cs="Calibri" w:eastAsia="Calibri" w:hAnsi="Calibri"/>
+                <w:b/>
+                <w:bCs/>
+                <w:i w:val="false"/>
+                <w:iCs w:val="false"/>
+                <w:color w:val="1A1F36"/>
+                <w:sz w:val="18"/>
+                <w:szCs w:val="18"/>
+              </w:rPr>
+              <w:t xml:space="preserve">Бамбуркин Владимир Васильевич — №25</w:t>
+            </w:r>
+          </w:p>
+        </w:tc>
+        <w:tc>
+          <w:tcPr>
+            <w:tcW w:type="dxa" w:w="3350"/>
+            <w:tcBorders>
+              <w:top w:val="single" w:color="C7CBDC" w:sz="4"/>
+              <w:left w:val="single" w:color="C7CBDC" w:sz="4"/>
+              <w:bottom w:val="single" w:color="C7CBDC" w:sz="4"/>
+              <w:right w:val="single" w:color="C7CBDC" w:sz="4"/>
+            </w:tcBorders>
+            <w:tcMar>
+              <w:top w:type="dxa" w:w="60"/>
+              <w:left w:type="dxa" w:w="90"/>
+              <w:bottom w:type="dxa" w:w="60"/>
+              <w:right w:type="dxa" w:w="90"/>
+            </w:tcMar>
+            <w:vAlign w:val="top"/>
+          </w:tcPr>
+          <w:p>
+            <w:pPr>
+              <w:spacing w:after="0" w:before="0"/>
+            </w:pPr>
+            <w:r>
+              <w:rPr>
+                <w:rFonts w:ascii="Calibri" w:cs="Calibri" w:eastAsia="Calibri" w:hAnsi="Calibri"/>
+                <w:b w:val="false"/>
+                <w:bCs w:val="false"/>
+                <w:i w:val="false"/>
+                <w:iCs w:val="false"/>
+                <w:color w:val="1A1F36"/>
+                <w:sz w:val="18"/>
+                <w:szCs w:val="18"/>
+              </w:rPr>
+              <w:t xml:space="preserve">ответ проверяющего: №25</w:t>
+            </w:r>
+          </w:p>
+        </w:tc>
+      </w:tr>
+      <w:tr>
+        <w:tc>
+          <w:tcPr>
+            <w:tcW w:type="dxa" w:w="900"/>
+            <w:tcBorders>
+              <w:top w:val="single" w:color="C7CBDC" w:sz="4"/>
+              <w:left w:val="single" w:color="C7CBDC" w:sz="4"/>
+              <w:bottom w:val="single" w:color="C7CBDC" w:sz="4"/>
+              <w:right w:val="single" w:color="C7CBDC" w:sz="4"/>
+            </w:tcBorders>
+            <w:shd w:fill="F7F8FC" w:color="auto" w:val="clear"/>
+            <w:tcMar>
+              <w:top w:type="dxa" w:w="60"/>
+              <w:left w:type="dxa" w:w="90"/>
+              <w:bottom w:type="dxa" w:w="60"/>
+              <w:right w:type="dxa" w:w="90"/>
+            </w:tcMar>
+            <w:vAlign w:val="top"/>
+          </w:tcPr>
+          <w:p>
+            <w:pPr>
+              <w:spacing w:after="0" w:before="0"/>
+            </w:pPr>
+            <w:r>
+              <w:rPr>
+                <w:rFonts w:ascii="Calibri" w:cs="Calibri" w:eastAsia="Calibri" w:hAnsi="Calibri"/>
+                <w:b/>
+                <w:bCs/>
+                <w:i w:val="false"/>
+                <w:iCs w:val="false"/>
+                <w:color w:val="1A1F36"/>
+                <w:sz w:val="18"/>
+                <w:szCs w:val="18"/>
+              </w:rPr>
+              <w:t xml:space="preserve">31</w:t>
+            </w:r>
+          </w:p>
+        </w:tc>
+        <w:tc>
+          <w:tcPr>
+            <w:tcW w:type="dxa" w:w="2600"/>
+            <w:tcBorders>
+              <w:top w:val="single" w:color="C7CBDC" w:sz="4"/>
+              <w:left w:val="single" w:color="C7CBDC" w:sz="4"/>
+              <w:bottom w:val="single" w:color="C7CBDC" w:sz="4"/>
+              <w:right w:val="single" w:color="C7CBDC" w:sz="4"/>
+            </w:tcBorders>
+            <w:shd w:fill="F7F8FC" w:color="auto" w:val="clear"/>
+            <w:tcMar>
+              <w:top w:type="dxa" w:w="60"/>
+              <w:left w:type="dxa" w:w="90"/>
+              <w:bottom w:type="dxa" w:w="60"/>
+              <w:right w:type="dxa" w:w="90"/>
+            </w:tcMar>
+            <w:vAlign w:val="top"/>
+          </w:tcPr>
+          <w:p>
+            <w:pPr>
+              <w:spacing w:after="0"/>
+            </w:pPr>
+            <w:r>
+              <w:rPr>
+                <w:rFonts w:ascii="Calibri" w:cs="Calibri" w:eastAsia="Calibri" w:hAnsi="Calibri"/>
+                <w:b w:val="false"/>
+                <w:bCs w:val="false"/>
+                <w:i w:val="false"/>
+                <w:iCs w:val="false"/>
+                <w:color w:val="1A1F36"/>
+                <w:sz w:val="18"/>
+                <w:szCs w:val="18"/>
+              </w:rPr>
+              <w:t xml:space="preserve">20.08.2026  20:30</w:t>
+            </w:r>
+            <w:r>
+              <w:rPr>
+                <w:rFonts w:ascii="Calibri" w:cs="Calibri" w:eastAsia="Calibri" w:hAnsi="Calibri"/>
+                <w:b w:val="false"/>
+                <w:bCs w:val="false"/>
+                <w:i w:val="false"/>
+                <w:iCs w:val="false"/>
+                <w:color w:val="1A1F36"/>
+                <w:sz w:val="18"/>
+                <w:szCs w:val="18"/>
+              </w:rPr>
+              <w:br/>
+              <w:t xml:space="preserve">Спортдепо — Штурм</w:t>
+            </w:r>
+          </w:p>
+        </w:tc>
+        <w:tc>
+          <w:tcPr>
+            <w:tcW w:type="dxa" w:w="4200"/>
+            <w:tcBorders>
+              <w:top w:val="single" w:color="C7CBDC" w:sz="4"/>
+              <w:left w:val="single" w:color="C7CBDC" w:sz="4"/>
+              <w:bottom w:val="single" w:color="C7CBDC" w:sz="4"/>
+              <w:right w:val="single" w:color="C7CBDC" w:sz="4"/>
+            </w:tcBorders>
+            <w:shd w:fill="F7F8FC" w:color="auto" w:val="clear"/>
+            <w:tcMar>
+              <w:top w:type="dxa" w:w="60"/>
+              <w:left w:type="dxa" w:w="90"/>
+              <w:bottom w:type="dxa" w:w="60"/>
+              <w:right w:type="dxa" w:w="90"/>
+            </w:tcMar>
+            <w:vAlign w:val="top"/>
+          </w:tcPr>
+          <w:p>
+            <w:pPr>
+              <w:spacing w:after="0" w:before="0"/>
+            </w:pPr>
+            <w:r>
+              <w:rPr>
+                <w:rFonts w:ascii="Calibri" w:cs="Calibri" w:eastAsia="Calibri" w:hAnsi="Calibri"/>
+                <w:b w:val="false"/>
+                <w:bCs w:val="false"/>
+                <w:i w:val="false"/>
+                <w:iCs w:val="false"/>
+                <w:color w:val="5A5F7A"/>
+                <w:sz w:val="18"/>
+                <w:szCs w:val="18"/>
+              </w:rPr>
+              <w:t xml:space="preserve">Бамбуркин Владимир Васильевич — без номера</w:t>
+            </w:r>
+          </w:p>
+        </w:tc>
+        <w:tc>
+          <w:tcPr>
+            <w:tcW w:type="dxa" w:w="4200"/>
+            <w:tcBorders>
+              <w:top w:val="single" w:color="C7CBDC" w:sz="4"/>
+              <w:left w:val="single" w:color="C7CBDC" w:sz="4"/>
+              <w:bottom w:val="single" w:color="C7CBDC" w:sz="4"/>
+              <w:right w:val="single" w:color="C7CBDC" w:sz="4"/>
+            </w:tcBorders>
+            <w:shd w:fill="F7F8FC" w:color="auto" w:val="clear"/>
+            <w:tcMar>
+              <w:top w:type="dxa" w:w="60"/>
+              <w:left w:type="dxa" w:w="90"/>
+              <w:bottom w:type="dxa" w:w="60"/>
+              <w:right w:type="dxa" w:w="90"/>
+            </w:tcMar>
+            <w:vAlign w:val="top"/>
+          </w:tcPr>
+          <w:p>
+            <w:pPr>
+              <w:spacing w:after="0" w:before="0"/>
+            </w:pPr>
+            <w:r>
+              <w:rPr>
+                <w:rFonts w:ascii="Calibri" w:cs="Calibri" w:eastAsia="Calibri" w:hAnsi="Calibri"/>
+                <w:b/>
+                <w:bCs/>
+                <w:i w:val="false"/>
+                <w:iCs w:val="false"/>
+                <w:color w:val="1A1F36"/>
+                <w:sz w:val="18"/>
+                <w:szCs w:val="18"/>
+              </w:rPr>
+              <w:t xml:space="preserve">Бамбуркин Владимир Васильевич — №25</w:t>
+            </w:r>
+          </w:p>
+        </w:tc>
+        <w:tc>
+          <w:tcPr>
+            <w:tcW w:type="dxa" w:w="3350"/>
+            <w:tcBorders>
+              <w:top w:val="single" w:color="C7CBDC" w:sz="4"/>
+              <w:left w:val="single" w:color="C7CBDC" w:sz="4"/>
+              <w:bottom w:val="single" w:color="C7CBDC" w:sz="4"/>
+              <w:right w:val="single" w:color="C7CBDC" w:sz="4"/>
+            </w:tcBorders>
+            <w:shd w:fill="F7F8FC" w:color="auto" w:val="clear"/>
+            <w:tcMar>
+              <w:top w:type="dxa" w:w="60"/>
+              <w:left w:type="dxa" w:w="90"/>
+              <w:bottom w:type="dxa" w:w="60"/>
+              <w:right w:type="dxa" w:w="90"/>
+            </w:tcMar>
+            <w:vAlign w:val="top"/>
+          </w:tcPr>
+          <w:p>
+            <w:pPr>
+              <w:spacing w:after="0" w:before="0"/>
+            </w:pPr>
+            <w:r>
+              <w:rPr>
+                <w:rFonts w:ascii="Calibri" w:cs="Calibri" w:eastAsia="Calibri" w:hAnsi="Calibri"/>
+                <w:b w:val="false"/>
+                <w:bCs w:val="false"/>
+                <w:i w:val="false"/>
+                <w:iCs w:val="false"/>
+                <w:color w:val="1A1F36"/>
+                <w:sz w:val="18"/>
+                <w:szCs w:val="18"/>
+              </w:rPr>
+              <w:t xml:space="preserve">ответ проверяющего: №25</w:t>
+            </w:r>
+          </w:p>
+        </w:tc>
+      </w:tr>
+      <w:tr>
+        <w:tc>
+          <w:tcPr>
+            <w:tcW w:type="dxa" w:w="900"/>
+            <w:tcBorders>
+              <w:top w:val="single" w:color="C7CBDC" w:sz="4"/>
+              <w:left w:val="single" w:color="C7CBDC" w:sz="4"/>
+              <w:bottom w:val="single" w:color="C7CBDC" w:sz="4"/>
+              <w:right w:val="single" w:color="C7CBDC" w:sz="4"/>
+            </w:tcBorders>
+            <w:tcMar>
+              <w:top w:type="dxa" w:w="60"/>
+              <w:left w:type="dxa" w:w="90"/>
+              <w:bottom w:type="dxa" w:w="60"/>
+              <w:right w:type="dxa" w:w="90"/>
+            </w:tcMar>
+            <w:vAlign w:val="top"/>
+          </w:tcPr>
+          <w:p>
+            <w:pPr>
+              <w:spacing w:after="0" w:before="0"/>
+            </w:pPr>
+            <w:r>
+              <w:rPr>
+                <w:rFonts w:ascii="Calibri" w:cs="Calibri" w:eastAsia="Calibri" w:hAnsi="Calibri"/>
+                <w:b/>
+                <w:bCs/>
+                <w:i w:val="false"/>
+                <w:iCs w:val="false"/>
+                <w:color w:val="1A1F36"/>
+                <w:sz w:val="18"/>
+                <w:szCs w:val="18"/>
+              </w:rPr>
+              <w:t xml:space="preserve">166</w:t>
+            </w:r>
+          </w:p>
+        </w:tc>
+        <w:tc>
+          <w:tcPr>
+            <w:tcW w:type="dxa" w:w="2600"/>
+            <w:tcBorders>
+              <w:top w:val="single" w:color="C7CBDC" w:sz="4"/>
+              <w:left w:val="single" w:color="C7CBDC" w:sz="4"/>
+              <w:bottom w:val="single" w:color="C7CBDC" w:sz="4"/>
+              <w:right w:val="single" w:color="C7CBDC" w:sz="4"/>
+            </w:tcBorders>
+            <w:tcMar>
+              <w:top w:type="dxa" w:w="60"/>
+              <w:left w:type="dxa" w:w="90"/>
+              <w:bottom w:type="dxa" w:w="60"/>
+              <w:right w:type="dxa" w:w="90"/>
+            </w:tcMar>
+            <w:vAlign w:val="top"/>
+          </w:tcPr>
+          <w:p>
+            <w:pPr>
+              <w:spacing w:after="0"/>
+            </w:pPr>
+            <w:r>
+              <w:rPr>
+                <w:rFonts w:ascii="Calibri" w:cs="Calibri" w:eastAsia="Calibri" w:hAnsi="Calibri"/>
+                <w:b w:val="false"/>
+                <w:bCs w:val="false"/>
+                <w:i w:val="false"/>
+                <w:iCs w:val="false"/>
+                <w:color w:val="1A1F36"/>
+                <w:sz w:val="18"/>
+                <w:szCs w:val="18"/>
+              </w:rPr>
+              <w:t xml:space="preserve">10.08.2026  21:25</w:t>
+            </w:r>
+            <w:r>
+              <w:rPr>
+                <w:rFonts w:ascii="Calibri" w:cs="Calibri" w:eastAsia="Calibri" w:hAnsi="Calibri"/>
+                <w:b w:val="false"/>
+                <w:bCs w:val="false"/>
+                <w:i w:val="false"/>
+                <w:iCs w:val="false"/>
+                <w:color w:val="1A1F36"/>
+                <w:sz w:val="18"/>
+                <w:szCs w:val="18"/>
+              </w:rPr>
+              <w:br/>
+              <w:t xml:space="preserve">Спортдепо — Сармат</w:t>
+            </w:r>
+          </w:p>
+        </w:tc>
+        <w:tc>
+          <w:tcPr>
+            <w:tcW w:type="dxa" w:w="4200"/>
+            <w:tcBorders>
+              <w:top w:val="single" w:color="C7CBDC" w:sz="4"/>
+              <w:left w:val="single" w:color="C7CBDC" w:sz="4"/>
+              <w:bottom w:val="single" w:color="C7CBDC" w:sz="4"/>
+              <w:right w:val="single" w:color="C7CBDC" w:sz="4"/>
+            </w:tcBorders>
+            <w:tcMar>
+              <w:top w:type="dxa" w:w="60"/>
+              <w:left w:type="dxa" w:w="90"/>
+              <w:bottom w:type="dxa" w:w="60"/>
+              <w:right w:type="dxa" w:w="90"/>
+            </w:tcMar>
+            <w:vAlign w:val="top"/>
+          </w:tcPr>
+          <w:p>
+            <w:pPr>
+              <w:spacing w:after="0" w:before="0"/>
+            </w:pPr>
+            <w:r>
+              <w:rPr>
+                <w:rFonts w:ascii="Calibri" w:cs="Calibri" w:eastAsia="Calibri" w:hAnsi="Calibri"/>
+                <w:b w:val="false"/>
+                <w:bCs w:val="false"/>
+                <w:i w:val="false"/>
+                <w:iCs w:val="false"/>
+                <w:color w:val="5A5F7A"/>
+                <w:sz w:val="18"/>
+                <w:szCs w:val="18"/>
+              </w:rPr>
+              <w:t xml:space="preserve">Бамбуркин Владимир Васильевич — без номера</w:t>
+            </w:r>
+          </w:p>
+        </w:tc>
+        <w:tc>
+          <w:tcPr>
+            <w:tcW w:type="dxa" w:w="4200"/>
+            <w:tcBorders>
+              <w:top w:val="single" w:color="C7CBDC" w:sz="4"/>
+              <w:left w:val="single" w:color="C7CBDC" w:sz="4"/>
+              <w:bottom w:val="single" w:color="C7CBDC" w:sz="4"/>
+              <w:right w:val="single" w:color="C7CBDC" w:sz="4"/>
+            </w:tcBorders>
+            <w:tcMar>
+              <w:top w:type="dxa" w:w="60"/>
+              <w:left w:type="dxa" w:w="90"/>
+              <w:bottom w:type="dxa" w:w="60"/>
+              <w:right w:type="dxa" w:w="90"/>
+            </w:tcMar>
+            <w:vAlign w:val="top"/>
+          </w:tcPr>
+          <w:p>
+            <w:pPr>
+              <w:spacing w:after="0" w:before="0"/>
+            </w:pPr>
+            <w:r>
+              <w:rPr>
+                <w:rFonts w:ascii="Calibri" w:cs="Calibri" w:eastAsia="Calibri" w:hAnsi="Calibri"/>
+                <w:b/>
+                <w:bCs/>
+                <w:i w:val="false"/>
+                <w:iCs w:val="false"/>
+                <w:color w:val="1A1F36"/>
+                <w:sz w:val="18"/>
+                <w:szCs w:val="18"/>
+              </w:rPr>
+              <w:t xml:space="preserve">Бамбуркин Владимир Васильевич — №25</w:t>
+            </w:r>
+          </w:p>
+        </w:tc>
+        <w:tc>
+          <w:tcPr>
+            <w:tcW w:type="dxa" w:w="3350"/>
+            <w:tcBorders>
+              <w:top w:val="single" w:color="C7CBDC" w:sz="4"/>
+              <w:left w:val="single" w:color="C7CBDC" w:sz="4"/>
+              <w:bottom w:val="single" w:color="C7CBDC" w:sz="4"/>
+              <w:right w:val="single" w:color="C7CBDC" w:sz="4"/>
+            </w:tcBorders>
+            <w:tcMar>
+              <w:top w:type="dxa" w:w="60"/>
+              <w:left w:type="dxa" w:w="90"/>
+              <w:bottom w:type="dxa" w:w="60"/>
+              <w:right w:type="dxa" w:w="90"/>
+            </w:tcMar>
+            <w:vAlign w:val="top"/>
+          </w:tcPr>
+          <w:p>
+            <w:pPr>
+              <w:spacing w:after="0" w:before="0"/>
+            </w:pPr>
+            <w:r>
+              <w:rPr>
+                <w:rFonts w:ascii="Calibri" w:cs="Calibri" w:eastAsia="Calibri" w:hAnsi="Calibri"/>
+                <w:b w:val="false"/>
+                <w:bCs w:val="false"/>
+                <w:i w:val="false"/>
+                <w:iCs w:val="false"/>
+                <w:color w:val="1A1F36"/>
+                <w:sz w:val="18"/>
+                <w:szCs w:val="18"/>
+              </w:rPr>
+              <w:t xml:space="preserve">ответ проверяющего: №25</w:t>
+            </w:r>
+          </w:p>
+        </w:tc>
+      </w:tr>
+      <w:tr>
+        <w:tc>
+          <w:tcPr>
+            <w:tcW w:type="dxa" w:w="900"/>
+            <w:tcBorders>
+              <w:top w:val="single" w:color="C7CBDC" w:sz="4"/>
+              <w:left w:val="single" w:color="C7CBDC" w:sz="4"/>
+              <w:bottom w:val="single" w:color="C7CBDC" w:sz="4"/>
+              <w:right w:val="single" w:color="C7CBDC" w:sz="4"/>
+            </w:tcBorders>
+            <w:shd w:fill="F7F8FC" w:color="auto" w:val="clear"/>
+            <w:tcMar>
+              <w:top w:type="dxa" w:w="60"/>
+              <w:left w:type="dxa" w:w="90"/>
+              <w:bottom w:type="dxa" w:w="60"/>
+              <w:right w:type="dxa" w:w="90"/>
+            </w:tcMar>
+            <w:vAlign w:val="top"/>
+          </w:tcPr>
+          <w:p>
+            <w:pPr>
+              <w:spacing w:after="0" w:before="0"/>
+            </w:pPr>
+            <w:r>
+              <w:rPr>
+                <w:rFonts w:ascii="Calibri" w:cs="Calibri" w:eastAsia="Calibri" w:hAnsi="Calibri"/>
+                <w:b/>
+                <w:bCs/>
+                <w:i w:val="false"/>
+                <w:iCs w:val="false"/>
+                <w:color w:val="1A1F36"/>
+                <w:sz w:val="18"/>
+                <w:szCs w:val="18"/>
+              </w:rPr>
+              <w:t xml:space="preserve">181</w:t>
+            </w:r>
+          </w:p>
+        </w:tc>
+        <w:tc>
+          <w:tcPr>
+            <w:tcW w:type="dxa" w:w="2600"/>
+            <w:tcBorders>
+              <w:top w:val="single" w:color="C7CBDC" w:sz="4"/>
+              <w:left w:val="single" w:color="C7CBDC" w:sz="4"/>
+              <w:bottom w:val="single" w:color="C7CBDC" w:sz="4"/>
+              <w:right w:val="single" w:color="C7CBDC" w:sz="4"/>
+            </w:tcBorders>
+            <w:shd w:fill="F7F8FC" w:color="auto" w:val="clear"/>
+            <w:tcMar>
+              <w:top w:type="dxa" w:w="60"/>
+              <w:left w:type="dxa" w:w="90"/>
+              <w:bottom w:type="dxa" w:w="60"/>
+              <w:right w:type="dxa" w:w="90"/>
+            </w:tcMar>
+            <w:vAlign w:val="top"/>
+          </w:tcPr>
+          <w:p>
+            <w:pPr>
+              <w:spacing w:after="0"/>
+            </w:pPr>
+            <w:r>
+              <w:rPr>
+                <w:rFonts w:ascii="Calibri" w:cs="Calibri" w:eastAsia="Calibri" w:hAnsi="Calibri"/>
+                <w:b w:val="false"/>
+                <w:bCs w:val="false"/>
+                <w:i w:val="false"/>
+                <w:iCs w:val="false"/>
+                <w:color w:val="1A1F36"/>
+                <w:sz w:val="18"/>
+                <w:szCs w:val="18"/>
+              </w:rPr>
+              <w:t xml:space="preserve">10.08.2026  20:30</w:t>
+            </w:r>
+            <w:r>
+              <w:rPr>
+                <w:rFonts w:ascii="Calibri" w:cs="Calibri" w:eastAsia="Calibri" w:hAnsi="Calibri"/>
+                <w:b w:val="false"/>
+                <w:bCs w:val="false"/>
+                <w:i w:val="false"/>
+                <w:iCs w:val="false"/>
+                <w:color w:val="1A1F36"/>
+                <w:sz w:val="18"/>
+                <w:szCs w:val="18"/>
+              </w:rPr>
+              <w:br/>
+              <w:t xml:space="preserve">Сармат — Спортдепо</w:t>
+            </w:r>
+          </w:p>
+        </w:tc>
+        <w:tc>
+          <w:tcPr>
+            <w:tcW w:type="dxa" w:w="4200"/>
+            <w:tcBorders>
+              <w:top w:val="single" w:color="C7CBDC" w:sz="4"/>
+              <w:left w:val="single" w:color="C7CBDC" w:sz="4"/>
+              <w:bottom w:val="single" w:color="C7CBDC" w:sz="4"/>
+              <w:right w:val="single" w:color="C7CBDC" w:sz="4"/>
+            </w:tcBorders>
+            <w:shd w:fill="F7F8FC" w:color="auto" w:val="clear"/>
+            <w:tcMar>
+              <w:top w:type="dxa" w:w="60"/>
+              <w:left w:type="dxa" w:w="90"/>
+              <w:bottom w:type="dxa" w:w="60"/>
+              <w:right w:type="dxa" w:w="90"/>
+            </w:tcMar>
+            <w:vAlign w:val="top"/>
+          </w:tcPr>
+          <w:p>
+            <w:pPr>
+              <w:spacing w:after="0" w:before="0"/>
+            </w:pPr>
+            <w:r>
+              <w:rPr>
+                <w:rFonts w:ascii="Calibri" w:cs="Calibri" w:eastAsia="Calibri" w:hAnsi="Calibri"/>
+                <w:b w:val="false"/>
+                <w:bCs w:val="false"/>
+                <w:i w:val="false"/>
+                <w:iCs w:val="false"/>
+                <w:color w:val="5A5F7A"/>
+                <w:sz w:val="18"/>
+                <w:szCs w:val="18"/>
+              </w:rPr>
+              <w:t xml:space="preserve">Бамбуркин Владимир Васильевич — без номера</w:t>
+            </w:r>
+          </w:p>
+        </w:tc>
+        <w:tc>
+          <w:tcPr>
+            <w:tcW w:type="dxa" w:w="4200"/>
+            <w:tcBorders>
+              <w:top w:val="single" w:color="C7CBDC" w:sz="4"/>
+              <w:left w:val="single" w:color="C7CBDC" w:sz="4"/>
+              <w:bottom w:val="single" w:color="C7CBDC" w:sz="4"/>
+              <w:right w:val="single" w:color="C7CBDC" w:sz="4"/>
+            </w:tcBorders>
+            <w:shd w:fill="F7F8FC" w:color="auto" w:val="clear"/>
+            <w:tcMar>
+              <w:top w:type="dxa" w:w="60"/>
+              <w:left w:type="dxa" w:w="90"/>
+              <w:bottom w:type="dxa" w:w="60"/>
+              <w:right w:type="dxa" w:w="90"/>
+            </w:tcMar>
+            <w:vAlign w:val="top"/>
+          </w:tcPr>
+          <w:p>
+            <w:pPr>
+              <w:spacing w:after="0" w:before="0"/>
+            </w:pPr>
+            <w:r>
+              <w:rPr>
+                <w:rFonts w:ascii="Calibri" w:cs="Calibri" w:eastAsia="Calibri" w:hAnsi="Calibri"/>
+                <w:b/>
+                <w:bCs/>
+                <w:i w:val="false"/>
+                <w:iCs w:val="false"/>
+                <w:color w:val="1A1F36"/>
+                <w:sz w:val="18"/>
+                <w:szCs w:val="18"/>
+              </w:rPr>
+              <w:t xml:space="preserve">Бамбуркин Владимир Васильевич — №25</w:t>
+            </w:r>
+          </w:p>
+        </w:tc>
+        <w:tc>
+          <w:tcPr>
+            <w:tcW w:type="dxa" w:w="3350"/>
+            <w:tcBorders>
+              <w:top w:val="single" w:color="C7CBDC" w:sz="4"/>
+              <w:left w:val="single" w:color="C7CBDC" w:sz="4"/>
+              <w:bottom w:val="single" w:color="C7CBDC" w:sz="4"/>
+              <w:right w:val="single" w:color="C7CBDC" w:sz="4"/>
+            </w:tcBorders>
+            <w:shd w:fill="F7F8FC" w:color="auto" w:val="clear"/>
+            <w:tcMar>
+              <w:top w:type="dxa" w:w="60"/>
+              <w:left w:type="dxa" w:w="90"/>
+              <w:bottom w:type="dxa" w:w="60"/>
+              <w:right w:type="dxa" w:w="90"/>
+            </w:tcMar>
+            <w:vAlign w:val="top"/>
+          </w:tcPr>
+          <w:p>
+            <w:pPr>
+              <w:spacing w:after="0" w:before="0"/>
+            </w:pPr>
+            <w:r>
+              <w:rPr>
+                <w:rFonts w:ascii="Calibri" w:cs="Calibri" w:eastAsia="Calibri" w:hAnsi="Calibri"/>
+                <w:b w:val="false"/>
+                <w:bCs w:val="false"/>
+                <w:i w:val="false"/>
+                <w:iCs w:val="false"/>
+                <w:color w:val="1A1F36"/>
+                <w:sz w:val="18"/>
+                <w:szCs w:val="18"/>
+              </w:rPr>
+              <w:t xml:space="preserve">ответ проверяющего: №25</w:t>
+            </w:r>
+          </w:p>
+        </w:tc>
+      </w:tr>
+      <w:tr>
+        <w:tc>
+          <w:tcPr>
+            <w:tcW w:type="dxa" w:w="900"/>
+            <w:tcBorders>
+              <w:top w:val="single" w:color="C7CBDC" w:sz="4"/>
+              <w:left w:val="single" w:color="C7CBDC" w:sz="4"/>
+              <w:bottom w:val="single" w:color="C7CBDC" w:sz="4"/>
+              <w:right w:val="single" w:color="C7CBDC" w:sz="4"/>
+            </w:tcBorders>
+            <w:tcMar>
+              <w:top w:type="dxa" w:w="60"/>
+              <w:left w:type="dxa" w:w="90"/>
+              <w:bottom w:type="dxa" w:w="60"/>
+              <w:right w:type="dxa" w:w="90"/>
+            </w:tcMar>
+            <w:vAlign w:val="top"/>
+          </w:tcPr>
+          <w:p>
+            <w:pPr>
+              <w:spacing w:after="0" w:before="0"/>
+            </w:pPr>
+            <w:r>
+              <w:rPr>
+                <w:rFonts w:ascii="Calibri" w:cs="Calibri" w:eastAsia="Calibri" w:hAnsi="Calibri"/>
+                <w:b/>
+                <w:bCs/>
+                <w:i w:val="false"/>
+                <w:iCs w:val="false"/>
+                <w:color w:val="1A1F36"/>
+                <w:sz w:val="18"/>
+                <w:szCs w:val="18"/>
+              </w:rPr>
+              <w:t xml:space="preserve">226</w:t>
+            </w:r>
+          </w:p>
+        </w:tc>
+        <w:tc>
+          <w:tcPr>
+            <w:tcW w:type="dxa" w:w="2600"/>
+            <w:tcBorders>
+              <w:top w:val="single" w:color="C7CBDC" w:sz="4"/>
+              <w:left w:val="single" w:color="C7CBDC" w:sz="4"/>
+              <w:bottom w:val="single" w:color="C7CBDC" w:sz="4"/>
+              <w:right w:val="single" w:color="C7CBDC" w:sz="4"/>
+            </w:tcBorders>
+            <w:tcMar>
+              <w:top w:type="dxa" w:w="60"/>
+              <w:left w:type="dxa" w:w="90"/>
+              <w:bottom w:type="dxa" w:w="60"/>
+              <w:right w:type="dxa" w:w="90"/>
+            </w:tcMar>
+            <w:vAlign w:val="top"/>
+          </w:tcPr>
+          <w:p>
+            <w:pPr>
+              <w:spacing w:after="0"/>
+            </w:pPr>
+            <w:r>
+              <w:rPr>
+                <w:rFonts w:ascii="Calibri" w:cs="Calibri" w:eastAsia="Calibri" w:hAnsi="Calibri"/>
+                <w:b w:val="false"/>
+                <w:bCs w:val="false"/>
+                <w:i w:val="false"/>
+                <w:iCs w:val="false"/>
+                <w:color w:val="1A1F36"/>
+                <w:sz w:val="18"/>
+                <w:szCs w:val="18"/>
+              </w:rPr>
+              <w:t xml:space="preserve">04.08.2026  21:25</w:t>
+            </w:r>
+            <w:r>
+              <w:rPr>
+                <w:rFonts w:ascii="Calibri" w:cs="Calibri" w:eastAsia="Calibri" w:hAnsi="Calibri"/>
+                <w:b w:val="false"/>
+                <w:bCs w:val="false"/>
+                <w:i w:val="false"/>
+                <w:iCs w:val="false"/>
+                <w:color w:val="1A1F36"/>
+                <w:sz w:val="18"/>
+                <w:szCs w:val="18"/>
+              </w:rPr>
+              <w:br/>
+              <w:t xml:space="preserve">Айсфокс — Спортдепо</w:t>
+            </w:r>
+          </w:p>
+        </w:tc>
+        <w:tc>
+          <w:tcPr>
+            <w:tcW w:type="dxa" w:w="4200"/>
+            <w:tcBorders>
+              <w:top w:val="single" w:color="C7CBDC" w:sz="4"/>
+              <w:left w:val="single" w:color="C7CBDC" w:sz="4"/>
+              <w:bottom w:val="single" w:color="C7CBDC" w:sz="4"/>
+              <w:right w:val="single" w:color="C7CBDC" w:sz="4"/>
+            </w:tcBorders>
+            <w:tcMar>
+              <w:top w:type="dxa" w:w="60"/>
+              <w:left w:type="dxa" w:w="90"/>
+              <w:bottom w:type="dxa" w:w="60"/>
+              <w:right w:type="dxa" w:w="90"/>
+            </w:tcMar>
+            <w:vAlign w:val="top"/>
+          </w:tcPr>
+          <w:p>
+            <w:pPr>
+              <w:spacing w:after="0" w:before="0"/>
+            </w:pPr>
+            <w:r>
+              <w:rPr>
+                <w:rFonts w:ascii="Calibri" w:cs="Calibri" w:eastAsia="Calibri" w:hAnsi="Calibri"/>
+                <w:b w:val="false"/>
+                <w:bCs w:val="false"/>
+                <w:i w:val="false"/>
+                <w:iCs w:val="false"/>
+                <w:color w:val="5A5F7A"/>
+                <w:sz w:val="18"/>
+                <w:szCs w:val="18"/>
+              </w:rPr>
+              <w:t xml:space="preserve">Бамбуркин Владимир Васильевич — без номера</w:t>
+            </w:r>
+          </w:p>
+        </w:tc>
+        <w:tc>
+          <w:tcPr>
+            <w:tcW w:type="dxa" w:w="4200"/>
+            <w:tcBorders>
+              <w:top w:val="single" w:color="C7CBDC" w:sz="4"/>
+              <w:left w:val="single" w:color="C7CBDC" w:sz="4"/>
+              <w:bottom w:val="single" w:color="C7CBDC" w:sz="4"/>
+              <w:right w:val="single" w:color="C7CBDC" w:sz="4"/>
+            </w:tcBorders>
+            <w:tcMar>
+              <w:top w:type="dxa" w:w="60"/>
+              <w:left w:type="dxa" w:w="90"/>
+              <w:bottom w:type="dxa" w:w="60"/>
+              <w:right w:type="dxa" w:w="90"/>
+            </w:tcMar>
+            <w:vAlign w:val="top"/>
+          </w:tcPr>
+          <w:p>
+            <w:pPr>
+              <w:spacing w:after="0" w:before="0"/>
+            </w:pPr>
+            <w:r>
+              <w:rPr>
+                <w:rFonts w:ascii="Calibri" w:cs="Calibri" w:eastAsia="Calibri" w:hAnsi="Calibri"/>
+                <w:b/>
+                <w:bCs/>
+                <w:i w:val="false"/>
+                <w:iCs w:val="false"/>
+                <w:color w:val="1A1F36"/>
+                <w:sz w:val="18"/>
+                <w:szCs w:val="18"/>
+              </w:rPr>
+              <w:t xml:space="preserve">Бамбуркин Владимир Васильевич — №25</w:t>
+            </w:r>
+          </w:p>
+        </w:tc>
+        <w:tc>
+          <w:tcPr>
+            <w:tcW w:type="dxa" w:w="3350"/>
+            <w:tcBorders>
+              <w:top w:val="single" w:color="C7CBDC" w:sz="4"/>
+              <w:left w:val="single" w:color="C7CBDC" w:sz="4"/>
+              <w:bottom w:val="single" w:color="C7CBDC" w:sz="4"/>
+              <w:right w:val="single" w:color="C7CBDC" w:sz="4"/>
+            </w:tcBorders>
+            <w:tcMar>
+              <w:top w:type="dxa" w:w="60"/>
+              <w:left w:type="dxa" w:w="90"/>
+              <w:bottom w:type="dxa" w:w="60"/>
+              <w:right w:type="dxa" w:w="90"/>
+            </w:tcMar>
+            <w:vAlign w:val="top"/>
+          </w:tcPr>
+          <w:p>
+            <w:pPr>
+              <w:spacing w:after="0" w:before="0"/>
+            </w:pPr>
+            <w:r>
+              <w:rPr>
+                <w:rFonts w:ascii="Calibri" w:cs="Calibri" w:eastAsia="Calibri" w:hAnsi="Calibri"/>
+                <w:b w:val="false"/>
+                <w:bCs w:val="false"/>
+                <w:i w:val="false"/>
+                <w:iCs w:val="false"/>
+                <w:color w:val="1A1F36"/>
+                <w:sz w:val="18"/>
+                <w:szCs w:val="18"/>
+              </w:rPr>
+              <w:t xml:space="preserve">ответ проверяющего: №25</w:t>
+            </w:r>
+          </w:p>
+        </w:tc>
+      </w:tr>
+      <w:tr>
+        <w:tc>
+          <w:tcPr>
+            <w:tcW w:type="dxa" w:w="900"/>
+            <w:tcBorders>
+              <w:top w:val="single" w:color="C7CBDC" w:sz="4"/>
+              <w:left w:val="single" w:color="C7CBDC" w:sz="4"/>
+              <w:bottom w:val="single" w:color="C7CBDC" w:sz="4"/>
+              <w:right w:val="single" w:color="C7CBDC" w:sz="4"/>
+            </w:tcBorders>
+            <w:shd w:fill="F7F8FC" w:color="auto" w:val="clear"/>
+            <w:tcMar>
+              <w:top w:type="dxa" w:w="60"/>
+              <w:left w:type="dxa" w:w="90"/>
+              <w:bottom w:type="dxa" w:w="60"/>
+              <w:right w:type="dxa" w:w="90"/>
+            </w:tcMar>
+            <w:vAlign w:val="top"/>
+          </w:tcPr>
+          <w:p>
+            <w:pPr>
+              <w:spacing w:after="0" w:before="0"/>
+            </w:pPr>
+            <w:r>
+              <w:rPr>
+                <w:rFonts w:ascii="Calibri" w:cs="Calibri" w:eastAsia="Calibri" w:hAnsi="Calibri"/>
+                <w:b/>
+                <w:bCs/>
+                <w:i w:val="false"/>
+                <w:iCs w:val="false"/>
+                <w:color w:val="1A1F36"/>
+                <w:sz w:val="18"/>
+                <w:szCs w:val="18"/>
+              </w:rPr>
+              <w:t xml:space="preserve">241</w:t>
+            </w:r>
+          </w:p>
+        </w:tc>
+        <w:tc>
+          <w:tcPr>
+            <w:tcW w:type="dxa" w:w="2600"/>
+            <w:tcBorders>
+              <w:top w:val="single" w:color="C7CBDC" w:sz="4"/>
+              <w:left w:val="single" w:color="C7CBDC" w:sz="4"/>
+              <w:bottom w:val="single" w:color="C7CBDC" w:sz="4"/>
+              <w:right w:val="single" w:color="C7CBDC" w:sz="4"/>
+            </w:tcBorders>
+            <w:shd w:fill="F7F8FC" w:color="auto" w:val="clear"/>
+            <w:tcMar>
+              <w:top w:type="dxa" w:w="60"/>
+              <w:left w:type="dxa" w:w="90"/>
+              <w:bottom w:type="dxa" w:w="60"/>
+              <w:right w:type="dxa" w:w="90"/>
+            </w:tcMar>
+            <w:vAlign w:val="top"/>
+          </w:tcPr>
+          <w:p>
+            <w:pPr>
+              <w:spacing w:after="0"/>
+            </w:pPr>
+            <w:r>
+              <w:rPr>
+                <w:rFonts w:ascii="Calibri" w:cs="Calibri" w:eastAsia="Calibri" w:hAnsi="Calibri"/>
+                <w:b w:val="false"/>
+                <w:bCs w:val="false"/>
+                <w:i w:val="false"/>
+                <w:iCs w:val="false"/>
+                <w:color w:val="1A1F36"/>
+                <w:sz w:val="18"/>
+                <w:szCs w:val="18"/>
+              </w:rPr>
+              <w:t xml:space="preserve">04.08.2026  20:30</w:t>
+            </w:r>
+            <w:r>
+              <w:rPr>
+                <w:rFonts w:ascii="Calibri" w:cs="Calibri" w:eastAsia="Calibri" w:hAnsi="Calibri"/>
+                <w:b w:val="false"/>
+                <w:bCs w:val="false"/>
+                <w:i w:val="false"/>
+                <w:iCs w:val="false"/>
+                <w:color w:val="1A1F36"/>
+                <w:sz w:val="18"/>
+                <w:szCs w:val="18"/>
+              </w:rPr>
+              <w:br/>
+              <w:t xml:space="preserve">Спортдепо — Айсфокс</w:t>
+            </w:r>
+          </w:p>
+        </w:tc>
+        <w:tc>
+          <w:tcPr>
+            <w:tcW w:type="dxa" w:w="4200"/>
+            <w:tcBorders>
+              <w:top w:val="single" w:color="C7CBDC" w:sz="4"/>
+              <w:left w:val="single" w:color="C7CBDC" w:sz="4"/>
+              <w:bottom w:val="single" w:color="C7CBDC" w:sz="4"/>
+              <w:right w:val="single" w:color="C7CBDC" w:sz="4"/>
+            </w:tcBorders>
+            <w:shd w:fill="F7F8FC" w:color="auto" w:val="clear"/>
+            <w:tcMar>
+              <w:top w:type="dxa" w:w="60"/>
+              <w:left w:type="dxa" w:w="90"/>
+              <w:bottom w:type="dxa" w:w="60"/>
+              <w:right w:type="dxa" w:w="90"/>
+            </w:tcMar>
+            <w:vAlign w:val="top"/>
+          </w:tcPr>
+          <w:p>
+            <w:pPr>
+              <w:spacing w:after="0" w:before="0"/>
+            </w:pPr>
+            <w:r>
+              <w:rPr>
+                <w:rFonts w:ascii="Calibri" w:cs="Calibri" w:eastAsia="Calibri" w:hAnsi="Calibri"/>
+                <w:b w:val="false"/>
+                <w:bCs w:val="false"/>
+                <w:i w:val="false"/>
+                <w:iCs w:val="false"/>
+                <w:color w:val="5A5F7A"/>
+                <w:sz w:val="18"/>
+                <w:szCs w:val="18"/>
+              </w:rPr>
+              <w:t xml:space="preserve">Бамбуркин Владимир Васильевич — без номера</w:t>
+            </w:r>
+          </w:p>
+        </w:tc>
+        <w:tc>
+          <w:tcPr>
+            <w:tcW w:type="dxa" w:w="4200"/>
+            <w:tcBorders>
+              <w:top w:val="single" w:color="C7CBDC" w:sz="4"/>
+              <w:left w:val="single" w:color="C7CBDC" w:sz="4"/>
+              <w:bottom w:val="single" w:color="C7CBDC" w:sz="4"/>
+              <w:right w:val="single" w:color="C7CBDC" w:sz="4"/>
+            </w:tcBorders>
+            <w:shd w:fill="F7F8FC" w:color="auto" w:val="clear"/>
+            <w:tcMar>
+              <w:top w:type="dxa" w:w="60"/>
+              <w:left w:type="dxa" w:w="90"/>
+              <w:bottom w:type="dxa" w:w="60"/>
+              <w:right w:type="dxa" w:w="90"/>
+            </w:tcMar>
+            <w:vAlign w:val="top"/>
+          </w:tcPr>
+          <w:p>
+            <w:pPr>
+              <w:spacing w:after="0" w:before="0"/>
+            </w:pPr>
+            <w:r>
+              <w:rPr>
+                <w:rFonts w:ascii="Calibri" w:cs="Calibri" w:eastAsia="Calibri" w:hAnsi="Calibri"/>
+                <w:b/>
+                <w:bCs/>
+                <w:i w:val="false"/>
+                <w:iCs w:val="false"/>
+                <w:color w:val="1A1F36"/>
+                <w:sz w:val="18"/>
+                <w:szCs w:val="18"/>
+              </w:rPr>
+              <w:t xml:space="preserve">Бамбуркин Владимир Васильевич — №25</w:t>
+            </w:r>
+          </w:p>
+        </w:tc>
+        <w:tc>
+          <w:tcPr>
+            <w:tcW w:type="dxa" w:w="3350"/>
+            <w:tcBorders>
+              <w:top w:val="single" w:color="C7CBDC" w:sz="4"/>
+              <w:left w:val="single" w:color="C7CBDC" w:sz="4"/>
+              <w:bottom w:val="single" w:color="C7CBDC" w:sz="4"/>
+              <w:right w:val="single" w:color="C7CBDC" w:sz="4"/>
+            </w:tcBorders>
+            <w:shd w:fill="F7F8FC" w:color="auto" w:val="clear"/>
+            <w:tcMar>
+              <w:top w:type="dxa" w:w="60"/>
+              <w:left w:type="dxa" w:w="90"/>
+              <w:bottom w:type="dxa" w:w="60"/>
+              <w:right w:type="dxa" w:w="90"/>
+            </w:tcMar>
+            <w:vAlign w:val="top"/>
+          </w:tcPr>
+          <w:p>
+            <w:pPr>
+              <w:spacing w:after="0" w:before="0"/>
+            </w:pPr>
+            <w:r>
+              <w:rPr>
+                <w:rFonts w:ascii="Calibri" w:cs="Calibri" w:eastAsia="Calibri" w:hAnsi="Calibri"/>
+                <w:b w:val="false"/>
+                <w:bCs w:val="false"/>
+                <w:i w:val="false"/>
+                <w:iCs w:val="false"/>
+                <w:color w:val="1A1F36"/>
+                <w:sz w:val="18"/>
+                <w:szCs w:val="18"/>
+              </w:rPr>
+              <w:t xml:space="preserve">ответ проверяющего: №25</w:t>
+            </w:r>
+          </w:p>
+        </w:tc>
+      </w:tr>
+      <w:tr>
+        <w:tc>
+          <w:tcPr>
+            <w:tcW w:type="dxa" w:w="900"/>
+            <w:tcBorders>
+              <w:top w:val="single" w:color="C7CBDC" w:sz="4"/>
+              <w:left w:val="single" w:color="C7CBDC" w:sz="4"/>
+              <w:bottom w:val="single" w:color="C7CBDC" w:sz="4"/>
+              <w:right w:val="single" w:color="C7CBDC" w:sz="4"/>
+            </w:tcBorders>
+            <w:tcMar>
+              <w:top w:type="dxa" w:w="60"/>
+              <w:left w:type="dxa" w:w="90"/>
+              <w:bottom w:type="dxa" w:w="60"/>
+              <w:right w:type="dxa" w:w="90"/>
+            </w:tcMar>
+            <w:vAlign w:val="top"/>
+          </w:tcPr>
+          <w:p>
+            <w:pPr>
+              <w:spacing w:after="0" w:before="0"/>
+            </w:pPr>
+            <w:r>
+              <w:rPr>
+                <w:rFonts w:ascii="Calibri" w:cs="Calibri" w:eastAsia="Calibri" w:hAnsi="Calibri"/>
+                <w:b/>
+                <w:bCs/>
+                <w:i w:val="false"/>
+                <w:iCs w:val="false"/>
+                <w:color w:val="1A1F36"/>
+                <w:sz w:val="18"/>
+                <w:szCs w:val="18"/>
+              </w:rPr>
+              <w:t xml:space="preserve">1</w:t>
+            </w:r>
+          </w:p>
+        </w:tc>
+        <w:tc>
+          <w:tcPr>
+            <w:tcW w:type="dxa" w:w="2600"/>
+            <w:tcBorders>
+              <w:top w:val="single" w:color="C7CBDC" w:sz="4"/>
+              <w:left w:val="single" w:color="C7CBDC" w:sz="4"/>
+              <w:bottom w:val="single" w:color="C7CBDC" w:sz="4"/>
+              <w:right w:val="single" w:color="C7CBDC" w:sz="4"/>
+            </w:tcBorders>
+            <w:tcMar>
+              <w:top w:type="dxa" w:w="60"/>
+              <w:left w:type="dxa" w:w="90"/>
+              <w:bottom w:type="dxa" w:w="60"/>
+              <w:right w:type="dxa" w:w="90"/>
+            </w:tcMar>
+            <w:vAlign w:val="top"/>
+          </w:tcPr>
+          <w:p>
+            <w:pPr>
+              <w:spacing w:after="0"/>
+            </w:pPr>
+            <w:r>
+              <w:rPr>
+                <w:rFonts w:ascii="Calibri" w:cs="Calibri" w:eastAsia="Calibri" w:hAnsi="Calibri"/>
+                <w:b w:val="false"/>
+                <w:bCs w:val="false"/>
+                <w:i w:val="false"/>
+                <w:iCs w:val="false"/>
+                <w:color w:val="1A1F36"/>
+                <w:sz w:val="18"/>
+                <w:szCs w:val="18"/>
+              </w:rPr>
+              <w:t xml:space="preserve">24.08.2026  20:30</w:t>
+            </w:r>
+            <w:r>
+              <w:rPr>
+                <w:rFonts w:ascii="Calibri" w:cs="Calibri" w:eastAsia="Calibri" w:hAnsi="Calibri"/>
+                <w:b w:val="false"/>
+                <w:bCs w:val="false"/>
+                <w:i w:val="false"/>
+                <w:iCs w:val="false"/>
+                <w:color w:val="1A1F36"/>
+                <w:sz w:val="18"/>
+                <w:szCs w:val="18"/>
+              </w:rPr>
+              <w:br/>
+              <w:t xml:space="preserve">Сармат — Факел</w:t>
+            </w:r>
+          </w:p>
+        </w:tc>
+        <w:tc>
+          <w:tcPr>
+            <w:tcW w:type="dxa" w:w="4200"/>
+            <w:tcBorders>
+              <w:top w:val="single" w:color="C7CBDC" w:sz="4"/>
+              <w:left w:val="single" w:color="C7CBDC" w:sz="4"/>
+              <w:bottom w:val="single" w:color="C7CBDC" w:sz="4"/>
+              <w:right w:val="single" w:color="C7CBDC" w:sz="4"/>
+            </w:tcBorders>
+            <w:tcMar>
+              <w:top w:type="dxa" w:w="60"/>
+              <w:left w:type="dxa" w:w="90"/>
+              <w:bottom w:type="dxa" w:w="60"/>
+              <w:right w:type="dxa" w:w="90"/>
+            </w:tcMar>
+            <w:vAlign w:val="top"/>
+          </w:tcPr>
+          <w:p>
+            <w:pPr>
+              <w:spacing w:after="0" w:before="0"/>
+            </w:pPr>
+            <w:r>
+              <w:rPr>
+                <w:rFonts w:ascii="Calibri" w:cs="Calibri" w:eastAsia="Calibri" w:hAnsi="Calibri"/>
+                <w:b w:val="false"/>
+                <w:bCs w:val="false"/>
+                <w:i w:val="false"/>
+                <w:iCs w:val="false"/>
+                <w:color w:val="5A5F7A"/>
+                <w:sz w:val="18"/>
+                <w:szCs w:val="18"/>
+              </w:rPr>
+              <w:t xml:space="preserve">Железнов Игорь Владимирович — №11</w:t>
+            </w:r>
+          </w:p>
+        </w:tc>
+        <w:tc>
+          <w:tcPr>
+            <w:tcW w:type="dxa" w:w="4200"/>
+            <w:tcBorders>
+              <w:top w:val="single" w:color="C7CBDC" w:sz="4"/>
+              <w:left w:val="single" w:color="C7CBDC" w:sz="4"/>
+              <w:bottom w:val="single" w:color="C7CBDC" w:sz="4"/>
+              <w:right w:val="single" w:color="C7CBDC" w:sz="4"/>
+            </w:tcBorders>
+            <w:tcMar>
+              <w:top w:type="dxa" w:w="60"/>
+              <w:left w:type="dxa" w:w="90"/>
+              <w:bottom w:type="dxa" w:w="60"/>
+              <w:right w:type="dxa" w:w="90"/>
+            </w:tcMar>
+            <w:vAlign w:val="top"/>
+          </w:tcPr>
+          <w:p>
+            <w:pPr>
+              <w:spacing w:after="0" w:before="0"/>
+            </w:pPr>
+            <w:r>
+              <w:rPr>
+                <w:rFonts w:ascii="Calibri" w:cs="Calibri" w:eastAsia="Calibri" w:hAnsi="Calibri"/>
+                <w:b/>
+                <w:bCs/>
+                <w:i w:val="false"/>
+                <w:iCs w:val="false"/>
+                <w:color w:val="1A1F36"/>
+                <w:sz w:val="18"/>
+                <w:szCs w:val="18"/>
+              </w:rPr>
+              <w:t xml:space="preserve">Железнов Игорь Владимирович — №7</w:t>
+            </w:r>
+          </w:p>
+        </w:tc>
+        <w:tc>
+          <w:tcPr>
+            <w:tcW w:type="dxa" w:w="3350"/>
+            <w:tcBorders>
+              <w:top w:val="single" w:color="C7CBDC" w:sz="4"/>
+              <w:left w:val="single" w:color="C7CBDC" w:sz="4"/>
+              <w:bottom w:val="single" w:color="C7CBDC" w:sz="4"/>
+              <w:right w:val="single" w:color="C7CBDC" w:sz="4"/>
+            </w:tcBorders>
+            <w:tcMar>
+              <w:top w:type="dxa" w:w="60"/>
+              <w:left w:type="dxa" w:w="90"/>
+              <w:bottom w:type="dxa" w:w="60"/>
+              <w:right w:type="dxa" w:w="90"/>
+            </w:tcMar>
+            <w:vAlign w:val="top"/>
+          </w:tcPr>
+          <w:p>
+            <w:pPr>
+              <w:spacing w:after="0" w:before="0"/>
+            </w:pPr>
+            <w:r>
+              <w:rPr>
+                <w:rFonts w:ascii="Calibri" w:cs="Calibri" w:eastAsia="Calibri" w:hAnsi="Calibri"/>
+                <w:b w:val="false"/>
+                <w:bCs w:val="false"/>
+                <w:i w:val="false"/>
+                <w:iCs w:val="false"/>
+                <w:color w:val="1A1F36"/>
+                <w:sz w:val="18"/>
+                <w:szCs w:val="18"/>
+              </w:rPr>
+              <w:t xml:space="preserve">ответ проверяющего: исправил у Железнова на №7</w:t>
+            </w:r>
+          </w:p>
+        </w:tc>
+      </w:tr>
+      <w:tr>
+        <w:tc>
+          <w:tcPr>
+            <w:tcW w:type="dxa" w:w="900"/>
+            <w:tcBorders>
+              <w:top w:val="single" w:color="C7CBDC" w:sz="4"/>
+              <w:left w:val="single" w:color="C7CBDC" w:sz="4"/>
+              <w:bottom w:val="single" w:color="C7CBDC" w:sz="4"/>
+              <w:right w:val="single" w:color="C7CBDC" w:sz="4"/>
+            </w:tcBorders>
+            <w:shd w:fill="F7F8FC" w:color="auto" w:val="clear"/>
+            <w:tcMar>
+              <w:top w:type="dxa" w:w="60"/>
+              <w:left w:type="dxa" w:w="90"/>
+              <w:bottom w:type="dxa" w:w="60"/>
+              <w:right w:type="dxa" w:w="90"/>
+            </w:tcMar>
+            <w:vAlign w:val="top"/>
+          </w:tcPr>
+          <w:p>
+            <w:pPr>
+              <w:spacing w:after="0" w:before="0"/>
+            </w:pPr>
+            <w:r>
+              <w:rPr>
+                <w:rFonts w:ascii="Calibri" w:cs="Calibri" w:eastAsia="Calibri" w:hAnsi="Calibri"/>
+                <w:b/>
+                <w:bCs/>
+                <w:i w:val="false"/>
+                <w:iCs w:val="false"/>
+                <w:color w:val="1A1F36"/>
+                <w:sz w:val="18"/>
+                <w:szCs w:val="18"/>
+              </w:rPr>
+              <w:t xml:space="preserve">46</w:t>
+            </w:r>
+          </w:p>
+        </w:tc>
+        <w:tc>
+          <w:tcPr>
+            <w:tcW w:type="dxa" w:w="2600"/>
+            <w:tcBorders>
+              <w:top w:val="single" w:color="C7CBDC" w:sz="4"/>
+              <w:left w:val="single" w:color="C7CBDC" w:sz="4"/>
+              <w:bottom w:val="single" w:color="C7CBDC" w:sz="4"/>
+              <w:right w:val="single" w:color="C7CBDC" w:sz="4"/>
+            </w:tcBorders>
+            <w:shd w:fill="F7F8FC" w:color="auto" w:val="clear"/>
+            <w:tcMar>
+              <w:top w:type="dxa" w:w="60"/>
+              <w:left w:type="dxa" w:w="90"/>
+              <w:bottom w:type="dxa" w:w="60"/>
+              <w:right w:type="dxa" w:w="90"/>
+            </w:tcMar>
+            <w:vAlign w:val="top"/>
+          </w:tcPr>
+          <w:p>
+            <w:pPr>
+              <w:spacing w:after="0"/>
+            </w:pPr>
+            <w:r>
+              <w:rPr>
+                <w:rFonts w:ascii="Calibri" w:cs="Calibri" w:eastAsia="Calibri" w:hAnsi="Calibri"/>
+                <w:b w:val="false"/>
+                <w:bCs w:val="false"/>
+                <w:i w:val="false"/>
+                <w:iCs w:val="false"/>
+                <w:color w:val="1A1F36"/>
+                <w:sz w:val="18"/>
+                <w:szCs w:val="18"/>
+              </w:rPr>
+              <w:t xml:space="preserve">18.08.2026  21:25</w:t>
+            </w:r>
+            <w:r>
+              <w:rPr>
+                <w:rFonts w:ascii="Calibri" w:cs="Calibri" w:eastAsia="Calibri" w:hAnsi="Calibri"/>
+                <w:b w:val="false"/>
+                <w:bCs w:val="false"/>
+                <w:i w:val="false"/>
+                <w:iCs w:val="false"/>
+                <w:color w:val="1A1F36"/>
+                <w:sz w:val="18"/>
+                <w:szCs w:val="18"/>
+              </w:rPr>
+              <w:br/>
+              <w:t xml:space="preserve">Штурм — Факел</w:t>
+            </w:r>
+          </w:p>
+        </w:tc>
+        <w:tc>
+          <w:tcPr>
+            <w:tcW w:type="dxa" w:w="4200"/>
+            <w:tcBorders>
+              <w:top w:val="single" w:color="C7CBDC" w:sz="4"/>
+              <w:left w:val="single" w:color="C7CBDC" w:sz="4"/>
+              <w:bottom w:val="single" w:color="C7CBDC" w:sz="4"/>
+              <w:right w:val="single" w:color="C7CBDC" w:sz="4"/>
+            </w:tcBorders>
+            <w:shd w:fill="F7F8FC" w:color="auto" w:val="clear"/>
+            <w:tcMar>
+              <w:top w:type="dxa" w:w="60"/>
+              <w:left w:type="dxa" w:w="90"/>
+              <w:bottom w:type="dxa" w:w="60"/>
+              <w:right w:type="dxa" w:w="90"/>
+            </w:tcMar>
+            <w:vAlign w:val="top"/>
+          </w:tcPr>
+          <w:p>
+            <w:pPr>
+              <w:spacing w:after="0" w:before="0"/>
+            </w:pPr>
+            <w:r>
+              <w:rPr>
+                <w:rFonts w:ascii="Calibri" w:cs="Calibri" w:eastAsia="Calibri" w:hAnsi="Calibri"/>
+                <w:b w:val="false"/>
+                <w:bCs w:val="false"/>
+                <w:i w:val="false"/>
+                <w:iCs w:val="false"/>
+                <w:color w:val="5A5F7A"/>
+                <w:sz w:val="18"/>
+                <w:szCs w:val="18"/>
+              </w:rPr>
+              <w:t xml:space="preserve">Железнов Игорь Владимирович — №11</w:t>
+            </w:r>
+          </w:p>
+        </w:tc>
+        <w:tc>
+          <w:tcPr>
+            <w:tcW w:type="dxa" w:w="4200"/>
+            <w:tcBorders>
+              <w:top w:val="single" w:color="C7CBDC" w:sz="4"/>
+              <w:left w:val="single" w:color="C7CBDC" w:sz="4"/>
+              <w:bottom w:val="single" w:color="C7CBDC" w:sz="4"/>
+              <w:right w:val="single" w:color="C7CBDC" w:sz="4"/>
+            </w:tcBorders>
+            <w:shd w:fill="F7F8FC" w:color="auto" w:val="clear"/>
+            <w:tcMar>
+              <w:top w:type="dxa" w:w="60"/>
+              <w:left w:type="dxa" w:w="90"/>
+              <w:bottom w:type="dxa" w:w="60"/>
+              <w:right w:type="dxa" w:w="90"/>
+            </w:tcMar>
+            <w:vAlign w:val="top"/>
+          </w:tcPr>
+          <w:p>
+            <w:pPr>
+              <w:spacing w:after="0" w:before="0"/>
+            </w:pPr>
+            <w:r>
+              <w:rPr>
+                <w:rFonts w:ascii="Calibri" w:cs="Calibri" w:eastAsia="Calibri" w:hAnsi="Calibri"/>
+                <w:b/>
+                <w:bCs/>
+                <w:i w:val="false"/>
+                <w:iCs w:val="false"/>
+                <w:color w:val="1A1F36"/>
+                <w:sz w:val="18"/>
+                <w:szCs w:val="18"/>
+              </w:rPr>
+              <w:t xml:space="preserve">Железнов Игорь Владимирович — №7</w:t>
+            </w:r>
+          </w:p>
+        </w:tc>
+        <w:tc>
+          <w:tcPr>
+            <w:tcW w:type="dxa" w:w="3350"/>
+            <w:tcBorders>
+              <w:top w:val="single" w:color="C7CBDC" w:sz="4"/>
+              <w:left w:val="single" w:color="C7CBDC" w:sz="4"/>
+              <w:bottom w:val="single" w:color="C7CBDC" w:sz="4"/>
+              <w:right w:val="single" w:color="C7CBDC" w:sz="4"/>
+            </w:tcBorders>
+            <w:shd w:fill="F7F8FC" w:color="auto" w:val="clear"/>
+            <w:tcMar>
+              <w:top w:type="dxa" w:w="60"/>
+              <w:left w:type="dxa" w:w="90"/>
+              <w:bottom w:type="dxa" w:w="60"/>
+              <w:right w:type="dxa" w:w="90"/>
+            </w:tcMar>
+            <w:vAlign w:val="top"/>
+          </w:tcPr>
+          <w:p>
+            <w:pPr>
+              <w:spacing w:after="0" w:before="0"/>
+            </w:pPr>
+            <w:r>
+              <w:rPr>
+                <w:rFonts w:ascii="Calibri" w:cs="Calibri" w:eastAsia="Calibri" w:hAnsi="Calibri"/>
+                <w:b w:val="false"/>
+                <w:bCs w:val="false"/>
+                <w:i w:val="false"/>
+                <w:iCs w:val="false"/>
+                <w:color w:val="1A1F36"/>
+                <w:sz w:val="18"/>
+                <w:szCs w:val="18"/>
+              </w:rPr>
+              <w:t xml:space="preserve">ответ проверяющего: исправил у Железнова на №7</w:t>
+            </w:r>
+          </w:p>
+        </w:tc>
+      </w:tr>
+      <w:tr>
+        <w:tc>
+          <w:tcPr>
+            <w:tcW w:type="dxa" w:w="900"/>
+            <w:tcBorders>
+              <w:top w:val="single" w:color="C7CBDC" w:sz="4"/>
+              <w:left w:val="single" w:color="C7CBDC" w:sz="4"/>
+              <w:bottom w:val="single" w:color="C7CBDC" w:sz="4"/>
+              <w:right w:val="single" w:color="C7CBDC" w:sz="4"/>
+            </w:tcBorders>
+            <w:tcMar>
+              <w:top w:type="dxa" w:w="60"/>
+              <w:left w:type="dxa" w:w="90"/>
+              <w:bottom w:type="dxa" w:w="60"/>
+              <w:right w:type="dxa" w:w="90"/>
+            </w:tcMar>
+            <w:vAlign w:val="top"/>
+          </w:tcPr>
+          <w:p>
+            <w:pPr>
+              <w:spacing w:after="0" w:before="0"/>
+            </w:pPr>
+            <w:r>
+              <w:rPr>
+                <w:rFonts w:ascii="Calibri" w:cs="Calibri" w:eastAsia="Calibri" w:hAnsi="Calibri"/>
+                <w:b/>
+                <w:bCs/>
+                <w:i w:val="false"/>
+                <w:iCs w:val="false"/>
+                <w:color w:val="1A1F36"/>
+                <w:sz w:val="18"/>
+                <w:szCs w:val="18"/>
+              </w:rPr>
+              <w:t xml:space="preserve">61</w:t>
+            </w:r>
+          </w:p>
+        </w:tc>
+        <w:tc>
+          <w:tcPr>
+            <w:tcW w:type="dxa" w:w="2600"/>
+            <w:tcBorders>
+              <w:top w:val="single" w:color="C7CBDC" w:sz="4"/>
+              <w:left w:val="single" w:color="C7CBDC" w:sz="4"/>
+              <w:bottom w:val="single" w:color="C7CBDC" w:sz="4"/>
+              <w:right w:val="single" w:color="C7CBDC" w:sz="4"/>
+            </w:tcBorders>
+            <w:tcMar>
+              <w:top w:type="dxa" w:w="60"/>
+              <w:left w:type="dxa" w:w="90"/>
+              <w:bottom w:type="dxa" w:w="60"/>
+              <w:right w:type="dxa" w:w="90"/>
+            </w:tcMar>
+            <w:vAlign w:val="top"/>
+          </w:tcPr>
+          <w:p>
+            <w:pPr>
+              <w:spacing w:after="0"/>
+            </w:pPr>
+            <w:r>
+              <w:rPr>
+                <w:rFonts w:ascii="Calibri" w:cs="Calibri" w:eastAsia="Calibri" w:hAnsi="Calibri"/>
+                <w:b w:val="false"/>
+                <w:bCs w:val="false"/>
+                <w:i w:val="false"/>
+                <w:iCs w:val="false"/>
+                <w:color w:val="1A1F36"/>
+                <w:sz w:val="18"/>
+                <w:szCs w:val="18"/>
+              </w:rPr>
+              <w:t xml:space="preserve">18.08.2026  20:30</w:t>
+            </w:r>
+            <w:r>
+              <w:rPr>
+                <w:rFonts w:ascii="Calibri" w:cs="Calibri" w:eastAsia="Calibri" w:hAnsi="Calibri"/>
+                <w:b w:val="false"/>
+                <w:bCs w:val="false"/>
+                <w:i w:val="false"/>
+                <w:iCs w:val="false"/>
+                <w:color w:val="1A1F36"/>
+                <w:sz w:val="18"/>
+                <w:szCs w:val="18"/>
+              </w:rPr>
+              <w:br/>
+              <w:t xml:space="preserve">Факел — Штурм</w:t>
+            </w:r>
+          </w:p>
+        </w:tc>
+        <w:tc>
+          <w:tcPr>
+            <w:tcW w:type="dxa" w:w="4200"/>
+            <w:tcBorders>
+              <w:top w:val="single" w:color="C7CBDC" w:sz="4"/>
+              <w:left w:val="single" w:color="C7CBDC" w:sz="4"/>
+              <w:bottom w:val="single" w:color="C7CBDC" w:sz="4"/>
+              <w:right w:val="single" w:color="C7CBDC" w:sz="4"/>
+            </w:tcBorders>
+            <w:tcMar>
+              <w:top w:type="dxa" w:w="60"/>
+              <w:left w:type="dxa" w:w="90"/>
+              <w:bottom w:type="dxa" w:w="60"/>
+              <w:right w:type="dxa" w:w="90"/>
+            </w:tcMar>
+            <w:vAlign w:val="top"/>
+          </w:tcPr>
+          <w:p>
+            <w:pPr>
+              <w:spacing w:after="0" w:before="0"/>
+            </w:pPr>
+            <w:r>
+              <w:rPr>
+                <w:rFonts w:ascii="Calibri" w:cs="Calibri" w:eastAsia="Calibri" w:hAnsi="Calibri"/>
+                <w:b w:val="false"/>
+                <w:bCs w:val="false"/>
+                <w:i w:val="false"/>
+                <w:iCs w:val="false"/>
+                <w:color w:val="5A5F7A"/>
+                <w:sz w:val="18"/>
+                <w:szCs w:val="18"/>
+              </w:rPr>
+              <w:t xml:space="preserve">Железнов Игорь Владимирович — №11</w:t>
+            </w:r>
+          </w:p>
+        </w:tc>
+        <w:tc>
+          <w:tcPr>
+            <w:tcW w:type="dxa" w:w="4200"/>
+            <w:tcBorders>
+              <w:top w:val="single" w:color="C7CBDC" w:sz="4"/>
+              <w:left w:val="single" w:color="C7CBDC" w:sz="4"/>
+              <w:bottom w:val="single" w:color="C7CBDC" w:sz="4"/>
+              <w:right w:val="single" w:color="C7CBDC" w:sz="4"/>
+            </w:tcBorders>
+            <w:tcMar>
+              <w:top w:type="dxa" w:w="60"/>
+              <w:left w:type="dxa" w:w="90"/>
+              <w:bottom w:type="dxa" w:w="60"/>
+              <w:right w:type="dxa" w:w="90"/>
+            </w:tcMar>
+            <w:vAlign w:val="top"/>
+          </w:tcPr>
+          <w:p>
+            <w:pPr>
+              <w:spacing w:after="0" w:before="0"/>
+            </w:pPr>
+            <w:r>
+              <w:rPr>
+                <w:rFonts w:ascii="Calibri" w:cs="Calibri" w:eastAsia="Calibri" w:hAnsi="Calibri"/>
+                <w:b/>
+                <w:bCs/>
+                <w:i w:val="false"/>
+                <w:iCs w:val="false"/>
+                <w:color w:val="1A1F36"/>
+                <w:sz w:val="18"/>
+                <w:szCs w:val="18"/>
+              </w:rPr>
+              <w:t xml:space="preserve">Железнов Игорь Владимирович — №7</w:t>
+            </w:r>
+          </w:p>
+        </w:tc>
+        <w:tc>
+          <w:tcPr>
+            <w:tcW w:type="dxa" w:w="3350"/>
+            <w:tcBorders>
+              <w:top w:val="single" w:color="C7CBDC" w:sz="4"/>
+              <w:left w:val="single" w:color="C7CBDC" w:sz="4"/>
+              <w:bottom w:val="single" w:color="C7CBDC" w:sz="4"/>
+              <w:right w:val="single" w:color="C7CBDC" w:sz="4"/>
+            </w:tcBorders>
+            <w:tcMar>
+              <w:top w:type="dxa" w:w="60"/>
+              <w:left w:type="dxa" w:w="90"/>
+              <w:bottom w:type="dxa" w:w="60"/>
+              <w:right w:type="dxa" w:w="90"/>
+            </w:tcMar>
+            <w:vAlign w:val="top"/>
+          </w:tcPr>
+          <w:p>
+            <w:pPr>
+              <w:spacing w:after="0" w:before="0"/>
+            </w:pPr>
+            <w:r>
+              <w:rPr>
+                <w:rFonts w:ascii="Calibri" w:cs="Calibri" w:eastAsia="Calibri" w:hAnsi="Calibri"/>
+                <w:b w:val="false"/>
+                <w:bCs w:val="false"/>
+                <w:i w:val="false"/>
+                <w:iCs w:val="false"/>
+                <w:color w:val="1A1F36"/>
+                <w:sz w:val="18"/>
+                <w:szCs w:val="18"/>
+              </w:rPr>
+              <w:t xml:space="preserve">ответ проверяющего: исправил у Железнова на №7</w:t>
+            </w:r>
+          </w:p>
+        </w:tc>
+      </w:tr>
+      <w:tr>
+        <w:tc>
+          <w:tcPr>
+            <w:tcW w:type="dxa" w:w="900"/>
+            <w:tcBorders>
+              <w:top w:val="single" w:color="C7CBDC" w:sz="4"/>
+              <w:left w:val="single" w:color="C7CBDC" w:sz="4"/>
+              <w:bottom w:val="single" w:color="C7CBDC" w:sz="4"/>
+              <w:right w:val="single" w:color="C7CBDC" w:sz="4"/>
+            </w:tcBorders>
+            <w:shd w:fill="F7F8FC" w:color="auto" w:val="clear"/>
+            <w:tcMar>
+              <w:top w:type="dxa" w:w="60"/>
+              <w:left w:type="dxa" w:w="90"/>
+              <w:bottom w:type="dxa" w:w="60"/>
+              <w:right w:type="dxa" w:w="90"/>
+            </w:tcMar>
+            <w:vAlign w:val="top"/>
+          </w:tcPr>
+          <w:p>
+            <w:pPr>
+              <w:spacing w:after="0" w:before="0"/>
+            </w:pPr>
+            <w:r>
+              <w:rPr>
+                <w:rFonts w:ascii="Calibri" w:cs="Calibri" w:eastAsia="Calibri" w:hAnsi="Calibri"/>
+                <w:b/>
+                <w:bCs/>
+                <w:i w:val="false"/>
+                <w:iCs w:val="false"/>
+                <w:color w:val="1A1F36"/>
+                <w:sz w:val="18"/>
+                <w:szCs w:val="18"/>
+              </w:rPr>
+              <w:t xml:space="preserve">106</w:t>
+            </w:r>
+          </w:p>
+        </w:tc>
+        <w:tc>
+          <w:tcPr>
+            <w:tcW w:type="dxa" w:w="2600"/>
+            <w:tcBorders>
+              <w:top w:val="single" w:color="C7CBDC" w:sz="4"/>
+              <w:left w:val="single" w:color="C7CBDC" w:sz="4"/>
+              <w:bottom w:val="single" w:color="C7CBDC" w:sz="4"/>
+              <w:right w:val="single" w:color="C7CBDC" w:sz="4"/>
+            </w:tcBorders>
+            <w:shd w:fill="F7F8FC" w:color="auto" w:val="clear"/>
+            <w:tcMar>
+              <w:top w:type="dxa" w:w="60"/>
+              <w:left w:type="dxa" w:w="90"/>
+              <w:bottom w:type="dxa" w:w="60"/>
+              <w:right w:type="dxa" w:w="90"/>
+            </w:tcMar>
+            <w:vAlign w:val="top"/>
+          </w:tcPr>
+          <w:p>
+            <w:pPr>
+              <w:spacing w:after="0"/>
+            </w:pPr>
+            <w:r>
+              <w:rPr>
+                <w:rFonts w:ascii="Calibri" w:cs="Calibri" w:eastAsia="Calibri" w:hAnsi="Calibri"/>
+                <w:b w:val="false"/>
+                <w:bCs w:val="false"/>
+                <w:i w:val="false"/>
+                <w:iCs w:val="false"/>
+                <w:color w:val="1A1F36"/>
+                <w:sz w:val="18"/>
+                <w:szCs w:val="18"/>
+              </w:rPr>
+              <w:t xml:space="preserve">13.08.2026  21:25</w:t>
+            </w:r>
+            <w:r>
+              <w:rPr>
+                <w:rFonts w:ascii="Calibri" w:cs="Calibri" w:eastAsia="Calibri" w:hAnsi="Calibri"/>
+                <w:b w:val="false"/>
+                <w:bCs w:val="false"/>
+                <w:i w:val="false"/>
+                <w:iCs w:val="false"/>
+                <w:color w:val="1A1F36"/>
+                <w:sz w:val="18"/>
+                <w:szCs w:val="18"/>
+              </w:rPr>
+              <w:br/>
+              <w:t xml:space="preserve">Факел — Айсфокс</w:t>
+            </w:r>
+          </w:p>
+        </w:tc>
+        <w:tc>
+          <w:tcPr>
+            <w:tcW w:type="dxa" w:w="4200"/>
+            <w:tcBorders>
+              <w:top w:val="single" w:color="C7CBDC" w:sz="4"/>
+              <w:left w:val="single" w:color="C7CBDC" w:sz="4"/>
+              <w:bottom w:val="single" w:color="C7CBDC" w:sz="4"/>
+              <w:right w:val="single" w:color="C7CBDC" w:sz="4"/>
+            </w:tcBorders>
+            <w:shd w:fill="F7F8FC" w:color="auto" w:val="clear"/>
+            <w:tcMar>
+              <w:top w:type="dxa" w:w="60"/>
+              <w:left w:type="dxa" w:w="90"/>
+              <w:bottom w:type="dxa" w:w="60"/>
+              <w:right w:type="dxa" w:w="90"/>
+            </w:tcMar>
+            <w:vAlign w:val="top"/>
+          </w:tcPr>
+          <w:p>
+            <w:pPr>
+              <w:spacing w:after="0" w:before="0"/>
+            </w:pPr>
+            <w:r>
+              <w:rPr>
+                <w:rFonts w:ascii="Calibri" w:cs="Calibri" w:eastAsia="Calibri" w:hAnsi="Calibri"/>
+                <w:b w:val="false"/>
+                <w:bCs w:val="false"/>
+                <w:i w:val="false"/>
+                <w:iCs w:val="false"/>
+                <w:color w:val="5A5F7A"/>
+                <w:sz w:val="18"/>
+                <w:szCs w:val="18"/>
+              </w:rPr>
+              <w:t xml:space="preserve">Железнов Игорь Владимирович — №11</w:t>
+            </w:r>
+          </w:p>
+        </w:tc>
+        <w:tc>
+          <w:tcPr>
+            <w:tcW w:type="dxa" w:w="4200"/>
+            <w:tcBorders>
+              <w:top w:val="single" w:color="C7CBDC" w:sz="4"/>
+              <w:left w:val="single" w:color="C7CBDC" w:sz="4"/>
+              <w:bottom w:val="single" w:color="C7CBDC" w:sz="4"/>
+              <w:right w:val="single" w:color="C7CBDC" w:sz="4"/>
+            </w:tcBorders>
+            <w:shd w:fill="F7F8FC" w:color="auto" w:val="clear"/>
+            <w:tcMar>
+              <w:top w:type="dxa" w:w="60"/>
+              <w:left w:type="dxa" w:w="90"/>
+              <w:bottom w:type="dxa" w:w="60"/>
+              <w:right w:type="dxa" w:w="90"/>
+            </w:tcMar>
+            <w:vAlign w:val="top"/>
+          </w:tcPr>
+          <w:p>
+            <w:pPr>
+              <w:spacing w:after="0" w:before="0"/>
+            </w:pPr>
+            <w:r>
+              <w:rPr>
+                <w:rFonts w:ascii="Calibri" w:cs="Calibri" w:eastAsia="Calibri" w:hAnsi="Calibri"/>
+                <w:b/>
+                <w:bCs/>
+                <w:i w:val="false"/>
+                <w:iCs w:val="false"/>
+                <w:color w:val="1A1F36"/>
+                <w:sz w:val="18"/>
+                <w:szCs w:val="18"/>
+              </w:rPr>
+              <w:t xml:space="preserve">Железнов Игорь Владимирович — №7</w:t>
+            </w:r>
+          </w:p>
+        </w:tc>
+        <w:tc>
+          <w:tcPr>
+            <w:tcW w:type="dxa" w:w="3350"/>
+            <w:tcBorders>
+              <w:top w:val="single" w:color="C7CBDC" w:sz="4"/>
+              <w:left w:val="single" w:color="C7CBDC" w:sz="4"/>
+              <w:bottom w:val="single" w:color="C7CBDC" w:sz="4"/>
+              <w:right w:val="single" w:color="C7CBDC" w:sz="4"/>
+            </w:tcBorders>
+            <w:shd w:fill="F7F8FC" w:color="auto" w:val="clear"/>
+            <w:tcMar>
+              <w:top w:type="dxa" w:w="60"/>
+              <w:left w:type="dxa" w:w="90"/>
+              <w:bottom w:type="dxa" w:w="60"/>
+              <w:right w:type="dxa" w:w="90"/>
+            </w:tcMar>
+            <w:vAlign w:val="top"/>
+          </w:tcPr>
+          <w:p>
+            <w:pPr>
+              <w:spacing w:after="0" w:before="0"/>
+            </w:pPr>
+            <w:r>
+              <w:rPr>
+                <w:rFonts w:ascii="Calibri" w:cs="Calibri" w:eastAsia="Calibri" w:hAnsi="Calibri"/>
+                <w:b w:val="false"/>
+                <w:bCs w:val="false"/>
+                <w:i w:val="false"/>
+                <w:iCs w:val="false"/>
+                <w:color w:val="1A1F36"/>
+                <w:sz w:val="18"/>
+                <w:szCs w:val="18"/>
+              </w:rPr>
+              <w:t xml:space="preserve">ответ проверяющего: исправил у Железнова на №7</w:t>
+            </w:r>
+          </w:p>
+        </w:tc>
+      </w:tr>
+      <w:tr>
+        <w:tc>
+          <w:tcPr>
+            <w:tcW w:type="dxa" w:w="900"/>
+            <w:tcBorders>
+              <w:top w:val="single" w:color="C7CBDC" w:sz="4"/>
+              <w:left w:val="single" w:color="C7CBDC" w:sz="4"/>
+              <w:bottom w:val="single" w:color="C7CBDC" w:sz="4"/>
+              <w:right w:val="single" w:color="C7CBDC" w:sz="4"/>
+            </w:tcBorders>
+            <w:tcMar>
+              <w:top w:type="dxa" w:w="60"/>
+              <w:left w:type="dxa" w:w="90"/>
+              <w:bottom w:type="dxa" w:w="60"/>
+              <w:right w:type="dxa" w:w="90"/>
+            </w:tcMar>
+            <w:vAlign w:val="top"/>
+          </w:tcPr>
+          <w:p>
+            <w:pPr>
+              <w:spacing w:after="0" w:before="0"/>
+            </w:pPr>
+            <w:r>
+              <w:rPr>
+                <w:rFonts w:ascii="Calibri" w:cs="Calibri" w:eastAsia="Calibri" w:hAnsi="Calibri"/>
+                <w:b/>
+                <w:bCs/>
+                <w:i w:val="false"/>
+                <w:iCs w:val="false"/>
+                <w:color w:val="1A1F36"/>
+                <w:sz w:val="18"/>
+                <w:szCs w:val="18"/>
+              </w:rPr>
+              <w:t xml:space="preserve">121</w:t>
+            </w:r>
+          </w:p>
+        </w:tc>
+        <w:tc>
+          <w:tcPr>
+            <w:tcW w:type="dxa" w:w="2600"/>
+            <w:tcBorders>
+              <w:top w:val="single" w:color="C7CBDC" w:sz="4"/>
+              <w:left w:val="single" w:color="C7CBDC" w:sz="4"/>
+              <w:bottom w:val="single" w:color="C7CBDC" w:sz="4"/>
+              <w:right w:val="single" w:color="C7CBDC" w:sz="4"/>
+            </w:tcBorders>
+            <w:tcMar>
+              <w:top w:type="dxa" w:w="60"/>
+              <w:left w:type="dxa" w:w="90"/>
+              <w:bottom w:type="dxa" w:w="60"/>
+              <w:right w:type="dxa" w:w="90"/>
+            </w:tcMar>
+            <w:vAlign w:val="top"/>
+          </w:tcPr>
+          <w:p>
+            <w:pPr>
+              <w:spacing w:after="0"/>
+            </w:pPr>
+            <w:r>
+              <w:rPr>
+                <w:rFonts w:ascii="Calibri" w:cs="Calibri" w:eastAsia="Calibri" w:hAnsi="Calibri"/>
+                <w:b w:val="false"/>
+                <w:bCs w:val="false"/>
+                <w:i w:val="false"/>
+                <w:iCs w:val="false"/>
+                <w:color w:val="1A1F36"/>
+                <w:sz w:val="18"/>
+                <w:szCs w:val="18"/>
+              </w:rPr>
+              <w:t xml:space="preserve">13.08.2026  20:30</w:t>
+            </w:r>
+            <w:r>
+              <w:rPr>
+                <w:rFonts w:ascii="Calibri" w:cs="Calibri" w:eastAsia="Calibri" w:hAnsi="Calibri"/>
+                <w:b w:val="false"/>
+                <w:bCs w:val="false"/>
+                <w:i w:val="false"/>
+                <w:iCs w:val="false"/>
+                <w:color w:val="1A1F36"/>
+                <w:sz w:val="18"/>
+                <w:szCs w:val="18"/>
+              </w:rPr>
+              <w:br/>
+              <w:t xml:space="preserve">Айсфокс — Факел</w:t>
+            </w:r>
+          </w:p>
+        </w:tc>
+        <w:tc>
+          <w:tcPr>
+            <w:tcW w:type="dxa" w:w="4200"/>
+            <w:tcBorders>
+              <w:top w:val="single" w:color="C7CBDC" w:sz="4"/>
+              <w:left w:val="single" w:color="C7CBDC" w:sz="4"/>
+              <w:bottom w:val="single" w:color="C7CBDC" w:sz="4"/>
+              <w:right w:val="single" w:color="C7CBDC" w:sz="4"/>
+            </w:tcBorders>
+            <w:tcMar>
+              <w:top w:type="dxa" w:w="60"/>
+              <w:left w:type="dxa" w:w="90"/>
+              <w:bottom w:type="dxa" w:w="60"/>
+              <w:right w:type="dxa" w:w="90"/>
+            </w:tcMar>
+            <w:vAlign w:val="top"/>
+          </w:tcPr>
+          <w:p>
+            <w:pPr>
+              <w:spacing w:after="0" w:before="0"/>
+            </w:pPr>
+            <w:r>
+              <w:rPr>
+                <w:rFonts w:ascii="Calibri" w:cs="Calibri" w:eastAsia="Calibri" w:hAnsi="Calibri"/>
+                <w:b w:val="false"/>
+                <w:bCs w:val="false"/>
+                <w:i w:val="false"/>
+                <w:iCs w:val="false"/>
+                <w:color w:val="5A5F7A"/>
+                <w:sz w:val="18"/>
+                <w:szCs w:val="18"/>
+              </w:rPr>
+              <w:t xml:space="preserve">Железнов Игорь Владимирович — №11</w:t>
+            </w:r>
+          </w:p>
+        </w:tc>
+        <w:tc>
+          <w:tcPr>
+            <w:tcW w:type="dxa" w:w="4200"/>
+            <w:tcBorders>
+              <w:top w:val="single" w:color="C7CBDC" w:sz="4"/>
+              <w:left w:val="single" w:color="C7CBDC" w:sz="4"/>
+              <w:bottom w:val="single" w:color="C7CBDC" w:sz="4"/>
+              <w:right w:val="single" w:color="C7CBDC" w:sz="4"/>
+            </w:tcBorders>
+            <w:tcMar>
+              <w:top w:type="dxa" w:w="60"/>
+              <w:left w:type="dxa" w:w="90"/>
+              <w:bottom w:type="dxa" w:w="60"/>
+              <w:right w:type="dxa" w:w="90"/>
+            </w:tcMar>
+            <w:vAlign w:val="top"/>
+          </w:tcPr>
+          <w:p>
+            <w:pPr>
+              <w:spacing w:after="0" w:before="0"/>
+            </w:pPr>
+            <w:r>
+              <w:rPr>
+                <w:rFonts w:ascii="Calibri" w:cs="Calibri" w:eastAsia="Calibri" w:hAnsi="Calibri"/>
+                <w:b/>
+                <w:bCs/>
+                <w:i w:val="false"/>
+                <w:iCs w:val="false"/>
+                <w:color w:val="1A1F36"/>
+                <w:sz w:val="18"/>
+                <w:szCs w:val="18"/>
+              </w:rPr>
+              <w:t xml:space="preserve">Железнов Игорь Владимирович — №7</w:t>
+            </w:r>
+          </w:p>
+        </w:tc>
+        <w:tc>
+          <w:tcPr>
+            <w:tcW w:type="dxa" w:w="3350"/>
+            <w:tcBorders>
+              <w:top w:val="single" w:color="C7CBDC" w:sz="4"/>
+              <w:left w:val="single" w:color="C7CBDC" w:sz="4"/>
+              <w:bottom w:val="single" w:color="C7CBDC" w:sz="4"/>
+              <w:right w:val="single" w:color="C7CBDC" w:sz="4"/>
+            </w:tcBorders>
+            <w:tcMar>
+              <w:top w:type="dxa" w:w="60"/>
+              <w:left w:type="dxa" w:w="90"/>
+              <w:bottom w:type="dxa" w:w="60"/>
+              <w:right w:type="dxa" w:w="90"/>
+            </w:tcMar>
+            <w:vAlign w:val="top"/>
+          </w:tcPr>
+          <w:p>
+            <w:pPr>
+              <w:spacing w:after="0" w:before="0"/>
+            </w:pPr>
+            <w:r>
+              <w:rPr>
+                <w:rFonts w:ascii="Calibri" w:cs="Calibri" w:eastAsia="Calibri" w:hAnsi="Calibri"/>
+                <w:b w:val="false"/>
+                <w:bCs w:val="false"/>
+                <w:i w:val="false"/>
+                <w:iCs w:val="false"/>
+                <w:color w:val="1A1F36"/>
+                <w:sz w:val="18"/>
+                <w:szCs w:val="18"/>
+              </w:rPr>
+              <w:t xml:space="preserve">ответ проверяющего: исправил у Железнова на №7</w:t>
+            </w:r>
+          </w:p>
+        </w:tc>
+      </w:tr>
+      <w:tr>
+        <w:tc>
+          <w:tcPr>
+            <w:tcW w:type="dxa" w:w="900"/>
+            <w:tcBorders>
+              <w:top w:val="single" w:color="C7CBDC" w:sz="4"/>
+              <w:left w:val="single" w:color="C7CBDC" w:sz="4"/>
+              <w:bottom w:val="single" w:color="C7CBDC" w:sz="4"/>
+              <w:right w:val="single" w:color="C7CBDC" w:sz="4"/>
+            </w:tcBorders>
+            <w:shd w:fill="F7F8FC" w:color="auto" w:val="clear"/>
+            <w:tcMar>
+              <w:top w:type="dxa" w:w="60"/>
+              <w:left w:type="dxa" w:w="90"/>
+              <w:bottom w:type="dxa" w:w="60"/>
+              <w:right w:type="dxa" w:w="90"/>
+            </w:tcMar>
+            <w:vAlign w:val="top"/>
+          </w:tcPr>
+          <w:p>
+            <w:pPr>
+              <w:spacing w:after="0" w:before="0"/>
+            </w:pPr>
+            <w:r>
+              <w:rPr>
+                <w:rFonts w:ascii="Calibri" w:cs="Calibri" w:eastAsia="Calibri" w:hAnsi="Calibri"/>
+                <w:b/>
+                <w:bCs/>
+                <w:i w:val="false"/>
+                <w:iCs w:val="false"/>
+                <w:color w:val="1A1F36"/>
+                <w:sz w:val="18"/>
+                <w:szCs w:val="18"/>
+              </w:rPr>
+              <w:t xml:space="preserve">256</w:t>
+            </w:r>
+          </w:p>
+        </w:tc>
+        <w:tc>
+          <w:tcPr>
+            <w:tcW w:type="dxa" w:w="2600"/>
+            <w:tcBorders>
+              <w:top w:val="single" w:color="C7CBDC" w:sz="4"/>
+              <w:left w:val="single" w:color="C7CBDC" w:sz="4"/>
+              <w:bottom w:val="single" w:color="C7CBDC" w:sz="4"/>
+              <w:right w:val="single" w:color="C7CBDC" w:sz="4"/>
+            </w:tcBorders>
+            <w:shd w:fill="F7F8FC" w:color="auto" w:val="clear"/>
+            <w:tcMar>
+              <w:top w:type="dxa" w:w="60"/>
+              <w:left w:type="dxa" w:w="90"/>
+              <w:bottom w:type="dxa" w:w="60"/>
+              <w:right w:type="dxa" w:w="90"/>
+            </w:tcMar>
+            <w:vAlign w:val="top"/>
+          </w:tcPr>
+          <w:p>
+            <w:pPr>
+              <w:spacing w:after="0"/>
+            </w:pPr>
+            <w:r>
+              <w:rPr>
+                <w:rFonts w:ascii="Calibri" w:cs="Calibri" w:eastAsia="Calibri" w:hAnsi="Calibri"/>
+                <w:b w:val="false"/>
+                <w:bCs w:val="false"/>
+                <w:i w:val="false"/>
+                <w:iCs w:val="false"/>
+                <w:color w:val="1A1F36"/>
+                <w:sz w:val="18"/>
+                <w:szCs w:val="18"/>
+              </w:rPr>
+              <w:t xml:space="preserve">03.08.2026  21:15</w:t>
+            </w:r>
+            <w:r>
+              <w:rPr>
+                <w:rFonts w:ascii="Calibri" w:cs="Calibri" w:eastAsia="Calibri" w:hAnsi="Calibri"/>
+                <w:b w:val="false"/>
+                <w:bCs w:val="false"/>
+                <w:i w:val="false"/>
+                <w:iCs w:val="false"/>
+                <w:color w:val="1A1F36"/>
+                <w:sz w:val="18"/>
+                <w:szCs w:val="18"/>
+              </w:rPr>
+              <w:br/>
+              <w:t xml:space="preserve">Факел — Сармат</w:t>
+            </w:r>
+          </w:p>
+        </w:tc>
+        <w:tc>
+          <w:tcPr>
+            <w:tcW w:type="dxa" w:w="4200"/>
+            <w:tcBorders>
+              <w:top w:val="single" w:color="C7CBDC" w:sz="4"/>
+              <w:left w:val="single" w:color="C7CBDC" w:sz="4"/>
+              <w:bottom w:val="single" w:color="C7CBDC" w:sz="4"/>
+              <w:right w:val="single" w:color="C7CBDC" w:sz="4"/>
+            </w:tcBorders>
+            <w:shd w:fill="F7F8FC" w:color="auto" w:val="clear"/>
+            <w:tcMar>
+              <w:top w:type="dxa" w:w="60"/>
+              <w:left w:type="dxa" w:w="90"/>
+              <w:bottom w:type="dxa" w:w="60"/>
+              <w:right w:type="dxa" w:w="90"/>
+            </w:tcMar>
+            <w:vAlign w:val="top"/>
+          </w:tcPr>
+          <w:p>
+            <w:pPr>
+              <w:spacing w:after="0" w:before="0"/>
+            </w:pPr>
+            <w:r>
+              <w:rPr>
+                <w:rFonts w:ascii="Calibri" w:cs="Calibri" w:eastAsia="Calibri" w:hAnsi="Calibri"/>
+                <w:b w:val="false"/>
+                <w:bCs w:val="false"/>
+                <w:i w:val="false"/>
+                <w:iCs w:val="false"/>
+                <w:color w:val="5A5F7A"/>
+                <w:sz w:val="18"/>
+                <w:szCs w:val="18"/>
+              </w:rPr>
+              <w:t xml:space="preserve">Железнов Игорь Владимирович — №11</w:t>
+            </w:r>
+          </w:p>
+        </w:tc>
+        <w:tc>
+          <w:tcPr>
+            <w:tcW w:type="dxa" w:w="4200"/>
+            <w:tcBorders>
+              <w:top w:val="single" w:color="C7CBDC" w:sz="4"/>
+              <w:left w:val="single" w:color="C7CBDC" w:sz="4"/>
+              <w:bottom w:val="single" w:color="C7CBDC" w:sz="4"/>
+              <w:right w:val="single" w:color="C7CBDC" w:sz="4"/>
+            </w:tcBorders>
+            <w:shd w:fill="F7F8FC" w:color="auto" w:val="clear"/>
+            <w:tcMar>
+              <w:top w:type="dxa" w:w="60"/>
+              <w:left w:type="dxa" w:w="90"/>
+              <w:bottom w:type="dxa" w:w="60"/>
+              <w:right w:type="dxa" w:w="90"/>
+            </w:tcMar>
+            <w:vAlign w:val="top"/>
+          </w:tcPr>
+          <w:p>
+            <w:pPr>
+              <w:spacing w:after="0" w:before="0"/>
+            </w:pPr>
+            <w:r>
+              <w:rPr>
+                <w:rFonts w:ascii="Calibri" w:cs="Calibri" w:eastAsia="Calibri" w:hAnsi="Calibri"/>
+                <w:b/>
+                <w:bCs/>
+                <w:i w:val="false"/>
+                <w:iCs w:val="false"/>
+                <w:color w:val="1A1F36"/>
+                <w:sz w:val="18"/>
+                <w:szCs w:val="18"/>
+              </w:rPr>
+              <w:t xml:space="preserve">Железнов Игорь Владимирович — №7</w:t>
+            </w:r>
+          </w:p>
+        </w:tc>
+        <w:tc>
+          <w:tcPr>
+            <w:tcW w:type="dxa" w:w="3350"/>
+            <w:tcBorders>
+              <w:top w:val="single" w:color="C7CBDC" w:sz="4"/>
+              <w:left w:val="single" w:color="C7CBDC" w:sz="4"/>
+              <w:bottom w:val="single" w:color="C7CBDC" w:sz="4"/>
+              <w:right w:val="single" w:color="C7CBDC" w:sz="4"/>
+            </w:tcBorders>
+            <w:shd w:fill="F7F8FC" w:color="auto" w:val="clear"/>
+            <w:tcMar>
+              <w:top w:type="dxa" w:w="60"/>
+              <w:left w:type="dxa" w:w="90"/>
+              <w:bottom w:type="dxa" w:w="60"/>
+              <w:right w:type="dxa" w:w="90"/>
+            </w:tcMar>
+            <w:vAlign w:val="top"/>
+          </w:tcPr>
+          <w:p>
+            <w:pPr>
+              <w:spacing w:after="0" w:before="0"/>
+            </w:pPr>
+            <w:r>
+              <w:rPr>
+                <w:rFonts w:ascii="Calibri" w:cs="Calibri" w:eastAsia="Calibri" w:hAnsi="Calibri"/>
+                <w:b w:val="false"/>
+                <w:bCs w:val="false"/>
+                <w:i w:val="false"/>
+                <w:iCs w:val="false"/>
+                <w:color w:val="1A1F36"/>
+                <w:sz w:val="18"/>
+                <w:szCs w:val="18"/>
+              </w:rPr>
+              <w:t xml:space="preserve">ответ проверяющего: исправил у Железнова на №7</w:t>
+            </w:r>
+          </w:p>
+        </w:tc>
+      </w:tr>
+      <w:tr>
+        <w:tc>
+          <w:tcPr>
+            <w:tcW w:type="dxa" w:w="900"/>
+            <w:tcBorders>
+              <w:top w:val="single" w:color="C7CBDC" w:sz="4"/>
+              <w:left w:val="single" w:color="C7CBDC" w:sz="4"/>
+              <w:bottom w:val="single" w:color="C7CBDC" w:sz="4"/>
+              <w:right w:val="single" w:color="C7CBDC" w:sz="4"/>
+            </w:tcBorders>
+            <w:tcMar>
+              <w:top w:type="dxa" w:w="60"/>
+              <w:left w:type="dxa" w:w="90"/>
+              <w:bottom w:type="dxa" w:w="60"/>
+              <w:right w:type="dxa" w:w="90"/>
+            </w:tcMar>
+            <w:vAlign w:val="top"/>
+          </w:tcPr>
+          <w:p>
+            <w:pPr>
+              <w:spacing w:after="0" w:before="0"/>
+            </w:pPr>
+            <w:r>
+              <w:rPr>
+                <w:rFonts w:ascii="Calibri" w:cs="Calibri" w:eastAsia="Calibri" w:hAnsi="Calibri"/>
+                <w:b/>
+                <w:bCs/>
+                <w:i w:val="false"/>
+                <w:iCs w:val="false"/>
+                <w:color w:val="1A1F36"/>
+                <w:sz w:val="18"/>
+                <w:szCs w:val="18"/>
+              </w:rPr>
+              <w:t xml:space="preserve">271</w:t>
+            </w:r>
+          </w:p>
+        </w:tc>
+        <w:tc>
+          <w:tcPr>
+            <w:tcW w:type="dxa" w:w="2600"/>
+            <w:tcBorders>
+              <w:top w:val="single" w:color="C7CBDC" w:sz="4"/>
+              <w:left w:val="single" w:color="C7CBDC" w:sz="4"/>
+              <w:bottom w:val="single" w:color="C7CBDC" w:sz="4"/>
+              <w:right w:val="single" w:color="C7CBDC" w:sz="4"/>
+            </w:tcBorders>
+            <w:tcMar>
+              <w:top w:type="dxa" w:w="60"/>
+              <w:left w:type="dxa" w:w="90"/>
+              <w:bottom w:type="dxa" w:w="60"/>
+              <w:right w:type="dxa" w:w="90"/>
+            </w:tcMar>
+            <w:vAlign w:val="top"/>
+          </w:tcPr>
+          <w:p>
+            <w:pPr>
+              <w:spacing w:after="0"/>
+            </w:pPr>
+            <w:r>
+              <w:rPr>
+                <w:rFonts w:ascii="Calibri" w:cs="Calibri" w:eastAsia="Calibri" w:hAnsi="Calibri"/>
+                <w:b w:val="false"/>
+                <w:bCs w:val="false"/>
+                <w:i w:val="false"/>
+                <w:iCs w:val="false"/>
+                <w:color w:val="1A1F36"/>
+                <w:sz w:val="18"/>
+                <w:szCs w:val="18"/>
+              </w:rPr>
+              <w:t xml:space="preserve">03.08.2026  20:30</w:t>
+            </w:r>
+            <w:r>
+              <w:rPr>
+                <w:rFonts w:ascii="Calibri" w:cs="Calibri" w:eastAsia="Calibri" w:hAnsi="Calibri"/>
+                <w:b w:val="false"/>
+                <w:bCs w:val="false"/>
+                <w:i w:val="false"/>
+                <w:iCs w:val="false"/>
+                <w:color w:val="1A1F36"/>
+                <w:sz w:val="18"/>
+                <w:szCs w:val="18"/>
+              </w:rPr>
+              <w:br/>
+              <w:t xml:space="preserve">Сармат — Факел</w:t>
+            </w:r>
+          </w:p>
+        </w:tc>
+        <w:tc>
+          <w:tcPr>
+            <w:tcW w:type="dxa" w:w="4200"/>
+            <w:tcBorders>
+              <w:top w:val="single" w:color="C7CBDC" w:sz="4"/>
+              <w:left w:val="single" w:color="C7CBDC" w:sz="4"/>
+              <w:bottom w:val="single" w:color="C7CBDC" w:sz="4"/>
+              <w:right w:val="single" w:color="C7CBDC" w:sz="4"/>
+            </w:tcBorders>
+            <w:tcMar>
+              <w:top w:type="dxa" w:w="60"/>
+              <w:left w:type="dxa" w:w="90"/>
+              <w:bottom w:type="dxa" w:w="60"/>
+              <w:right w:type="dxa" w:w="90"/>
+            </w:tcMar>
+            <w:vAlign w:val="top"/>
+          </w:tcPr>
+          <w:p>
+            <w:pPr>
+              <w:spacing w:after="0" w:before="0"/>
+            </w:pPr>
+            <w:r>
+              <w:rPr>
+                <w:rFonts w:ascii="Calibri" w:cs="Calibri" w:eastAsia="Calibri" w:hAnsi="Calibri"/>
+                <w:b w:val="false"/>
+                <w:bCs w:val="false"/>
+                <w:i w:val="false"/>
+                <w:iCs w:val="false"/>
+                <w:color w:val="5A5F7A"/>
+                <w:sz w:val="18"/>
+                <w:szCs w:val="18"/>
+              </w:rPr>
+              <w:t xml:space="preserve">Железнов Игорь Владимирович — №11</w:t>
+            </w:r>
+          </w:p>
+        </w:tc>
+        <w:tc>
+          <w:tcPr>
+            <w:tcW w:type="dxa" w:w="4200"/>
+            <w:tcBorders>
+              <w:top w:val="single" w:color="C7CBDC" w:sz="4"/>
+              <w:left w:val="single" w:color="C7CBDC" w:sz="4"/>
+              <w:bottom w:val="single" w:color="C7CBDC" w:sz="4"/>
+              <w:right w:val="single" w:color="C7CBDC" w:sz="4"/>
+            </w:tcBorders>
+            <w:tcMar>
+              <w:top w:type="dxa" w:w="60"/>
+              <w:left w:type="dxa" w:w="90"/>
+              <w:bottom w:type="dxa" w:w="60"/>
+              <w:right w:type="dxa" w:w="90"/>
+            </w:tcMar>
+            <w:vAlign w:val="top"/>
+          </w:tcPr>
+          <w:p>
+            <w:pPr>
+              <w:spacing w:after="0" w:before="0"/>
+            </w:pPr>
+            <w:r>
+              <w:rPr>
+                <w:rFonts w:ascii="Calibri" w:cs="Calibri" w:eastAsia="Calibri" w:hAnsi="Calibri"/>
+                <w:b/>
+                <w:bCs/>
+                <w:i w:val="false"/>
+                <w:iCs w:val="false"/>
+                <w:color w:val="1A1F36"/>
+                <w:sz w:val="18"/>
+                <w:szCs w:val="18"/>
+              </w:rPr>
+              <w:t xml:space="preserve">Железнов Игорь Владимирович — №7</w:t>
+            </w:r>
+          </w:p>
+        </w:tc>
+        <w:tc>
+          <w:tcPr>
+            <w:tcW w:type="dxa" w:w="3350"/>
+            <w:tcBorders>
+              <w:top w:val="single" w:color="C7CBDC" w:sz="4"/>
+              <w:left w:val="single" w:color="C7CBDC" w:sz="4"/>
+              <w:bottom w:val="single" w:color="C7CBDC" w:sz="4"/>
+              <w:right w:val="single" w:color="C7CBDC" w:sz="4"/>
+            </w:tcBorders>
+            <w:tcMar>
+              <w:top w:type="dxa" w:w="60"/>
+              <w:left w:type="dxa" w:w="90"/>
+              <w:bottom w:type="dxa" w:w="60"/>
+              <w:right w:type="dxa" w:w="90"/>
+            </w:tcMar>
+            <w:vAlign w:val="top"/>
+          </w:tcPr>
+          <w:p>
+            <w:pPr>
+              <w:spacing w:after="0" w:before="0"/>
+            </w:pPr>
+            <w:r>
+              <w:rPr>
+                <w:rFonts w:ascii="Calibri" w:cs="Calibri" w:eastAsia="Calibri" w:hAnsi="Calibri"/>
+                <w:b w:val="false"/>
+                <w:bCs w:val="false"/>
+                <w:i w:val="false"/>
+                <w:iCs w:val="false"/>
+                <w:color w:val="1A1F36"/>
+                <w:sz w:val="18"/>
+                <w:szCs w:val="18"/>
+              </w:rPr>
+              <w:t xml:space="preserve">ответ проверяющего: исправил у Железнова на №7</w:t>
             </w:r>
           </w:p>
         </w:tc>

--- a/reports/Vnesennye_ispravleniya.docx
+++ b/reports/Vnesennye_ispravleniya.docx
@@ -9945,6717 +9945,6 @@
                 <w:szCs w:val="18"/>
               </w:rPr>
               <w:t xml:space="preserve">2-й период исправлен проверяющим</w:t>
-            </w:r>
-          </w:p>
-        </w:tc>
-      </w:tr>
-    </w:tbl>
-    <w:p>
-      <w:pPr>
-        <w:keepNext/>
-        <w:pageBreakBefore/>
-        <w:pBdr>
-          <w:bottom w:val="single" w:color="2B2F77" w:sz="8" w:space="6"/>
-        </w:pBdr>
-        <w:spacing w:after="140" w:before="0"/>
-      </w:pPr>
-      <w:r>
-        <w:rPr>
-          <w:rFonts w:ascii="Calibri" w:cs="Calibri" w:eastAsia="Calibri" w:hAnsi="Calibri"/>
-          <w:b/>
-          <w:bCs/>
-          <w:i w:val="false"/>
-          <w:iCs w:val="false"/>
-          <w:color w:val="2B2F77"/>
-          <w:sz w:val="30"/>
-          <w:szCs w:val="30"/>
-        </w:rPr>
-        <w:t xml:space="preserve">Конференция ЦЕНТР (2 Дивизион)</w:t>
-      </w:r>
-    </w:p>
-    <w:p>
-      <w:pPr>
-        <w:keepNext/>
-        <w:spacing w:after="80" w:before="200"/>
-      </w:pPr>
-      <w:r>
-        <w:rPr>
-          <w:rFonts w:ascii="Calibri" w:cs="Calibri" w:eastAsia="Calibri" w:hAnsi="Calibri"/>
-          <w:b/>
-          <w:bCs/>
-          <w:i w:val="false"/>
-          <w:iCs w:val="false"/>
-          <w:color w:val="1A1F36"/>
-          <w:sz w:val="22"/>
-          <w:szCs w:val="22"/>
-        </w:rPr>
-        <w:t xml:space="preserve">Июль 2026</w:t>
-      </w:r>
-    </w:p>
-    <w:tbl>
-      <w:tblPr>
-        <w:tblW w:type="dxa" w:w="15250"/>
-        <w:tblBorders>
-          <w:top w:val="single" w:color="auto" w:sz="4"/>
-          <w:left w:val="single" w:color="auto" w:sz="4"/>
-          <w:bottom w:val="single" w:color="auto" w:sz="4"/>
-          <w:right w:val="single" w:color="auto" w:sz="4"/>
-          <w:insideH w:val="single" w:color="auto" w:sz="4"/>
-          <w:insideV w:val="single" w:color="auto" w:sz="4"/>
-        </w:tblBorders>
-      </w:tblPr>
-      <w:tblGrid>
-        <w:gridCol w:w="900"/>
-        <w:gridCol w:w="2600"/>
-        <w:gridCol w:w="4200"/>
-        <w:gridCol w:w="4200"/>
-        <w:gridCol w:w="3350"/>
-      </w:tblGrid>
-      <w:tr>
-        <w:trPr>
-          <w:tblHeader/>
-        </w:trPr>
-        <w:tc>
-          <w:tcPr>
-            <w:tcW w:type="dxa" w:w="900"/>
-            <w:tcBorders>
-              <w:top w:val="single" w:color="C7CBDC" w:sz="4"/>
-              <w:left w:val="single" w:color="C7CBDC" w:sz="4"/>
-              <w:bottom w:val="single" w:color="C7CBDC" w:sz="4"/>
-              <w:right w:val="single" w:color="C7CBDC" w:sz="4"/>
-            </w:tcBorders>
-            <w:shd w:fill="EEF0F7" w:color="auto" w:val="clear"/>
-            <w:tcMar>
-              <w:top w:type="dxa" w:w="60"/>
-              <w:left w:type="dxa" w:w="90"/>
-              <w:bottom w:type="dxa" w:w="60"/>
-              <w:right w:type="dxa" w:w="90"/>
-            </w:tcMar>
-            <w:vAlign w:val="top"/>
-          </w:tcPr>
-          <w:p>
-            <w:pPr>
-              <w:spacing w:after="0" w:before="0"/>
-            </w:pPr>
-            <w:r>
-              <w:rPr>
-                <w:rFonts w:ascii="Calibri" w:cs="Calibri" w:eastAsia="Calibri" w:hAnsi="Calibri"/>
-                <w:b/>
-                <w:bCs/>
-                <w:i w:val="false"/>
-                <w:iCs w:val="false"/>
-                <w:color w:val="1A1F36"/>
-                <w:sz w:val="18"/>
-                <w:szCs w:val="18"/>
-              </w:rPr>
-              <w:t xml:space="preserve">Стр.</w:t>
-            </w:r>
-          </w:p>
-        </w:tc>
-        <w:tc>
-          <w:tcPr>
-            <w:tcW w:type="dxa" w:w="2600"/>
-            <w:tcBorders>
-              <w:top w:val="single" w:color="C7CBDC" w:sz="4"/>
-              <w:left w:val="single" w:color="C7CBDC" w:sz="4"/>
-              <w:bottom w:val="single" w:color="C7CBDC" w:sz="4"/>
-              <w:right w:val="single" w:color="C7CBDC" w:sz="4"/>
-            </w:tcBorders>
-            <w:shd w:fill="EEF0F7" w:color="auto" w:val="clear"/>
-            <w:tcMar>
-              <w:top w:type="dxa" w:w="60"/>
-              <w:left w:type="dxa" w:w="90"/>
-              <w:bottom w:type="dxa" w:w="60"/>
-              <w:right w:type="dxa" w:w="90"/>
-            </w:tcMar>
-            <w:vAlign w:val="top"/>
-          </w:tcPr>
-          <w:p>
-            <w:pPr>
-              <w:spacing w:after="0" w:before="0"/>
-            </w:pPr>
-            <w:r>
-              <w:rPr>
-                <w:rFonts w:ascii="Calibri" w:cs="Calibri" w:eastAsia="Calibri" w:hAnsi="Calibri"/>
-                <w:b/>
-                <w:bCs/>
-                <w:i w:val="false"/>
-                <w:iCs w:val="false"/>
-                <w:color w:val="1A1F36"/>
-                <w:sz w:val="18"/>
-                <w:szCs w:val="18"/>
-              </w:rPr>
-              <w:t xml:space="preserve">Матч</w:t>
-            </w:r>
-          </w:p>
-        </w:tc>
-        <w:tc>
-          <w:tcPr>
-            <w:tcW w:type="dxa" w:w="4200"/>
-            <w:tcBorders>
-              <w:top w:val="single" w:color="C7CBDC" w:sz="4"/>
-              <w:left w:val="single" w:color="C7CBDC" w:sz="4"/>
-              <w:bottom w:val="single" w:color="C7CBDC" w:sz="4"/>
-              <w:right w:val="single" w:color="C7CBDC" w:sz="4"/>
-            </w:tcBorders>
-            <w:shd w:fill="EEF0F7" w:color="auto" w:val="clear"/>
-            <w:tcMar>
-              <w:top w:type="dxa" w:w="60"/>
-              <w:left w:type="dxa" w:w="90"/>
-              <w:bottom w:type="dxa" w:w="60"/>
-              <w:right w:type="dxa" w:w="90"/>
-            </w:tcMar>
-            <w:vAlign w:val="top"/>
-          </w:tcPr>
-          <w:p>
-            <w:pPr>
-              <w:spacing w:after="0" w:before="0"/>
-            </w:pPr>
-            <w:r>
-              <w:rPr>
-                <w:rFonts w:ascii="Calibri" w:cs="Calibri" w:eastAsia="Calibri" w:hAnsi="Calibri"/>
-                <w:b/>
-                <w:bCs/>
-                <w:i w:val="false"/>
-                <w:iCs w:val="false"/>
-                <w:color w:val="1A1F36"/>
-                <w:sz w:val="18"/>
-                <w:szCs w:val="18"/>
-              </w:rPr>
-              <w:t xml:space="preserve">Было</w:t>
-            </w:r>
-          </w:p>
-        </w:tc>
-        <w:tc>
-          <w:tcPr>
-            <w:tcW w:type="dxa" w:w="4200"/>
-            <w:tcBorders>
-              <w:top w:val="single" w:color="C7CBDC" w:sz="4"/>
-              <w:left w:val="single" w:color="C7CBDC" w:sz="4"/>
-              <w:bottom w:val="single" w:color="C7CBDC" w:sz="4"/>
-              <w:right w:val="single" w:color="C7CBDC" w:sz="4"/>
-            </w:tcBorders>
-            <w:shd w:fill="EEF0F7" w:color="auto" w:val="clear"/>
-            <w:tcMar>
-              <w:top w:type="dxa" w:w="60"/>
-              <w:left w:type="dxa" w:w="90"/>
-              <w:bottom w:type="dxa" w:w="60"/>
-              <w:right w:type="dxa" w:w="90"/>
-            </w:tcMar>
-            <w:vAlign w:val="top"/>
-          </w:tcPr>
-          <w:p>
-            <w:pPr>
-              <w:spacing w:after="0" w:before="0"/>
-            </w:pPr>
-            <w:r>
-              <w:rPr>
-                <w:rFonts w:ascii="Calibri" w:cs="Calibri" w:eastAsia="Calibri" w:hAnsi="Calibri"/>
-                <w:b/>
-                <w:bCs/>
-                <w:i w:val="false"/>
-                <w:iCs w:val="false"/>
-                <w:color w:val="1A1F36"/>
-                <w:sz w:val="18"/>
-                <w:szCs w:val="18"/>
-              </w:rPr>
-              <w:t xml:space="preserve">Стало</w:t>
-            </w:r>
-          </w:p>
-        </w:tc>
-        <w:tc>
-          <w:tcPr>
-            <w:tcW w:type="dxa" w:w="3350"/>
-            <w:tcBorders>
-              <w:top w:val="single" w:color="C7CBDC" w:sz="4"/>
-              <w:left w:val="single" w:color="C7CBDC" w:sz="4"/>
-              <w:bottom w:val="single" w:color="C7CBDC" w:sz="4"/>
-              <w:right w:val="single" w:color="C7CBDC" w:sz="4"/>
-            </w:tcBorders>
-            <w:shd w:fill="EEF0F7" w:color="auto" w:val="clear"/>
-            <w:tcMar>
-              <w:top w:type="dxa" w:w="60"/>
-              <w:left w:type="dxa" w:w="90"/>
-              <w:bottom w:type="dxa" w:w="60"/>
-              <w:right w:type="dxa" w:w="90"/>
-            </w:tcMar>
-            <w:vAlign w:val="top"/>
-          </w:tcPr>
-          <w:p>
-            <w:pPr>
-              <w:spacing w:after="0" w:before="0"/>
-            </w:pPr>
-            <w:r>
-              <w:rPr>
-                <w:rFonts w:ascii="Calibri" w:cs="Calibri" w:eastAsia="Calibri" w:hAnsi="Calibri"/>
-                <w:b/>
-                <w:bCs/>
-                <w:i w:val="false"/>
-                <w:iCs w:val="false"/>
-                <w:color w:val="1A1F36"/>
-                <w:sz w:val="18"/>
-                <w:szCs w:val="18"/>
-              </w:rPr>
-              <w:t xml:space="preserve">Основание</w:t>
-            </w:r>
-          </w:p>
-        </w:tc>
-      </w:tr>
-      <w:tr>
-        <w:tc>
-          <w:tcPr>
-            <w:tcW w:type="dxa" w:w="900"/>
-            <w:tcBorders>
-              <w:top w:val="single" w:color="C7CBDC" w:sz="4"/>
-              <w:left w:val="single" w:color="C7CBDC" w:sz="4"/>
-              <w:bottom w:val="single" w:color="C7CBDC" w:sz="4"/>
-              <w:right w:val="single" w:color="C7CBDC" w:sz="4"/>
-            </w:tcBorders>
-            <w:tcMar>
-              <w:top w:type="dxa" w:w="60"/>
-              <w:left w:type="dxa" w:w="90"/>
-              <w:bottom w:type="dxa" w:w="60"/>
-              <w:right w:type="dxa" w:w="90"/>
-            </w:tcMar>
-            <w:vAlign w:val="top"/>
-          </w:tcPr>
-          <w:p>
-            <w:pPr>
-              <w:spacing w:after="0" w:before="0"/>
-            </w:pPr>
-            <w:r>
-              <w:rPr>
-                <w:rFonts w:ascii="Calibri" w:cs="Calibri" w:eastAsia="Calibri" w:hAnsi="Calibri"/>
-                <w:b/>
-                <w:bCs/>
-                <w:i w:val="false"/>
-                <w:iCs w:val="false"/>
-                <w:color w:val="1A1F36"/>
-                <w:sz w:val="18"/>
-                <w:szCs w:val="18"/>
-              </w:rPr>
-              <w:t xml:space="preserve">256</w:t>
-            </w:r>
-          </w:p>
-        </w:tc>
-        <w:tc>
-          <w:tcPr>
-            <w:tcW w:type="dxa" w:w="2600"/>
-            <w:tcBorders>
-              <w:top w:val="single" w:color="C7CBDC" w:sz="4"/>
-              <w:left w:val="single" w:color="C7CBDC" w:sz="4"/>
-              <w:bottom w:val="single" w:color="C7CBDC" w:sz="4"/>
-              <w:right w:val="single" w:color="C7CBDC" w:sz="4"/>
-            </w:tcBorders>
-            <w:tcMar>
-              <w:top w:type="dxa" w:w="60"/>
-              <w:left w:type="dxa" w:w="90"/>
-              <w:bottom w:type="dxa" w:w="60"/>
-              <w:right w:type="dxa" w:w="90"/>
-            </w:tcMar>
-            <w:vAlign w:val="top"/>
-          </w:tcPr>
-          <w:p>
-            <w:pPr>
-              <w:spacing w:after="0"/>
-            </w:pPr>
-            <w:r>
-              <w:rPr>
-                <w:rFonts w:ascii="Calibri" w:cs="Calibri" w:eastAsia="Calibri" w:hAnsi="Calibri"/>
-                <w:b w:val="false"/>
-                <w:bCs w:val="false"/>
-                <w:i w:val="false"/>
-                <w:iCs w:val="false"/>
-                <w:color w:val="1A1F36"/>
-                <w:sz w:val="18"/>
-                <w:szCs w:val="18"/>
-              </w:rPr>
-              <w:t xml:space="preserve">15.07.2026  20:30</w:t>
-            </w:r>
-            <w:r>
-              <w:rPr>
-                <w:rFonts w:ascii="Calibri" w:cs="Calibri" w:eastAsia="Calibri" w:hAnsi="Calibri"/>
-                <w:b w:val="false"/>
-                <w:bCs w:val="false"/>
-                <w:i w:val="false"/>
-                <w:iCs w:val="false"/>
-                <w:color w:val="1A1F36"/>
-                <w:sz w:val="18"/>
-                <w:szCs w:val="18"/>
-              </w:rPr>
-              <w:br/>
-              <w:t xml:space="preserve">Слобода — Локомотив-Р</w:t>
-            </w:r>
-          </w:p>
-        </w:tc>
-        <w:tc>
-          <w:tcPr>
-            <w:tcW w:type="dxa" w:w="4200"/>
-            <w:tcBorders>
-              <w:top w:val="single" w:color="C7CBDC" w:sz="4"/>
-              <w:left w:val="single" w:color="C7CBDC" w:sz="4"/>
-              <w:bottom w:val="single" w:color="C7CBDC" w:sz="4"/>
-              <w:right w:val="single" w:color="C7CBDC" w:sz="4"/>
-            </w:tcBorders>
-            <w:tcMar>
-              <w:top w:type="dxa" w:w="60"/>
-              <w:left w:type="dxa" w:w="90"/>
-              <w:bottom w:type="dxa" w:w="60"/>
-              <w:right w:type="dxa" w:w="90"/>
-            </w:tcMar>
-            <w:vAlign w:val="top"/>
-          </w:tcPr>
-          <w:p>
-            <w:pPr>
-              <w:spacing w:after="0" w:before="0"/>
-            </w:pPr>
-            <w:r>
-              <w:rPr>
-                <w:rFonts w:ascii="Calibri" w:cs="Calibri" w:eastAsia="Calibri" w:hAnsi="Calibri"/>
-                <w:b w:val="false"/>
-                <w:bCs w:val="false"/>
-                <w:i w:val="false"/>
-                <w:iCs w:val="false"/>
-                <w:color w:val="5A5F7A"/>
-                <w:sz w:val="18"/>
-                <w:szCs w:val="18"/>
-              </w:rPr>
-              <w:t xml:space="preserve">состав команды Локомотив-Р: копия состава соперника</w:t>
-            </w:r>
-          </w:p>
-        </w:tc>
-        <w:tc>
-          <w:tcPr>
-            <w:tcW w:type="dxa" w:w="4200"/>
-            <w:tcBorders>
-              <w:top w:val="single" w:color="C7CBDC" w:sz="4"/>
-              <w:left w:val="single" w:color="C7CBDC" w:sz="4"/>
-              <w:bottom w:val="single" w:color="C7CBDC" w:sz="4"/>
-              <w:right w:val="single" w:color="C7CBDC" w:sz="4"/>
-            </w:tcBorders>
-            <w:tcMar>
-              <w:top w:type="dxa" w:w="60"/>
-              <w:left w:type="dxa" w:w="90"/>
-              <w:bottom w:type="dxa" w:w="60"/>
-              <w:right w:type="dxa" w:w="90"/>
-            </w:tcMar>
-            <w:vAlign w:val="top"/>
-          </w:tcPr>
-          <w:p>
-            <w:pPr>
-              <w:spacing w:after="0" w:before="0"/>
-            </w:pPr>
-            <w:r>
-              <w:rPr>
-                <w:rFonts w:ascii="Calibri" w:cs="Calibri" w:eastAsia="Calibri" w:hAnsi="Calibri"/>
-                <w:b/>
-                <w:bCs/>
-                <w:i w:val="false"/>
-                <w:iCs w:val="false"/>
-                <w:color w:val="1A1F36"/>
-                <w:sz w:val="18"/>
-                <w:szCs w:val="18"/>
-              </w:rPr>
-              <w:t xml:space="preserve">состав команды Локомотив-Р: её постоянный состав (9 игроков)</w:t>
-            </w:r>
-          </w:p>
-        </w:tc>
-        <w:tc>
-          <w:tcPr>
-            <w:tcW w:type="dxa" w:w="3350"/>
-            <w:tcBorders>
-              <w:top w:val="single" w:color="C7CBDC" w:sz="4"/>
-              <w:left w:val="single" w:color="C7CBDC" w:sz="4"/>
-              <w:bottom w:val="single" w:color="C7CBDC" w:sz="4"/>
-              <w:right w:val="single" w:color="C7CBDC" w:sz="4"/>
-            </w:tcBorders>
-            <w:tcMar>
-              <w:top w:type="dxa" w:w="60"/>
-              <w:left w:type="dxa" w:w="90"/>
-              <w:bottom w:type="dxa" w:w="60"/>
-              <w:right w:type="dxa" w:w="90"/>
-            </w:tcMar>
-            <w:vAlign w:val="top"/>
-          </w:tcPr>
-          <w:p>
-            <w:pPr>
-              <w:spacing w:after="0" w:before="0"/>
-            </w:pPr>
-            <w:r>
-              <w:rPr>
-                <w:rFonts w:ascii="Calibri" w:cs="Calibri" w:eastAsia="Calibri" w:hAnsi="Calibri"/>
-                <w:b w:val="false"/>
-                <w:bCs w:val="false"/>
-                <w:i w:val="false"/>
-                <w:iCs w:val="false"/>
-                <w:color w:val="1A1F36"/>
-                <w:sz w:val="18"/>
-                <w:szCs w:val="18"/>
-              </w:rPr>
-              <w:t xml:space="preserve">подтверждено проверяющим: в первоначальном файле состав верный</w:t>
-            </w:r>
-          </w:p>
-        </w:tc>
-      </w:tr>
-    </w:tbl>
-    <w:p>
-      <w:pPr>
-        <w:keepNext/>
-        <w:spacing w:after="80" w:before="200"/>
-      </w:pPr>
-      <w:r>
-        <w:rPr>
-          <w:rFonts w:ascii="Calibri" w:cs="Calibri" w:eastAsia="Calibri" w:hAnsi="Calibri"/>
-          <w:b/>
-          <w:bCs/>
-          <w:i w:val="false"/>
-          <w:iCs w:val="false"/>
-          <w:color w:val="1A1F36"/>
-          <w:sz w:val="22"/>
-          <w:szCs w:val="22"/>
-        </w:rPr>
-        <w:t xml:space="preserve">Август 2026</w:t>
-      </w:r>
-    </w:p>
-    <w:tbl>
-      <w:tblPr>
-        <w:tblW w:type="dxa" w:w="15250"/>
-        <w:tblBorders>
-          <w:top w:val="single" w:color="auto" w:sz="4"/>
-          <w:left w:val="single" w:color="auto" w:sz="4"/>
-          <w:bottom w:val="single" w:color="auto" w:sz="4"/>
-          <w:right w:val="single" w:color="auto" w:sz="4"/>
-          <w:insideH w:val="single" w:color="auto" w:sz="4"/>
-          <w:insideV w:val="single" w:color="auto" w:sz="4"/>
-        </w:tblBorders>
-      </w:tblPr>
-      <w:tblGrid>
-        <w:gridCol w:w="900"/>
-        <w:gridCol w:w="2600"/>
-        <w:gridCol w:w="4200"/>
-        <w:gridCol w:w="4200"/>
-        <w:gridCol w:w="3350"/>
-      </w:tblGrid>
-      <w:tr>
-        <w:trPr>
-          <w:tblHeader/>
-        </w:trPr>
-        <w:tc>
-          <w:tcPr>
-            <w:tcW w:type="dxa" w:w="900"/>
-            <w:tcBorders>
-              <w:top w:val="single" w:color="C7CBDC" w:sz="4"/>
-              <w:left w:val="single" w:color="C7CBDC" w:sz="4"/>
-              <w:bottom w:val="single" w:color="C7CBDC" w:sz="4"/>
-              <w:right w:val="single" w:color="C7CBDC" w:sz="4"/>
-            </w:tcBorders>
-            <w:shd w:fill="EEF0F7" w:color="auto" w:val="clear"/>
-            <w:tcMar>
-              <w:top w:type="dxa" w:w="60"/>
-              <w:left w:type="dxa" w:w="90"/>
-              <w:bottom w:type="dxa" w:w="60"/>
-              <w:right w:type="dxa" w:w="90"/>
-            </w:tcMar>
-            <w:vAlign w:val="top"/>
-          </w:tcPr>
-          <w:p>
-            <w:pPr>
-              <w:spacing w:after="0" w:before="0"/>
-            </w:pPr>
-            <w:r>
-              <w:rPr>
-                <w:rFonts w:ascii="Calibri" w:cs="Calibri" w:eastAsia="Calibri" w:hAnsi="Calibri"/>
-                <w:b/>
-                <w:bCs/>
-                <w:i w:val="false"/>
-                <w:iCs w:val="false"/>
-                <w:color w:val="1A1F36"/>
-                <w:sz w:val="18"/>
-                <w:szCs w:val="18"/>
-              </w:rPr>
-              <w:t xml:space="preserve">Стр.</w:t>
-            </w:r>
-          </w:p>
-        </w:tc>
-        <w:tc>
-          <w:tcPr>
-            <w:tcW w:type="dxa" w:w="2600"/>
-            <w:tcBorders>
-              <w:top w:val="single" w:color="C7CBDC" w:sz="4"/>
-              <w:left w:val="single" w:color="C7CBDC" w:sz="4"/>
-              <w:bottom w:val="single" w:color="C7CBDC" w:sz="4"/>
-              <w:right w:val="single" w:color="C7CBDC" w:sz="4"/>
-            </w:tcBorders>
-            <w:shd w:fill="EEF0F7" w:color="auto" w:val="clear"/>
-            <w:tcMar>
-              <w:top w:type="dxa" w:w="60"/>
-              <w:left w:type="dxa" w:w="90"/>
-              <w:bottom w:type="dxa" w:w="60"/>
-              <w:right w:type="dxa" w:w="90"/>
-            </w:tcMar>
-            <w:vAlign w:val="top"/>
-          </w:tcPr>
-          <w:p>
-            <w:pPr>
-              <w:spacing w:after="0" w:before="0"/>
-            </w:pPr>
-            <w:r>
-              <w:rPr>
-                <w:rFonts w:ascii="Calibri" w:cs="Calibri" w:eastAsia="Calibri" w:hAnsi="Calibri"/>
-                <w:b/>
-                <w:bCs/>
-                <w:i w:val="false"/>
-                <w:iCs w:val="false"/>
-                <w:color w:val="1A1F36"/>
-                <w:sz w:val="18"/>
-                <w:szCs w:val="18"/>
-              </w:rPr>
-              <w:t xml:space="preserve">Матч</w:t>
-            </w:r>
-          </w:p>
-        </w:tc>
-        <w:tc>
-          <w:tcPr>
-            <w:tcW w:type="dxa" w:w="4200"/>
-            <w:tcBorders>
-              <w:top w:val="single" w:color="C7CBDC" w:sz="4"/>
-              <w:left w:val="single" w:color="C7CBDC" w:sz="4"/>
-              <w:bottom w:val="single" w:color="C7CBDC" w:sz="4"/>
-              <w:right w:val="single" w:color="C7CBDC" w:sz="4"/>
-            </w:tcBorders>
-            <w:shd w:fill="EEF0F7" w:color="auto" w:val="clear"/>
-            <w:tcMar>
-              <w:top w:type="dxa" w:w="60"/>
-              <w:left w:type="dxa" w:w="90"/>
-              <w:bottom w:type="dxa" w:w="60"/>
-              <w:right w:type="dxa" w:w="90"/>
-            </w:tcMar>
-            <w:vAlign w:val="top"/>
-          </w:tcPr>
-          <w:p>
-            <w:pPr>
-              <w:spacing w:after="0" w:before="0"/>
-            </w:pPr>
-            <w:r>
-              <w:rPr>
-                <w:rFonts w:ascii="Calibri" w:cs="Calibri" w:eastAsia="Calibri" w:hAnsi="Calibri"/>
-                <w:b/>
-                <w:bCs/>
-                <w:i w:val="false"/>
-                <w:iCs w:val="false"/>
-                <w:color w:val="1A1F36"/>
-                <w:sz w:val="18"/>
-                <w:szCs w:val="18"/>
-              </w:rPr>
-              <w:t xml:space="preserve">Было</w:t>
-            </w:r>
-          </w:p>
-        </w:tc>
-        <w:tc>
-          <w:tcPr>
-            <w:tcW w:type="dxa" w:w="4200"/>
-            <w:tcBorders>
-              <w:top w:val="single" w:color="C7CBDC" w:sz="4"/>
-              <w:left w:val="single" w:color="C7CBDC" w:sz="4"/>
-              <w:bottom w:val="single" w:color="C7CBDC" w:sz="4"/>
-              <w:right w:val="single" w:color="C7CBDC" w:sz="4"/>
-            </w:tcBorders>
-            <w:shd w:fill="EEF0F7" w:color="auto" w:val="clear"/>
-            <w:tcMar>
-              <w:top w:type="dxa" w:w="60"/>
-              <w:left w:type="dxa" w:w="90"/>
-              <w:bottom w:type="dxa" w:w="60"/>
-              <w:right w:type="dxa" w:w="90"/>
-            </w:tcMar>
-            <w:vAlign w:val="top"/>
-          </w:tcPr>
-          <w:p>
-            <w:pPr>
-              <w:spacing w:after="0" w:before="0"/>
-            </w:pPr>
-            <w:r>
-              <w:rPr>
-                <w:rFonts w:ascii="Calibri" w:cs="Calibri" w:eastAsia="Calibri" w:hAnsi="Calibri"/>
-                <w:b/>
-                <w:bCs/>
-                <w:i w:val="false"/>
-                <w:iCs w:val="false"/>
-                <w:color w:val="1A1F36"/>
-                <w:sz w:val="18"/>
-                <w:szCs w:val="18"/>
-              </w:rPr>
-              <w:t xml:space="preserve">Стало</w:t>
-            </w:r>
-          </w:p>
-        </w:tc>
-        <w:tc>
-          <w:tcPr>
-            <w:tcW w:type="dxa" w:w="3350"/>
-            <w:tcBorders>
-              <w:top w:val="single" w:color="C7CBDC" w:sz="4"/>
-              <w:left w:val="single" w:color="C7CBDC" w:sz="4"/>
-              <w:bottom w:val="single" w:color="C7CBDC" w:sz="4"/>
-              <w:right w:val="single" w:color="C7CBDC" w:sz="4"/>
-            </w:tcBorders>
-            <w:shd w:fill="EEF0F7" w:color="auto" w:val="clear"/>
-            <w:tcMar>
-              <w:top w:type="dxa" w:w="60"/>
-              <w:left w:type="dxa" w:w="90"/>
-              <w:bottom w:type="dxa" w:w="60"/>
-              <w:right w:type="dxa" w:w="90"/>
-            </w:tcMar>
-            <w:vAlign w:val="top"/>
-          </w:tcPr>
-          <w:p>
-            <w:pPr>
-              <w:spacing w:after="0" w:before="0"/>
-            </w:pPr>
-            <w:r>
-              <w:rPr>
-                <w:rFonts w:ascii="Calibri" w:cs="Calibri" w:eastAsia="Calibri" w:hAnsi="Calibri"/>
-                <w:b/>
-                <w:bCs/>
-                <w:i w:val="false"/>
-                <w:iCs w:val="false"/>
-                <w:color w:val="1A1F36"/>
-                <w:sz w:val="18"/>
-                <w:szCs w:val="18"/>
-              </w:rPr>
-              <w:t xml:space="preserve">Основание</w:t>
-            </w:r>
-          </w:p>
-        </w:tc>
-      </w:tr>
-      <w:tr>
-        <w:tc>
-          <w:tcPr>
-            <w:tcW w:type="dxa" w:w="900"/>
-            <w:tcBorders>
-              <w:top w:val="single" w:color="C7CBDC" w:sz="4"/>
-              <w:left w:val="single" w:color="C7CBDC" w:sz="4"/>
-              <w:bottom w:val="single" w:color="C7CBDC" w:sz="4"/>
-              <w:right w:val="single" w:color="C7CBDC" w:sz="4"/>
-            </w:tcBorders>
-            <w:tcMar>
-              <w:top w:type="dxa" w:w="60"/>
-              <w:left w:type="dxa" w:w="90"/>
-              <w:bottom w:type="dxa" w:w="60"/>
-              <w:right w:type="dxa" w:w="90"/>
-            </w:tcMar>
-            <w:vAlign w:val="top"/>
-          </w:tcPr>
-          <w:p>
-            <w:pPr>
-              <w:spacing w:after="0" w:before="0"/>
-            </w:pPr>
-            <w:r>
-              <w:rPr>
-                <w:rFonts w:ascii="Calibri" w:cs="Calibri" w:eastAsia="Calibri" w:hAnsi="Calibri"/>
-                <w:b/>
-                <w:bCs/>
-                <w:i w:val="false"/>
-                <w:iCs w:val="false"/>
-                <w:color w:val="1A1F36"/>
-                <w:sz w:val="18"/>
-                <w:szCs w:val="18"/>
-              </w:rPr>
-              <w:t xml:space="preserve">76</w:t>
-            </w:r>
-          </w:p>
-        </w:tc>
-        <w:tc>
-          <w:tcPr>
-            <w:tcW w:type="dxa" w:w="2600"/>
-            <w:tcBorders>
-              <w:top w:val="single" w:color="C7CBDC" w:sz="4"/>
-              <w:left w:val="single" w:color="C7CBDC" w:sz="4"/>
-              <w:bottom w:val="single" w:color="C7CBDC" w:sz="4"/>
-              <w:right w:val="single" w:color="C7CBDC" w:sz="4"/>
-            </w:tcBorders>
-            <w:tcMar>
-              <w:top w:type="dxa" w:w="60"/>
-              <w:left w:type="dxa" w:w="90"/>
-              <w:bottom w:type="dxa" w:w="60"/>
-              <w:right w:type="dxa" w:w="90"/>
-            </w:tcMar>
-            <w:vAlign w:val="top"/>
-          </w:tcPr>
-          <w:p>
-            <w:pPr>
-              <w:spacing w:after="0"/>
-            </w:pPr>
-            <w:r>
-              <w:rPr>
-                <w:rFonts w:ascii="Calibri" w:cs="Calibri" w:eastAsia="Calibri" w:hAnsi="Calibri"/>
-                <w:b w:val="false"/>
-                <w:bCs w:val="false"/>
-                <w:i w:val="false"/>
-                <w:iCs w:val="false"/>
-                <w:color w:val="1A1F36"/>
-                <w:sz w:val="18"/>
-                <w:szCs w:val="18"/>
-              </w:rPr>
-              <w:t xml:space="preserve">12.08.2026  21:25</w:t>
-            </w:r>
-            <w:r>
-              <w:rPr>
-                <w:rFonts w:ascii="Calibri" w:cs="Calibri" w:eastAsia="Calibri" w:hAnsi="Calibri"/>
-                <w:b w:val="false"/>
-                <w:bCs w:val="false"/>
-                <w:i w:val="false"/>
-                <w:iCs w:val="false"/>
-                <w:color w:val="1A1F36"/>
-                <w:sz w:val="18"/>
-                <w:szCs w:val="18"/>
-              </w:rPr>
-              <w:br/>
-              <w:t xml:space="preserve">Слобода — Локомотив-Р</w:t>
-            </w:r>
-          </w:p>
-        </w:tc>
-        <w:tc>
-          <w:tcPr>
-            <w:tcW w:type="dxa" w:w="4200"/>
-            <w:tcBorders>
-              <w:top w:val="single" w:color="C7CBDC" w:sz="4"/>
-              <w:left w:val="single" w:color="C7CBDC" w:sz="4"/>
-              <w:bottom w:val="single" w:color="C7CBDC" w:sz="4"/>
-              <w:right w:val="single" w:color="C7CBDC" w:sz="4"/>
-            </w:tcBorders>
-            <w:tcMar>
-              <w:top w:type="dxa" w:w="60"/>
-              <w:left w:type="dxa" w:w="90"/>
-              <w:bottom w:type="dxa" w:w="60"/>
-              <w:right w:type="dxa" w:w="90"/>
-            </w:tcMar>
-            <w:vAlign w:val="top"/>
-          </w:tcPr>
-          <w:p>
-            <w:pPr>
-              <w:spacing w:after="0" w:before="0"/>
-            </w:pPr>
-            <w:r>
-              <w:rPr>
-                <w:rFonts w:ascii="Calibri" w:cs="Calibri" w:eastAsia="Calibri" w:hAnsi="Calibri"/>
-                <w:b w:val="false"/>
-                <w:bCs w:val="false"/>
-                <w:i w:val="false"/>
-                <w:iCs w:val="false"/>
-                <w:color w:val="5A5F7A"/>
-                <w:sz w:val="18"/>
-                <w:szCs w:val="18"/>
-              </w:rPr>
-              <w:t xml:space="preserve">состав команды Локомотив-Р: копия состава соперника</w:t>
-            </w:r>
-          </w:p>
-        </w:tc>
-        <w:tc>
-          <w:tcPr>
-            <w:tcW w:type="dxa" w:w="4200"/>
-            <w:tcBorders>
-              <w:top w:val="single" w:color="C7CBDC" w:sz="4"/>
-              <w:left w:val="single" w:color="C7CBDC" w:sz="4"/>
-              <w:bottom w:val="single" w:color="C7CBDC" w:sz="4"/>
-              <w:right w:val="single" w:color="C7CBDC" w:sz="4"/>
-            </w:tcBorders>
-            <w:tcMar>
-              <w:top w:type="dxa" w:w="60"/>
-              <w:left w:type="dxa" w:w="90"/>
-              <w:bottom w:type="dxa" w:w="60"/>
-              <w:right w:type="dxa" w:w="90"/>
-            </w:tcMar>
-            <w:vAlign w:val="top"/>
-          </w:tcPr>
-          <w:p>
-            <w:pPr>
-              <w:spacing w:after="0" w:before="0"/>
-            </w:pPr>
-            <w:r>
-              <w:rPr>
-                <w:rFonts w:ascii="Calibri" w:cs="Calibri" w:eastAsia="Calibri" w:hAnsi="Calibri"/>
-                <w:b/>
-                <w:bCs/>
-                <w:i w:val="false"/>
-                <w:iCs w:val="false"/>
-                <w:color w:val="1A1F36"/>
-                <w:sz w:val="18"/>
-                <w:szCs w:val="18"/>
-              </w:rPr>
-              <w:t xml:space="preserve">состав команды Локомотив-Р: её постоянный состав (9 игроков)</w:t>
-            </w:r>
-          </w:p>
-        </w:tc>
-        <w:tc>
-          <w:tcPr>
-            <w:tcW w:type="dxa" w:w="3350"/>
-            <w:tcBorders>
-              <w:top w:val="single" w:color="C7CBDC" w:sz="4"/>
-              <w:left w:val="single" w:color="C7CBDC" w:sz="4"/>
-              <w:bottom w:val="single" w:color="C7CBDC" w:sz="4"/>
-              <w:right w:val="single" w:color="C7CBDC" w:sz="4"/>
-            </w:tcBorders>
-            <w:tcMar>
-              <w:top w:type="dxa" w:w="60"/>
-              <w:left w:type="dxa" w:w="90"/>
-              <w:bottom w:type="dxa" w:w="60"/>
-              <w:right w:type="dxa" w:w="90"/>
-            </w:tcMar>
-            <w:vAlign w:val="top"/>
-          </w:tcPr>
-          <w:p>
-            <w:pPr>
-              <w:spacing w:after="0" w:before="0"/>
-            </w:pPr>
-            <w:r>
-              <w:rPr>
-                <w:rFonts w:ascii="Calibri" w:cs="Calibri" w:eastAsia="Calibri" w:hAnsi="Calibri"/>
-                <w:b w:val="false"/>
-                <w:bCs w:val="false"/>
-                <w:i w:val="false"/>
-                <w:iCs w:val="false"/>
-                <w:color w:val="1A1F36"/>
-                <w:sz w:val="18"/>
-                <w:szCs w:val="18"/>
-              </w:rPr>
-              <w:t xml:space="preserve">подтверждено проверяющим: в первоначальном файле состав верный</w:t>
-            </w:r>
-          </w:p>
-        </w:tc>
-      </w:tr>
-    </w:tbl>
-    <w:p>
-      <w:pPr>
-        <w:keepNext/>
-        <w:pageBreakBefore/>
-        <w:pBdr>
-          <w:bottom w:val="single" w:color="2B2F77" w:sz="8" w:space="6"/>
-        </w:pBdr>
-        <w:spacing w:after="140" w:before="0"/>
-      </w:pPr>
-      <w:r>
-        <w:rPr>
-          <w:rFonts w:ascii="Calibri" w:cs="Calibri" w:eastAsia="Calibri" w:hAnsi="Calibri"/>
-          <w:b/>
-          <w:bCs/>
-          <w:i w:val="false"/>
-          <w:iCs w:val="false"/>
-          <w:color w:val="2B2F77"/>
-          <w:sz w:val="30"/>
-          <w:szCs w:val="30"/>
-        </w:rPr>
-        <w:t xml:space="preserve">Конференция ЦЕНТР (3 Дивизион)</w:t>
-      </w:r>
-    </w:p>
-    <w:p>
-      <w:pPr>
-        <w:keepNext/>
-        <w:spacing w:after="80" w:before="200"/>
-      </w:pPr>
-      <w:r>
-        <w:rPr>
-          <w:rFonts w:ascii="Calibri" w:cs="Calibri" w:eastAsia="Calibri" w:hAnsi="Calibri"/>
-          <w:b/>
-          <w:bCs/>
-          <w:i w:val="false"/>
-          <w:iCs w:val="false"/>
-          <w:color w:val="1A1F36"/>
-          <w:sz w:val="22"/>
-          <w:szCs w:val="22"/>
-        </w:rPr>
-        <w:t xml:space="preserve">Июль 2026</w:t>
-      </w:r>
-    </w:p>
-    <w:tbl>
-      <w:tblPr>
-        <w:tblW w:type="dxa" w:w="15250"/>
-        <w:tblBorders>
-          <w:top w:val="single" w:color="auto" w:sz="4"/>
-          <w:left w:val="single" w:color="auto" w:sz="4"/>
-          <w:bottom w:val="single" w:color="auto" w:sz="4"/>
-          <w:right w:val="single" w:color="auto" w:sz="4"/>
-          <w:insideH w:val="single" w:color="auto" w:sz="4"/>
-          <w:insideV w:val="single" w:color="auto" w:sz="4"/>
-        </w:tblBorders>
-      </w:tblPr>
-      <w:tblGrid>
-        <w:gridCol w:w="900"/>
-        <w:gridCol w:w="2600"/>
-        <w:gridCol w:w="4200"/>
-        <w:gridCol w:w="4200"/>
-        <w:gridCol w:w="3350"/>
-      </w:tblGrid>
-      <w:tr>
-        <w:trPr>
-          <w:tblHeader/>
-        </w:trPr>
-        <w:tc>
-          <w:tcPr>
-            <w:tcW w:type="dxa" w:w="900"/>
-            <w:tcBorders>
-              <w:top w:val="single" w:color="C7CBDC" w:sz="4"/>
-              <w:left w:val="single" w:color="C7CBDC" w:sz="4"/>
-              <w:bottom w:val="single" w:color="C7CBDC" w:sz="4"/>
-              <w:right w:val="single" w:color="C7CBDC" w:sz="4"/>
-            </w:tcBorders>
-            <w:shd w:fill="EEF0F7" w:color="auto" w:val="clear"/>
-            <w:tcMar>
-              <w:top w:type="dxa" w:w="60"/>
-              <w:left w:type="dxa" w:w="90"/>
-              <w:bottom w:type="dxa" w:w="60"/>
-              <w:right w:type="dxa" w:w="90"/>
-            </w:tcMar>
-            <w:vAlign w:val="top"/>
-          </w:tcPr>
-          <w:p>
-            <w:pPr>
-              <w:spacing w:after="0" w:before="0"/>
-            </w:pPr>
-            <w:r>
-              <w:rPr>
-                <w:rFonts w:ascii="Calibri" w:cs="Calibri" w:eastAsia="Calibri" w:hAnsi="Calibri"/>
-                <w:b/>
-                <w:bCs/>
-                <w:i w:val="false"/>
-                <w:iCs w:val="false"/>
-                <w:color w:val="1A1F36"/>
-                <w:sz w:val="18"/>
-                <w:szCs w:val="18"/>
-              </w:rPr>
-              <w:t xml:space="preserve">Стр.</w:t>
-            </w:r>
-          </w:p>
-        </w:tc>
-        <w:tc>
-          <w:tcPr>
-            <w:tcW w:type="dxa" w:w="2600"/>
-            <w:tcBorders>
-              <w:top w:val="single" w:color="C7CBDC" w:sz="4"/>
-              <w:left w:val="single" w:color="C7CBDC" w:sz="4"/>
-              <w:bottom w:val="single" w:color="C7CBDC" w:sz="4"/>
-              <w:right w:val="single" w:color="C7CBDC" w:sz="4"/>
-            </w:tcBorders>
-            <w:shd w:fill="EEF0F7" w:color="auto" w:val="clear"/>
-            <w:tcMar>
-              <w:top w:type="dxa" w:w="60"/>
-              <w:left w:type="dxa" w:w="90"/>
-              <w:bottom w:type="dxa" w:w="60"/>
-              <w:right w:type="dxa" w:w="90"/>
-            </w:tcMar>
-            <w:vAlign w:val="top"/>
-          </w:tcPr>
-          <w:p>
-            <w:pPr>
-              <w:spacing w:after="0" w:before="0"/>
-            </w:pPr>
-            <w:r>
-              <w:rPr>
-                <w:rFonts w:ascii="Calibri" w:cs="Calibri" w:eastAsia="Calibri" w:hAnsi="Calibri"/>
-                <w:b/>
-                <w:bCs/>
-                <w:i w:val="false"/>
-                <w:iCs w:val="false"/>
-                <w:color w:val="1A1F36"/>
-                <w:sz w:val="18"/>
-                <w:szCs w:val="18"/>
-              </w:rPr>
-              <w:t xml:space="preserve">Матч</w:t>
-            </w:r>
-          </w:p>
-        </w:tc>
-        <w:tc>
-          <w:tcPr>
-            <w:tcW w:type="dxa" w:w="4200"/>
-            <w:tcBorders>
-              <w:top w:val="single" w:color="C7CBDC" w:sz="4"/>
-              <w:left w:val="single" w:color="C7CBDC" w:sz="4"/>
-              <w:bottom w:val="single" w:color="C7CBDC" w:sz="4"/>
-              <w:right w:val="single" w:color="C7CBDC" w:sz="4"/>
-            </w:tcBorders>
-            <w:shd w:fill="EEF0F7" w:color="auto" w:val="clear"/>
-            <w:tcMar>
-              <w:top w:type="dxa" w:w="60"/>
-              <w:left w:type="dxa" w:w="90"/>
-              <w:bottom w:type="dxa" w:w="60"/>
-              <w:right w:type="dxa" w:w="90"/>
-            </w:tcMar>
-            <w:vAlign w:val="top"/>
-          </w:tcPr>
-          <w:p>
-            <w:pPr>
-              <w:spacing w:after="0" w:before="0"/>
-            </w:pPr>
-            <w:r>
-              <w:rPr>
-                <w:rFonts w:ascii="Calibri" w:cs="Calibri" w:eastAsia="Calibri" w:hAnsi="Calibri"/>
-                <w:b/>
-                <w:bCs/>
-                <w:i w:val="false"/>
-                <w:iCs w:val="false"/>
-                <w:color w:val="1A1F36"/>
-                <w:sz w:val="18"/>
-                <w:szCs w:val="18"/>
-              </w:rPr>
-              <w:t xml:space="preserve">Было</w:t>
-            </w:r>
-          </w:p>
-        </w:tc>
-        <w:tc>
-          <w:tcPr>
-            <w:tcW w:type="dxa" w:w="4200"/>
-            <w:tcBorders>
-              <w:top w:val="single" w:color="C7CBDC" w:sz="4"/>
-              <w:left w:val="single" w:color="C7CBDC" w:sz="4"/>
-              <w:bottom w:val="single" w:color="C7CBDC" w:sz="4"/>
-              <w:right w:val="single" w:color="C7CBDC" w:sz="4"/>
-            </w:tcBorders>
-            <w:shd w:fill="EEF0F7" w:color="auto" w:val="clear"/>
-            <w:tcMar>
-              <w:top w:type="dxa" w:w="60"/>
-              <w:left w:type="dxa" w:w="90"/>
-              <w:bottom w:type="dxa" w:w="60"/>
-              <w:right w:type="dxa" w:w="90"/>
-            </w:tcMar>
-            <w:vAlign w:val="top"/>
-          </w:tcPr>
-          <w:p>
-            <w:pPr>
-              <w:spacing w:after="0" w:before="0"/>
-            </w:pPr>
-            <w:r>
-              <w:rPr>
-                <w:rFonts w:ascii="Calibri" w:cs="Calibri" w:eastAsia="Calibri" w:hAnsi="Calibri"/>
-                <w:b/>
-                <w:bCs/>
-                <w:i w:val="false"/>
-                <w:iCs w:val="false"/>
-                <w:color w:val="1A1F36"/>
-                <w:sz w:val="18"/>
-                <w:szCs w:val="18"/>
-              </w:rPr>
-              <w:t xml:space="preserve">Стало</w:t>
-            </w:r>
-          </w:p>
-        </w:tc>
-        <w:tc>
-          <w:tcPr>
-            <w:tcW w:type="dxa" w:w="3350"/>
-            <w:tcBorders>
-              <w:top w:val="single" w:color="C7CBDC" w:sz="4"/>
-              <w:left w:val="single" w:color="C7CBDC" w:sz="4"/>
-              <w:bottom w:val="single" w:color="C7CBDC" w:sz="4"/>
-              <w:right w:val="single" w:color="C7CBDC" w:sz="4"/>
-            </w:tcBorders>
-            <w:shd w:fill="EEF0F7" w:color="auto" w:val="clear"/>
-            <w:tcMar>
-              <w:top w:type="dxa" w:w="60"/>
-              <w:left w:type="dxa" w:w="90"/>
-              <w:bottom w:type="dxa" w:w="60"/>
-              <w:right w:type="dxa" w:w="90"/>
-            </w:tcMar>
-            <w:vAlign w:val="top"/>
-          </w:tcPr>
-          <w:p>
-            <w:pPr>
-              <w:spacing w:after="0" w:before="0"/>
-            </w:pPr>
-            <w:r>
-              <w:rPr>
-                <w:rFonts w:ascii="Calibri" w:cs="Calibri" w:eastAsia="Calibri" w:hAnsi="Calibri"/>
-                <w:b/>
-                <w:bCs/>
-                <w:i w:val="false"/>
-                <w:iCs w:val="false"/>
-                <w:color w:val="1A1F36"/>
-                <w:sz w:val="18"/>
-                <w:szCs w:val="18"/>
-              </w:rPr>
-              <w:t xml:space="preserve">Основание</w:t>
-            </w:r>
-          </w:p>
-        </w:tc>
-      </w:tr>
-      <w:tr>
-        <w:tc>
-          <w:tcPr>
-            <w:tcW w:type="dxa" w:w="900"/>
-            <w:tcBorders>
-              <w:top w:val="single" w:color="C7CBDC" w:sz="4"/>
-              <w:left w:val="single" w:color="C7CBDC" w:sz="4"/>
-              <w:bottom w:val="single" w:color="C7CBDC" w:sz="4"/>
-              <w:right w:val="single" w:color="C7CBDC" w:sz="4"/>
-            </w:tcBorders>
-            <w:tcMar>
-              <w:top w:type="dxa" w:w="60"/>
-              <w:left w:type="dxa" w:w="90"/>
-              <w:bottom w:type="dxa" w:w="60"/>
-              <w:right w:type="dxa" w:w="90"/>
-            </w:tcMar>
-            <w:vAlign w:val="top"/>
-          </w:tcPr>
-          <w:p>
-            <w:pPr>
-              <w:spacing w:after="0" w:before="0"/>
-            </w:pPr>
-            <w:r>
-              <w:rPr>
-                <w:rFonts w:ascii="Calibri" w:cs="Calibri" w:eastAsia="Calibri" w:hAnsi="Calibri"/>
-                <w:b/>
-                <w:bCs/>
-                <w:i w:val="false"/>
-                <w:iCs w:val="false"/>
-                <w:color w:val="1A1F36"/>
-                <w:sz w:val="18"/>
-                <w:szCs w:val="18"/>
-              </w:rPr>
-              <w:t xml:space="preserve">1</w:t>
-            </w:r>
-          </w:p>
-        </w:tc>
-        <w:tc>
-          <w:tcPr>
-            <w:tcW w:type="dxa" w:w="2600"/>
-            <w:tcBorders>
-              <w:top w:val="single" w:color="C7CBDC" w:sz="4"/>
-              <w:left w:val="single" w:color="C7CBDC" w:sz="4"/>
-              <w:bottom w:val="single" w:color="C7CBDC" w:sz="4"/>
-              <w:right w:val="single" w:color="C7CBDC" w:sz="4"/>
-            </w:tcBorders>
-            <w:tcMar>
-              <w:top w:type="dxa" w:w="60"/>
-              <w:left w:type="dxa" w:w="90"/>
-              <w:bottom w:type="dxa" w:w="60"/>
-              <w:right w:type="dxa" w:w="90"/>
-            </w:tcMar>
-            <w:vAlign w:val="top"/>
-          </w:tcPr>
-          <w:p>
-            <w:pPr>
-              <w:spacing w:after="0"/>
-            </w:pPr>
-            <w:r>
-              <w:rPr>
-                <w:rFonts w:ascii="Calibri" w:cs="Calibri" w:eastAsia="Calibri" w:hAnsi="Calibri"/>
-                <w:b w:val="false"/>
-                <w:bCs w:val="false"/>
-                <w:i w:val="false"/>
-                <w:iCs w:val="false"/>
-                <w:color w:val="1A1F36"/>
-                <w:sz w:val="18"/>
-                <w:szCs w:val="18"/>
-              </w:rPr>
-              <w:t xml:space="preserve">30.07.2026  21:25</w:t>
-            </w:r>
-            <w:r>
-              <w:rPr>
-                <w:rFonts w:ascii="Calibri" w:cs="Calibri" w:eastAsia="Calibri" w:hAnsi="Calibri"/>
-                <w:b w:val="false"/>
-                <w:bCs w:val="false"/>
-                <w:i w:val="false"/>
-                <w:iCs w:val="false"/>
-                <w:color w:val="1A1F36"/>
-                <w:sz w:val="18"/>
-                <w:szCs w:val="18"/>
-              </w:rPr>
-              <w:br/>
-              <w:t xml:space="preserve">Штурм — Спортдепо</w:t>
-            </w:r>
-          </w:p>
-        </w:tc>
-        <w:tc>
-          <w:tcPr>
-            <w:tcW w:type="dxa" w:w="4200"/>
-            <w:tcBorders>
-              <w:top w:val="single" w:color="C7CBDC" w:sz="4"/>
-              <w:left w:val="single" w:color="C7CBDC" w:sz="4"/>
-              <w:bottom w:val="single" w:color="C7CBDC" w:sz="4"/>
-              <w:right w:val="single" w:color="C7CBDC" w:sz="4"/>
-            </w:tcBorders>
-            <w:tcMar>
-              <w:top w:type="dxa" w:w="60"/>
-              <w:left w:type="dxa" w:w="90"/>
-              <w:bottom w:type="dxa" w:w="60"/>
-              <w:right w:type="dxa" w:w="90"/>
-            </w:tcMar>
-            <w:vAlign w:val="top"/>
-          </w:tcPr>
-          <w:p>
-            <w:pPr>
-              <w:spacing w:after="0" w:before="0"/>
-            </w:pPr>
-            <w:r>
-              <w:rPr>
-                <w:rFonts w:ascii="Calibri" w:cs="Calibri" w:eastAsia="Calibri" w:hAnsi="Calibri"/>
-                <w:b w:val="false"/>
-                <w:bCs w:val="false"/>
-                <w:i w:val="false"/>
-                <w:iCs w:val="false"/>
-                <w:color w:val="5A5F7A"/>
-                <w:sz w:val="18"/>
-                <w:szCs w:val="18"/>
-              </w:rPr>
-              <w:t xml:space="preserve">Бамбуркин Владимир Васильевич — без номера</w:t>
-            </w:r>
-          </w:p>
-        </w:tc>
-        <w:tc>
-          <w:tcPr>
-            <w:tcW w:type="dxa" w:w="4200"/>
-            <w:tcBorders>
-              <w:top w:val="single" w:color="C7CBDC" w:sz="4"/>
-              <w:left w:val="single" w:color="C7CBDC" w:sz="4"/>
-              <w:bottom w:val="single" w:color="C7CBDC" w:sz="4"/>
-              <w:right w:val="single" w:color="C7CBDC" w:sz="4"/>
-            </w:tcBorders>
-            <w:tcMar>
-              <w:top w:type="dxa" w:w="60"/>
-              <w:left w:type="dxa" w:w="90"/>
-              <w:bottom w:type="dxa" w:w="60"/>
-              <w:right w:type="dxa" w:w="90"/>
-            </w:tcMar>
-            <w:vAlign w:val="top"/>
-          </w:tcPr>
-          <w:p>
-            <w:pPr>
-              <w:spacing w:after="0" w:before="0"/>
-            </w:pPr>
-            <w:r>
-              <w:rPr>
-                <w:rFonts w:ascii="Calibri" w:cs="Calibri" w:eastAsia="Calibri" w:hAnsi="Calibri"/>
-                <w:b/>
-                <w:bCs/>
-                <w:i w:val="false"/>
-                <w:iCs w:val="false"/>
-                <w:color w:val="1A1F36"/>
-                <w:sz w:val="18"/>
-                <w:szCs w:val="18"/>
-              </w:rPr>
-              <w:t xml:space="preserve">Бамбуркин Владимир Васильевич — №25</w:t>
-            </w:r>
-          </w:p>
-        </w:tc>
-        <w:tc>
-          <w:tcPr>
-            <w:tcW w:type="dxa" w:w="3350"/>
-            <w:tcBorders>
-              <w:top w:val="single" w:color="C7CBDC" w:sz="4"/>
-              <w:left w:val="single" w:color="C7CBDC" w:sz="4"/>
-              <w:bottom w:val="single" w:color="C7CBDC" w:sz="4"/>
-              <w:right w:val="single" w:color="C7CBDC" w:sz="4"/>
-            </w:tcBorders>
-            <w:tcMar>
-              <w:top w:type="dxa" w:w="60"/>
-              <w:left w:type="dxa" w:w="90"/>
-              <w:bottom w:type="dxa" w:w="60"/>
-              <w:right w:type="dxa" w:w="90"/>
-            </w:tcMar>
-            <w:vAlign w:val="top"/>
-          </w:tcPr>
-          <w:p>
-            <w:pPr>
-              <w:spacing w:after="0" w:before="0"/>
-            </w:pPr>
-            <w:r>
-              <w:rPr>
-                <w:rFonts w:ascii="Calibri" w:cs="Calibri" w:eastAsia="Calibri" w:hAnsi="Calibri"/>
-                <w:b w:val="false"/>
-                <w:bCs w:val="false"/>
-                <w:i w:val="false"/>
-                <w:iCs w:val="false"/>
-                <w:color w:val="1A1F36"/>
-                <w:sz w:val="18"/>
-                <w:szCs w:val="18"/>
-              </w:rPr>
-              <w:t xml:space="preserve">ответ проверяющего: №25</w:t>
-            </w:r>
-          </w:p>
-        </w:tc>
-      </w:tr>
-      <w:tr>
-        <w:tc>
-          <w:tcPr>
-            <w:tcW w:type="dxa" w:w="900"/>
-            <w:tcBorders>
-              <w:top w:val="single" w:color="C7CBDC" w:sz="4"/>
-              <w:left w:val="single" w:color="C7CBDC" w:sz="4"/>
-              <w:bottom w:val="single" w:color="C7CBDC" w:sz="4"/>
-              <w:right w:val="single" w:color="C7CBDC" w:sz="4"/>
-            </w:tcBorders>
-            <w:shd w:fill="F7F8FC" w:color="auto" w:val="clear"/>
-            <w:tcMar>
-              <w:top w:type="dxa" w:w="60"/>
-              <w:left w:type="dxa" w:w="90"/>
-              <w:bottom w:type="dxa" w:w="60"/>
-              <w:right w:type="dxa" w:w="90"/>
-            </w:tcMar>
-            <w:vAlign w:val="top"/>
-          </w:tcPr>
-          <w:p>
-            <w:pPr>
-              <w:spacing w:after="0" w:before="0"/>
-            </w:pPr>
-            <w:r>
-              <w:rPr>
-                <w:rFonts w:ascii="Calibri" w:cs="Calibri" w:eastAsia="Calibri" w:hAnsi="Calibri"/>
-                <w:b/>
-                <w:bCs/>
-                <w:i w:val="false"/>
-                <w:iCs w:val="false"/>
-                <w:color w:val="1A1F36"/>
-                <w:sz w:val="18"/>
-                <w:szCs w:val="18"/>
-              </w:rPr>
-              <w:t xml:space="preserve">16</w:t>
-            </w:r>
-          </w:p>
-        </w:tc>
-        <w:tc>
-          <w:tcPr>
-            <w:tcW w:type="dxa" w:w="2600"/>
-            <w:tcBorders>
-              <w:top w:val="single" w:color="C7CBDC" w:sz="4"/>
-              <w:left w:val="single" w:color="C7CBDC" w:sz="4"/>
-              <w:bottom w:val="single" w:color="C7CBDC" w:sz="4"/>
-              <w:right w:val="single" w:color="C7CBDC" w:sz="4"/>
-            </w:tcBorders>
-            <w:shd w:fill="F7F8FC" w:color="auto" w:val="clear"/>
-            <w:tcMar>
-              <w:top w:type="dxa" w:w="60"/>
-              <w:left w:type="dxa" w:w="90"/>
-              <w:bottom w:type="dxa" w:w="60"/>
-              <w:right w:type="dxa" w:w="90"/>
-            </w:tcMar>
-            <w:vAlign w:val="top"/>
-          </w:tcPr>
-          <w:p>
-            <w:pPr>
-              <w:spacing w:after="0"/>
-            </w:pPr>
-            <w:r>
-              <w:rPr>
-                <w:rFonts w:ascii="Calibri" w:cs="Calibri" w:eastAsia="Calibri" w:hAnsi="Calibri"/>
-                <w:b w:val="false"/>
-                <w:bCs w:val="false"/>
-                <w:i w:val="false"/>
-                <w:iCs w:val="false"/>
-                <w:color w:val="1A1F36"/>
-                <w:sz w:val="18"/>
-                <w:szCs w:val="18"/>
-              </w:rPr>
-              <w:t xml:space="preserve">30.07.2026  20:30</w:t>
-            </w:r>
-            <w:r>
-              <w:rPr>
-                <w:rFonts w:ascii="Calibri" w:cs="Calibri" w:eastAsia="Calibri" w:hAnsi="Calibri"/>
-                <w:b w:val="false"/>
-                <w:bCs w:val="false"/>
-                <w:i w:val="false"/>
-                <w:iCs w:val="false"/>
-                <w:color w:val="1A1F36"/>
-                <w:sz w:val="18"/>
-                <w:szCs w:val="18"/>
-              </w:rPr>
-              <w:br/>
-              <w:t xml:space="preserve">Спортдепо — Штурм</w:t>
-            </w:r>
-          </w:p>
-        </w:tc>
-        <w:tc>
-          <w:tcPr>
-            <w:tcW w:type="dxa" w:w="4200"/>
-            <w:tcBorders>
-              <w:top w:val="single" w:color="C7CBDC" w:sz="4"/>
-              <w:left w:val="single" w:color="C7CBDC" w:sz="4"/>
-              <w:bottom w:val="single" w:color="C7CBDC" w:sz="4"/>
-              <w:right w:val="single" w:color="C7CBDC" w:sz="4"/>
-            </w:tcBorders>
-            <w:shd w:fill="F7F8FC" w:color="auto" w:val="clear"/>
-            <w:tcMar>
-              <w:top w:type="dxa" w:w="60"/>
-              <w:left w:type="dxa" w:w="90"/>
-              <w:bottom w:type="dxa" w:w="60"/>
-              <w:right w:type="dxa" w:w="90"/>
-            </w:tcMar>
-            <w:vAlign w:val="top"/>
-          </w:tcPr>
-          <w:p>
-            <w:pPr>
-              <w:spacing w:after="0" w:before="0"/>
-            </w:pPr>
-            <w:r>
-              <w:rPr>
-                <w:rFonts w:ascii="Calibri" w:cs="Calibri" w:eastAsia="Calibri" w:hAnsi="Calibri"/>
-                <w:b w:val="false"/>
-                <w:bCs w:val="false"/>
-                <w:i w:val="false"/>
-                <w:iCs w:val="false"/>
-                <w:color w:val="5A5F7A"/>
-                <w:sz w:val="18"/>
-                <w:szCs w:val="18"/>
-              </w:rPr>
-              <w:t xml:space="preserve">Бамбуркин Владимир Васильевич — без номера</w:t>
-            </w:r>
-          </w:p>
-        </w:tc>
-        <w:tc>
-          <w:tcPr>
-            <w:tcW w:type="dxa" w:w="4200"/>
-            <w:tcBorders>
-              <w:top w:val="single" w:color="C7CBDC" w:sz="4"/>
-              <w:left w:val="single" w:color="C7CBDC" w:sz="4"/>
-              <w:bottom w:val="single" w:color="C7CBDC" w:sz="4"/>
-              <w:right w:val="single" w:color="C7CBDC" w:sz="4"/>
-            </w:tcBorders>
-            <w:shd w:fill="F7F8FC" w:color="auto" w:val="clear"/>
-            <w:tcMar>
-              <w:top w:type="dxa" w:w="60"/>
-              <w:left w:type="dxa" w:w="90"/>
-              <w:bottom w:type="dxa" w:w="60"/>
-              <w:right w:type="dxa" w:w="90"/>
-            </w:tcMar>
-            <w:vAlign w:val="top"/>
-          </w:tcPr>
-          <w:p>
-            <w:pPr>
-              <w:spacing w:after="0" w:before="0"/>
-            </w:pPr>
-            <w:r>
-              <w:rPr>
-                <w:rFonts w:ascii="Calibri" w:cs="Calibri" w:eastAsia="Calibri" w:hAnsi="Calibri"/>
-                <w:b/>
-                <w:bCs/>
-                <w:i w:val="false"/>
-                <w:iCs w:val="false"/>
-                <w:color w:val="1A1F36"/>
-                <w:sz w:val="18"/>
-                <w:szCs w:val="18"/>
-              </w:rPr>
-              <w:t xml:space="preserve">Бамбуркин Владимир Васильевич — №25</w:t>
-            </w:r>
-          </w:p>
-        </w:tc>
-        <w:tc>
-          <w:tcPr>
-            <w:tcW w:type="dxa" w:w="3350"/>
-            <w:tcBorders>
-              <w:top w:val="single" w:color="C7CBDC" w:sz="4"/>
-              <w:left w:val="single" w:color="C7CBDC" w:sz="4"/>
-              <w:bottom w:val="single" w:color="C7CBDC" w:sz="4"/>
-              <w:right w:val="single" w:color="C7CBDC" w:sz="4"/>
-            </w:tcBorders>
-            <w:shd w:fill="F7F8FC" w:color="auto" w:val="clear"/>
-            <w:tcMar>
-              <w:top w:type="dxa" w:w="60"/>
-              <w:left w:type="dxa" w:w="90"/>
-              <w:bottom w:type="dxa" w:w="60"/>
-              <w:right w:type="dxa" w:w="90"/>
-            </w:tcMar>
-            <w:vAlign w:val="top"/>
-          </w:tcPr>
-          <w:p>
-            <w:pPr>
-              <w:spacing w:after="0" w:before="0"/>
-            </w:pPr>
-            <w:r>
-              <w:rPr>
-                <w:rFonts w:ascii="Calibri" w:cs="Calibri" w:eastAsia="Calibri" w:hAnsi="Calibri"/>
-                <w:b w:val="false"/>
-                <w:bCs w:val="false"/>
-                <w:i w:val="false"/>
-                <w:iCs w:val="false"/>
-                <w:color w:val="1A1F36"/>
-                <w:sz w:val="18"/>
-                <w:szCs w:val="18"/>
-              </w:rPr>
-              <w:t xml:space="preserve">ответ проверяющего: №25</w:t>
-            </w:r>
-          </w:p>
-        </w:tc>
-      </w:tr>
-      <w:tr>
-        <w:tc>
-          <w:tcPr>
-            <w:tcW w:type="dxa" w:w="900"/>
-            <w:tcBorders>
-              <w:top w:val="single" w:color="C7CBDC" w:sz="4"/>
-              <w:left w:val="single" w:color="C7CBDC" w:sz="4"/>
-              <w:bottom w:val="single" w:color="C7CBDC" w:sz="4"/>
-              <w:right w:val="single" w:color="C7CBDC" w:sz="4"/>
-            </w:tcBorders>
-            <w:tcMar>
-              <w:top w:type="dxa" w:w="60"/>
-              <w:left w:type="dxa" w:w="90"/>
-              <w:bottom w:type="dxa" w:w="60"/>
-              <w:right w:type="dxa" w:w="90"/>
-            </w:tcMar>
-            <w:vAlign w:val="top"/>
-          </w:tcPr>
-          <w:p>
-            <w:pPr>
-              <w:spacing w:after="0" w:before="0"/>
-            </w:pPr>
-            <w:r>
-              <w:rPr>
-                <w:rFonts w:ascii="Calibri" w:cs="Calibri" w:eastAsia="Calibri" w:hAnsi="Calibri"/>
-                <w:b/>
-                <w:bCs/>
-                <w:i w:val="false"/>
-                <w:iCs w:val="false"/>
-                <w:color w:val="1A1F36"/>
-                <w:sz w:val="18"/>
-                <w:szCs w:val="18"/>
-              </w:rPr>
-              <w:t xml:space="preserve">61</w:t>
-            </w:r>
-          </w:p>
-        </w:tc>
-        <w:tc>
-          <w:tcPr>
-            <w:tcW w:type="dxa" w:w="2600"/>
-            <w:tcBorders>
-              <w:top w:val="single" w:color="C7CBDC" w:sz="4"/>
-              <w:left w:val="single" w:color="C7CBDC" w:sz="4"/>
-              <w:bottom w:val="single" w:color="C7CBDC" w:sz="4"/>
-              <w:right w:val="single" w:color="C7CBDC" w:sz="4"/>
-            </w:tcBorders>
-            <w:tcMar>
-              <w:top w:type="dxa" w:w="60"/>
-              <w:left w:type="dxa" w:w="90"/>
-              <w:bottom w:type="dxa" w:w="60"/>
-              <w:right w:type="dxa" w:w="90"/>
-            </w:tcMar>
-            <w:vAlign w:val="top"/>
-          </w:tcPr>
-          <w:p>
-            <w:pPr>
-              <w:spacing w:after="0"/>
-            </w:pPr>
-            <w:r>
-              <w:rPr>
-                <w:rFonts w:ascii="Calibri" w:cs="Calibri" w:eastAsia="Calibri" w:hAnsi="Calibri"/>
-                <w:b w:val="false"/>
-                <w:bCs w:val="false"/>
-                <w:i w:val="false"/>
-                <w:iCs w:val="false"/>
-                <w:color w:val="1A1F36"/>
-                <w:sz w:val="18"/>
-                <w:szCs w:val="18"/>
-              </w:rPr>
-              <w:t xml:space="preserve">27.07.2026  21:25</w:t>
-            </w:r>
-            <w:r>
-              <w:rPr>
-                <w:rFonts w:ascii="Calibri" w:cs="Calibri" w:eastAsia="Calibri" w:hAnsi="Calibri"/>
-                <w:b w:val="false"/>
-                <w:bCs w:val="false"/>
-                <w:i w:val="false"/>
-                <w:iCs w:val="false"/>
-                <w:color w:val="1A1F36"/>
-                <w:sz w:val="18"/>
-                <w:szCs w:val="18"/>
-              </w:rPr>
-              <w:br/>
-              <w:t xml:space="preserve">Спортдепо — Факел</w:t>
-            </w:r>
-          </w:p>
-        </w:tc>
-        <w:tc>
-          <w:tcPr>
-            <w:tcW w:type="dxa" w:w="4200"/>
-            <w:tcBorders>
-              <w:top w:val="single" w:color="C7CBDC" w:sz="4"/>
-              <w:left w:val="single" w:color="C7CBDC" w:sz="4"/>
-              <w:bottom w:val="single" w:color="C7CBDC" w:sz="4"/>
-              <w:right w:val="single" w:color="C7CBDC" w:sz="4"/>
-            </w:tcBorders>
-            <w:tcMar>
-              <w:top w:type="dxa" w:w="60"/>
-              <w:left w:type="dxa" w:w="90"/>
-              <w:bottom w:type="dxa" w:w="60"/>
-              <w:right w:type="dxa" w:w="90"/>
-            </w:tcMar>
-            <w:vAlign w:val="top"/>
-          </w:tcPr>
-          <w:p>
-            <w:pPr>
-              <w:spacing w:after="0" w:before="0"/>
-            </w:pPr>
-            <w:r>
-              <w:rPr>
-                <w:rFonts w:ascii="Calibri" w:cs="Calibri" w:eastAsia="Calibri" w:hAnsi="Calibri"/>
-                <w:b w:val="false"/>
-                <w:bCs w:val="false"/>
-                <w:i w:val="false"/>
-                <w:iCs w:val="false"/>
-                <w:color w:val="5A5F7A"/>
-                <w:sz w:val="18"/>
-                <w:szCs w:val="18"/>
-              </w:rPr>
-              <w:t xml:space="preserve">Бамбуркин Владимир Васильевич — без номера</w:t>
-            </w:r>
-          </w:p>
-        </w:tc>
-        <w:tc>
-          <w:tcPr>
-            <w:tcW w:type="dxa" w:w="4200"/>
-            <w:tcBorders>
-              <w:top w:val="single" w:color="C7CBDC" w:sz="4"/>
-              <w:left w:val="single" w:color="C7CBDC" w:sz="4"/>
-              <w:bottom w:val="single" w:color="C7CBDC" w:sz="4"/>
-              <w:right w:val="single" w:color="C7CBDC" w:sz="4"/>
-            </w:tcBorders>
-            <w:tcMar>
-              <w:top w:type="dxa" w:w="60"/>
-              <w:left w:type="dxa" w:w="90"/>
-              <w:bottom w:type="dxa" w:w="60"/>
-              <w:right w:type="dxa" w:w="90"/>
-            </w:tcMar>
-            <w:vAlign w:val="top"/>
-          </w:tcPr>
-          <w:p>
-            <w:pPr>
-              <w:spacing w:after="0" w:before="0"/>
-            </w:pPr>
-            <w:r>
-              <w:rPr>
-                <w:rFonts w:ascii="Calibri" w:cs="Calibri" w:eastAsia="Calibri" w:hAnsi="Calibri"/>
-                <w:b/>
-                <w:bCs/>
-                <w:i w:val="false"/>
-                <w:iCs w:val="false"/>
-                <w:color w:val="1A1F36"/>
-                <w:sz w:val="18"/>
-                <w:szCs w:val="18"/>
-              </w:rPr>
-              <w:t xml:space="preserve">Бамбуркин Владимир Васильевич — №25</w:t>
-            </w:r>
-          </w:p>
-        </w:tc>
-        <w:tc>
-          <w:tcPr>
-            <w:tcW w:type="dxa" w:w="3350"/>
-            <w:tcBorders>
-              <w:top w:val="single" w:color="C7CBDC" w:sz="4"/>
-              <w:left w:val="single" w:color="C7CBDC" w:sz="4"/>
-              <w:bottom w:val="single" w:color="C7CBDC" w:sz="4"/>
-              <w:right w:val="single" w:color="C7CBDC" w:sz="4"/>
-            </w:tcBorders>
-            <w:tcMar>
-              <w:top w:type="dxa" w:w="60"/>
-              <w:left w:type="dxa" w:w="90"/>
-              <w:bottom w:type="dxa" w:w="60"/>
-              <w:right w:type="dxa" w:w="90"/>
-            </w:tcMar>
-            <w:vAlign w:val="top"/>
-          </w:tcPr>
-          <w:p>
-            <w:pPr>
-              <w:spacing w:after="0" w:before="0"/>
-            </w:pPr>
-            <w:r>
-              <w:rPr>
-                <w:rFonts w:ascii="Calibri" w:cs="Calibri" w:eastAsia="Calibri" w:hAnsi="Calibri"/>
-                <w:b w:val="false"/>
-                <w:bCs w:val="false"/>
-                <w:i w:val="false"/>
-                <w:iCs w:val="false"/>
-                <w:color w:val="1A1F36"/>
-                <w:sz w:val="18"/>
-                <w:szCs w:val="18"/>
-              </w:rPr>
-              <w:t xml:space="preserve">ответ проверяющего: №25</w:t>
-            </w:r>
-          </w:p>
-        </w:tc>
-      </w:tr>
-      <w:tr>
-        <w:tc>
-          <w:tcPr>
-            <w:tcW w:type="dxa" w:w="900"/>
-            <w:tcBorders>
-              <w:top w:val="single" w:color="C7CBDC" w:sz="4"/>
-              <w:left w:val="single" w:color="C7CBDC" w:sz="4"/>
-              <w:bottom w:val="single" w:color="C7CBDC" w:sz="4"/>
-              <w:right w:val="single" w:color="C7CBDC" w:sz="4"/>
-            </w:tcBorders>
-            <w:shd w:fill="F7F8FC" w:color="auto" w:val="clear"/>
-            <w:tcMar>
-              <w:top w:type="dxa" w:w="60"/>
-              <w:left w:type="dxa" w:w="90"/>
-              <w:bottom w:type="dxa" w:w="60"/>
-              <w:right w:type="dxa" w:w="90"/>
-            </w:tcMar>
-            <w:vAlign w:val="top"/>
-          </w:tcPr>
-          <w:p>
-            <w:pPr>
-              <w:spacing w:after="0" w:before="0"/>
-            </w:pPr>
-            <w:r>
-              <w:rPr>
-                <w:rFonts w:ascii="Calibri" w:cs="Calibri" w:eastAsia="Calibri" w:hAnsi="Calibri"/>
-                <w:b/>
-                <w:bCs/>
-                <w:i w:val="false"/>
-                <w:iCs w:val="false"/>
-                <w:color w:val="1A1F36"/>
-                <w:sz w:val="18"/>
-                <w:szCs w:val="18"/>
-              </w:rPr>
-              <w:t xml:space="preserve">76</w:t>
-            </w:r>
-          </w:p>
-        </w:tc>
-        <w:tc>
-          <w:tcPr>
-            <w:tcW w:type="dxa" w:w="2600"/>
-            <w:tcBorders>
-              <w:top w:val="single" w:color="C7CBDC" w:sz="4"/>
-              <w:left w:val="single" w:color="C7CBDC" w:sz="4"/>
-              <w:bottom w:val="single" w:color="C7CBDC" w:sz="4"/>
-              <w:right w:val="single" w:color="C7CBDC" w:sz="4"/>
-            </w:tcBorders>
-            <w:shd w:fill="F7F8FC" w:color="auto" w:val="clear"/>
-            <w:tcMar>
-              <w:top w:type="dxa" w:w="60"/>
-              <w:left w:type="dxa" w:w="90"/>
-              <w:bottom w:type="dxa" w:w="60"/>
-              <w:right w:type="dxa" w:w="90"/>
-            </w:tcMar>
-            <w:vAlign w:val="top"/>
-          </w:tcPr>
-          <w:p>
-            <w:pPr>
-              <w:spacing w:after="0"/>
-            </w:pPr>
-            <w:r>
-              <w:rPr>
-                <w:rFonts w:ascii="Calibri" w:cs="Calibri" w:eastAsia="Calibri" w:hAnsi="Calibri"/>
-                <w:b w:val="false"/>
-                <w:bCs w:val="false"/>
-                <w:i w:val="false"/>
-                <w:iCs w:val="false"/>
-                <w:color w:val="1A1F36"/>
-                <w:sz w:val="18"/>
-                <w:szCs w:val="18"/>
-              </w:rPr>
-              <w:t xml:space="preserve">27.07.2026  20:30</w:t>
-            </w:r>
-            <w:r>
-              <w:rPr>
-                <w:rFonts w:ascii="Calibri" w:cs="Calibri" w:eastAsia="Calibri" w:hAnsi="Calibri"/>
-                <w:b w:val="false"/>
-                <w:bCs w:val="false"/>
-                <w:i w:val="false"/>
-                <w:iCs w:val="false"/>
-                <w:color w:val="1A1F36"/>
-                <w:sz w:val="18"/>
-                <w:szCs w:val="18"/>
-              </w:rPr>
-              <w:br/>
-              <w:t xml:space="preserve">Факел — Спортдепо</w:t>
-            </w:r>
-          </w:p>
-        </w:tc>
-        <w:tc>
-          <w:tcPr>
-            <w:tcW w:type="dxa" w:w="4200"/>
-            <w:tcBorders>
-              <w:top w:val="single" w:color="C7CBDC" w:sz="4"/>
-              <w:left w:val="single" w:color="C7CBDC" w:sz="4"/>
-              <w:bottom w:val="single" w:color="C7CBDC" w:sz="4"/>
-              <w:right w:val="single" w:color="C7CBDC" w:sz="4"/>
-            </w:tcBorders>
-            <w:shd w:fill="F7F8FC" w:color="auto" w:val="clear"/>
-            <w:tcMar>
-              <w:top w:type="dxa" w:w="60"/>
-              <w:left w:type="dxa" w:w="90"/>
-              <w:bottom w:type="dxa" w:w="60"/>
-              <w:right w:type="dxa" w:w="90"/>
-            </w:tcMar>
-            <w:vAlign w:val="top"/>
-          </w:tcPr>
-          <w:p>
-            <w:pPr>
-              <w:spacing w:after="0" w:before="0"/>
-            </w:pPr>
-            <w:r>
-              <w:rPr>
-                <w:rFonts w:ascii="Calibri" w:cs="Calibri" w:eastAsia="Calibri" w:hAnsi="Calibri"/>
-                <w:b w:val="false"/>
-                <w:bCs w:val="false"/>
-                <w:i w:val="false"/>
-                <w:iCs w:val="false"/>
-                <w:color w:val="5A5F7A"/>
-                <w:sz w:val="18"/>
-                <w:szCs w:val="18"/>
-              </w:rPr>
-              <w:t xml:space="preserve">Бамбуркин Владимир Васильевич — без номера</w:t>
-            </w:r>
-          </w:p>
-        </w:tc>
-        <w:tc>
-          <w:tcPr>
-            <w:tcW w:type="dxa" w:w="4200"/>
-            <w:tcBorders>
-              <w:top w:val="single" w:color="C7CBDC" w:sz="4"/>
-              <w:left w:val="single" w:color="C7CBDC" w:sz="4"/>
-              <w:bottom w:val="single" w:color="C7CBDC" w:sz="4"/>
-              <w:right w:val="single" w:color="C7CBDC" w:sz="4"/>
-            </w:tcBorders>
-            <w:shd w:fill="F7F8FC" w:color="auto" w:val="clear"/>
-            <w:tcMar>
-              <w:top w:type="dxa" w:w="60"/>
-              <w:left w:type="dxa" w:w="90"/>
-              <w:bottom w:type="dxa" w:w="60"/>
-              <w:right w:type="dxa" w:w="90"/>
-            </w:tcMar>
-            <w:vAlign w:val="top"/>
-          </w:tcPr>
-          <w:p>
-            <w:pPr>
-              <w:spacing w:after="0" w:before="0"/>
-            </w:pPr>
-            <w:r>
-              <w:rPr>
-                <w:rFonts w:ascii="Calibri" w:cs="Calibri" w:eastAsia="Calibri" w:hAnsi="Calibri"/>
-                <w:b/>
-                <w:bCs/>
-                <w:i w:val="false"/>
-                <w:iCs w:val="false"/>
-                <w:color w:val="1A1F36"/>
-                <w:sz w:val="18"/>
-                <w:szCs w:val="18"/>
-              </w:rPr>
-              <w:t xml:space="preserve">Бамбуркин Владимир Васильевич — №25</w:t>
-            </w:r>
-          </w:p>
-        </w:tc>
-        <w:tc>
-          <w:tcPr>
-            <w:tcW w:type="dxa" w:w="3350"/>
-            <w:tcBorders>
-              <w:top w:val="single" w:color="C7CBDC" w:sz="4"/>
-              <w:left w:val="single" w:color="C7CBDC" w:sz="4"/>
-              <w:bottom w:val="single" w:color="C7CBDC" w:sz="4"/>
-              <w:right w:val="single" w:color="C7CBDC" w:sz="4"/>
-            </w:tcBorders>
-            <w:shd w:fill="F7F8FC" w:color="auto" w:val="clear"/>
-            <w:tcMar>
-              <w:top w:type="dxa" w:w="60"/>
-              <w:left w:type="dxa" w:w="90"/>
-              <w:bottom w:type="dxa" w:w="60"/>
-              <w:right w:type="dxa" w:w="90"/>
-            </w:tcMar>
-            <w:vAlign w:val="top"/>
-          </w:tcPr>
-          <w:p>
-            <w:pPr>
-              <w:spacing w:after="0" w:before="0"/>
-            </w:pPr>
-            <w:r>
-              <w:rPr>
-                <w:rFonts w:ascii="Calibri" w:cs="Calibri" w:eastAsia="Calibri" w:hAnsi="Calibri"/>
-                <w:b w:val="false"/>
-                <w:bCs w:val="false"/>
-                <w:i w:val="false"/>
-                <w:iCs w:val="false"/>
-                <w:color w:val="1A1F36"/>
-                <w:sz w:val="18"/>
-                <w:szCs w:val="18"/>
-              </w:rPr>
-              <w:t xml:space="preserve">ответ проверяющего: №25</w:t>
-            </w:r>
-          </w:p>
-        </w:tc>
-      </w:tr>
-      <w:tr>
-        <w:tc>
-          <w:tcPr>
-            <w:tcW w:type="dxa" w:w="900"/>
-            <w:tcBorders>
-              <w:top w:val="single" w:color="C7CBDC" w:sz="4"/>
-              <w:left w:val="single" w:color="C7CBDC" w:sz="4"/>
-              <w:bottom w:val="single" w:color="C7CBDC" w:sz="4"/>
-              <w:right w:val="single" w:color="C7CBDC" w:sz="4"/>
-            </w:tcBorders>
-            <w:tcMar>
-              <w:top w:type="dxa" w:w="60"/>
-              <w:left w:type="dxa" w:w="90"/>
-              <w:bottom w:type="dxa" w:w="60"/>
-              <w:right w:type="dxa" w:w="90"/>
-            </w:tcMar>
-            <w:vAlign w:val="top"/>
-          </w:tcPr>
-          <w:p>
-            <w:pPr>
-              <w:spacing w:after="0" w:before="0"/>
-            </w:pPr>
-            <w:r>
-              <w:rPr>
-                <w:rFonts w:ascii="Calibri" w:cs="Calibri" w:eastAsia="Calibri" w:hAnsi="Calibri"/>
-                <w:b/>
-                <w:bCs/>
-                <w:i w:val="false"/>
-                <w:iCs w:val="false"/>
-                <w:color w:val="1A1F36"/>
-                <w:sz w:val="18"/>
-                <w:szCs w:val="18"/>
-              </w:rPr>
-              <w:t xml:space="preserve">121</w:t>
-            </w:r>
-          </w:p>
-        </w:tc>
-        <w:tc>
-          <w:tcPr>
-            <w:tcW w:type="dxa" w:w="2600"/>
-            <w:tcBorders>
-              <w:top w:val="single" w:color="C7CBDC" w:sz="4"/>
-              <w:left w:val="single" w:color="C7CBDC" w:sz="4"/>
-              <w:bottom w:val="single" w:color="C7CBDC" w:sz="4"/>
-              <w:right w:val="single" w:color="C7CBDC" w:sz="4"/>
-            </w:tcBorders>
-            <w:tcMar>
-              <w:top w:type="dxa" w:w="60"/>
-              <w:left w:type="dxa" w:w="90"/>
-              <w:bottom w:type="dxa" w:w="60"/>
-              <w:right w:type="dxa" w:w="90"/>
-            </w:tcMar>
-            <w:vAlign w:val="top"/>
-          </w:tcPr>
-          <w:p>
-            <w:pPr>
-              <w:spacing w:after="0"/>
-            </w:pPr>
-            <w:r>
-              <w:rPr>
-                <w:rFonts w:ascii="Calibri" w:cs="Calibri" w:eastAsia="Calibri" w:hAnsi="Calibri"/>
-                <w:b w:val="false"/>
-                <w:bCs w:val="false"/>
-                <w:i w:val="false"/>
-                <w:iCs w:val="false"/>
-                <w:color w:val="1A1F36"/>
-                <w:sz w:val="18"/>
-                <w:szCs w:val="18"/>
-              </w:rPr>
-              <w:t xml:space="preserve">20.07.2026  21:25</w:t>
-            </w:r>
-            <w:r>
-              <w:rPr>
-                <w:rFonts w:ascii="Calibri" w:cs="Calibri" w:eastAsia="Calibri" w:hAnsi="Calibri"/>
-                <w:b w:val="false"/>
-                <w:bCs w:val="false"/>
-                <w:i w:val="false"/>
-                <w:iCs w:val="false"/>
-                <w:color w:val="1A1F36"/>
-                <w:sz w:val="18"/>
-                <w:szCs w:val="18"/>
-              </w:rPr>
-              <w:br/>
-              <w:t xml:space="preserve">Спортдепо — Сармат</w:t>
-            </w:r>
-          </w:p>
-        </w:tc>
-        <w:tc>
-          <w:tcPr>
-            <w:tcW w:type="dxa" w:w="4200"/>
-            <w:tcBorders>
-              <w:top w:val="single" w:color="C7CBDC" w:sz="4"/>
-              <w:left w:val="single" w:color="C7CBDC" w:sz="4"/>
-              <w:bottom w:val="single" w:color="C7CBDC" w:sz="4"/>
-              <w:right w:val="single" w:color="C7CBDC" w:sz="4"/>
-            </w:tcBorders>
-            <w:tcMar>
-              <w:top w:type="dxa" w:w="60"/>
-              <w:left w:type="dxa" w:w="90"/>
-              <w:bottom w:type="dxa" w:w="60"/>
-              <w:right w:type="dxa" w:w="90"/>
-            </w:tcMar>
-            <w:vAlign w:val="top"/>
-          </w:tcPr>
-          <w:p>
-            <w:pPr>
-              <w:spacing w:after="0" w:before="0"/>
-            </w:pPr>
-            <w:r>
-              <w:rPr>
-                <w:rFonts w:ascii="Calibri" w:cs="Calibri" w:eastAsia="Calibri" w:hAnsi="Calibri"/>
-                <w:b w:val="false"/>
-                <w:bCs w:val="false"/>
-                <w:i w:val="false"/>
-                <w:iCs w:val="false"/>
-                <w:color w:val="5A5F7A"/>
-                <w:sz w:val="18"/>
-                <w:szCs w:val="18"/>
-              </w:rPr>
-              <w:t xml:space="preserve">Бамбуркин Владимир Васильевич — без номера</w:t>
-            </w:r>
-          </w:p>
-        </w:tc>
-        <w:tc>
-          <w:tcPr>
-            <w:tcW w:type="dxa" w:w="4200"/>
-            <w:tcBorders>
-              <w:top w:val="single" w:color="C7CBDC" w:sz="4"/>
-              <w:left w:val="single" w:color="C7CBDC" w:sz="4"/>
-              <w:bottom w:val="single" w:color="C7CBDC" w:sz="4"/>
-              <w:right w:val="single" w:color="C7CBDC" w:sz="4"/>
-            </w:tcBorders>
-            <w:tcMar>
-              <w:top w:type="dxa" w:w="60"/>
-              <w:left w:type="dxa" w:w="90"/>
-              <w:bottom w:type="dxa" w:w="60"/>
-              <w:right w:type="dxa" w:w="90"/>
-            </w:tcMar>
-            <w:vAlign w:val="top"/>
-          </w:tcPr>
-          <w:p>
-            <w:pPr>
-              <w:spacing w:after="0" w:before="0"/>
-            </w:pPr>
-            <w:r>
-              <w:rPr>
-                <w:rFonts w:ascii="Calibri" w:cs="Calibri" w:eastAsia="Calibri" w:hAnsi="Calibri"/>
-                <w:b/>
-                <w:bCs/>
-                <w:i w:val="false"/>
-                <w:iCs w:val="false"/>
-                <w:color w:val="1A1F36"/>
-                <w:sz w:val="18"/>
-                <w:szCs w:val="18"/>
-              </w:rPr>
-              <w:t xml:space="preserve">Бамбуркин Владимир Васильевич — №25</w:t>
-            </w:r>
-          </w:p>
-        </w:tc>
-        <w:tc>
-          <w:tcPr>
-            <w:tcW w:type="dxa" w:w="3350"/>
-            <w:tcBorders>
-              <w:top w:val="single" w:color="C7CBDC" w:sz="4"/>
-              <w:left w:val="single" w:color="C7CBDC" w:sz="4"/>
-              <w:bottom w:val="single" w:color="C7CBDC" w:sz="4"/>
-              <w:right w:val="single" w:color="C7CBDC" w:sz="4"/>
-            </w:tcBorders>
-            <w:tcMar>
-              <w:top w:type="dxa" w:w="60"/>
-              <w:left w:type="dxa" w:w="90"/>
-              <w:bottom w:type="dxa" w:w="60"/>
-              <w:right w:type="dxa" w:w="90"/>
-            </w:tcMar>
-            <w:vAlign w:val="top"/>
-          </w:tcPr>
-          <w:p>
-            <w:pPr>
-              <w:spacing w:after="0" w:before="0"/>
-            </w:pPr>
-            <w:r>
-              <w:rPr>
-                <w:rFonts w:ascii="Calibri" w:cs="Calibri" w:eastAsia="Calibri" w:hAnsi="Calibri"/>
-                <w:b w:val="false"/>
-                <w:bCs w:val="false"/>
-                <w:i w:val="false"/>
-                <w:iCs w:val="false"/>
-                <w:color w:val="1A1F36"/>
-                <w:sz w:val="18"/>
-                <w:szCs w:val="18"/>
-              </w:rPr>
-              <w:t xml:space="preserve">ответ проверяющего: №25</w:t>
-            </w:r>
-          </w:p>
-        </w:tc>
-      </w:tr>
-      <w:tr>
-        <w:tc>
-          <w:tcPr>
-            <w:tcW w:type="dxa" w:w="900"/>
-            <w:tcBorders>
-              <w:top w:val="single" w:color="C7CBDC" w:sz="4"/>
-              <w:left w:val="single" w:color="C7CBDC" w:sz="4"/>
-              <w:bottom w:val="single" w:color="C7CBDC" w:sz="4"/>
-              <w:right w:val="single" w:color="C7CBDC" w:sz="4"/>
-            </w:tcBorders>
-            <w:shd w:fill="F7F8FC" w:color="auto" w:val="clear"/>
-            <w:tcMar>
-              <w:top w:type="dxa" w:w="60"/>
-              <w:left w:type="dxa" w:w="90"/>
-              <w:bottom w:type="dxa" w:w="60"/>
-              <w:right w:type="dxa" w:w="90"/>
-            </w:tcMar>
-            <w:vAlign w:val="top"/>
-          </w:tcPr>
-          <w:p>
-            <w:pPr>
-              <w:spacing w:after="0" w:before="0"/>
-            </w:pPr>
-            <w:r>
-              <w:rPr>
-                <w:rFonts w:ascii="Calibri" w:cs="Calibri" w:eastAsia="Calibri" w:hAnsi="Calibri"/>
-                <w:b/>
-                <w:bCs/>
-                <w:i w:val="false"/>
-                <w:iCs w:val="false"/>
-                <w:color w:val="1A1F36"/>
-                <w:sz w:val="18"/>
-                <w:szCs w:val="18"/>
-              </w:rPr>
-              <w:t xml:space="preserve">136</w:t>
-            </w:r>
-          </w:p>
-        </w:tc>
-        <w:tc>
-          <w:tcPr>
-            <w:tcW w:type="dxa" w:w="2600"/>
-            <w:tcBorders>
-              <w:top w:val="single" w:color="C7CBDC" w:sz="4"/>
-              <w:left w:val="single" w:color="C7CBDC" w:sz="4"/>
-              <w:bottom w:val="single" w:color="C7CBDC" w:sz="4"/>
-              <w:right w:val="single" w:color="C7CBDC" w:sz="4"/>
-            </w:tcBorders>
-            <w:shd w:fill="F7F8FC" w:color="auto" w:val="clear"/>
-            <w:tcMar>
-              <w:top w:type="dxa" w:w="60"/>
-              <w:left w:type="dxa" w:w="90"/>
-              <w:bottom w:type="dxa" w:w="60"/>
-              <w:right w:type="dxa" w:w="90"/>
-            </w:tcMar>
-            <w:vAlign w:val="top"/>
-          </w:tcPr>
-          <w:p>
-            <w:pPr>
-              <w:spacing w:after="0"/>
-            </w:pPr>
-            <w:r>
-              <w:rPr>
-                <w:rFonts w:ascii="Calibri" w:cs="Calibri" w:eastAsia="Calibri" w:hAnsi="Calibri"/>
-                <w:b w:val="false"/>
-                <w:bCs w:val="false"/>
-                <w:i w:val="false"/>
-                <w:iCs w:val="false"/>
-                <w:color w:val="1A1F36"/>
-                <w:sz w:val="18"/>
-                <w:szCs w:val="18"/>
-              </w:rPr>
-              <w:t xml:space="preserve">20.07.2026  20:30</w:t>
-            </w:r>
-            <w:r>
-              <w:rPr>
-                <w:rFonts w:ascii="Calibri" w:cs="Calibri" w:eastAsia="Calibri" w:hAnsi="Calibri"/>
-                <w:b w:val="false"/>
-                <w:bCs w:val="false"/>
-                <w:i w:val="false"/>
-                <w:iCs w:val="false"/>
-                <w:color w:val="1A1F36"/>
-                <w:sz w:val="18"/>
-                <w:szCs w:val="18"/>
-              </w:rPr>
-              <w:br/>
-              <w:t xml:space="preserve">Сармат — Спортдепо</w:t>
-            </w:r>
-          </w:p>
-        </w:tc>
-        <w:tc>
-          <w:tcPr>
-            <w:tcW w:type="dxa" w:w="4200"/>
-            <w:tcBorders>
-              <w:top w:val="single" w:color="C7CBDC" w:sz="4"/>
-              <w:left w:val="single" w:color="C7CBDC" w:sz="4"/>
-              <w:bottom w:val="single" w:color="C7CBDC" w:sz="4"/>
-              <w:right w:val="single" w:color="C7CBDC" w:sz="4"/>
-            </w:tcBorders>
-            <w:shd w:fill="F7F8FC" w:color="auto" w:val="clear"/>
-            <w:tcMar>
-              <w:top w:type="dxa" w:w="60"/>
-              <w:left w:type="dxa" w:w="90"/>
-              <w:bottom w:type="dxa" w:w="60"/>
-              <w:right w:type="dxa" w:w="90"/>
-            </w:tcMar>
-            <w:vAlign w:val="top"/>
-          </w:tcPr>
-          <w:p>
-            <w:pPr>
-              <w:spacing w:after="0" w:before="0"/>
-            </w:pPr>
-            <w:r>
-              <w:rPr>
-                <w:rFonts w:ascii="Calibri" w:cs="Calibri" w:eastAsia="Calibri" w:hAnsi="Calibri"/>
-                <w:b w:val="false"/>
-                <w:bCs w:val="false"/>
-                <w:i w:val="false"/>
-                <w:iCs w:val="false"/>
-                <w:color w:val="5A5F7A"/>
-                <w:sz w:val="18"/>
-                <w:szCs w:val="18"/>
-              </w:rPr>
-              <w:t xml:space="preserve">Бамбуркин Владимир Васильевич — без номера</w:t>
-            </w:r>
-          </w:p>
-        </w:tc>
-        <w:tc>
-          <w:tcPr>
-            <w:tcW w:type="dxa" w:w="4200"/>
-            <w:tcBorders>
-              <w:top w:val="single" w:color="C7CBDC" w:sz="4"/>
-              <w:left w:val="single" w:color="C7CBDC" w:sz="4"/>
-              <w:bottom w:val="single" w:color="C7CBDC" w:sz="4"/>
-              <w:right w:val="single" w:color="C7CBDC" w:sz="4"/>
-            </w:tcBorders>
-            <w:shd w:fill="F7F8FC" w:color="auto" w:val="clear"/>
-            <w:tcMar>
-              <w:top w:type="dxa" w:w="60"/>
-              <w:left w:type="dxa" w:w="90"/>
-              <w:bottom w:type="dxa" w:w="60"/>
-              <w:right w:type="dxa" w:w="90"/>
-            </w:tcMar>
-            <w:vAlign w:val="top"/>
-          </w:tcPr>
-          <w:p>
-            <w:pPr>
-              <w:spacing w:after="0" w:before="0"/>
-            </w:pPr>
-            <w:r>
-              <w:rPr>
-                <w:rFonts w:ascii="Calibri" w:cs="Calibri" w:eastAsia="Calibri" w:hAnsi="Calibri"/>
-                <w:b/>
-                <w:bCs/>
-                <w:i w:val="false"/>
-                <w:iCs w:val="false"/>
-                <w:color w:val="1A1F36"/>
-                <w:sz w:val="18"/>
-                <w:szCs w:val="18"/>
-              </w:rPr>
-              <w:t xml:space="preserve">Бамбуркин Владимир Васильевич — №25</w:t>
-            </w:r>
-          </w:p>
-        </w:tc>
-        <w:tc>
-          <w:tcPr>
-            <w:tcW w:type="dxa" w:w="3350"/>
-            <w:tcBorders>
-              <w:top w:val="single" w:color="C7CBDC" w:sz="4"/>
-              <w:left w:val="single" w:color="C7CBDC" w:sz="4"/>
-              <w:bottom w:val="single" w:color="C7CBDC" w:sz="4"/>
-              <w:right w:val="single" w:color="C7CBDC" w:sz="4"/>
-            </w:tcBorders>
-            <w:shd w:fill="F7F8FC" w:color="auto" w:val="clear"/>
-            <w:tcMar>
-              <w:top w:type="dxa" w:w="60"/>
-              <w:left w:type="dxa" w:w="90"/>
-              <w:bottom w:type="dxa" w:w="60"/>
-              <w:right w:type="dxa" w:w="90"/>
-            </w:tcMar>
-            <w:vAlign w:val="top"/>
-          </w:tcPr>
-          <w:p>
-            <w:pPr>
-              <w:spacing w:after="0" w:before="0"/>
-            </w:pPr>
-            <w:r>
-              <w:rPr>
-                <w:rFonts w:ascii="Calibri" w:cs="Calibri" w:eastAsia="Calibri" w:hAnsi="Calibri"/>
-                <w:b w:val="false"/>
-                <w:bCs w:val="false"/>
-                <w:i w:val="false"/>
-                <w:iCs w:val="false"/>
-                <w:color w:val="1A1F36"/>
-                <w:sz w:val="18"/>
-                <w:szCs w:val="18"/>
-              </w:rPr>
-              <w:t xml:space="preserve">ответ проверяющего: №25</w:t>
-            </w:r>
-          </w:p>
-        </w:tc>
-      </w:tr>
-      <w:tr>
-        <w:tc>
-          <w:tcPr>
-            <w:tcW w:type="dxa" w:w="900"/>
-            <w:tcBorders>
-              <w:top w:val="single" w:color="C7CBDC" w:sz="4"/>
-              <w:left w:val="single" w:color="C7CBDC" w:sz="4"/>
-              <w:bottom w:val="single" w:color="C7CBDC" w:sz="4"/>
-              <w:right w:val="single" w:color="C7CBDC" w:sz="4"/>
-            </w:tcBorders>
-            <w:tcMar>
-              <w:top w:type="dxa" w:w="60"/>
-              <w:left w:type="dxa" w:w="90"/>
-              <w:bottom w:type="dxa" w:w="60"/>
-              <w:right w:type="dxa" w:w="90"/>
-            </w:tcMar>
-            <w:vAlign w:val="top"/>
-          </w:tcPr>
-          <w:p>
-            <w:pPr>
-              <w:spacing w:after="0" w:before="0"/>
-            </w:pPr>
-            <w:r>
-              <w:rPr>
-                <w:rFonts w:ascii="Calibri" w:cs="Calibri" w:eastAsia="Calibri" w:hAnsi="Calibri"/>
-                <w:b/>
-                <w:bCs/>
-                <w:i w:val="false"/>
-                <w:iCs w:val="false"/>
-                <w:color w:val="1A1F36"/>
-                <w:sz w:val="18"/>
-                <w:szCs w:val="18"/>
-              </w:rPr>
-              <w:t xml:space="preserve">151</w:t>
-            </w:r>
-          </w:p>
-        </w:tc>
-        <w:tc>
-          <w:tcPr>
-            <w:tcW w:type="dxa" w:w="2600"/>
-            <w:tcBorders>
-              <w:top w:val="single" w:color="C7CBDC" w:sz="4"/>
-              <w:left w:val="single" w:color="C7CBDC" w:sz="4"/>
-              <w:bottom w:val="single" w:color="C7CBDC" w:sz="4"/>
-              <w:right w:val="single" w:color="C7CBDC" w:sz="4"/>
-            </w:tcBorders>
-            <w:tcMar>
-              <w:top w:type="dxa" w:w="60"/>
-              <w:left w:type="dxa" w:w="90"/>
-              <w:bottom w:type="dxa" w:w="60"/>
-              <w:right w:type="dxa" w:w="90"/>
-            </w:tcMar>
-            <w:vAlign w:val="top"/>
-          </w:tcPr>
-          <w:p>
-            <w:pPr>
-              <w:spacing w:after="0"/>
-            </w:pPr>
-            <w:r>
-              <w:rPr>
-                <w:rFonts w:ascii="Calibri" w:cs="Calibri" w:eastAsia="Calibri" w:hAnsi="Calibri"/>
-                <w:b w:val="false"/>
-                <w:bCs w:val="false"/>
-                <w:i w:val="false"/>
-                <w:iCs w:val="false"/>
-                <w:color w:val="1A1F36"/>
-                <w:sz w:val="18"/>
-                <w:szCs w:val="18"/>
-              </w:rPr>
-              <w:t xml:space="preserve">16.07.2026  21:25</w:t>
-            </w:r>
-            <w:r>
-              <w:rPr>
-                <w:rFonts w:ascii="Calibri" w:cs="Calibri" w:eastAsia="Calibri" w:hAnsi="Calibri"/>
-                <w:b w:val="false"/>
-                <w:bCs w:val="false"/>
-                <w:i w:val="false"/>
-                <w:iCs w:val="false"/>
-                <w:color w:val="1A1F36"/>
-                <w:sz w:val="18"/>
-                <w:szCs w:val="18"/>
-              </w:rPr>
-              <w:br/>
-              <w:t xml:space="preserve">Штурм — Спортдепо</w:t>
-            </w:r>
-          </w:p>
-        </w:tc>
-        <w:tc>
-          <w:tcPr>
-            <w:tcW w:type="dxa" w:w="4200"/>
-            <w:tcBorders>
-              <w:top w:val="single" w:color="C7CBDC" w:sz="4"/>
-              <w:left w:val="single" w:color="C7CBDC" w:sz="4"/>
-              <w:bottom w:val="single" w:color="C7CBDC" w:sz="4"/>
-              <w:right w:val="single" w:color="C7CBDC" w:sz="4"/>
-            </w:tcBorders>
-            <w:tcMar>
-              <w:top w:type="dxa" w:w="60"/>
-              <w:left w:type="dxa" w:w="90"/>
-              <w:bottom w:type="dxa" w:w="60"/>
-              <w:right w:type="dxa" w:w="90"/>
-            </w:tcMar>
-            <w:vAlign w:val="top"/>
-          </w:tcPr>
-          <w:p>
-            <w:pPr>
-              <w:spacing w:after="0" w:before="0"/>
-            </w:pPr>
-            <w:r>
-              <w:rPr>
-                <w:rFonts w:ascii="Calibri" w:cs="Calibri" w:eastAsia="Calibri" w:hAnsi="Calibri"/>
-                <w:b w:val="false"/>
-                <w:bCs w:val="false"/>
-                <w:i w:val="false"/>
-                <w:iCs w:val="false"/>
-                <w:color w:val="5A5F7A"/>
-                <w:sz w:val="18"/>
-                <w:szCs w:val="18"/>
-              </w:rPr>
-              <w:t xml:space="preserve">Бамбуркин Владимир Васильевич — без номера</w:t>
-            </w:r>
-          </w:p>
-        </w:tc>
-        <w:tc>
-          <w:tcPr>
-            <w:tcW w:type="dxa" w:w="4200"/>
-            <w:tcBorders>
-              <w:top w:val="single" w:color="C7CBDC" w:sz="4"/>
-              <w:left w:val="single" w:color="C7CBDC" w:sz="4"/>
-              <w:bottom w:val="single" w:color="C7CBDC" w:sz="4"/>
-              <w:right w:val="single" w:color="C7CBDC" w:sz="4"/>
-            </w:tcBorders>
-            <w:tcMar>
-              <w:top w:type="dxa" w:w="60"/>
-              <w:left w:type="dxa" w:w="90"/>
-              <w:bottom w:type="dxa" w:w="60"/>
-              <w:right w:type="dxa" w:w="90"/>
-            </w:tcMar>
-            <w:vAlign w:val="top"/>
-          </w:tcPr>
-          <w:p>
-            <w:pPr>
-              <w:spacing w:after="0" w:before="0"/>
-            </w:pPr>
-            <w:r>
-              <w:rPr>
-                <w:rFonts w:ascii="Calibri" w:cs="Calibri" w:eastAsia="Calibri" w:hAnsi="Calibri"/>
-                <w:b/>
-                <w:bCs/>
-                <w:i w:val="false"/>
-                <w:iCs w:val="false"/>
-                <w:color w:val="1A1F36"/>
-                <w:sz w:val="18"/>
-                <w:szCs w:val="18"/>
-              </w:rPr>
-              <w:t xml:space="preserve">Бамбуркин Владимир Васильевич — №25</w:t>
-            </w:r>
-          </w:p>
-        </w:tc>
-        <w:tc>
-          <w:tcPr>
-            <w:tcW w:type="dxa" w:w="3350"/>
-            <w:tcBorders>
-              <w:top w:val="single" w:color="C7CBDC" w:sz="4"/>
-              <w:left w:val="single" w:color="C7CBDC" w:sz="4"/>
-              <w:bottom w:val="single" w:color="C7CBDC" w:sz="4"/>
-              <w:right w:val="single" w:color="C7CBDC" w:sz="4"/>
-            </w:tcBorders>
-            <w:tcMar>
-              <w:top w:type="dxa" w:w="60"/>
-              <w:left w:type="dxa" w:w="90"/>
-              <w:bottom w:type="dxa" w:w="60"/>
-              <w:right w:type="dxa" w:w="90"/>
-            </w:tcMar>
-            <w:vAlign w:val="top"/>
-          </w:tcPr>
-          <w:p>
-            <w:pPr>
-              <w:spacing w:after="0" w:before="0"/>
-            </w:pPr>
-            <w:r>
-              <w:rPr>
-                <w:rFonts w:ascii="Calibri" w:cs="Calibri" w:eastAsia="Calibri" w:hAnsi="Calibri"/>
-                <w:b w:val="false"/>
-                <w:bCs w:val="false"/>
-                <w:i w:val="false"/>
-                <w:iCs w:val="false"/>
-                <w:color w:val="1A1F36"/>
-                <w:sz w:val="18"/>
-                <w:szCs w:val="18"/>
-              </w:rPr>
-              <w:t xml:space="preserve">ответ проверяющего: №25</w:t>
-            </w:r>
-          </w:p>
-        </w:tc>
-      </w:tr>
-      <w:tr>
-        <w:tc>
-          <w:tcPr>
-            <w:tcW w:type="dxa" w:w="900"/>
-            <w:tcBorders>
-              <w:top w:val="single" w:color="C7CBDC" w:sz="4"/>
-              <w:left w:val="single" w:color="C7CBDC" w:sz="4"/>
-              <w:bottom w:val="single" w:color="C7CBDC" w:sz="4"/>
-              <w:right w:val="single" w:color="C7CBDC" w:sz="4"/>
-            </w:tcBorders>
-            <w:shd w:fill="F7F8FC" w:color="auto" w:val="clear"/>
-            <w:tcMar>
-              <w:top w:type="dxa" w:w="60"/>
-              <w:left w:type="dxa" w:w="90"/>
-              <w:bottom w:type="dxa" w:w="60"/>
-              <w:right w:type="dxa" w:w="90"/>
-            </w:tcMar>
-            <w:vAlign w:val="top"/>
-          </w:tcPr>
-          <w:p>
-            <w:pPr>
-              <w:spacing w:after="0" w:before="0"/>
-            </w:pPr>
-            <w:r>
-              <w:rPr>
-                <w:rFonts w:ascii="Calibri" w:cs="Calibri" w:eastAsia="Calibri" w:hAnsi="Calibri"/>
-                <w:b/>
-                <w:bCs/>
-                <w:i w:val="false"/>
-                <w:iCs w:val="false"/>
-                <w:color w:val="1A1F36"/>
-                <w:sz w:val="18"/>
-                <w:szCs w:val="18"/>
-              </w:rPr>
-              <w:t xml:space="preserve">166</w:t>
-            </w:r>
-          </w:p>
-        </w:tc>
-        <w:tc>
-          <w:tcPr>
-            <w:tcW w:type="dxa" w:w="2600"/>
-            <w:tcBorders>
-              <w:top w:val="single" w:color="C7CBDC" w:sz="4"/>
-              <w:left w:val="single" w:color="C7CBDC" w:sz="4"/>
-              <w:bottom w:val="single" w:color="C7CBDC" w:sz="4"/>
-              <w:right w:val="single" w:color="C7CBDC" w:sz="4"/>
-            </w:tcBorders>
-            <w:shd w:fill="F7F8FC" w:color="auto" w:val="clear"/>
-            <w:tcMar>
-              <w:top w:type="dxa" w:w="60"/>
-              <w:left w:type="dxa" w:w="90"/>
-              <w:bottom w:type="dxa" w:w="60"/>
-              <w:right w:type="dxa" w:w="90"/>
-            </w:tcMar>
-            <w:vAlign w:val="top"/>
-          </w:tcPr>
-          <w:p>
-            <w:pPr>
-              <w:spacing w:after="0"/>
-            </w:pPr>
-            <w:r>
-              <w:rPr>
-                <w:rFonts w:ascii="Calibri" w:cs="Calibri" w:eastAsia="Calibri" w:hAnsi="Calibri"/>
-                <w:b w:val="false"/>
-                <w:bCs w:val="false"/>
-                <w:i w:val="false"/>
-                <w:iCs w:val="false"/>
-                <w:color w:val="1A1F36"/>
-                <w:sz w:val="18"/>
-                <w:szCs w:val="18"/>
-              </w:rPr>
-              <w:t xml:space="preserve">16.07.2026  20:30</w:t>
-            </w:r>
-            <w:r>
-              <w:rPr>
-                <w:rFonts w:ascii="Calibri" w:cs="Calibri" w:eastAsia="Calibri" w:hAnsi="Calibri"/>
-                <w:b w:val="false"/>
-                <w:bCs w:val="false"/>
-                <w:i w:val="false"/>
-                <w:iCs w:val="false"/>
-                <w:color w:val="1A1F36"/>
-                <w:sz w:val="18"/>
-                <w:szCs w:val="18"/>
-              </w:rPr>
-              <w:br/>
-              <w:t xml:space="preserve">Спортдепо — Штурм</w:t>
-            </w:r>
-          </w:p>
-        </w:tc>
-        <w:tc>
-          <w:tcPr>
-            <w:tcW w:type="dxa" w:w="4200"/>
-            <w:tcBorders>
-              <w:top w:val="single" w:color="C7CBDC" w:sz="4"/>
-              <w:left w:val="single" w:color="C7CBDC" w:sz="4"/>
-              <w:bottom w:val="single" w:color="C7CBDC" w:sz="4"/>
-              <w:right w:val="single" w:color="C7CBDC" w:sz="4"/>
-            </w:tcBorders>
-            <w:shd w:fill="F7F8FC" w:color="auto" w:val="clear"/>
-            <w:tcMar>
-              <w:top w:type="dxa" w:w="60"/>
-              <w:left w:type="dxa" w:w="90"/>
-              <w:bottom w:type="dxa" w:w="60"/>
-              <w:right w:type="dxa" w:w="90"/>
-            </w:tcMar>
-            <w:vAlign w:val="top"/>
-          </w:tcPr>
-          <w:p>
-            <w:pPr>
-              <w:spacing w:after="0" w:before="0"/>
-            </w:pPr>
-            <w:r>
-              <w:rPr>
-                <w:rFonts w:ascii="Calibri" w:cs="Calibri" w:eastAsia="Calibri" w:hAnsi="Calibri"/>
-                <w:b w:val="false"/>
-                <w:bCs w:val="false"/>
-                <w:i w:val="false"/>
-                <w:iCs w:val="false"/>
-                <w:color w:val="5A5F7A"/>
-                <w:sz w:val="18"/>
-                <w:szCs w:val="18"/>
-              </w:rPr>
-              <w:t xml:space="preserve">Бамбуркин Владимир Васильевич — без номера</w:t>
-            </w:r>
-          </w:p>
-        </w:tc>
-        <w:tc>
-          <w:tcPr>
-            <w:tcW w:type="dxa" w:w="4200"/>
-            <w:tcBorders>
-              <w:top w:val="single" w:color="C7CBDC" w:sz="4"/>
-              <w:left w:val="single" w:color="C7CBDC" w:sz="4"/>
-              <w:bottom w:val="single" w:color="C7CBDC" w:sz="4"/>
-              <w:right w:val="single" w:color="C7CBDC" w:sz="4"/>
-            </w:tcBorders>
-            <w:shd w:fill="F7F8FC" w:color="auto" w:val="clear"/>
-            <w:tcMar>
-              <w:top w:type="dxa" w:w="60"/>
-              <w:left w:type="dxa" w:w="90"/>
-              <w:bottom w:type="dxa" w:w="60"/>
-              <w:right w:type="dxa" w:w="90"/>
-            </w:tcMar>
-            <w:vAlign w:val="top"/>
-          </w:tcPr>
-          <w:p>
-            <w:pPr>
-              <w:spacing w:after="0" w:before="0"/>
-            </w:pPr>
-            <w:r>
-              <w:rPr>
-                <w:rFonts w:ascii="Calibri" w:cs="Calibri" w:eastAsia="Calibri" w:hAnsi="Calibri"/>
-                <w:b/>
-                <w:bCs/>
-                <w:i w:val="false"/>
-                <w:iCs w:val="false"/>
-                <w:color w:val="1A1F36"/>
-                <w:sz w:val="18"/>
-                <w:szCs w:val="18"/>
-              </w:rPr>
-              <w:t xml:space="preserve">Бамбуркин Владимир Васильевич — №25</w:t>
-            </w:r>
-          </w:p>
-        </w:tc>
-        <w:tc>
-          <w:tcPr>
-            <w:tcW w:type="dxa" w:w="3350"/>
-            <w:tcBorders>
-              <w:top w:val="single" w:color="C7CBDC" w:sz="4"/>
-              <w:left w:val="single" w:color="C7CBDC" w:sz="4"/>
-              <w:bottom w:val="single" w:color="C7CBDC" w:sz="4"/>
-              <w:right w:val="single" w:color="C7CBDC" w:sz="4"/>
-            </w:tcBorders>
-            <w:shd w:fill="F7F8FC" w:color="auto" w:val="clear"/>
-            <w:tcMar>
-              <w:top w:type="dxa" w:w="60"/>
-              <w:left w:type="dxa" w:w="90"/>
-              <w:bottom w:type="dxa" w:w="60"/>
-              <w:right w:type="dxa" w:w="90"/>
-            </w:tcMar>
-            <w:vAlign w:val="top"/>
-          </w:tcPr>
-          <w:p>
-            <w:pPr>
-              <w:spacing w:after="0" w:before="0"/>
-            </w:pPr>
-            <w:r>
-              <w:rPr>
-                <w:rFonts w:ascii="Calibri" w:cs="Calibri" w:eastAsia="Calibri" w:hAnsi="Calibri"/>
-                <w:b w:val="false"/>
-                <w:bCs w:val="false"/>
-                <w:i w:val="false"/>
-                <w:iCs w:val="false"/>
-                <w:color w:val="1A1F36"/>
-                <w:sz w:val="18"/>
-                <w:szCs w:val="18"/>
-              </w:rPr>
-              <w:t xml:space="preserve">ответ проверяющего: №25</w:t>
-            </w:r>
-          </w:p>
-        </w:tc>
-      </w:tr>
-      <w:tr>
-        <w:tc>
-          <w:tcPr>
-            <w:tcW w:type="dxa" w:w="900"/>
-            <w:tcBorders>
-              <w:top w:val="single" w:color="C7CBDC" w:sz="4"/>
-              <w:left w:val="single" w:color="C7CBDC" w:sz="4"/>
-              <w:bottom w:val="single" w:color="C7CBDC" w:sz="4"/>
-              <w:right w:val="single" w:color="C7CBDC" w:sz="4"/>
-            </w:tcBorders>
-            <w:tcMar>
-              <w:top w:type="dxa" w:w="60"/>
-              <w:left w:type="dxa" w:w="90"/>
-              <w:bottom w:type="dxa" w:w="60"/>
-              <w:right w:type="dxa" w:w="90"/>
-            </w:tcMar>
-            <w:vAlign w:val="top"/>
-          </w:tcPr>
-          <w:p>
-            <w:pPr>
-              <w:spacing w:after="0" w:before="0"/>
-            </w:pPr>
-            <w:r>
-              <w:rPr>
-                <w:rFonts w:ascii="Calibri" w:cs="Calibri" w:eastAsia="Calibri" w:hAnsi="Calibri"/>
-                <w:b/>
-                <w:bCs/>
-                <w:i w:val="false"/>
-                <w:iCs w:val="false"/>
-                <w:color w:val="1A1F36"/>
-                <w:sz w:val="18"/>
-                <w:szCs w:val="18"/>
-              </w:rPr>
-              <w:t xml:space="preserve">61</w:t>
-            </w:r>
-          </w:p>
-        </w:tc>
-        <w:tc>
-          <w:tcPr>
-            <w:tcW w:type="dxa" w:w="2600"/>
-            <w:tcBorders>
-              <w:top w:val="single" w:color="C7CBDC" w:sz="4"/>
-              <w:left w:val="single" w:color="C7CBDC" w:sz="4"/>
-              <w:bottom w:val="single" w:color="C7CBDC" w:sz="4"/>
-              <w:right w:val="single" w:color="C7CBDC" w:sz="4"/>
-            </w:tcBorders>
-            <w:tcMar>
-              <w:top w:type="dxa" w:w="60"/>
-              <w:left w:type="dxa" w:w="90"/>
-              <w:bottom w:type="dxa" w:w="60"/>
-              <w:right w:type="dxa" w:w="90"/>
-            </w:tcMar>
-            <w:vAlign w:val="top"/>
-          </w:tcPr>
-          <w:p>
-            <w:pPr>
-              <w:spacing w:after="0"/>
-            </w:pPr>
-            <w:r>
-              <w:rPr>
-                <w:rFonts w:ascii="Calibri" w:cs="Calibri" w:eastAsia="Calibri" w:hAnsi="Calibri"/>
-                <w:b w:val="false"/>
-                <w:bCs w:val="false"/>
-                <w:i w:val="false"/>
-                <w:iCs w:val="false"/>
-                <w:color w:val="1A1F36"/>
-                <w:sz w:val="18"/>
-                <w:szCs w:val="18"/>
-              </w:rPr>
-              <w:t xml:space="preserve">27.07.2026  21:25</w:t>
-            </w:r>
-            <w:r>
-              <w:rPr>
-                <w:rFonts w:ascii="Calibri" w:cs="Calibri" w:eastAsia="Calibri" w:hAnsi="Calibri"/>
-                <w:b w:val="false"/>
-                <w:bCs w:val="false"/>
-                <w:i w:val="false"/>
-                <w:iCs w:val="false"/>
-                <w:color w:val="1A1F36"/>
-                <w:sz w:val="18"/>
-                <w:szCs w:val="18"/>
-              </w:rPr>
-              <w:br/>
-              <w:t xml:space="preserve">Спортдепо — Факел</w:t>
-            </w:r>
-          </w:p>
-        </w:tc>
-        <w:tc>
-          <w:tcPr>
-            <w:tcW w:type="dxa" w:w="4200"/>
-            <w:tcBorders>
-              <w:top w:val="single" w:color="C7CBDC" w:sz="4"/>
-              <w:left w:val="single" w:color="C7CBDC" w:sz="4"/>
-              <w:bottom w:val="single" w:color="C7CBDC" w:sz="4"/>
-              <w:right w:val="single" w:color="C7CBDC" w:sz="4"/>
-            </w:tcBorders>
-            <w:tcMar>
-              <w:top w:type="dxa" w:w="60"/>
-              <w:left w:type="dxa" w:w="90"/>
-              <w:bottom w:type="dxa" w:w="60"/>
-              <w:right w:type="dxa" w:w="90"/>
-            </w:tcMar>
-            <w:vAlign w:val="top"/>
-          </w:tcPr>
-          <w:p>
-            <w:pPr>
-              <w:spacing w:after="0" w:before="0"/>
-            </w:pPr>
-            <w:r>
-              <w:rPr>
-                <w:rFonts w:ascii="Calibri" w:cs="Calibri" w:eastAsia="Calibri" w:hAnsi="Calibri"/>
-                <w:b w:val="false"/>
-                <w:bCs w:val="false"/>
-                <w:i w:val="false"/>
-                <w:iCs w:val="false"/>
-                <w:color w:val="5A5F7A"/>
-                <w:sz w:val="18"/>
-                <w:szCs w:val="18"/>
-              </w:rPr>
-              <w:t xml:space="preserve">Железнов Игорь Владимирович — №11</w:t>
-            </w:r>
-          </w:p>
-        </w:tc>
-        <w:tc>
-          <w:tcPr>
-            <w:tcW w:type="dxa" w:w="4200"/>
-            <w:tcBorders>
-              <w:top w:val="single" w:color="C7CBDC" w:sz="4"/>
-              <w:left w:val="single" w:color="C7CBDC" w:sz="4"/>
-              <w:bottom w:val="single" w:color="C7CBDC" w:sz="4"/>
-              <w:right w:val="single" w:color="C7CBDC" w:sz="4"/>
-            </w:tcBorders>
-            <w:tcMar>
-              <w:top w:type="dxa" w:w="60"/>
-              <w:left w:type="dxa" w:w="90"/>
-              <w:bottom w:type="dxa" w:w="60"/>
-              <w:right w:type="dxa" w:w="90"/>
-            </w:tcMar>
-            <w:vAlign w:val="top"/>
-          </w:tcPr>
-          <w:p>
-            <w:pPr>
-              <w:spacing w:after="0" w:before="0"/>
-            </w:pPr>
-            <w:r>
-              <w:rPr>
-                <w:rFonts w:ascii="Calibri" w:cs="Calibri" w:eastAsia="Calibri" w:hAnsi="Calibri"/>
-                <w:b/>
-                <w:bCs/>
-                <w:i w:val="false"/>
-                <w:iCs w:val="false"/>
-                <w:color w:val="1A1F36"/>
-                <w:sz w:val="18"/>
-                <w:szCs w:val="18"/>
-              </w:rPr>
-              <w:t xml:space="preserve">Железнов Игорь Владимирович — №7</w:t>
-            </w:r>
-          </w:p>
-        </w:tc>
-        <w:tc>
-          <w:tcPr>
-            <w:tcW w:type="dxa" w:w="3350"/>
-            <w:tcBorders>
-              <w:top w:val="single" w:color="C7CBDC" w:sz="4"/>
-              <w:left w:val="single" w:color="C7CBDC" w:sz="4"/>
-              <w:bottom w:val="single" w:color="C7CBDC" w:sz="4"/>
-              <w:right w:val="single" w:color="C7CBDC" w:sz="4"/>
-            </w:tcBorders>
-            <w:tcMar>
-              <w:top w:type="dxa" w:w="60"/>
-              <w:left w:type="dxa" w:w="90"/>
-              <w:bottom w:type="dxa" w:w="60"/>
-              <w:right w:type="dxa" w:w="90"/>
-            </w:tcMar>
-            <w:vAlign w:val="top"/>
-          </w:tcPr>
-          <w:p>
-            <w:pPr>
-              <w:spacing w:after="0" w:before="0"/>
-            </w:pPr>
-            <w:r>
-              <w:rPr>
-                <w:rFonts w:ascii="Calibri" w:cs="Calibri" w:eastAsia="Calibri" w:hAnsi="Calibri"/>
-                <w:b w:val="false"/>
-                <w:bCs w:val="false"/>
-                <w:i w:val="false"/>
-                <w:iCs w:val="false"/>
-                <w:color w:val="1A1F36"/>
-                <w:sz w:val="18"/>
-                <w:szCs w:val="18"/>
-              </w:rPr>
-              <w:t xml:space="preserve">ответ проверяющего: исправил у Железнова на №7</w:t>
-            </w:r>
-          </w:p>
-        </w:tc>
-      </w:tr>
-      <w:tr>
-        <w:tc>
-          <w:tcPr>
-            <w:tcW w:type="dxa" w:w="900"/>
-            <w:tcBorders>
-              <w:top w:val="single" w:color="C7CBDC" w:sz="4"/>
-              <w:left w:val="single" w:color="C7CBDC" w:sz="4"/>
-              <w:bottom w:val="single" w:color="C7CBDC" w:sz="4"/>
-              <w:right w:val="single" w:color="C7CBDC" w:sz="4"/>
-            </w:tcBorders>
-            <w:shd w:fill="F7F8FC" w:color="auto" w:val="clear"/>
-            <w:tcMar>
-              <w:top w:type="dxa" w:w="60"/>
-              <w:left w:type="dxa" w:w="90"/>
-              <w:bottom w:type="dxa" w:w="60"/>
-              <w:right w:type="dxa" w:w="90"/>
-            </w:tcMar>
-            <w:vAlign w:val="top"/>
-          </w:tcPr>
-          <w:p>
-            <w:pPr>
-              <w:spacing w:after="0" w:before="0"/>
-            </w:pPr>
-            <w:r>
-              <w:rPr>
-                <w:rFonts w:ascii="Calibri" w:cs="Calibri" w:eastAsia="Calibri" w:hAnsi="Calibri"/>
-                <w:b/>
-                <w:bCs/>
-                <w:i w:val="false"/>
-                <w:iCs w:val="false"/>
-                <w:color w:val="1A1F36"/>
-                <w:sz w:val="18"/>
-                <w:szCs w:val="18"/>
-              </w:rPr>
-              <w:t xml:space="preserve">76</w:t>
-            </w:r>
-          </w:p>
-        </w:tc>
-        <w:tc>
-          <w:tcPr>
-            <w:tcW w:type="dxa" w:w="2600"/>
-            <w:tcBorders>
-              <w:top w:val="single" w:color="C7CBDC" w:sz="4"/>
-              <w:left w:val="single" w:color="C7CBDC" w:sz="4"/>
-              <w:bottom w:val="single" w:color="C7CBDC" w:sz="4"/>
-              <w:right w:val="single" w:color="C7CBDC" w:sz="4"/>
-            </w:tcBorders>
-            <w:shd w:fill="F7F8FC" w:color="auto" w:val="clear"/>
-            <w:tcMar>
-              <w:top w:type="dxa" w:w="60"/>
-              <w:left w:type="dxa" w:w="90"/>
-              <w:bottom w:type="dxa" w:w="60"/>
-              <w:right w:type="dxa" w:w="90"/>
-            </w:tcMar>
-            <w:vAlign w:val="top"/>
-          </w:tcPr>
-          <w:p>
-            <w:pPr>
-              <w:spacing w:after="0"/>
-            </w:pPr>
-            <w:r>
-              <w:rPr>
-                <w:rFonts w:ascii="Calibri" w:cs="Calibri" w:eastAsia="Calibri" w:hAnsi="Calibri"/>
-                <w:b w:val="false"/>
-                <w:bCs w:val="false"/>
-                <w:i w:val="false"/>
-                <w:iCs w:val="false"/>
-                <w:color w:val="1A1F36"/>
-                <w:sz w:val="18"/>
-                <w:szCs w:val="18"/>
-              </w:rPr>
-              <w:t xml:space="preserve">27.07.2026  20:30</w:t>
-            </w:r>
-            <w:r>
-              <w:rPr>
-                <w:rFonts w:ascii="Calibri" w:cs="Calibri" w:eastAsia="Calibri" w:hAnsi="Calibri"/>
-                <w:b w:val="false"/>
-                <w:bCs w:val="false"/>
-                <w:i w:val="false"/>
-                <w:iCs w:val="false"/>
-                <w:color w:val="1A1F36"/>
-                <w:sz w:val="18"/>
-                <w:szCs w:val="18"/>
-              </w:rPr>
-              <w:br/>
-              <w:t xml:space="preserve">Факел — Спортдепо</w:t>
-            </w:r>
-          </w:p>
-        </w:tc>
-        <w:tc>
-          <w:tcPr>
-            <w:tcW w:type="dxa" w:w="4200"/>
-            <w:tcBorders>
-              <w:top w:val="single" w:color="C7CBDC" w:sz="4"/>
-              <w:left w:val="single" w:color="C7CBDC" w:sz="4"/>
-              <w:bottom w:val="single" w:color="C7CBDC" w:sz="4"/>
-              <w:right w:val="single" w:color="C7CBDC" w:sz="4"/>
-            </w:tcBorders>
-            <w:shd w:fill="F7F8FC" w:color="auto" w:val="clear"/>
-            <w:tcMar>
-              <w:top w:type="dxa" w:w="60"/>
-              <w:left w:type="dxa" w:w="90"/>
-              <w:bottom w:type="dxa" w:w="60"/>
-              <w:right w:type="dxa" w:w="90"/>
-            </w:tcMar>
-            <w:vAlign w:val="top"/>
-          </w:tcPr>
-          <w:p>
-            <w:pPr>
-              <w:spacing w:after="0" w:before="0"/>
-            </w:pPr>
-            <w:r>
-              <w:rPr>
-                <w:rFonts w:ascii="Calibri" w:cs="Calibri" w:eastAsia="Calibri" w:hAnsi="Calibri"/>
-                <w:b w:val="false"/>
-                <w:bCs w:val="false"/>
-                <w:i w:val="false"/>
-                <w:iCs w:val="false"/>
-                <w:color w:val="5A5F7A"/>
-                <w:sz w:val="18"/>
-                <w:szCs w:val="18"/>
-              </w:rPr>
-              <w:t xml:space="preserve">Железнов Игорь Владимирович — №11</w:t>
-            </w:r>
-          </w:p>
-        </w:tc>
-        <w:tc>
-          <w:tcPr>
-            <w:tcW w:type="dxa" w:w="4200"/>
-            <w:tcBorders>
-              <w:top w:val="single" w:color="C7CBDC" w:sz="4"/>
-              <w:left w:val="single" w:color="C7CBDC" w:sz="4"/>
-              <w:bottom w:val="single" w:color="C7CBDC" w:sz="4"/>
-              <w:right w:val="single" w:color="C7CBDC" w:sz="4"/>
-            </w:tcBorders>
-            <w:shd w:fill="F7F8FC" w:color="auto" w:val="clear"/>
-            <w:tcMar>
-              <w:top w:type="dxa" w:w="60"/>
-              <w:left w:type="dxa" w:w="90"/>
-              <w:bottom w:type="dxa" w:w="60"/>
-              <w:right w:type="dxa" w:w="90"/>
-            </w:tcMar>
-            <w:vAlign w:val="top"/>
-          </w:tcPr>
-          <w:p>
-            <w:pPr>
-              <w:spacing w:after="0" w:before="0"/>
-            </w:pPr>
-            <w:r>
-              <w:rPr>
-                <w:rFonts w:ascii="Calibri" w:cs="Calibri" w:eastAsia="Calibri" w:hAnsi="Calibri"/>
-                <w:b/>
-                <w:bCs/>
-                <w:i w:val="false"/>
-                <w:iCs w:val="false"/>
-                <w:color w:val="1A1F36"/>
-                <w:sz w:val="18"/>
-                <w:szCs w:val="18"/>
-              </w:rPr>
-              <w:t xml:space="preserve">Железнов Игорь Владимирович — №7</w:t>
-            </w:r>
-          </w:p>
-        </w:tc>
-        <w:tc>
-          <w:tcPr>
-            <w:tcW w:type="dxa" w:w="3350"/>
-            <w:tcBorders>
-              <w:top w:val="single" w:color="C7CBDC" w:sz="4"/>
-              <w:left w:val="single" w:color="C7CBDC" w:sz="4"/>
-              <w:bottom w:val="single" w:color="C7CBDC" w:sz="4"/>
-              <w:right w:val="single" w:color="C7CBDC" w:sz="4"/>
-            </w:tcBorders>
-            <w:shd w:fill="F7F8FC" w:color="auto" w:val="clear"/>
-            <w:tcMar>
-              <w:top w:type="dxa" w:w="60"/>
-              <w:left w:type="dxa" w:w="90"/>
-              <w:bottom w:type="dxa" w:w="60"/>
-              <w:right w:type="dxa" w:w="90"/>
-            </w:tcMar>
-            <w:vAlign w:val="top"/>
-          </w:tcPr>
-          <w:p>
-            <w:pPr>
-              <w:spacing w:after="0" w:before="0"/>
-            </w:pPr>
-            <w:r>
-              <w:rPr>
-                <w:rFonts w:ascii="Calibri" w:cs="Calibri" w:eastAsia="Calibri" w:hAnsi="Calibri"/>
-                <w:b w:val="false"/>
-                <w:bCs w:val="false"/>
-                <w:i w:val="false"/>
-                <w:iCs w:val="false"/>
-                <w:color w:val="1A1F36"/>
-                <w:sz w:val="18"/>
-                <w:szCs w:val="18"/>
-              </w:rPr>
-              <w:t xml:space="preserve">ответ проверяющего: исправил у Железнова на №7</w:t>
-            </w:r>
-          </w:p>
-        </w:tc>
-      </w:tr>
-      <w:tr>
-        <w:tc>
-          <w:tcPr>
-            <w:tcW w:type="dxa" w:w="900"/>
-            <w:tcBorders>
-              <w:top w:val="single" w:color="C7CBDC" w:sz="4"/>
-              <w:left w:val="single" w:color="C7CBDC" w:sz="4"/>
-              <w:bottom w:val="single" w:color="C7CBDC" w:sz="4"/>
-              <w:right w:val="single" w:color="C7CBDC" w:sz="4"/>
-            </w:tcBorders>
-            <w:tcMar>
-              <w:top w:type="dxa" w:w="60"/>
-              <w:left w:type="dxa" w:w="90"/>
-              <w:bottom w:type="dxa" w:w="60"/>
-              <w:right w:type="dxa" w:w="90"/>
-            </w:tcMar>
-            <w:vAlign w:val="top"/>
-          </w:tcPr>
-          <w:p>
-            <w:pPr>
-              <w:spacing w:after="0" w:before="0"/>
-            </w:pPr>
-            <w:r>
-              <w:rPr>
-                <w:rFonts w:ascii="Calibri" w:cs="Calibri" w:eastAsia="Calibri" w:hAnsi="Calibri"/>
-                <w:b/>
-                <w:bCs/>
-                <w:i w:val="false"/>
-                <w:iCs w:val="false"/>
-                <w:color w:val="1A1F36"/>
-                <w:sz w:val="18"/>
-                <w:szCs w:val="18"/>
-              </w:rPr>
-              <w:t xml:space="preserve">91</w:t>
-            </w:r>
-          </w:p>
-        </w:tc>
-        <w:tc>
-          <w:tcPr>
-            <w:tcW w:type="dxa" w:w="2600"/>
-            <w:tcBorders>
-              <w:top w:val="single" w:color="C7CBDC" w:sz="4"/>
-              <w:left w:val="single" w:color="C7CBDC" w:sz="4"/>
-              <w:bottom w:val="single" w:color="C7CBDC" w:sz="4"/>
-              <w:right w:val="single" w:color="C7CBDC" w:sz="4"/>
-            </w:tcBorders>
-            <w:tcMar>
-              <w:top w:type="dxa" w:w="60"/>
-              <w:left w:type="dxa" w:w="90"/>
-              <w:bottom w:type="dxa" w:w="60"/>
-              <w:right w:type="dxa" w:w="90"/>
-            </w:tcMar>
-            <w:vAlign w:val="top"/>
-          </w:tcPr>
-          <w:p>
-            <w:pPr>
-              <w:spacing w:after="0"/>
-            </w:pPr>
-            <w:r>
-              <w:rPr>
-                <w:rFonts w:ascii="Calibri" w:cs="Calibri" w:eastAsia="Calibri" w:hAnsi="Calibri"/>
-                <w:b w:val="false"/>
-                <w:bCs w:val="false"/>
-                <w:i w:val="false"/>
-                <w:iCs w:val="false"/>
-                <w:color w:val="1A1F36"/>
-                <w:sz w:val="18"/>
-                <w:szCs w:val="18"/>
-              </w:rPr>
-              <w:t xml:space="preserve">23.07.2026  21:25</w:t>
-            </w:r>
-            <w:r>
-              <w:rPr>
-                <w:rFonts w:ascii="Calibri" w:cs="Calibri" w:eastAsia="Calibri" w:hAnsi="Calibri"/>
-                <w:b w:val="false"/>
-                <w:bCs w:val="false"/>
-                <w:i w:val="false"/>
-                <w:iCs w:val="false"/>
-                <w:color w:val="1A1F36"/>
-                <w:sz w:val="18"/>
-                <w:szCs w:val="18"/>
-              </w:rPr>
-              <w:br/>
-              <w:t xml:space="preserve">Штурм — Факел</w:t>
-            </w:r>
-          </w:p>
-        </w:tc>
-        <w:tc>
-          <w:tcPr>
-            <w:tcW w:type="dxa" w:w="4200"/>
-            <w:tcBorders>
-              <w:top w:val="single" w:color="C7CBDC" w:sz="4"/>
-              <w:left w:val="single" w:color="C7CBDC" w:sz="4"/>
-              <w:bottom w:val="single" w:color="C7CBDC" w:sz="4"/>
-              <w:right w:val="single" w:color="C7CBDC" w:sz="4"/>
-            </w:tcBorders>
-            <w:tcMar>
-              <w:top w:type="dxa" w:w="60"/>
-              <w:left w:type="dxa" w:w="90"/>
-              <w:bottom w:type="dxa" w:w="60"/>
-              <w:right w:type="dxa" w:w="90"/>
-            </w:tcMar>
-            <w:vAlign w:val="top"/>
-          </w:tcPr>
-          <w:p>
-            <w:pPr>
-              <w:spacing w:after="0" w:before="0"/>
-            </w:pPr>
-            <w:r>
-              <w:rPr>
-                <w:rFonts w:ascii="Calibri" w:cs="Calibri" w:eastAsia="Calibri" w:hAnsi="Calibri"/>
-                <w:b w:val="false"/>
-                <w:bCs w:val="false"/>
-                <w:i w:val="false"/>
-                <w:iCs w:val="false"/>
-                <w:color w:val="5A5F7A"/>
-                <w:sz w:val="18"/>
-                <w:szCs w:val="18"/>
-              </w:rPr>
-              <w:t xml:space="preserve">Железнов Игорь Владимирович — №11</w:t>
-            </w:r>
-          </w:p>
-        </w:tc>
-        <w:tc>
-          <w:tcPr>
-            <w:tcW w:type="dxa" w:w="4200"/>
-            <w:tcBorders>
-              <w:top w:val="single" w:color="C7CBDC" w:sz="4"/>
-              <w:left w:val="single" w:color="C7CBDC" w:sz="4"/>
-              <w:bottom w:val="single" w:color="C7CBDC" w:sz="4"/>
-              <w:right w:val="single" w:color="C7CBDC" w:sz="4"/>
-            </w:tcBorders>
-            <w:tcMar>
-              <w:top w:type="dxa" w:w="60"/>
-              <w:left w:type="dxa" w:w="90"/>
-              <w:bottom w:type="dxa" w:w="60"/>
-              <w:right w:type="dxa" w:w="90"/>
-            </w:tcMar>
-            <w:vAlign w:val="top"/>
-          </w:tcPr>
-          <w:p>
-            <w:pPr>
-              <w:spacing w:after="0" w:before="0"/>
-            </w:pPr>
-            <w:r>
-              <w:rPr>
-                <w:rFonts w:ascii="Calibri" w:cs="Calibri" w:eastAsia="Calibri" w:hAnsi="Calibri"/>
-                <w:b/>
-                <w:bCs/>
-                <w:i w:val="false"/>
-                <w:iCs w:val="false"/>
-                <w:color w:val="1A1F36"/>
-                <w:sz w:val="18"/>
-                <w:szCs w:val="18"/>
-              </w:rPr>
-              <w:t xml:space="preserve">Железнов Игорь Владимирович — №7</w:t>
-            </w:r>
-          </w:p>
-        </w:tc>
-        <w:tc>
-          <w:tcPr>
-            <w:tcW w:type="dxa" w:w="3350"/>
-            <w:tcBorders>
-              <w:top w:val="single" w:color="C7CBDC" w:sz="4"/>
-              <w:left w:val="single" w:color="C7CBDC" w:sz="4"/>
-              <w:bottom w:val="single" w:color="C7CBDC" w:sz="4"/>
-              <w:right w:val="single" w:color="C7CBDC" w:sz="4"/>
-            </w:tcBorders>
-            <w:tcMar>
-              <w:top w:type="dxa" w:w="60"/>
-              <w:left w:type="dxa" w:w="90"/>
-              <w:bottom w:type="dxa" w:w="60"/>
-              <w:right w:type="dxa" w:w="90"/>
-            </w:tcMar>
-            <w:vAlign w:val="top"/>
-          </w:tcPr>
-          <w:p>
-            <w:pPr>
-              <w:spacing w:after="0" w:before="0"/>
-            </w:pPr>
-            <w:r>
-              <w:rPr>
-                <w:rFonts w:ascii="Calibri" w:cs="Calibri" w:eastAsia="Calibri" w:hAnsi="Calibri"/>
-                <w:b w:val="false"/>
-                <w:bCs w:val="false"/>
-                <w:i w:val="false"/>
-                <w:iCs w:val="false"/>
-                <w:color w:val="1A1F36"/>
-                <w:sz w:val="18"/>
-                <w:szCs w:val="18"/>
-              </w:rPr>
-              <w:t xml:space="preserve">ответ проверяющего: исправил у Железнова на №7</w:t>
-            </w:r>
-          </w:p>
-        </w:tc>
-      </w:tr>
-      <w:tr>
-        <w:tc>
-          <w:tcPr>
-            <w:tcW w:type="dxa" w:w="900"/>
-            <w:tcBorders>
-              <w:top w:val="single" w:color="C7CBDC" w:sz="4"/>
-              <w:left w:val="single" w:color="C7CBDC" w:sz="4"/>
-              <w:bottom w:val="single" w:color="C7CBDC" w:sz="4"/>
-              <w:right w:val="single" w:color="C7CBDC" w:sz="4"/>
-            </w:tcBorders>
-            <w:shd w:fill="F7F8FC" w:color="auto" w:val="clear"/>
-            <w:tcMar>
-              <w:top w:type="dxa" w:w="60"/>
-              <w:left w:type="dxa" w:w="90"/>
-              <w:bottom w:type="dxa" w:w="60"/>
-              <w:right w:type="dxa" w:w="90"/>
-            </w:tcMar>
-            <w:vAlign w:val="top"/>
-          </w:tcPr>
-          <w:p>
-            <w:pPr>
-              <w:spacing w:after="0" w:before="0"/>
-            </w:pPr>
-            <w:r>
-              <w:rPr>
-                <w:rFonts w:ascii="Calibri" w:cs="Calibri" w:eastAsia="Calibri" w:hAnsi="Calibri"/>
-                <w:b/>
-                <w:bCs/>
-                <w:i w:val="false"/>
-                <w:iCs w:val="false"/>
-                <w:color w:val="1A1F36"/>
-                <w:sz w:val="18"/>
-                <w:szCs w:val="18"/>
-              </w:rPr>
-              <w:t xml:space="preserve">106</w:t>
-            </w:r>
-          </w:p>
-        </w:tc>
-        <w:tc>
-          <w:tcPr>
-            <w:tcW w:type="dxa" w:w="2600"/>
-            <w:tcBorders>
-              <w:top w:val="single" w:color="C7CBDC" w:sz="4"/>
-              <w:left w:val="single" w:color="C7CBDC" w:sz="4"/>
-              <w:bottom w:val="single" w:color="C7CBDC" w:sz="4"/>
-              <w:right w:val="single" w:color="C7CBDC" w:sz="4"/>
-            </w:tcBorders>
-            <w:shd w:fill="F7F8FC" w:color="auto" w:val="clear"/>
-            <w:tcMar>
-              <w:top w:type="dxa" w:w="60"/>
-              <w:left w:type="dxa" w:w="90"/>
-              <w:bottom w:type="dxa" w:w="60"/>
-              <w:right w:type="dxa" w:w="90"/>
-            </w:tcMar>
-            <w:vAlign w:val="top"/>
-          </w:tcPr>
-          <w:p>
-            <w:pPr>
-              <w:spacing w:after="0"/>
-            </w:pPr>
-            <w:r>
-              <w:rPr>
-                <w:rFonts w:ascii="Calibri" w:cs="Calibri" w:eastAsia="Calibri" w:hAnsi="Calibri"/>
-                <w:b w:val="false"/>
-                <w:bCs w:val="false"/>
-                <w:i w:val="false"/>
-                <w:iCs w:val="false"/>
-                <w:color w:val="1A1F36"/>
-                <w:sz w:val="18"/>
-                <w:szCs w:val="18"/>
-              </w:rPr>
-              <w:t xml:space="preserve">23.07.2026  20:30</w:t>
-            </w:r>
-            <w:r>
-              <w:rPr>
-                <w:rFonts w:ascii="Calibri" w:cs="Calibri" w:eastAsia="Calibri" w:hAnsi="Calibri"/>
-                <w:b w:val="false"/>
-                <w:bCs w:val="false"/>
-                <w:i w:val="false"/>
-                <w:iCs w:val="false"/>
-                <w:color w:val="1A1F36"/>
-                <w:sz w:val="18"/>
-                <w:szCs w:val="18"/>
-              </w:rPr>
-              <w:br/>
-              <w:t xml:space="preserve">Факел — Штурм</w:t>
-            </w:r>
-          </w:p>
-        </w:tc>
-        <w:tc>
-          <w:tcPr>
-            <w:tcW w:type="dxa" w:w="4200"/>
-            <w:tcBorders>
-              <w:top w:val="single" w:color="C7CBDC" w:sz="4"/>
-              <w:left w:val="single" w:color="C7CBDC" w:sz="4"/>
-              <w:bottom w:val="single" w:color="C7CBDC" w:sz="4"/>
-              <w:right w:val="single" w:color="C7CBDC" w:sz="4"/>
-            </w:tcBorders>
-            <w:shd w:fill="F7F8FC" w:color="auto" w:val="clear"/>
-            <w:tcMar>
-              <w:top w:type="dxa" w:w="60"/>
-              <w:left w:type="dxa" w:w="90"/>
-              <w:bottom w:type="dxa" w:w="60"/>
-              <w:right w:type="dxa" w:w="90"/>
-            </w:tcMar>
-            <w:vAlign w:val="top"/>
-          </w:tcPr>
-          <w:p>
-            <w:pPr>
-              <w:spacing w:after="0" w:before="0"/>
-            </w:pPr>
-            <w:r>
-              <w:rPr>
-                <w:rFonts w:ascii="Calibri" w:cs="Calibri" w:eastAsia="Calibri" w:hAnsi="Calibri"/>
-                <w:b w:val="false"/>
-                <w:bCs w:val="false"/>
-                <w:i w:val="false"/>
-                <w:iCs w:val="false"/>
-                <w:color w:val="5A5F7A"/>
-                <w:sz w:val="18"/>
-                <w:szCs w:val="18"/>
-              </w:rPr>
-              <w:t xml:space="preserve">Железнов Игорь Владимирович — №11</w:t>
-            </w:r>
-          </w:p>
-        </w:tc>
-        <w:tc>
-          <w:tcPr>
-            <w:tcW w:type="dxa" w:w="4200"/>
-            <w:tcBorders>
-              <w:top w:val="single" w:color="C7CBDC" w:sz="4"/>
-              <w:left w:val="single" w:color="C7CBDC" w:sz="4"/>
-              <w:bottom w:val="single" w:color="C7CBDC" w:sz="4"/>
-              <w:right w:val="single" w:color="C7CBDC" w:sz="4"/>
-            </w:tcBorders>
-            <w:shd w:fill="F7F8FC" w:color="auto" w:val="clear"/>
-            <w:tcMar>
-              <w:top w:type="dxa" w:w="60"/>
-              <w:left w:type="dxa" w:w="90"/>
-              <w:bottom w:type="dxa" w:w="60"/>
-              <w:right w:type="dxa" w:w="90"/>
-            </w:tcMar>
-            <w:vAlign w:val="top"/>
-          </w:tcPr>
-          <w:p>
-            <w:pPr>
-              <w:spacing w:after="0" w:before="0"/>
-            </w:pPr>
-            <w:r>
-              <w:rPr>
-                <w:rFonts w:ascii="Calibri" w:cs="Calibri" w:eastAsia="Calibri" w:hAnsi="Calibri"/>
-                <w:b/>
-                <w:bCs/>
-                <w:i w:val="false"/>
-                <w:iCs w:val="false"/>
-                <w:color w:val="1A1F36"/>
-                <w:sz w:val="18"/>
-                <w:szCs w:val="18"/>
-              </w:rPr>
-              <w:t xml:space="preserve">Железнов Игорь Владимирович — №7</w:t>
-            </w:r>
-          </w:p>
-        </w:tc>
-        <w:tc>
-          <w:tcPr>
-            <w:tcW w:type="dxa" w:w="3350"/>
-            <w:tcBorders>
-              <w:top w:val="single" w:color="C7CBDC" w:sz="4"/>
-              <w:left w:val="single" w:color="C7CBDC" w:sz="4"/>
-              <w:bottom w:val="single" w:color="C7CBDC" w:sz="4"/>
-              <w:right w:val="single" w:color="C7CBDC" w:sz="4"/>
-            </w:tcBorders>
-            <w:shd w:fill="F7F8FC" w:color="auto" w:val="clear"/>
-            <w:tcMar>
-              <w:top w:type="dxa" w:w="60"/>
-              <w:left w:type="dxa" w:w="90"/>
-              <w:bottom w:type="dxa" w:w="60"/>
-              <w:right w:type="dxa" w:w="90"/>
-            </w:tcMar>
-            <w:vAlign w:val="top"/>
-          </w:tcPr>
-          <w:p>
-            <w:pPr>
-              <w:spacing w:after="0" w:before="0"/>
-            </w:pPr>
-            <w:r>
-              <w:rPr>
-                <w:rFonts w:ascii="Calibri" w:cs="Calibri" w:eastAsia="Calibri" w:hAnsi="Calibri"/>
-                <w:b w:val="false"/>
-                <w:bCs w:val="false"/>
-                <w:i w:val="false"/>
-                <w:iCs w:val="false"/>
-                <w:color w:val="1A1F36"/>
-                <w:sz w:val="18"/>
-                <w:szCs w:val="18"/>
-              </w:rPr>
-              <w:t xml:space="preserve">ответ проверяющего: исправил у Железнова на №7</w:t>
-            </w:r>
-          </w:p>
-        </w:tc>
-      </w:tr>
-      <w:tr>
-        <w:tc>
-          <w:tcPr>
-            <w:tcW w:type="dxa" w:w="900"/>
-            <w:tcBorders>
-              <w:top w:val="single" w:color="C7CBDC" w:sz="4"/>
-              <w:left w:val="single" w:color="C7CBDC" w:sz="4"/>
-              <w:bottom w:val="single" w:color="C7CBDC" w:sz="4"/>
-              <w:right w:val="single" w:color="C7CBDC" w:sz="4"/>
-            </w:tcBorders>
-            <w:tcMar>
-              <w:top w:type="dxa" w:w="60"/>
-              <w:left w:type="dxa" w:w="90"/>
-              <w:bottom w:type="dxa" w:w="60"/>
-              <w:right w:type="dxa" w:w="90"/>
-            </w:tcMar>
-            <w:vAlign w:val="top"/>
-          </w:tcPr>
-          <w:p>
-            <w:pPr>
-              <w:spacing w:after="0" w:before="0"/>
-            </w:pPr>
-            <w:r>
-              <w:rPr>
-                <w:rFonts w:ascii="Calibri" w:cs="Calibri" w:eastAsia="Calibri" w:hAnsi="Calibri"/>
-                <w:b/>
-                <w:bCs/>
-                <w:i w:val="false"/>
-                <w:iCs w:val="false"/>
-                <w:color w:val="1A1F36"/>
-                <w:sz w:val="18"/>
-                <w:szCs w:val="18"/>
-              </w:rPr>
-              <w:t xml:space="preserve">181</w:t>
-            </w:r>
-          </w:p>
-        </w:tc>
-        <w:tc>
-          <w:tcPr>
-            <w:tcW w:type="dxa" w:w="2600"/>
-            <w:tcBorders>
-              <w:top w:val="single" w:color="C7CBDC" w:sz="4"/>
-              <w:left w:val="single" w:color="C7CBDC" w:sz="4"/>
-              <w:bottom w:val="single" w:color="C7CBDC" w:sz="4"/>
-              <w:right w:val="single" w:color="C7CBDC" w:sz="4"/>
-            </w:tcBorders>
-            <w:tcMar>
-              <w:top w:type="dxa" w:w="60"/>
-              <w:left w:type="dxa" w:w="90"/>
-              <w:bottom w:type="dxa" w:w="60"/>
-              <w:right w:type="dxa" w:w="90"/>
-            </w:tcMar>
-            <w:vAlign w:val="top"/>
-          </w:tcPr>
-          <w:p>
-            <w:pPr>
-              <w:spacing w:after="0"/>
-            </w:pPr>
-            <w:r>
-              <w:rPr>
-                <w:rFonts w:ascii="Calibri" w:cs="Calibri" w:eastAsia="Calibri" w:hAnsi="Calibri"/>
-                <w:b w:val="false"/>
-                <w:bCs w:val="false"/>
-                <w:i w:val="false"/>
-                <w:iCs w:val="false"/>
-                <w:color w:val="1A1F36"/>
-                <w:sz w:val="18"/>
-                <w:szCs w:val="18"/>
-              </w:rPr>
-              <w:t xml:space="preserve">14.07.2026  21:25</w:t>
-            </w:r>
-            <w:r>
-              <w:rPr>
-                <w:rFonts w:ascii="Calibri" w:cs="Calibri" w:eastAsia="Calibri" w:hAnsi="Calibri"/>
-                <w:b w:val="false"/>
-                <w:bCs w:val="false"/>
-                <w:i w:val="false"/>
-                <w:iCs w:val="false"/>
-                <w:color w:val="1A1F36"/>
-                <w:sz w:val="18"/>
-                <w:szCs w:val="18"/>
-              </w:rPr>
-              <w:br/>
-              <w:t xml:space="preserve">Факел — Айсфокс</w:t>
-            </w:r>
-          </w:p>
-        </w:tc>
-        <w:tc>
-          <w:tcPr>
-            <w:tcW w:type="dxa" w:w="4200"/>
-            <w:tcBorders>
-              <w:top w:val="single" w:color="C7CBDC" w:sz="4"/>
-              <w:left w:val="single" w:color="C7CBDC" w:sz="4"/>
-              <w:bottom w:val="single" w:color="C7CBDC" w:sz="4"/>
-              <w:right w:val="single" w:color="C7CBDC" w:sz="4"/>
-            </w:tcBorders>
-            <w:tcMar>
-              <w:top w:type="dxa" w:w="60"/>
-              <w:left w:type="dxa" w:w="90"/>
-              <w:bottom w:type="dxa" w:w="60"/>
-              <w:right w:type="dxa" w:w="90"/>
-            </w:tcMar>
-            <w:vAlign w:val="top"/>
-          </w:tcPr>
-          <w:p>
-            <w:pPr>
-              <w:spacing w:after="0" w:before="0"/>
-            </w:pPr>
-            <w:r>
-              <w:rPr>
-                <w:rFonts w:ascii="Calibri" w:cs="Calibri" w:eastAsia="Calibri" w:hAnsi="Calibri"/>
-                <w:b w:val="false"/>
-                <w:bCs w:val="false"/>
-                <w:i w:val="false"/>
-                <w:iCs w:val="false"/>
-                <w:color w:val="5A5F7A"/>
-                <w:sz w:val="18"/>
-                <w:szCs w:val="18"/>
-              </w:rPr>
-              <w:t xml:space="preserve">Железнов Игорь Владимирович — №11</w:t>
-            </w:r>
-          </w:p>
-        </w:tc>
-        <w:tc>
-          <w:tcPr>
-            <w:tcW w:type="dxa" w:w="4200"/>
-            <w:tcBorders>
-              <w:top w:val="single" w:color="C7CBDC" w:sz="4"/>
-              <w:left w:val="single" w:color="C7CBDC" w:sz="4"/>
-              <w:bottom w:val="single" w:color="C7CBDC" w:sz="4"/>
-              <w:right w:val="single" w:color="C7CBDC" w:sz="4"/>
-            </w:tcBorders>
-            <w:tcMar>
-              <w:top w:type="dxa" w:w="60"/>
-              <w:left w:type="dxa" w:w="90"/>
-              <w:bottom w:type="dxa" w:w="60"/>
-              <w:right w:type="dxa" w:w="90"/>
-            </w:tcMar>
-            <w:vAlign w:val="top"/>
-          </w:tcPr>
-          <w:p>
-            <w:pPr>
-              <w:spacing w:after="0" w:before="0"/>
-            </w:pPr>
-            <w:r>
-              <w:rPr>
-                <w:rFonts w:ascii="Calibri" w:cs="Calibri" w:eastAsia="Calibri" w:hAnsi="Calibri"/>
-                <w:b/>
-                <w:bCs/>
-                <w:i w:val="false"/>
-                <w:iCs w:val="false"/>
-                <w:color w:val="1A1F36"/>
-                <w:sz w:val="18"/>
-                <w:szCs w:val="18"/>
-              </w:rPr>
-              <w:t xml:space="preserve">Железнов Игорь Владимирович — №7</w:t>
-            </w:r>
-          </w:p>
-        </w:tc>
-        <w:tc>
-          <w:tcPr>
-            <w:tcW w:type="dxa" w:w="3350"/>
-            <w:tcBorders>
-              <w:top w:val="single" w:color="C7CBDC" w:sz="4"/>
-              <w:left w:val="single" w:color="C7CBDC" w:sz="4"/>
-              <w:bottom w:val="single" w:color="C7CBDC" w:sz="4"/>
-              <w:right w:val="single" w:color="C7CBDC" w:sz="4"/>
-            </w:tcBorders>
-            <w:tcMar>
-              <w:top w:type="dxa" w:w="60"/>
-              <w:left w:type="dxa" w:w="90"/>
-              <w:bottom w:type="dxa" w:w="60"/>
-              <w:right w:type="dxa" w:w="90"/>
-            </w:tcMar>
-            <w:vAlign w:val="top"/>
-          </w:tcPr>
-          <w:p>
-            <w:pPr>
-              <w:spacing w:after="0" w:before="0"/>
-            </w:pPr>
-            <w:r>
-              <w:rPr>
-                <w:rFonts w:ascii="Calibri" w:cs="Calibri" w:eastAsia="Calibri" w:hAnsi="Calibri"/>
-                <w:b w:val="false"/>
-                <w:bCs w:val="false"/>
-                <w:i w:val="false"/>
-                <w:iCs w:val="false"/>
-                <w:color w:val="1A1F36"/>
-                <w:sz w:val="18"/>
-                <w:szCs w:val="18"/>
-              </w:rPr>
-              <w:t xml:space="preserve">ответ проверяющего: исправил у Железнова на №7</w:t>
-            </w:r>
-          </w:p>
-        </w:tc>
-      </w:tr>
-      <w:tr>
-        <w:tc>
-          <w:tcPr>
-            <w:tcW w:type="dxa" w:w="900"/>
-            <w:tcBorders>
-              <w:top w:val="single" w:color="C7CBDC" w:sz="4"/>
-              <w:left w:val="single" w:color="C7CBDC" w:sz="4"/>
-              <w:bottom w:val="single" w:color="C7CBDC" w:sz="4"/>
-              <w:right w:val="single" w:color="C7CBDC" w:sz="4"/>
-            </w:tcBorders>
-            <w:shd w:fill="F7F8FC" w:color="auto" w:val="clear"/>
-            <w:tcMar>
-              <w:top w:type="dxa" w:w="60"/>
-              <w:left w:type="dxa" w:w="90"/>
-              <w:bottom w:type="dxa" w:w="60"/>
-              <w:right w:type="dxa" w:w="90"/>
-            </w:tcMar>
-            <w:vAlign w:val="top"/>
-          </w:tcPr>
-          <w:p>
-            <w:pPr>
-              <w:spacing w:after="0" w:before="0"/>
-            </w:pPr>
-            <w:r>
-              <w:rPr>
-                <w:rFonts w:ascii="Calibri" w:cs="Calibri" w:eastAsia="Calibri" w:hAnsi="Calibri"/>
-                <w:b/>
-                <w:bCs/>
-                <w:i w:val="false"/>
-                <w:iCs w:val="false"/>
-                <w:color w:val="1A1F36"/>
-                <w:sz w:val="18"/>
-                <w:szCs w:val="18"/>
-              </w:rPr>
-              <w:t xml:space="preserve">196</w:t>
-            </w:r>
-          </w:p>
-        </w:tc>
-        <w:tc>
-          <w:tcPr>
-            <w:tcW w:type="dxa" w:w="2600"/>
-            <w:tcBorders>
-              <w:top w:val="single" w:color="C7CBDC" w:sz="4"/>
-              <w:left w:val="single" w:color="C7CBDC" w:sz="4"/>
-              <w:bottom w:val="single" w:color="C7CBDC" w:sz="4"/>
-              <w:right w:val="single" w:color="C7CBDC" w:sz="4"/>
-            </w:tcBorders>
-            <w:shd w:fill="F7F8FC" w:color="auto" w:val="clear"/>
-            <w:tcMar>
-              <w:top w:type="dxa" w:w="60"/>
-              <w:left w:type="dxa" w:w="90"/>
-              <w:bottom w:type="dxa" w:w="60"/>
-              <w:right w:type="dxa" w:w="90"/>
-            </w:tcMar>
-            <w:vAlign w:val="top"/>
-          </w:tcPr>
-          <w:p>
-            <w:pPr>
-              <w:spacing w:after="0"/>
-            </w:pPr>
-            <w:r>
-              <w:rPr>
-                <w:rFonts w:ascii="Calibri" w:cs="Calibri" w:eastAsia="Calibri" w:hAnsi="Calibri"/>
-                <w:b w:val="false"/>
-                <w:bCs w:val="false"/>
-                <w:i w:val="false"/>
-                <w:iCs w:val="false"/>
-                <w:color w:val="1A1F36"/>
-                <w:sz w:val="18"/>
-                <w:szCs w:val="18"/>
-              </w:rPr>
-              <w:t xml:space="preserve">14.07.2026  20:30</w:t>
-            </w:r>
-            <w:r>
-              <w:rPr>
-                <w:rFonts w:ascii="Calibri" w:cs="Calibri" w:eastAsia="Calibri" w:hAnsi="Calibri"/>
-                <w:b w:val="false"/>
-                <w:bCs w:val="false"/>
-                <w:i w:val="false"/>
-                <w:iCs w:val="false"/>
-                <w:color w:val="1A1F36"/>
-                <w:sz w:val="18"/>
-                <w:szCs w:val="18"/>
-              </w:rPr>
-              <w:br/>
-              <w:t xml:space="preserve">Айсфокс — Факел</w:t>
-            </w:r>
-          </w:p>
-        </w:tc>
-        <w:tc>
-          <w:tcPr>
-            <w:tcW w:type="dxa" w:w="4200"/>
-            <w:tcBorders>
-              <w:top w:val="single" w:color="C7CBDC" w:sz="4"/>
-              <w:left w:val="single" w:color="C7CBDC" w:sz="4"/>
-              <w:bottom w:val="single" w:color="C7CBDC" w:sz="4"/>
-              <w:right w:val="single" w:color="C7CBDC" w:sz="4"/>
-            </w:tcBorders>
-            <w:shd w:fill="F7F8FC" w:color="auto" w:val="clear"/>
-            <w:tcMar>
-              <w:top w:type="dxa" w:w="60"/>
-              <w:left w:type="dxa" w:w="90"/>
-              <w:bottom w:type="dxa" w:w="60"/>
-              <w:right w:type="dxa" w:w="90"/>
-            </w:tcMar>
-            <w:vAlign w:val="top"/>
-          </w:tcPr>
-          <w:p>
-            <w:pPr>
-              <w:spacing w:after="0" w:before="0"/>
-            </w:pPr>
-            <w:r>
-              <w:rPr>
-                <w:rFonts w:ascii="Calibri" w:cs="Calibri" w:eastAsia="Calibri" w:hAnsi="Calibri"/>
-                <w:b w:val="false"/>
-                <w:bCs w:val="false"/>
-                <w:i w:val="false"/>
-                <w:iCs w:val="false"/>
-                <w:color w:val="5A5F7A"/>
-                <w:sz w:val="18"/>
-                <w:szCs w:val="18"/>
-              </w:rPr>
-              <w:t xml:space="preserve">Железнов Игорь Владимирович — №11</w:t>
-            </w:r>
-          </w:p>
-        </w:tc>
-        <w:tc>
-          <w:tcPr>
-            <w:tcW w:type="dxa" w:w="4200"/>
-            <w:tcBorders>
-              <w:top w:val="single" w:color="C7CBDC" w:sz="4"/>
-              <w:left w:val="single" w:color="C7CBDC" w:sz="4"/>
-              <w:bottom w:val="single" w:color="C7CBDC" w:sz="4"/>
-              <w:right w:val="single" w:color="C7CBDC" w:sz="4"/>
-            </w:tcBorders>
-            <w:shd w:fill="F7F8FC" w:color="auto" w:val="clear"/>
-            <w:tcMar>
-              <w:top w:type="dxa" w:w="60"/>
-              <w:left w:type="dxa" w:w="90"/>
-              <w:bottom w:type="dxa" w:w="60"/>
-              <w:right w:type="dxa" w:w="90"/>
-            </w:tcMar>
-            <w:vAlign w:val="top"/>
-          </w:tcPr>
-          <w:p>
-            <w:pPr>
-              <w:spacing w:after="0" w:before="0"/>
-            </w:pPr>
-            <w:r>
-              <w:rPr>
-                <w:rFonts w:ascii="Calibri" w:cs="Calibri" w:eastAsia="Calibri" w:hAnsi="Calibri"/>
-                <w:b/>
-                <w:bCs/>
-                <w:i w:val="false"/>
-                <w:iCs w:val="false"/>
-                <w:color w:val="1A1F36"/>
-                <w:sz w:val="18"/>
-                <w:szCs w:val="18"/>
-              </w:rPr>
-              <w:t xml:space="preserve">Железнов Игорь Владимирович — №7</w:t>
-            </w:r>
-          </w:p>
-        </w:tc>
-        <w:tc>
-          <w:tcPr>
-            <w:tcW w:type="dxa" w:w="3350"/>
-            <w:tcBorders>
-              <w:top w:val="single" w:color="C7CBDC" w:sz="4"/>
-              <w:left w:val="single" w:color="C7CBDC" w:sz="4"/>
-              <w:bottom w:val="single" w:color="C7CBDC" w:sz="4"/>
-              <w:right w:val="single" w:color="C7CBDC" w:sz="4"/>
-            </w:tcBorders>
-            <w:shd w:fill="F7F8FC" w:color="auto" w:val="clear"/>
-            <w:tcMar>
-              <w:top w:type="dxa" w:w="60"/>
-              <w:left w:type="dxa" w:w="90"/>
-              <w:bottom w:type="dxa" w:w="60"/>
-              <w:right w:type="dxa" w:w="90"/>
-            </w:tcMar>
-            <w:vAlign w:val="top"/>
-          </w:tcPr>
-          <w:p>
-            <w:pPr>
-              <w:spacing w:after="0" w:before="0"/>
-            </w:pPr>
-            <w:r>
-              <w:rPr>
-                <w:rFonts w:ascii="Calibri" w:cs="Calibri" w:eastAsia="Calibri" w:hAnsi="Calibri"/>
-                <w:b w:val="false"/>
-                <w:bCs w:val="false"/>
-                <w:i w:val="false"/>
-                <w:iCs w:val="false"/>
-                <w:color w:val="1A1F36"/>
-                <w:sz w:val="18"/>
-                <w:szCs w:val="18"/>
-              </w:rPr>
-              <w:t xml:space="preserve">ответ проверяющего: исправил у Железнова на №7</w:t>
-            </w:r>
-          </w:p>
-        </w:tc>
-      </w:tr>
-    </w:tbl>
-    <w:p>
-      <w:pPr>
-        <w:keepNext/>
-        <w:spacing w:after="80" w:before="200"/>
-      </w:pPr>
-      <w:r>
-        <w:rPr>
-          <w:rFonts w:ascii="Calibri" w:cs="Calibri" w:eastAsia="Calibri" w:hAnsi="Calibri"/>
-          <w:b/>
-          <w:bCs/>
-          <w:i w:val="false"/>
-          <w:iCs w:val="false"/>
-          <w:color w:val="1A1F36"/>
-          <w:sz w:val="22"/>
-          <w:szCs w:val="22"/>
-        </w:rPr>
-        <w:t xml:space="preserve">Август 2026</w:t>
-      </w:r>
-    </w:p>
-    <w:tbl>
-      <w:tblPr>
-        <w:tblW w:type="dxa" w:w="15250"/>
-        <w:tblBorders>
-          <w:top w:val="single" w:color="auto" w:sz="4"/>
-          <w:left w:val="single" w:color="auto" w:sz="4"/>
-          <w:bottom w:val="single" w:color="auto" w:sz="4"/>
-          <w:right w:val="single" w:color="auto" w:sz="4"/>
-          <w:insideH w:val="single" w:color="auto" w:sz="4"/>
-          <w:insideV w:val="single" w:color="auto" w:sz="4"/>
-        </w:tblBorders>
-      </w:tblPr>
-      <w:tblGrid>
-        <w:gridCol w:w="900"/>
-        <w:gridCol w:w="2600"/>
-        <w:gridCol w:w="4200"/>
-        <w:gridCol w:w="4200"/>
-        <w:gridCol w:w="3350"/>
-      </w:tblGrid>
-      <w:tr>
-        <w:trPr>
-          <w:tblHeader/>
-        </w:trPr>
-        <w:tc>
-          <w:tcPr>
-            <w:tcW w:type="dxa" w:w="900"/>
-            <w:tcBorders>
-              <w:top w:val="single" w:color="C7CBDC" w:sz="4"/>
-              <w:left w:val="single" w:color="C7CBDC" w:sz="4"/>
-              <w:bottom w:val="single" w:color="C7CBDC" w:sz="4"/>
-              <w:right w:val="single" w:color="C7CBDC" w:sz="4"/>
-            </w:tcBorders>
-            <w:shd w:fill="EEF0F7" w:color="auto" w:val="clear"/>
-            <w:tcMar>
-              <w:top w:type="dxa" w:w="60"/>
-              <w:left w:type="dxa" w:w="90"/>
-              <w:bottom w:type="dxa" w:w="60"/>
-              <w:right w:type="dxa" w:w="90"/>
-            </w:tcMar>
-            <w:vAlign w:val="top"/>
-          </w:tcPr>
-          <w:p>
-            <w:pPr>
-              <w:spacing w:after="0" w:before="0"/>
-            </w:pPr>
-            <w:r>
-              <w:rPr>
-                <w:rFonts w:ascii="Calibri" w:cs="Calibri" w:eastAsia="Calibri" w:hAnsi="Calibri"/>
-                <w:b/>
-                <w:bCs/>
-                <w:i w:val="false"/>
-                <w:iCs w:val="false"/>
-                <w:color w:val="1A1F36"/>
-                <w:sz w:val="18"/>
-                <w:szCs w:val="18"/>
-              </w:rPr>
-              <w:t xml:space="preserve">Стр.</w:t>
-            </w:r>
-          </w:p>
-        </w:tc>
-        <w:tc>
-          <w:tcPr>
-            <w:tcW w:type="dxa" w:w="2600"/>
-            <w:tcBorders>
-              <w:top w:val="single" w:color="C7CBDC" w:sz="4"/>
-              <w:left w:val="single" w:color="C7CBDC" w:sz="4"/>
-              <w:bottom w:val="single" w:color="C7CBDC" w:sz="4"/>
-              <w:right w:val="single" w:color="C7CBDC" w:sz="4"/>
-            </w:tcBorders>
-            <w:shd w:fill="EEF0F7" w:color="auto" w:val="clear"/>
-            <w:tcMar>
-              <w:top w:type="dxa" w:w="60"/>
-              <w:left w:type="dxa" w:w="90"/>
-              <w:bottom w:type="dxa" w:w="60"/>
-              <w:right w:type="dxa" w:w="90"/>
-            </w:tcMar>
-            <w:vAlign w:val="top"/>
-          </w:tcPr>
-          <w:p>
-            <w:pPr>
-              <w:spacing w:after="0" w:before="0"/>
-            </w:pPr>
-            <w:r>
-              <w:rPr>
-                <w:rFonts w:ascii="Calibri" w:cs="Calibri" w:eastAsia="Calibri" w:hAnsi="Calibri"/>
-                <w:b/>
-                <w:bCs/>
-                <w:i w:val="false"/>
-                <w:iCs w:val="false"/>
-                <w:color w:val="1A1F36"/>
-                <w:sz w:val="18"/>
-                <w:szCs w:val="18"/>
-              </w:rPr>
-              <w:t xml:space="preserve">Матч</w:t>
-            </w:r>
-          </w:p>
-        </w:tc>
-        <w:tc>
-          <w:tcPr>
-            <w:tcW w:type="dxa" w:w="4200"/>
-            <w:tcBorders>
-              <w:top w:val="single" w:color="C7CBDC" w:sz="4"/>
-              <w:left w:val="single" w:color="C7CBDC" w:sz="4"/>
-              <w:bottom w:val="single" w:color="C7CBDC" w:sz="4"/>
-              <w:right w:val="single" w:color="C7CBDC" w:sz="4"/>
-            </w:tcBorders>
-            <w:shd w:fill="EEF0F7" w:color="auto" w:val="clear"/>
-            <w:tcMar>
-              <w:top w:type="dxa" w:w="60"/>
-              <w:left w:type="dxa" w:w="90"/>
-              <w:bottom w:type="dxa" w:w="60"/>
-              <w:right w:type="dxa" w:w="90"/>
-            </w:tcMar>
-            <w:vAlign w:val="top"/>
-          </w:tcPr>
-          <w:p>
-            <w:pPr>
-              <w:spacing w:after="0" w:before="0"/>
-            </w:pPr>
-            <w:r>
-              <w:rPr>
-                <w:rFonts w:ascii="Calibri" w:cs="Calibri" w:eastAsia="Calibri" w:hAnsi="Calibri"/>
-                <w:b/>
-                <w:bCs/>
-                <w:i w:val="false"/>
-                <w:iCs w:val="false"/>
-                <w:color w:val="1A1F36"/>
-                <w:sz w:val="18"/>
-                <w:szCs w:val="18"/>
-              </w:rPr>
-              <w:t xml:space="preserve">Было</w:t>
-            </w:r>
-          </w:p>
-        </w:tc>
-        <w:tc>
-          <w:tcPr>
-            <w:tcW w:type="dxa" w:w="4200"/>
-            <w:tcBorders>
-              <w:top w:val="single" w:color="C7CBDC" w:sz="4"/>
-              <w:left w:val="single" w:color="C7CBDC" w:sz="4"/>
-              <w:bottom w:val="single" w:color="C7CBDC" w:sz="4"/>
-              <w:right w:val="single" w:color="C7CBDC" w:sz="4"/>
-            </w:tcBorders>
-            <w:shd w:fill="EEF0F7" w:color="auto" w:val="clear"/>
-            <w:tcMar>
-              <w:top w:type="dxa" w:w="60"/>
-              <w:left w:type="dxa" w:w="90"/>
-              <w:bottom w:type="dxa" w:w="60"/>
-              <w:right w:type="dxa" w:w="90"/>
-            </w:tcMar>
-            <w:vAlign w:val="top"/>
-          </w:tcPr>
-          <w:p>
-            <w:pPr>
-              <w:spacing w:after="0" w:before="0"/>
-            </w:pPr>
-            <w:r>
-              <w:rPr>
-                <w:rFonts w:ascii="Calibri" w:cs="Calibri" w:eastAsia="Calibri" w:hAnsi="Calibri"/>
-                <w:b/>
-                <w:bCs/>
-                <w:i w:val="false"/>
-                <w:iCs w:val="false"/>
-                <w:color w:val="1A1F36"/>
-                <w:sz w:val="18"/>
-                <w:szCs w:val="18"/>
-              </w:rPr>
-              <w:t xml:space="preserve">Стало</w:t>
-            </w:r>
-          </w:p>
-        </w:tc>
-        <w:tc>
-          <w:tcPr>
-            <w:tcW w:type="dxa" w:w="3350"/>
-            <w:tcBorders>
-              <w:top w:val="single" w:color="C7CBDC" w:sz="4"/>
-              <w:left w:val="single" w:color="C7CBDC" w:sz="4"/>
-              <w:bottom w:val="single" w:color="C7CBDC" w:sz="4"/>
-              <w:right w:val="single" w:color="C7CBDC" w:sz="4"/>
-            </w:tcBorders>
-            <w:shd w:fill="EEF0F7" w:color="auto" w:val="clear"/>
-            <w:tcMar>
-              <w:top w:type="dxa" w:w="60"/>
-              <w:left w:type="dxa" w:w="90"/>
-              <w:bottom w:type="dxa" w:w="60"/>
-              <w:right w:type="dxa" w:w="90"/>
-            </w:tcMar>
-            <w:vAlign w:val="top"/>
-          </w:tcPr>
-          <w:p>
-            <w:pPr>
-              <w:spacing w:after="0" w:before="0"/>
-            </w:pPr>
-            <w:r>
-              <w:rPr>
-                <w:rFonts w:ascii="Calibri" w:cs="Calibri" w:eastAsia="Calibri" w:hAnsi="Calibri"/>
-                <w:b/>
-                <w:bCs/>
-                <w:i w:val="false"/>
-                <w:iCs w:val="false"/>
-                <w:color w:val="1A1F36"/>
-                <w:sz w:val="18"/>
-                <w:szCs w:val="18"/>
-              </w:rPr>
-              <w:t xml:space="preserve">Основание</w:t>
-            </w:r>
-          </w:p>
-        </w:tc>
-      </w:tr>
-      <w:tr>
-        <w:tc>
-          <w:tcPr>
-            <w:tcW w:type="dxa" w:w="900"/>
-            <w:tcBorders>
-              <w:top w:val="single" w:color="C7CBDC" w:sz="4"/>
-              <w:left w:val="single" w:color="C7CBDC" w:sz="4"/>
-              <w:bottom w:val="single" w:color="C7CBDC" w:sz="4"/>
-              <w:right w:val="single" w:color="C7CBDC" w:sz="4"/>
-            </w:tcBorders>
-            <w:tcMar>
-              <w:top w:type="dxa" w:w="60"/>
-              <w:left w:type="dxa" w:w="90"/>
-              <w:bottom w:type="dxa" w:w="60"/>
-              <w:right w:type="dxa" w:w="90"/>
-            </w:tcMar>
-            <w:vAlign w:val="top"/>
-          </w:tcPr>
-          <w:p>
-            <w:pPr>
-              <w:spacing w:after="0" w:before="0"/>
-            </w:pPr>
-            <w:r>
-              <w:rPr>
-                <w:rFonts w:ascii="Calibri" w:cs="Calibri" w:eastAsia="Calibri" w:hAnsi="Calibri"/>
-                <w:b/>
-                <w:bCs/>
-                <w:i w:val="false"/>
-                <w:iCs w:val="false"/>
-                <w:color w:val="1A1F36"/>
-                <w:sz w:val="18"/>
-                <w:szCs w:val="18"/>
-              </w:rPr>
-              <w:t xml:space="preserve">16</w:t>
-            </w:r>
-          </w:p>
-        </w:tc>
-        <w:tc>
-          <w:tcPr>
-            <w:tcW w:type="dxa" w:w="2600"/>
-            <w:tcBorders>
-              <w:top w:val="single" w:color="C7CBDC" w:sz="4"/>
-              <w:left w:val="single" w:color="C7CBDC" w:sz="4"/>
-              <w:bottom w:val="single" w:color="C7CBDC" w:sz="4"/>
-              <w:right w:val="single" w:color="C7CBDC" w:sz="4"/>
-            </w:tcBorders>
-            <w:tcMar>
-              <w:top w:type="dxa" w:w="60"/>
-              <w:left w:type="dxa" w:w="90"/>
-              <w:bottom w:type="dxa" w:w="60"/>
-              <w:right w:type="dxa" w:w="90"/>
-            </w:tcMar>
-            <w:vAlign w:val="top"/>
-          </w:tcPr>
-          <w:p>
-            <w:pPr>
-              <w:spacing w:after="0"/>
-            </w:pPr>
-            <w:r>
-              <w:rPr>
-                <w:rFonts w:ascii="Calibri" w:cs="Calibri" w:eastAsia="Calibri" w:hAnsi="Calibri"/>
-                <w:b w:val="false"/>
-                <w:bCs w:val="false"/>
-                <w:i w:val="false"/>
-                <w:iCs w:val="false"/>
-                <w:color w:val="1A1F36"/>
-                <w:sz w:val="18"/>
-                <w:szCs w:val="18"/>
-              </w:rPr>
-              <w:t xml:space="preserve">20.08.2026  21:25</w:t>
-            </w:r>
-            <w:r>
-              <w:rPr>
-                <w:rFonts w:ascii="Calibri" w:cs="Calibri" w:eastAsia="Calibri" w:hAnsi="Calibri"/>
-                <w:b w:val="false"/>
-                <w:bCs w:val="false"/>
-                <w:i w:val="false"/>
-                <w:iCs w:val="false"/>
-                <w:color w:val="1A1F36"/>
-                <w:sz w:val="18"/>
-                <w:szCs w:val="18"/>
-              </w:rPr>
-              <w:br/>
-              <w:t xml:space="preserve">Штурм — Спортдепо</w:t>
-            </w:r>
-          </w:p>
-        </w:tc>
-        <w:tc>
-          <w:tcPr>
-            <w:tcW w:type="dxa" w:w="4200"/>
-            <w:tcBorders>
-              <w:top w:val="single" w:color="C7CBDC" w:sz="4"/>
-              <w:left w:val="single" w:color="C7CBDC" w:sz="4"/>
-              <w:bottom w:val="single" w:color="C7CBDC" w:sz="4"/>
-              <w:right w:val="single" w:color="C7CBDC" w:sz="4"/>
-            </w:tcBorders>
-            <w:tcMar>
-              <w:top w:type="dxa" w:w="60"/>
-              <w:left w:type="dxa" w:w="90"/>
-              <w:bottom w:type="dxa" w:w="60"/>
-              <w:right w:type="dxa" w:w="90"/>
-            </w:tcMar>
-            <w:vAlign w:val="top"/>
-          </w:tcPr>
-          <w:p>
-            <w:pPr>
-              <w:spacing w:after="0" w:before="0"/>
-            </w:pPr>
-            <w:r>
-              <w:rPr>
-                <w:rFonts w:ascii="Calibri" w:cs="Calibri" w:eastAsia="Calibri" w:hAnsi="Calibri"/>
-                <w:b w:val="false"/>
-                <w:bCs w:val="false"/>
-                <w:i w:val="false"/>
-                <w:iCs w:val="false"/>
-                <w:color w:val="5A5F7A"/>
-                <w:sz w:val="18"/>
-                <w:szCs w:val="18"/>
-              </w:rPr>
-              <w:t xml:space="preserve">Бамбуркин Владимир Васильевич — без номера</w:t>
-            </w:r>
-          </w:p>
-        </w:tc>
-        <w:tc>
-          <w:tcPr>
-            <w:tcW w:type="dxa" w:w="4200"/>
-            <w:tcBorders>
-              <w:top w:val="single" w:color="C7CBDC" w:sz="4"/>
-              <w:left w:val="single" w:color="C7CBDC" w:sz="4"/>
-              <w:bottom w:val="single" w:color="C7CBDC" w:sz="4"/>
-              <w:right w:val="single" w:color="C7CBDC" w:sz="4"/>
-            </w:tcBorders>
-            <w:tcMar>
-              <w:top w:type="dxa" w:w="60"/>
-              <w:left w:type="dxa" w:w="90"/>
-              <w:bottom w:type="dxa" w:w="60"/>
-              <w:right w:type="dxa" w:w="90"/>
-            </w:tcMar>
-            <w:vAlign w:val="top"/>
-          </w:tcPr>
-          <w:p>
-            <w:pPr>
-              <w:spacing w:after="0" w:before="0"/>
-            </w:pPr>
-            <w:r>
-              <w:rPr>
-                <w:rFonts w:ascii="Calibri" w:cs="Calibri" w:eastAsia="Calibri" w:hAnsi="Calibri"/>
-                <w:b/>
-                <w:bCs/>
-                <w:i w:val="false"/>
-                <w:iCs w:val="false"/>
-                <w:color w:val="1A1F36"/>
-                <w:sz w:val="18"/>
-                <w:szCs w:val="18"/>
-              </w:rPr>
-              <w:t xml:space="preserve">Бамбуркин Владимир Васильевич — №25</w:t>
-            </w:r>
-          </w:p>
-        </w:tc>
-        <w:tc>
-          <w:tcPr>
-            <w:tcW w:type="dxa" w:w="3350"/>
-            <w:tcBorders>
-              <w:top w:val="single" w:color="C7CBDC" w:sz="4"/>
-              <w:left w:val="single" w:color="C7CBDC" w:sz="4"/>
-              <w:bottom w:val="single" w:color="C7CBDC" w:sz="4"/>
-              <w:right w:val="single" w:color="C7CBDC" w:sz="4"/>
-            </w:tcBorders>
-            <w:tcMar>
-              <w:top w:type="dxa" w:w="60"/>
-              <w:left w:type="dxa" w:w="90"/>
-              <w:bottom w:type="dxa" w:w="60"/>
-              <w:right w:type="dxa" w:w="90"/>
-            </w:tcMar>
-            <w:vAlign w:val="top"/>
-          </w:tcPr>
-          <w:p>
-            <w:pPr>
-              <w:spacing w:after="0" w:before="0"/>
-            </w:pPr>
-            <w:r>
-              <w:rPr>
-                <w:rFonts w:ascii="Calibri" w:cs="Calibri" w:eastAsia="Calibri" w:hAnsi="Calibri"/>
-                <w:b w:val="false"/>
-                <w:bCs w:val="false"/>
-                <w:i w:val="false"/>
-                <w:iCs w:val="false"/>
-                <w:color w:val="1A1F36"/>
-                <w:sz w:val="18"/>
-                <w:szCs w:val="18"/>
-              </w:rPr>
-              <w:t xml:space="preserve">ответ проверяющего: №25</w:t>
-            </w:r>
-          </w:p>
-        </w:tc>
-      </w:tr>
-      <w:tr>
-        <w:tc>
-          <w:tcPr>
-            <w:tcW w:type="dxa" w:w="900"/>
-            <w:tcBorders>
-              <w:top w:val="single" w:color="C7CBDC" w:sz="4"/>
-              <w:left w:val="single" w:color="C7CBDC" w:sz="4"/>
-              <w:bottom w:val="single" w:color="C7CBDC" w:sz="4"/>
-              <w:right w:val="single" w:color="C7CBDC" w:sz="4"/>
-            </w:tcBorders>
-            <w:shd w:fill="F7F8FC" w:color="auto" w:val="clear"/>
-            <w:tcMar>
-              <w:top w:type="dxa" w:w="60"/>
-              <w:left w:type="dxa" w:w="90"/>
-              <w:bottom w:type="dxa" w:w="60"/>
-              <w:right w:type="dxa" w:w="90"/>
-            </w:tcMar>
-            <w:vAlign w:val="top"/>
-          </w:tcPr>
-          <w:p>
-            <w:pPr>
-              <w:spacing w:after="0" w:before="0"/>
-            </w:pPr>
-            <w:r>
-              <w:rPr>
-                <w:rFonts w:ascii="Calibri" w:cs="Calibri" w:eastAsia="Calibri" w:hAnsi="Calibri"/>
-                <w:b/>
-                <w:bCs/>
-                <w:i w:val="false"/>
-                <w:iCs w:val="false"/>
-                <w:color w:val="1A1F36"/>
-                <w:sz w:val="18"/>
-                <w:szCs w:val="18"/>
-              </w:rPr>
-              <w:t xml:space="preserve">31</w:t>
-            </w:r>
-          </w:p>
-        </w:tc>
-        <w:tc>
-          <w:tcPr>
-            <w:tcW w:type="dxa" w:w="2600"/>
-            <w:tcBorders>
-              <w:top w:val="single" w:color="C7CBDC" w:sz="4"/>
-              <w:left w:val="single" w:color="C7CBDC" w:sz="4"/>
-              <w:bottom w:val="single" w:color="C7CBDC" w:sz="4"/>
-              <w:right w:val="single" w:color="C7CBDC" w:sz="4"/>
-            </w:tcBorders>
-            <w:shd w:fill="F7F8FC" w:color="auto" w:val="clear"/>
-            <w:tcMar>
-              <w:top w:type="dxa" w:w="60"/>
-              <w:left w:type="dxa" w:w="90"/>
-              <w:bottom w:type="dxa" w:w="60"/>
-              <w:right w:type="dxa" w:w="90"/>
-            </w:tcMar>
-            <w:vAlign w:val="top"/>
-          </w:tcPr>
-          <w:p>
-            <w:pPr>
-              <w:spacing w:after="0"/>
-            </w:pPr>
-            <w:r>
-              <w:rPr>
-                <w:rFonts w:ascii="Calibri" w:cs="Calibri" w:eastAsia="Calibri" w:hAnsi="Calibri"/>
-                <w:b w:val="false"/>
-                <w:bCs w:val="false"/>
-                <w:i w:val="false"/>
-                <w:iCs w:val="false"/>
-                <w:color w:val="1A1F36"/>
-                <w:sz w:val="18"/>
-                <w:szCs w:val="18"/>
-              </w:rPr>
-              <w:t xml:space="preserve">20.08.2026  20:30</w:t>
-            </w:r>
-            <w:r>
-              <w:rPr>
-                <w:rFonts w:ascii="Calibri" w:cs="Calibri" w:eastAsia="Calibri" w:hAnsi="Calibri"/>
-                <w:b w:val="false"/>
-                <w:bCs w:val="false"/>
-                <w:i w:val="false"/>
-                <w:iCs w:val="false"/>
-                <w:color w:val="1A1F36"/>
-                <w:sz w:val="18"/>
-                <w:szCs w:val="18"/>
-              </w:rPr>
-              <w:br/>
-              <w:t xml:space="preserve">Спортдепо — Штурм</w:t>
-            </w:r>
-          </w:p>
-        </w:tc>
-        <w:tc>
-          <w:tcPr>
-            <w:tcW w:type="dxa" w:w="4200"/>
-            <w:tcBorders>
-              <w:top w:val="single" w:color="C7CBDC" w:sz="4"/>
-              <w:left w:val="single" w:color="C7CBDC" w:sz="4"/>
-              <w:bottom w:val="single" w:color="C7CBDC" w:sz="4"/>
-              <w:right w:val="single" w:color="C7CBDC" w:sz="4"/>
-            </w:tcBorders>
-            <w:shd w:fill="F7F8FC" w:color="auto" w:val="clear"/>
-            <w:tcMar>
-              <w:top w:type="dxa" w:w="60"/>
-              <w:left w:type="dxa" w:w="90"/>
-              <w:bottom w:type="dxa" w:w="60"/>
-              <w:right w:type="dxa" w:w="90"/>
-            </w:tcMar>
-            <w:vAlign w:val="top"/>
-          </w:tcPr>
-          <w:p>
-            <w:pPr>
-              <w:spacing w:after="0" w:before="0"/>
-            </w:pPr>
-            <w:r>
-              <w:rPr>
-                <w:rFonts w:ascii="Calibri" w:cs="Calibri" w:eastAsia="Calibri" w:hAnsi="Calibri"/>
-                <w:b w:val="false"/>
-                <w:bCs w:val="false"/>
-                <w:i w:val="false"/>
-                <w:iCs w:val="false"/>
-                <w:color w:val="5A5F7A"/>
-                <w:sz w:val="18"/>
-                <w:szCs w:val="18"/>
-              </w:rPr>
-              <w:t xml:space="preserve">Бамбуркин Владимир Васильевич — без номера</w:t>
-            </w:r>
-          </w:p>
-        </w:tc>
-        <w:tc>
-          <w:tcPr>
-            <w:tcW w:type="dxa" w:w="4200"/>
-            <w:tcBorders>
-              <w:top w:val="single" w:color="C7CBDC" w:sz="4"/>
-              <w:left w:val="single" w:color="C7CBDC" w:sz="4"/>
-              <w:bottom w:val="single" w:color="C7CBDC" w:sz="4"/>
-              <w:right w:val="single" w:color="C7CBDC" w:sz="4"/>
-            </w:tcBorders>
-            <w:shd w:fill="F7F8FC" w:color="auto" w:val="clear"/>
-            <w:tcMar>
-              <w:top w:type="dxa" w:w="60"/>
-              <w:left w:type="dxa" w:w="90"/>
-              <w:bottom w:type="dxa" w:w="60"/>
-              <w:right w:type="dxa" w:w="90"/>
-            </w:tcMar>
-            <w:vAlign w:val="top"/>
-          </w:tcPr>
-          <w:p>
-            <w:pPr>
-              <w:spacing w:after="0" w:before="0"/>
-            </w:pPr>
-            <w:r>
-              <w:rPr>
-                <w:rFonts w:ascii="Calibri" w:cs="Calibri" w:eastAsia="Calibri" w:hAnsi="Calibri"/>
-                <w:b/>
-                <w:bCs/>
-                <w:i w:val="false"/>
-                <w:iCs w:val="false"/>
-                <w:color w:val="1A1F36"/>
-                <w:sz w:val="18"/>
-                <w:szCs w:val="18"/>
-              </w:rPr>
-              <w:t xml:space="preserve">Бамбуркин Владимир Васильевич — №25</w:t>
-            </w:r>
-          </w:p>
-        </w:tc>
-        <w:tc>
-          <w:tcPr>
-            <w:tcW w:type="dxa" w:w="3350"/>
-            <w:tcBorders>
-              <w:top w:val="single" w:color="C7CBDC" w:sz="4"/>
-              <w:left w:val="single" w:color="C7CBDC" w:sz="4"/>
-              <w:bottom w:val="single" w:color="C7CBDC" w:sz="4"/>
-              <w:right w:val="single" w:color="C7CBDC" w:sz="4"/>
-            </w:tcBorders>
-            <w:shd w:fill="F7F8FC" w:color="auto" w:val="clear"/>
-            <w:tcMar>
-              <w:top w:type="dxa" w:w="60"/>
-              <w:left w:type="dxa" w:w="90"/>
-              <w:bottom w:type="dxa" w:w="60"/>
-              <w:right w:type="dxa" w:w="90"/>
-            </w:tcMar>
-            <w:vAlign w:val="top"/>
-          </w:tcPr>
-          <w:p>
-            <w:pPr>
-              <w:spacing w:after="0" w:before="0"/>
-            </w:pPr>
-            <w:r>
-              <w:rPr>
-                <w:rFonts w:ascii="Calibri" w:cs="Calibri" w:eastAsia="Calibri" w:hAnsi="Calibri"/>
-                <w:b w:val="false"/>
-                <w:bCs w:val="false"/>
-                <w:i w:val="false"/>
-                <w:iCs w:val="false"/>
-                <w:color w:val="1A1F36"/>
-                <w:sz w:val="18"/>
-                <w:szCs w:val="18"/>
-              </w:rPr>
-              <w:t xml:space="preserve">ответ проверяющего: №25</w:t>
-            </w:r>
-          </w:p>
-        </w:tc>
-      </w:tr>
-      <w:tr>
-        <w:tc>
-          <w:tcPr>
-            <w:tcW w:type="dxa" w:w="900"/>
-            <w:tcBorders>
-              <w:top w:val="single" w:color="C7CBDC" w:sz="4"/>
-              <w:left w:val="single" w:color="C7CBDC" w:sz="4"/>
-              <w:bottom w:val="single" w:color="C7CBDC" w:sz="4"/>
-              <w:right w:val="single" w:color="C7CBDC" w:sz="4"/>
-            </w:tcBorders>
-            <w:tcMar>
-              <w:top w:type="dxa" w:w="60"/>
-              <w:left w:type="dxa" w:w="90"/>
-              <w:bottom w:type="dxa" w:w="60"/>
-              <w:right w:type="dxa" w:w="90"/>
-            </w:tcMar>
-            <w:vAlign w:val="top"/>
-          </w:tcPr>
-          <w:p>
-            <w:pPr>
-              <w:spacing w:after="0" w:before="0"/>
-            </w:pPr>
-            <w:r>
-              <w:rPr>
-                <w:rFonts w:ascii="Calibri" w:cs="Calibri" w:eastAsia="Calibri" w:hAnsi="Calibri"/>
-                <w:b/>
-                <w:bCs/>
-                <w:i w:val="false"/>
-                <w:iCs w:val="false"/>
-                <w:color w:val="1A1F36"/>
-                <w:sz w:val="18"/>
-                <w:szCs w:val="18"/>
-              </w:rPr>
-              <w:t xml:space="preserve">166</w:t>
-            </w:r>
-          </w:p>
-        </w:tc>
-        <w:tc>
-          <w:tcPr>
-            <w:tcW w:type="dxa" w:w="2600"/>
-            <w:tcBorders>
-              <w:top w:val="single" w:color="C7CBDC" w:sz="4"/>
-              <w:left w:val="single" w:color="C7CBDC" w:sz="4"/>
-              <w:bottom w:val="single" w:color="C7CBDC" w:sz="4"/>
-              <w:right w:val="single" w:color="C7CBDC" w:sz="4"/>
-            </w:tcBorders>
-            <w:tcMar>
-              <w:top w:type="dxa" w:w="60"/>
-              <w:left w:type="dxa" w:w="90"/>
-              <w:bottom w:type="dxa" w:w="60"/>
-              <w:right w:type="dxa" w:w="90"/>
-            </w:tcMar>
-            <w:vAlign w:val="top"/>
-          </w:tcPr>
-          <w:p>
-            <w:pPr>
-              <w:spacing w:after="0"/>
-            </w:pPr>
-            <w:r>
-              <w:rPr>
-                <w:rFonts w:ascii="Calibri" w:cs="Calibri" w:eastAsia="Calibri" w:hAnsi="Calibri"/>
-                <w:b w:val="false"/>
-                <w:bCs w:val="false"/>
-                <w:i w:val="false"/>
-                <w:iCs w:val="false"/>
-                <w:color w:val="1A1F36"/>
-                <w:sz w:val="18"/>
-                <w:szCs w:val="18"/>
-              </w:rPr>
-              <w:t xml:space="preserve">10.08.2026  21:25</w:t>
-            </w:r>
-            <w:r>
-              <w:rPr>
-                <w:rFonts w:ascii="Calibri" w:cs="Calibri" w:eastAsia="Calibri" w:hAnsi="Calibri"/>
-                <w:b w:val="false"/>
-                <w:bCs w:val="false"/>
-                <w:i w:val="false"/>
-                <w:iCs w:val="false"/>
-                <w:color w:val="1A1F36"/>
-                <w:sz w:val="18"/>
-                <w:szCs w:val="18"/>
-              </w:rPr>
-              <w:br/>
-              <w:t xml:space="preserve">Спортдепо — Сармат</w:t>
-            </w:r>
-          </w:p>
-        </w:tc>
-        <w:tc>
-          <w:tcPr>
-            <w:tcW w:type="dxa" w:w="4200"/>
-            <w:tcBorders>
-              <w:top w:val="single" w:color="C7CBDC" w:sz="4"/>
-              <w:left w:val="single" w:color="C7CBDC" w:sz="4"/>
-              <w:bottom w:val="single" w:color="C7CBDC" w:sz="4"/>
-              <w:right w:val="single" w:color="C7CBDC" w:sz="4"/>
-            </w:tcBorders>
-            <w:tcMar>
-              <w:top w:type="dxa" w:w="60"/>
-              <w:left w:type="dxa" w:w="90"/>
-              <w:bottom w:type="dxa" w:w="60"/>
-              <w:right w:type="dxa" w:w="90"/>
-            </w:tcMar>
-            <w:vAlign w:val="top"/>
-          </w:tcPr>
-          <w:p>
-            <w:pPr>
-              <w:spacing w:after="0" w:before="0"/>
-            </w:pPr>
-            <w:r>
-              <w:rPr>
-                <w:rFonts w:ascii="Calibri" w:cs="Calibri" w:eastAsia="Calibri" w:hAnsi="Calibri"/>
-                <w:b w:val="false"/>
-                <w:bCs w:val="false"/>
-                <w:i w:val="false"/>
-                <w:iCs w:val="false"/>
-                <w:color w:val="5A5F7A"/>
-                <w:sz w:val="18"/>
-                <w:szCs w:val="18"/>
-              </w:rPr>
-              <w:t xml:space="preserve">Бамбуркин Владимир Васильевич — без номера</w:t>
-            </w:r>
-          </w:p>
-        </w:tc>
-        <w:tc>
-          <w:tcPr>
-            <w:tcW w:type="dxa" w:w="4200"/>
-            <w:tcBorders>
-              <w:top w:val="single" w:color="C7CBDC" w:sz="4"/>
-              <w:left w:val="single" w:color="C7CBDC" w:sz="4"/>
-              <w:bottom w:val="single" w:color="C7CBDC" w:sz="4"/>
-              <w:right w:val="single" w:color="C7CBDC" w:sz="4"/>
-            </w:tcBorders>
-            <w:tcMar>
-              <w:top w:type="dxa" w:w="60"/>
-              <w:left w:type="dxa" w:w="90"/>
-              <w:bottom w:type="dxa" w:w="60"/>
-              <w:right w:type="dxa" w:w="90"/>
-            </w:tcMar>
-            <w:vAlign w:val="top"/>
-          </w:tcPr>
-          <w:p>
-            <w:pPr>
-              <w:spacing w:after="0" w:before="0"/>
-            </w:pPr>
-            <w:r>
-              <w:rPr>
-                <w:rFonts w:ascii="Calibri" w:cs="Calibri" w:eastAsia="Calibri" w:hAnsi="Calibri"/>
-                <w:b/>
-                <w:bCs/>
-                <w:i w:val="false"/>
-                <w:iCs w:val="false"/>
-                <w:color w:val="1A1F36"/>
-                <w:sz w:val="18"/>
-                <w:szCs w:val="18"/>
-              </w:rPr>
-              <w:t xml:space="preserve">Бамбуркин Владимир Васильевич — №25</w:t>
-            </w:r>
-          </w:p>
-        </w:tc>
-        <w:tc>
-          <w:tcPr>
-            <w:tcW w:type="dxa" w:w="3350"/>
-            <w:tcBorders>
-              <w:top w:val="single" w:color="C7CBDC" w:sz="4"/>
-              <w:left w:val="single" w:color="C7CBDC" w:sz="4"/>
-              <w:bottom w:val="single" w:color="C7CBDC" w:sz="4"/>
-              <w:right w:val="single" w:color="C7CBDC" w:sz="4"/>
-            </w:tcBorders>
-            <w:tcMar>
-              <w:top w:type="dxa" w:w="60"/>
-              <w:left w:type="dxa" w:w="90"/>
-              <w:bottom w:type="dxa" w:w="60"/>
-              <w:right w:type="dxa" w:w="90"/>
-            </w:tcMar>
-            <w:vAlign w:val="top"/>
-          </w:tcPr>
-          <w:p>
-            <w:pPr>
-              <w:spacing w:after="0" w:before="0"/>
-            </w:pPr>
-            <w:r>
-              <w:rPr>
-                <w:rFonts w:ascii="Calibri" w:cs="Calibri" w:eastAsia="Calibri" w:hAnsi="Calibri"/>
-                <w:b w:val="false"/>
-                <w:bCs w:val="false"/>
-                <w:i w:val="false"/>
-                <w:iCs w:val="false"/>
-                <w:color w:val="1A1F36"/>
-                <w:sz w:val="18"/>
-                <w:szCs w:val="18"/>
-              </w:rPr>
-              <w:t xml:space="preserve">ответ проверяющего: №25</w:t>
-            </w:r>
-          </w:p>
-        </w:tc>
-      </w:tr>
-      <w:tr>
-        <w:tc>
-          <w:tcPr>
-            <w:tcW w:type="dxa" w:w="900"/>
-            <w:tcBorders>
-              <w:top w:val="single" w:color="C7CBDC" w:sz="4"/>
-              <w:left w:val="single" w:color="C7CBDC" w:sz="4"/>
-              <w:bottom w:val="single" w:color="C7CBDC" w:sz="4"/>
-              <w:right w:val="single" w:color="C7CBDC" w:sz="4"/>
-            </w:tcBorders>
-            <w:shd w:fill="F7F8FC" w:color="auto" w:val="clear"/>
-            <w:tcMar>
-              <w:top w:type="dxa" w:w="60"/>
-              <w:left w:type="dxa" w:w="90"/>
-              <w:bottom w:type="dxa" w:w="60"/>
-              <w:right w:type="dxa" w:w="90"/>
-            </w:tcMar>
-            <w:vAlign w:val="top"/>
-          </w:tcPr>
-          <w:p>
-            <w:pPr>
-              <w:spacing w:after="0" w:before="0"/>
-            </w:pPr>
-            <w:r>
-              <w:rPr>
-                <w:rFonts w:ascii="Calibri" w:cs="Calibri" w:eastAsia="Calibri" w:hAnsi="Calibri"/>
-                <w:b/>
-                <w:bCs/>
-                <w:i w:val="false"/>
-                <w:iCs w:val="false"/>
-                <w:color w:val="1A1F36"/>
-                <w:sz w:val="18"/>
-                <w:szCs w:val="18"/>
-              </w:rPr>
-              <w:t xml:space="preserve">181</w:t>
-            </w:r>
-          </w:p>
-        </w:tc>
-        <w:tc>
-          <w:tcPr>
-            <w:tcW w:type="dxa" w:w="2600"/>
-            <w:tcBorders>
-              <w:top w:val="single" w:color="C7CBDC" w:sz="4"/>
-              <w:left w:val="single" w:color="C7CBDC" w:sz="4"/>
-              <w:bottom w:val="single" w:color="C7CBDC" w:sz="4"/>
-              <w:right w:val="single" w:color="C7CBDC" w:sz="4"/>
-            </w:tcBorders>
-            <w:shd w:fill="F7F8FC" w:color="auto" w:val="clear"/>
-            <w:tcMar>
-              <w:top w:type="dxa" w:w="60"/>
-              <w:left w:type="dxa" w:w="90"/>
-              <w:bottom w:type="dxa" w:w="60"/>
-              <w:right w:type="dxa" w:w="90"/>
-            </w:tcMar>
-            <w:vAlign w:val="top"/>
-          </w:tcPr>
-          <w:p>
-            <w:pPr>
-              <w:spacing w:after="0"/>
-            </w:pPr>
-            <w:r>
-              <w:rPr>
-                <w:rFonts w:ascii="Calibri" w:cs="Calibri" w:eastAsia="Calibri" w:hAnsi="Calibri"/>
-                <w:b w:val="false"/>
-                <w:bCs w:val="false"/>
-                <w:i w:val="false"/>
-                <w:iCs w:val="false"/>
-                <w:color w:val="1A1F36"/>
-                <w:sz w:val="18"/>
-                <w:szCs w:val="18"/>
-              </w:rPr>
-              <w:t xml:space="preserve">10.08.2026  20:30</w:t>
-            </w:r>
-            <w:r>
-              <w:rPr>
-                <w:rFonts w:ascii="Calibri" w:cs="Calibri" w:eastAsia="Calibri" w:hAnsi="Calibri"/>
-                <w:b w:val="false"/>
-                <w:bCs w:val="false"/>
-                <w:i w:val="false"/>
-                <w:iCs w:val="false"/>
-                <w:color w:val="1A1F36"/>
-                <w:sz w:val="18"/>
-                <w:szCs w:val="18"/>
-              </w:rPr>
-              <w:br/>
-              <w:t xml:space="preserve">Сармат — Спортдепо</w:t>
-            </w:r>
-          </w:p>
-        </w:tc>
-        <w:tc>
-          <w:tcPr>
-            <w:tcW w:type="dxa" w:w="4200"/>
-            <w:tcBorders>
-              <w:top w:val="single" w:color="C7CBDC" w:sz="4"/>
-              <w:left w:val="single" w:color="C7CBDC" w:sz="4"/>
-              <w:bottom w:val="single" w:color="C7CBDC" w:sz="4"/>
-              <w:right w:val="single" w:color="C7CBDC" w:sz="4"/>
-            </w:tcBorders>
-            <w:shd w:fill="F7F8FC" w:color="auto" w:val="clear"/>
-            <w:tcMar>
-              <w:top w:type="dxa" w:w="60"/>
-              <w:left w:type="dxa" w:w="90"/>
-              <w:bottom w:type="dxa" w:w="60"/>
-              <w:right w:type="dxa" w:w="90"/>
-            </w:tcMar>
-            <w:vAlign w:val="top"/>
-          </w:tcPr>
-          <w:p>
-            <w:pPr>
-              <w:spacing w:after="0" w:before="0"/>
-            </w:pPr>
-            <w:r>
-              <w:rPr>
-                <w:rFonts w:ascii="Calibri" w:cs="Calibri" w:eastAsia="Calibri" w:hAnsi="Calibri"/>
-                <w:b w:val="false"/>
-                <w:bCs w:val="false"/>
-                <w:i w:val="false"/>
-                <w:iCs w:val="false"/>
-                <w:color w:val="5A5F7A"/>
-                <w:sz w:val="18"/>
-                <w:szCs w:val="18"/>
-              </w:rPr>
-              <w:t xml:space="preserve">Бамбуркин Владимир Васильевич — без номера</w:t>
-            </w:r>
-          </w:p>
-        </w:tc>
-        <w:tc>
-          <w:tcPr>
-            <w:tcW w:type="dxa" w:w="4200"/>
-            <w:tcBorders>
-              <w:top w:val="single" w:color="C7CBDC" w:sz="4"/>
-              <w:left w:val="single" w:color="C7CBDC" w:sz="4"/>
-              <w:bottom w:val="single" w:color="C7CBDC" w:sz="4"/>
-              <w:right w:val="single" w:color="C7CBDC" w:sz="4"/>
-            </w:tcBorders>
-            <w:shd w:fill="F7F8FC" w:color="auto" w:val="clear"/>
-            <w:tcMar>
-              <w:top w:type="dxa" w:w="60"/>
-              <w:left w:type="dxa" w:w="90"/>
-              <w:bottom w:type="dxa" w:w="60"/>
-              <w:right w:type="dxa" w:w="90"/>
-            </w:tcMar>
-            <w:vAlign w:val="top"/>
-          </w:tcPr>
-          <w:p>
-            <w:pPr>
-              <w:spacing w:after="0" w:before="0"/>
-            </w:pPr>
-            <w:r>
-              <w:rPr>
-                <w:rFonts w:ascii="Calibri" w:cs="Calibri" w:eastAsia="Calibri" w:hAnsi="Calibri"/>
-                <w:b/>
-                <w:bCs/>
-                <w:i w:val="false"/>
-                <w:iCs w:val="false"/>
-                <w:color w:val="1A1F36"/>
-                <w:sz w:val="18"/>
-                <w:szCs w:val="18"/>
-              </w:rPr>
-              <w:t xml:space="preserve">Бамбуркин Владимир Васильевич — №25</w:t>
-            </w:r>
-          </w:p>
-        </w:tc>
-        <w:tc>
-          <w:tcPr>
-            <w:tcW w:type="dxa" w:w="3350"/>
-            <w:tcBorders>
-              <w:top w:val="single" w:color="C7CBDC" w:sz="4"/>
-              <w:left w:val="single" w:color="C7CBDC" w:sz="4"/>
-              <w:bottom w:val="single" w:color="C7CBDC" w:sz="4"/>
-              <w:right w:val="single" w:color="C7CBDC" w:sz="4"/>
-            </w:tcBorders>
-            <w:shd w:fill="F7F8FC" w:color="auto" w:val="clear"/>
-            <w:tcMar>
-              <w:top w:type="dxa" w:w="60"/>
-              <w:left w:type="dxa" w:w="90"/>
-              <w:bottom w:type="dxa" w:w="60"/>
-              <w:right w:type="dxa" w:w="90"/>
-            </w:tcMar>
-            <w:vAlign w:val="top"/>
-          </w:tcPr>
-          <w:p>
-            <w:pPr>
-              <w:spacing w:after="0" w:before="0"/>
-            </w:pPr>
-            <w:r>
-              <w:rPr>
-                <w:rFonts w:ascii="Calibri" w:cs="Calibri" w:eastAsia="Calibri" w:hAnsi="Calibri"/>
-                <w:b w:val="false"/>
-                <w:bCs w:val="false"/>
-                <w:i w:val="false"/>
-                <w:iCs w:val="false"/>
-                <w:color w:val="1A1F36"/>
-                <w:sz w:val="18"/>
-                <w:szCs w:val="18"/>
-              </w:rPr>
-              <w:t xml:space="preserve">ответ проверяющего: №25</w:t>
-            </w:r>
-          </w:p>
-        </w:tc>
-      </w:tr>
-      <w:tr>
-        <w:tc>
-          <w:tcPr>
-            <w:tcW w:type="dxa" w:w="900"/>
-            <w:tcBorders>
-              <w:top w:val="single" w:color="C7CBDC" w:sz="4"/>
-              <w:left w:val="single" w:color="C7CBDC" w:sz="4"/>
-              <w:bottom w:val="single" w:color="C7CBDC" w:sz="4"/>
-              <w:right w:val="single" w:color="C7CBDC" w:sz="4"/>
-            </w:tcBorders>
-            <w:tcMar>
-              <w:top w:type="dxa" w:w="60"/>
-              <w:left w:type="dxa" w:w="90"/>
-              <w:bottom w:type="dxa" w:w="60"/>
-              <w:right w:type="dxa" w:w="90"/>
-            </w:tcMar>
-            <w:vAlign w:val="top"/>
-          </w:tcPr>
-          <w:p>
-            <w:pPr>
-              <w:spacing w:after="0" w:before="0"/>
-            </w:pPr>
-            <w:r>
-              <w:rPr>
-                <w:rFonts w:ascii="Calibri" w:cs="Calibri" w:eastAsia="Calibri" w:hAnsi="Calibri"/>
-                <w:b/>
-                <w:bCs/>
-                <w:i w:val="false"/>
-                <w:iCs w:val="false"/>
-                <w:color w:val="1A1F36"/>
-                <w:sz w:val="18"/>
-                <w:szCs w:val="18"/>
-              </w:rPr>
-              <w:t xml:space="preserve">226</w:t>
-            </w:r>
-          </w:p>
-        </w:tc>
-        <w:tc>
-          <w:tcPr>
-            <w:tcW w:type="dxa" w:w="2600"/>
-            <w:tcBorders>
-              <w:top w:val="single" w:color="C7CBDC" w:sz="4"/>
-              <w:left w:val="single" w:color="C7CBDC" w:sz="4"/>
-              <w:bottom w:val="single" w:color="C7CBDC" w:sz="4"/>
-              <w:right w:val="single" w:color="C7CBDC" w:sz="4"/>
-            </w:tcBorders>
-            <w:tcMar>
-              <w:top w:type="dxa" w:w="60"/>
-              <w:left w:type="dxa" w:w="90"/>
-              <w:bottom w:type="dxa" w:w="60"/>
-              <w:right w:type="dxa" w:w="90"/>
-            </w:tcMar>
-            <w:vAlign w:val="top"/>
-          </w:tcPr>
-          <w:p>
-            <w:pPr>
-              <w:spacing w:after="0"/>
-            </w:pPr>
-            <w:r>
-              <w:rPr>
-                <w:rFonts w:ascii="Calibri" w:cs="Calibri" w:eastAsia="Calibri" w:hAnsi="Calibri"/>
-                <w:b w:val="false"/>
-                <w:bCs w:val="false"/>
-                <w:i w:val="false"/>
-                <w:iCs w:val="false"/>
-                <w:color w:val="1A1F36"/>
-                <w:sz w:val="18"/>
-                <w:szCs w:val="18"/>
-              </w:rPr>
-              <w:t xml:space="preserve">04.08.2026  21:25</w:t>
-            </w:r>
-            <w:r>
-              <w:rPr>
-                <w:rFonts w:ascii="Calibri" w:cs="Calibri" w:eastAsia="Calibri" w:hAnsi="Calibri"/>
-                <w:b w:val="false"/>
-                <w:bCs w:val="false"/>
-                <w:i w:val="false"/>
-                <w:iCs w:val="false"/>
-                <w:color w:val="1A1F36"/>
-                <w:sz w:val="18"/>
-                <w:szCs w:val="18"/>
-              </w:rPr>
-              <w:br/>
-              <w:t xml:space="preserve">Айсфокс — Спортдепо</w:t>
-            </w:r>
-          </w:p>
-        </w:tc>
-        <w:tc>
-          <w:tcPr>
-            <w:tcW w:type="dxa" w:w="4200"/>
-            <w:tcBorders>
-              <w:top w:val="single" w:color="C7CBDC" w:sz="4"/>
-              <w:left w:val="single" w:color="C7CBDC" w:sz="4"/>
-              <w:bottom w:val="single" w:color="C7CBDC" w:sz="4"/>
-              <w:right w:val="single" w:color="C7CBDC" w:sz="4"/>
-            </w:tcBorders>
-            <w:tcMar>
-              <w:top w:type="dxa" w:w="60"/>
-              <w:left w:type="dxa" w:w="90"/>
-              <w:bottom w:type="dxa" w:w="60"/>
-              <w:right w:type="dxa" w:w="90"/>
-            </w:tcMar>
-            <w:vAlign w:val="top"/>
-          </w:tcPr>
-          <w:p>
-            <w:pPr>
-              <w:spacing w:after="0" w:before="0"/>
-            </w:pPr>
-            <w:r>
-              <w:rPr>
-                <w:rFonts w:ascii="Calibri" w:cs="Calibri" w:eastAsia="Calibri" w:hAnsi="Calibri"/>
-                <w:b w:val="false"/>
-                <w:bCs w:val="false"/>
-                <w:i w:val="false"/>
-                <w:iCs w:val="false"/>
-                <w:color w:val="5A5F7A"/>
-                <w:sz w:val="18"/>
-                <w:szCs w:val="18"/>
-              </w:rPr>
-              <w:t xml:space="preserve">Бамбуркин Владимир Васильевич — без номера</w:t>
-            </w:r>
-          </w:p>
-        </w:tc>
-        <w:tc>
-          <w:tcPr>
-            <w:tcW w:type="dxa" w:w="4200"/>
-            <w:tcBorders>
-              <w:top w:val="single" w:color="C7CBDC" w:sz="4"/>
-              <w:left w:val="single" w:color="C7CBDC" w:sz="4"/>
-              <w:bottom w:val="single" w:color="C7CBDC" w:sz="4"/>
-              <w:right w:val="single" w:color="C7CBDC" w:sz="4"/>
-            </w:tcBorders>
-            <w:tcMar>
-              <w:top w:type="dxa" w:w="60"/>
-              <w:left w:type="dxa" w:w="90"/>
-              <w:bottom w:type="dxa" w:w="60"/>
-              <w:right w:type="dxa" w:w="90"/>
-            </w:tcMar>
-            <w:vAlign w:val="top"/>
-          </w:tcPr>
-          <w:p>
-            <w:pPr>
-              <w:spacing w:after="0" w:before="0"/>
-            </w:pPr>
-            <w:r>
-              <w:rPr>
-                <w:rFonts w:ascii="Calibri" w:cs="Calibri" w:eastAsia="Calibri" w:hAnsi="Calibri"/>
-                <w:b/>
-                <w:bCs/>
-                <w:i w:val="false"/>
-                <w:iCs w:val="false"/>
-                <w:color w:val="1A1F36"/>
-                <w:sz w:val="18"/>
-                <w:szCs w:val="18"/>
-              </w:rPr>
-              <w:t xml:space="preserve">Бамбуркин Владимир Васильевич — №25</w:t>
-            </w:r>
-          </w:p>
-        </w:tc>
-        <w:tc>
-          <w:tcPr>
-            <w:tcW w:type="dxa" w:w="3350"/>
-            <w:tcBorders>
-              <w:top w:val="single" w:color="C7CBDC" w:sz="4"/>
-              <w:left w:val="single" w:color="C7CBDC" w:sz="4"/>
-              <w:bottom w:val="single" w:color="C7CBDC" w:sz="4"/>
-              <w:right w:val="single" w:color="C7CBDC" w:sz="4"/>
-            </w:tcBorders>
-            <w:tcMar>
-              <w:top w:type="dxa" w:w="60"/>
-              <w:left w:type="dxa" w:w="90"/>
-              <w:bottom w:type="dxa" w:w="60"/>
-              <w:right w:type="dxa" w:w="90"/>
-            </w:tcMar>
-            <w:vAlign w:val="top"/>
-          </w:tcPr>
-          <w:p>
-            <w:pPr>
-              <w:spacing w:after="0" w:before="0"/>
-            </w:pPr>
-            <w:r>
-              <w:rPr>
-                <w:rFonts w:ascii="Calibri" w:cs="Calibri" w:eastAsia="Calibri" w:hAnsi="Calibri"/>
-                <w:b w:val="false"/>
-                <w:bCs w:val="false"/>
-                <w:i w:val="false"/>
-                <w:iCs w:val="false"/>
-                <w:color w:val="1A1F36"/>
-                <w:sz w:val="18"/>
-                <w:szCs w:val="18"/>
-              </w:rPr>
-              <w:t xml:space="preserve">ответ проверяющего: №25</w:t>
-            </w:r>
-          </w:p>
-        </w:tc>
-      </w:tr>
-      <w:tr>
-        <w:tc>
-          <w:tcPr>
-            <w:tcW w:type="dxa" w:w="900"/>
-            <w:tcBorders>
-              <w:top w:val="single" w:color="C7CBDC" w:sz="4"/>
-              <w:left w:val="single" w:color="C7CBDC" w:sz="4"/>
-              <w:bottom w:val="single" w:color="C7CBDC" w:sz="4"/>
-              <w:right w:val="single" w:color="C7CBDC" w:sz="4"/>
-            </w:tcBorders>
-            <w:shd w:fill="F7F8FC" w:color="auto" w:val="clear"/>
-            <w:tcMar>
-              <w:top w:type="dxa" w:w="60"/>
-              <w:left w:type="dxa" w:w="90"/>
-              <w:bottom w:type="dxa" w:w="60"/>
-              <w:right w:type="dxa" w:w="90"/>
-            </w:tcMar>
-            <w:vAlign w:val="top"/>
-          </w:tcPr>
-          <w:p>
-            <w:pPr>
-              <w:spacing w:after="0" w:before="0"/>
-            </w:pPr>
-            <w:r>
-              <w:rPr>
-                <w:rFonts w:ascii="Calibri" w:cs="Calibri" w:eastAsia="Calibri" w:hAnsi="Calibri"/>
-                <w:b/>
-                <w:bCs/>
-                <w:i w:val="false"/>
-                <w:iCs w:val="false"/>
-                <w:color w:val="1A1F36"/>
-                <w:sz w:val="18"/>
-                <w:szCs w:val="18"/>
-              </w:rPr>
-              <w:t xml:space="preserve">241</w:t>
-            </w:r>
-          </w:p>
-        </w:tc>
-        <w:tc>
-          <w:tcPr>
-            <w:tcW w:type="dxa" w:w="2600"/>
-            <w:tcBorders>
-              <w:top w:val="single" w:color="C7CBDC" w:sz="4"/>
-              <w:left w:val="single" w:color="C7CBDC" w:sz="4"/>
-              <w:bottom w:val="single" w:color="C7CBDC" w:sz="4"/>
-              <w:right w:val="single" w:color="C7CBDC" w:sz="4"/>
-            </w:tcBorders>
-            <w:shd w:fill="F7F8FC" w:color="auto" w:val="clear"/>
-            <w:tcMar>
-              <w:top w:type="dxa" w:w="60"/>
-              <w:left w:type="dxa" w:w="90"/>
-              <w:bottom w:type="dxa" w:w="60"/>
-              <w:right w:type="dxa" w:w="90"/>
-            </w:tcMar>
-            <w:vAlign w:val="top"/>
-          </w:tcPr>
-          <w:p>
-            <w:pPr>
-              <w:spacing w:after="0"/>
-            </w:pPr>
-            <w:r>
-              <w:rPr>
-                <w:rFonts w:ascii="Calibri" w:cs="Calibri" w:eastAsia="Calibri" w:hAnsi="Calibri"/>
-                <w:b w:val="false"/>
-                <w:bCs w:val="false"/>
-                <w:i w:val="false"/>
-                <w:iCs w:val="false"/>
-                <w:color w:val="1A1F36"/>
-                <w:sz w:val="18"/>
-                <w:szCs w:val="18"/>
-              </w:rPr>
-              <w:t xml:space="preserve">04.08.2026  20:30</w:t>
-            </w:r>
-            <w:r>
-              <w:rPr>
-                <w:rFonts w:ascii="Calibri" w:cs="Calibri" w:eastAsia="Calibri" w:hAnsi="Calibri"/>
-                <w:b w:val="false"/>
-                <w:bCs w:val="false"/>
-                <w:i w:val="false"/>
-                <w:iCs w:val="false"/>
-                <w:color w:val="1A1F36"/>
-                <w:sz w:val="18"/>
-                <w:szCs w:val="18"/>
-              </w:rPr>
-              <w:br/>
-              <w:t xml:space="preserve">Спортдепо — Айсфокс</w:t>
-            </w:r>
-          </w:p>
-        </w:tc>
-        <w:tc>
-          <w:tcPr>
-            <w:tcW w:type="dxa" w:w="4200"/>
-            <w:tcBorders>
-              <w:top w:val="single" w:color="C7CBDC" w:sz="4"/>
-              <w:left w:val="single" w:color="C7CBDC" w:sz="4"/>
-              <w:bottom w:val="single" w:color="C7CBDC" w:sz="4"/>
-              <w:right w:val="single" w:color="C7CBDC" w:sz="4"/>
-            </w:tcBorders>
-            <w:shd w:fill="F7F8FC" w:color="auto" w:val="clear"/>
-            <w:tcMar>
-              <w:top w:type="dxa" w:w="60"/>
-              <w:left w:type="dxa" w:w="90"/>
-              <w:bottom w:type="dxa" w:w="60"/>
-              <w:right w:type="dxa" w:w="90"/>
-            </w:tcMar>
-            <w:vAlign w:val="top"/>
-          </w:tcPr>
-          <w:p>
-            <w:pPr>
-              <w:spacing w:after="0" w:before="0"/>
-            </w:pPr>
-            <w:r>
-              <w:rPr>
-                <w:rFonts w:ascii="Calibri" w:cs="Calibri" w:eastAsia="Calibri" w:hAnsi="Calibri"/>
-                <w:b w:val="false"/>
-                <w:bCs w:val="false"/>
-                <w:i w:val="false"/>
-                <w:iCs w:val="false"/>
-                <w:color w:val="5A5F7A"/>
-                <w:sz w:val="18"/>
-                <w:szCs w:val="18"/>
-              </w:rPr>
-              <w:t xml:space="preserve">Бамбуркин Владимир Васильевич — без номера</w:t>
-            </w:r>
-          </w:p>
-        </w:tc>
-        <w:tc>
-          <w:tcPr>
-            <w:tcW w:type="dxa" w:w="4200"/>
-            <w:tcBorders>
-              <w:top w:val="single" w:color="C7CBDC" w:sz="4"/>
-              <w:left w:val="single" w:color="C7CBDC" w:sz="4"/>
-              <w:bottom w:val="single" w:color="C7CBDC" w:sz="4"/>
-              <w:right w:val="single" w:color="C7CBDC" w:sz="4"/>
-            </w:tcBorders>
-            <w:shd w:fill="F7F8FC" w:color="auto" w:val="clear"/>
-            <w:tcMar>
-              <w:top w:type="dxa" w:w="60"/>
-              <w:left w:type="dxa" w:w="90"/>
-              <w:bottom w:type="dxa" w:w="60"/>
-              <w:right w:type="dxa" w:w="90"/>
-            </w:tcMar>
-            <w:vAlign w:val="top"/>
-          </w:tcPr>
-          <w:p>
-            <w:pPr>
-              <w:spacing w:after="0" w:before="0"/>
-            </w:pPr>
-            <w:r>
-              <w:rPr>
-                <w:rFonts w:ascii="Calibri" w:cs="Calibri" w:eastAsia="Calibri" w:hAnsi="Calibri"/>
-                <w:b/>
-                <w:bCs/>
-                <w:i w:val="false"/>
-                <w:iCs w:val="false"/>
-                <w:color w:val="1A1F36"/>
-                <w:sz w:val="18"/>
-                <w:szCs w:val="18"/>
-              </w:rPr>
-              <w:t xml:space="preserve">Бамбуркин Владимир Васильевич — №25</w:t>
-            </w:r>
-          </w:p>
-        </w:tc>
-        <w:tc>
-          <w:tcPr>
-            <w:tcW w:type="dxa" w:w="3350"/>
-            <w:tcBorders>
-              <w:top w:val="single" w:color="C7CBDC" w:sz="4"/>
-              <w:left w:val="single" w:color="C7CBDC" w:sz="4"/>
-              <w:bottom w:val="single" w:color="C7CBDC" w:sz="4"/>
-              <w:right w:val="single" w:color="C7CBDC" w:sz="4"/>
-            </w:tcBorders>
-            <w:shd w:fill="F7F8FC" w:color="auto" w:val="clear"/>
-            <w:tcMar>
-              <w:top w:type="dxa" w:w="60"/>
-              <w:left w:type="dxa" w:w="90"/>
-              <w:bottom w:type="dxa" w:w="60"/>
-              <w:right w:type="dxa" w:w="90"/>
-            </w:tcMar>
-            <w:vAlign w:val="top"/>
-          </w:tcPr>
-          <w:p>
-            <w:pPr>
-              <w:spacing w:after="0" w:before="0"/>
-            </w:pPr>
-            <w:r>
-              <w:rPr>
-                <w:rFonts w:ascii="Calibri" w:cs="Calibri" w:eastAsia="Calibri" w:hAnsi="Calibri"/>
-                <w:b w:val="false"/>
-                <w:bCs w:val="false"/>
-                <w:i w:val="false"/>
-                <w:iCs w:val="false"/>
-                <w:color w:val="1A1F36"/>
-                <w:sz w:val="18"/>
-                <w:szCs w:val="18"/>
-              </w:rPr>
-              <w:t xml:space="preserve">ответ проверяющего: №25</w:t>
-            </w:r>
-          </w:p>
-        </w:tc>
-      </w:tr>
-      <w:tr>
-        <w:tc>
-          <w:tcPr>
-            <w:tcW w:type="dxa" w:w="900"/>
-            <w:tcBorders>
-              <w:top w:val="single" w:color="C7CBDC" w:sz="4"/>
-              <w:left w:val="single" w:color="C7CBDC" w:sz="4"/>
-              <w:bottom w:val="single" w:color="C7CBDC" w:sz="4"/>
-              <w:right w:val="single" w:color="C7CBDC" w:sz="4"/>
-            </w:tcBorders>
-            <w:tcMar>
-              <w:top w:type="dxa" w:w="60"/>
-              <w:left w:type="dxa" w:w="90"/>
-              <w:bottom w:type="dxa" w:w="60"/>
-              <w:right w:type="dxa" w:w="90"/>
-            </w:tcMar>
-            <w:vAlign w:val="top"/>
-          </w:tcPr>
-          <w:p>
-            <w:pPr>
-              <w:spacing w:after="0" w:before="0"/>
-            </w:pPr>
-            <w:r>
-              <w:rPr>
-                <w:rFonts w:ascii="Calibri" w:cs="Calibri" w:eastAsia="Calibri" w:hAnsi="Calibri"/>
-                <w:b/>
-                <w:bCs/>
-                <w:i w:val="false"/>
-                <w:iCs w:val="false"/>
-                <w:color w:val="1A1F36"/>
-                <w:sz w:val="18"/>
-                <w:szCs w:val="18"/>
-              </w:rPr>
-              <w:t xml:space="preserve">1</w:t>
-            </w:r>
-          </w:p>
-        </w:tc>
-        <w:tc>
-          <w:tcPr>
-            <w:tcW w:type="dxa" w:w="2600"/>
-            <w:tcBorders>
-              <w:top w:val="single" w:color="C7CBDC" w:sz="4"/>
-              <w:left w:val="single" w:color="C7CBDC" w:sz="4"/>
-              <w:bottom w:val="single" w:color="C7CBDC" w:sz="4"/>
-              <w:right w:val="single" w:color="C7CBDC" w:sz="4"/>
-            </w:tcBorders>
-            <w:tcMar>
-              <w:top w:type="dxa" w:w="60"/>
-              <w:left w:type="dxa" w:w="90"/>
-              <w:bottom w:type="dxa" w:w="60"/>
-              <w:right w:type="dxa" w:w="90"/>
-            </w:tcMar>
-            <w:vAlign w:val="top"/>
-          </w:tcPr>
-          <w:p>
-            <w:pPr>
-              <w:spacing w:after="0"/>
-            </w:pPr>
-            <w:r>
-              <w:rPr>
-                <w:rFonts w:ascii="Calibri" w:cs="Calibri" w:eastAsia="Calibri" w:hAnsi="Calibri"/>
-                <w:b w:val="false"/>
-                <w:bCs w:val="false"/>
-                <w:i w:val="false"/>
-                <w:iCs w:val="false"/>
-                <w:color w:val="1A1F36"/>
-                <w:sz w:val="18"/>
-                <w:szCs w:val="18"/>
-              </w:rPr>
-              <w:t xml:space="preserve">24.08.2026  20:30</w:t>
-            </w:r>
-            <w:r>
-              <w:rPr>
-                <w:rFonts w:ascii="Calibri" w:cs="Calibri" w:eastAsia="Calibri" w:hAnsi="Calibri"/>
-                <w:b w:val="false"/>
-                <w:bCs w:val="false"/>
-                <w:i w:val="false"/>
-                <w:iCs w:val="false"/>
-                <w:color w:val="1A1F36"/>
-                <w:sz w:val="18"/>
-                <w:szCs w:val="18"/>
-              </w:rPr>
-              <w:br/>
-              <w:t xml:space="preserve">Сармат — Факел</w:t>
-            </w:r>
-          </w:p>
-        </w:tc>
-        <w:tc>
-          <w:tcPr>
-            <w:tcW w:type="dxa" w:w="4200"/>
-            <w:tcBorders>
-              <w:top w:val="single" w:color="C7CBDC" w:sz="4"/>
-              <w:left w:val="single" w:color="C7CBDC" w:sz="4"/>
-              <w:bottom w:val="single" w:color="C7CBDC" w:sz="4"/>
-              <w:right w:val="single" w:color="C7CBDC" w:sz="4"/>
-            </w:tcBorders>
-            <w:tcMar>
-              <w:top w:type="dxa" w:w="60"/>
-              <w:left w:type="dxa" w:w="90"/>
-              <w:bottom w:type="dxa" w:w="60"/>
-              <w:right w:type="dxa" w:w="90"/>
-            </w:tcMar>
-            <w:vAlign w:val="top"/>
-          </w:tcPr>
-          <w:p>
-            <w:pPr>
-              <w:spacing w:after="0" w:before="0"/>
-            </w:pPr>
-            <w:r>
-              <w:rPr>
-                <w:rFonts w:ascii="Calibri" w:cs="Calibri" w:eastAsia="Calibri" w:hAnsi="Calibri"/>
-                <w:b w:val="false"/>
-                <w:bCs w:val="false"/>
-                <w:i w:val="false"/>
-                <w:iCs w:val="false"/>
-                <w:color w:val="5A5F7A"/>
-                <w:sz w:val="18"/>
-                <w:szCs w:val="18"/>
-              </w:rPr>
-              <w:t xml:space="preserve">Железнов Игорь Владимирович — №11</w:t>
-            </w:r>
-          </w:p>
-        </w:tc>
-        <w:tc>
-          <w:tcPr>
-            <w:tcW w:type="dxa" w:w="4200"/>
-            <w:tcBorders>
-              <w:top w:val="single" w:color="C7CBDC" w:sz="4"/>
-              <w:left w:val="single" w:color="C7CBDC" w:sz="4"/>
-              <w:bottom w:val="single" w:color="C7CBDC" w:sz="4"/>
-              <w:right w:val="single" w:color="C7CBDC" w:sz="4"/>
-            </w:tcBorders>
-            <w:tcMar>
-              <w:top w:type="dxa" w:w="60"/>
-              <w:left w:type="dxa" w:w="90"/>
-              <w:bottom w:type="dxa" w:w="60"/>
-              <w:right w:type="dxa" w:w="90"/>
-            </w:tcMar>
-            <w:vAlign w:val="top"/>
-          </w:tcPr>
-          <w:p>
-            <w:pPr>
-              <w:spacing w:after="0" w:before="0"/>
-            </w:pPr>
-            <w:r>
-              <w:rPr>
-                <w:rFonts w:ascii="Calibri" w:cs="Calibri" w:eastAsia="Calibri" w:hAnsi="Calibri"/>
-                <w:b/>
-                <w:bCs/>
-                <w:i w:val="false"/>
-                <w:iCs w:val="false"/>
-                <w:color w:val="1A1F36"/>
-                <w:sz w:val="18"/>
-                <w:szCs w:val="18"/>
-              </w:rPr>
-              <w:t xml:space="preserve">Железнов Игорь Владимирович — №7</w:t>
-            </w:r>
-          </w:p>
-        </w:tc>
-        <w:tc>
-          <w:tcPr>
-            <w:tcW w:type="dxa" w:w="3350"/>
-            <w:tcBorders>
-              <w:top w:val="single" w:color="C7CBDC" w:sz="4"/>
-              <w:left w:val="single" w:color="C7CBDC" w:sz="4"/>
-              <w:bottom w:val="single" w:color="C7CBDC" w:sz="4"/>
-              <w:right w:val="single" w:color="C7CBDC" w:sz="4"/>
-            </w:tcBorders>
-            <w:tcMar>
-              <w:top w:type="dxa" w:w="60"/>
-              <w:left w:type="dxa" w:w="90"/>
-              <w:bottom w:type="dxa" w:w="60"/>
-              <w:right w:type="dxa" w:w="90"/>
-            </w:tcMar>
-            <w:vAlign w:val="top"/>
-          </w:tcPr>
-          <w:p>
-            <w:pPr>
-              <w:spacing w:after="0" w:before="0"/>
-            </w:pPr>
-            <w:r>
-              <w:rPr>
-                <w:rFonts w:ascii="Calibri" w:cs="Calibri" w:eastAsia="Calibri" w:hAnsi="Calibri"/>
-                <w:b w:val="false"/>
-                <w:bCs w:val="false"/>
-                <w:i w:val="false"/>
-                <w:iCs w:val="false"/>
-                <w:color w:val="1A1F36"/>
-                <w:sz w:val="18"/>
-                <w:szCs w:val="18"/>
-              </w:rPr>
-              <w:t xml:space="preserve">ответ проверяющего: исправил у Железнова на №7</w:t>
-            </w:r>
-          </w:p>
-        </w:tc>
-      </w:tr>
-      <w:tr>
-        <w:tc>
-          <w:tcPr>
-            <w:tcW w:type="dxa" w:w="900"/>
-            <w:tcBorders>
-              <w:top w:val="single" w:color="C7CBDC" w:sz="4"/>
-              <w:left w:val="single" w:color="C7CBDC" w:sz="4"/>
-              <w:bottom w:val="single" w:color="C7CBDC" w:sz="4"/>
-              <w:right w:val="single" w:color="C7CBDC" w:sz="4"/>
-            </w:tcBorders>
-            <w:shd w:fill="F7F8FC" w:color="auto" w:val="clear"/>
-            <w:tcMar>
-              <w:top w:type="dxa" w:w="60"/>
-              <w:left w:type="dxa" w:w="90"/>
-              <w:bottom w:type="dxa" w:w="60"/>
-              <w:right w:type="dxa" w:w="90"/>
-            </w:tcMar>
-            <w:vAlign w:val="top"/>
-          </w:tcPr>
-          <w:p>
-            <w:pPr>
-              <w:spacing w:after="0" w:before="0"/>
-            </w:pPr>
-            <w:r>
-              <w:rPr>
-                <w:rFonts w:ascii="Calibri" w:cs="Calibri" w:eastAsia="Calibri" w:hAnsi="Calibri"/>
-                <w:b/>
-                <w:bCs/>
-                <w:i w:val="false"/>
-                <w:iCs w:val="false"/>
-                <w:color w:val="1A1F36"/>
-                <w:sz w:val="18"/>
-                <w:szCs w:val="18"/>
-              </w:rPr>
-              <w:t xml:space="preserve">46</w:t>
-            </w:r>
-          </w:p>
-        </w:tc>
-        <w:tc>
-          <w:tcPr>
-            <w:tcW w:type="dxa" w:w="2600"/>
-            <w:tcBorders>
-              <w:top w:val="single" w:color="C7CBDC" w:sz="4"/>
-              <w:left w:val="single" w:color="C7CBDC" w:sz="4"/>
-              <w:bottom w:val="single" w:color="C7CBDC" w:sz="4"/>
-              <w:right w:val="single" w:color="C7CBDC" w:sz="4"/>
-            </w:tcBorders>
-            <w:shd w:fill="F7F8FC" w:color="auto" w:val="clear"/>
-            <w:tcMar>
-              <w:top w:type="dxa" w:w="60"/>
-              <w:left w:type="dxa" w:w="90"/>
-              <w:bottom w:type="dxa" w:w="60"/>
-              <w:right w:type="dxa" w:w="90"/>
-            </w:tcMar>
-            <w:vAlign w:val="top"/>
-          </w:tcPr>
-          <w:p>
-            <w:pPr>
-              <w:spacing w:after="0"/>
-            </w:pPr>
-            <w:r>
-              <w:rPr>
-                <w:rFonts w:ascii="Calibri" w:cs="Calibri" w:eastAsia="Calibri" w:hAnsi="Calibri"/>
-                <w:b w:val="false"/>
-                <w:bCs w:val="false"/>
-                <w:i w:val="false"/>
-                <w:iCs w:val="false"/>
-                <w:color w:val="1A1F36"/>
-                <w:sz w:val="18"/>
-                <w:szCs w:val="18"/>
-              </w:rPr>
-              <w:t xml:space="preserve">18.08.2026  21:25</w:t>
-            </w:r>
-            <w:r>
-              <w:rPr>
-                <w:rFonts w:ascii="Calibri" w:cs="Calibri" w:eastAsia="Calibri" w:hAnsi="Calibri"/>
-                <w:b w:val="false"/>
-                <w:bCs w:val="false"/>
-                <w:i w:val="false"/>
-                <w:iCs w:val="false"/>
-                <w:color w:val="1A1F36"/>
-                <w:sz w:val="18"/>
-                <w:szCs w:val="18"/>
-              </w:rPr>
-              <w:br/>
-              <w:t xml:space="preserve">Штурм — Факел</w:t>
-            </w:r>
-          </w:p>
-        </w:tc>
-        <w:tc>
-          <w:tcPr>
-            <w:tcW w:type="dxa" w:w="4200"/>
-            <w:tcBorders>
-              <w:top w:val="single" w:color="C7CBDC" w:sz="4"/>
-              <w:left w:val="single" w:color="C7CBDC" w:sz="4"/>
-              <w:bottom w:val="single" w:color="C7CBDC" w:sz="4"/>
-              <w:right w:val="single" w:color="C7CBDC" w:sz="4"/>
-            </w:tcBorders>
-            <w:shd w:fill="F7F8FC" w:color="auto" w:val="clear"/>
-            <w:tcMar>
-              <w:top w:type="dxa" w:w="60"/>
-              <w:left w:type="dxa" w:w="90"/>
-              <w:bottom w:type="dxa" w:w="60"/>
-              <w:right w:type="dxa" w:w="90"/>
-            </w:tcMar>
-            <w:vAlign w:val="top"/>
-          </w:tcPr>
-          <w:p>
-            <w:pPr>
-              <w:spacing w:after="0" w:before="0"/>
-            </w:pPr>
-            <w:r>
-              <w:rPr>
-                <w:rFonts w:ascii="Calibri" w:cs="Calibri" w:eastAsia="Calibri" w:hAnsi="Calibri"/>
-                <w:b w:val="false"/>
-                <w:bCs w:val="false"/>
-                <w:i w:val="false"/>
-                <w:iCs w:val="false"/>
-                <w:color w:val="5A5F7A"/>
-                <w:sz w:val="18"/>
-                <w:szCs w:val="18"/>
-              </w:rPr>
-              <w:t xml:space="preserve">Железнов Игорь Владимирович — №11</w:t>
-            </w:r>
-          </w:p>
-        </w:tc>
-        <w:tc>
-          <w:tcPr>
-            <w:tcW w:type="dxa" w:w="4200"/>
-            <w:tcBorders>
-              <w:top w:val="single" w:color="C7CBDC" w:sz="4"/>
-              <w:left w:val="single" w:color="C7CBDC" w:sz="4"/>
-              <w:bottom w:val="single" w:color="C7CBDC" w:sz="4"/>
-              <w:right w:val="single" w:color="C7CBDC" w:sz="4"/>
-            </w:tcBorders>
-            <w:shd w:fill="F7F8FC" w:color="auto" w:val="clear"/>
-            <w:tcMar>
-              <w:top w:type="dxa" w:w="60"/>
-              <w:left w:type="dxa" w:w="90"/>
-              <w:bottom w:type="dxa" w:w="60"/>
-              <w:right w:type="dxa" w:w="90"/>
-            </w:tcMar>
-            <w:vAlign w:val="top"/>
-          </w:tcPr>
-          <w:p>
-            <w:pPr>
-              <w:spacing w:after="0" w:before="0"/>
-            </w:pPr>
-            <w:r>
-              <w:rPr>
-                <w:rFonts w:ascii="Calibri" w:cs="Calibri" w:eastAsia="Calibri" w:hAnsi="Calibri"/>
-                <w:b/>
-                <w:bCs/>
-                <w:i w:val="false"/>
-                <w:iCs w:val="false"/>
-                <w:color w:val="1A1F36"/>
-                <w:sz w:val="18"/>
-                <w:szCs w:val="18"/>
-              </w:rPr>
-              <w:t xml:space="preserve">Железнов Игорь Владимирович — №7</w:t>
-            </w:r>
-          </w:p>
-        </w:tc>
-        <w:tc>
-          <w:tcPr>
-            <w:tcW w:type="dxa" w:w="3350"/>
-            <w:tcBorders>
-              <w:top w:val="single" w:color="C7CBDC" w:sz="4"/>
-              <w:left w:val="single" w:color="C7CBDC" w:sz="4"/>
-              <w:bottom w:val="single" w:color="C7CBDC" w:sz="4"/>
-              <w:right w:val="single" w:color="C7CBDC" w:sz="4"/>
-            </w:tcBorders>
-            <w:shd w:fill="F7F8FC" w:color="auto" w:val="clear"/>
-            <w:tcMar>
-              <w:top w:type="dxa" w:w="60"/>
-              <w:left w:type="dxa" w:w="90"/>
-              <w:bottom w:type="dxa" w:w="60"/>
-              <w:right w:type="dxa" w:w="90"/>
-            </w:tcMar>
-            <w:vAlign w:val="top"/>
-          </w:tcPr>
-          <w:p>
-            <w:pPr>
-              <w:spacing w:after="0" w:before="0"/>
-            </w:pPr>
-            <w:r>
-              <w:rPr>
-                <w:rFonts w:ascii="Calibri" w:cs="Calibri" w:eastAsia="Calibri" w:hAnsi="Calibri"/>
-                <w:b w:val="false"/>
-                <w:bCs w:val="false"/>
-                <w:i w:val="false"/>
-                <w:iCs w:val="false"/>
-                <w:color w:val="1A1F36"/>
-                <w:sz w:val="18"/>
-                <w:szCs w:val="18"/>
-              </w:rPr>
-              <w:t xml:space="preserve">ответ проверяющего: исправил у Железнова на №7</w:t>
-            </w:r>
-          </w:p>
-        </w:tc>
-      </w:tr>
-      <w:tr>
-        <w:tc>
-          <w:tcPr>
-            <w:tcW w:type="dxa" w:w="900"/>
-            <w:tcBorders>
-              <w:top w:val="single" w:color="C7CBDC" w:sz="4"/>
-              <w:left w:val="single" w:color="C7CBDC" w:sz="4"/>
-              <w:bottom w:val="single" w:color="C7CBDC" w:sz="4"/>
-              <w:right w:val="single" w:color="C7CBDC" w:sz="4"/>
-            </w:tcBorders>
-            <w:tcMar>
-              <w:top w:type="dxa" w:w="60"/>
-              <w:left w:type="dxa" w:w="90"/>
-              <w:bottom w:type="dxa" w:w="60"/>
-              <w:right w:type="dxa" w:w="90"/>
-            </w:tcMar>
-            <w:vAlign w:val="top"/>
-          </w:tcPr>
-          <w:p>
-            <w:pPr>
-              <w:spacing w:after="0" w:before="0"/>
-            </w:pPr>
-            <w:r>
-              <w:rPr>
-                <w:rFonts w:ascii="Calibri" w:cs="Calibri" w:eastAsia="Calibri" w:hAnsi="Calibri"/>
-                <w:b/>
-                <w:bCs/>
-                <w:i w:val="false"/>
-                <w:iCs w:val="false"/>
-                <w:color w:val="1A1F36"/>
-                <w:sz w:val="18"/>
-                <w:szCs w:val="18"/>
-              </w:rPr>
-              <w:t xml:space="preserve">61</w:t>
-            </w:r>
-          </w:p>
-        </w:tc>
-        <w:tc>
-          <w:tcPr>
-            <w:tcW w:type="dxa" w:w="2600"/>
-            <w:tcBorders>
-              <w:top w:val="single" w:color="C7CBDC" w:sz="4"/>
-              <w:left w:val="single" w:color="C7CBDC" w:sz="4"/>
-              <w:bottom w:val="single" w:color="C7CBDC" w:sz="4"/>
-              <w:right w:val="single" w:color="C7CBDC" w:sz="4"/>
-            </w:tcBorders>
-            <w:tcMar>
-              <w:top w:type="dxa" w:w="60"/>
-              <w:left w:type="dxa" w:w="90"/>
-              <w:bottom w:type="dxa" w:w="60"/>
-              <w:right w:type="dxa" w:w="90"/>
-            </w:tcMar>
-            <w:vAlign w:val="top"/>
-          </w:tcPr>
-          <w:p>
-            <w:pPr>
-              <w:spacing w:after="0"/>
-            </w:pPr>
-            <w:r>
-              <w:rPr>
-                <w:rFonts w:ascii="Calibri" w:cs="Calibri" w:eastAsia="Calibri" w:hAnsi="Calibri"/>
-                <w:b w:val="false"/>
-                <w:bCs w:val="false"/>
-                <w:i w:val="false"/>
-                <w:iCs w:val="false"/>
-                <w:color w:val="1A1F36"/>
-                <w:sz w:val="18"/>
-                <w:szCs w:val="18"/>
-              </w:rPr>
-              <w:t xml:space="preserve">18.08.2026  20:30</w:t>
-            </w:r>
-            <w:r>
-              <w:rPr>
-                <w:rFonts w:ascii="Calibri" w:cs="Calibri" w:eastAsia="Calibri" w:hAnsi="Calibri"/>
-                <w:b w:val="false"/>
-                <w:bCs w:val="false"/>
-                <w:i w:val="false"/>
-                <w:iCs w:val="false"/>
-                <w:color w:val="1A1F36"/>
-                <w:sz w:val="18"/>
-                <w:szCs w:val="18"/>
-              </w:rPr>
-              <w:br/>
-              <w:t xml:space="preserve">Факел — Штурм</w:t>
-            </w:r>
-          </w:p>
-        </w:tc>
-        <w:tc>
-          <w:tcPr>
-            <w:tcW w:type="dxa" w:w="4200"/>
-            <w:tcBorders>
-              <w:top w:val="single" w:color="C7CBDC" w:sz="4"/>
-              <w:left w:val="single" w:color="C7CBDC" w:sz="4"/>
-              <w:bottom w:val="single" w:color="C7CBDC" w:sz="4"/>
-              <w:right w:val="single" w:color="C7CBDC" w:sz="4"/>
-            </w:tcBorders>
-            <w:tcMar>
-              <w:top w:type="dxa" w:w="60"/>
-              <w:left w:type="dxa" w:w="90"/>
-              <w:bottom w:type="dxa" w:w="60"/>
-              <w:right w:type="dxa" w:w="90"/>
-            </w:tcMar>
-            <w:vAlign w:val="top"/>
-          </w:tcPr>
-          <w:p>
-            <w:pPr>
-              <w:spacing w:after="0" w:before="0"/>
-            </w:pPr>
-            <w:r>
-              <w:rPr>
-                <w:rFonts w:ascii="Calibri" w:cs="Calibri" w:eastAsia="Calibri" w:hAnsi="Calibri"/>
-                <w:b w:val="false"/>
-                <w:bCs w:val="false"/>
-                <w:i w:val="false"/>
-                <w:iCs w:val="false"/>
-                <w:color w:val="5A5F7A"/>
-                <w:sz w:val="18"/>
-                <w:szCs w:val="18"/>
-              </w:rPr>
-              <w:t xml:space="preserve">Железнов Игорь Владимирович — №11</w:t>
-            </w:r>
-          </w:p>
-        </w:tc>
-        <w:tc>
-          <w:tcPr>
-            <w:tcW w:type="dxa" w:w="4200"/>
-            <w:tcBorders>
-              <w:top w:val="single" w:color="C7CBDC" w:sz="4"/>
-              <w:left w:val="single" w:color="C7CBDC" w:sz="4"/>
-              <w:bottom w:val="single" w:color="C7CBDC" w:sz="4"/>
-              <w:right w:val="single" w:color="C7CBDC" w:sz="4"/>
-            </w:tcBorders>
-            <w:tcMar>
-              <w:top w:type="dxa" w:w="60"/>
-              <w:left w:type="dxa" w:w="90"/>
-              <w:bottom w:type="dxa" w:w="60"/>
-              <w:right w:type="dxa" w:w="90"/>
-            </w:tcMar>
-            <w:vAlign w:val="top"/>
-          </w:tcPr>
-          <w:p>
-            <w:pPr>
-              <w:spacing w:after="0" w:before="0"/>
-            </w:pPr>
-            <w:r>
-              <w:rPr>
-                <w:rFonts w:ascii="Calibri" w:cs="Calibri" w:eastAsia="Calibri" w:hAnsi="Calibri"/>
-                <w:b/>
-                <w:bCs/>
-                <w:i w:val="false"/>
-                <w:iCs w:val="false"/>
-                <w:color w:val="1A1F36"/>
-                <w:sz w:val="18"/>
-                <w:szCs w:val="18"/>
-              </w:rPr>
-              <w:t xml:space="preserve">Железнов Игорь Владимирович — №7</w:t>
-            </w:r>
-          </w:p>
-        </w:tc>
-        <w:tc>
-          <w:tcPr>
-            <w:tcW w:type="dxa" w:w="3350"/>
-            <w:tcBorders>
-              <w:top w:val="single" w:color="C7CBDC" w:sz="4"/>
-              <w:left w:val="single" w:color="C7CBDC" w:sz="4"/>
-              <w:bottom w:val="single" w:color="C7CBDC" w:sz="4"/>
-              <w:right w:val="single" w:color="C7CBDC" w:sz="4"/>
-            </w:tcBorders>
-            <w:tcMar>
-              <w:top w:type="dxa" w:w="60"/>
-              <w:left w:type="dxa" w:w="90"/>
-              <w:bottom w:type="dxa" w:w="60"/>
-              <w:right w:type="dxa" w:w="90"/>
-            </w:tcMar>
-            <w:vAlign w:val="top"/>
-          </w:tcPr>
-          <w:p>
-            <w:pPr>
-              <w:spacing w:after="0" w:before="0"/>
-            </w:pPr>
-            <w:r>
-              <w:rPr>
-                <w:rFonts w:ascii="Calibri" w:cs="Calibri" w:eastAsia="Calibri" w:hAnsi="Calibri"/>
-                <w:b w:val="false"/>
-                <w:bCs w:val="false"/>
-                <w:i w:val="false"/>
-                <w:iCs w:val="false"/>
-                <w:color w:val="1A1F36"/>
-                <w:sz w:val="18"/>
-                <w:szCs w:val="18"/>
-              </w:rPr>
-              <w:t xml:space="preserve">ответ проверяющего: исправил у Железнова на №7</w:t>
-            </w:r>
-          </w:p>
-        </w:tc>
-      </w:tr>
-      <w:tr>
-        <w:tc>
-          <w:tcPr>
-            <w:tcW w:type="dxa" w:w="900"/>
-            <w:tcBorders>
-              <w:top w:val="single" w:color="C7CBDC" w:sz="4"/>
-              <w:left w:val="single" w:color="C7CBDC" w:sz="4"/>
-              <w:bottom w:val="single" w:color="C7CBDC" w:sz="4"/>
-              <w:right w:val="single" w:color="C7CBDC" w:sz="4"/>
-            </w:tcBorders>
-            <w:shd w:fill="F7F8FC" w:color="auto" w:val="clear"/>
-            <w:tcMar>
-              <w:top w:type="dxa" w:w="60"/>
-              <w:left w:type="dxa" w:w="90"/>
-              <w:bottom w:type="dxa" w:w="60"/>
-              <w:right w:type="dxa" w:w="90"/>
-            </w:tcMar>
-            <w:vAlign w:val="top"/>
-          </w:tcPr>
-          <w:p>
-            <w:pPr>
-              <w:spacing w:after="0" w:before="0"/>
-            </w:pPr>
-            <w:r>
-              <w:rPr>
-                <w:rFonts w:ascii="Calibri" w:cs="Calibri" w:eastAsia="Calibri" w:hAnsi="Calibri"/>
-                <w:b/>
-                <w:bCs/>
-                <w:i w:val="false"/>
-                <w:iCs w:val="false"/>
-                <w:color w:val="1A1F36"/>
-                <w:sz w:val="18"/>
-                <w:szCs w:val="18"/>
-              </w:rPr>
-              <w:t xml:space="preserve">106</w:t>
-            </w:r>
-          </w:p>
-        </w:tc>
-        <w:tc>
-          <w:tcPr>
-            <w:tcW w:type="dxa" w:w="2600"/>
-            <w:tcBorders>
-              <w:top w:val="single" w:color="C7CBDC" w:sz="4"/>
-              <w:left w:val="single" w:color="C7CBDC" w:sz="4"/>
-              <w:bottom w:val="single" w:color="C7CBDC" w:sz="4"/>
-              <w:right w:val="single" w:color="C7CBDC" w:sz="4"/>
-            </w:tcBorders>
-            <w:shd w:fill="F7F8FC" w:color="auto" w:val="clear"/>
-            <w:tcMar>
-              <w:top w:type="dxa" w:w="60"/>
-              <w:left w:type="dxa" w:w="90"/>
-              <w:bottom w:type="dxa" w:w="60"/>
-              <w:right w:type="dxa" w:w="90"/>
-            </w:tcMar>
-            <w:vAlign w:val="top"/>
-          </w:tcPr>
-          <w:p>
-            <w:pPr>
-              <w:spacing w:after="0"/>
-            </w:pPr>
-            <w:r>
-              <w:rPr>
-                <w:rFonts w:ascii="Calibri" w:cs="Calibri" w:eastAsia="Calibri" w:hAnsi="Calibri"/>
-                <w:b w:val="false"/>
-                <w:bCs w:val="false"/>
-                <w:i w:val="false"/>
-                <w:iCs w:val="false"/>
-                <w:color w:val="1A1F36"/>
-                <w:sz w:val="18"/>
-                <w:szCs w:val="18"/>
-              </w:rPr>
-              <w:t xml:space="preserve">13.08.2026  21:25</w:t>
-            </w:r>
-            <w:r>
-              <w:rPr>
-                <w:rFonts w:ascii="Calibri" w:cs="Calibri" w:eastAsia="Calibri" w:hAnsi="Calibri"/>
-                <w:b w:val="false"/>
-                <w:bCs w:val="false"/>
-                <w:i w:val="false"/>
-                <w:iCs w:val="false"/>
-                <w:color w:val="1A1F36"/>
-                <w:sz w:val="18"/>
-                <w:szCs w:val="18"/>
-              </w:rPr>
-              <w:br/>
-              <w:t xml:space="preserve">Факел — Айсфокс</w:t>
-            </w:r>
-          </w:p>
-        </w:tc>
-        <w:tc>
-          <w:tcPr>
-            <w:tcW w:type="dxa" w:w="4200"/>
-            <w:tcBorders>
-              <w:top w:val="single" w:color="C7CBDC" w:sz="4"/>
-              <w:left w:val="single" w:color="C7CBDC" w:sz="4"/>
-              <w:bottom w:val="single" w:color="C7CBDC" w:sz="4"/>
-              <w:right w:val="single" w:color="C7CBDC" w:sz="4"/>
-            </w:tcBorders>
-            <w:shd w:fill="F7F8FC" w:color="auto" w:val="clear"/>
-            <w:tcMar>
-              <w:top w:type="dxa" w:w="60"/>
-              <w:left w:type="dxa" w:w="90"/>
-              <w:bottom w:type="dxa" w:w="60"/>
-              <w:right w:type="dxa" w:w="90"/>
-            </w:tcMar>
-            <w:vAlign w:val="top"/>
-          </w:tcPr>
-          <w:p>
-            <w:pPr>
-              <w:spacing w:after="0" w:before="0"/>
-            </w:pPr>
-            <w:r>
-              <w:rPr>
-                <w:rFonts w:ascii="Calibri" w:cs="Calibri" w:eastAsia="Calibri" w:hAnsi="Calibri"/>
-                <w:b w:val="false"/>
-                <w:bCs w:val="false"/>
-                <w:i w:val="false"/>
-                <w:iCs w:val="false"/>
-                <w:color w:val="5A5F7A"/>
-                <w:sz w:val="18"/>
-                <w:szCs w:val="18"/>
-              </w:rPr>
-              <w:t xml:space="preserve">Железнов Игорь Владимирович — №11</w:t>
-            </w:r>
-          </w:p>
-        </w:tc>
-        <w:tc>
-          <w:tcPr>
-            <w:tcW w:type="dxa" w:w="4200"/>
-            <w:tcBorders>
-              <w:top w:val="single" w:color="C7CBDC" w:sz="4"/>
-              <w:left w:val="single" w:color="C7CBDC" w:sz="4"/>
-              <w:bottom w:val="single" w:color="C7CBDC" w:sz="4"/>
-              <w:right w:val="single" w:color="C7CBDC" w:sz="4"/>
-            </w:tcBorders>
-            <w:shd w:fill="F7F8FC" w:color="auto" w:val="clear"/>
-            <w:tcMar>
-              <w:top w:type="dxa" w:w="60"/>
-              <w:left w:type="dxa" w:w="90"/>
-              <w:bottom w:type="dxa" w:w="60"/>
-              <w:right w:type="dxa" w:w="90"/>
-            </w:tcMar>
-            <w:vAlign w:val="top"/>
-          </w:tcPr>
-          <w:p>
-            <w:pPr>
-              <w:spacing w:after="0" w:before="0"/>
-            </w:pPr>
-            <w:r>
-              <w:rPr>
-                <w:rFonts w:ascii="Calibri" w:cs="Calibri" w:eastAsia="Calibri" w:hAnsi="Calibri"/>
-                <w:b/>
-                <w:bCs/>
-                <w:i w:val="false"/>
-                <w:iCs w:val="false"/>
-                <w:color w:val="1A1F36"/>
-                <w:sz w:val="18"/>
-                <w:szCs w:val="18"/>
-              </w:rPr>
-              <w:t xml:space="preserve">Железнов Игорь Владимирович — №7</w:t>
-            </w:r>
-          </w:p>
-        </w:tc>
-        <w:tc>
-          <w:tcPr>
-            <w:tcW w:type="dxa" w:w="3350"/>
-            <w:tcBorders>
-              <w:top w:val="single" w:color="C7CBDC" w:sz="4"/>
-              <w:left w:val="single" w:color="C7CBDC" w:sz="4"/>
-              <w:bottom w:val="single" w:color="C7CBDC" w:sz="4"/>
-              <w:right w:val="single" w:color="C7CBDC" w:sz="4"/>
-            </w:tcBorders>
-            <w:shd w:fill="F7F8FC" w:color="auto" w:val="clear"/>
-            <w:tcMar>
-              <w:top w:type="dxa" w:w="60"/>
-              <w:left w:type="dxa" w:w="90"/>
-              <w:bottom w:type="dxa" w:w="60"/>
-              <w:right w:type="dxa" w:w="90"/>
-            </w:tcMar>
-            <w:vAlign w:val="top"/>
-          </w:tcPr>
-          <w:p>
-            <w:pPr>
-              <w:spacing w:after="0" w:before="0"/>
-            </w:pPr>
-            <w:r>
-              <w:rPr>
-                <w:rFonts w:ascii="Calibri" w:cs="Calibri" w:eastAsia="Calibri" w:hAnsi="Calibri"/>
-                <w:b w:val="false"/>
-                <w:bCs w:val="false"/>
-                <w:i w:val="false"/>
-                <w:iCs w:val="false"/>
-                <w:color w:val="1A1F36"/>
-                <w:sz w:val="18"/>
-                <w:szCs w:val="18"/>
-              </w:rPr>
-              <w:t xml:space="preserve">ответ проверяющего: исправил у Железнова на №7</w:t>
-            </w:r>
-          </w:p>
-        </w:tc>
-      </w:tr>
-      <w:tr>
-        <w:tc>
-          <w:tcPr>
-            <w:tcW w:type="dxa" w:w="900"/>
-            <w:tcBorders>
-              <w:top w:val="single" w:color="C7CBDC" w:sz="4"/>
-              <w:left w:val="single" w:color="C7CBDC" w:sz="4"/>
-              <w:bottom w:val="single" w:color="C7CBDC" w:sz="4"/>
-              <w:right w:val="single" w:color="C7CBDC" w:sz="4"/>
-            </w:tcBorders>
-            <w:tcMar>
-              <w:top w:type="dxa" w:w="60"/>
-              <w:left w:type="dxa" w:w="90"/>
-              <w:bottom w:type="dxa" w:w="60"/>
-              <w:right w:type="dxa" w:w="90"/>
-            </w:tcMar>
-            <w:vAlign w:val="top"/>
-          </w:tcPr>
-          <w:p>
-            <w:pPr>
-              <w:spacing w:after="0" w:before="0"/>
-            </w:pPr>
-            <w:r>
-              <w:rPr>
-                <w:rFonts w:ascii="Calibri" w:cs="Calibri" w:eastAsia="Calibri" w:hAnsi="Calibri"/>
-                <w:b/>
-                <w:bCs/>
-                <w:i w:val="false"/>
-                <w:iCs w:val="false"/>
-                <w:color w:val="1A1F36"/>
-                <w:sz w:val="18"/>
-                <w:szCs w:val="18"/>
-              </w:rPr>
-              <w:t xml:space="preserve">121</w:t>
-            </w:r>
-          </w:p>
-        </w:tc>
-        <w:tc>
-          <w:tcPr>
-            <w:tcW w:type="dxa" w:w="2600"/>
-            <w:tcBorders>
-              <w:top w:val="single" w:color="C7CBDC" w:sz="4"/>
-              <w:left w:val="single" w:color="C7CBDC" w:sz="4"/>
-              <w:bottom w:val="single" w:color="C7CBDC" w:sz="4"/>
-              <w:right w:val="single" w:color="C7CBDC" w:sz="4"/>
-            </w:tcBorders>
-            <w:tcMar>
-              <w:top w:type="dxa" w:w="60"/>
-              <w:left w:type="dxa" w:w="90"/>
-              <w:bottom w:type="dxa" w:w="60"/>
-              <w:right w:type="dxa" w:w="90"/>
-            </w:tcMar>
-            <w:vAlign w:val="top"/>
-          </w:tcPr>
-          <w:p>
-            <w:pPr>
-              <w:spacing w:after="0"/>
-            </w:pPr>
-            <w:r>
-              <w:rPr>
-                <w:rFonts w:ascii="Calibri" w:cs="Calibri" w:eastAsia="Calibri" w:hAnsi="Calibri"/>
-                <w:b w:val="false"/>
-                <w:bCs w:val="false"/>
-                <w:i w:val="false"/>
-                <w:iCs w:val="false"/>
-                <w:color w:val="1A1F36"/>
-                <w:sz w:val="18"/>
-                <w:szCs w:val="18"/>
-              </w:rPr>
-              <w:t xml:space="preserve">13.08.2026  20:30</w:t>
-            </w:r>
-            <w:r>
-              <w:rPr>
-                <w:rFonts w:ascii="Calibri" w:cs="Calibri" w:eastAsia="Calibri" w:hAnsi="Calibri"/>
-                <w:b w:val="false"/>
-                <w:bCs w:val="false"/>
-                <w:i w:val="false"/>
-                <w:iCs w:val="false"/>
-                <w:color w:val="1A1F36"/>
-                <w:sz w:val="18"/>
-                <w:szCs w:val="18"/>
-              </w:rPr>
-              <w:br/>
-              <w:t xml:space="preserve">Айсфокс — Факел</w:t>
-            </w:r>
-          </w:p>
-        </w:tc>
-        <w:tc>
-          <w:tcPr>
-            <w:tcW w:type="dxa" w:w="4200"/>
-            <w:tcBorders>
-              <w:top w:val="single" w:color="C7CBDC" w:sz="4"/>
-              <w:left w:val="single" w:color="C7CBDC" w:sz="4"/>
-              <w:bottom w:val="single" w:color="C7CBDC" w:sz="4"/>
-              <w:right w:val="single" w:color="C7CBDC" w:sz="4"/>
-            </w:tcBorders>
-            <w:tcMar>
-              <w:top w:type="dxa" w:w="60"/>
-              <w:left w:type="dxa" w:w="90"/>
-              <w:bottom w:type="dxa" w:w="60"/>
-              <w:right w:type="dxa" w:w="90"/>
-            </w:tcMar>
-            <w:vAlign w:val="top"/>
-          </w:tcPr>
-          <w:p>
-            <w:pPr>
-              <w:spacing w:after="0" w:before="0"/>
-            </w:pPr>
-            <w:r>
-              <w:rPr>
-                <w:rFonts w:ascii="Calibri" w:cs="Calibri" w:eastAsia="Calibri" w:hAnsi="Calibri"/>
-                <w:b w:val="false"/>
-                <w:bCs w:val="false"/>
-                <w:i w:val="false"/>
-                <w:iCs w:val="false"/>
-                <w:color w:val="5A5F7A"/>
-                <w:sz w:val="18"/>
-                <w:szCs w:val="18"/>
-              </w:rPr>
-              <w:t xml:space="preserve">Железнов Игорь Владимирович — №11</w:t>
-            </w:r>
-          </w:p>
-        </w:tc>
-        <w:tc>
-          <w:tcPr>
-            <w:tcW w:type="dxa" w:w="4200"/>
-            <w:tcBorders>
-              <w:top w:val="single" w:color="C7CBDC" w:sz="4"/>
-              <w:left w:val="single" w:color="C7CBDC" w:sz="4"/>
-              <w:bottom w:val="single" w:color="C7CBDC" w:sz="4"/>
-              <w:right w:val="single" w:color="C7CBDC" w:sz="4"/>
-            </w:tcBorders>
-            <w:tcMar>
-              <w:top w:type="dxa" w:w="60"/>
-              <w:left w:type="dxa" w:w="90"/>
-              <w:bottom w:type="dxa" w:w="60"/>
-              <w:right w:type="dxa" w:w="90"/>
-            </w:tcMar>
-            <w:vAlign w:val="top"/>
-          </w:tcPr>
-          <w:p>
-            <w:pPr>
-              <w:spacing w:after="0" w:before="0"/>
-            </w:pPr>
-            <w:r>
-              <w:rPr>
-                <w:rFonts w:ascii="Calibri" w:cs="Calibri" w:eastAsia="Calibri" w:hAnsi="Calibri"/>
-                <w:b/>
-                <w:bCs/>
-                <w:i w:val="false"/>
-                <w:iCs w:val="false"/>
-                <w:color w:val="1A1F36"/>
-                <w:sz w:val="18"/>
-                <w:szCs w:val="18"/>
-              </w:rPr>
-              <w:t xml:space="preserve">Железнов Игорь Владимирович — №7</w:t>
-            </w:r>
-          </w:p>
-        </w:tc>
-        <w:tc>
-          <w:tcPr>
-            <w:tcW w:type="dxa" w:w="3350"/>
-            <w:tcBorders>
-              <w:top w:val="single" w:color="C7CBDC" w:sz="4"/>
-              <w:left w:val="single" w:color="C7CBDC" w:sz="4"/>
-              <w:bottom w:val="single" w:color="C7CBDC" w:sz="4"/>
-              <w:right w:val="single" w:color="C7CBDC" w:sz="4"/>
-            </w:tcBorders>
-            <w:tcMar>
-              <w:top w:type="dxa" w:w="60"/>
-              <w:left w:type="dxa" w:w="90"/>
-              <w:bottom w:type="dxa" w:w="60"/>
-              <w:right w:type="dxa" w:w="90"/>
-            </w:tcMar>
-            <w:vAlign w:val="top"/>
-          </w:tcPr>
-          <w:p>
-            <w:pPr>
-              <w:spacing w:after="0" w:before="0"/>
-            </w:pPr>
-            <w:r>
-              <w:rPr>
-                <w:rFonts w:ascii="Calibri" w:cs="Calibri" w:eastAsia="Calibri" w:hAnsi="Calibri"/>
-                <w:b w:val="false"/>
-                <w:bCs w:val="false"/>
-                <w:i w:val="false"/>
-                <w:iCs w:val="false"/>
-                <w:color w:val="1A1F36"/>
-                <w:sz w:val="18"/>
-                <w:szCs w:val="18"/>
-              </w:rPr>
-              <w:t xml:space="preserve">ответ проверяющего: исправил у Железнова на №7</w:t>
-            </w:r>
-          </w:p>
-        </w:tc>
-      </w:tr>
-      <w:tr>
-        <w:tc>
-          <w:tcPr>
-            <w:tcW w:type="dxa" w:w="900"/>
-            <w:tcBorders>
-              <w:top w:val="single" w:color="C7CBDC" w:sz="4"/>
-              <w:left w:val="single" w:color="C7CBDC" w:sz="4"/>
-              <w:bottom w:val="single" w:color="C7CBDC" w:sz="4"/>
-              <w:right w:val="single" w:color="C7CBDC" w:sz="4"/>
-            </w:tcBorders>
-            <w:shd w:fill="F7F8FC" w:color="auto" w:val="clear"/>
-            <w:tcMar>
-              <w:top w:type="dxa" w:w="60"/>
-              <w:left w:type="dxa" w:w="90"/>
-              <w:bottom w:type="dxa" w:w="60"/>
-              <w:right w:type="dxa" w:w="90"/>
-            </w:tcMar>
-            <w:vAlign w:val="top"/>
-          </w:tcPr>
-          <w:p>
-            <w:pPr>
-              <w:spacing w:after="0" w:before="0"/>
-            </w:pPr>
-            <w:r>
-              <w:rPr>
-                <w:rFonts w:ascii="Calibri" w:cs="Calibri" w:eastAsia="Calibri" w:hAnsi="Calibri"/>
-                <w:b/>
-                <w:bCs/>
-                <w:i w:val="false"/>
-                <w:iCs w:val="false"/>
-                <w:color w:val="1A1F36"/>
-                <w:sz w:val="18"/>
-                <w:szCs w:val="18"/>
-              </w:rPr>
-              <w:t xml:space="preserve">256</w:t>
-            </w:r>
-          </w:p>
-        </w:tc>
-        <w:tc>
-          <w:tcPr>
-            <w:tcW w:type="dxa" w:w="2600"/>
-            <w:tcBorders>
-              <w:top w:val="single" w:color="C7CBDC" w:sz="4"/>
-              <w:left w:val="single" w:color="C7CBDC" w:sz="4"/>
-              <w:bottom w:val="single" w:color="C7CBDC" w:sz="4"/>
-              <w:right w:val="single" w:color="C7CBDC" w:sz="4"/>
-            </w:tcBorders>
-            <w:shd w:fill="F7F8FC" w:color="auto" w:val="clear"/>
-            <w:tcMar>
-              <w:top w:type="dxa" w:w="60"/>
-              <w:left w:type="dxa" w:w="90"/>
-              <w:bottom w:type="dxa" w:w="60"/>
-              <w:right w:type="dxa" w:w="90"/>
-            </w:tcMar>
-            <w:vAlign w:val="top"/>
-          </w:tcPr>
-          <w:p>
-            <w:pPr>
-              <w:spacing w:after="0"/>
-            </w:pPr>
-            <w:r>
-              <w:rPr>
-                <w:rFonts w:ascii="Calibri" w:cs="Calibri" w:eastAsia="Calibri" w:hAnsi="Calibri"/>
-                <w:b w:val="false"/>
-                <w:bCs w:val="false"/>
-                <w:i w:val="false"/>
-                <w:iCs w:val="false"/>
-                <w:color w:val="1A1F36"/>
-                <w:sz w:val="18"/>
-                <w:szCs w:val="18"/>
-              </w:rPr>
-              <w:t xml:space="preserve">03.08.2026  21:15</w:t>
-            </w:r>
-            <w:r>
-              <w:rPr>
-                <w:rFonts w:ascii="Calibri" w:cs="Calibri" w:eastAsia="Calibri" w:hAnsi="Calibri"/>
-                <w:b w:val="false"/>
-                <w:bCs w:val="false"/>
-                <w:i w:val="false"/>
-                <w:iCs w:val="false"/>
-                <w:color w:val="1A1F36"/>
-                <w:sz w:val="18"/>
-                <w:szCs w:val="18"/>
-              </w:rPr>
-              <w:br/>
-              <w:t xml:space="preserve">Факел — Сармат</w:t>
-            </w:r>
-          </w:p>
-        </w:tc>
-        <w:tc>
-          <w:tcPr>
-            <w:tcW w:type="dxa" w:w="4200"/>
-            <w:tcBorders>
-              <w:top w:val="single" w:color="C7CBDC" w:sz="4"/>
-              <w:left w:val="single" w:color="C7CBDC" w:sz="4"/>
-              <w:bottom w:val="single" w:color="C7CBDC" w:sz="4"/>
-              <w:right w:val="single" w:color="C7CBDC" w:sz="4"/>
-            </w:tcBorders>
-            <w:shd w:fill="F7F8FC" w:color="auto" w:val="clear"/>
-            <w:tcMar>
-              <w:top w:type="dxa" w:w="60"/>
-              <w:left w:type="dxa" w:w="90"/>
-              <w:bottom w:type="dxa" w:w="60"/>
-              <w:right w:type="dxa" w:w="90"/>
-            </w:tcMar>
-            <w:vAlign w:val="top"/>
-          </w:tcPr>
-          <w:p>
-            <w:pPr>
-              <w:spacing w:after="0" w:before="0"/>
-            </w:pPr>
-            <w:r>
-              <w:rPr>
-                <w:rFonts w:ascii="Calibri" w:cs="Calibri" w:eastAsia="Calibri" w:hAnsi="Calibri"/>
-                <w:b w:val="false"/>
-                <w:bCs w:val="false"/>
-                <w:i w:val="false"/>
-                <w:iCs w:val="false"/>
-                <w:color w:val="5A5F7A"/>
-                <w:sz w:val="18"/>
-                <w:szCs w:val="18"/>
-              </w:rPr>
-              <w:t xml:space="preserve">Железнов Игорь Владимирович — №11</w:t>
-            </w:r>
-          </w:p>
-        </w:tc>
-        <w:tc>
-          <w:tcPr>
-            <w:tcW w:type="dxa" w:w="4200"/>
-            <w:tcBorders>
-              <w:top w:val="single" w:color="C7CBDC" w:sz="4"/>
-              <w:left w:val="single" w:color="C7CBDC" w:sz="4"/>
-              <w:bottom w:val="single" w:color="C7CBDC" w:sz="4"/>
-              <w:right w:val="single" w:color="C7CBDC" w:sz="4"/>
-            </w:tcBorders>
-            <w:shd w:fill="F7F8FC" w:color="auto" w:val="clear"/>
-            <w:tcMar>
-              <w:top w:type="dxa" w:w="60"/>
-              <w:left w:type="dxa" w:w="90"/>
-              <w:bottom w:type="dxa" w:w="60"/>
-              <w:right w:type="dxa" w:w="90"/>
-            </w:tcMar>
-            <w:vAlign w:val="top"/>
-          </w:tcPr>
-          <w:p>
-            <w:pPr>
-              <w:spacing w:after="0" w:before="0"/>
-            </w:pPr>
-            <w:r>
-              <w:rPr>
-                <w:rFonts w:ascii="Calibri" w:cs="Calibri" w:eastAsia="Calibri" w:hAnsi="Calibri"/>
-                <w:b/>
-                <w:bCs/>
-                <w:i w:val="false"/>
-                <w:iCs w:val="false"/>
-                <w:color w:val="1A1F36"/>
-                <w:sz w:val="18"/>
-                <w:szCs w:val="18"/>
-              </w:rPr>
-              <w:t xml:space="preserve">Железнов Игорь Владимирович — №7</w:t>
-            </w:r>
-          </w:p>
-        </w:tc>
-        <w:tc>
-          <w:tcPr>
-            <w:tcW w:type="dxa" w:w="3350"/>
-            <w:tcBorders>
-              <w:top w:val="single" w:color="C7CBDC" w:sz="4"/>
-              <w:left w:val="single" w:color="C7CBDC" w:sz="4"/>
-              <w:bottom w:val="single" w:color="C7CBDC" w:sz="4"/>
-              <w:right w:val="single" w:color="C7CBDC" w:sz="4"/>
-            </w:tcBorders>
-            <w:shd w:fill="F7F8FC" w:color="auto" w:val="clear"/>
-            <w:tcMar>
-              <w:top w:type="dxa" w:w="60"/>
-              <w:left w:type="dxa" w:w="90"/>
-              <w:bottom w:type="dxa" w:w="60"/>
-              <w:right w:type="dxa" w:w="90"/>
-            </w:tcMar>
-            <w:vAlign w:val="top"/>
-          </w:tcPr>
-          <w:p>
-            <w:pPr>
-              <w:spacing w:after="0" w:before="0"/>
-            </w:pPr>
-            <w:r>
-              <w:rPr>
-                <w:rFonts w:ascii="Calibri" w:cs="Calibri" w:eastAsia="Calibri" w:hAnsi="Calibri"/>
-                <w:b w:val="false"/>
-                <w:bCs w:val="false"/>
-                <w:i w:val="false"/>
-                <w:iCs w:val="false"/>
-                <w:color w:val="1A1F36"/>
-                <w:sz w:val="18"/>
-                <w:szCs w:val="18"/>
-              </w:rPr>
-              <w:t xml:space="preserve">ответ проверяющего: исправил у Железнова на №7</w:t>
-            </w:r>
-          </w:p>
-        </w:tc>
-      </w:tr>
-      <w:tr>
-        <w:tc>
-          <w:tcPr>
-            <w:tcW w:type="dxa" w:w="900"/>
-            <w:tcBorders>
-              <w:top w:val="single" w:color="C7CBDC" w:sz="4"/>
-              <w:left w:val="single" w:color="C7CBDC" w:sz="4"/>
-              <w:bottom w:val="single" w:color="C7CBDC" w:sz="4"/>
-              <w:right w:val="single" w:color="C7CBDC" w:sz="4"/>
-            </w:tcBorders>
-            <w:tcMar>
-              <w:top w:type="dxa" w:w="60"/>
-              <w:left w:type="dxa" w:w="90"/>
-              <w:bottom w:type="dxa" w:w="60"/>
-              <w:right w:type="dxa" w:w="90"/>
-            </w:tcMar>
-            <w:vAlign w:val="top"/>
-          </w:tcPr>
-          <w:p>
-            <w:pPr>
-              <w:spacing w:after="0" w:before="0"/>
-            </w:pPr>
-            <w:r>
-              <w:rPr>
-                <w:rFonts w:ascii="Calibri" w:cs="Calibri" w:eastAsia="Calibri" w:hAnsi="Calibri"/>
-                <w:b/>
-                <w:bCs/>
-                <w:i w:val="false"/>
-                <w:iCs w:val="false"/>
-                <w:color w:val="1A1F36"/>
-                <w:sz w:val="18"/>
-                <w:szCs w:val="18"/>
-              </w:rPr>
-              <w:t xml:space="preserve">271</w:t>
-            </w:r>
-          </w:p>
-        </w:tc>
-        <w:tc>
-          <w:tcPr>
-            <w:tcW w:type="dxa" w:w="2600"/>
-            <w:tcBorders>
-              <w:top w:val="single" w:color="C7CBDC" w:sz="4"/>
-              <w:left w:val="single" w:color="C7CBDC" w:sz="4"/>
-              <w:bottom w:val="single" w:color="C7CBDC" w:sz="4"/>
-              <w:right w:val="single" w:color="C7CBDC" w:sz="4"/>
-            </w:tcBorders>
-            <w:tcMar>
-              <w:top w:type="dxa" w:w="60"/>
-              <w:left w:type="dxa" w:w="90"/>
-              <w:bottom w:type="dxa" w:w="60"/>
-              <w:right w:type="dxa" w:w="90"/>
-            </w:tcMar>
-            <w:vAlign w:val="top"/>
-          </w:tcPr>
-          <w:p>
-            <w:pPr>
-              <w:spacing w:after="0"/>
-            </w:pPr>
-            <w:r>
-              <w:rPr>
-                <w:rFonts w:ascii="Calibri" w:cs="Calibri" w:eastAsia="Calibri" w:hAnsi="Calibri"/>
-                <w:b w:val="false"/>
-                <w:bCs w:val="false"/>
-                <w:i w:val="false"/>
-                <w:iCs w:val="false"/>
-                <w:color w:val="1A1F36"/>
-                <w:sz w:val="18"/>
-                <w:szCs w:val="18"/>
-              </w:rPr>
-              <w:t xml:space="preserve">03.08.2026  20:30</w:t>
-            </w:r>
-            <w:r>
-              <w:rPr>
-                <w:rFonts w:ascii="Calibri" w:cs="Calibri" w:eastAsia="Calibri" w:hAnsi="Calibri"/>
-                <w:b w:val="false"/>
-                <w:bCs w:val="false"/>
-                <w:i w:val="false"/>
-                <w:iCs w:val="false"/>
-                <w:color w:val="1A1F36"/>
-                <w:sz w:val="18"/>
-                <w:szCs w:val="18"/>
-              </w:rPr>
-              <w:br/>
-              <w:t xml:space="preserve">Сармат — Факел</w:t>
-            </w:r>
-          </w:p>
-        </w:tc>
-        <w:tc>
-          <w:tcPr>
-            <w:tcW w:type="dxa" w:w="4200"/>
-            <w:tcBorders>
-              <w:top w:val="single" w:color="C7CBDC" w:sz="4"/>
-              <w:left w:val="single" w:color="C7CBDC" w:sz="4"/>
-              <w:bottom w:val="single" w:color="C7CBDC" w:sz="4"/>
-              <w:right w:val="single" w:color="C7CBDC" w:sz="4"/>
-            </w:tcBorders>
-            <w:tcMar>
-              <w:top w:type="dxa" w:w="60"/>
-              <w:left w:type="dxa" w:w="90"/>
-              <w:bottom w:type="dxa" w:w="60"/>
-              <w:right w:type="dxa" w:w="90"/>
-            </w:tcMar>
-            <w:vAlign w:val="top"/>
-          </w:tcPr>
-          <w:p>
-            <w:pPr>
-              <w:spacing w:after="0" w:before="0"/>
-            </w:pPr>
-            <w:r>
-              <w:rPr>
-                <w:rFonts w:ascii="Calibri" w:cs="Calibri" w:eastAsia="Calibri" w:hAnsi="Calibri"/>
-                <w:b w:val="false"/>
-                <w:bCs w:val="false"/>
-                <w:i w:val="false"/>
-                <w:iCs w:val="false"/>
-                <w:color w:val="5A5F7A"/>
-                <w:sz w:val="18"/>
-                <w:szCs w:val="18"/>
-              </w:rPr>
-              <w:t xml:space="preserve">Железнов Игорь Владимирович — №11</w:t>
-            </w:r>
-          </w:p>
-        </w:tc>
-        <w:tc>
-          <w:tcPr>
-            <w:tcW w:type="dxa" w:w="4200"/>
-            <w:tcBorders>
-              <w:top w:val="single" w:color="C7CBDC" w:sz="4"/>
-              <w:left w:val="single" w:color="C7CBDC" w:sz="4"/>
-              <w:bottom w:val="single" w:color="C7CBDC" w:sz="4"/>
-              <w:right w:val="single" w:color="C7CBDC" w:sz="4"/>
-            </w:tcBorders>
-            <w:tcMar>
-              <w:top w:type="dxa" w:w="60"/>
-              <w:left w:type="dxa" w:w="90"/>
-              <w:bottom w:type="dxa" w:w="60"/>
-              <w:right w:type="dxa" w:w="90"/>
-            </w:tcMar>
-            <w:vAlign w:val="top"/>
-          </w:tcPr>
-          <w:p>
-            <w:pPr>
-              <w:spacing w:after="0" w:before="0"/>
-            </w:pPr>
-            <w:r>
-              <w:rPr>
-                <w:rFonts w:ascii="Calibri" w:cs="Calibri" w:eastAsia="Calibri" w:hAnsi="Calibri"/>
-                <w:b/>
-                <w:bCs/>
-                <w:i w:val="false"/>
-                <w:iCs w:val="false"/>
-                <w:color w:val="1A1F36"/>
-                <w:sz w:val="18"/>
-                <w:szCs w:val="18"/>
-              </w:rPr>
-              <w:t xml:space="preserve">Железнов Игорь Владимирович — №7</w:t>
-            </w:r>
-          </w:p>
-        </w:tc>
-        <w:tc>
-          <w:tcPr>
-            <w:tcW w:type="dxa" w:w="3350"/>
-            <w:tcBorders>
-              <w:top w:val="single" w:color="C7CBDC" w:sz="4"/>
-              <w:left w:val="single" w:color="C7CBDC" w:sz="4"/>
-              <w:bottom w:val="single" w:color="C7CBDC" w:sz="4"/>
-              <w:right w:val="single" w:color="C7CBDC" w:sz="4"/>
-            </w:tcBorders>
-            <w:tcMar>
-              <w:top w:type="dxa" w:w="60"/>
-              <w:left w:type="dxa" w:w="90"/>
-              <w:bottom w:type="dxa" w:w="60"/>
-              <w:right w:type="dxa" w:w="90"/>
-            </w:tcMar>
-            <w:vAlign w:val="top"/>
-          </w:tcPr>
-          <w:p>
-            <w:pPr>
-              <w:spacing w:after="0" w:before="0"/>
-            </w:pPr>
-            <w:r>
-              <w:rPr>
-                <w:rFonts w:ascii="Calibri" w:cs="Calibri" w:eastAsia="Calibri" w:hAnsi="Calibri"/>
-                <w:b w:val="false"/>
-                <w:bCs w:val="false"/>
-                <w:i w:val="false"/>
-                <w:iCs w:val="false"/>
-                <w:color w:val="1A1F36"/>
-                <w:sz w:val="18"/>
-                <w:szCs w:val="18"/>
-              </w:rPr>
-              <w:t xml:space="preserve">ответ проверяющего: исправил у Железнова на №7</w:t>
             </w:r>
           </w:p>
         </w:tc>

--- a/reports/Vnesennye_ispravleniya.docx
+++ b/reports/Vnesennye_ispravleniya.docx
@@ -57,6 +57,25 @@
           <w:szCs w:val="18"/>
         </w:rPr>
         <w:t xml:space="preserve">Основание: Ответы проверяющих ЦЕНТРА на отчёт от 01.10.2026 (файл Otchet_o_proverke_131026.docx)</w:t>
+      </w:r>
+    </w:p>
+    <w:p>
+      <w:pPr>
+        <w:spacing w:after="40" w:before="0"/>
+        <w:jc w:val="center"/>
+      </w:pPr>
+      <w:r>
+        <w:rPr>
+          <w:rFonts w:ascii="Calibri" w:cs="Calibri" w:eastAsia="Calibri" w:hAnsi="Calibri"/>
+          <w:b w:val="false"/>
+          <w:bCs w:val="false"/>
+          <w:i w:val="false"/>
+          <w:iCs w:val="false"/>
+          <w:color w:val="5A5F7A"/>
+          <w:sz w:val="18"/>
+          <w:szCs w:val="18"/>
+        </w:rPr>
+        <w:t xml:space="preserve">Основание: Ответы проверяющих в сводном отчёте от 13.10.2026</w:t>
       </w:r>
     </w:p>
     <w:p>
@@ -3126,6 +3145,203 @@
                 <w:sz w:val="18"/>
                 <w:szCs w:val="18"/>
               </w:rPr>
+              <w:t xml:space="preserve">2521</w:t>
+            </w:r>
+          </w:p>
+        </w:tc>
+        <w:tc>
+          <w:tcPr>
+            <w:tcW w:type="dxa" w:w="2600"/>
+            <w:tcBorders>
+              <w:top w:val="single" w:color="C7CBDC" w:sz="4"/>
+              <w:left w:val="single" w:color="C7CBDC" w:sz="4"/>
+              <w:bottom w:val="single" w:color="C7CBDC" w:sz="4"/>
+              <w:right w:val="single" w:color="C7CBDC" w:sz="4"/>
+            </w:tcBorders>
+            <w:tcMar>
+              <w:top w:type="dxa" w:w="60"/>
+              <w:left w:type="dxa" w:w="90"/>
+              <w:bottom w:type="dxa" w:w="60"/>
+              <w:right w:type="dxa" w:w="90"/>
+            </w:tcMar>
+            <w:vAlign w:val="top"/>
+          </w:tcPr>
+          <w:p>
+            <w:pPr>
+              <w:spacing w:after="0"/>
+            </w:pPr>
+            <w:r>
+              <w:rPr>
+                <w:rFonts w:ascii="Calibri" w:cs="Calibri" w:eastAsia="Calibri" w:hAnsi="Calibri"/>
+                <w:b w:val="false"/>
+                <w:bCs w:val="false"/>
+                <w:i w:val="false"/>
+                <w:iCs w:val="false"/>
+                <w:color w:val="1A1F36"/>
+                <w:sz w:val="18"/>
+                <w:szCs w:val="18"/>
+              </w:rPr>
+              <w:t xml:space="preserve">18.07.2026  21:40</w:t>
+            </w:r>
+            <w:r>
+              <w:rPr>
+                <w:rFonts w:ascii="Calibri" w:cs="Calibri" w:eastAsia="Calibri" w:hAnsi="Calibri"/>
+                <w:b w:val="false"/>
+                <w:bCs w:val="false"/>
+                <w:i w:val="false"/>
+                <w:iCs w:val="false"/>
+                <w:color w:val="1A1F36"/>
+                <w:sz w:val="18"/>
+                <w:szCs w:val="18"/>
+              </w:rPr>
+              <w:br/>
+              <w:t xml:space="preserve">Звезда — Медведи</w:t>
+            </w:r>
+          </w:p>
+        </w:tc>
+        <w:tc>
+          <w:tcPr>
+            <w:tcW w:type="dxa" w:w="4200"/>
+            <w:tcBorders>
+              <w:top w:val="single" w:color="C7CBDC" w:sz="4"/>
+              <w:left w:val="single" w:color="C7CBDC" w:sz="4"/>
+              <w:bottom w:val="single" w:color="C7CBDC" w:sz="4"/>
+              <w:right w:val="single" w:color="C7CBDC" w:sz="4"/>
+            </w:tcBorders>
+            <w:tcMar>
+              <w:top w:type="dxa" w:w="60"/>
+              <w:left w:type="dxa" w:w="90"/>
+              <w:bottom w:type="dxa" w:w="60"/>
+              <w:right w:type="dxa" w:w="90"/>
+            </w:tcMar>
+            <w:vAlign w:val="top"/>
+          </w:tcPr>
+          <w:p>
+            <w:pPr>
+              <w:spacing w:after="0" w:before="0"/>
+            </w:pPr>
+            <w:r>
+              <w:rPr>
+                <w:rFonts w:ascii="Calibri" w:cs="Calibri" w:eastAsia="Calibri" w:hAnsi="Calibri"/>
+                <w:b w:val="false"/>
+                <w:bCs w:val="false"/>
+                <w:i w:val="false"/>
+                <w:iCs w:val="false"/>
+                <w:color w:val="5A5F7A"/>
+                <w:sz w:val="18"/>
+                <w:szCs w:val="18"/>
+              </w:rPr>
+              <w:t xml:space="preserve">итог 3:6, периоды 2:2 0:3 1:2</w:t>
+            </w:r>
+          </w:p>
+        </w:tc>
+        <w:tc>
+          <w:tcPr>
+            <w:tcW w:type="dxa" w:w="4200"/>
+            <w:tcBorders>
+              <w:top w:val="single" w:color="C7CBDC" w:sz="4"/>
+              <w:left w:val="single" w:color="C7CBDC" w:sz="4"/>
+              <w:bottom w:val="single" w:color="C7CBDC" w:sz="4"/>
+              <w:right w:val="single" w:color="C7CBDC" w:sz="4"/>
+            </w:tcBorders>
+            <w:tcMar>
+              <w:top w:type="dxa" w:w="60"/>
+              <w:left w:type="dxa" w:w="90"/>
+              <w:bottom w:type="dxa" w:w="60"/>
+              <w:right w:type="dxa" w:w="90"/>
+            </w:tcMar>
+            <w:vAlign w:val="top"/>
+          </w:tcPr>
+          <w:p>
+            <w:pPr>
+              <w:spacing w:after="0" w:before="0"/>
+            </w:pPr>
+            <w:r>
+              <w:rPr>
+                <w:rFonts w:ascii="Calibri" w:cs="Calibri" w:eastAsia="Calibri" w:hAnsi="Calibri"/>
+                <w:b/>
+                <w:bCs/>
+                <w:i w:val="false"/>
+                <w:iCs w:val="false"/>
+                <w:color w:val="1A1F36"/>
+                <w:sz w:val="18"/>
+                <w:szCs w:val="18"/>
+              </w:rPr>
+              <w:t xml:space="preserve">итог 3:6, периоды 2:2 0:3 1:1</w:t>
+            </w:r>
+          </w:p>
+        </w:tc>
+        <w:tc>
+          <w:tcPr>
+            <w:tcW w:type="dxa" w:w="3350"/>
+            <w:tcBorders>
+              <w:top w:val="single" w:color="C7CBDC" w:sz="4"/>
+              <w:left w:val="single" w:color="C7CBDC" w:sz="4"/>
+              <w:bottom w:val="single" w:color="C7CBDC" w:sz="4"/>
+              <w:right w:val="single" w:color="C7CBDC" w:sz="4"/>
+            </w:tcBorders>
+            <w:tcMar>
+              <w:top w:type="dxa" w:w="60"/>
+              <w:left w:type="dxa" w:w="90"/>
+              <w:bottom w:type="dxa" w:w="60"/>
+              <w:right w:type="dxa" w:w="90"/>
+            </w:tcMar>
+            <w:vAlign w:val="top"/>
+          </w:tcPr>
+          <w:p>
+            <w:pPr>
+              <w:spacing w:after="0" w:before="0"/>
+            </w:pPr>
+            <w:r>
+              <w:rPr>
+                <w:rFonts w:ascii="Calibri" w:cs="Calibri" w:eastAsia="Calibri" w:hAnsi="Calibri"/>
+                <w:b w:val="false"/>
+                <w:bCs w:val="false"/>
+                <w:i w:val="false"/>
+                <w:iCs w:val="false"/>
+                <w:color w:val="1A1F36"/>
+                <w:sz w:val="18"/>
+                <w:szCs w:val="18"/>
+              </w:rPr>
+              <w:t xml:space="preserve">3-й период исправлен проверяющим</w:t>
+            </w:r>
+          </w:p>
+        </w:tc>
+      </w:tr>
+      <w:tr>
+        <w:tc>
+          <w:tcPr>
+            <w:tcW w:type="dxa" w:w="900"/>
+            <w:tcBorders>
+              <w:top w:val="single" w:color="C7CBDC" w:sz="4"/>
+              <w:left w:val="single" w:color="C7CBDC" w:sz="4"/>
+              <w:bottom w:val="single" w:color="C7CBDC" w:sz="4"/>
+              <w:right w:val="single" w:color="C7CBDC" w:sz="4"/>
+            </w:tcBorders>
+            <w:shd w:fill="F7F8FC" w:color="auto" w:val="clear"/>
+            <w:tcMar>
+              <w:top w:type="dxa" w:w="60"/>
+              <w:left w:type="dxa" w:w="90"/>
+              <w:bottom w:type="dxa" w:w="60"/>
+              <w:right w:type="dxa" w:w="90"/>
+            </w:tcMar>
+            <w:vAlign w:val="top"/>
+          </w:tcPr>
+          <w:p>
+            <w:pPr>
+              <w:spacing w:after="0" w:before="0"/>
+            </w:pPr>
+            <w:r>
+              <w:rPr>
+                <w:rFonts w:ascii="Calibri" w:cs="Calibri" w:eastAsia="Calibri" w:hAnsi="Calibri"/>
+                <w:b/>
+                <w:bCs/>
+                <w:i w:val="false"/>
+                <w:iCs w:val="false"/>
+                <w:color w:val="1A1F36"/>
+                <w:sz w:val="18"/>
+                <w:szCs w:val="18"/>
+              </w:rPr>
               <w:t xml:space="preserve">571</w:t>
             </w:r>
           </w:p>
@@ -3139,6 +3355,7 @@
               <w:bottom w:val="single" w:color="C7CBDC" w:sz="4"/>
               <w:right w:val="single" w:color="C7CBDC" w:sz="4"/>
             </w:tcBorders>
+            <w:shd w:fill="F7F8FC" w:color="auto" w:val="clear"/>
             <w:tcMar>
               <w:top w:type="dxa" w:w="60"/>
               <w:left w:type="dxa" w:w="90"/>
@@ -3189,6 +3406,7 @@
               <w:bottom w:val="single" w:color="C7CBDC" w:sz="4"/>
               <w:right w:val="single" w:color="C7CBDC" w:sz="4"/>
             </w:tcBorders>
+            <w:shd w:fill="F7F8FC" w:color="auto" w:val="clear"/>
             <w:tcMar>
               <w:top w:type="dxa" w:w="60"/>
               <w:left w:type="dxa" w:w="90"/>
@@ -3225,6 +3443,7 @@
               <w:bottom w:val="single" w:color="C7CBDC" w:sz="4"/>
               <w:right w:val="single" w:color="C7CBDC" w:sz="4"/>
             </w:tcBorders>
+            <w:shd w:fill="F7F8FC" w:color="auto" w:val="clear"/>
             <w:tcMar>
               <w:top w:type="dxa" w:w="60"/>
               <w:left w:type="dxa" w:w="90"/>
@@ -3261,6 +3480,7 @@
               <w:bottom w:val="single" w:color="C7CBDC" w:sz="4"/>
               <w:right w:val="single" w:color="C7CBDC" w:sz="4"/>
             </w:tcBorders>
+            <w:shd w:fill="F7F8FC" w:color="auto" w:val="clear"/>
             <w:tcMar>
               <w:top w:type="dxa" w:w="60"/>
               <w:left w:type="dxa" w:w="90"/>
@@ -3299,7 +3519,6 @@
               <w:bottom w:val="single" w:color="C7CBDC" w:sz="4"/>
               <w:right w:val="single" w:color="C7CBDC" w:sz="4"/>
             </w:tcBorders>
-            <w:shd w:fill="F7F8FC" w:color="auto" w:val="clear"/>
             <w:tcMar>
               <w:top w:type="dxa" w:w="60"/>
               <w:left w:type="dxa" w:w="90"/>
@@ -3336,7 +3555,6 @@
               <w:bottom w:val="single" w:color="C7CBDC" w:sz="4"/>
               <w:right w:val="single" w:color="C7CBDC" w:sz="4"/>
             </w:tcBorders>
-            <w:shd w:fill="F7F8FC" w:color="auto" w:val="clear"/>
             <w:tcMar>
               <w:top w:type="dxa" w:w="60"/>
               <w:left w:type="dxa" w:w="90"/>
@@ -3387,7 +3605,6 @@
               <w:bottom w:val="single" w:color="C7CBDC" w:sz="4"/>
               <w:right w:val="single" w:color="C7CBDC" w:sz="4"/>
             </w:tcBorders>
-            <w:shd w:fill="F7F8FC" w:color="auto" w:val="clear"/>
             <w:tcMar>
               <w:top w:type="dxa" w:w="60"/>
               <w:left w:type="dxa" w:w="90"/>
@@ -3424,7 +3641,6 @@
               <w:bottom w:val="single" w:color="C7CBDC" w:sz="4"/>
               <w:right w:val="single" w:color="C7CBDC" w:sz="4"/>
             </w:tcBorders>
-            <w:shd w:fill="F7F8FC" w:color="auto" w:val="clear"/>
             <w:tcMar>
               <w:top w:type="dxa" w:w="60"/>
               <w:left w:type="dxa" w:w="90"/>
@@ -3461,7 +3677,6 @@
               <w:bottom w:val="single" w:color="C7CBDC" w:sz="4"/>
               <w:right w:val="single" w:color="C7CBDC" w:sz="4"/>
             </w:tcBorders>
-            <w:shd w:fill="F7F8FC" w:color="auto" w:val="clear"/>
             <w:tcMar>
               <w:top w:type="dxa" w:w="60"/>
               <w:left w:type="dxa" w:w="90"/>
@@ -3752,6 +3967,203 @@
                 <w:sz w:val="18"/>
                 <w:szCs w:val="18"/>
               </w:rPr>
+              <w:t xml:space="preserve">3076</w:t>
+            </w:r>
+          </w:p>
+        </w:tc>
+        <w:tc>
+          <w:tcPr>
+            <w:tcW w:type="dxa" w:w="2600"/>
+            <w:tcBorders>
+              <w:top w:val="single" w:color="C7CBDC" w:sz="4"/>
+              <w:left w:val="single" w:color="C7CBDC" w:sz="4"/>
+              <w:bottom w:val="single" w:color="C7CBDC" w:sz="4"/>
+              <w:right w:val="single" w:color="C7CBDC" w:sz="4"/>
+            </w:tcBorders>
+            <w:tcMar>
+              <w:top w:type="dxa" w:w="60"/>
+              <w:left w:type="dxa" w:w="90"/>
+              <w:bottom w:type="dxa" w:w="60"/>
+              <w:right w:type="dxa" w:w="90"/>
+            </w:tcMar>
+            <w:vAlign w:val="top"/>
+          </w:tcPr>
+          <w:p>
+            <w:pPr>
+              <w:spacing w:after="0"/>
+            </w:pPr>
+            <w:r>
+              <w:rPr>
+                <w:rFonts w:ascii="Calibri" w:cs="Calibri" w:eastAsia="Calibri" w:hAnsi="Calibri"/>
+                <w:b w:val="false"/>
+                <w:bCs w:val="false"/>
+                <w:i w:val="false"/>
+                <w:iCs w:val="false"/>
+                <w:color w:val="1A1F36"/>
+                <w:sz w:val="18"/>
+                <w:szCs w:val="18"/>
+              </w:rPr>
+              <w:t xml:space="preserve">15.08.2026  21:00</w:t>
+            </w:r>
+            <w:r>
+              <w:rPr>
+                <w:rFonts w:ascii="Calibri" w:cs="Calibri" w:eastAsia="Calibri" w:hAnsi="Calibri"/>
+                <w:b w:val="false"/>
+                <w:bCs w:val="false"/>
+                <w:i w:val="false"/>
+                <w:iCs w:val="false"/>
+                <w:color w:val="1A1F36"/>
+                <w:sz w:val="18"/>
+                <w:szCs w:val="18"/>
+              </w:rPr>
+              <w:br/>
+              <w:t xml:space="preserve">Нефтяник — Медведи</w:t>
+            </w:r>
+          </w:p>
+        </w:tc>
+        <w:tc>
+          <w:tcPr>
+            <w:tcW w:type="dxa" w:w="4200"/>
+            <w:tcBorders>
+              <w:top w:val="single" w:color="C7CBDC" w:sz="4"/>
+              <w:left w:val="single" w:color="C7CBDC" w:sz="4"/>
+              <w:bottom w:val="single" w:color="C7CBDC" w:sz="4"/>
+              <w:right w:val="single" w:color="C7CBDC" w:sz="4"/>
+            </w:tcBorders>
+            <w:tcMar>
+              <w:top w:type="dxa" w:w="60"/>
+              <w:left w:type="dxa" w:w="90"/>
+              <w:bottom w:type="dxa" w:w="60"/>
+              <w:right w:type="dxa" w:w="90"/>
+            </w:tcMar>
+            <w:vAlign w:val="top"/>
+          </w:tcPr>
+          <w:p>
+            <w:pPr>
+              <w:spacing w:after="0" w:before="0"/>
+            </w:pPr>
+            <w:r>
+              <w:rPr>
+                <w:rFonts w:ascii="Calibri" w:cs="Calibri" w:eastAsia="Calibri" w:hAnsi="Calibri"/>
+                <w:b w:val="false"/>
+                <w:bCs w:val="false"/>
+                <w:i w:val="false"/>
+                <w:iCs w:val="false"/>
+                <w:color w:val="5A5F7A"/>
+                <w:sz w:val="18"/>
+                <w:szCs w:val="18"/>
+              </w:rPr>
+              <w:t xml:space="preserve">итог 3:5, периоды 1:3 1:1 2:1</w:t>
+            </w:r>
+          </w:p>
+        </w:tc>
+        <w:tc>
+          <w:tcPr>
+            <w:tcW w:type="dxa" w:w="4200"/>
+            <w:tcBorders>
+              <w:top w:val="single" w:color="C7CBDC" w:sz="4"/>
+              <w:left w:val="single" w:color="C7CBDC" w:sz="4"/>
+              <w:bottom w:val="single" w:color="C7CBDC" w:sz="4"/>
+              <w:right w:val="single" w:color="C7CBDC" w:sz="4"/>
+            </w:tcBorders>
+            <w:tcMar>
+              <w:top w:type="dxa" w:w="60"/>
+              <w:left w:type="dxa" w:w="90"/>
+              <w:bottom w:type="dxa" w:w="60"/>
+              <w:right w:type="dxa" w:w="90"/>
+            </w:tcMar>
+            <w:vAlign w:val="top"/>
+          </w:tcPr>
+          <w:p>
+            <w:pPr>
+              <w:spacing w:after="0" w:before="0"/>
+            </w:pPr>
+            <w:r>
+              <w:rPr>
+                <w:rFonts w:ascii="Calibri" w:cs="Calibri" w:eastAsia="Calibri" w:hAnsi="Calibri"/>
+                <w:b/>
+                <w:bCs/>
+                <w:i w:val="false"/>
+                <w:iCs w:val="false"/>
+                <w:color w:val="1A1F36"/>
+                <w:sz w:val="18"/>
+                <w:szCs w:val="18"/>
+              </w:rPr>
+              <w:t xml:space="preserve">итог 3:5, периоды 1:3 1:1 1:1</w:t>
+            </w:r>
+          </w:p>
+        </w:tc>
+        <w:tc>
+          <w:tcPr>
+            <w:tcW w:type="dxa" w:w="3350"/>
+            <w:tcBorders>
+              <w:top w:val="single" w:color="C7CBDC" w:sz="4"/>
+              <w:left w:val="single" w:color="C7CBDC" w:sz="4"/>
+              <w:bottom w:val="single" w:color="C7CBDC" w:sz="4"/>
+              <w:right w:val="single" w:color="C7CBDC" w:sz="4"/>
+            </w:tcBorders>
+            <w:tcMar>
+              <w:top w:type="dxa" w:w="60"/>
+              <w:left w:type="dxa" w:w="90"/>
+              <w:bottom w:type="dxa" w:w="60"/>
+              <w:right w:type="dxa" w:w="90"/>
+            </w:tcMar>
+            <w:vAlign w:val="top"/>
+          </w:tcPr>
+          <w:p>
+            <w:pPr>
+              <w:spacing w:after="0" w:before="0"/>
+            </w:pPr>
+            <w:r>
+              <w:rPr>
+                <w:rFonts w:ascii="Calibri" w:cs="Calibri" w:eastAsia="Calibri" w:hAnsi="Calibri"/>
+                <w:b w:val="false"/>
+                <w:bCs w:val="false"/>
+                <w:i w:val="false"/>
+                <w:iCs w:val="false"/>
+                <w:color w:val="1A1F36"/>
+                <w:sz w:val="18"/>
+                <w:szCs w:val="18"/>
+              </w:rPr>
+              <w:t xml:space="preserve">3-й период исправлен проверяющим</w:t>
+            </w:r>
+          </w:p>
+        </w:tc>
+      </w:tr>
+      <w:tr>
+        <w:tc>
+          <w:tcPr>
+            <w:tcW w:type="dxa" w:w="900"/>
+            <w:tcBorders>
+              <w:top w:val="single" w:color="C7CBDC" w:sz="4"/>
+              <w:left w:val="single" w:color="C7CBDC" w:sz="4"/>
+              <w:bottom w:val="single" w:color="C7CBDC" w:sz="4"/>
+              <w:right w:val="single" w:color="C7CBDC" w:sz="4"/>
+            </w:tcBorders>
+            <w:shd w:fill="F7F8FC" w:color="auto" w:val="clear"/>
+            <w:tcMar>
+              <w:top w:type="dxa" w:w="60"/>
+              <w:left w:type="dxa" w:w="90"/>
+              <w:bottom w:type="dxa" w:w="60"/>
+              <w:right w:type="dxa" w:w="90"/>
+            </w:tcMar>
+            <w:vAlign w:val="top"/>
+          </w:tcPr>
+          <w:p>
+            <w:pPr>
+              <w:spacing w:after="0" w:before="0"/>
+            </w:pPr>
+            <w:r>
+              <w:rPr>
+                <w:rFonts w:ascii="Calibri" w:cs="Calibri" w:eastAsia="Calibri" w:hAnsi="Calibri"/>
+                <w:b/>
+                <w:bCs/>
+                <w:i w:val="false"/>
+                <w:iCs w:val="false"/>
+                <w:color w:val="1A1F36"/>
+                <w:sz w:val="18"/>
+                <w:szCs w:val="18"/>
+              </w:rPr>
               <w:t xml:space="preserve">136</w:t>
             </w:r>
           </w:p>
@@ -3765,6 +4177,7 @@
               <w:bottom w:val="single" w:color="C7CBDC" w:sz="4"/>
               <w:right w:val="single" w:color="C7CBDC" w:sz="4"/>
             </w:tcBorders>
+            <w:shd w:fill="F7F8FC" w:color="auto" w:val="clear"/>
             <w:tcMar>
               <w:top w:type="dxa" w:w="60"/>
               <w:left w:type="dxa" w:w="90"/>
@@ -3815,6 +4228,7 @@
               <w:bottom w:val="single" w:color="C7CBDC" w:sz="4"/>
               <w:right w:val="single" w:color="C7CBDC" w:sz="4"/>
             </w:tcBorders>
+            <w:shd w:fill="F7F8FC" w:color="auto" w:val="clear"/>
             <w:tcMar>
               <w:top w:type="dxa" w:w="60"/>
               <w:left w:type="dxa" w:w="90"/>
@@ -3851,6 +4265,7 @@
               <w:bottom w:val="single" w:color="C7CBDC" w:sz="4"/>
               <w:right w:val="single" w:color="C7CBDC" w:sz="4"/>
             </w:tcBorders>
+            <w:shd w:fill="F7F8FC" w:color="auto" w:val="clear"/>
             <w:tcMar>
               <w:top w:type="dxa" w:w="60"/>
               <w:left w:type="dxa" w:w="90"/>
@@ -3887,6 +4302,7 @@
               <w:bottom w:val="single" w:color="C7CBDC" w:sz="4"/>
               <w:right w:val="single" w:color="C7CBDC" w:sz="4"/>
             </w:tcBorders>
+            <w:shd w:fill="F7F8FC" w:color="auto" w:val="clear"/>
             <w:tcMar>
               <w:top w:type="dxa" w:w="60"/>
               <w:left w:type="dxa" w:w="90"/>
@@ -3925,7 +4341,6 @@
               <w:bottom w:val="single" w:color="C7CBDC" w:sz="4"/>
               <w:right w:val="single" w:color="C7CBDC" w:sz="4"/>
             </w:tcBorders>
-            <w:shd w:fill="F7F8FC" w:color="auto" w:val="clear"/>
             <w:tcMar>
               <w:top w:type="dxa" w:w="60"/>
               <w:left w:type="dxa" w:w="90"/>
@@ -3962,7 +4377,6 @@
               <w:bottom w:val="single" w:color="C7CBDC" w:sz="4"/>
               <w:right w:val="single" w:color="C7CBDC" w:sz="4"/>
             </w:tcBorders>
-            <w:shd w:fill="F7F8FC" w:color="auto" w:val="clear"/>
             <w:tcMar>
               <w:top w:type="dxa" w:w="60"/>
               <w:left w:type="dxa" w:w="90"/>
@@ -4013,7 +4427,6 @@
               <w:bottom w:val="single" w:color="C7CBDC" w:sz="4"/>
               <w:right w:val="single" w:color="C7CBDC" w:sz="4"/>
             </w:tcBorders>
-            <w:shd w:fill="F7F8FC" w:color="auto" w:val="clear"/>
             <w:tcMar>
               <w:top w:type="dxa" w:w="60"/>
               <w:left w:type="dxa" w:w="90"/>
@@ -4050,7 +4463,6 @@
               <w:bottom w:val="single" w:color="C7CBDC" w:sz="4"/>
               <w:right w:val="single" w:color="C7CBDC" w:sz="4"/>
             </w:tcBorders>
-            <w:shd w:fill="F7F8FC" w:color="auto" w:val="clear"/>
             <w:tcMar>
               <w:top w:type="dxa" w:w="60"/>
               <w:left w:type="dxa" w:w="90"/>
@@ -4087,7 +4499,6 @@
               <w:bottom w:val="single" w:color="C7CBDC" w:sz="4"/>
               <w:right w:val="single" w:color="C7CBDC" w:sz="4"/>
             </w:tcBorders>
-            <w:shd w:fill="F7F8FC" w:color="auto" w:val="clear"/>
             <w:tcMar>
               <w:top w:type="dxa" w:w="60"/>
               <w:left w:type="dxa" w:w="90"/>
@@ -4126,6 +4537,7 @@
               <w:bottom w:val="single" w:color="C7CBDC" w:sz="4"/>
               <w:right w:val="single" w:color="C7CBDC" w:sz="4"/>
             </w:tcBorders>
+            <w:shd w:fill="F7F8FC" w:color="auto" w:val="clear"/>
             <w:tcMar>
               <w:top w:type="dxa" w:w="60"/>
               <w:left w:type="dxa" w:w="90"/>
@@ -4162,6 +4574,7 @@
               <w:bottom w:val="single" w:color="C7CBDC" w:sz="4"/>
               <w:right w:val="single" w:color="C7CBDC" w:sz="4"/>
             </w:tcBorders>
+            <w:shd w:fill="F7F8FC" w:color="auto" w:val="clear"/>
             <w:tcMar>
               <w:top w:type="dxa" w:w="60"/>
               <w:left w:type="dxa" w:w="90"/>
@@ -4212,6 +4625,7 @@
               <w:bottom w:val="single" w:color="C7CBDC" w:sz="4"/>
               <w:right w:val="single" w:color="C7CBDC" w:sz="4"/>
             </w:tcBorders>
+            <w:shd w:fill="F7F8FC" w:color="auto" w:val="clear"/>
             <w:tcMar>
               <w:top w:type="dxa" w:w="60"/>
               <w:left w:type="dxa" w:w="90"/>
@@ -4248,6 +4662,7 @@
               <w:bottom w:val="single" w:color="C7CBDC" w:sz="4"/>
               <w:right w:val="single" w:color="C7CBDC" w:sz="4"/>
             </w:tcBorders>
+            <w:shd w:fill="F7F8FC" w:color="auto" w:val="clear"/>
             <w:tcMar>
               <w:top w:type="dxa" w:w="60"/>
               <w:left w:type="dxa" w:w="90"/>
@@ -4284,6 +4699,7 @@
               <w:bottom w:val="single" w:color="C7CBDC" w:sz="4"/>
               <w:right w:val="single" w:color="C7CBDC" w:sz="4"/>
             </w:tcBorders>
+            <w:shd w:fill="F7F8FC" w:color="auto" w:val="clear"/>
             <w:tcMar>
               <w:top w:type="dxa" w:w="60"/>
               <w:left w:type="dxa" w:w="90"/>
@@ -4322,7 +4738,6 @@
               <w:bottom w:val="single" w:color="C7CBDC" w:sz="4"/>
               <w:right w:val="single" w:color="C7CBDC" w:sz="4"/>
             </w:tcBorders>
-            <w:shd w:fill="F7F8FC" w:color="auto" w:val="clear"/>
             <w:tcMar>
               <w:top w:type="dxa" w:w="60"/>
               <w:left w:type="dxa" w:w="90"/>
@@ -4359,7 +4774,6 @@
               <w:bottom w:val="single" w:color="C7CBDC" w:sz="4"/>
               <w:right w:val="single" w:color="C7CBDC" w:sz="4"/>
             </w:tcBorders>
-            <w:shd w:fill="F7F8FC" w:color="auto" w:val="clear"/>
             <w:tcMar>
               <w:top w:type="dxa" w:w="60"/>
               <w:left w:type="dxa" w:w="90"/>
@@ -4410,7 +4824,6 @@
               <w:bottom w:val="single" w:color="C7CBDC" w:sz="4"/>
               <w:right w:val="single" w:color="C7CBDC" w:sz="4"/>
             </w:tcBorders>
-            <w:shd w:fill="F7F8FC" w:color="auto" w:val="clear"/>
             <w:tcMar>
               <w:top w:type="dxa" w:w="60"/>
               <w:left w:type="dxa" w:w="90"/>
@@ -4447,7 +4860,6 @@
               <w:bottom w:val="single" w:color="C7CBDC" w:sz="4"/>
               <w:right w:val="single" w:color="C7CBDC" w:sz="4"/>
             </w:tcBorders>
-            <w:shd w:fill="F7F8FC" w:color="auto" w:val="clear"/>
             <w:tcMar>
               <w:top w:type="dxa" w:w="60"/>
               <w:left w:type="dxa" w:w="90"/>
@@ -4484,7 +4896,6 @@
               <w:bottom w:val="single" w:color="C7CBDC" w:sz="4"/>
               <w:right w:val="single" w:color="C7CBDC" w:sz="4"/>
             </w:tcBorders>
-            <w:shd w:fill="F7F8FC" w:color="auto" w:val="clear"/>
             <w:tcMar>
               <w:top w:type="dxa" w:w="60"/>
               <w:left w:type="dxa" w:w="90"/>
@@ -4523,6 +4934,7 @@
               <w:bottom w:val="single" w:color="C7CBDC" w:sz="4"/>
               <w:right w:val="single" w:color="C7CBDC" w:sz="4"/>
             </w:tcBorders>
+            <w:shd w:fill="F7F8FC" w:color="auto" w:val="clear"/>
             <w:tcMar>
               <w:top w:type="dxa" w:w="60"/>
               <w:left w:type="dxa" w:w="90"/>
@@ -4559,6 +4971,7 @@
               <w:bottom w:val="single" w:color="C7CBDC" w:sz="4"/>
               <w:right w:val="single" w:color="C7CBDC" w:sz="4"/>
             </w:tcBorders>
+            <w:shd w:fill="F7F8FC" w:color="auto" w:val="clear"/>
             <w:tcMar>
               <w:top w:type="dxa" w:w="60"/>
               <w:left w:type="dxa" w:w="90"/>
@@ -4609,6 +5022,7 @@
               <w:bottom w:val="single" w:color="C7CBDC" w:sz="4"/>
               <w:right w:val="single" w:color="C7CBDC" w:sz="4"/>
             </w:tcBorders>
+            <w:shd w:fill="F7F8FC" w:color="auto" w:val="clear"/>
             <w:tcMar>
               <w:top w:type="dxa" w:w="60"/>
               <w:left w:type="dxa" w:w="90"/>
@@ -4645,6 +5059,7 @@
               <w:bottom w:val="single" w:color="C7CBDC" w:sz="4"/>
               <w:right w:val="single" w:color="C7CBDC" w:sz="4"/>
             </w:tcBorders>
+            <w:shd w:fill="F7F8FC" w:color="auto" w:val="clear"/>
             <w:tcMar>
               <w:top w:type="dxa" w:w="60"/>
               <w:left w:type="dxa" w:w="90"/>
@@ -4681,6 +5096,7 @@
               <w:bottom w:val="single" w:color="C7CBDC" w:sz="4"/>
               <w:right w:val="single" w:color="C7CBDC" w:sz="4"/>
             </w:tcBorders>
+            <w:shd w:fill="F7F8FC" w:color="auto" w:val="clear"/>
             <w:tcMar>
               <w:top w:type="dxa" w:w="60"/>
               <w:left w:type="dxa" w:w="90"/>
@@ -4719,7 +5135,6 @@
               <w:bottom w:val="single" w:color="C7CBDC" w:sz="4"/>
               <w:right w:val="single" w:color="C7CBDC" w:sz="4"/>
             </w:tcBorders>
-            <w:shd w:fill="F7F8FC" w:color="auto" w:val="clear"/>
             <w:tcMar>
               <w:top w:type="dxa" w:w="60"/>
               <w:left w:type="dxa" w:w="90"/>
@@ -4756,7 +5171,6 @@
               <w:bottom w:val="single" w:color="C7CBDC" w:sz="4"/>
               <w:right w:val="single" w:color="C7CBDC" w:sz="4"/>
             </w:tcBorders>
-            <w:shd w:fill="F7F8FC" w:color="auto" w:val="clear"/>
             <w:tcMar>
               <w:top w:type="dxa" w:w="60"/>
               <w:left w:type="dxa" w:w="90"/>
@@ -4807,7 +5221,6 @@
               <w:bottom w:val="single" w:color="C7CBDC" w:sz="4"/>
               <w:right w:val="single" w:color="C7CBDC" w:sz="4"/>
             </w:tcBorders>
-            <w:shd w:fill="F7F8FC" w:color="auto" w:val="clear"/>
             <w:tcMar>
               <w:top w:type="dxa" w:w="60"/>
               <w:left w:type="dxa" w:w="90"/>
@@ -4844,7 +5257,6 @@
               <w:bottom w:val="single" w:color="C7CBDC" w:sz="4"/>
               <w:right w:val="single" w:color="C7CBDC" w:sz="4"/>
             </w:tcBorders>
-            <w:shd w:fill="F7F8FC" w:color="auto" w:val="clear"/>
             <w:tcMar>
               <w:top w:type="dxa" w:w="60"/>
               <w:left w:type="dxa" w:w="90"/>
@@ -4881,7 +5293,6 @@
               <w:bottom w:val="single" w:color="C7CBDC" w:sz="4"/>
               <w:right w:val="single" w:color="C7CBDC" w:sz="4"/>
             </w:tcBorders>
-            <w:shd w:fill="F7F8FC" w:color="auto" w:val="clear"/>
             <w:tcMar>
               <w:top w:type="dxa" w:w="60"/>
               <w:left w:type="dxa" w:w="90"/>
@@ -4920,6 +5331,7 @@
               <w:bottom w:val="single" w:color="C7CBDC" w:sz="4"/>
               <w:right w:val="single" w:color="C7CBDC" w:sz="4"/>
             </w:tcBorders>
+            <w:shd w:fill="F7F8FC" w:color="auto" w:val="clear"/>
             <w:tcMar>
               <w:top w:type="dxa" w:w="60"/>
               <w:left w:type="dxa" w:w="90"/>
@@ -4956,6 +5368,7 @@
               <w:bottom w:val="single" w:color="C7CBDC" w:sz="4"/>
               <w:right w:val="single" w:color="C7CBDC" w:sz="4"/>
             </w:tcBorders>
+            <w:shd w:fill="F7F8FC" w:color="auto" w:val="clear"/>
             <w:tcMar>
               <w:top w:type="dxa" w:w="60"/>
               <w:left w:type="dxa" w:w="90"/>
@@ -5006,6 +5419,7 @@
               <w:bottom w:val="single" w:color="C7CBDC" w:sz="4"/>
               <w:right w:val="single" w:color="C7CBDC" w:sz="4"/>
             </w:tcBorders>
+            <w:shd w:fill="F7F8FC" w:color="auto" w:val="clear"/>
             <w:tcMar>
               <w:top w:type="dxa" w:w="60"/>
               <w:left w:type="dxa" w:w="90"/>
@@ -5042,6 +5456,7 @@
               <w:bottom w:val="single" w:color="C7CBDC" w:sz="4"/>
               <w:right w:val="single" w:color="C7CBDC" w:sz="4"/>
             </w:tcBorders>
+            <w:shd w:fill="F7F8FC" w:color="auto" w:val="clear"/>
             <w:tcMar>
               <w:top w:type="dxa" w:w="60"/>
               <w:left w:type="dxa" w:w="90"/>
@@ -5078,6 +5493,7 @@
               <w:bottom w:val="single" w:color="C7CBDC" w:sz="4"/>
               <w:right w:val="single" w:color="C7CBDC" w:sz="4"/>
             </w:tcBorders>
+            <w:shd w:fill="F7F8FC" w:color="auto" w:val="clear"/>
             <w:tcMar>
               <w:top w:type="dxa" w:w="60"/>
               <w:left w:type="dxa" w:w="90"/>
@@ -5116,7 +5532,6 @@
               <w:bottom w:val="single" w:color="C7CBDC" w:sz="4"/>
               <w:right w:val="single" w:color="C7CBDC" w:sz="4"/>
             </w:tcBorders>
-            <w:shd w:fill="F7F8FC" w:color="auto" w:val="clear"/>
             <w:tcMar>
               <w:top w:type="dxa" w:w="60"/>
               <w:left w:type="dxa" w:w="90"/>
@@ -5153,7 +5568,6 @@
               <w:bottom w:val="single" w:color="C7CBDC" w:sz="4"/>
               <w:right w:val="single" w:color="C7CBDC" w:sz="4"/>
             </w:tcBorders>
-            <w:shd w:fill="F7F8FC" w:color="auto" w:val="clear"/>
             <w:tcMar>
               <w:top w:type="dxa" w:w="60"/>
               <w:left w:type="dxa" w:w="90"/>
@@ -5204,7 +5618,6 @@
               <w:bottom w:val="single" w:color="C7CBDC" w:sz="4"/>
               <w:right w:val="single" w:color="C7CBDC" w:sz="4"/>
             </w:tcBorders>
-            <w:shd w:fill="F7F8FC" w:color="auto" w:val="clear"/>
             <w:tcMar>
               <w:top w:type="dxa" w:w="60"/>
               <w:left w:type="dxa" w:w="90"/>
@@ -5241,7 +5654,6 @@
               <w:bottom w:val="single" w:color="C7CBDC" w:sz="4"/>
               <w:right w:val="single" w:color="C7CBDC" w:sz="4"/>
             </w:tcBorders>
-            <w:shd w:fill="F7F8FC" w:color="auto" w:val="clear"/>
             <w:tcMar>
               <w:top w:type="dxa" w:w="60"/>
               <w:left w:type="dxa" w:w="90"/>
@@ -5278,7 +5690,6 @@
               <w:bottom w:val="single" w:color="C7CBDC" w:sz="4"/>
               <w:right w:val="single" w:color="C7CBDC" w:sz="4"/>
             </w:tcBorders>
-            <w:shd w:fill="F7F8FC" w:color="auto" w:val="clear"/>
             <w:tcMar>
               <w:top w:type="dxa" w:w="60"/>
               <w:left w:type="dxa" w:w="90"/>
@@ -5317,6 +5728,7 @@
               <w:bottom w:val="single" w:color="C7CBDC" w:sz="4"/>
               <w:right w:val="single" w:color="C7CBDC" w:sz="4"/>
             </w:tcBorders>
+            <w:shd w:fill="F7F8FC" w:color="auto" w:val="clear"/>
             <w:tcMar>
               <w:top w:type="dxa" w:w="60"/>
               <w:left w:type="dxa" w:w="90"/>
@@ -5353,6 +5765,7 @@
               <w:bottom w:val="single" w:color="C7CBDC" w:sz="4"/>
               <w:right w:val="single" w:color="C7CBDC" w:sz="4"/>
             </w:tcBorders>
+            <w:shd w:fill="F7F8FC" w:color="auto" w:val="clear"/>
             <w:tcMar>
               <w:top w:type="dxa" w:w="60"/>
               <w:left w:type="dxa" w:w="90"/>
@@ -5403,6 +5816,7 @@
               <w:bottom w:val="single" w:color="C7CBDC" w:sz="4"/>
               <w:right w:val="single" w:color="C7CBDC" w:sz="4"/>
             </w:tcBorders>
+            <w:shd w:fill="F7F8FC" w:color="auto" w:val="clear"/>
             <w:tcMar>
               <w:top w:type="dxa" w:w="60"/>
               <w:left w:type="dxa" w:w="90"/>
@@ -5439,6 +5853,7 @@
               <w:bottom w:val="single" w:color="C7CBDC" w:sz="4"/>
               <w:right w:val="single" w:color="C7CBDC" w:sz="4"/>
             </w:tcBorders>
+            <w:shd w:fill="F7F8FC" w:color="auto" w:val="clear"/>
             <w:tcMar>
               <w:top w:type="dxa" w:w="60"/>
               <w:left w:type="dxa" w:w="90"/>
@@ -5475,6 +5890,7 @@
               <w:bottom w:val="single" w:color="C7CBDC" w:sz="4"/>
               <w:right w:val="single" w:color="C7CBDC" w:sz="4"/>
             </w:tcBorders>
+            <w:shd w:fill="F7F8FC" w:color="auto" w:val="clear"/>
             <w:tcMar>
               <w:top w:type="dxa" w:w="60"/>
               <w:left w:type="dxa" w:w="90"/>
@@ -9945,6 +10361,1528 @@
                 <w:szCs w:val="18"/>
               </w:rPr>
               <w:t xml:space="preserve">2-й период исправлен проверяющим</w:t>
+            </w:r>
+          </w:p>
+        </w:tc>
+      </w:tr>
+    </w:tbl>
+    <w:p>
+      <w:pPr>
+        <w:keepNext/>
+        <w:pageBreakBefore/>
+        <w:pBdr>
+          <w:bottom w:val="single" w:color="2B2F77" w:sz="8" w:space="6"/>
+        </w:pBdr>
+        <w:spacing w:after="140" w:before="0"/>
+      </w:pPr>
+      <w:r>
+        <w:rPr>
+          <w:rFonts w:ascii="Calibri" w:cs="Calibri" w:eastAsia="Calibri" w:hAnsi="Calibri"/>
+          <w:b/>
+          <w:bCs/>
+          <w:i w:val="false"/>
+          <w:iCs w:val="false"/>
+          <w:color w:val="2B2F77"/>
+          <w:sz w:val="30"/>
+          <w:szCs w:val="30"/>
+        </w:rPr>
+        <w:t xml:space="preserve">Конференция ЦЕНТР (1 Дивизион)</w:t>
+      </w:r>
+    </w:p>
+    <w:p>
+      <w:pPr>
+        <w:keepNext/>
+        <w:spacing w:after="80" w:before="200"/>
+      </w:pPr>
+      <w:r>
+        <w:rPr>
+          <w:rFonts w:ascii="Calibri" w:cs="Calibri" w:eastAsia="Calibri" w:hAnsi="Calibri"/>
+          <w:b/>
+          <w:bCs/>
+          <w:i w:val="false"/>
+          <w:iCs w:val="false"/>
+          <w:color w:val="1A1F36"/>
+          <w:sz w:val="22"/>
+          <w:szCs w:val="22"/>
+        </w:rPr>
+        <w:t xml:space="preserve">Июль 2026</w:t>
+      </w:r>
+    </w:p>
+    <w:tbl>
+      <w:tblPr>
+        <w:tblW w:type="dxa" w:w="15250"/>
+        <w:tblBorders>
+          <w:top w:val="single" w:color="auto" w:sz="4"/>
+          <w:left w:val="single" w:color="auto" w:sz="4"/>
+          <w:bottom w:val="single" w:color="auto" w:sz="4"/>
+          <w:right w:val="single" w:color="auto" w:sz="4"/>
+          <w:insideH w:val="single" w:color="auto" w:sz="4"/>
+          <w:insideV w:val="single" w:color="auto" w:sz="4"/>
+        </w:tblBorders>
+      </w:tblPr>
+      <w:tblGrid>
+        <w:gridCol w:w="900"/>
+        <w:gridCol w:w="2600"/>
+        <w:gridCol w:w="4200"/>
+        <w:gridCol w:w="4200"/>
+        <w:gridCol w:w="3350"/>
+      </w:tblGrid>
+      <w:tr>
+        <w:trPr>
+          <w:tblHeader/>
+        </w:trPr>
+        <w:tc>
+          <w:tcPr>
+            <w:tcW w:type="dxa" w:w="900"/>
+            <w:tcBorders>
+              <w:top w:val="single" w:color="C7CBDC" w:sz="4"/>
+              <w:left w:val="single" w:color="C7CBDC" w:sz="4"/>
+              <w:bottom w:val="single" w:color="C7CBDC" w:sz="4"/>
+              <w:right w:val="single" w:color="C7CBDC" w:sz="4"/>
+            </w:tcBorders>
+            <w:shd w:fill="EEF0F7" w:color="auto" w:val="clear"/>
+            <w:tcMar>
+              <w:top w:type="dxa" w:w="60"/>
+              <w:left w:type="dxa" w:w="90"/>
+              <w:bottom w:type="dxa" w:w="60"/>
+              <w:right w:type="dxa" w:w="90"/>
+            </w:tcMar>
+            <w:vAlign w:val="top"/>
+          </w:tcPr>
+          <w:p>
+            <w:pPr>
+              <w:spacing w:after="0" w:before="0"/>
+            </w:pPr>
+            <w:r>
+              <w:rPr>
+                <w:rFonts w:ascii="Calibri" w:cs="Calibri" w:eastAsia="Calibri" w:hAnsi="Calibri"/>
+                <w:b/>
+                <w:bCs/>
+                <w:i w:val="false"/>
+                <w:iCs w:val="false"/>
+                <w:color w:val="1A1F36"/>
+                <w:sz w:val="18"/>
+                <w:szCs w:val="18"/>
+              </w:rPr>
+              <w:t xml:space="preserve">Стр.</w:t>
+            </w:r>
+          </w:p>
+        </w:tc>
+        <w:tc>
+          <w:tcPr>
+            <w:tcW w:type="dxa" w:w="2600"/>
+            <w:tcBorders>
+              <w:top w:val="single" w:color="C7CBDC" w:sz="4"/>
+              <w:left w:val="single" w:color="C7CBDC" w:sz="4"/>
+              <w:bottom w:val="single" w:color="C7CBDC" w:sz="4"/>
+              <w:right w:val="single" w:color="C7CBDC" w:sz="4"/>
+            </w:tcBorders>
+            <w:shd w:fill="EEF0F7" w:color="auto" w:val="clear"/>
+            <w:tcMar>
+              <w:top w:type="dxa" w:w="60"/>
+              <w:left w:type="dxa" w:w="90"/>
+              <w:bottom w:type="dxa" w:w="60"/>
+              <w:right w:type="dxa" w:w="90"/>
+            </w:tcMar>
+            <w:vAlign w:val="top"/>
+          </w:tcPr>
+          <w:p>
+            <w:pPr>
+              <w:spacing w:after="0" w:before="0"/>
+            </w:pPr>
+            <w:r>
+              <w:rPr>
+                <w:rFonts w:ascii="Calibri" w:cs="Calibri" w:eastAsia="Calibri" w:hAnsi="Calibri"/>
+                <w:b/>
+                <w:bCs/>
+                <w:i w:val="false"/>
+                <w:iCs w:val="false"/>
+                <w:color w:val="1A1F36"/>
+                <w:sz w:val="18"/>
+                <w:szCs w:val="18"/>
+              </w:rPr>
+              <w:t xml:space="preserve">Матч</w:t>
+            </w:r>
+          </w:p>
+        </w:tc>
+        <w:tc>
+          <w:tcPr>
+            <w:tcW w:type="dxa" w:w="4200"/>
+            <w:tcBorders>
+              <w:top w:val="single" w:color="C7CBDC" w:sz="4"/>
+              <w:left w:val="single" w:color="C7CBDC" w:sz="4"/>
+              <w:bottom w:val="single" w:color="C7CBDC" w:sz="4"/>
+              <w:right w:val="single" w:color="C7CBDC" w:sz="4"/>
+            </w:tcBorders>
+            <w:shd w:fill="EEF0F7" w:color="auto" w:val="clear"/>
+            <w:tcMar>
+              <w:top w:type="dxa" w:w="60"/>
+              <w:left w:type="dxa" w:w="90"/>
+              <w:bottom w:type="dxa" w:w="60"/>
+              <w:right w:type="dxa" w:w="90"/>
+            </w:tcMar>
+            <w:vAlign w:val="top"/>
+          </w:tcPr>
+          <w:p>
+            <w:pPr>
+              <w:spacing w:after="0" w:before="0"/>
+            </w:pPr>
+            <w:r>
+              <w:rPr>
+                <w:rFonts w:ascii="Calibri" w:cs="Calibri" w:eastAsia="Calibri" w:hAnsi="Calibri"/>
+                <w:b/>
+                <w:bCs/>
+                <w:i w:val="false"/>
+                <w:iCs w:val="false"/>
+                <w:color w:val="1A1F36"/>
+                <w:sz w:val="18"/>
+                <w:szCs w:val="18"/>
+              </w:rPr>
+              <w:t xml:space="preserve">Было</w:t>
+            </w:r>
+          </w:p>
+        </w:tc>
+        <w:tc>
+          <w:tcPr>
+            <w:tcW w:type="dxa" w:w="4200"/>
+            <w:tcBorders>
+              <w:top w:val="single" w:color="C7CBDC" w:sz="4"/>
+              <w:left w:val="single" w:color="C7CBDC" w:sz="4"/>
+              <w:bottom w:val="single" w:color="C7CBDC" w:sz="4"/>
+              <w:right w:val="single" w:color="C7CBDC" w:sz="4"/>
+            </w:tcBorders>
+            <w:shd w:fill="EEF0F7" w:color="auto" w:val="clear"/>
+            <w:tcMar>
+              <w:top w:type="dxa" w:w="60"/>
+              <w:left w:type="dxa" w:w="90"/>
+              <w:bottom w:type="dxa" w:w="60"/>
+              <w:right w:type="dxa" w:w="90"/>
+            </w:tcMar>
+            <w:vAlign w:val="top"/>
+          </w:tcPr>
+          <w:p>
+            <w:pPr>
+              <w:spacing w:after="0" w:before="0"/>
+            </w:pPr>
+            <w:r>
+              <w:rPr>
+                <w:rFonts w:ascii="Calibri" w:cs="Calibri" w:eastAsia="Calibri" w:hAnsi="Calibri"/>
+                <w:b/>
+                <w:bCs/>
+                <w:i w:val="false"/>
+                <w:iCs w:val="false"/>
+                <w:color w:val="1A1F36"/>
+                <w:sz w:val="18"/>
+                <w:szCs w:val="18"/>
+              </w:rPr>
+              <w:t xml:space="preserve">Стало</w:t>
+            </w:r>
+          </w:p>
+        </w:tc>
+        <w:tc>
+          <w:tcPr>
+            <w:tcW w:type="dxa" w:w="3350"/>
+            <w:tcBorders>
+              <w:top w:val="single" w:color="C7CBDC" w:sz="4"/>
+              <w:left w:val="single" w:color="C7CBDC" w:sz="4"/>
+              <w:bottom w:val="single" w:color="C7CBDC" w:sz="4"/>
+              <w:right w:val="single" w:color="C7CBDC" w:sz="4"/>
+            </w:tcBorders>
+            <w:shd w:fill="EEF0F7" w:color="auto" w:val="clear"/>
+            <w:tcMar>
+              <w:top w:type="dxa" w:w="60"/>
+              <w:left w:type="dxa" w:w="90"/>
+              <w:bottom w:type="dxa" w:w="60"/>
+              <w:right w:type="dxa" w:w="90"/>
+            </w:tcMar>
+            <w:vAlign w:val="top"/>
+          </w:tcPr>
+          <w:p>
+            <w:pPr>
+              <w:spacing w:after="0" w:before="0"/>
+            </w:pPr>
+            <w:r>
+              <w:rPr>
+                <w:rFonts w:ascii="Calibri" w:cs="Calibri" w:eastAsia="Calibri" w:hAnsi="Calibri"/>
+                <w:b/>
+                <w:bCs/>
+                <w:i w:val="false"/>
+                <w:iCs w:val="false"/>
+                <w:color w:val="1A1F36"/>
+                <w:sz w:val="18"/>
+                <w:szCs w:val="18"/>
+              </w:rPr>
+              <w:t xml:space="preserve">Основание</w:t>
+            </w:r>
+          </w:p>
+        </w:tc>
+      </w:tr>
+      <w:tr>
+        <w:tc>
+          <w:tcPr>
+            <w:tcW w:type="dxa" w:w="900"/>
+            <w:tcBorders>
+              <w:top w:val="single" w:color="C7CBDC" w:sz="4"/>
+              <w:left w:val="single" w:color="C7CBDC" w:sz="4"/>
+              <w:bottom w:val="single" w:color="C7CBDC" w:sz="4"/>
+              <w:right w:val="single" w:color="C7CBDC" w:sz="4"/>
+            </w:tcBorders>
+            <w:tcMar>
+              <w:top w:type="dxa" w:w="60"/>
+              <w:left w:type="dxa" w:w="90"/>
+              <w:bottom w:type="dxa" w:w="60"/>
+              <w:right w:type="dxa" w:w="90"/>
+            </w:tcMar>
+            <w:vAlign w:val="top"/>
+          </w:tcPr>
+          <w:p>
+            <w:pPr>
+              <w:spacing w:after="0" w:before="0"/>
+            </w:pPr>
+            <w:r>
+              <w:rPr>
+                <w:rFonts w:ascii="Calibri" w:cs="Calibri" w:eastAsia="Calibri" w:hAnsi="Calibri"/>
+                <w:b/>
+                <w:bCs/>
+                <w:i w:val="false"/>
+                <w:iCs w:val="false"/>
+                <w:color w:val="1A1F36"/>
+                <w:sz w:val="18"/>
+                <w:szCs w:val="18"/>
+              </w:rPr>
+              <w:t xml:space="preserve">2701</w:t>
+            </w:r>
+          </w:p>
+        </w:tc>
+        <w:tc>
+          <w:tcPr>
+            <w:tcW w:type="dxa" w:w="2600"/>
+            <w:tcBorders>
+              <w:top w:val="single" w:color="C7CBDC" w:sz="4"/>
+              <w:left w:val="single" w:color="C7CBDC" w:sz="4"/>
+              <w:bottom w:val="single" w:color="C7CBDC" w:sz="4"/>
+              <w:right w:val="single" w:color="C7CBDC" w:sz="4"/>
+            </w:tcBorders>
+            <w:tcMar>
+              <w:top w:type="dxa" w:w="60"/>
+              <w:left w:type="dxa" w:w="90"/>
+              <w:bottom w:type="dxa" w:w="60"/>
+              <w:right w:type="dxa" w:w="90"/>
+            </w:tcMar>
+            <w:vAlign w:val="top"/>
+          </w:tcPr>
+          <w:p>
+            <w:pPr>
+              <w:spacing w:after="0"/>
+            </w:pPr>
+            <w:r>
+              <w:rPr>
+                <w:rFonts w:ascii="Calibri" w:cs="Calibri" w:eastAsia="Calibri" w:hAnsi="Calibri"/>
+                <w:b w:val="false"/>
+                <w:bCs w:val="false"/>
+                <w:i w:val="false"/>
+                <w:iCs w:val="false"/>
+                <w:color w:val="1A1F36"/>
+                <w:sz w:val="18"/>
+                <w:szCs w:val="18"/>
+              </w:rPr>
+              <w:t xml:space="preserve">01.07.2026  09:10</w:t>
+            </w:r>
+            <w:r>
+              <w:rPr>
+                <w:rFonts w:ascii="Calibri" w:cs="Calibri" w:eastAsia="Calibri" w:hAnsi="Calibri"/>
+                <w:b w:val="false"/>
+                <w:bCs w:val="false"/>
+                <w:i w:val="false"/>
+                <w:iCs w:val="false"/>
+                <w:color w:val="1A1F36"/>
+                <w:sz w:val="18"/>
+                <w:szCs w:val="18"/>
+              </w:rPr>
+              <w:br/>
+              <w:t xml:space="preserve">Партизан — Энергетик</w:t>
+            </w:r>
+          </w:p>
+        </w:tc>
+        <w:tc>
+          <w:tcPr>
+            <w:tcW w:type="dxa" w:w="4200"/>
+            <w:tcBorders>
+              <w:top w:val="single" w:color="C7CBDC" w:sz="4"/>
+              <w:left w:val="single" w:color="C7CBDC" w:sz="4"/>
+              <w:bottom w:val="single" w:color="C7CBDC" w:sz="4"/>
+              <w:right w:val="single" w:color="C7CBDC" w:sz="4"/>
+            </w:tcBorders>
+            <w:tcMar>
+              <w:top w:type="dxa" w:w="60"/>
+              <w:left w:type="dxa" w:w="90"/>
+              <w:bottom w:type="dxa" w:w="60"/>
+              <w:right w:type="dxa" w:w="90"/>
+            </w:tcMar>
+            <w:vAlign w:val="top"/>
+          </w:tcPr>
+          <w:p>
+            <w:pPr>
+              <w:spacing w:after="0" w:before="0"/>
+            </w:pPr>
+            <w:r>
+              <w:rPr>
+                <w:rFonts w:ascii="Calibri" w:cs="Calibri" w:eastAsia="Calibri" w:hAnsi="Calibri"/>
+                <w:b w:val="false"/>
+                <w:bCs w:val="false"/>
+                <w:i w:val="false"/>
+                <w:iCs w:val="false"/>
+                <w:color w:val="5A5F7A"/>
+                <w:sz w:val="18"/>
+                <w:szCs w:val="18"/>
+              </w:rPr>
+              <w:t xml:space="preserve">итог 1:3, периоды 0:2 0:0 0:1</w:t>
+            </w:r>
+          </w:p>
+        </w:tc>
+        <w:tc>
+          <w:tcPr>
+            <w:tcW w:type="dxa" w:w="4200"/>
+            <w:tcBorders>
+              <w:top w:val="single" w:color="C7CBDC" w:sz="4"/>
+              <w:left w:val="single" w:color="C7CBDC" w:sz="4"/>
+              <w:bottom w:val="single" w:color="C7CBDC" w:sz="4"/>
+              <w:right w:val="single" w:color="C7CBDC" w:sz="4"/>
+            </w:tcBorders>
+            <w:tcMar>
+              <w:top w:type="dxa" w:w="60"/>
+              <w:left w:type="dxa" w:w="90"/>
+              <w:bottom w:type="dxa" w:w="60"/>
+              <w:right w:type="dxa" w:w="90"/>
+            </w:tcMar>
+            <w:vAlign w:val="top"/>
+          </w:tcPr>
+          <w:p>
+            <w:pPr>
+              <w:spacing w:after="0" w:before="0"/>
+            </w:pPr>
+            <w:r>
+              <w:rPr>
+                <w:rFonts w:ascii="Calibri" w:cs="Calibri" w:eastAsia="Calibri" w:hAnsi="Calibri"/>
+                <w:b/>
+                <w:bCs/>
+                <w:i w:val="false"/>
+                <w:iCs w:val="false"/>
+                <w:color w:val="1A1F36"/>
+                <w:sz w:val="18"/>
+                <w:szCs w:val="18"/>
+              </w:rPr>
+              <w:t xml:space="preserve">итог 1:3, периоды 0:2 0:0 1:1</w:t>
+            </w:r>
+          </w:p>
+        </w:tc>
+        <w:tc>
+          <w:tcPr>
+            <w:tcW w:type="dxa" w:w="3350"/>
+            <w:tcBorders>
+              <w:top w:val="single" w:color="C7CBDC" w:sz="4"/>
+              <w:left w:val="single" w:color="C7CBDC" w:sz="4"/>
+              <w:bottom w:val="single" w:color="C7CBDC" w:sz="4"/>
+              <w:right w:val="single" w:color="C7CBDC" w:sz="4"/>
+            </w:tcBorders>
+            <w:tcMar>
+              <w:top w:type="dxa" w:w="60"/>
+              <w:left w:type="dxa" w:w="90"/>
+              <w:bottom w:type="dxa" w:w="60"/>
+              <w:right w:type="dxa" w:w="90"/>
+            </w:tcMar>
+            <w:vAlign w:val="top"/>
+          </w:tcPr>
+          <w:p>
+            <w:pPr>
+              <w:spacing w:after="0" w:before="0"/>
+            </w:pPr>
+            <w:r>
+              <w:rPr>
+                <w:rFonts w:ascii="Calibri" w:cs="Calibri" w:eastAsia="Calibri" w:hAnsi="Calibri"/>
+                <w:b w:val="false"/>
+                <w:bCs w:val="false"/>
+                <w:i w:val="false"/>
+                <w:iCs w:val="false"/>
+                <w:color w:val="1A1F36"/>
+                <w:sz w:val="18"/>
+                <w:szCs w:val="18"/>
+              </w:rPr>
+              <w:t xml:space="preserve">3-й период исправлен проверяющим</w:t>
+            </w:r>
+          </w:p>
+        </w:tc>
+      </w:tr>
+      <w:tr>
+        <w:tc>
+          <w:tcPr>
+            <w:tcW w:type="dxa" w:w="900"/>
+            <w:tcBorders>
+              <w:top w:val="single" w:color="C7CBDC" w:sz="4"/>
+              <w:left w:val="single" w:color="C7CBDC" w:sz="4"/>
+              <w:bottom w:val="single" w:color="C7CBDC" w:sz="4"/>
+              <w:right w:val="single" w:color="C7CBDC" w:sz="4"/>
+            </w:tcBorders>
+            <w:shd w:fill="F7F8FC" w:color="auto" w:val="clear"/>
+            <w:tcMar>
+              <w:top w:type="dxa" w:w="60"/>
+              <w:left w:type="dxa" w:w="90"/>
+              <w:bottom w:type="dxa" w:w="60"/>
+              <w:right w:type="dxa" w:w="90"/>
+            </w:tcMar>
+            <w:vAlign w:val="top"/>
+          </w:tcPr>
+          <w:p>
+            <w:pPr>
+              <w:spacing w:after="0" w:before="0"/>
+            </w:pPr>
+            <w:r>
+              <w:rPr>
+                <w:rFonts w:ascii="Calibri" w:cs="Calibri" w:eastAsia="Calibri" w:hAnsi="Calibri"/>
+                <w:b/>
+                <w:bCs/>
+                <w:i w:val="false"/>
+                <w:iCs w:val="false"/>
+                <w:color w:val="1A1F36"/>
+                <w:sz w:val="18"/>
+                <w:szCs w:val="18"/>
+              </w:rPr>
+              <w:t xml:space="preserve">2716</w:t>
+            </w:r>
+          </w:p>
+        </w:tc>
+        <w:tc>
+          <w:tcPr>
+            <w:tcW w:type="dxa" w:w="2600"/>
+            <w:tcBorders>
+              <w:top w:val="single" w:color="C7CBDC" w:sz="4"/>
+              <w:left w:val="single" w:color="C7CBDC" w:sz="4"/>
+              <w:bottom w:val="single" w:color="C7CBDC" w:sz="4"/>
+              <w:right w:val="single" w:color="C7CBDC" w:sz="4"/>
+            </w:tcBorders>
+            <w:shd w:fill="F7F8FC" w:color="auto" w:val="clear"/>
+            <w:tcMar>
+              <w:top w:type="dxa" w:w="60"/>
+              <w:left w:type="dxa" w:w="90"/>
+              <w:bottom w:type="dxa" w:w="60"/>
+              <w:right w:type="dxa" w:w="90"/>
+            </w:tcMar>
+            <w:vAlign w:val="top"/>
+          </w:tcPr>
+          <w:p>
+            <w:pPr>
+              <w:spacing w:after="0"/>
+            </w:pPr>
+            <w:r>
+              <w:rPr>
+                <w:rFonts w:ascii="Calibri" w:cs="Calibri" w:eastAsia="Calibri" w:hAnsi="Calibri"/>
+                <w:b w:val="false"/>
+                <w:bCs w:val="false"/>
+                <w:i w:val="false"/>
+                <w:iCs w:val="false"/>
+                <w:color w:val="1A1F36"/>
+                <w:sz w:val="18"/>
+                <w:szCs w:val="18"/>
+              </w:rPr>
+              <w:t xml:space="preserve">01.07.2026  08:35</w:t>
+            </w:r>
+            <w:r>
+              <w:rPr>
+                <w:rFonts w:ascii="Calibri" w:cs="Calibri" w:eastAsia="Calibri" w:hAnsi="Calibri"/>
+                <w:b w:val="false"/>
+                <w:bCs w:val="false"/>
+                <w:i w:val="false"/>
+                <w:iCs w:val="false"/>
+                <w:color w:val="1A1F36"/>
+                <w:sz w:val="18"/>
+                <w:szCs w:val="18"/>
+              </w:rPr>
+              <w:br/>
+              <w:t xml:space="preserve">Энергетик — Партизан</w:t>
+            </w:r>
+          </w:p>
+        </w:tc>
+        <w:tc>
+          <w:tcPr>
+            <w:tcW w:type="dxa" w:w="4200"/>
+            <w:tcBorders>
+              <w:top w:val="single" w:color="C7CBDC" w:sz="4"/>
+              <w:left w:val="single" w:color="C7CBDC" w:sz="4"/>
+              <w:bottom w:val="single" w:color="C7CBDC" w:sz="4"/>
+              <w:right w:val="single" w:color="C7CBDC" w:sz="4"/>
+            </w:tcBorders>
+            <w:shd w:fill="F7F8FC" w:color="auto" w:val="clear"/>
+            <w:tcMar>
+              <w:top w:type="dxa" w:w="60"/>
+              <w:left w:type="dxa" w:w="90"/>
+              <w:bottom w:type="dxa" w:w="60"/>
+              <w:right w:type="dxa" w:w="90"/>
+            </w:tcMar>
+            <w:vAlign w:val="top"/>
+          </w:tcPr>
+          <w:p>
+            <w:pPr>
+              <w:spacing w:after="0" w:before="0"/>
+            </w:pPr>
+            <w:r>
+              <w:rPr>
+                <w:rFonts w:ascii="Calibri" w:cs="Calibri" w:eastAsia="Calibri" w:hAnsi="Calibri"/>
+                <w:b w:val="false"/>
+                <w:bCs w:val="false"/>
+                <w:i w:val="false"/>
+                <w:iCs w:val="false"/>
+                <w:color w:val="5A5F7A"/>
+                <w:sz w:val="18"/>
+                <w:szCs w:val="18"/>
+              </w:rPr>
+              <w:t xml:space="preserve">итог 4:5, периоды 2:1 1:1 1:2</w:t>
+            </w:r>
+          </w:p>
+        </w:tc>
+        <w:tc>
+          <w:tcPr>
+            <w:tcW w:type="dxa" w:w="4200"/>
+            <w:tcBorders>
+              <w:top w:val="single" w:color="C7CBDC" w:sz="4"/>
+              <w:left w:val="single" w:color="C7CBDC" w:sz="4"/>
+              <w:bottom w:val="single" w:color="C7CBDC" w:sz="4"/>
+              <w:right w:val="single" w:color="C7CBDC" w:sz="4"/>
+            </w:tcBorders>
+            <w:shd w:fill="F7F8FC" w:color="auto" w:val="clear"/>
+            <w:tcMar>
+              <w:top w:type="dxa" w:w="60"/>
+              <w:left w:type="dxa" w:w="90"/>
+              <w:bottom w:type="dxa" w:w="60"/>
+              <w:right w:type="dxa" w:w="90"/>
+            </w:tcMar>
+            <w:vAlign w:val="top"/>
+          </w:tcPr>
+          <w:p>
+            <w:pPr>
+              <w:spacing w:after="0" w:before="0"/>
+            </w:pPr>
+            <w:r>
+              <w:rPr>
+                <w:rFonts w:ascii="Calibri" w:cs="Calibri" w:eastAsia="Calibri" w:hAnsi="Calibri"/>
+                <w:b/>
+                <w:bCs/>
+                <w:i w:val="false"/>
+                <w:iCs w:val="false"/>
+                <w:color w:val="1A1F36"/>
+                <w:sz w:val="18"/>
+                <w:szCs w:val="18"/>
+              </w:rPr>
+              <w:t xml:space="preserve">итог 4:5 (Б Буллиты), периоды 2:1 1:1 1:2</w:t>
+            </w:r>
+          </w:p>
+        </w:tc>
+        <w:tc>
+          <w:tcPr>
+            <w:tcW w:type="dxa" w:w="3350"/>
+            <w:tcBorders>
+              <w:top w:val="single" w:color="C7CBDC" w:sz="4"/>
+              <w:left w:val="single" w:color="C7CBDC" w:sz="4"/>
+              <w:bottom w:val="single" w:color="C7CBDC" w:sz="4"/>
+              <w:right w:val="single" w:color="C7CBDC" w:sz="4"/>
+            </w:tcBorders>
+            <w:shd w:fill="F7F8FC" w:color="auto" w:val="clear"/>
+            <w:tcMar>
+              <w:top w:type="dxa" w:w="60"/>
+              <w:left w:type="dxa" w:w="90"/>
+              <w:bottom w:type="dxa" w:w="60"/>
+              <w:right w:type="dxa" w:w="90"/>
+            </w:tcMar>
+            <w:vAlign w:val="top"/>
+          </w:tcPr>
+          <w:p>
+            <w:pPr>
+              <w:spacing w:after="0" w:before="0"/>
+            </w:pPr>
+            <w:r>
+              <w:rPr>
+                <w:rFonts w:ascii="Calibri" w:cs="Calibri" w:eastAsia="Calibri" w:hAnsi="Calibri"/>
+                <w:b w:val="false"/>
+                <w:bCs w:val="false"/>
+                <w:i w:val="false"/>
+                <w:iCs w:val="false"/>
+                <w:color w:val="1A1F36"/>
+                <w:sz w:val="18"/>
+                <w:szCs w:val="18"/>
+              </w:rPr>
+              <w:t xml:space="preserve">Похоже на победу по буллитам — ответ: ДА</w:t>
+            </w:r>
+          </w:p>
+        </w:tc>
+      </w:tr>
+    </w:tbl>
+    <w:p>
+      <w:pPr>
+        <w:keepNext/>
+        <w:spacing w:after="80" w:before="200"/>
+      </w:pPr>
+      <w:r>
+        <w:rPr>
+          <w:rFonts w:ascii="Calibri" w:cs="Calibri" w:eastAsia="Calibri" w:hAnsi="Calibri"/>
+          <w:b/>
+          <w:bCs/>
+          <w:i w:val="false"/>
+          <w:iCs w:val="false"/>
+          <w:color w:val="1A1F36"/>
+          <w:sz w:val="22"/>
+          <w:szCs w:val="22"/>
+        </w:rPr>
+        <w:t xml:space="preserve">Август 2026</w:t>
+      </w:r>
+    </w:p>
+    <w:tbl>
+      <w:tblPr>
+        <w:tblW w:type="dxa" w:w="15250"/>
+        <w:tblBorders>
+          <w:top w:val="single" w:color="auto" w:sz="4"/>
+          <w:left w:val="single" w:color="auto" w:sz="4"/>
+          <w:bottom w:val="single" w:color="auto" w:sz="4"/>
+          <w:right w:val="single" w:color="auto" w:sz="4"/>
+          <w:insideH w:val="single" w:color="auto" w:sz="4"/>
+          <w:insideV w:val="single" w:color="auto" w:sz="4"/>
+        </w:tblBorders>
+      </w:tblPr>
+      <w:tblGrid>
+        <w:gridCol w:w="900"/>
+        <w:gridCol w:w="2600"/>
+        <w:gridCol w:w="4200"/>
+        <w:gridCol w:w="4200"/>
+        <w:gridCol w:w="3350"/>
+      </w:tblGrid>
+      <w:tr>
+        <w:trPr>
+          <w:tblHeader/>
+        </w:trPr>
+        <w:tc>
+          <w:tcPr>
+            <w:tcW w:type="dxa" w:w="900"/>
+            <w:tcBorders>
+              <w:top w:val="single" w:color="C7CBDC" w:sz="4"/>
+              <w:left w:val="single" w:color="C7CBDC" w:sz="4"/>
+              <w:bottom w:val="single" w:color="C7CBDC" w:sz="4"/>
+              <w:right w:val="single" w:color="C7CBDC" w:sz="4"/>
+            </w:tcBorders>
+            <w:shd w:fill="EEF0F7" w:color="auto" w:val="clear"/>
+            <w:tcMar>
+              <w:top w:type="dxa" w:w="60"/>
+              <w:left w:type="dxa" w:w="90"/>
+              <w:bottom w:type="dxa" w:w="60"/>
+              <w:right w:type="dxa" w:w="90"/>
+            </w:tcMar>
+            <w:vAlign w:val="top"/>
+          </w:tcPr>
+          <w:p>
+            <w:pPr>
+              <w:spacing w:after="0" w:before="0"/>
+            </w:pPr>
+            <w:r>
+              <w:rPr>
+                <w:rFonts w:ascii="Calibri" w:cs="Calibri" w:eastAsia="Calibri" w:hAnsi="Calibri"/>
+                <w:b/>
+                <w:bCs/>
+                <w:i w:val="false"/>
+                <w:iCs w:val="false"/>
+                <w:color w:val="1A1F36"/>
+                <w:sz w:val="18"/>
+                <w:szCs w:val="18"/>
+              </w:rPr>
+              <w:t xml:space="preserve">Стр.</w:t>
+            </w:r>
+          </w:p>
+        </w:tc>
+        <w:tc>
+          <w:tcPr>
+            <w:tcW w:type="dxa" w:w="2600"/>
+            <w:tcBorders>
+              <w:top w:val="single" w:color="C7CBDC" w:sz="4"/>
+              <w:left w:val="single" w:color="C7CBDC" w:sz="4"/>
+              <w:bottom w:val="single" w:color="C7CBDC" w:sz="4"/>
+              <w:right w:val="single" w:color="C7CBDC" w:sz="4"/>
+            </w:tcBorders>
+            <w:shd w:fill="EEF0F7" w:color="auto" w:val="clear"/>
+            <w:tcMar>
+              <w:top w:type="dxa" w:w="60"/>
+              <w:left w:type="dxa" w:w="90"/>
+              <w:bottom w:type="dxa" w:w="60"/>
+              <w:right w:type="dxa" w:w="90"/>
+            </w:tcMar>
+            <w:vAlign w:val="top"/>
+          </w:tcPr>
+          <w:p>
+            <w:pPr>
+              <w:spacing w:after="0" w:before="0"/>
+            </w:pPr>
+            <w:r>
+              <w:rPr>
+                <w:rFonts w:ascii="Calibri" w:cs="Calibri" w:eastAsia="Calibri" w:hAnsi="Calibri"/>
+                <w:b/>
+                <w:bCs/>
+                <w:i w:val="false"/>
+                <w:iCs w:val="false"/>
+                <w:color w:val="1A1F36"/>
+                <w:sz w:val="18"/>
+                <w:szCs w:val="18"/>
+              </w:rPr>
+              <w:t xml:space="preserve">Матч</w:t>
+            </w:r>
+          </w:p>
+        </w:tc>
+        <w:tc>
+          <w:tcPr>
+            <w:tcW w:type="dxa" w:w="4200"/>
+            <w:tcBorders>
+              <w:top w:val="single" w:color="C7CBDC" w:sz="4"/>
+              <w:left w:val="single" w:color="C7CBDC" w:sz="4"/>
+              <w:bottom w:val="single" w:color="C7CBDC" w:sz="4"/>
+              <w:right w:val="single" w:color="C7CBDC" w:sz="4"/>
+            </w:tcBorders>
+            <w:shd w:fill="EEF0F7" w:color="auto" w:val="clear"/>
+            <w:tcMar>
+              <w:top w:type="dxa" w:w="60"/>
+              <w:left w:type="dxa" w:w="90"/>
+              <w:bottom w:type="dxa" w:w="60"/>
+              <w:right w:type="dxa" w:w="90"/>
+            </w:tcMar>
+            <w:vAlign w:val="top"/>
+          </w:tcPr>
+          <w:p>
+            <w:pPr>
+              <w:spacing w:after="0" w:before="0"/>
+            </w:pPr>
+            <w:r>
+              <w:rPr>
+                <w:rFonts w:ascii="Calibri" w:cs="Calibri" w:eastAsia="Calibri" w:hAnsi="Calibri"/>
+                <w:b/>
+                <w:bCs/>
+                <w:i w:val="false"/>
+                <w:iCs w:val="false"/>
+                <w:color w:val="1A1F36"/>
+                <w:sz w:val="18"/>
+                <w:szCs w:val="18"/>
+              </w:rPr>
+              <w:t xml:space="preserve">Было</w:t>
+            </w:r>
+          </w:p>
+        </w:tc>
+        <w:tc>
+          <w:tcPr>
+            <w:tcW w:type="dxa" w:w="4200"/>
+            <w:tcBorders>
+              <w:top w:val="single" w:color="C7CBDC" w:sz="4"/>
+              <w:left w:val="single" w:color="C7CBDC" w:sz="4"/>
+              <w:bottom w:val="single" w:color="C7CBDC" w:sz="4"/>
+              <w:right w:val="single" w:color="C7CBDC" w:sz="4"/>
+            </w:tcBorders>
+            <w:shd w:fill="EEF0F7" w:color="auto" w:val="clear"/>
+            <w:tcMar>
+              <w:top w:type="dxa" w:w="60"/>
+              <w:left w:type="dxa" w:w="90"/>
+              <w:bottom w:type="dxa" w:w="60"/>
+              <w:right w:type="dxa" w:w="90"/>
+            </w:tcMar>
+            <w:vAlign w:val="top"/>
+          </w:tcPr>
+          <w:p>
+            <w:pPr>
+              <w:spacing w:after="0" w:before="0"/>
+            </w:pPr>
+            <w:r>
+              <w:rPr>
+                <w:rFonts w:ascii="Calibri" w:cs="Calibri" w:eastAsia="Calibri" w:hAnsi="Calibri"/>
+                <w:b/>
+                <w:bCs/>
+                <w:i w:val="false"/>
+                <w:iCs w:val="false"/>
+                <w:color w:val="1A1F36"/>
+                <w:sz w:val="18"/>
+                <w:szCs w:val="18"/>
+              </w:rPr>
+              <w:t xml:space="preserve">Стало</w:t>
+            </w:r>
+          </w:p>
+        </w:tc>
+        <w:tc>
+          <w:tcPr>
+            <w:tcW w:type="dxa" w:w="3350"/>
+            <w:tcBorders>
+              <w:top w:val="single" w:color="C7CBDC" w:sz="4"/>
+              <w:left w:val="single" w:color="C7CBDC" w:sz="4"/>
+              <w:bottom w:val="single" w:color="C7CBDC" w:sz="4"/>
+              <w:right w:val="single" w:color="C7CBDC" w:sz="4"/>
+            </w:tcBorders>
+            <w:shd w:fill="EEF0F7" w:color="auto" w:val="clear"/>
+            <w:tcMar>
+              <w:top w:type="dxa" w:w="60"/>
+              <w:left w:type="dxa" w:w="90"/>
+              <w:bottom w:type="dxa" w:w="60"/>
+              <w:right w:type="dxa" w:w="90"/>
+            </w:tcMar>
+            <w:vAlign w:val="top"/>
+          </w:tcPr>
+          <w:p>
+            <w:pPr>
+              <w:spacing w:after="0" w:before="0"/>
+            </w:pPr>
+            <w:r>
+              <w:rPr>
+                <w:rFonts w:ascii="Calibri" w:cs="Calibri" w:eastAsia="Calibri" w:hAnsi="Calibri"/>
+                <w:b/>
+                <w:bCs/>
+                <w:i w:val="false"/>
+                <w:iCs w:val="false"/>
+                <w:color w:val="1A1F36"/>
+                <w:sz w:val="18"/>
+                <w:szCs w:val="18"/>
+              </w:rPr>
+              <w:t xml:space="preserve">Основание</w:t>
+            </w:r>
+          </w:p>
+        </w:tc>
+      </w:tr>
+      <w:tr>
+        <w:tc>
+          <w:tcPr>
+            <w:tcW w:type="dxa" w:w="900"/>
+            <w:tcBorders>
+              <w:top w:val="single" w:color="C7CBDC" w:sz="4"/>
+              <w:left w:val="single" w:color="C7CBDC" w:sz="4"/>
+              <w:bottom w:val="single" w:color="C7CBDC" w:sz="4"/>
+              <w:right w:val="single" w:color="C7CBDC" w:sz="4"/>
+            </w:tcBorders>
+            <w:tcMar>
+              <w:top w:type="dxa" w:w="60"/>
+              <w:left w:type="dxa" w:w="90"/>
+              <w:bottom w:type="dxa" w:w="60"/>
+              <w:right w:type="dxa" w:w="90"/>
+            </w:tcMar>
+            <w:vAlign w:val="top"/>
+          </w:tcPr>
+          <w:p>
+            <w:pPr>
+              <w:spacing w:after="0" w:before="0"/>
+            </w:pPr>
+            <w:r>
+              <w:rPr>
+                <w:rFonts w:ascii="Calibri" w:cs="Calibri" w:eastAsia="Calibri" w:hAnsi="Calibri"/>
+                <w:b/>
+                <w:bCs/>
+                <w:i w:val="false"/>
+                <w:iCs w:val="false"/>
+                <w:color w:val="1A1F36"/>
+                <w:sz w:val="18"/>
+                <w:szCs w:val="18"/>
+              </w:rPr>
+              <w:t xml:space="preserve">196</w:t>
+            </w:r>
+          </w:p>
+        </w:tc>
+        <w:tc>
+          <w:tcPr>
+            <w:tcW w:type="dxa" w:w="2600"/>
+            <w:tcBorders>
+              <w:top w:val="single" w:color="C7CBDC" w:sz="4"/>
+              <w:left w:val="single" w:color="C7CBDC" w:sz="4"/>
+              <w:bottom w:val="single" w:color="C7CBDC" w:sz="4"/>
+              <w:right w:val="single" w:color="C7CBDC" w:sz="4"/>
+            </w:tcBorders>
+            <w:tcMar>
+              <w:top w:type="dxa" w:w="60"/>
+              <w:left w:type="dxa" w:w="90"/>
+              <w:bottom w:type="dxa" w:w="60"/>
+              <w:right w:type="dxa" w:w="90"/>
+            </w:tcMar>
+            <w:vAlign w:val="top"/>
+          </w:tcPr>
+          <w:p>
+            <w:pPr>
+              <w:spacing w:after="0"/>
+            </w:pPr>
+            <w:r>
+              <w:rPr>
+                <w:rFonts w:ascii="Calibri" w:cs="Calibri" w:eastAsia="Calibri" w:hAnsi="Calibri"/>
+                <w:b w:val="false"/>
+                <w:bCs w:val="false"/>
+                <w:i w:val="false"/>
+                <w:iCs w:val="false"/>
+                <w:color w:val="1A1F36"/>
+                <w:sz w:val="18"/>
+                <w:szCs w:val="18"/>
+              </w:rPr>
+              <w:t xml:space="preserve">29.08.2026  11:00</w:t>
+            </w:r>
+            <w:r>
+              <w:rPr>
+                <w:rFonts w:ascii="Calibri" w:cs="Calibri" w:eastAsia="Calibri" w:hAnsi="Calibri"/>
+                <w:b w:val="false"/>
+                <w:bCs w:val="false"/>
+                <w:i w:val="false"/>
+                <w:iCs w:val="false"/>
+                <w:color w:val="1A1F36"/>
+                <w:sz w:val="18"/>
+                <w:szCs w:val="18"/>
+              </w:rPr>
+              <w:br/>
+              <w:t xml:space="preserve">Партизан — Байкал</w:t>
+            </w:r>
+          </w:p>
+        </w:tc>
+        <w:tc>
+          <w:tcPr>
+            <w:tcW w:type="dxa" w:w="4200"/>
+            <w:tcBorders>
+              <w:top w:val="single" w:color="C7CBDC" w:sz="4"/>
+              <w:left w:val="single" w:color="C7CBDC" w:sz="4"/>
+              <w:bottom w:val="single" w:color="C7CBDC" w:sz="4"/>
+              <w:right w:val="single" w:color="C7CBDC" w:sz="4"/>
+            </w:tcBorders>
+            <w:tcMar>
+              <w:top w:type="dxa" w:w="60"/>
+              <w:left w:type="dxa" w:w="90"/>
+              <w:bottom w:type="dxa" w:w="60"/>
+              <w:right w:type="dxa" w:w="90"/>
+            </w:tcMar>
+            <w:vAlign w:val="top"/>
+          </w:tcPr>
+          <w:p>
+            <w:pPr>
+              <w:spacing w:after="0" w:before="0"/>
+            </w:pPr>
+            <w:r>
+              <w:rPr>
+                <w:rFonts w:ascii="Calibri" w:cs="Calibri" w:eastAsia="Calibri" w:hAnsi="Calibri"/>
+                <w:b w:val="false"/>
+                <w:bCs w:val="false"/>
+                <w:i w:val="false"/>
+                <w:iCs w:val="false"/>
+                <w:color w:val="5A5F7A"/>
+                <w:sz w:val="18"/>
+                <w:szCs w:val="18"/>
+              </w:rPr>
+              <w:t xml:space="preserve">судья не указан</w:t>
+            </w:r>
+          </w:p>
+        </w:tc>
+        <w:tc>
+          <w:tcPr>
+            <w:tcW w:type="dxa" w:w="4200"/>
+            <w:tcBorders>
+              <w:top w:val="single" w:color="C7CBDC" w:sz="4"/>
+              <w:left w:val="single" w:color="C7CBDC" w:sz="4"/>
+              <w:bottom w:val="single" w:color="C7CBDC" w:sz="4"/>
+              <w:right w:val="single" w:color="C7CBDC" w:sz="4"/>
+            </w:tcBorders>
+            <w:tcMar>
+              <w:top w:type="dxa" w:w="60"/>
+              <w:left w:type="dxa" w:w="90"/>
+              <w:bottom w:type="dxa" w:w="60"/>
+              <w:right w:type="dxa" w:w="90"/>
+            </w:tcMar>
+            <w:vAlign w:val="top"/>
+          </w:tcPr>
+          <w:p>
+            <w:pPr>
+              <w:spacing w:after="0" w:before="0"/>
+            </w:pPr>
+            <w:r>
+              <w:rPr>
+                <w:rFonts w:ascii="Calibri" w:cs="Calibri" w:eastAsia="Calibri" w:hAnsi="Calibri"/>
+                <w:b/>
+                <w:bCs/>
+                <w:i w:val="false"/>
+                <w:iCs w:val="false"/>
+                <w:color w:val="1A1F36"/>
+                <w:sz w:val="18"/>
+                <w:szCs w:val="18"/>
+              </w:rPr>
+              <w:t xml:space="preserve">судья Зотов Роман Витальевич</w:t>
+            </w:r>
+          </w:p>
+        </w:tc>
+        <w:tc>
+          <w:tcPr>
+            <w:tcW w:type="dxa" w:w="3350"/>
+            <w:tcBorders>
+              <w:top w:val="single" w:color="C7CBDC" w:sz="4"/>
+              <w:left w:val="single" w:color="C7CBDC" w:sz="4"/>
+              <w:bottom w:val="single" w:color="C7CBDC" w:sz="4"/>
+              <w:right w:val="single" w:color="C7CBDC" w:sz="4"/>
+            </w:tcBorders>
+            <w:tcMar>
+              <w:top w:type="dxa" w:w="60"/>
+              <w:left w:type="dxa" w:w="90"/>
+              <w:bottom w:type="dxa" w:w="60"/>
+              <w:right w:type="dxa" w:w="90"/>
+            </w:tcMar>
+            <w:vAlign w:val="top"/>
+          </w:tcPr>
+          <w:p>
+            <w:pPr>
+              <w:spacing w:after="0" w:before="0"/>
+            </w:pPr>
+            <w:r>
+              <w:rPr>
+                <w:rFonts w:ascii="Calibri" w:cs="Calibri" w:eastAsia="Calibri" w:hAnsi="Calibri"/>
+                <w:b w:val="false"/>
+                <w:bCs w:val="false"/>
+                <w:i w:val="false"/>
+                <w:iCs w:val="false"/>
+                <w:color w:val="1A1F36"/>
+                <w:sz w:val="18"/>
+                <w:szCs w:val="18"/>
+              </w:rPr>
+              <w:t xml:space="preserve">судья по остальным матчам игрового дня — ответ: ДА</w:t>
+            </w:r>
+          </w:p>
+        </w:tc>
+      </w:tr>
+    </w:tbl>
+    <w:p>
+      <w:pPr>
+        <w:keepNext/>
+        <w:pageBreakBefore/>
+        <w:pBdr>
+          <w:bottom w:val="single" w:color="2B2F77" w:sz="8" w:space="6"/>
+        </w:pBdr>
+        <w:spacing w:after="140" w:before="0"/>
+      </w:pPr>
+      <w:r>
+        <w:rPr>
+          <w:rFonts w:ascii="Calibri" w:cs="Calibri" w:eastAsia="Calibri" w:hAnsi="Calibri"/>
+          <w:b/>
+          <w:bCs/>
+          <w:i w:val="false"/>
+          <w:iCs w:val="false"/>
+          <w:color w:val="2B2F77"/>
+          <w:sz w:val="30"/>
+          <w:szCs w:val="30"/>
+        </w:rPr>
+        <w:t xml:space="preserve">Конференция ЦЕНТР (2 Дивизион)</w:t>
+      </w:r>
+    </w:p>
+    <w:p>
+      <w:pPr>
+        <w:keepNext/>
+        <w:spacing w:after="80" w:before="200"/>
+      </w:pPr>
+      <w:r>
+        <w:rPr>
+          <w:rFonts w:ascii="Calibri" w:cs="Calibri" w:eastAsia="Calibri" w:hAnsi="Calibri"/>
+          <w:b/>
+          <w:bCs/>
+          <w:i w:val="false"/>
+          <w:iCs w:val="false"/>
+          <w:color w:val="1A1F36"/>
+          <w:sz w:val="22"/>
+          <w:szCs w:val="22"/>
+        </w:rPr>
+        <w:t xml:space="preserve">Август 2026</w:t>
+      </w:r>
+    </w:p>
+    <w:tbl>
+      <w:tblPr>
+        <w:tblW w:type="dxa" w:w="15250"/>
+        <w:tblBorders>
+          <w:top w:val="single" w:color="auto" w:sz="4"/>
+          <w:left w:val="single" w:color="auto" w:sz="4"/>
+          <w:bottom w:val="single" w:color="auto" w:sz="4"/>
+          <w:right w:val="single" w:color="auto" w:sz="4"/>
+          <w:insideH w:val="single" w:color="auto" w:sz="4"/>
+          <w:insideV w:val="single" w:color="auto" w:sz="4"/>
+        </w:tblBorders>
+      </w:tblPr>
+      <w:tblGrid>
+        <w:gridCol w:w="900"/>
+        <w:gridCol w:w="2600"/>
+        <w:gridCol w:w="4200"/>
+        <w:gridCol w:w="4200"/>
+        <w:gridCol w:w="3350"/>
+      </w:tblGrid>
+      <w:tr>
+        <w:trPr>
+          <w:tblHeader/>
+        </w:trPr>
+        <w:tc>
+          <w:tcPr>
+            <w:tcW w:type="dxa" w:w="900"/>
+            <w:tcBorders>
+              <w:top w:val="single" w:color="C7CBDC" w:sz="4"/>
+              <w:left w:val="single" w:color="C7CBDC" w:sz="4"/>
+              <w:bottom w:val="single" w:color="C7CBDC" w:sz="4"/>
+              <w:right w:val="single" w:color="C7CBDC" w:sz="4"/>
+            </w:tcBorders>
+            <w:shd w:fill="EEF0F7" w:color="auto" w:val="clear"/>
+            <w:tcMar>
+              <w:top w:type="dxa" w:w="60"/>
+              <w:left w:type="dxa" w:w="90"/>
+              <w:bottom w:type="dxa" w:w="60"/>
+              <w:right w:type="dxa" w:w="90"/>
+            </w:tcMar>
+            <w:vAlign w:val="top"/>
+          </w:tcPr>
+          <w:p>
+            <w:pPr>
+              <w:spacing w:after="0" w:before="0"/>
+            </w:pPr>
+            <w:r>
+              <w:rPr>
+                <w:rFonts w:ascii="Calibri" w:cs="Calibri" w:eastAsia="Calibri" w:hAnsi="Calibri"/>
+                <w:b/>
+                <w:bCs/>
+                <w:i w:val="false"/>
+                <w:iCs w:val="false"/>
+                <w:color w:val="1A1F36"/>
+                <w:sz w:val="18"/>
+                <w:szCs w:val="18"/>
+              </w:rPr>
+              <w:t xml:space="preserve">Стр.</w:t>
+            </w:r>
+          </w:p>
+        </w:tc>
+        <w:tc>
+          <w:tcPr>
+            <w:tcW w:type="dxa" w:w="2600"/>
+            <w:tcBorders>
+              <w:top w:val="single" w:color="C7CBDC" w:sz="4"/>
+              <w:left w:val="single" w:color="C7CBDC" w:sz="4"/>
+              <w:bottom w:val="single" w:color="C7CBDC" w:sz="4"/>
+              <w:right w:val="single" w:color="C7CBDC" w:sz="4"/>
+            </w:tcBorders>
+            <w:shd w:fill="EEF0F7" w:color="auto" w:val="clear"/>
+            <w:tcMar>
+              <w:top w:type="dxa" w:w="60"/>
+              <w:left w:type="dxa" w:w="90"/>
+              <w:bottom w:type="dxa" w:w="60"/>
+              <w:right w:type="dxa" w:w="90"/>
+            </w:tcMar>
+            <w:vAlign w:val="top"/>
+          </w:tcPr>
+          <w:p>
+            <w:pPr>
+              <w:spacing w:after="0" w:before="0"/>
+            </w:pPr>
+            <w:r>
+              <w:rPr>
+                <w:rFonts w:ascii="Calibri" w:cs="Calibri" w:eastAsia="Calibri" w:hAnsi="Calibri"/>
+                <w:b/>
+                <w:bCs/>
+                <w:i w:val="false"/>
+                <w:iCs w:val="false"/>
+                <w:color w:val="1A1F36"/>
+                <w:sz w:val="18"/>
+                <w:szCs w:val="18"/>
+              </w:rPr>
+              <w:t xml:space="preserve">Матч</w:t>
+            </w:r>
+          </w:p>
+        </w:tc>
+        <w:tc>
+          <w:tcPr>
+            <w:tcW w:type="dxa" w:w="4200"/>
+            <w:tcBorders>
+              <w:top w:val="single" w:color="C7CBDC" w:sz="4"/>
+              <w:left w:val="single" w:color="C7CBDC" w:sz="4"/>
+              <w:bottom w:val="single" w:color="C7CBDC" w:sz="4"/>
+              <w:right w:val="single" w:color="C7CBDC" w:sz="4"/>
+            </w:tcBorders>
+            <w:shd w:fill="EEF0F7" w:color="auto" w:val="clear"/>
+            <w:tcMar>
+              <w:top w:type="dxa" w:w="60"/>
+              <w:left w:type="dxa" w:w="90"/>
+              <w:bottom w:type="dxa" w:w="60"/>
+              <w:right w:type="dxa" w:w="90"/>
+            </w:tcMar>
+            <w:vAlign w:val="top"/>
+          </w:tcPr>
+          <w:p>
+            <w:pPr>
+              <w:spacing w:after="0" w:before="0"/>
+            </w:pPr>
+            <w:r>
+              <w:rPr>
+                <w:rFonts w:ascii="Calibri" w:cs="Calibri" w:eastAsia="Calibri" w:hAnsi="Calibri"/>
+                <w:b/>
+                <w:bCs/>
+                <w:i w:val="false"/>
+                <w:iCs w:val="false"/>
+                <w:color w:val="1A1F36"/>
+                <w:sz w:val="18"/>
+                <w:szCs w:val="18"/>
+              </w:rPr>
+              <w:t xml:space="preserve">Было</w:t>
+            </w:r>
+          </w:p>
+        </w:tc>
+        <w:tc>
+          <w:tcPr>
+            <w:tcW w:type="dxa" w:w="4200"/>
+            <w:tcBorders>
+              <w:top w:val="single" w:color="C7CBDC" w:sz="4"/>
+              <w:left w:val="single" w:color="C7CBDC" w:sz="4"/>
+              <w:bottom w:val="single" w:color="C7CBDC" w:sz="4"/>
+              <w:right w:val="single" w:color="C7CBDC" w:sz="4"/>
+            </w:tcBorders>
+            <w:shd w:fill="EEF0F7" w:color="auto" w:val="clear"/>
+            <w:tcMar>
+              <w:top w:type="dxa" w:w="60"/>
+              <w:left w:type="dxa" w:w="90"/>
+              <w:bottom w:type="dxa" w:w="60"/>
+              <w:right w:type="dxa" w:w="90"/>
+            </w:tcMar>
+            <w:vAlign w:val="top"/>
+          </w:tcPr>
+          <w:p>
+            <w:pPr>
+              <w:spacing w:after="0" w:before="0"/>
+            </w:pPr>
+            <w:r>
+              <w:rPr>
+                <w:rFonts w:ascii="Calibri" w:cs="Calibri" w:eastAsia="Calibri" w:hAnsi="Calibri"/>
+                <w:b/>
+                <w:bCs/>
+                <w:i w:val="false"/>
+                <w:iCs w:val="false"/>
+                <w:color w:val="1A1F36"/>
+                <w:sz w:val="18"/>
+                <w:szCs w:val="18"/>
+              </w:rPr>
+              <w:t xml:space="preserve">Стало</w:t>
+            </w:r>
+          </w:p>
+        </w:tc>
+        <w:tc>
+          <w:tcPr>
+            <w:tcW w:type="dxa" w:w="3350"/>
+            <w:tcBorders>
+              <w:top w:val="single" w:color="C7CBDC" w:sz="4"/>
+              <w:left w:val="single" w:color="C7CBDC" w:sz="4"/>
+              <w:bottom w:val="single" w:color="C7CBDC" w:sz="4"/>
+              <w:right w:val="single" w:color="C7CBDC" w:sz="4"/>
+            </w:tcBorders>
+            <w:shd w:fill="EEF0F7" w:color="auto" w:val="clear"/>
+            <w:tcMar>
+              <w:top w:type="dxa" w:w="60"/>
+              <w:left w:type="dxa" w:w="90"/>
+              <w:bottom w:type="dxa" w:w="60"/>
+              <w:right w:type="dxa" w:w="90"/>
+            </w:tcMar>
+            <w:vAlign w:val="top"/>
+          </w:tcPr>
+          <w:p>
+            <w:pPr>
+              <w:spacing w:after="0" w:before="0"/>
+            </w:pPr>
+            <w:r>
+              <w:rPr>
+                <w:rFonts w:ascii="Calibri" w:cs="Calibri" w:eastAsia="Calibri" w:hAnsi="Calibri"/>
+                <w:b/>
+                <w:bCs/>
+                <w:i w:val="false"/>
+                <w:iCs w:val="false"/>
+                <w:color w:val="1A1F36"/>
+                <w:sz w:val="18"/>
+                <w:szCs w:val="18"/>
+              </w:rPr>
+              <w:t xml:space="preserve">Основание</w:t>
+            </w:r>
+          </w:p>
+        </w:tc>
+      </w:tr>
+      <w:tr>
+        <w:tc>
+          <w:tcPr>
+            <w:tcW w:type="dxa" w:w="900"/>
+            <w:tcBorders>
+              <w:top w:val="single" w:color="C7CBDC" w:sz="4"/>
+              <w:left w:val="single" w:color="C7CBDC" w:sz="4"/>
+              <w:bottom w:val="single" w:color="C7CBDC" w:sz="4"/>
+              <w:right w:val="single" w:color="C7CBDC" w:sz="4"/>
+            </w:tcBorders>
+            <w:tcMar>
+              <w:top w:type="dxa" w:w="60"/>
+              <w:left w:type="dxa" w:w="90"/>
+              <w:bottom w:type="dxa" w:w="60"/>
+              <w:right w:type="dxa" w:w="90"/>
+            </w:tcMar>
+            <w:vAlign w:val="top"/>
+          </w:tcPr>
+          <w:p>
+            <w:pPr>
+              <w:spacing w:after="0" w:before="0"/>
+            </w:pPr>
+            <w:r>
+              <w:rPr>
+                <w:rFonts w:ascii="Calibri" w:cs="Calibri" w:eastAsia="Calibri" w:hAnsi="Calibri"/>
+                <w:b/>
+                <w:bCs/>
+                <w:i w:val="false"/>
+                <w:iCs w:val="false"/>
+                <w:color w:val="1A1F36"/>
+                <w:sz w:val="18"/>
+                <w:szCs w:val="18"/>
+              </w:rPr>
+              <w:t xml:space="preserve">226</w:t>
+            </w:r>
+          </w:p>
+        </w:tc>
+        <w:tc>
+          <w:tcPr>
+            <w:tcW w:type="dxa" w:w="2600"/>
+            <w:tcBorders>
+              <w:top w:val="single" w:color="C7CBDC" w:sz="4"/>
+              <w:left w:val="single" w:color="C7CBDC" w:sz="4"/>
+              <w:bottom w:val="single" w:color="C7CBDC" w:sz="4"/>
+              <w:right w:val="single" w:color="C7CBDC" w:sz="4"/>
+            </w:tcBorders>
+            <w:tcMar>
+              <w:top w:type="dxa" w:w="60"/>
+              <w:left w:type="dxa" w:w="90"/>
+              <w:bottom w:type="dxa" w:w="60"/>
+              <w:right w:type="dxa" w:w="90"/>
+            </w:tcMar>
+            <w:vAlign w:val="top"/>
+          </w:tcPr>
+          <w:p>
+            <w:pPr>
+              <w:spacing w:after="0"/>
+            </w:pPr>
+            <w:r>
+              <w:rPr>
+                <w:rFonts w:ascii="Calibri" w:cs="Calibri" w:eastAsia="Calibri" w:hAnsi="Calibri"/>
+                <w:b w:val="false"/>
+                <w:bCs w:val="false"/>
+                <w:i w:val="false"/>
+                <w:iCs w:val="false"/>
+                <w:color w:val="1A1F36"/>
+                <w:sz w:val="18"/>
+                <w:szCs w:val="18"/>
+              </w:rPr>
+              <w:t xml:space="preserve">02.08.2026  10:00</w:t>
+            </w:r>
+            <w:r>
+              <w:rPr>
+                <w:rFonts w:ascii="Calibri" w:cs="Calibri" w:eastAsia="Calibri" w:hAnsi="Calibri"/>
+                <w:b w:val="false"/>
+                <w:bCs w:val="false"/>
+                <w:i w:val="false"/>
+                <w:iCs w:val="false"/>
+                <w:color w:val="1A1F36"/>
+                <w:sz w:val="18"/>
+                <w:szCs w:val="18"/>
+              </w:rPr>
+              <w:br/>
+              <w:t xml:space="preserve">Цементник — Метеор</w:t>
+            </w:r>
+          </w:p>
+        </w:tc>
+        <w:tc>
+          <w:tcPr>
+            <w:tcW w:type="dxa" w:w="4200"/>
+            <w:tcBorders>
+              <w:top w:val="single" w:color="C7CBDC" w:sz="4"/>
+              <w:left w:val="single" w:color="C7CBDC" w:sz="4"/>
+              <w:bottom w:val="single" w:color="C7CBDC" w:sz="4"/>
+              <w:right w:val="single" w:color="C7CBDC" w:sz="4"/>
+            </w:tcBorders>
+            <w:tcMar>
+              <w:top w:type="dxa" w:w="60"/>
+              <w:left w:type="dxa" w:w="90"/>
+              <w:bottom w:type="dxa" w:w="60"/>
+              <w:right w:type="dxa" w:w="90"/>
+            </w:tcMar>
+            <w:vAlign w:val="top"/>
+          </w:tcPr>
+          <w:p>
+            <w:pPr>
+              <w:spacing w:after="0" w:before="0"/>
+            </w:pPr>
+            <w:r>
+              <w:rPr>
+                <w:rFonts w:ascii="Calibri" w:cs="Calibri" w:eastAsia="Calibri" w:hAnsi="Calibri"/>
+                <w:b w:val="false"/>
+                <w:bCs w:val="false"/>
+                <w:i w:val="false"/>
+                <w:iCs w:val="false"/>
+                <w:color w:val="5A5F7A"/>
+                <w:sz w:val="18"/>
+                <w:szCs w:val="18"/>
+              </w:rPr>
+              <w:t xml:space="preserve">итог 2:6, периоды 1:2 1:3 0:3</w:t>
+            </w:r>
+          </w:p>
+        </w:tc>
+        <w:tc>
+          <w:tcPr>
+            <w:tcW w:type="dxa" w:w="4200"/>
+            <w:tcBorders>
+              <w:top w:val="single" w:color="C7CBDC" w:sz="4"/>
+              <w:left w:val="single" w:color="C7CBDC" w:sz="4"/>
+              <w:bottom w:val="single" w:color="C7CBDC" w:sz="4"/>
+              <w:right w:val="single" w:color="C7CBDC" w:sz="4"/>
+            </w:tcBorders>
+            <w:tcMar>
+              <w:top w:type="dxa" w:w="60"/>
+              <w:left w:type="dxa" w:w="90"/>
+              <w:bottom w:type="dxa" w:w="60"/>
+              <w:right w:type="dxa" w:w="90"/>
+            </w:tcMar>
+            <w:vAlign w:val="top"/>
+          </w:tcPr>
+          <w:p>
+            <w:pPr>
+              <w:spacing w:after="0" w:before="0"/>
+            </w:pPr>
+            <w:r>
+              <w:rPr>
+                <w:rFonts w:ascii="Calibri" w:cs="Calibri" w:eastAsia="Calibri" w:hAnsi="Calibri"/>
+                <w:b/>
+                <w:bCs/>
+                <w:i w:val="false"/>
+                <w:iCs w:val="false"/>
+                <w:color w:val="1A1F36"/>
+                <w:sz w:val="18"/>
+                <w:szCs w:val="18"/>
+              </w:rPr>
+              <w:t xml:space="preserve">итог 2:6, периоды 1:2 1:3 0:1</w:t>
+            </w:r>
+          </w:p>
+        </w:tc>
+        <w:tc>
+          <w:tcPr>
+            <w:tcW w:type="dxa" w:w="3350"/>
+            <w:tcBorders>
+              <w:top w:val="single" w:color="C7CBDC" w:sz="4"/>
+              <w:left w:val="single" w:color="C7CBDC" w:sz="4"/>
+              <w:bottom w:val="single" w:color="C7CBDC" w:sz="4"/>
+              <w:right w:val="single" w:color="C7CBDC" w:sz="4"/>
+            </w:tcBorders>
+            <w:tcMar>
+              <w:top w:type="dxa" w:w="60"/>
+              <w:left w:type="dxa" w:w="90"/>
+              <w:bottom w:type="dxa" w:w="60"/>
+              <w:right w:type="dxa" w:w="90"/>
+            </w:tcMar>
+            <w:vAlign w:val="top"/>
+          </w:tcPr>
+          <w:p>
+            <w:pPr>
+              <w:spacing w:after="0" w:before="0"/>
+            </w:pPr>
+            <w:r>
+              <w:rPr>
+                <w:rFonts w:ascii="Calibri" w:cs="Calibri" w:eastAsia="Calibri" w:hAnsi="Calibri"/>
+                <w:b w:val="false"/>
+                <w:bCs w:val="false"/>
+                <w:i w:val="false"/>
+                <w:iCs w:val="false"/>
+                <w:color w:val="1A1F36"/>
+                <w:sz w:val="18"/>
+                <w:szCs w:val="18"/>
+              </w:rPr>
+              <w:t xml:space="preserve">3-й период исправлен проверяющим</w:t>
             </w:r>
           </w:p>
         </w:tc>

--- a/reports/Vnesennye_ispravleniya.docx
+++ b/reports/Vnesennye_ispravleniya.docx
@@ -76,6 +76,44 @@
           <w:szCs w:val="18"/>
         </w:rPr>
         <w:t xml:space="preserve">Основание: Ответы проверяющих в сводном отчёте от 13.10.2026</w:t>
+      </w:r>
+    </w:p>
+    <w:p>
+      <w:pPr>
+        <w:spacing w:after="40" w:before="0"/>
+        <w:jc w:val="center"/>
+      </w:pPr>
+      <w:r>
+        <w:rPr>
+          <w:rFonts w:ascii="Calibri" w:cs="Calibri" w:eastAsia="Calibri" w:hAnsi="Calibri"/>
+          <w:b w:val="false"/>
+          <w:bCs w:val="false"/>
+          <w:i w:val="false"/>
+          <w:iCs w:val="false"/>
+          <w:color w:val="5A5F7A"/>
+          <w:sz w:val="18"/>
+          <w:szCs w:val="18"/>
+        </w:rPr>
+        <w:t xml:space="preserve">Основание: Ответ организатора от 20.10.2026</w:t>
+      </w:r>
+    </w:p>
+    <w:p>
+      <w:pPr>
+        <w:spacing w:after="40" w:before="0"/>
+        <w:jc w:val="center"/>
+      </w:pPr>
+      <w:r>
+        <w:rPr>
+          <w:rFonts w:ascii="Calibri" w:cs="Calibri" w:eastAsia="Calibri" w:hAnsi="Calibri"/>
+          <w:b w:val="false"/>
+          <w:bCs w:val="false"/>
+          <w:i w:val="false"/>
+          <w:iCs w:val="false"/>
+          <w:color w:val="5A5F7A"/>
+          <w:sz w:val="18"/>
+          <w:szCs w:val="18"/>
+        </w:rPr>
+        <w:t xml:space="preserve">Основание: Ответы проверяющих в сводном отчёте (файл Svodny_otchet_131026_23-40.docx): верные составы команд</w:t>
       </w:r>
     </w:p>
     <w:p>
@@ -2435,6 +2473,188 @@
           </w:p>
         </w:tc>
       </w:tr>
+      <w:tr>
+        <w:tc>
+          <w:tcPr>
+            <w:tcW w:type="dxa" w:w="900"/>
+            <w:tcBorders>
+              <w:top w:val="single" w:color="C7CBDC" w:sz="4"/>
+              <w:left w:val="single" w:color="C7CBDC" w:sz="4"/>
+              <w:bottom w:val="single" w:color="C7CBDC" w:sz="4"/>
+              <w:right w:val="single" w:color="C7CBDC" w:sz="4"/>
+            </w:tcBorders>
+            <w:tcMar>
+              <w:top w:type="dxa" w:w="60"/>
+              <w:left w:type="dxa" w:w="90"/>
+              <w:bottom w:type="dxa" w:w="60"/>
+              <w:right w:type="dxa" w:w="90"/>
+            </w:tcMar>
+            <w:vAlign w:val="top"/>
+          </w:tcPr>
+          <w:p>
+            <w:pPr>
+              <w:spacing w:after="0" w:before="0"/>
+            </w:pPr>
+            <w:r>
+              <w:rPr>
+                <w:rFonts w:ascii="Calibri" w:cs="Calibri" w:eastAsia="Calibri" w:hAnsi="Calibri"/>
+                <w:b/>
+                <w:bCs/>
+                <w:i w:val="false"/>
+                <w:iCs w:val="false"/>
+                <w:color w:val="1A1F36"/>
+                <w:sz w:val="18"/>
+                <w:szCs w:val="18"/>
+              </w:rPr>
+              <w:t xml:space="preserve">все</w:t>
+            </w:r>
+          </w:p>
+        </w:tc>
+        <w:tc>
+          <w:tcPr>
+            <w:tcW w:type="dxa" w:w="2600"/>
+            <w:tcBorders>
+              <w:top w:val="single" w:color="C7CBDC" w:sz="4"/>
+              <w:left w:val="single" w:color="C7CBDC" w:sz="4"/>
+              <w:bottom w:val="single" w:color="C7CBDC" w:sz="4"/>
+              <w:right w:val="single" w:color="C7CBDC" w:sz="4"/>
+            </w:tcBorders>
+            <w:tcMar>
+              <w:top w:type="dxa" w:w="60"/>
+              <w:left w:type="dxa" w:w="90"/>
+              <w:bottom w:type="dxa" w:w="60"/>
+              <w:right w:type="dxa" w:w="90"/>
+            </w:tcMar>
+            <w:vAlign w:val="top"/>
+          </w:tcPr>
+          <w:p>
+            <w:pPr>
+              <w:spacing w:after="0"/>
+            </w:pPr>
+            <w:r>
+              <w:rPr>
+                <w:rFonts w:ascii="Calibri" w:cs="Calibri" w:eastAsia="Calibri" w:hAnsi="Calibri"/>
+                <w:b w:val="false"/>
+                <w:bCs w:val="false"/>
+                <w:i w:val="false"/>
+                <w:iCs w:val="false"/>
+                <w:color w:val="1A1F36"/>
+                <w:sz w:val="18"/>
+                <w:szCs w:val="18"/>
+              </w:rPr>
+              <w:t xml:space="preserve">все матчи команды Юность (70)</w:t>
+            </w:r>
+          </w:p>
+        </w:tc>
+        <w:tc>
+          <w:tcPr>
+            <w:tcW w:type="dxa" w:w="4200"/>
+            <w:tcBorders>
+              <w:top w:val="single" w:color="C7CBDC" w:sz="4"/>
+              <w:left w:val="single" w:color="C7CBDC" w:sz="4"/>
+              <w:bottom w:val="single" w:color="C7CBDC" w:sz="4"/>
+              <w:right w:val="single" w:color="C7CBDC" w:sz="4"/>
+            </w:tcBorders>
+            <w:tcMar>
+              <w:top w:type="dxa" w:w="60"/>
+              <w:left w:type="dxa" w:w="90"/>
+              <w:bottom w:type="dxa" w:w="60"/>
+              <w:right w:type="dxa" w:w="90"/>
+            </w:tcMar>
+            <w:vAlign w:val="top"/>
+          </w:tcPr>
+          <w:p>
+            <w:pPr>
+              <w:spacing w:after="0" w:before="0"/>
+            </w:pPr>
+            <w:r>
+              <w:rPr>
+                <w:rFonts w:ascii="Calibri" w:cs="Calibri" w:eastAsia="Calibri" w:hAnsi="Calibri"/>
+                <w:b w:val="false"/>
+                <w:bCs w:val="false"/>
+                <w:i w:val="false"/>
+                <w:iCs w:val="false"/>
+                <w:color w:val="5A5F7A"/>
+                <w:sz w:val="18"/>
+                <w:szCs w:val="18"/>
+              </w:rPr>
+              <w:t xml:space="preserve">Юность: №46 Колотыркин Артём Игоревич, №91 Колчин Иван Денисович, №4 Копейкин Иван Андреевич</w:t>
+            </w:r>
+          </w:p>
+        </w:tc>
+        <w:tc>
+          <w:tcPr>
+            <w:tcW w:type="dxa" w:w="4200"/>
+            <w:tcBorders>
+              <w:top w:val="single" w:color="C7CBDC" w:sz="4"/>
+              <w:left w:val="single" w:color="C7CBDC" w:sz="4"/>
+              <w:bottom w:val="single" w:color="C7CBDC" w:sz="4"/>
+              <w:right w:val="single" w:color="C7CBDC" w:sz="4"/>
+            </w:tcBorders>
+            <w:tcMar>
+              <w:top w:type="dxa" w:w="60"/>
+              <w:left w:type="dxa" w:w="90"/>
+              <w:bottom w:type="dxa" w:w="60"/>
+              <w:right w:type="dxa" w:w="90"/>
+            </w:tcMar>
+            <w:vAlign w:val="top"/>
+          </w:tcPr>
+          <w:p>
+            <w:pPr>
+              <w:spacing w:after="0" w:before="0"/>
+            </w:pPr>
+            <w:r>
+              <w:rPr>
+                <w:rFonts w:ascii="Calibri" w:cs="Calibri" w:eastAsia="Calibri" w:hAnsi="Calibri"/>
+                <w:b/>
+                <w:bCs/>
+                <w:i w:val="false"/>
+                <w:iCs w:val="false"/>
+                <w:color w:val="1A1F36"/>
+                <w:sz w:val="18"/>
+                <w:szCs w:val="18"/>
+              </w:rPr>
+              <w:t xml:space="preserve">Юность: №46 Смуров Сергей Александрович, №91 Щека Леонид Дмитриевич, №4 Шаламов Степан Витальевич</w:t>
+            </w:r>
+          </w:p>
+        </w:tc>
+        <w:tc>
+          <w:tcPr>
+            <w:tcW w:type="dxa" w:w="3350"/>
+            <w:tcBorders>
+              <w:top w:val="single" w:color="C7CBDC" w:sz="4"/>
+              <w:left w:val="single" w:color="C7CBDC" w:sz="4"/>
+              <w:bottom w:val="single" w:color="C7CBDC" w:sz="4"/>
+              <w:right w:val="single" w:color="C7CBDC" w:sz="4"/>
+            </w:tcBorders>
+            <w:tcMar>
+              <w:top w:type="dxa" w:w="60"/>
+              <w:left w:type="dxa" w:w="90"/>
+              <w:bottom w:type="dxa" w:w="60"/>
+              <w:right w:type="dxa" w:w="90"/>
+            </w:tcMar>
+            <w:vAlign w:val="top"/>
+          </w:tcPr>
+          <w:p>
+            <w:pPr>
+              <w:spacing w:after="0" w:before="0"/>
+            </w:pPr>
+            <w:r>
+              <w:rPr>
+                <w:rFonts w:ascii="Calibri" w:cs="Calibri" w:eastAsia="Calibri" w:hAnsi="Calibri"/>
+                <w:b w:val="false"/>
+                <w:bCs w:val="false"/>
+                <w:i w:val="false"/>
+                <w:iCs w:val="false"/>
+                <w:color w:val="1A1F36"/>
+                <w:sz w:val="18"/>
+                <w:szCs w:val="18"/>
+              </w:rPr>
+              <w:t xml:space="preserve">верный состав команды от проверяющего</w:t>
+            </w:r>
+          </w:p>
+        </w:tc>
+      </w:tr>
     </w:tbl>
     <w:p>
       <w:pPr>
@@ -2856,6 +3076,193 @@
                 <w:szCs w:val="18"/>
               </w:rPr>
               <w:t xml:space="preserve">2-й период исправлен проверяющим</w:t>
+            </w:r>
+          </w:p>
+        </w:tc>
+      </w:tr>
+      <w:tr>
+        <w:tc>
+          <w:tcPr>
+            <w:tcW w:type="dxa" w:w="900"/>
+            <w:tcBorders>
+              <w:top w:val="single" w:color="C7CBDC" w:sz="4"/>
+              <w:left w:val="single" w:color="C7CBDC" w:sz="4"/>
+              <w:bottom w:val="single" w:color="C7CBDC" w:sz="4"/>
+              <w:right w:val="single" w:color="C7CBDC" w:sz="4"/>
+            </w:tcBorders>
+            <w:shd w:fill="F7F8FC" w:color="auto" w:val="clear"/>
+            <w:tcMar>
+              <w:top w:type="dxa" w:w="60"/>
+              <w:left w:type="dxa" w:w="90"/>
+              <w:bottom w:type="dxa" w:w="60"/>
+              <w:right w:type="dxa" w:w="90"/>
+            </w:tcMar>
+            <w:vAlign w:val="top"/>
+          </w:tcPr>
+          <w:p>
+            <w:pPr>
+              <w:spacing w:after="0" w:before="0"/>
+            </w:pPr>
+            <w:r>
+              <w:rPr>
+                <w:rFonts w:ascii="Calibri" w:cs="Calibri" w:eastAsia="Calibri" w:hAnsi="Calibri"/>
+                <w:b/>
+                <w:bCs/>
+                <w:i w:val="false"/>
+                <w:iCs w:val="false"/>
+                <w:color w:val="1A1F36"/>
+                <w:sz w:val="18"/>
+                <w:szCs w:val="18"/>
+              </w:rPr>
+              <w:t xml:space="preserve">все</w:t>
+            </w:r>
+          </w:p>
+        </w:tc>
+        <w:tc>
+          <w:tcPr>
+            <w:tcW w:type="dxa" w:w="2600"/>
+            <w:tcBorders>
+              <w:top w:val="single" w:color="C7CBDC" w:sz="4"/>
+              <w:left w:val="single" w:color="C7CBDC" w:sz="4"/>
+              <w:bottom w:val="single" w:color="C7CBDC" w:sz="4"/>
+              <w:right w:val="single" w:color="C7CBDC" w:sz="4"/>
+            </w:tcBorders>
+            <w:shd w:fill="F7F8FC" w:color="auto" w:val="clear"/>
+            <w:tcMar>
+              <w:top w:type="dxa" w:w="60"/>
+              <w:left w:type="dxa" w:w="90"/>
+              <w:bottom w:type="dxa" w:w="60"/>
+              <w:right w:type="dxa" w:w="90"/>
+            </w:tcMar>
+            <w:vAlign w:val="top"/>
+          </w:tcPr>
+          <w:p>
+            <w:pPr>
+              <w:spacing w:after="0"/>
+            </w:pPr>
+            <w:r>
+              <w:rPr>
+                <w:rFonts w:ascii="Calibri" w:cs="Calibri" w:eastAsia="Calibri" w:hAnsi="Calibri"/>
+                <w:b w:val="false"/>
+                <w:bCs w:val="false"/>
+                <w:i w:val="false"/>
+                <w:iCs w:val="false"/>
+                <w:color w:val="1A1F36"/>
+                <w:sz w:val="18"/>
+                <w:szCs w:val="18"/>
+              </w:rPr>
+              <w:t xml:space="preserve">все матчи команды Юность (71)</w:t>
+            </w:r>
+          </w:p>
+        </w:tc>
+        <w:tc>
+          <w:tcPr>
+            <w:tcW w:type="dxa" w:w="4200"/>
+            <w:tcBorders>
+              <w:top w:val="single" w:color="C7CBDC" w:sz="4"/>
+              <w:left w:val="single" w:color="C7CBDC" w:sz="4"/>
+              <w:bottom w:val="single" w:color="C7CBDC" w:sz="4"/>
+              <w:right w:val="single" w:color="C7CBDC" w:sz="4"/>
+            </w:tcBorders>
+            <w:shd w:fill="F7F8FC" w:color="auto" w:val="clear"/>
+            <w:tcMar>
+              <w:top w:type="dxa" w:w="60"/>
+              <w:left w:type="dxa" w:w="90"/>
+              <w:bottom w:type="dxa" w:w="60"/>
+              <w:right w:type="dxa" w:w="90"/>
+            </w:tcMar>
+            <w:vAlign w:val="top"/>
+          </w:tcPr>
+          <w:p>
+            <w:pPr>
+              <w:spacing w:after="0" w:before="0"/>
+            </w:pPr>
+            <w:r>
+              <w:rPr>
+                <w:rFonts w:ascii="Calibri" w:cs="Calibri" w:eastAsia="Calibri" w:hAnsi="Calibri"/>
+                <w:b w:val="false"/>
+                <w:bCs w:val="false"/>
+                <w:i w:val="false"/>
+                <w:iCs w:val="false"/>
+                <w:color w:val="5A5F7A"/>
+                <w:sz w:val="18"/>
+                <w:szCs w:val="18"/>
+              </w:rPr>
+              <w:t xml:space="preserve">Юность: №46 Колотыркин Артём Игоревич, №91 Колчин Иван Денисович, №4 Копейкин Иван Андреевич</w:t>
+            </w:r>
+          </w:p>
+        </w:tc>
+        <w:tc>
+          <w:tcPr>
+            <w:tcW w:type="dxa" w:w="4200"/>
+            <w:tcBorders>
+              <w:top w:val="single" w:color="C7CBDC" w:sz="4"/>
+              <w:left w:val="single" w:color="C7CBDC" w:sz="4"/>
+              <w:bottom w:val="single" w:color="C7CBDC" w:sz="4"/>
+              <w:right w:val="single" w:color="C7CBDC" w:sz="4"/>
+            </w:tcBorders>
+            <w:shd w:fill="F7F8FC" w:color="auto" w:val="clear"/>
+            <w:tcMar>
+              <w:top w:type="dxa" w:w="60"/>
+              <w:left w:type="dxa" w:w="90"/>
+              <w:bottom w:type="dxa" w:w="60"/>
+              <w:right w:type="dxa" w:w="90"/>
+            </w:tcMar>
+            <w:vAlign w:val="top"/>
+          </w:tcPr>
+          <w:p>
+            <w:pPr>
+              <w:spacing w:after="0" w:before="0"/>
+            </w:pPr>
+            <w:r>
+              <w:rPr>
+                <w:rFonts w:ascii="Calibri" w:cs="Calibri" w:eastAsia="Calibri" w:hAnsi="Calibri"/>
+                <w:b/>
+                <w:bCs/>
+                <w:i w:val="false"/>
+                <w:iCs w:val="false"/>
+                <w:color w:val="1A1F36"/>
+                <w:sz w:val="18"/>
+                <w:szCs w:val="18"/>
+              </w:rPr>
+              <w:t xml:space="preserve">Юность: №46 Смуров Сергей Александрович, №91 Щека Леонид Дмитриевич, №4 Шаламов Степан Витальевич</w:t>
+            </w:r>
+          </w:p>
+        </w:tc>
+        <w:tc>
+          <w:tcPr>
+            <w:tcW w:type="dxa" w:w="3350"/>
+            <w:tcBorders>
+              <w:top w:val="single" w:color="C7CBDC" w:sz="4"/>
+              <w:left w:val="single" w:color="C7CBDC" w:sz="4"/>
+              <w:bottom w:val="single" w:color="C7CBDC" w:sz="4"/>
+              <w:right w:val="single" w:color="C7CBDC" w:sz="4"/>
+            </w:tcBorders>
+            <w:shd w:fill="F7F8FC" w:color="auto" w:val="clear"/>
+            <w:tcMar>
+              <w:top w:type="dxa" w:w="60"/>
+              <w:left w:type="dxa" w:w="90"/>
+              <w:bottom w:type="dxa" w:w="60"/>
+              <w:right w:type="dxa" w:w="90"/>
+            </w:tcMar>
+            <w:vAlign w:val="top"/>
+          </w:tcPr>
+          <w:p>
+            <w:pPr>
+              <w:spacing w:after="0" w:before="0"/>
+            </w:pPr>
+            <w:r>
+              <w:rPr>
+                <w:rFonts w:ascii="Calibri" w:cs="Calibri" w:eastAsia="Calibri" w:hAnsi="Calibri"/>
+                <w:b w:val="false"/>
+                <w:bCs w:val="false"/>
+                <w:i w:val="false"/>
+                <w:iCs w:val="false"/>
+                <w:color w:val="1A1F36"/>
+                <w:sz w:val="18"/>
+                <w:szCs w:val="18"/>
+              </w:rPr>
+              <w:t xml:space="preserve">верный состав команды от проверяющего</w:t>
             </w:r>
           </w:p>
         </w:tc>
@@ -3705,6 +4112,562 @@
           </w:p>
         </w:tc>
       </w:tr>
+      <w:tr>
+        <w:tc>
+          <w:tcPr>
+            <w:tcW w:type="dxa" w:w="900"/>
+            <w:tcBorders>
+              <w:top w:val="single" w:color="C7CBDC" w:sz="4"/>
+              <w:left w:val="single" w:color="C7CBDC" w:sz="4"/>
+              <w:bottom w:val="single" w:color="C7CBDC" w:sz="4"/>
+              <w:right w:val="single" w:color="C7CBDC" w:sz="4"/>
+            </w:tcBorders>
+            <w:shd w:fill="F7F8FC" w:color="auto" w:val="clear"/>
+            <w:tcMar>
+              <w:top w:type="dxa" w:w="60"/>
+              <w:left w:type="dxa" w:w="90"/>
+              <w:bottom w:type="dxa" w:w="60"/>
+              <w:right w:type="dxa" w:w="90"/>
+            </w:tcMar>
+            <w:vAlign w:val="top"/>
+          </w:tcPr>
+          <w:p>
+            <w:pPr>
+              <w:spacing w:after="0" w:before="0"/>
+            </w:pPr>
+            <w:r>
+              <w:rPr>
+                <w:rFonts w:ascii="Calibri" w:cs="Calibri" w:eastAsia="Calibri" w:hAnsi="Calibri"/>
+                <w:b/>
+                <w:bCs/>
+                <w:i w:val="false"/>
+                <w:iCs w:val="false"/>
+                <w:color w:val="1A1F36"/>
+                <w:sz w:val="18"/>
+                <w:szCs w:val="18"/>
+              </w:rPr>
+              <w:t xml:space="preserve">все</w:t>
+            </w:r>
+          </w:p>
+        </w:tc>
+        <w:tc>
+          <w:tcPr>
+            <w:tcW w:type="dxa" w:w="2600"/>
+            <w:tcBorders>
+              <w:top w:val="single" w:color="C7CBDC" w:sz="4"/>
+              <w:left w:val="single" w:color="C7CBDC" w:sz="4"/>
+              <w:bottom w:val="single" w:color="C7CBDC" w:sz="4"/>
+              <w:right w:val="single" w:color="C7CBDC" w:sz="4"/>
+            </w:tcBorders>
+            <w:shd w:fill="F7F8FC" w:color="auto" w:val="clear"/>
+            <w:tcMar>
+              <w:top w:type="dxa" w:w="60"/>
+              <w:left w:type="dxa" w:w="90"/>
+              <w:bottom w:type="dxa" w:w="60"/>
+              <w:right w:type="dxa" w:w="90"/>
+            </w:tcMar>
+            <w:vAlign w:val="top"/>
+          </w:tcPr>
+          <w:p>
+            <w:pPr>
+              <w:spacing w:after="0"/>
+            </w:pPr>
+            <w:r>
+              <w:rPr>
+                <w:rFonts w:ascii="Calibri" w:cs="Calibri" w:eastAsia="Calibri" w:hAnsi="Calibri"/>
+                <w:b w:val="false"/>
+                <w:bCs w:val="false"/>
+                <w:i w:val="false"/>
+                <w:iCs w:val="false"/>
+                <w:color w:val="1A1F36"/>
+                <w:sz w:val="18"/>
+                <w:szCs w:val="18"/>
+              </w:rPr>
+              <w:t xml:space="preserve">все матчи команды Акулы (142)</w:t>
+            </w:r>
+          </w:p>
+        </w:tc>
+        <w:tc>
+          <w:tcPr>
+            <w:tcW w:type="dxa" w:w="4200"/>
+            <w:tcBorders>
+              <w:top w:val="single" w:color="C7CBDC" w:sz="4"/>
+              <w:left w:val="single" w:color="C7CBDC" w:sz="4"/>
+              <w:bottom w:val="single" w:color="C7CBDC" w:sz="4"/>
+              <w:right w:val="single" w:color="C7CBDC" w:sz="4"/>
+            </w:tcBorders>
+            <w:shd w:fill="F7F8FC" w:color="auto" w:val="clear"/>
+            <w:tcMar>
+              <w:top w:type="dxa" w:w="60"/>
+              <w:left w:type="dxa" w:w="90"/>
+              <w:bottom w:type="dxa" w:w="60"/>
+              <w:right w:type="dxa" w:w="90"/>
+            </w:tcMar>
+            <w:vAlign w:val="top"/>
+          </w:tcPr>
+          <w:p>
+            <w:pPr>
+              <w:spacing w:after="0" w:before="0"/>
+            </w:pPr>
+            <w:r>
+              <w:rPr>
+                <w:rFonts w:ascii="Calibri" w:cs="Calibri" w:eastAsia="Calibri" w:hAnsi="Calibri"/>
+                <w:b w:val="false"/>
+                <w:bCs w:val="false"/>
+                <w:i w:val="false"/>
+                <w:iCs w:val="false"/>
+                <w:color w:val="5A5F7A"/>
+                <w:sz w:val="18"/>
+                <w:szCs w:val="18"/>
+              </w:rPr>
+              <w:t xml:space="preserve">Акулы: №9 Авксентьев Александр Александрович</w:t>
+            </w:r>
+          </w:p>
+        </w:tc>
+        <w:tc>
+          <w:tcPr>
+            <w:tcW w:type="dxa" w:w="4200"/>
+            <w:tcBorders>
+              <w:top w:val="single" w:color="C7CBDC" w:sz="4"/>
+              <w:left w:val="single" w:color="C7CBDC" w:sz="4"/>
+              <w:bottom w:val="single" w:color="C7CBDC" w:sz="4"/>
+              <w:right w:val="single" w:color="C7CBDC" w:sz="4"/>
+            </w:tcBorders>
+            <w:shd w:fill="F7F8FC" w:color="auto" w:val="clear"/>
+            <w:tcMar>
+              <w:top w:type="dxa" w:w="60"/>
+              <w:left w:type="dxa" w:w="90"/>
+              <w:bottom w:type="dxa" w:w="60"/>
+              <w:right w:type="dxa" w:w="90"/>
+            </w:tcMar>
+            <w:vAlign w:val="top"/>
+          </w:tcPr>
+          <w:p>
+            <w:pPr>
+              <w:spacing w:after="0" w:before="0"/>
+            </w:pPr>
+            <w:r>
+              <w:rPr>
+                <w:rFonts w:ascii="Calibri" w:cs="Calibri" w:eastAsia="Calibri" w:hAnsi="Calibri"/>
+                <w:b/>
+                <w:bCs/>
+                <w:i w:val="false"/>
+                <w:iCs w:val="false"/>
+                <w:color w:val="1A1F36"/>
+                <w:sz w:val="18"/>
+                <w:szCs w:val="18"/>
+              </w:rPr>
+              <w:t xml:space="preserve">Акулы: №9 Маковский Матвей Максимович</w:t>
+            </w:r>
+          </w:p>
+        </w:tc>
+        <w:tc>
+          <w:tcPr>
+            <w:tcW w:type="dxa" w:w="3350"/>
+            <w:tcBorders>
+              <w:top w:val="single" w:color="C7CBDC" w:sz="4"/>
+              <w:left w:val="single" w:color="C7CBDC" w:sz="4"/>
+              <w:bottom w:val="single" w:color="C7CBDC" w:sz="4"/>
+              <w:right w:val="single" w:color="C7CBDC" w:sz="4"/>
+            </w:tcBorders>
+            <w:shd w:fill="F7F8FC" w:color="auto" w:val="clear"/>
+            <w:tcMar>
+              <w:top w:type="dxa" w:w="60"/>
+              <w:left w:type="dxa" w:w="90"/>
+              <w:bottom w:type="dxa" w:w="60"/>
+              <w:right w:type="dxa" w:w="90"/>
+            </w:tcMar>
+            <w:vAlign w:val="top"/>
+          </w:tcPr>
+          <w:p>
+            <w:pPr>
+              <w:spacing w:after="0" w:before="0"/>
+            </w:pPr>
+            <w:r>
+              <w:rPr>
+                <w:rFonts w:ascii="Calibri" w:cs="Calibri" w:eastAsia="Calibri" w:hAnsi="Calibri"/>
+                <w:b w:val="false"/>
+                <w:bCs w:val="false"/>
+                <w:i w:val="false"/>
+                <w:iCs w:val="false"/>
+                <w:color w:val="1A1F36"/>
+                <w:sz w:val="18"/>
+                <w:szCs w:val="18"/>
+              </w:rPr>
+              <w:t xml:space="preserve">верный состав команды от проверяющего</w:t>
+            </w:r>
+          </w:p>
+        </w:tc>
+      </w:tr>
+      <w:tr>
+        <w:tc>
+          <w:tcPr>
+            <w:tcW w:type="dxa" w:w="900"/>
+            <w:tcBorders>
+              <w:top w:val="single" w:color="C7CBDC" w:sz="4"/>
+              <w:left w:val="single" w:color="C7CBDC" w:sz="4"/>
+              <w:bottom w:val="single" w:color="C7CBDC" w:sz="4"/>
+              <w:right w:val="single" w:color="C7CBDC" w:sz="4"/>
+            </w:tcBorders>
+            <w:tcMar>
+              <w:top w:type="dxa" w:w="60"/>
+              <w:left w:type="dxa" w:w="90"/>
+              <w:bottom w:type="dxa" w:w="60"/>
+              <w:right w:type="dxa" w:w="90"/>
+            </w:tcMar>
+            <w:vAlign w:val="top"/>
+          </w:tcPr>
+          <w:p>
+            <w:pPr>
+              <w:spacing w:after="0" w:before="0"/>
+            </w:pPr>
+            <w:r>
+              <w:rPr>
+                <w:rFonts w:ascii="Calibri" w:cs="Calibri" w:eastAsia="Calibri" w:hAnsi="Calibri"/>
+                <w:b/>
+                <w:bCs/>
+                <w:i w:val="false"/>
+                <w:iCs w:val="false"/>
+                <w:color w:val="1A1F36"/>
+                <w:sz w:val="18"/>
+                <w:szCs w:val="18"/>
+              </w:rPr>
+              <w:t xml:space="preserve">все</w:t>
+            </w:r>
+          </w:p>
+        </w:tc>
+        <w:tc>
+          <w:tcPr>
+            <w:tcW w:type="dxa" w:w="2600"/>
+            <w:tcBorders>
+              <w:top w:val="single" w:color="C7CBDC" w:sz="4"/>
+              <w:left w:val="single" w:color="C7CBDC" w:sz="4"/>
+              <w:bottom w:val="single" w:color="C7CBDC" w:sz="4"/>
+              <w:right w:val="single" w:color="C7CBDC" w:sz="4"/>
+            </w:tcBorders>
+            <w:tcMar>
+              <w:top w:type="dxa" w:w="60"/>
+              <w:left w:type="dxa" w:w="90"/>
+              <w:bottom w:type="dxa" w:w="60"/>
+              <w:right w:type="dxa" w:w="90"/>
+            </w:tcMar>
+            <w:vAlign w:val="top"/>
+          </w:tcPr>
+          <w:p>
+            <w:pPr>
+              <w:spacing w:after="0"/>
+            </w:pPr>
+            <w:r>
+              <w:rPr>
+                <w:rFonts w:ascii="Calibri" w:cs="Calibri" w:eastAsia="Calibri" w:hAnsi="Calibri"/>
+                <w:b w:val="false"/>
+                <w:bCs w:val="false"/>
+                <w:i w:val="false"/>
+                <w:iCs w:val="false"/>
+                <w:color w:val="1A1F36"/>
+                <w:sz w:val="18"/>
+                <w:szCs w:val="18"/>
+              </w:rPr>
+              <w:t xml:space="preserve">все матчи команды Авиатор (124)</w:t>
+            </w:r>
+          </w:p>
+        </w:tc>
+        <w:tc>
+          <w:tcPr>
+            <w:tcW w:type="dxa" w:w="4200"/>
+            <w:tcBorders>
+              <w:top w:val="single" w:color="C7CBDC" w:sz="4"/>
+              <w:left w:val="single" w:color="C7CBDC" w:sz="4"/>
+              <w:bottom w:val="single" w:color="C7CBDC" w:sz="4"/>
+              <w:right w:val="single" w:color="C7CBDC" w:sz="4"/>
+            </w:tcBorders>
+            <w:tcMar>
+              <w:top w:type="dxa" w:w="60"/>
+              <w:left w:type="dxa" w:w="90"/>
+              <w:bottom w:type="dxa" w:w="60"/>
+              <w:right w:type="dxa" w:w="90"/>
+            </w:tcMar>
+            <w:vAlign w:val="top"/>
+          </w:tcPr>
+          <w:p>
+            <w:pPr>
+              <w:spacing w:after="0" w:before="0"/>
+            </w:pPr>
+            <w:r>
+              <w:rPr>
+                <w:rFonts w:ascii="Calibri" w:cs="Calibri" w:eastAsia="Calibri" w:hAnsi="Calibri"/>
+                <w:b w:val="false"/>
+                <w:bCs w:val="false"/>
+                <w:i w:val="false"/>
+                <w:iCs w:val="false"/>
+                <w:color w:val="5A5F7A"/>
+                <w:sz w:val="18"/>
+                <w:szCs w:val="18"/>
+              </w:rPr>
+              <w:t xml:space="preserve">Авиатор: №17 Белов Евгений Дмитриевич</w:t>
+            </w:r>
+          </w:p>
+        </w:tc>
+        <w:tc>
+          <w:tcPr>
+            <w:tcW w:type="dxa" w:w="4200"/>
+            <w:tcBorders>
+              <w:top w:val="single" w:color="C7CBDC" w:sz="4"/>
+              <w:left w:val="single" w:color="C7CBDC" w:sz="4"/>
+              <w:bottom w:val="single" w:color="C7CBDC" w:sz="4"/>
+              <w:right w:val="single" w:color="C7CBDC" w:sz="4"/>
+            </w:tcBorders>
+            <w:tcMar>
+              <w:top w:type="dxa" w:w="60"/>
+              <w:left w:type="dxa" w:w="90"/>
+              <w:bottom w:type="dxa" w:w="60"/>
+              <w:right w:type="dxa" w:w="90"/>
+            </w:tcMar>
+            <w:vAlign w:val="top"/>
+          </w:tcPr>
+          <w:p>
+            <w:pPr>
+              <w:spacing w:after="0" w:before="0"/>
+            </w:pPr>
+            <w:r>
+              <w:rPr>
+                <w:rFonts w:ascii="Calibri" w:cs="Calibri" w:eastAsia="Calibri" w:hAnsi="Calibri"/>
+                <w:b/>
+                <w:bCs/>
+                <w:i w:val="false"/>
+                <w:iCs w:val="false"/>
+                <w:color w:val="1A1F36"/>
+                <w:sz w:val="18"/>
+                <w:szCs w:val="18"/>
+              </w:rPr>
+              <w:t xml:space="preserve">Авиатор: №17 Хисамов Кирилл Русланович</w:t>
+            </w:r>
+          </w:p>
+        </w:tc>
+        <w:tc>
+          <w:tcPr>
+            <w:tcW w:type="dxa" w:w="3350"/>
+            <w:tcBorders>
+              <w:top w:val="single" w:color="C7CBDC" w:sz="4"/>
+              <w:left w:val="single" w:color="C7CBDC" w:sz="4"/>
+              <w:bottom w:val="single" w:color="C7CBDC" w:sz="4"/>
+              <w:right w:val="single" w:color="C7CBDC" w:sz="4"/>
+            </w:tcBorders>
+            <w:tcMar>
+              <w:top w:type="dxa" w:w="60"/>
+              <w:left w:type="dxa" w:w="90"/>
+              <w:bottom w:type="dxa" w:w="60"/>
+              <w:right w:type="dxa" w:w="90"/>
+            </w:tcMar>
+            <w:vAlign w:val="top"/>
+          </w:tcPr>
+          <w:p>
+            <w:pPr>
+              <w:spacing w:after="0" w:before="0"/>
+            </w:pPr>
+            <w:r>
+              <w:rPr>
+                <w:rFonts w:ascii="Calibri" w:cs="Calibri" w:eastAsia="Calibri" w:hAnsi="Calibri"/>
+                <w:b w:val="false"/>
+                <w:bCs w:val="false"/>
+                <w:i w:val="false"/>
+                <w:iCs w:val="false"/>
+                <w:color w:val="1A1F36"/>
+                <w:sz w:val="18"/>
+                <w:szCs w:val="18"/>
+              </w:rPr>
+              <w:t xml:space="preserve">верный состав команды от проверяющего</w:t>
+            </w:r>
+          </w:p>
+        </w:tc>
+      </w:tr>
+      <w:tr>
+        <w:tc>
+          <w:tcPr>
+            <w:tcW w:type="dxa" w:w="900"/>
+            <w:tcBorders>
+              <w:top w:val="single" w:color="C7CBDC" w:sz="4"/>
+              <w:left w:val="single" w:color="C7CBDC" w:sz="4"/>
+              <w:bottom w:val="single" w:color="C7CBDC" w:sz="4"/>
+              <w:right w:val="single" w:color="C7CBDC" w:sz="4"/>
+            </w:tcBorders>
+            <w:shd w:fill="F7F8FC" w:color="auto" w:val="clear"/>
+            <w:tcMar>
+              <w:top w:type="dxa" w:w="60"/>
+              <w:left w:type="dxa" w:w="90"/>
+              <w:bottom w:type="dxa" w:w="60"/>
+              <w:right w:type="dxa" w:w="90"/>
+            </w:tcMar>
+            <w:vAlign w:val="top"/>
+          </w:tcPr>
+          <w:p>
+            <w:pPr>
+              <w:spacing w:after="0" w:before="0"/>
+            </w:pPr>
+            <w:r>
+              <w:rPr>
+                <w:rFonts w:ascii="Calibri" w:cs="Calibri" w:eastAsia="Calibri" w:hAnsi="Calibri"/>
+                <w:b/>
+                <w:bCs/>
+                <w:i w:val="false"/>
+                <w:iCs w:val="false"/>
+                <w:color w:val="1A1F36"/>
+                <w:sz w:val="18"/>
+                <w:szCs w:val="18"/>
+              </w:rPr>
+              <w:t xml:space="preserve">все</w:t>
+            </w:r>
+          </w:p>
+        </w:tc>
+        <w:tc>
+          <w:tcPr>
+            <w:tcW w:type="dxa" w:w="2600"/>
+            <w:tcBorders>
+              <w:top w:val="single" w:color="C7CBDC" w:sz="4"/>
+              <w:left w:val="single" w:color="C7CBDC" w:sz="4"/>
+              <w:bottom w:val="single" w:color="C7CBDC" w:sz="4"/>
+              <w:right w:val="single" w:color="C7CBDC" w:sz="4"/>
+            </w:tcBorders>
+            <w:shd w:fill="F7F8FC" w:color="auto" w:val="clear"/>
+            <w:tcMar>
+              <w:top w:type="dxa" w:w="60"/>
+              <w:left w:type="dxa" w:w="90"/>
+              <w:bottom w:type="dxa" w:w="60"/>
+              <w:right w:type="dxa" w:w="90"/>
+            </w:tcMar>
+            <w:vAlign w:val="top"/>
+          </w:tcPr>
+          <w:p>
+            <w:pPr>
+              <w:spacing w:after="0"/>
+            </w:pPr>
+            <w:r>
+              <w:rPr>
+                <w:rFonts w:ascii="Calibri" w:cs="Calibri" w:eastAsia="Calibri" w:hAnsi="Calibri"/>
+                <w:b w:val="false"/>
+                <w:bCs w:val="false"/>
+                <w:i w:val="false"/>
+                <w:iCs w:val="false"/>
+                <w:color w:val="1A1F36"/>
+                <w:sz w:val="18"/>
+                <w:szCs w:val="18"/>
+              </w:rPr>
+              <w:t xml:space="preserve">все матчи команды Рыси (107)</w:t>
+            </w:r>
+          </w:p>
+        </w:tc>
+        <w:tc>
+          <w:tcPr>
+            <w:tcW w:type="dxa" w:w="4200"/>
+            <w:tcBorders>
+              <w:top w:val="single" w:color="C7CBDC" w:sz="4"/>
+              <w:left w:val="single" w:color="C7CBDC" w:sz="4"/>
+              <w:bottom w:val="single" w:color="C7CBDC" w:sz="4"/>
+              <w:right w:val="single" w:color="C7CBDC" w:sz="4"/>
+            </w:tcBorders>
+            <w:shd w:fill="F7F8FC" w:color="auto" w:val="clear"/>
+            <w:tcMar>
+              <w:top w:type="dxa" w:w="60"/>
+              <w:left w:type="dxa" w:w="90"/>
+              <w:bottom w:type="dxa" w:w="60"/>
+              <w:right w:type="dxa" w:w="90"/>
+            </w:tcMar>
+            <w:vAlign w:val="top"/>
+          </w:tcPr>
+          <w:p>
+            <w:pPr>
+              <w:spacing w:after="0" w:before="0"/>
+            </w:pPr>
+            <w:r>
+              <w:rPr>
+                <w:rFonts w:ascii="Calibri" w:cs="Calibri" w:eastAsia="Calibri" w:hAnsi="Calibri"/>
+                <w:b w:val="false"/>
+                <w:bCs w:val="false"/>
+                <w:i w:val="false"/>
+                <w:iCs w:val="false"/>
+                <w:color w:val="5A5F7A"/>
+                <w:sz w:val="18"/>
+                <w:szCs w:val="18"/>
+              </w:rPr>
+              <w:t xml:space="preserve">Рыси: №9 Зарков Гордей Михайлович</w:t>
+            </w:r>
+          </w:p>
+        </w:tc>
+        <w:tc>
+          <w:tcPr>
+            <w:tcW w:type="dxa" w:w="4200"/>
+            <w:tcBorders>
+              <w:top w:val="single" w:color="C7CBDC" w:sz="4"/>
+              <w:left w:val="single" w:color="C7CBDC" w:sz="4"/>
+              <w:bottom w:val="single" w:color="C7CBDC" w:sz="4"/>
+              <w:right w:val="single" w:color="C7CBDC" w:sz="4"/>
+            </w:tcBorders>
+            <w:shd w:fill="F7F8FC" w:color="auto" w:val="clear"/>
+            <w:tcMar>
+              <w:top w:type="dxa" w:w="60"/>
+              <w:left w:type="dxa" w:w="90"/>
+              <w:bottom w:type="dxa" w:w="60"/>
+              <w:right w:type="dxa" w:w="90"/>
+            </w:tcMar>
+            <w:vAlign w:val="top"/>
+          </w:tcPr>
+          <w:p>
+            <w:pPr>
+              <w:spacing w:after="0" w:before="0"/>
+            </w:pPr>
+            <w:r>
+              <w:rPr>
+                <w:rFonts w:ascii="Calibri" w:cs="Calibri" w:eastAsia="Calibri" w:hAnsi="Calibri"/>
+                <w:b/>
+                <w:bCs/>
+                <w:i w:val="false"/>
+                <w:iCs w:val="false"/>
+                <w:color w:val="1A1F36"/>
+                <w:sz w:val="18"/>
+                <w:szCs w:val="18"/>
+              </w:rPr>
+              <w:t xml:space="preserve">Рыси: №9 Козлов Никита Андреевич</w:t>
+            </w:r>
+          </w:p>
+        </w:tc>
+        <w:tc>
+          <w:tcPr>
+            <w:tcW w:type="dxa" w:w="3350"/>
+            <w:tcBorders>
+              <w:top w:val="single" w:color="C7CBDC" w:sz="4"/>
+              <w:left w:val="single" w:color="C7CBDC" w:sz="4"/>
+              <w:bottom w:val="single" w:color="C7CBDC" w:sz="4"/>
+              <w:right w:val="single" w:color="C7CBDC" w:sz="4"/>
+            </w:tcBorders>
+            <w:shd w:fill="F7F8FC" w:color="auto" w:val="clear"/>
+            <w:tcMar>
+              <w:top w:type="dxa" w:w="60"/>
+              <w:left w:type="dxa" w:w="90"/>
+              <w:bottom w:type="dxa" w:w="60"/>
+              <w:right w:type="dxa" w:w="90"/>
+            </w:tcMar>
+            <w:vAlign w:val="top"/>
+          </w:tcPr>
+          <w:p>
+            <w:pPr>
+              <w:spacing w:after="0" w:before="0"/>
+            </w:pPr>
+            <w:r>
+              <w:rPr>
+                <w:rFonts w:ascii="Calibri" w:cs="Calibri" w:eastAsia="Calibri" w:hAnsi="Calibri"/>
+                <w:b w:val="false"/>
+                <w:bCs w:val="false"/>
+                <w:i w:val="false"/>
+                <w:iCs w:val="false"/>
+                <w:color w:val="1A1F36"/>
+                <w:sz w:val="18"/>
+                <w:szCs w:val="18"/>
+              </w:rPr>
+              <w:t xml:space="preserve">верный состав команды от проверяющего</w:t>
+            </w:r>
+          </w:p>
+        </w:tc>
+      </w:tr>
     </w:tbl>
     <w:p>
       <w:pPr>
@@ -5915,6 +6878,557 @@
                 <w:szCs w:val="18"/>
               </w:rPr>
               <w:t xml:space="preserve">2-й период исправлен проверяющим</w:t>
+            </w:r>
+          </w:p>
+        </w:tc>
+      </w:tr>
+      <w:tr>
+        <w:tc>
+          <w:tcPr>
+            <w:tcW w:type="dxa" w:w="900"/>
+            <w:tcBorders>
+              <w:top w:val="single" w:color="C7CBDC" w:sz="4"/>
+              <w:left w:val="single" w:color="C7CBDC" w:sz="4"/>
+              <w:bottom w:val="single" w:color="C7CBDC" w:sz="4"/>
+              <w:right w:val="single" w:color="C7CBDC" w:sz="4"/>
+            </w:tcBorders>
+            <w:tcMar>
+              <w:top w:type="dxa" w:w="60"/>
+              <w:left w:type="dxa" w:w="90"/>
+              <w:bottom w:type="dxa" w:w="60"/>
+              <w:right w:type="dxa" w:w="90"/>
+            </w:tcMar>
+            <w:vAlign w:val="top"/>
+          </w:tcPr>
+          <w:p>
+            <w:pPr>
+              <w:spacing w:after="0" w:before="0"/>
+            </w:pPr>
+            <w:r>
+              <w:rPr>
+                <w:rFonts w:ascii="Calibri" w:cs="Calibri" w:eastAsia="Calibri" w:hAnsi="Calibri"/>
+                <w:b/>
+                <w:bCs/>
+                <w:i w:val="false"/>
+                <w:iCs w:val="false"/>
+                <w:color w:val="1A1F36"/>
+                <w:sz w:val="18"/>
+                <w:szCs w:val="18"/>
+              </w:rPr>
+              <w:t xml:space="preserve">все</w:t>
+            </w:r>
+          </w:p>
+        </w:tc>
+        <w:tc>
+          <w:tcPr>
+            <w:tcW w:type="dxa" w:w="2600"/>
+            <w:tcBorders>
+              <w:top w:val="single" w:color="C7CBDC" w:sz="4"/>
+              <w:left w:val="single" w:color="C7CBDC" w:sz="4"/>
+              <w:bottom w:val="single" w:color="C7CBDC" w:sz="4"/>
+              <w:right w:val="single" w:color="C7CBDC" w:sz="4"/>
+            </w:tcBorders>
+            <w:tcMar>
+              <w:top w:type="dxa" w:w="60"/>
+              <w:left w:type="dxa" w:w="90"/>
+              <w:bottom w:type="dxa" w:w="60"/>
+              <w:right w:type="dxa" w:w="90"/>
+            </w:tcMar>
+            <w:vAlign w:val="top"/>
+          </w:tcPr>
+          <w:p>
+            <w:pPr>
+              <w:spacing w:after="0"/>
+            </w:pPr>
+            <w:r>
+              <w:rPr>
+                <w:rFonts w:ascii="Calibri" w:cs="Calibri" w:eastAsia="Calibri" w:hAnsi="Calibri"/>
+                <w:b w:val="false"/>
+                <w:bCs w:val="false"/>
+                <w:i w:val="false"/>
+                <w:iCs w:val="false"/>
+                <w:color w:val="1A1F36"/>
+                <w:sz w:val="18"/>
+                <w:szCs w:val="18"/>
+              </w:rPr>
+              <w:t xml:space="preserve">все матчи команды Акулы (144)</w:t>
+            </w:r>
+          </w:p>
+        </w:tc>
+        <w:tc>
+          <w:tcPr>
+            <w:tcW w:type="dxa" w:w="4200"/>
+            <w:tcBorders>
+              <w:top w:val="single" w:color="C7CBDC" w:sz="4"/>
+              <w:left w:val="single" w:color="C7CBDC" w:sz="4"/>
+              <w:bottom w:val="single" w:color="C7CBDC" w:sz="4"/>
+              <w:right w:val="single" w:color="C7CBDC" w:sz="4"/>
+            </w:tcBorders>
+            <w:tcMar>
+              <w:top w:type="dxa" w:w="60"/>
+              <w:left w:type="dxa" w:w="90"/>
+              <w:bottom w:type="dxa" w:w="60"/>
+              <w:right w:type="dxa" w:w="90"/>
+            </w:tcMar>
+            <w:vAlign w:val="top"/>
+          </w:tcPr>
+          <w:p>
+            <w:pPr>
+              <w:spacing w:after="0" w:before="0"/>
+            </w:pPr>
+            <w:r>
+              <w:rPr>
+                <w:rFonts w:ascii="Calibri" w:cs="Calibri" w:eastAsia="Calibri" w:hAnsi="Calibri"/>
+                <w:b w:val="false"/>
+                <w:bCs w:val="false"/>
+                <w:i w:val="false"/>
+                <w:iCs w:val="false"/>
+                <w:color w:val="5A5F7A"/>
+                <w:sz w:val="18"/>
+                <w:szCs w:val="18"/>
+              </w:rPr>
+              <w:t xml:space="preserve">Акулы: №9 Авксентьев Александр Александрович</w:t>
+            </w:r>
+          </w:p>
+        </w:tc>
+        <w:tc>
+          <w:tcPr>
+            <w:tcW w:type="dxa" w:w="4200"/>
+            <w:tcBorders>
+              <w:top w:val="single" w:color="C7CBDC" w:sz="4"/>
+              <w:left w:val="single" w:color="C7CBDC" w:sz="4"/>
+              <w:bottom w:val="single" w:color="C7CBDC" w:sz="4"/>
+              <w:right w:val="single" w:color="C7CBDC" w:sz="4"/>
+            </w:tcBorders>
+            <w:tcMar>
+              <w:top w:type="dxa" w:w="60"/>
+              <w:left w:type="dxa" w:w="90"/>
+              <w:bottom w:type="dxa" w:w="60"/>
+              <w:right w:type="dxa" w:w="90"/>
+            </w:tcMar>
+            <w:vAlign w:val="top"/>
+          </w:tcPr>
+          <w:p>
+            <w:pPr>
+              <w:spacing w:after="0" w:before="0"/>
+            </w:pPr>
+            <w:r>
+              <w:rPr>
+                <w:rFonts w:ascii="Calibri" w:cs="Calibri" w:eastAsia="Calibri" w:hAnsi="Calibri"/>
+                <w:b/>
+                <w:bCs/>
+                <w:i w:val="false"/>
+                <w:iCs w:val="false"/>
+                <w:color w:val="1A1F36"/>
+                <w:sz w:val="18"/>
+                <w:szCs w:val="18"/>
+              </w:rPr>
+              <w:t xml:space="preserve">Акулы: №9 Маковский Матвей Максимович</w:t>
+            </w:r>
+          </w:p>
+        </w:tc>
+        <w:tc>
+          <w:tcPr>
+            <w:tcW w:type="dxa" w:w="3350"/>
+            <w:tcBorders>
+              <w:top w:val="single" w:color="C7CBDC" w:sz="4"/>
+              <w:left w:val="single" w:color="C7CBDC" w:sz="4"/>
+              <w:bottom w:val="single" w:color="C7CBDC" w:sz="4"/>
+              <w:right w:val="single" w:color="C7CBDC" w:sz="4"/>
+            </w:tcBorders>
+            <w:tcMar>
+              <w:top w:type="dxa" w:w="60"/>
+              <w:left w:type="dxa" w:w="90"/>
+              <w:bottom w:type="dxa" w:w="60"/>
+              <w:right w:type="dxa" w:w="90"/>
+            </w:tcMar>
+            <w:vAlign w:val="top"/>
+          </w:tcPr>
+          <w:p>
+            <w:pPr>
+              <w:spacing w:after="0" w:before="0"/>
+            </w:pPr>
+            <w:r>
+              <w:rPr>
+                <w:rFonts w:ascii="Calibri" w:cs="Calibri" w:eastAsia="Calibri" w:hAnsi="Calibri"/>
+                <w:b w:val="false"/>
+                <w:bCs w:val="false"/>
+                <w:i w:val="false"/>
+                <w:iCs w:val="false"/>
+                <w:color w:val="1A1F36"/>
+                <w:sz w:val="18"/>
+                <w:szCs w:val="18"/>
+              </w:rPr>
+              <w:t xml:space="preserve">верный состав команды от проверяющего</w:t>
+            </w:r>
+          </w:p>
+        </w:tc>
+      </w:tr>
+      <w:tr>
+        <w:tc>
+          <w:tcPr>
+            <w:tcW w:type="dxa" w:w="900"/>
+            <w:tcBorders>
+              <w:top w:val="single" w:color="C7CBDC" w:sz="4"/>
+              <w:left w:val="single" w:color="C7CBDC" w:sz="4"/>
+              <w:bottom w:val="single" w:color="C7CBDC" w:sz="4"/>
+              <w:right w:val="single" w:color="C7CBDC" w:sz="4"/>
+            </w:tcBorders>
+            <w:shd w:fill="F7F8FC" w:color="auto" w:val="clear"/>
+            <w:tcMar>
+              <w:top w:type="dxa" w:w="60"/>
+              <w:left w:type="dxa" w:w="90"/>
+              <w:bottom w:type="dxa" w:w="60"/>
+              <w:right w:type="dxa" w:w="90"/>
+            </w:tcMar>
+            <w:vAlign w:val="top"/>
+          </w:tcPr>
+          <w:p>
+            <w:pPr>
+              <w:spacing w:after="0" w:before="0"/>
+            </w:pPr>
+            <w:r>
+              <w:rPr>
+                <w:rFonts w:ascii="Calibri" w:cs="Calibri" w:eastAsia="Calibri" w:hAnsi="Calibri"/>
+                <w:b/>
+                <w:bCs/>
+                <w:i w:val="false"/>
+                <w:iCs w:val="false"/>
+                <w:color w:val="1A1F36"/>
+                <w:sz w:val="18"/>
+                <w:szCs w:val="18"/>
+              </w:rPr>
+              <w:t xml:space="preserve">все</w:t>
+            </w:r>
+          </w:p>
+        </w:tc>
+        <w:tc>
+          <w:tcPr>
+            <w:tcW w:type="dxa" w:w="2600"/>
+            <w:tcBorders>
+              <w:top w:val="single" w:color="C7CBDC" w:sz="4"/>
+              <w:left w:val="single" w:color="C7CBDC" w:sz="4"/>
+              <w:bottom w:val="single" w:color="C7CBDC" w:sz="4"/>
+              <w:right w:val="single" w:color="C7CBDC" w:sz="4"/>
+            </w:tcBorders>
+            <w:shd w:fill="F7F8FC" w:color="auto" w:val="clear"/>
+            <w:tcMar>
+              <w:top w:type="dxa" w:w="60"/>
+              <w:left w:type="dxa" w:w="90"/>
+              <w:bottom w:type="dxa" w:w="60"/>
+              <w:right w:type="dxa" w:w="90"/>
+            </w:tcMar>
+            <w:vAlign w:val="top"/>
+          </w:tcPr>
+          <w:p>
+            <w:pPr>
+              <w:spacing w:after="0"/>
+            </w:pPr>
+            <w:r>
+              <w:rPr>
+                <w:rFonts w:ascii="Calibri" w:cs="Calibri" w:eastAsia="Calibri" w:hAnsi="Calibri"/>
+                <w:b w:val="false"/>
+                <w:bCs w:val="false"/>
+                <w:i w:val="false"/>
+                <w:iCs w:val="false"/>
+                <w:color w:val="1A1F36"/>
+                <w:sz w:val="18"/>
+                <w:szCs w:val="18"/>
+              </w:rPr>
+              <w:t xml:space="preserve">все матчи команды Авиатор (124)</w:t>
+            </w:r>
+          </w:p>
+        </w:tc>
+        <w:tc>
+          <w:tcPr>
+            <w:tcW w:type="dxa" w:w="4200"/>
+            <w:tcBorders>
+              <w:top w:val="single" w:color="C7CBDC" w:sz="4"/>
+              <w:left w:val="single" w:color="C7CBDC" w:sz="4"/>
+              <w:bottom w:val="single" w:color="C7CBDC" w:sz="4"/>
+              <w:right w:val="single" w:color="C7CBDC" w:sz="4"/>
+            </w:tcBorders>
+            <w:shd w:fill="F7F8FC" w:color="auto" w:val="clear"/>
+            <w:tcMar>
+              <w:top w:type="dxa" w:w="60"/>
+              <w:left w:type="dxa" w:w="90"/>
+              <w:bottom w:type="dxa" w:w="60"/>
+              <w:right w:type="dxa" w:w="90"/>
+            </w:tcMar>
+            <w:vAlign w:val="top"/>
+          </w:tcPr>
+          <w:p>
+            <w:pPr>
+              <w:spacing w:after="0" w:before="0"/>
+            </w:pPr>
+            <w:r>
+              <w:rPr>
+                <w:rFonts w:ascii="Calibri" w:cs="Calibri" w:eastAsia="Calibri" w:hAnsi="Calibri"/>
+                <w:b w:val="false"/>
+                <w:bCs w:val="false"/>
+                <w:i w:val="false"/>
+                <w:iCs w:val="false"/>
+                <w:color w:val="5A5F7A"/>
+                <w:sz w:val="18"/>
+                <w:szCs w:val="18"/>
+              </w:rPr>
+              <w:t xml:space="preserve">Авиатор: №17 Белов Евгений Дмитриевич</w:t>
+            </w:r>
+          </w:p>
+        </w:tc>
+        <w:tc>
+          <w:tcPr>
+            <w:tcW w:type="dxa" w:w="4200"/>
+            <w:tcBorders>
+              <w:top w:val="single" w:color="C7CBDC" w:sz="4"/>
+              <w:left w:val="single" w:color="C7CBDC" w:sz="4"/>
+              <w:bottom w:val="single" w:color="C7CBDC" w:sz="4"/>
+              <w:right w:val="single" w:color="C7CBDC" w:sz="4"/>
+            </w:tcBorders>
+            <w:shd w:fill="F7F8FC" w:color="auto" w:val="clear"/>
+            <w:tcMar>
+              <w:top w:type="dxa" w:w="60"/>
+              <w:left w:type="dxa" w:w="90"/>
+              <w:bottom w:type="dxa" w:w="60"/>
+              <w:right w:type="dxa" w:w="90"/>
+            </w:tcMar>
+            <w:vAlign w:val="top"/>
+          </w:tcPr>
+          <w:p>
+            <w:pPr>
+              <w:spacing w:after="0" w:before="0"/>
+            </w:pPr>
+            <w:r>
+              <w:rPr>
+                <w:rFonts w:ascii="Calibri" w:cs="Calibri" w:eastAsia="Calibri" w:hAnsi="Calibri"/>
+                <w:b/>
+                <w:bCs/>
+                <w:i w:val="false"/>
+                <w:iCs w:val="false"/>
+                <w:color w:val="1A1F36"/>
+                <w:sz w:val="18"/>
+                <w:szCs w:val="18"/>
+              </w:rPr>
+              <w:t xml:space="preserve">Авиатор: №17 Хисамов Кирилл Русланович</w:t>
+            </w:r>
+          </w:p>
+        </w:tc>
+        <w:tc>
+          <w:tcPr>
+            <w:tcW w:type="dxa" w:w="3350"/>
+            <w:tcBorders>
+              <w:top w:val="single" w:color="C7CBDC" w:sz="4"/>
+              <w:left w:val="single" w:color="C7CBDC" w:sz="4"/>
+              <w:bottom w:val="single" w:color="C7CBDC" w:sz="4"/>
+              <w:right w:val="single" w:color="C7CBDC" w:sz="4"/>
+            </w:tcBorders>
+            <w:shd w:fill="F7F8FC" w:color="auto" w:val="clear"/>
+            <w:tcMar>
+              <w:top w:type="dxa" w:w="60"/>
+              <w:left w:type="dxa" w:w="90"/>
+              <w:bottom w:type="dxa" w:w="60"/>
+              <w:right w:type="dxa" w:w="90"/>
+            </w:tcMar>
+            <w:vAlign w:val="top"/>
+          </w:tcPr>
+          <w:p>
+            <w:pPr>
+              <w:spacing w:after="0" w:before="0"/>
+            </w:pPr>
+            <w:r>
+              <w:rPr>
+                <w:rFonts w:ascii="Calibri" w:cs="Calibri" w:eastAsia="Calibri" w:hAnsi="Calibri"/>
+                <w:b w:val="false"/>
+                <w:bCs w:val="false"/>
+                <w:i w:val="false"/>
+                <w:iCs w:val="false"/>
+                <w:color w:val="1A1F36"/>
+                <w:sz w:val="18"/>
+                <w:szCs w:val="18"/>
+              </w:rPr>
+              <w:t xml:space="preserve">верный состав команды от проверяющего</w:t>
+            </w:r>
+          </w:p>
+        </w:tc>
+      </w:tr>
+      <w:tr>
+        <w:tc>
+          <w:tcPr>
+            <w:tcW w:type="dxa" w:w="900"/>
+            <w:tcBorders>
+              <w:top w:val="single" w:color="C7CBDC" w:sz="4"/>
+              <w:left w:val="single" w:color="C7CBDC" w:sz="4"/>
+              <w:bottom w:val="single" w:color="C7CBDC" w:sz="4"/>
+              <w:right w:val="single" w:color="C7CBDC" w:sz="4"/>
+            </w:tcBorders>
+            <w:tcMar>
+              <w:top w:type="dxa" w:w="60"/>
+              <w:left w:type="dxa" w:w="90"/>
+              <w:bottom w:type="dxa" w:w="60"/>
+              <w:right w:type="dxa" w:w="90"/>
+            </w:tcMar>
+            <w:vAlign w:val="top"/>
+          </w:tcPr>
+          <w:p>
+            <w:pPr>
+              <w:spacing w:after="0" w:before="0"/>
+            </w:pPr>
+            <w:r>
+              <w:rPr>
+                <w:rFonts w:ascii="Calibri" w:cs="Calibri" w:eastAsia="Calibri" w:hAnsi="Calibri"/>
+                <w:b/>
+                <w:bCs/>
+                <w:i w:val="false"/>
+                <w:iCs w:val="false"/>
+                <w:color w:val="1A1F36"/>
+                <w:sz w:val="18"/>
+                <w:szCs w:val="18"/>
+              </w:rPr>
+              <w:t xml:space="preserve">все</w:t>
+            </w:r>
+          </w:p>
+        </w:tc>
+        <w:tc>
+          <w:tcPr>
+            <w:tcW w:type="dxa" w:w="2600"/>
+            <w:tcBorders>
+              <w:top w:val="single" w:color="C7CBDC" w:sz="4"/>
+              <w:left w:val="single" w:color="C7CBDC" w:sz="4"/>
+              <w:bottom w:val="single" w:color="C7CBDC" w:sz="4"/>
+              <w:right w:val="single" w:color="C7CBDC" w:sz="4"/>
+            </w:tcBorders>
+            <w:tcMar>
+              <w:top w:type="dxa" w:w="60"/>
+              <w:left w:type="dxa" w:w="90"/>
+              <w:bottom w:type="dxa" w:w="60"/>
+              <w:right w:type="dxa" w:w="90"/>
+            </w:tcMar>
+            <w:vAlign w:val="top"/>
+          </w:tcPr>
+          <w:p>
+            <w:pPr>
+              <w:spacing w:after="0"/>
+            </w:pPr>
+            <w:r>
+              <w:rPr>
+                <w:rFonts w:ascii="Calibri" w:cs="Calibri" w:eastAsia="Calibri" w:hAnsi="Calibri"/>
+                <w:b w:val="false"/>
+                <w:bCs w:val="false"/>
+                <w:i w:val="false"/>
+                <w:iCs w:val="false"/>
+                <w:color w:val="1A1F36"/>
+                <w:sz w:val="18"/>
+                <w:szCs w:val="18"/>
+              </w:rPr>
+              <w:t xml:space="preserve">все матчи команды Рыси (101)</w:t>
+            </w:r>
+          </w:p>
+        </w:tc>
+        <w:tc>
+          <w:tcPr>
+            <w:tcW w:type="dxa" w:w="4200"/>
+            <w:tcBorders>
+              <w:top w:val="single" w:color="C7CBDC" w:sz="4"/>
+              <w:left w:val="single" w:color="C7CBDC" w:sz="4"/>
+              <w:bottom w:val="single" w:color="C7CBDC" w:sz="4"/>
+              <w:right w:val="single" w:color="C7CBDC" w:sz="4"/>
+            </w:tcBorders>
+            <w:tcMar>
+              <w:top w:type="dxa" w:w="60"/>
+              <w:left w:type="dxa" w:w="90"/>
+              <w:bottom w:type="dxa" w:w="60"/>
+              <w:right w:type="dxa" w:w="90"/>
+            </w:tcMar>
+            <w:vAlign w:val="top"/>
+          </w:tcPr>
+          <w:p>
+            <w:pPr>
+              <w:spacing w:after="0" w:before="0"/>
+            </w:pPr>
+            <w:r>
+              <w:rPr>
+                <w:rFonts w:ascii="Calibri" w:cs="Calibri" w:eastAsia="Calibri" w:hAnsi="Calibri"/>
+                <w:b w:val="false"/>
+                <w:bCs w:val="false"/>
+                <w:i w:val="false"/>
+                <w:iCs w:val="false"/>
+                <w:color w:val="5A5F7A"/>
+                <w:sz w:val="18"/>
+                <w:szCs w:val="18"/>
+              </w:rPr>
+              <w:t xml:space="preserve">Рыси: №9 Зарков Гордей Михайлович</w:t>
+            </w:r>
+          </w:p>
+        </w:tc>
+        <w:tc>
+          <w:tcPr>
+            <w:tcW w:type="dxa" w:w="4200"/>
+            <w:tcBorders>
+              <w:top w:val="single" w:color="C7CBDC" w:sz="4"/>
+              <w:left w:val="single" w:color="C7CBDC" w:sz="4"/>
+              <w:bottom w:val="single" w:color="C7CBDC" w:sz="4"/>
+              <w:right w:val="single" w:color="C7CBDC" w:sz="4"/>
+            </w:tcBorders>
+            <w:tcMar>
+              <w:top w:type="dxa" w:w="60"/>
+              <w:left w:type="dxa" w:w="90"/>
+              <w:bottom w:type="dxa" w:w="60"/>
+              <w:right w:type="dxa" w:w="90"/>
+            </w:tcMar>
+            <w:vAlign w:val="top"/>
+          </w:tcPr>
+          <w:p>
+            <w:pPr>
+              <w:spacing w:after="0" w:before="0"/>
+            </w:pPr>
+            <w:r>
+              <w:rPr>
+                <w:rFonts w:ascii="Calibri" w:cs="Calibri" w:eastAsia="Calibri" w:hAnsi="Calibri"/>
+                <w:b/>
+                <w:bCs/>
+                <w:i w:val="false"/>
+                <w:iCs w:val="false"/>
+                <w:color w:val="1A1F36"/>
+                <w:sz w:val="18"/>
+                <w:szCs w:val="18"/>
+              </w:rPr>
+              <w:t xml:space="preserve">Рыси: №9 Козлов Никита Андреевич</w:t>
+            </w:r>
+          </w:p>
+        </w:tc>
+        <w:tc>
+          <w:tcPr>
+            <w:tcW w:type="dxa" w:w="3350"/>
+            <w:tcBorders>
+              <w:top w:val="single" w:color="C7CBDC" w:sz="4"/>
+              <w:left w:val="single" w:color="C7CBDC" w:sz="4"/>
+              <w:bottom w:val="single" w:color="C7CBDC" w:sz="4"/>
+              <w:right w:val="single" w:color="C7CBDC" w:sz="4"/>
+            </w:tcBorders>
+            <w:tcMar>
+              <w:top w:type="dxa" w:w="60"/>
+              <w:left w:type="dxa" w:w="90"/>
+              <w:bottom w:type="dxa" w:w="60"/>
+              <w:right w:type="dxa" w:w="90"/>
+            </w:tcMar>
+            <w:vAlign w:val="top"/>
+          </w:tcPr>
+          <w:p>
+            <w:pPr>
+              <w:spacing w:after="0" w:before="0"/>
+            </w:pPr>
+            <w:r>
+              <w:rPr>
+                <w:rFonts w:ascii="Calibri" w:cs="Calibri" w:eastAsia="Calibri" w:hAnsi="Calibri"/>
+                <w:b w:val="false"/>
+                <w:bCs w:val="false"/>
+                <w:i w:val="false"/>
+                <w:iCs w:val="false"/>
+                <w:color w:val="1A1F36"/>
+                <w:sz w:val="18"/>
+                <w:szCs w:val="18"/>
+              </w:rPr>
+              <w:t xml:space="preserve">верный состав команды от проверяющего</w:t>
             </w:r>
           </w:p>
         </w:tc>
@@ -7558,6 +9072,375 @@
           </w:p>
         </w:tc>
       </w:tr>
+      <w:tr>
+        <w:tc>
+          <w:tcPr>
+            <w:tcW w:type="dxa" w:w="900"/>
+            <w:tcBorders>
+              <w:top w:val="single" w:color="C7CBDC" w:sz="4"/>
+              <w:left w:val="single" w:color="C7CBDC" w:sz="4"/>
+              <w:bottom w:val="single" w:color="C7CBDC" w:sz="4"/>
+              <w:right w:val="single" w:color="C7CBDC" w:sz="4"/>
+            </w:tcBorders>
+            <w:shd w:fill="F7F8FC" w:color="auto" w:val="clear"/>
+            <w:tcMar>
+              <w:top w:type="dxa" w:w="60"/>
+              <w:left w:type="dxa" w:w="90"/>
+              <w:bottom w:type="dxa" w:w="60"/>
+              <w:right w:type="dxa" w:w="90"/>
+            </w:tcMar>
+            <w:vAlign w:val="top"/>
+          </w:tcPr>
+          <w:p>
+            <w:pPr>
+              <w:spacing w:after="0" w:before="0"/>
+            </w:pPr>
+            <w:r>
+              <w:rPr>
+                <w:rFonts w:ascii="Calibri" w:cs="Calibri" w:eastAsia="Calibri" w:hAnsi="Calibri"/>
+                <w:b/>
+                <w:bCs/>
+                <w:i w:val="false"/>
+                <w:iCs w:val="false"/>
+                <w:color w:val="1A1F36"/>
+                <w:sz w:val="18"/>
+                <w:szCs w:val="18"/>
+              </w:rPr>
+              <w:t xml:space="preserve">все</w:t>
+            </w:r>
+          </w:p>
+        </w:tc>
+        <w:tc>
+          <w:tcPr>
+            <w:tcW w:type="dxa" w:w="2600"/>
+            <w:tcBorders>
+              <w:top w:val="single" w:color="C7CBDC" w:sz="4"/>
+              <w:left w:val="single" w:color="C7CBDC" w:sz="4"/>
+              <w:bottom w:val="single" w:color="C7CBDC" w:sz="4"/>
+              <w:right w:val="single" w:color="C7CBDC" w:sz="4"/>
+            </w:tcBorders>
+            <w:shd w:fill="F7F8FC" w:color="auto" w:val="clear"/>
+            <w:tcMar>
+              <w:top w:type="dxa" w:w="60"/>
+              <w:left w:type="dxa" w:w="90"/>
+              <w:bottom w:type="dxa" w:w="60"/>
+              <w:right w:type="dxa" w:w="90"/>
+            </w:tcMar>
+            <w:vAlign w:val="top"/>
+          </w:tcPr>
+          <w:p>
+            <w:pPr>
+              <w:spacing w:after="0"/>
+            </w:pPr>
+            <w:r>
+              <w:rPr>
+                <w:rFonts w:ascii="Calibri" w:cs="Calibri" w:eastAsia="Calibri" w:hAnsi="Calibri"/>
+                <w:b w:val="false"/>
+                <w:bCs w:val="false"/>
+                <w:i w:val="false"/>
+                <w:iCs w:val="false"/>
+                <w:color w:val="1A1F36"/>
+                <w:sz w:val="18"/>
+                <w:szCs w:val="18"/>
+              </w:rPr>
+              <w:t xml:space="preserve">все матчи команды Феникс (124)</w:t>
+            </w:r>
+          </w:p>
+        </w:tc>
+        <w:tc>
+          <w:tcPr>
+            <w:tcW w:type="dxa" w:w="4200"/>
+            <w:tcBorders>
+              <w:top w:val="single" w:color="C7CBDC" w:sz="4"/>
+              <w:left w:val="single" w:color="C7CBDC" w:sz="4"/>
+              <w:bottom w:val="single" w:color="C7CBDC" w:sz="4"/>
+              <w:right w:val="single" w:color="C7CBDC" w:sz="4"/>
+            </w:tcBorders>
+            <w:shd w:fill="F7F8FC" w:color="auto" w:val="clear"/>
+            <w:tcMar>
+              <w:top w:type="dxa" w:w="60"/>
+              <w:left w:type="dxa" w:w="90"/>
+              <w:bottom w:type="dxa" w:w="60"/>
+              <w:right w:type="dxa" w:w="90"/>
+            </w:tcMar>
+            <w:vAlign w:val="top"/>
+          </w:tcPr>
+          <w:p>
+            <w:pPr>
+              <w:spacing w:after="0" w:before="0"/>
+            </w:pPr>
+            <w:r>
+              <w:rPr>
+                <w:rFonts w:ascii="Calibri" w:cs="Calibri" w:eastAsia="Calibri" w:hAnsi="Calibri"/>
+                <w:b w:val="false"/>
+                <w:bCs w:val="false"/>
+                <w:i w:val="false"/>
+                <w:iCs w:val="false"/>
+                <w:color w:val="5A5F7A"/>
+                <w:sz w:val="18"/>
+                <w:szCs w:val="18"/>
+              </w:rPr>
+              <w:t xml:space="preserve">Феникс: №5 Авксентьев Александр Александрович, №17 Белов Евгений Дмитриевич</w:t>
+            </w:r>
+          </w:p>
+        </w:tc>
+        <w:tc>
+          <w:tcPr>
+            <w:tcW w:type="dxa" w:w="4200"/>
+            <w:tcBorders>
+              <w:top w:val="single" w:color="C7CBDC" w:sz="4"/>
+              <w:left w:val="single" w:color="C7CBDC" w:sz="4"/>
+              <w:bottom w:val="single" w:color="C7CBDC" w:sz="4"/>
+              <w:right w:val="single" w:color="C7CBDC" w:sz="4"/>
+            </w:tcBorders>
+            <w:shd w:fill="F7F8FC" w:color="auto" w:val="clear"/>
+            <w:tcMar>
+              <w:top w:type="dxa" w:w="60"/>
+              <w:left w:type="dxa" w:w="90"/>
+              <w:bottom w:type="dxa" w:w="60"/>
+              <w:right w:type="dxa" w:w="90"/>
+            </w:tcMar>
+            <w:vAlign w:val="top"/>
+          </w:tcPr>
+          <w:p>
+            <w:pPr>
+              <w:spacing w:after="0" w:before="0"/>
+            </w:pPr>
+            <w:r>
+              <w:rPr>
+                <w:rFonts w:ascii="Calibri" w:cs="Calibri" w:eastAsia="Calibri" w:hAnsi="Calibri"/>
+                <w:b/>
+                <w:bCs/>
+                <w:i w:val="false"/>
+                <w:iCs w:val="false"/>
+                <w:color w:val="1A1F36"/>
+                <w:sz w:val="18"/>
+                <w:szCs w:val="18"/>
+              </w:rPr>
+              <w:t xml:space="preserve">Феникс: №5 Маковский Матвей Максимович, №17 Хисамов Кирилл Русланович</w:t>
+            </w:r>
+          </w:p>
+        </w:tc>
+        <w:tc>
+          <w:tcPr>
+            <w:tcW w:type="dxa" w:w="3350"/>
+            <w:tcBorders>
+              <w:top w:val="single" w:color="C7CBDC" w:sz="4"/>
+              <w:left w:val="single" w:color="C7CBDC" w:sz="4"/>
+              <w:bottom w:val="single" w:color="C7CBDC" w:sz="4"/>
+              <w:right w:val="single" w:color="C7CBDC" w:sz="4"/>
+            </w:tcBorders>
+            <w:shd w:fill="F7F8FC" w:color="auto" w:val="clear"/>
+            <w:tcMar>
+              <w:top w:type="dxa" w:w="60"/>
+              <w:left w:type="dxa" w:w="90"/>
+              <w:bottom w:type="dxa" w:w="60"/>
+              <w:right w:type="dxa" w:w="90"/>
+            </w:tcMar>
+            <w:vAlign w:val="top"/>
+          </w:tcPr>
+          <w:p>
+            <w:pPr>
+              <w:spacing w:after="0" w:before="0"/>
+            </w:pPr>
+            <w:r>
+              <w:rPr>
+                <w:rFonts w:ascii="Calibri" w:cs="Calibri" w:eastAsia="Calibri" w:hAnsi="Calibri"/>
+                <w:b w:val="false"/>
+                <w:bCs w:val="false"/>
+                <w:i w:val="false"/>
+                <w:iCs w:val="false"/>
+                <w:color w:val="1A1F36"/>
+                <w:sz w:val="18"/>
+                <w:szCs w:val="18"/>
+              </w:rPr>
+              <w:t xml:space="preserve">верный состав команды от проверяющего</w:t>
+            </w:r>
+          </w:p>
+        </w:tc>
+      </w:tr>
+      <w:tr>
+        <w:tc>
+          <w:tcPr>
+            <w:tcW w:type="dxa" w:w="900"/>
+            <w:tcBorders>
+              <w:top w:val="single" w:color="C7CBDC" w:sz="4"/>
+              <w:left w:val="single" w:color="C7CBDC" w:sz="4"/>
+              <w:bottom w:val="single" w:color="C7CBDC" w:sz="4"/>
+              <w:right w:val="single" w:color="C7CBDC" w:sz="4"/>
+            </w:tcBorders>
+            <w:tcMar>
+              <w:top w:type="dxa" w:w="60"/>
+              <w:left w:type="dxa" w:w="90"/>
+              <w:bottom w:type="dxa" w:w="60"/>
+              <w:right w:type="dxa" w:w="90"/>
+            </w:tcMar>
+            <w:vAlign w:val="top"/>
+          </w:tcPr>
+          <w:p>
+            <w:pPr>
+              <w:spacing w:after="0" w:before="0"/>
+            </w:pPr>
+            <w:r>
+              <w:rPr>
+                <w:rFonts w:ascii="Calibri" w:cs="Calibri" w:eastAsia="Calibri" w:hAnsi="Calibri"/>
+                <w:b/>
+                <w:bCs/>
+                <w:i w:val="false"/>
+                <w:iCs w:val="false"/>
+                <w:color w:val="1A1F36"/>
+                <w:sz w:val="18"/>
+                <w:szCs w:val="18"/>
+              </w:rPr>
+              <w:t xml:space="preserve">все</w:t>
+            </w:r>
+          </w:p>
+        </w:tc>
+        <w:tc>
+          <w:tcPr>
+            <w:tcW w:type="dxa" w:w="2600"/>
+            <w:tcBorders>
+              <w:top w:val="single" w:color="C7CBDC" w:sz="4"/>
+              <w:left w:val="single" w:color="C7CBDC" w:sz="4"/>
+              <w:bottom w:val="single" w:color="C7CBDC" w:sz="4"/>
+              <w:right w:val="single" w:color="C7CBDC" w:sz="4"/>
+            </w:tcBorders>
+            <w:tcMar>
+              <w:top w:type="dxa" w:w="60"/>
+              <w:left w:type="dxa" w:w="90"/>
+              <w:bottom w:type="dxa" w:w="60"/>
+              <w:right w:type="dxa" w:w="90"/>
+            </w:tcMar>
+            <w:vAlign w:val="top"/>
+          </w:tcPr>
+          <w:p>
+            <w:pPr>
+              <w:spacing w:after="0"/>
+            </w:pPr>
+            <w:r>
+              <w:rPr>
+                <w:rFonts w:ascii="Calibri" w:cs="Calibri" w:eastAsia="Calibri" w:hAnsi="Calibri"/>
+                <w:b w:val="false"/>
+                <w:bCs w:val="false"/>
+                <w:i w:val="false"/>
+                <w:iCs w:val="false"/>
+                <w:color w:val="1A1F36"/>
+                <w:sz w:val="18"/>
+                <w:szCs w:val="18"/>
+              </w:rPr>
+              <w:t xml:space="preserve">все матчи команды Электроник (124)</w:t>
+            </w:r>
+          </w:p>
+        </w:tc>
+        <w:tc>
+          <w:tcPr>
+            <w:tcW w:type="dxa" w:w="4200"/>
+            <w:tcBorders>
+              <w:top w:val="single" w:color="C7CBDC" w:sz="4"/>
+              <w:left w:val="single" w:color="C7CBDC" w:sz="4"/>
+              <w:bottom w:val="single" w:color="C7CBDC" w:sz="4"/>
+              <w:right w:val="single" w:color="C7CBDC" w:sz="4"/>
+            </w:tcBorders>
+            <w:tcMar>
+              <w:top w:type="dxa" w:w="60"/>
+              <w:left w:type="dxa" w:w="90"/>
+              <w:bottom w:type="dxa" w:w="60"/>
+              <w:right w:type="dxa" w:w="90"/>
+            </w:tcMar>
+            <w:vAlign w:val="top"/>
+          </w:tcPr>
+          <w:p>
+            <w:pPr>
+              <w:spacing w:after="0" w:before="0"/>
+            </w:pPr>
+            <w:r>
+              <w:rPr>
+                <w:rFonts w:ascii="Calibri" w:cs="Calibri" w:eastAsia="Calibri" w:hAnsi="Calibri"/>
+                <w:b w:val="false"/>
+                <w:bCs w:val="false"/>
+                <w:i w:val="false"/>
+                <w:iCs w:val="false"/>
+                <w:color w:val="5A5F7A"/>
+                <w:sz w:val="18"/>
+                <w:szCs w:val="18"/>
+              </w:rPr>
+              <w:t xml:space="preserve">Электроник: №16 Зарков Гордей Михайлович</w:t>
+            </w:r>
+          </w:p>
+        </w:tc>
+        <w:tc>
+          <w:tcPr>
+            <w:tcW w:type="dxa" w:w="4200"/>
+            <w:tcBorders>
+              <w:top w:val="single" w:color="C7CBDC" w:sz="4"/>
+              <w:left w:val="single" w:color="C7CBDC" w:sz="4"/>
+              <w:bottom w:val="single" w:color="C7CBDC" w:sz="4"/>
+              <w:right w:val="single" w:color="C7CBDC" w:sz="4"/>
+            </w:tcBorders>
+            <w:tcMar>
+              <w:top w:type="dxa" w:w="60"/>
+              <w:left w:type="dxa" w:w="90"/>
+              <w:bottom w:type="dxa" w:w="60"/>
+              <w:right w:type="dxa" w:w="90"/>
+            </w:tcMar>
+            <w:vAlign w:val="top"/>
+          </w:tcPr>
+          <w:p>
+            <w:pPr>
+              <w:spacing w:after="0" w:before="0"/>
+            </w:pPr>
+            <w:r>
+              <w:rPr>
+                <w:rFonts w:ascii="Calibri" w:cs="Calibri" w:eastAsia="Calibri" w:hAnsi="Calibri"/>
+                <w:b/>
+                <w:bCs/>
+                <w:i w:val="false"/>
+                <w:iCs w:val="false"/>
+                <w:color w:val="1A1F36"/>
+                <w:sz w:val="18"/>
+                <w:szCs w:val="18"/>
+              </w:rPr>
+              <w:t xml:space="preserve">Электроник: №16 Козлов Никита Андреевич</w:t>
+            </w:r>
+          </w:p>
+        </w:tc>
+        <w:tc>
+          <w:tcPr>
+            <w:tcW w:type="dxa" w:w="3350"/>
+            <w:tcBorders>
+              <w:top w:val="single" w:color="C7CBDC" w:sz="4"/>
+              <w:left w:val="single" w:color="C7CBDC" w:sz="4"/>
+              <w:bottom w:val="single" w:color="C7CBDC" w:sz="4"/>
+              <w:right w:val="single" w:color="C7CBDC" w:sz="4"/>
+            </w:tcBorders>
+            <w:tcMar>
+              <w:top w:type="dxa" w:w="60"/>
+              <w:left w:type="dxa" w:w="90"/>
+              <w:bottom w:type="dxa" w:w="60"/>
+              <w:right w:type="dxa" w:w="90"/>
+            </w:tcMar>
+            <w:vAlign w:val="top"/>
+          </w:tcPr>
+          <w:p>
+            <w:pPr>
+              <w:spacing w:after="0" w:before="0"/>
+            </w:pPr>
+            <w:r>
+              <w:rPr>
+                <w:rFonts w:ascii="Calibri" w:cs="Calibri" w:eastAsia="Calibri" w:hAnsi="Calibri"/>
+                <w:b w:val="false"/>
+                <w:bCs w:val="false"/>
+                <w:i w:val="false"/>
+                <w:iCs w:val="false"/>
+                <w:color w:val="1A1F36"/>
+                <w:sz w:val="18"/>
+                <w:szCs w:val="18"/>
+              </w:rPr>
+              <w:t xml:space="preserve">верный состав команды от проверяющего</w:t>
+            </w:r>
+          </w:p>
+        </w:tc>
+      </w:tr>
     </w:tbl>
     <w:p>
       <w:pPr>
@@ -10361,6 +12244,375 @@
                 <w:szCs w:val="18"/>
               </w:rPr>
               <w:t xml:space="preserve">2-й период исправлен проверяющим</w:t>
+            </w:r>
+          </w:p>
+        </w:tc>
+      </w:tr>
+      <w:tr>
+        <w:tc>
+          <w:tcPr>
+            <w:tcW w:type="dxa" w:w="900"/>
+            <w:tcBorders>
+              <w:top w:val="single" w:color="C7CBDC" w:sz="4"/>
+              <w:left w:val="single" w:color="C7CBDC" w:sz="4"/>
+              <w:bottom w:val="single" w:color="C7CBDC" w:sz="4"/>
+              <w:right w:val="single" w:color="C7CBDC" w:sz="4"/>
+            </w:tcBorders>
+            <w:shd w:fill="F7F8FC" w:color="auto" w:val="clear"/>
+            <w:tcMar>
+              <w:top w:type="dxa" w:w="60"/>
+              <w:left w:type="dxa" w:w="90"/>
+              <w:bottom w:type="dxa" w:w="60"/>
+              <w:right w:type="dxa" w:w="90"/>
+            </w:tcMar>
+            <w:vAlign w:val="top"/>
+          </w:tcPr>
+          <w:p>
+            <w:pPr>
+              <w:spacing w:after="0" w:before="0"/>
+            </w:pPr>
+            <w:r>
+              <w:rPr>
+                <w:rFonts w:ascii="Calibri" w:cs="Calibri" w:eastAsia="Calibri" w:hAnsi="Calibri"/>
+                <w:b/>
+                <w:bCs/>
+                <w:i w:val="false"/>
+                <w:iCs w:val="false"/>
+                <w:color w:val="1A1F36"/>
+                <w:sz w:val="18"/>
+                <w:szCs w:val="18"/>
+              </w:rPr>
+              <w:t xml:space="preserve">все</w:t>
+            </w:r>
+          </w:p>
+        </w:tc>
+        <w:tc>
+          <w:tcPr>
+            <w:tcW w:type="dxa" w:w="2600"/>
+            <w:tcBorders>
+              <w:top w:val="single" w:color="C7CBDC" w:sz="4"/>
+              <w:left w:val="single" w:color="C7CBDC" w:sz="4"/>
+              <w:bottom w:val="single" w:color="C7CBDC" w:sz="4"/>
+              <w:right w:val="single" w:color="C7CBDC" w:sz="4"/>
+            </w:tcBorders>
+            <w:shd w:fill="F7F8FC" w:color="auto" w:val="clear"/>
+            <w:tcMar>
+              <w:top w:type="dxa" w:w="60"/>
+              <w:left w:type="dxa" w:w="90"/>
+              <w:bottom w:type="dxa" w:w="60"/>
+              <w:right w:type="dxa" w:w="90"/>
+            </w:tcMar>
+            <w:vAlign w:val="top"/>
+          </w:tcPr>
+          <w:p>
+            <w:pPr>
+              <w:spacing w:after="0"/>
+            </w:pPr>
+            <w:r>
+              <w:rPr>
+                <w:rFonts w:ascii="Calibri" w:cs="Calibri" w:eastAsia="Calibri" w:hAnsi="Calibri"/>
+                <w:b w:val="false"/>
+                <w:bCs w:val="false"/>
+                <w:i w:val="false"/>
+                <w:iCs w:val="false"/>
+                <w:color w:val="1A1F36"/>
+                <w:sz w:val="18"/>
+                <w:szCs w:val="18"/>
+              </w:rPr>
+              <w:t xml:space="preserve">все матчи команды Феникс (124)</w:t>
+            </w:r>
+          </w:p>
+        </w:tc>
+        <w:tc>
+          <w:tcPr>
+            <w:tcW w:type="dxa" w:w="4200"/>
+            <w:tcBorders>
+              <w:top w:val="single" w:color="C7CBDC" w:sz="4"/>
+              <w:left w:val="single" w:color="C7CBDC" w:sz="4"/>
+              <w:bottom w:val="single" w:color="C7CBDC" w:sz="4"/>
+              <w:right w:val="single" w:color="C7CBDC" w:sz="4"/>
+            </w:tcBorders>
+            <w:shd w:fill="F7F8FC" w:color="auto" w:val="clear"/>
+            <w:tcMar>
+              <w:top w:type="dxa" w:w="60"/>
+              <w:left w:type="dxa" w:w="90"/>
+              <w:bottom w:type="dxa" w:w="60"/>
+              <w:right w:type="dxa" w:w="90"/>
+            </w:tcMar>
+            <w:vAlign w:val="top"/>
+          </w:tcPr>
+          <w:p>
+            <w:pPr>
+              <w:spacing w:after="0" w:before="0"/>
+            </w:pPr>
+            <w:r>
+              <w:rPr>
+                <w:rFonts w:ascii="Calibri" w:cs="Calibri" w:eastAsia="Calibri" w:hAnsi="Calibri"/>
+                <w:b w:val="false"/>
+                <w:bCs w:val="false"/>
+                <w:i w:val="false"/>
+                <w:iCs w:val="false"/>
+                <w:color w:val="5A5F7A"/>
+                <w:sz w:val="18"/>
+                <w:szCs w:val="18"/>
+              </w:rPr>
+              <w:t xml:space="preserve">Феникс: №5 Авксентьев Александр Александрович, №17 Белов Евгений Дмитриевич</w:t>
+            </w:r>
+          </w:p>
+        </w:tc>
+        <w:tc>
+          <w:tcPr>
+            <w:tcW w:type="dxa" w:w="4200"/>
+            <w:tcBorders>
+              <w:top w:val="single" w:color="C7CBDC" w:sz="4"/>
+              <w:left w:val="single" w:color="C7CBDC" w:sz="4"/>
+              <w:bottom w:val="single" w:color="C7CBDC" w:sz="4"/>
+              <w:right w:val="single" w:color="C7CBDC" w:sz="4"/>
+            </w:tcBorders>
+            <w:shd w:fill="F7F8FC" w:color="auto" w:val="clear"/>
+            <w:tcMar>
+              <w:top w:type="dxa" w:w="60"/>
+              <w:left w:type="dxa" w:w="90"/>
+              <w:bottom w:type="dxa" w:w="60"/>
+              <w:right w:type="dxa" w:w="90"/>
+            </w:tcMar>
+            <w:vAlign w:val="top"/>
+          </w:tcPr>
+          <w:p>
+            <w:pPr>
+              <w:spacing w:after="0" w:before="0"/>
+            </w:pPr>
+            <w:r>
+              <w:rPr>
+                <w:rFonts w:ascii="Calibri" w:cs="Calibri" w:eastAsia="Calibri" w:hAnsi="Calibri"/>
+                <w:b/>
+                <w:bCs/>
+                <w:i w:val="false"/>
+                <w:iCs w:val="false"/>
+                <w:color w:val="1A1F36"/>
+                <w:sz w:val="18"/>
+                <w:szCs w:val="18"/>
+              </w:rPr>
+              <w:t xml:space="preserve">Феникс: №5 Маковский Матвей Максимович, №17 Хисамов Кирилл Русланович</w:t>
+            </w:r>
+          </w:p>
+        </w:tc>
+        <w:tc>
+          <w:tcPr>
+            <w:tcW w:type="dxa" w:w="3350"/>
+            <w:tcBorders>
+              <w:top w:val="single" w:color="C7CBDC" w:sz="4"/>
+              <w:left w:val="single" w:color="C7CBDC" w:sz="4"/>
+              <w:bottom w:val="single" w:color="C7CBDC" w:sz="4"/>
+              <w:right w:val="single" w:color="C7CBDC" w:sz="4"/>
+            </w:tcBorders>
+            <w:shd w:fill="F7F8FC" w:color="auto" w:val="clear"/>
+            <w:tcMar>
+              <w:top w:type="dxa" w:w="60"/>
+              <w:left w:type="dxa" w:w="90"/>
+              <w:bottom w:type="dxa" w:w="60"/>
+              <w:right w:type="dxa" w:w="90"/>
+            </w:tcMar>
+            <w:vAlign w:val="top"/>
+          </w:tcPr>
+          <w:p>
+            <w:pPr>
+              <w:spacing w:after="0" w:before="0"/>
+            </w:pPr>
+            <w:r>
+              <w:rPr>
+                <w:rFonts w:ascii="Calibri" w:cs="Calibri" w:eastAsia="Calibri" w:hAnsi="Calibri"/>
+                <w:b w:val="false"/>
+                <w:bCs w:val="false"/>
+                <w:i w:val="false"/>
+                <w:iCs w:val="false"/>
+                <w:color w:val="1A1F36"/>
+                <w:sz w:val="18"/>
+                <w:szCs w:val="18"/>
+              </w:rPr>
+              <w:t xml:space="preserve">верный состав команды от проверяющего</w:t>
+            </w:r>
+          </w:p>
+        </w:tc>
+      </w:tr>
+      <w:tr>
+        <w:tc>
+          <w:tcPr>
+            <w:tcW w:type="dxa" w:w="900"/>
+            <w:tcBorders>
+              <w:top w:val="single" w:color="C7CBDC" w:sz="4"/>
+              <w:left w:val="single" w:color="C7CBDC" w:sz="4"/>
+              <w:bottom w:val="single" w:color="C7CBDC" w:sz="4"/>
+              <w:right w:val="single" w:color="C7CBDC" w:sz="4"/>
+            </w:tcBorders>
+            <w:tcMar>
+              <w:top w:type="dxa" w:w="60"/>
+              <w:left w:type="dxa" w:w="90"/>
+              <w:bottom w:type="dxa" w:w="60"/>
+              <w:right w:type="dxa" w:w="90"/>
+            </w:tcMar>
+            <w:vAlign w:val="top"/>
+          </w:tcPr>
+          <w:p>
+            <w:pPr>
+              <w:spacing w:after="0" w:before="0"/>
+            </w:pPr>
+            <w:r>
+              <w:rPr>
+                <w:rFonts w:ascii="Calibri" w:cs="Calibri" w:eastAsia="Calibri" w:hAnsi="Calibri"/>
+                <w:b/>
+                <w:bCs/>
+                <w:i w:val="false"/>
+                <w:iCs w:val="false"/>
+                <w:color w:val="1A1F36"/>
+                <w:sz w:val="18"/>
+                <w:szCs w:val="18"/>
+              </w:rPr>
+              <w:t xml:space="preserve">все</w:t>
+            </w:r>
+          </w:p>
+        </w:tc>
+        <w:tc>
+          <w:tcPr>
+            <w:tcW w:type="dxa" w:w="2600"/>
+            <w:tcBorders>
+              <w:top w:val="single" w:color="C7CBDC" w:sz="4"/>
+              <w:left w:val="single" w:color="C7CBDC" w:sz="4"/>
+              <w:bottom w:val="single" w:color="C7CBDC" w:sz="4"/>
+              <w:right w:val="single" w:color="C7CBDC" w:sz="4"/>
+            </w:tcBorders>
+            <w:tcMar>
+              <w:top w:type="dxa" w:w="60"/>
+              <w:left w:type="dxa" w:w="90"/>
+              <w:bottom w:type="dxa" w:w="60"/>
+              <w:right w:type="dxa" w:w="90"/>
+            </w:tcMar>
+            <w:vAlign w:val="top"/>
+          </w:tcPr>
+          <w:p>
+            <w:pPr>
+              <w:spacing w:after="0"/>
+            </w:pPr>
+            <w:r>
+              <w:rPr>
+                <w:rFonts w:ascii="Calibri" w:cs="Calibri" w:eastAsia="Calibri" w:hAnsi="Calibri"/>
+                <w:b w:val="false"/>
+                <w:bCs w:val="false"/>
+                <w:i w:val="false"/>
+                <w:iCs w:val="false"/>
+                <w:color w:val="1A1F36"/>
+                <w:sz w:val="18"/>
+                <w:szCs w:val="18"/>
+              </w:rPr>
+              <w:t xml:space="preserve">все матчи команды Электроник (124)</w:t>
+            </w:r>
+          </w:p>
+        </w:tc>
+        <w:tc>
+          <w:tcPr>
+            <w:tcW w:type="dxa" w:w="4200"/>
+            <w:tcBorders>
+              <w:top w:val="single" w:color="C7CBDC" w:sz="4"/>
+              <w:left w:val="single" w:color="C7CBDC" w:sz="4"/>
+              <w:bottom w:val="single" w:color="C7CBDC" w:sz="4"/>
+              <w:right w:val="single" w:color="C7CBDC" w:sz="4"/>
+            </w:tcBorders>
+            <w:tcMar>
+              <w:top w:type="dxa" w:w="60"/>
+              <w:left w:type="dxa" w:w="90"/>
+              <w:bottom w:type="dxa" w:w="60"/>
+              <w:right w:type="dxa" w:w="90"/>
+            </w:tcMar>
+            <w:vAlign w:val="top"/>
+          </w:tcPr>
+          <w:p>
+            <w:pPr>
+              <w:spacing w:after="0" w:before="0"/>
+            </w:pPr>
+            <w:r>
+              <w:rPr>
+                <w:rFonts w:ascii="Calibri" w:cs="Calibri" w:eastAsia="Calibri" w:hAnsi="Calibri"/>
+                <w:b w:val="false"/>
+                <w:bCs w:val="false"/>
+                <w:i w:val="false"/>
+                <w:iCs w:val="false"/>
+                <w:color w:val="5A5F7A"/>
+                <w:sz w:val="18"/>
+                <w:szCs w:val="18"/>
+              </w:rPr>
+              <w:t xml:space="preserve">Электроник: №16 Зарков Гордей Михайлович</w:t>
+            </w:r>
+          </w:p>
+        </w:tc>
+        <w:tc>
+          <w:tcPr>
+            <w:tcW w:type="dxa" w:w="4200"/>
+            <w:tcBorders>
+              <w:top w:val="single" w:color="C7CBDC" w:sz="4"/>
+              <w:left w:val="single" w:color="C7CBDC" w:sz="4"/>
+              <w:bottom w:val="single" w:color="C7CBDC" w:sz="4"/>
+              <w:right w:val="single" w:color="C7CBDC" w:sz="4"/>
+            </w:tcBorders>
+            <w:tcMar>
+              <w:top w:type="dxa" w:w="60"/>
+              <w:left w:type="dxa" w:w="90"/>
+              <w:bottom w:type="dxa" w:w="60"/>
+              <w:right w:type="dxa" w:w="90"/>
+            </w:tcMar>
+            <w:vAlign w:val="top"/>
+          </w:tcPr>
+          <w:p>
+            <w:pPr>
+              <w:spacing w:after="0" w:before="0"/>
+            </w:pPr>
+            <w:r>
+              <w:rPr>
+                <w:rFonts w:ascii="Calibri" w:cs="Calibri" w:eastAsia="Calibri" w:hAnsi="Calibri"/>
+                <w:b/>
+                <w:bCs/>
+                <w:i w:val="false"/>
+                <w:iCs w:val="false"/>
+                <w:color w:val="1A1F36"/>
+                <w:sz w:val="18"/>
+                <w:szCs w:val="18"/>
+              </w:rPr>
+              <w:t xml:space="preserve">Электроник: №16 Козлов Никита Андреевич</w:t>
+            </w:r>
+          </w:p>
+        </w:tc>
+        <w:tc>
+          <w:tcPr>
+            <w:tcW w:type="dxa" w:w="3350"/>
+            <w:tcBorders>
+              <w:top w:val="single" w:color="C7CBDC" w:sz="4"/>
+              <w:left w:val="single" w:color="C7CBDC" w:sz="4"/>
+              <w:bottom w:val="single" w:color="C7CBDC" w:sz="4"/>
+              <w:right w:val="single" w:color="C7CBDC" w:sz="4"/>
+            </w:tcBorders>
+            <w:tcMar>
+              <w:top w:type="dxa" w:w="60"/>
+              <w:left w:type="dxa" w:w="90"/>
+              <w:bottom w:type="dxa" w:w="60"/>
+              <w:right w:type="dxa" w:w="90"/>
+            </w:tcMar>
+            <w:vAlign w:val="top"/>
+          </w:tcPr>
+          <w:p>
+            <w:pPr>
+              <w:spacing w:after="0" w:before="0"/>
+            </w:pPr>
+            <w:r>
+              <w:rPr>
+                <w:rFonts w:ascii="Calibri" w:cs="Calibri" w:eastAsia="Calibri" w:hAnsi="Calibri"/>
+                <w:b w:val="false"/>
+                <w:bCs w:val="false"/>
+                <w:i w:val="false"/>
+                <w:iCs w:val="false"/>
+                <w:color w:val="1A1F36"/>
+                <w:sz w:val="18"/>
+                <w:szCs w:val="18"/>
+              </w:rPr>
+              <w:t xml:space="preserve">верный состав команды от проверяющего</w:t>
             </w:r>
           </w:p>
         </w:tc>

--- a/reports/Vnesennye_ispravleniya.docx
+++ b/reports/Vnesennye_ispravleniya.docx
@@ -132,6 +132,25 @@
           <w:sz w:val="18"/>
           <w:szCs w:val="18"/>
         </w:rPr>
+        <w:t xml:space="preserve">Основание: Решение исполнителя от 28.10.2026</w:t>
+      </w:r>
+    </w:p>
+    <w:p>
+      <w:pPr>
+        <w:spacing w:after="40" w:before="0"/>
+        <w:jc w:val="center"/>
+      </w:pPr>
+      <w:r>
+        <w:rPr>
+          <w:rFonts w:ascii="Calibri" w:cs="Calibri" w:eastAsia="Calibri" w:hAnsi="Calibri"/>
+          <w:b w:val="false"/>
+          <w:bCs w:val="false"/>
+          <w:i w:val="false"/>
+          <w:iCs w:val="false"/>
+          <w:color w:val="5A5F7A"/>
+          <w:sz w:val="18"/>
+          <w:szCs w:val="18"/>
+        </w:rPr>
         <w:t xml:space="preserve">Основание: Ответы проверяющих в отчёте от 01.10.2026 (файл Otchet_o_proverke_s_pravkami_zapad.docx)</w:t>
       </w:r>
     </w:p>
@@ -13687,6 +13706,207 @@
                 <w:szCs w:val="18"/>
               </w:rPr>
               <w:t xml:space="preserve">судья по остальным матчам игрового дня — ответ: ДА</w:t>
+            </w:r>
+          </w:p>
+        </w:tc>
+      </w:tr>
+      <w:tr>
+        <w:tc>
+          <w:tcPr>
+            <w:tcW w:type="dxa" w:w="900"/>
+            <w:tcBorders>
+              <w:top w:val="single" w:color="C7CBDC" w:sz="4"/>
+              <w:left w:val="single" w:color="C7CBDC" w:sz="4"/>
+              <w:bottom w:val="single" w:color="C7CBDC" w:sz="4"/>
+              <w:right w:val="single" w:color="C7CBDC" w:sz="4"/>
+            </w:tcBorders>
+            <w:shd w:fill="F7F8FC" w:color="auto" w:val="clear"/>
+            <w:tcMar>
+              <w:top w:type="dxa" w:w="60"/>
+              <w:left w:type="dxa" w:w="90"/>
+              <w:bottom w:type="dxa" w:w="60"/>
+              <w:right w:type="dxa" w:w="90"/>
+            </w:tcMar>
+            <w:vAlign w:val="top"/>
+          </w:tcPr>
+          <w:p>
+            <w:pPr>
+              <w:spacing w:after="0" w:before="0"/>
+            </w:pPr>
+            <w:r>
+              <w:rPr>
+                <w:rFonts w:ascii="Calibri" w:cs="Calibri" w:eastAsia="Calibri" w:hAnsi="Calibri"/>
+                <w:b/>
+                <w:bCs/>
+                <w:i w:val="false"/>
+                <w:iCs w:val="false"/>
+                <w:color w:val="1A1F36"/>
+                <w:sz w:val="18"/>
+                <w:szCs w:val="18"/>
+              </w:rPr>
+              <w:t xml:space="preserve">2356</w:t>
+            </w:r>
+          </w:p>
+        </w:tc>
+        <w:tc>
+          <w:tcPr>
+            <w:tcW w:type="dxa" w:w="2600"/>
+            <w:tcBorders>
+              <w:top w:val="single" w:color="C7CBDC" w:sz="4"/>
+              <w:left w:val="single" w:color="C7CBDC" w:sz="4"/>
+              <w:bottom w:val="single" w:color="C7CBDC" w:sz="4"/>
+              <w:right w:val="single" w:color="C7CBDC" w:sz="4"/>
+            </w:tcBorders>
+            <w:shd w:fill="F7F8FC" w:color="auto" w:val="clear"/>
+            <w:tcMar>
+              <w:top w:type="dxa" w:w="60"/>
+              <w:left w:type="dxa" w:w="90"/>
+              <w:bottom w:type="dxa" w:w="60"/>
+              <w:right w:type="dxa" w:w="90"/>
+            </w:tcMar>
+            <w:vAlign w:val="top"/>
+          </w:tcPr>
+          <w:p>
+            <w:pPr>
+              <w:spacing w:after="0"/>
+            </w:pPr>
+            <w:r>
+              <w:rPr>
+                <w:rFonts w:ascii="Calibri" w:cs="Calibri" w:eastAsia="Calibri" w:hAnsi="Calibri"/>
+                <w:b w:val="false"/>
+                <w:bCs w:val="false"/>
+                <w:i w:val="false"/>
+                <w:iCs w:val="false"/>
+                <w:color w:val="1A1F36"/>
+                <w:sz w:val="18"/>
+                <w:szCs w:val="18"/>
+              </w:rPr>
+              <w:t xml:space="preserve">06.08.2026  08:35</w:t>
+            </w:r>
+            <w:r>
+              <w:rPr>
+                <w:rFonts w:ascii="Calibri" w:cs="Calibri" w:eastAsia="Calibri" w:hAnsi="Calibri"/>
+                <w:b w:val="false"/>
+                <w:bCs w:val="false"/>
+                <w:i w:val="false"/>
+                <w:iCs w:val="false"/>
+                <w:color w:val="1A1F36"/>
+                <w:sz w:val="18"/>
+                <w:szCs w:val="18"/>
+              </w:rPr>
+              <w:br/>
+              <w:t xml:space="preserve">Партизан — Металлист</w:t>
+            </w:r>
+          </w:p>
+        </w:tc>
+        <w:tc>
+          <w:tcPr>
+            <w:tcW w:type="dxa" w:w="4200"/>
+            <w:tcBorders>
+              <w:top w:val="single" w:color="C7CBDC" w:sz="4"/>
+              <w:left w:val="single" w:color="C7CBDC" w:sz="4"/>
+              <w:bottom w:val="single" w:color="C7CBDC" w:sz="4"/>
+              <w:right w:val="single" w:color="C7CBDC" w:sz="4"/>
+            </w:tcBorders>
+            <w:shd w:fill="F7F8FC" w:color="auto" w:val="clear"/>
+            <w:tcMar>
+              <w:top w:type="dxa" w:w="60"/>
+              <w:left w:type="dxa" w:w="90"/>
+              <w:bottom w:type="dxa" w:w="60"/>
+              <w:right w:type="dxa" w:w="90"/>
+            </w:tcMar>
+            <w:vAlign w:val="top"/>
+          </w:tcPr>
+          <w:p>
+            <w:pPr>
+              <w:spacing w:after="0" w:before="0"/>
+            </w:pPr>
+            <w:r>
+              <w:rPr>
+                <w:rFonts w:ascii="Calibri" w:cs="Calibri" w:eastAsia="Calibri" w:hAnsi="Calibri"/>
+                <w:b w:val="false"/>
+                <w:bCs w:val="false"/>
+                <w:i w:val="false"/>
+                <w:iCs w:val="false"/>
+                <w:color w:val="5A5F7A"/>
+                <w:sz w:val="18"/>
+                <w:szCs w:val="18"/>
+              </w:rPr>
+              <w:t xml:space="preserve">итог 4:6, периоды 2:2 3:1 1:1</w:t>
+            </w:r>
+          </w:p>
+        </w:tc>
+        <w:tc>
+          <w:tcPr>
+            <w:tcW w:type="dxa" w:w="4200"/>
+            <w:tcBorders>
+              <w:top w:val="single" w:color="C7CBDC" w:sz="4"/>
+              <w:left w:val="single" w:color="C7CBDC" w:sz="4"/>
+              <w:bottom w:val="single" w:color="C7CBDC" w:sz="4"/>
+              <w:right w:val="single" w:color="C7CBDC" w:sz="4"/>
+            </w:tcBorders>
+            <w:shd w:fill="F7F8FC" w:color="auto" w:val="clear"/>
+            <w:tcMar>
+              <w:top w:type="dxa" w:w="60"/>
+              <w:left w:type="dxa" w:w="90"/>
+              <w:bottom w:type="dxa" w:w="60"/>
+              <w:right w:type="dxa" w:w="90"/>
+            </w:tcMar>
+            <w:vAlign w:val="top"/>
+          </w:tcPr>
+          <w:p>
+            <w:pPr>
+              <w:spacing w:after="0" w:before="0"/>
+            </w:pPr>
+            <w:r>
+              <w:rPr>
+                <w:rFonts w:ascii="Calibri" w:cs="Calibri" w:eastAsia="Calibri" w:hAnsi="Calibri"/>
+                <w:b/>
+                <w:bCs/>
+                <w:i w:val="false"/>
+                <w:iCs w:val="false"/>
+                <w:color w:val="1A1F36"/>
+                <w:sz w:val="18"/>
+                <w:szCs w:val="18"/>
+              </w:rPr>
+              <w:t xml:space="preserve">итог 6:4, периоды 2:2 3:1 1:1</w:t>
+            </w:r>
+          </w:p>
+        </w:tc>
+        <w:tc>
+          <w:tcPr>
+            <w:tcW w:type="dxa" w:w="3350"/>
+            <w:tcBorders>
+              <w:top w:val="single" w:color="C7CBDC" w:sz="4"/>
+              <w:left w:val="single" w:color="C7CBDC" w:sz="4"/>
+              <w:bottom w:val="single" w:color="C7CBDC" w:sz="4"/>
+              <w:right w:val="single" w:color="C7CBDC" w:sz="4"/>
+            </w:tcBorders>
+            <w:shd w:fill="F7F8FC" w:color="auto" w:val="clear"/>
+            <w:tcMar>
+              <w:top w:type="dxa" w:w="60"/>
+              <w:left w:type="dxa" w:w="90"/>
+              <w:bottom w:type="dxa" w:w="60"/>
+              <w:right w:type="dxa" w:w="90"/>
+            </w:tcMar>
+            <w:vAlign w:val="top"/>
+          </w:tcPr>
+          <w:p>
+            <w:pPr>
+              <w:spacing w:after="0" w:before="0"/>
+            </w:pPr>
+            <w:r>
+              <w:rPr>
+                <w:rFonts w:ascii="Calibri" w:cs="Calibri" w:eastAsia="Calibri" w:hAnsi="Calibri"/>
+                <w:b w:val="false"/>
+                <w:bCs w:val="false"/>
+                <w:i w:val="false"/>
+                <w:iCs w:val="false"/>
+                <w:color w:val="1A1F36"/>
+                <w:sz w:val="18"/>
+                <w:szCs w:val="18"/>
+              </w:rPr>
+              <w:t xml:space="preserve">итог записан наоборот; верный — по счёту по периодам 2:2 3:1 1:1</w:t>
             </w:r>
           </w:p>
         </w:tc>

--- a/reports/Vnesennye_ispravleniya.docx
+++ b/reports/Vnesennye_ispravleniya.docx
@@ -151,6 +151,25 @@
           <w:sz w:val="18"/>
           <w:szCs w:val="18"/>
         </w:rPr>
+        <w:t xml:space="preserve">Основание: Ответ проверяющего ЦЕНТРА от 28.10.2026: Рябинин играл за Сармат, под №7 за Штурм — Буянкин Андрей Сергеевич</w:t>
+      </w:r>
+    </w:p>
+    <w:p>
+      <w:pPr>
+        <w:spacing w:after="40" w:before="0"/>
+        <w:jc w:val="center"/>
+      </w:pPr>
+      <w:r>
+        <w:rPr>
+          <w:rFonts w:ascii="Calibri" w:cs="Calibri" w:eastAsia="Calibri" w:hAnsi="Calibri"/>
+          <w:b w:val="false"/>
+          <w:bCs w:val="false"/>
+          <w:i w:val="false"/>
+          <w:iCs w:val="false"/>
+          <w:color w:val="5A5F7A"/>
+          <w:sz w:val="18"/>
+          <w:szCs w:val="18"/>
+        </w:rPr>
         <w:t xml:space="preserve">Основание: Ответы проверяющих в отчёте от 01.10.2026 (файл Otchet_o_proverke_s_pravkami_zapad.docx)</w:t>
       </w:r>
     </w:p>
@@ -14355,6 +14374,440 @@
                 <w:szCs w:val="18"/>
               </w:rPr>
               <w:t xml:space="preserve">3-й период исправлен проверяющим</w:t>
+            </w:r>
+          </w:p>
+        </w:tc>
+      </w:tr>
+    </w:tbl>
+    <w:p>
+      <w:pPr>
+        <w:keepNext/>
+        <w:pageBreakBefore/>
+        <w:pBdr>
+          <w:bottom w:val="single" w:color="2B2F77" w:sz="8" w:space="6"/>
+        </w:pBdr>
+        <w:spacing w:after="140" w:before="0"/>
+      </w:pPr>
+      <w:r>
+        <w:rPr>
+          <w:rFonts w:ascii="Calibri" w:cs="Calibri" w:eastAsia="Calibri" w:hAnsi="Calibri"/>
+          <w:b/>
+          <w:bCs/>
+          <w:i w:val="false"/>
+          <w:iCs w:val="false"/>
+          <w:color w:val="2B2F77"/>
+          <w:sz w:val="30"/>
+          <w:szCs w:val="30"/>
+        </w:rPr>
+        <w:t xml:space="preserve">Конференция ЦЕНТР (3 Дивизион)</w:t>
+      </w:r>
+    </w:p>
+    <w:p>
+      <w:pPr>
+        <w:keepNext/>
+        <w:spacing w:after="80" w:before="200"/>
+      </w:pPr>
+      <w:r>
+        <w:rPr>
+          <w:rFonts w:ascii="Calibri" w:cs="Calibri" w:eastAsia="Calibri" w:hAnsi="Calibri"/>
+          <w:b/>
+          <w:bCs/>
+          <w:i w:val="false"/>
+          <w:iCs w:val="false"/>
+          <w:color w:val="1A1F36"/>
+          <w:sz w:val="22"/>
+          <w:szCs w:val="22"/>
+        </w:rPr>
+        <w:t xml:space="preserve">Июль 2026</w:t>
+      </w:r>
+    </w:p>
+    <w:tbl>
+      <w:tblPr>
+        <w:tblW w:type="dxa" w:w="15250"/>
+        <w:tblBorders>
+          <w:top w:val="single" w:color="auto" w:sz="4"/>
+          <w:left w:val="single" w:color="auto" w:sz="4"/>
+          <w:bottom w:val="single" w:color="auto" w:sz="4"/>
+          <w:right w:val="single" w:color="auto" w:sz="4"/>
+          <w:insideH w:val="single" w:color="auto" w:sz="4"/>
+          <w:insideV w:val="single" w:color="auto" w:sz="4"/>
+        </w:tblBorders>
+      </w:tblPr>
+      <w:tblGrid>
+        <w:gridCol w:w="900"/>
+        <w:gridCol w:w="2600"/>
+        <w:gridCol w:w="4200"/>
+        <w:gridCol w:w="4200"/>
+        <w:gridCol w:w="3350"/>
+      </w:tblGrid>
+      <w:tr>
+        <w:trPr>
+          <w:tblHeader/>
+        </w:trPr>
+        <w:tc>
+          <w:tcPr>
+            <w:tcW w:type="dxa" w:w="900"/>
+            <w:tcBorders>
+              <w:top w:val="single" w:color="C7CBDC" w:sz="4"/>
+              <w:left w:val="single" w:color="C7CBDC" w:sz="4"/>
+              <w:bottom w:val="single" w:color="C7CBDC" w:sz="4"/>
+              <w:right w:val="single" w:color="C7CBDC" w:sz="4"/>
+            </w:tcBorders>
+            <w:shd w:fill="EEF0F7" w:color="auto" w:val="clear"/>
+            <w:tcMar>
+              <w:top w:type="dxa" w:w="60"/>
+              <w:left w:type="dxa" w:w="90"/>
+              <w:bottom w:type="dxa" w:w="60"/>
+              <w:right w:type="dxa" w:w="90"/>
+            </w:tcMar>
+            <w:vAlign w:val="top"/>
+          </w:tcPr>
+          <w:p>
+            <w:pPr>
+              <w:spacing w:after="0" w:before="0"/>
+            </w:pPr>
+            <w:r>
+              <w:rPr>
+                <w:rFonts w:ascii="Calibri" w:cs="Calibri" w:eastAsia="Calibri" w:hAnsi="Calibri"/>
+                <w:b/>
+                <w:bCs/>
+                <w:i w:val="false"/>
+                <w:iCs w:val="false"/>
+                <w:color w:val="1A1F36"/>
+                <w:sz w:val="18"/>
+                <w:szCs w:val="18"/>
+              </w:rPr>
+              <w:t xml:space="preserve">Стр.</w:t>
+            </w:r>
+          </w:p>
+        </w:tc>
+        <w:tc>
+          <w:tcPr>
+            <w:tcW w:type="dxa" w:w="2600"/>
+            <w:tcBorders>
+              <w:top w:val="single" w:color="C7CBDC" w:sz="4"/>
+              <w:left w:val="single" w:color="C7CBDC" w:sz="4"/>
+              <w:bottom w:val="single" w:color="C7CBDC" w:sz="4"/>
+              <w:right w:val="single" w:color="C7CBDC" w:sz="4"/>
+            </w:tcBorders>
+            <w:shd w:fill="EEF0F7" w:color="auto" w:val="clear"/>
+            <w:tcMar>
+              <w:top w:type="dxa" w:w="60"/>
+              <w:left w:type="dxa" w:w="90"/>
+              <w:bottom w:type="dxa" w:w="60"/>
+              <w:right w:type="dxa" w:w="90"/>
+            </w:tcMar>
+            <w:vAlign w:val="top"/>
+          </w:tcPr>
+          <w:p>
+            <w:pPr>
+              <w:spacing w:after="0" w:before="0"/>
+            </w:pPr>
+            <w:r>
+              <w:rPr>
+                <w:rFonts w:ascii="Calibri" w:cs="Calibri" w:eastAsia="Calibri" w:hAnsi="Calibri"/>
+                <w:b/>
+                <w:bCs/>
+                <w:i w:val="false"/>
+                <w:iCs w:val="false"/>
+                <w:color w:val="1A1F36"/>
+                <w:sz w:val="18"/>
+                <w:szCs w:val="18"/>
+              </w:rPr>
+              <w:t xml:space="preserve">Матч</w:t>
+            </w:r>
+          </w:p>
+        </w:tc>
+        <w:tc>
+          <w:tcPr>
+            <w:tcW w:type="dxa" w:w="4200"/>
+            <w:tcBorders>
+              <w:top w:val="single" w:color="C7CBDC" w:sz="4"/>
+              <w:left w:val="single" w:color="C7CBDC" w:sz="4"/>
+              <w:bottom w:val="single" w:color="C7CBDC" w:sz="4"/>
+              <w:right w:val="single" w:color="C7CBDC" w:sz="4"/>
+            </w:tcBorders>
+            <w:shd w:fill="EEF0F7" w:color="auto" w:val="clear"/>
+            <w:tcMar>
+              <w:top w:type="dxa" w:w="60"/>
+              <w:left w:type="dxa" w:w="90"/>
+              <w:bottom w:type="dxa" w:w="60"/>
+              <w:right w:type="dxa" w:w="90"/>
+            </w:tcMar>
+            <w:vAlign w:val="top"/>
+          </w:tcPr>
+          <w:p>
+            <w:pPr>
+              <w:spacing w:after="0" w:before="0"/>
+            </w:pPr>
+            <w:r>
+              <w:rPr>
+                <w:rFonts w:ascii="Calibri" w:cs="Calibri" w:eastAsia="Calibri" w:hAnsi="Calibri"/>
+                <w:b/>
+                <w:bCs/>
+                <w:i w:val="false"/>
+                <w:iCs w:val="false"/>
+                <w:color w:val="1A1F36"/>
+                <w:sz w:val="18"/>
+                <w:szCs w:val="18"/>
+              </w:rPr>
+              <w:t xml:space="preserve">Было</w:t>
+            </w:r>
+          </w:p>
+        </w:tc>
+        <w:tc>
+          <w:tcPr>
+            <w:tcW w:type="dxa" w:w="4200"/>
+            <w:tcBorders>
+              <w:top w:val="single" w:color="C7CBDC" w:sz="4"/>
+              <w:left w:val="single" w:color="C7CBDC" w:sz="4"/>
+              <w:bottom w:val="single" w:color="C7CBDC" w:sz="4"/>
+              <w:right w:val="single" w:color="C7CBDC" w:sz="4"/>
+            </w:tcBorders>
+            <w:shd w:fill="EEF0F7" w:color="auto" w:val="clear"/>
+            <w:tcMar>
+              <w:top w:type="dxa" w:w="60"/>
+              <w:left w:type="dxa" w:w="90"/>
+              <w:bottom w:type="dxa" w:w="60"/>
+              <w:right w:type="dxa" w:w="90"/>
+            </w:tcMar>
+            <w:vAlign w:val="top"/>
+          </w:tcPr>
+          <w:p>
+            <w:pPr>
+              <w:spacing w:after="0" w:before="0"/>
+            </w:pPr>
+            <w:r>
+              <w:rPr>
+                <w:rFonts w:ascii="Calibri" w:cs="Calibri" w:eastAsia="Calibri" w:hAnsi="Calibri"/>
+                <w:b/>
+                <w:bCs/>
+                <w:i w:val="false"/>
+                <w:iCs w:val="false"/>
+                <w:color w:val="1A1F36"/>
+                <w:sz w:val="18"/>
+                <w:szCs w:val="18"/>
+              </w:rPr>
+              <w:t xml:space="preserve">Стало</w:t>
+            </w:r>
+          </w:p>
+        </w:tc>
+        <w:tc>
+          <w:tcPr>
+            <w:tcW w:type="dxa" w:w="3350"/>
+            <w:tcBorders>
+              <w:top w:val="single" w:color="C7CBDC" w:sz="4"/>
+              <w:left w:val="single" w:color="C7CBDC" w:sz="4"/>
+              <w:bottom w:val="single" w:color="C7CBDC" w:sz="4"/>
+              <w:right w:val="single" w:color="C7CBDC" w:sz="4"/>
+            </w:tcBorders>
+            <w:shd w:fill="EEF0F7" w:color="auto" w:val="clear"/>
+            <w:tcMar>
+              <w:top w:type="dxa" w:w="60"/>
+              <w:left w:type="dxa" w:w="90"/>
+              <w:bottom w:type="dxa" w:w="60"/>
+              <w:right w:type="dxa" w:w="90"/>
+            </w:tcMar>
+            <w:vAlign w:val="top"/>
+          </w:tcPr>
+          <w:p>
+            <w:pPr>
+              <w:spacing w:after="0" w:before="0"/>
+            </w:pPr>
+            <w:r>
+              <w:rPr>
+                <w:rFonts w:ascii="Calibri" w:cs="Calibri" w:eastAsia="Calibri" w:hAnsi="Calibri"/>
+                <w:b/>
+                <w:bCs/>
+                <w:i w:val="false"/>
+                <w:iCs w:val="false"/>
+                <w:color w:val="1A1F36"/>
+                <w:sz w:val="18"/>
+                <w:szCs w:val="18"/>
+              </w:rPr>
+              <w:t xml:space="preserve">Основание</w:t>
+            </w:r>
+          </w:p>
+        </w:tc>
+      </w:tr>
+      <w:tr>
+        <w:tc>
+          <w:tcPr>
+            <w:tcW w:type="dxa" w:w="900"/>
+            <w:tcBorders>
+              <w:top w:val="single" w:color="C7CBDC" w:sz="4"/>
+              <w:left w:val="single" w:color="C7CBDC" w:sz="4"/>
+              <w:bottom w:val="single" w:color="C7CBDC" w:sz="4"/>
+              <w:right w:val="single" w:color="C7CBDC" w:sz="4"/>
+            </w:tcBorders>
+            <w:tcMar>
+              <w:top w:type="dxa" w:w="60"/>
+              <w:left w:type="dxa" w:w="90"/>
+              <w:bottom w:type="dxa" w:w="60"/>
+              <w:right w:type="dxa" w:w="90"/>
+            </w:tcMar>
+            <w:vAlign w:val="top"/>
+          </w:tcPr>
+          <w:p>
+            <w:pPr>
+              <w:spacing w:after="0" w:before="0"/>
+            </w:pPr>
+            <w:r>
+              <w:rPr>
+                <w:rFonts w:ascii="Calibri" w:cs="Calibri" w:eastAsia="Calibri" w:hAnsi="Calibri"/>
+                <w:b/>
+                <w:bCs/>
+                <w:i w:val="false"/>
+                <w:iCs w:val="false"/>
+                <w:color w:val="1A1F36"/>
+                <w:sz w:val="18"/>
+                <w:szCs w:val="18"/>
+              </w:rPr>
+              <w:t xml:space="preserve">211, 226</w:t>
+            </w:r>
+          </w:p>
+        </w:tc>
+        <w:tc>
+          <w:tcPr>
+            <w:tcW w:type="dxa" w:w="2600"/>
+            <w:tcBorders>
+              <w:top w:val="single" w:color="C7CBDC" w:sz="4"/>
+              <w:left w:val="single" w:color="C7CBDC" w:sz="4"/>
+              <w:bottom w:val="single" w:color="C7CBDC" w:sz="4"/>
+              <w:right w:val="single" w:color="C7CBDC" w:sz="4"/>
+            </w:tcBorders>
+            <w:tcMar>
+              <w:top w:type="dxa" w:w="60"/>
+              <w:left w:type="dxa" w:w="90"/>
+              <w:bottom w:type="dxa" w:w="60"/>
+              <w:right w:type="dxa" w:w="90"/>
+            </w:tcMar>
+            <w:vAlign w:val="top"/>
+          </w:tcPr>
+          <w:p>
+            <w:pPr>
+              <w:spacing w:after="0"/>
+            </w:pPr>
+            <w:r>
+              <w:rPr>
+                <w:rFonts w:ascii="Calibri" w:cs="Calibri" w:eastAsia="Calibri" w:hAnsi="Calibri"/>
+                <w:b w:val="false"/>
+                <w:bCs w:val="false"/>
+                <w:i w:val="false"/>
+                <w:iCs w:val="false"/>
+                <w:color w:val="1A1F36"/>
+                <w:sz w:val="18"/>
+                <w:szCs w:val="18"/>
+              </w:rPr>
+              <w:t xml:space="preserve">матчи команды Штурм</w:t>
+            </w:r>
+          </w:p>
+        </w:tc>
+        <w:tc>
+          <w:tcPr>
+            <w:tcW w:type="dxa" w:w="4200"/>
+            <w:tcBorders>
+              <w:top w:val="single" w:color="C7CBDC" w:sz="4"/>
+              <w:left w:val="single" w:color="C7CBDC" w:sz="4"/>
+              <w:bottom w:val="single" w:color="C7CBDC" w:sz="4"/>
+              <w:right w:val="single" w:color="C7CBDC" w:sz="4"/>
+            </w:tcBorders>
+            <w:tcMar>
+              <w:top w:type="dxa" w:w="60"/>
+              <w:left w:type="dxa" w:w="90"/>
+              <w:bottom w:type="dxa" w:w="60"/>
+              <w:right w:type="dxa" w:w="90"/>
+            </w:tcMar>
+            <w:vAlign w:val="top"/>
+          </w:tcPr>
+          <w:p>
+            <w:pPr>
+              <w:spacing w:after="0" w:before="0"/>
+            </w:pPr>
+            <w:r>
+              <w:rPr>
+                <w:rFonts w:ascii="Calibri" w:cs="Calibri" w:eastAsia="Calibri" w:hAnsi="Calibri"/>
+                <w:b w:val="false"/>
+                <w:bCs w:val="false"/>
+                <w:i w:val="false"/>
+                <w:iCs w:val="false"/>
+                <w:color w:val="5A5F7A"/>
+                <w:sz w:val="18"/>
+                <w:szCs w:val="18"/>
+              </w:rPr>
+              <w:t xml:space="preserve">Штурм: №7 Рябинин Евгений Васильевич</w:t>
+            </w:r>
+          </w:p>
+        </w:tc>
+        <w:tc>
+          <w:tcPr>
+            <w:tcW w:type="dxa" w:w="4200"/>
+            <w:tcBorders>
+              <w:top w:val="single" w:color="C7CBDC" w:sz="4"/>
+              <w:left w:val="single" w:color="C7CBDC" w:sz="4"/>
+              <w:bottom w:val="single" w:color="C7CBDC" w:sz="4"/>
+              <w:right w:val="single" w:color="C7CBDC" w:sz="4"/>
+            </w:tcBorders>
+            <w:tcMar>
+              <w:top w:type="dxa" w:w="60"/>
+              <w:left w:type="dxa" w:w="90"/>
+              <w:bottom w:type="dxa" w:w="60"/>
+              <w:right w:type="dxa" w:w="90"/>
+            </w:tcMar>
+            <w:vAlign w:val="top"/>
+          </w:tcPr>
+          <w:p>
+            <w:pPr>
+              <w:spacing w:after="0" w:before="0"/>
+            </w:pPr>
+            <w:r>
+              <w:rPr>
+                <w:rFonts w:ascii="Calibri" w:cs="Calibri" w:eastAsia="Calibri" w:hAnsi="Calibri"/>
+                <w:b/>
+                <w:bCs/>
+                <w:i w:val="false"/>
+                <w:iCs w:val="false"/>
+                <w:color w:val="1A1F36"/>
+                <w:sz w:val="18"/>
+                <w:szCs w:val="18"/>
+              </w:rPr>
+              <w:t xml:space="preserve">Штурм: №7 Буянкин Андрей Сергеевич</w:t>
+            </w:r>
+          </w:p>
+        </w:tc>
+        <w:tc>
+          <w:tcPr>
+            <w:tcW w:type="dxa" w:w="3350"/>
+            <w:tcBorders>
+              <w:top w:val="single" w:color="C7CBDC" w:sz="4"/>
+              <w:left w:val="single" w:color="C7CBDC" w:sz="4"/>
+              <w:bottom w:val="single" w:color="C7CBDC" w:sz="4"/>
+              <w:right w:val="single" w:color="C7CBDC" w:sz="4"/>
+            </w:tcBorders>
+            <w:tcMar>
+              <w:top w:type="dxa" w:w="60"/>
+              <w:left w:type="dxa" w:w="90"/>
+              <w:bottom w:type="dxa" w:w="60"/>
+              <w:right w:type="dxa" w:w="90"/>
+            </w:tcMar>
+            <w:vAlign w:val="top"/>
+          </w:tcPr>
+          <w:p>
+            <w:pPr>
+              <w:spacing w:after="0" w:before="0"/>
+            </w:pPr>
+            <w:r>
+              <w:rPr>
+                <w:rFonts w:ascii="Calibri" w:cs="Calibri" w:eastAsia="Calibri" w:hAnsi="Calibri"/>
+                <w:b w:val="false"/>
+                <w:bCs w:val="false"/>
+                <w:i w:val="false"/>
+                <w:iCs w:val="false"/>
+                <w:color w:val="1A1F36"/>
+                <w:sz w:val="18"/>
+                <w:szCs w:val="18"/>
+              </w:rPr>
+              <w:t xml:space="preserve">ответ проверяющего: Рябинин играл за Сармат, под №7 за Штурм — Буянкин</w:t>
             </w:r>
           </w:p>
         </w:tc>

--- a/reports/Vnesennye_ispravleniya.docx
+++ b/reports/Vnesennye_ispravleniya.docx
@@ -170,6 +170,25 @@
           <w:sz w:val="18"/>
           <w:szCs w:val="18"/>
         </w:rPr>
+        <w:t xml:space="preserve">Основание: Решение исполнителя от 29.10.2026, подтверждено заказчиком: очевидные ошибки сентября исправлены без вопросов проверяющим</w:t>
+      </w:r>
+    </w:p>
+    <w:p>
+      <w:pPr>
+        <w:spacing w:after="40" w:before="0"/>
+        <w:jc w:val="center"/>
+      </w:pPr>
+      <w:r>
+        <w:rPr>
+          <w:rFonts w:ascii="Calibri" w:cs="Calibri" w:eastAsia="Calibri" w:hAnsi="Calibri"/>
+          <w:b w:val="false"/>
+          <w:bCs w:val="false"/>
+          <w:i w:val="false"/>
+          <w:iCs w:val="false"/>
+          <w:color w:val="5A5F7A"/>
+          <w:sz w:val="18"/>
+          <w:szCs w:val="18"/>
+        </w:rPr>
         <w:t xml:space="preserve">Основание: Ответы проверяющих в отчёте от 01.10.2026 (файл Otchet_o_proverke_s_pravkami_zapad.docx)</w:t>
       </w:r>
     </w:p>
@@ -13926,6 +13945,1426 @@
                 <w:szCs w:val="18"/>
               </w:rPr>
               <w:t xml:space="preserve">итог записан наоборот; верный — по счёту по периодам 2:2 3:1 1:1</w:t>
+            </w:r>
+          </w:p>
+        </w:tc>
+      </w:tr>
+    </w:tbl>
+    <w:p>
+      <w:pPr>
+        <w:keepNext/>
+        <w:spacing w:after="80" w:before="200"/>
+      </w:pPr>
+      <w:r>
+        <w:rPr>
+          <w:rFonts w:ascii="Calibri" w:cs="Calibri" w:eastAsia="Calibri" w:hAnsi="Calibri"/>
+          <w:b/>
+          <w:bCs/>
+          <w:i w:val="false"/>
+          <w:iCs w:val="false"/>
+          <w:color w:val="1A1F36"/>
+          <w:sz w:val="22"/>
+          <w:szCs w:val="22"/>
+        </w:rPr>
+        <w:t xml:space="preserve">Сентябрь 2026</w:t>
+      </w:r>
+    </w:p>
+    <w:tbl>
+      <w:tblPr>
+        <w:tblW w:type="dxa" w:w="15250"/>
+        <w:tblBorders>
+          <w:top w:val="single" w:color="auto" w:sz="4"/>
+          <w:left w:val="single" w:color="auto" w:sz="4"/>
+          <w:bottom w:val="single" w:color="auto" w:sz="4"/>
+          <w:right w:val="single" w:color="auto" w:sz="4"/>
+          <w:insideH w:val="single" w:color="auto" w:sz="4"/>
+          <w:insideV w:val="single" w:color="auto" w:sz="4"/>
+        </w:tblBorders>
+      </w:tblPr>
+      <w:tblGrid>
+        <w:gridCol w:w="900"/>
+        <w:gridCol w:w="2600"/>
+        <w:gridCol w:w="4200"/>
+        <w:gridCol w:w="4200"/>
+        <w:gridCol w:w="3350"/>
+      </w:tblGrid>
+      <w:tr>
+        <w:trPr>
+          <w:tblHeader/>
+        </w:trPr>
+        <w:tc>
+          <w:tcPr>
+            <w:tcW w:type="dxa" w:w="900"/>
+            <w:tcBorders>
+              <w:top w:val="single" w:color="C7CBDC" w:sz="4"/>
+              <w:left w:val="single" w:color="C7CBDC" w:sz="4"/>
+              <w:bottom w:val="single" w:color="C7CBDC" w:sz="4"/>
+              <w:right w:val="single" w:color="C7CBDC" w:sz="4"/>
+            </w:tcBorders>
+            <w:shd w:fill="EEF0F7" w:color="auto" w:val="clear"/>
+            <w:tcMar>
+              <w:top w:type="dxa" w:w="60"/>
+              <w:left w:type="dxa" w:w="90"/>
+              <w:bottom w:type="dxa" w:w="60"/>
+              <w:right w:type="dxa" w:w="90"/>
+            </w:tcMar>
+            <w:vAlign w:val="top"/>
+          </w:tcPr>
+          <w:p>
+            <w:pPr>
+              <w:spacing w:after="0" w:before="0"/>
+            </w:pPr>
+            <w:r>
+              <w:rPr>
+                <w:rFonts w:ascii="Calibri" w:cs="Calibri" w:eastAsia="Calibri" w:hAnsi="Calibri"/>
+                <w:b/>
+                <w:bCs/>
+                <w:i w:val="false"/>
+                <w:iCs w:val="false"/>
+                <w:color w:val="1A1F36"/>
+                <w:sz w:val="18"/>
+                <w:szCs w:val="18"/>
+              </w:rPr>
+              <w:t xml:space="preserve">Стр.</w:t>
+            </w:r>
+          </w:p>
+        </w:tc>
+        <w:tc>
+          <w:tcPr>
+            <w:tcW w:type="dxa" w:w="2600"/>
+            <w:tcBorders>
+              <w:top w:val="single" w:color="C7CBDC" w:sz="4"/>
+              <w:left w:val="single" w:color="C7CBDC" w:sz="4"/>
+              <w:bottom w:val="single" w:color="C7CBDC" w:sz="4"/>
+              <w:right w:val="single" w:color="C7CBDC" w:sz="4"/>
+            </w:tcBorders>
+            <w:shd w:fill="EEF0F7" w:color="auto" w:val="clear"/>
+            <w:tcMar>
+              <w:top w:type="dxa" w:w="60"/>
+              <w:left w:type="dxa" w:w="90"/>
+              <w:bottom w:type="dxa" w:w="60"/>
+              <w:right w:type="dxa" w:w="90"/>
+            </w:tcMar>
+            <w:vAlign w:val="top"/>
+          </w:tcPr>
+          <w:p>
+            <w:pPr>
+              <w:spacing w:after="0" w:before="0"/>
+            </w:pPr>
+            <w:r>
+              <w:rPr>
+                <w:rFonts w:ascii="Calibri" w:cs="Calibri" w:eastAsia="Calibri" w:hAnsi="Calibri"/>
+                <w:b/>
+                <w:bCs/>
+                <w:i w:val="false"/>
+                <w:iCs w:val="false"/>
+                <w:color w:val="1A1F36"/>
+                <w:sz w:val="18"/>
+                <w:szCs w:val="18"/>
+              </w:rPr>
+              <w:t xml:space="preserve">Матч</w:t>
+            </w:r>
+          </w:p>
+        </w:tc>
+        <w:tc>
+          <w:tcPr>
+            <w:tcW w:type="dxa" w:w="4200"/>
+            <w:tcBorders>
+              <w:top w:val="single" w:color="C7CBDC" w:sz="4"/>
+              <w:left w:val="single" w:color="C7CBDC" w:sz="4"/>
+              <w:bottom w:val="single" w:color="C7CBDC" w:sz="4"/>
+              <w:right w:val="single" w:color="C7CBDC" w:sz="4"/>
+            </w:tcBorders>
+            <w:shd w:fill="EEF0F7" w:color="auto" w:val="clear"/>
+            <w:tcMar>
+              <w:top w:type="dxa" w:w="60"/>
+              <w:left w:type="dxa" w:w="90"/>
+              <w:bottom w:type="dxa" w:w="60"/>
+              <w:right w:type="dxa" w:w="90"/>
+            </w:tcMar>
+            <w:vAlign w:val="top"/>
+          </w:tcPr>
+          <w:p>
+            <w:pPr>
+              <w:spacing w:after="0" w:before="0"/>
+            </w:pPr>
+            <w:r>
+              <w:rPr>
+                <w:rFonts w:ascii="Calibri" w:cs="Calibri" w:eastAsia="Calibri" w:hAnsi="Calibri"/>
+                <w:b/>
+                <w:bCs/>
+                <w:i w:val="false"/>
+                <w:iCs w:val="false"/>
+                <w:color w:val="1A1F36"/>
+                <w:sz w:val="18"/>
+                <w:szCs w:val="18"/>
+              </w:rPr>
+              <w:t xml:space="preserve">Было</w:t>
+            </w:r>
+          </w:p>
+        </w:tc>
+        <w:tc>
+          <w:tcPr>
+            <w:tcW w:type="dxa" w:w="4200"/>
+            <w:tcBorders>
+              <w:top w:val="single" w:color="C7CBDC" w:sz="4"/>
+              <w:left w:val="single" w:color="C7CBDC" w:sz="4"/>
+              <w:bottom w:val="single" w:color="C7CBDC" w:sz="4"/>
+              <w:right w:val="single" w:color="C7CBDC" w:sz="4"/>
+            </w:tcBorders>
+            <w:shd w:fill="EEF0F7" w:color="auto" w:val="clear"/>
+            <w:tcMar>
+              <w:top w:type="dxa" w:w="60"/>
+              <w:left w:type="dxa" w:w="90"/>
+              <w:bottom w:type="dxa" w:w="60"/>
+              <w:right w:type="dxa" w:w="90"/>
+            </w:tcMar>
+            <w:vAlign w:val="top"/>
+          </w:tcPr>
+          <w:p>
+            <w:pPr>
+              <w:spacing w:after="0" w:before="0"/>
+            </w:pPr>
+            <w:r>
+              <w:rPr>
+                <w:rFonts w:ascii="Calibri" w:cs="Calibri" w:eastAsia="Calibri" w:hAnsi="Calibri"/>
+                <w:b/>
+                <w:bCs/>
+                <w:i w:val="false"/>
+                <w:iCs w:val="false"/>
+                <w:color w:val="1A1F36"/>
+                <w:sz w:val="18"/>
+                <w:szCs w:val="18"/>
+              </w:rPr>
+              <w:t xml:space="preserve">Стало</w:t>
+            </w:r>
+          </w:p>
+        </w:tc>
+        <w:tc>
+          <w:tcPr>
+            <w:tcW w:type="dxa" w:w="3350"/>
+            <w:tcBorders>
+              <w:top w:val="single" w:color="C7CBDC" w:sz="4"/>
+              <w:left w:val="single" w:color="C7CBDC" w:sz="4"/>
+              <w:bottom w:val="single" w:color="C7CBDC" w:sz="4"/>
+              <w:right w:val="single" w:color="C7CBDC" w:sz="4"/>
+            </w:tcBorders>
+            <w:shd w:fill="EEF0F7" w:color="auto" w:val="clear"/>
+            <w:tcMar>
+              <w:top w:type="dxa" w:w="60"/>
+              <w:left w:type="dxa" w:w="90"/>
+              <w:bottom w:type="dxa" w:w="60"/>
+              <w:right w:type="dxa" w:w="90"/>
+            </w:tcMar>
+            <w:vAlign w:val="top"/>
+          </w:tcPr>
+          <w:p>
+            <w:pPr>
+              <w:spacing w:after="0" w:before="0"/>
+            </w:pPr>
+            <w:r>
+              <w:rPr>
+                <w:rFonts w:ascii="Calibri" w:cs="Calibri" w:eastAsia="Calibri" w:hAnsi="Calibri"/>
+                <w:b/>
+                <w:bCs/>
+                <w:i w:val="false"/>
+                <w:iCs w:val="false"/>
+                <w:color w:val="1A1F36"/>
+                <w:sz w:val="18"/>
+                <w:szCs w:val="18"/>
+              </w:rPr>
+              <w:t xml:space="preserve">Основание</w:t>
+            </w:r>
+          </w:p>
+        </w:tc>
+      </w:tr>
+      <w:tr>
+        <w:tc>
+          <w:tcPr>
+            <w:tcW w:type="dxa" w:w="900"/>
+            <w:tcBorders>
+              <w:top w:val="single" w:color="C7CBDC" w:sz="4"/>
+              <w:left w:val="single" w:color="C7CBDC" w:sz="4"/>
+              <w:bottom w:val="single" w:color="C7CBDC" w:sz="4"/>
+              <w:right w:val="single" w:color="C7CBDC" w:sz="4"/>
+            </w:tcBorders>
+            <w:tcMar>
+              <w:top w:type="dxa" w:w="60"/>
+              <w:left w:type="dxa" w:w="90"/>
+              <w:bottom w:type="dxa" w:w="60"/>
+              <w:right w:type="dxa" w:w="90"/>
+            </w:tcMar>
+            <w:vAlign w:val="top"/>
+          </w:tcPr>
+          <w:p>
+            <w:pPr>
+              <w:spacing w:after="0" w:before="0"/>
+            </w:pPr>
+            <w:r>
+              <w:rPr>
+                <w:rFonts w:ascii="Calibri" w:cs="Calibri" w:eastAsia="Calibri" w:hAnsi="Calibri"/>
+                <w:b/>
+                <w:bCs/>
+                <w:i w:val="false"/>
+                <w:iCs w:val="false"/>
+                <w:color w:val="1A1F36"/>
+                <w:sz w:val="18"/>
+                <w:szCs w:val="18"/>
+              </w:rPr>
+              <w:t xml:space="preserve">1</w:t>
+            </w:r>
+          </w:p>
+        </w:tc>
+        <w:tc>
+          <w:tcPr>
+            <w:tcW w:type="dxa" w:w="2600"/>
+            <w:tcBorders>
+              <w:top w:val="single" w:color="C7CBDC" w:sz="4"/>
+              <w:left w:val="single" w:color="C7CBDC" w:sz="4"/>
+              <w:bottom w:val="single" w:color="C7CBDC" w:sz="4"/>
+              <w:right w:val="single" w:color="C7CBDC" w:sz="4"/>
+            </w:tcBorders>
+            <w:tcMar>
+              <w:top w:type="dxa" w:w="60"/>
+              <w:left w:type="dxa" w:w="90"/>
+              <w:bottom w:type="dxa" w:w="60"/>
+              <w:right w:type="dxa" w:w="90"/>
+            </w:tcMar>
+            <w:vAlign w:val="top"/>
+          </w:tcPr>
+          <w:p>
+            <w:pPr>
+              <w:spacing w:after="0"/>
+            </w:pPr>
+            <w:r>
+              <w:rPr>
+                <w:rFonts w:ascii="Calibri" w:cs="Calibri" w:eastAsia="Calibri" w:hAnsi="Calibri"/>
+                <w:b w:val="false"/>
+                <w:bCs w:val="false"/>
+                <w:i w:val="false"/>
+                <w:iCs w:val="false"/>
+                <w:color w:val="1A1F36"/>
+                <w:sz w:val="18"/>
+                <w:szCs w:val="18"/>
+              </w:rPr>
+              <w:t xml:space="preserve">01.09.2026  06:00</w:t>
+            </w:r>
+            <w:r>
+              <w:rPr>
+                <w:rFonts w:ascii="Calibri" w:cs="Calibri" w:eastAsia="Calibri" w:hAnsi="Calibri"/>
+                <w:b w:val="false"/>
+                <w:bCs w:val="false"/>
+                <w:i w:val="false"/>
+                <w:iCs w:val="false"/>
+                <w:color w:val="1A1F36"/>
+                <w:sz w:val="18"/>
+                <w:szCs w:val="18"/>
+              </w:rPr>
+              <w:br/>
+              <w:t xml:space="preserve">Энергетик — Металлист</w:t>
+            </w:r>
+          </w:p>
+        </w:tc>
+        <w:tc>
+          <w:tcPr>
+            <w:tcW w:type="dxa" w:w="4200"/>
+            <w:tcBorders>
+              <w:top w:val="single" w:color="C7CBDC" w:sz="4"/>
+              <w:left w:val="single" w:color="C7CBDC" w:sz="4"/>
+              <w:bottom w:val="single" w:color="C7CBDC" w:sz="4"/>
+              <w:right w:val="single" w:color="C7CBDC" w:sz="4"/>
+            </w:tcBorders>
+            <w:tcMar>
+              <w:top w:type="dxa" w:w="60"/>
+              <w:left w:type="dxa" w:w="90"/>
+              <w:bottom w:type="dxa" w:w="60"/>
+              <w:right w:type="dxa" w:w="90"/>
+            </w:tcMar>
+            <w:vAlign w:val="top"/>
+          </w:tcPr>
+          <w:p>
+            <w:pPr>
+              <w:spacing w:after="0" w:before="0"/>
+            </w:pPr>
+            <w:r>
+              <w:rPr>
+                <w:rFonts w:ascii="Calibri" w:cs="Calibri" w:eastAsia="Calibri" w:hAnsi="Calibri"/>
+                <w:b w:val="false"/>
+                <w:bCs w:val="false"/>
+                <w:i w:val="false"/>
+                <w:iCs w:val="false"/>
+                <w:color w:val="5A5F7A"/>
+                <w:sz w:val="18"/>
+                <w:szCs w:val="18"/>
+              </w:rPr>
+              <w:t xml:space="preserve">итог 0.1701388888888889, периоды 2*3 1*0 1*1 0:01:00</w:t>
+            </w:r>
+          </w:p>
+        </w:tc>
+        <w:tc>
+          <w:tcPr>
+            <w:tcW w:type="dxa" w:w="4200"/>
+            <w:tcBorders>
+              <w:top w:val="single" w:color="C7CBDC" w:sz="4"/>
+              <w:left w:val="single" w:color="C7CBDC" w:sz="4"/>
+              <w:bottom w:val="single" w:color="C7CBDC" w:sz="4"/>
+              <w:right w:val="single" w:color="C7CBDC" w:sz="4"/>
+            </w:tcBorders>
+            <w:tcMar>
+              <w:top w:type="dxa" w:w="60"/>
+              <w:left w:type="dxa" w:w="90"/>
+              <w:bottom w:type="dxa" w:w="60"/>
+              <w:right w:type="dxa" w:w="90"/>
+            </w:tcMar>
+            <w:vAlign w:val="top"/>
+          </w:tcPr>
+          <w:p>
+            <w:pPr>
+              <w:spacing w:after="0" w:before="0"/>
+            </w:pPr>
+            <w:r>
+              <w:rPr>
+                <w:rFonts w:ascii="Calibri" w:cs="Calibri" w:eastAsia="Calibri" w:hAnsi="Calibri"/>
+                <w:b/>
+                <w:bCs/>
+                <w:i w:val="false"/>
+                <w:iCs w:val="false"/>
+                <w:color w:val="1A1F36"/>
+                <w:sz w:val="18"/>
+                <w:szCs w:val="18"/>
+              </w:rPr>
+              <w:t xml:space="preserve">итог 4*5, периоды 2*3 1*0 1*1 0*1</w:t>
+            </w:r>
+          </w:p>
+        </w:tc>
+        <w:tc>
+          <w:tcPr>
+            <w:tcW w:type="dxa" w:w="3350"/>
+            <w:tcBorders>
+              <w:top w:val="single" w:color="C7CBDC" w:sz="4"/>
+              <w:left w:val="single" w:color="C7CBDC" w:sz="4"/>
+              <w:bottom w:val="single" w:color="C7CBDC" w:sz="4"/>
+              <w:right w:val="single" w:color="C7CBDC" w:sz="4"/>
+            </w:tcBorders>
+            <w:tcMar>
+              <w:top w:type="dxa" w:w="60"/>
+              <w:left w:type="dxa" w:w="90"/>
+              <w:bottom w:type="dxa" w:w="60"/>
+              <w:right w:type="dxa" w:w="90"/>
+            </w:tcMar>
+            <w:vAlign w:val="top"/>
+          </w:tcPr>
+          <w:p>
+            <w:pPr>
+              <w:spacing w:after="0" w:before="0"/>
+            </w:pPr>
+            <w:r>
+              <w:rPr>
+                <w:rFonts w:ascii="Calibri" w:cs="Calibri" w:eastAsia="Calibri" w:hAnsi="Calibri"/>
+                <w:b w:val="false"/>
+                <w:bCs w:val="false"/>
+                <w:i w:val="false"/>
+                <w:iCs w:val="false"/>
+                <w:color w:val="1A1F36"/>
+                <w:sz w:val="18"/>
+                <w:szCs w:val="18"/>
+              </w:rPr>
+              <w:t xml:space="preserve">Excel превратил счёт во время: 04:05 — это 4:5, 00:01 — это 0:1; с периодами сходится</w:t>
+            </w:r>
+          </w:p>
+        </w:tc>
+      </w:tr>
+      <w:tr>
+        <w:tc>
+          <w:tcPr>
+            <w:tcW w:type="dxa" w:w="900"/>
+            <w:tcBorders>
+              <w:top w:val="single" w:color="C7CBDC" w:sz="4"/>
+              <w:left w:val="single" w:color="C7CBDC" w:sz="4"/>
+              <w:bottom w:val="single" w:color="C7CBDC" w:sz="4"/>
+              <w:right w:val="single" w:color="C7CBDC" w:sz="4"/>
+            </w:tcBorders>
+            <w:shd w:fill="F7F8FC" w:color="auto" w:val="clear"/>
+            <w:tcMar>
+              <w:top w:type="dxa" w:w="60"/>
+              <w:left w:type="dxa" w:w="90"/>
+              <w:bottom w:type="dxa" w:w="60"/>
+              <w:right w:type="dxa" w:w="90"/>
+            </w:tcMar>
+            <w:vAlign w:val="top"/>
+          </w:tcPr>
+          <w:p>
+            <w:pPr>
+              <w:spacing w:after="0" w:before="0"/>
+            </w:pPr>
+            <w:r>
+              <w:rPr>
+                <w:rFonts w:ascii="Calibri" w:cs="Calibri" w:eastAsia="Calibri" w:hAnsi="Calibri"/>
+                <w:b/>
+                <w:bCs/>
+                <w:i w:val="false"/>
+                <w:iCs w:val="false"/>
+                <w:color w:val="1A1F36"/>
+                <w:sz w:val="18"/>
+                <w:szCs w:val="18"/>
+              </w:rPr>
+              <w:t xml:space="preserve">1276</w:t>
+            </w:r>
+          </w:p>
+        </w:tc>
+        <w:tc>
+          <w:tcPr>
+            <w:tcW w:type="dxa" w:w="2600"/>
+            <w:tcBorders>
+              <w:top w:val="single" w:color="C7CBDC" w:sz="4"/>
+              <w:left w:val="single" w:color="C7CBDC" w:sz="4"/>
+              <w:bottom w:val="single" w:color="C7CBDC" w:sz="4"/>
+              <w:right w:val="single" w:color="C7CBDC" w:sz="4"/>
+            </w:tcBorders>
+            <w:shd w:fill="F7F8FC" w:color="auto" w:val="clear"/>
+            <w:tcMar>
+              <w:top w:type="dxa" w:w="60"/>
+              <w:left w:type="dxa" w:w="90"/>
+              <w:bottom w:type="dxa" w:w="60"/>
+              <w:right w:type="dxa" w:w="90"/>
+            </w:tcMar>
+            <w:vAlign w:val="top"/>
+          </w:tcPr>
+          <w:p>
+            <w:pPr>
+              <w:spacing w:after="0"/>
+            </w:pPr>
+            <w:r>
+              <w:rPr>
+                <w:rFonts w:ascii="Calibri" w:cs="Calibri" w:eastAsia="Calibri" w:hAnsi="Calibri"/>
+                <w:b w:val="false"/>
+                <w:bCs w:val="false"/>
+                <w:i w:val="false"/>
+                <w:iCs w:val="false"/>
+                <w:color w:val="1A1F36"/>
+                <w:sz w:val="18"/>
+                <w:szCs w:val="18"/>
+              </w:rPr>
+              <w:t xml:space="preserve">14.09.2026  10:50</w:t>
+            </w:r>
+            <w:r>
+              <w:rPr>
+                <w:rFonts w:ascii="Calibri" w:cs="Calibri" w:eastAsia="Calibri" w:hAnsi="Calibri"/>
+                <w:b w:val="false"/>
+                <w:bCs w:val="false"/>
+                <w:i w:val="false"/>
+                <w:iCs w:val="false"/>
+                <w:color w:val="1A1F36"/>
+                <w:sz w:val="18"/>
+                <w:szCs w:val="18"/>
+              </w:rPr>
+              <w:br/>
+              <w:t xml:space="preserve">Байкал — Партизан</w:t>
+            </w:r>
+          </w:p>
+        </w:tc>
+        <w:tc>
+          <w:tcPr>
+            <w:tcW w:type="dxa" w:w="4200"/>
+            <w:tcBorders>
+              <w:top w:val="single" w:color="C7CBDC" w:sz="4"/>
+              <w:left w:val="single" w:color="C7CBDC" w:sz="4"/>
+              <w:bottom w:val="single" w:color="C7CBDC" w:sz="4"/>
+              <w:right w:val="single" w:color="C7CBDC" w:sz="4"/>
+            </w:tcBorders>
+            <w:shd w:fill="F7F8FC" w:color="auto" w:val="clear"/>
+            <w:tcMar>
+              <w:top w:type="dxa" w:w="60"/>
+              <w:left w:type="dxa" w:w="90"/>
+              <w:bottom w:type="dxa" w:w="60"/>
+              <w:right w:type="dxa" w:w="90"/>
+            </w:tcMar>
+            <w:vAlign w:val="top"/>
+          </w:tcPr>
+          <w:p>
+            <w:pPr>
+              <w:spacing w:after="0" w:before="0"/>
+            </w:pPr>
+            <w:r>
+              <w:rPr>
+                <w:rFonts w:ascii="Calibri" w:cs="Calibri" w:eastAsia="Calibri" w:hAnsi="Calibri"/>
+                <w:b w:val="false"/>
+                <w:bCs w:val="false"/>
+                <w:i w:val="false"/>
+                <w:iCs w:val="false"/>
+                <w:color w:val="5A5F7A"/>
+                <w:sz w:val="18"/>
+                <w:szCs w:val="18"/>
+              </w:rPr>
+              <w:t xml:space="preserve">дата 14.06.2026</w:t>
+            </w:r>
+          </w:p>
+        </w:tc>
+        <w:tc>
+          <w:tcPr>
+            <w:tcW w:type="dxa" w:w="4200"/>
+            <w:tcBorders>
+              <w:top w:val="single" w:color="C7CBDC" w:sz="4"/>
+              <w:left w:val="single" w:color="C7CBDC" w:sz="4"/>
+              <w:bottom w:val="single" w:color="C7CBDC" w:sz="4"/>
+              <w:right w:val="single" w:color="C7CBDC" w:sz="4"/>
+            </w:tcBorders>
+            <w:shd w:fill="F7F8FC" w:color="auto" w:val="clear"/>
+            <w:tcMar>
+              <w:top w:type="dxa" w:w="60"/>
+              <w:left w:type="dxa" w:w="90"/>
+              <w:bottom w:type="dxa" w:w="60"/>
+              <w:right w:type="dxa" w:w="90"/>
+            </w:tcMar>
+            <w:vAlign w:val="top"/>
+          </w:tcPr>
+          <w:p>
+            <w:pPr>
+              <w:spacing w:after="0" w:before="0"/>
+            </w:pPr>
+            <w:r>
+              <w:rPr>
+                <w:rFonts w:ascii="Calibri" w:cs="Calibri" w:eastAsia="Calibri" w:hAnsi="Calibri"/>
+                <w:b/>
+                <w:bCs/>
+                <w:i w:val="false"/>
+                <w:iCs w:val="false"/>
+                <w:color w:val="1A1F36"/>
+                <w:sz w:val="18"/>
+                <w:szCs w:val="18"/>
+              </w:rPr>
+              <w:t xml:space="preserve">дата 14.09.2026</w:t>
+            </w:r>
+          </w:p>
+        </w:tc>
+        <w:tc>
+          <w:tcPr>
+            <w:tcW w:type="dxa" w:w="3350"/>
+            <w:tcBorders>
+              <w:top w:val="single" w:color="C7CBDC" w:sz="4"/>
+              <w:left w:val="single" w:color="C7CBDC" w:sz="4"/>
+              <w:bottom w:val="single" w:color="C7CBDC" w:sz="4"/>
+              <w:right w:val="single" w:color="C7CBDC" w:sz="4"/>
+            </w:tcBorders>
+            <w:shd w:fill="F7F8FC" w:color="auto" w:val="clear"/>
+            <w:tcMar>
+              <w:top w:type="dxa" w:w="60"/>
+              <w:left w:type="dxa" w:w="90"/>
+              <w:bottom w:type="dxa" w:w="60"/>
+              <w:right w:type="dxa" w:w="90"/>
+            </w:tcMar>
+            <w:vAlign w:val="top"/>
+          </w:tcPr>
+          <w:p>
+            <w:pPr>
+              <w:spacing w:after="0" w:before="0"/>
+            </w:pPr>
+            <w:r>
+              <w:rPr>
+                <w:rFonts w:ascii="Calibri" w:cs="Calibri" w:eastAsia="Calibri" w:hAnsi="Calibri"/>
+                <w:b w:val="false"/>
+                <w:bCs w:val="false"/>
+                <w:i w:val="false"/>
+                <w:iCs w:val="false"/>
+                <w:color w:val="1A1F36"/>
+                <w:sz w:val="18"/>
+                <w:szCs w:val="18"/>
+              </w:rPr>
+              <w:t xml:space="preserve">матч стоит между матчами 14.09 и 15.09</w:t>
+            </w:r>
+          </w:p>
+        </w:tc>
+      </w:tr>
+      <w:tr>
+        <w:tc>
+          <w:tcPr>
+            <w:tcW w:type="dxa" w:w="900"/>
+            <w:tcBorders>
+              <w:top w:val="single" w:color="C7CBDC" w:sz="4"/>
+              <w:left w:val="single" w:color="C7CBDC" w:sz="4"/>
+              <w:bottom w:val="single" w:color="C7CBDC" w:sz="4"/>
+              <w:right w:val="single" w:color="C7CBDC" w:sz="4"/>
+            </w:tcBorders>
+            <w:tcMar>
+              <w:top w:type="dxa" w:w="60"/>
+              <w:left w:type="dxa" w:w="90"/>
+              <w:bottom w:type="dxa" w:w="60"/>
+              <w:right w:type="dxa" w:w="90"/>
+            </w:tcMar>
+            <w:vAlign w:val="top"/>
+          </w:tcPr>
+          <w:p>
+            <w:pPr>
+              <w:spacing w:after="0" w:before="0"/>
+            </w:pPr>
+            <w:r>
+              <w:rPr>
+                <w:rFonts w:ascii="Calibri" w:cs="Calibri" w:eastAsia="Calibri" w:hAnsi="Calibri"/>
+                <w:b/>
+                <w:bCs/>
+                <w:i w:val="false"/>
+                <w:iCs w:val="false"/>
+                <w:color w:val="1A1F36"/>
+                <w:sz w:val="18"/>
+                <w:szCs w:val="18"/>
+              </w:rPr>
+              <w:t xml:space="preserve">541</w:t>
+            </w:r>
+          </w:p>
+        </w:tc>
+        <w:tc>
+          <w:tcPr>
+            <w:tcW w:type="dxa" w:w="2600"/>
+            <w:tcBorders>
+              <w:top w:val="single" w:color="C7CBDC" w:sz="4"/>
+              <w:left w:val="single" w:color="C7CBDC" w:sz="4"/>
+              <w:bottom w:val="single" w:color="C7CBDC" w:sz="4"/>
+              <w:right w:val="single" w:color="C7CBDC" w:sz="4"/>
+            </w:tcBorders>
+            <w:tcMar>
+              <w:top w:type="dxa" w:w="60"/>
+              <w:left w:type="dxa" w:w="90"/>
+              <w:bottom w:type="dxa" w:w="60"/>
+              <w:right w:type="dxa" w:w="90"/>
+            </w:tcMar>
+            <w:vAlign w:val="top"/>
+          </w:tcPr>
+          <w:p>
+            <w:pPr>
+              <w:spacing w:after="0"/>
+            </w:pPr>
+            <w:r>
+              <w:rPr>
+                <w:rFonts w:ascii="Calibri" w:cs="Calibri" w:eastAsia="Calibri" w:hAnsi="Calibri"/>
+                <w:b w:val="false"/>
+                <w:bCs w:val="false"/>
+                <w:i w:val="false"/>
+                <w:iCs w:val="false"/>
+                <w:color w:val="1A1F36"/>
+                <w:sz w:val="18"/>
+                <w:szCs w:val="18"/>
+              </w:rPr>
+              <w:t xml:space="preserve">07.09.2026  06:00</w:t>
+            </w:r>
+            <w:r>
+              <w:rPr>
+                <w:rFonts w:ascii="Calibri" w:cs="Calibri" w:eastAsia="Calibri" w:hAnsi="Calibri"/>
+                <w:b w:val="false"/>
+                <w:bCs w:val="false"/>
+                <w:i w:val="false"/>
+                <w:iCs w:val="false"/>
+                <w:color w:val="1A1F36"/>
+                <w:sz w:val="18"/>
+                <w:szCs w:val="18"/>
+              </w:rPr>
+              <w:br/>
+              <w:t xml:space="preserve">Партизан — Металлист</w:t>
+            </w:r>
+          </w:p>
+        </w:tc>
+        <w:tc>
+          <w:tcPr>
+            <w:tcW w:type="dxa" w:w="4200"/>
+            <w:tcBorders>
+              <w:top w:val="single" w:color="C7CBDC" w:sz="4"/>
+              <w:left w:val="single" w:color="C7CBDC" w:sz="4"/>
+              <w:bottom w:val="single" w:color="C7CBDC" w:sz="4"/>
+              <w:right w:val="single" w:color="C7CBDC" w:sz="4"/>
+            </w:tcBorders>
+            <w:tcMar>
+              <w:top w:type="dxa" w:w="60"/>
+              <w:left w:type="dxa" w:w="90"/>
+              <w:bottom w:type="dxa" w:w="60"/>
+              <w:right w:type="dxa" w:w="90"/>
+            </w:tcMar>
+            <w:vAlign w:val="top"/>
+          </w:tcPr>
+          <w:p>
+            <w:pPr>
+              <w:spacing w:after="0" w:before="0"/>
+            </w:pPr>
+            <w:r>
+              <w:rPr>
+                <w:rFonts w:ascii="Calibri" w:cs="Calibri" w:eastAsia="Calibri" w:hAnsi="Calibri"/>
+                <w:b w:val="false"/>
+                <w:bCs w:val="false"/>
+                <w:i w:val="false"/>
+                <w:iCs w:val="false"/>
+                <w:color w:val="5A5F7A"/>
+                <w:sz w:val="18"/>
+                <w:szCs w:val="18"/>
+              </w:rPr>
+              <w:t xml:space="preserve">подпись строки 546: 0*1+1201:1201</w:t>
+            </w:r>
+          </w:p>
+        </w:tc>
+        <w:tc>
+          <w:tcPr>
+            <w:tcW w:type="dxa" w:w="4200"/>
+            <w:tcBorders>
+              <w:top w:val="single" w:color="C7CBDC" w:sz="4"/>
+              <w:left w:val="single" w:color="C7CBDC" w:sz="4"/>
+              <w:bottom w:val="single" w:color="C7CBDC" w:sz="4"/>
+              <w:right w:val="single" w:color="C7CBDC" w:sz="4"/>
+            </w:tcBorders>
+            <w:tcMar>
+              <w:top w:type="dxa" w:w="60"/>
+              <w:left w:type="dxa" w:w="90"/>
+              <w:bottom w:type="dxa" w:w="60"/>
+              <w:right w:type="dxa" w:w="90"/>
+            </w:tcMar>
+            <w:vAlign w:val="top"/>
+          </w:tcPr>
+          <w:p>
+            <w:pPr>
+              <w:spacing w:after="0" w:before="0"/>
+            </w:pPr>
+            <w:r>
+              <w:rPr>
+                <w:rFonts w:ascii="Calibri" w:cs="Calibri" w:eastAsia="Calibri" w:hAnsi="Calibri"/>
+                <w:b/>
+                <w:bCs/>
+                <w:i w:val="false"/>
+                <w:iCs w:val="false"/>
+                <w:color w:val="1A1F36"/>
+                <w:sz w:val="18"/>
+                <w:szCs w:val="18"/>
+              </w:rPr>
+              <w:t xml:space="preserve">подпись строки 546: Состав команды 1</w:t>
+            </w:r>
+          </w:p>
+        </w:tc>
+        <w:tc>
+          <w:tcPr>
+            <w:tcW w:type="dxa" w:w="3350"/>
+            <w:tcBorders>
+              <w:top w:val="single" w:color="C7CBDC" w:sz="4"/>
+              <w:left w:val="single" w:color="C7CBDC" w:sz="4"/>
+              <w:bottom w:val="single" w:color="C7CBDC" w:sz="4"/>
+              <w:right w:val="single" w:color="C7CBDC" w:sz="4"/>
+            </w:tcBorders>
+            <w:tcMar>
+              <w:top w:type="dxa" w:w="60"/>
+              <w:left w:type="dxa" w:w="90"/>
+              <w:bottom w:type="dxa" w:w="60"/>
+              <w:right w:type="dxa" w:w="90"/>
+            </w:tcMar>
+            <w:vAlign w:val="top"/>
+          </w:tcPr>
+          <w:p>
+            <w:pPr>
+              <w:spacing w:after="0" w:before="0"/>
+            </w:pPr>
+            <w:r>
+              <w:rPr>
+                <w:rFonts w:ascii="Calibri" w:cs="Calibri" w:eastAsia="Calibri" w:hAnsi="Calibri"/>
+                <w:b w:val="false"/>
+                <w:bCs w:val="false"/>
+                <w:i w:val="false"/>
+                <w:iCs w:val="false"/>
+                <w:color w:val="1A1F36"/>
+                <w:sz w:val="18"/>
+                <w:szCs w:val="18"/>
+              </w:rPr>
+              <w:t xml:space="preserve">вместо подписи строки посторонний текст, состав на месте</w:t>
+            </w:r>
+          </w:p>
+        </w:tc>
+      </w:tr>
+      <w:tr>
+        <w:tc>
+          <w:tcPr>
+            <w:tcW w:type="dxa" w:w="900"/>
+            <w:tcBorders>
+              <w:top w:val="single" w:color="C7CBDC" w:sz="4"/>
+              <w:left w:val="single" w:color="C7CBDC" w:sz="4"/>
+              <w:bottom w:val="single" w:color="C7CBDC" w:sz="4"/>
+              <w:right w:val="single" w:color="C7CBDC" w:sz="4"/>
+            </w:tcBorders>
+            <w:shd w:fill="F7F8FC" w:color="auto" w:val="clear"/>
+            <w:tcMar>
+              <w:top w:type="dxa" w:w="60"/>
+              <w:left w:type="dxa" w:w="90"/>
+              <w:bottom w:type="dxa" w:w="60"/>
+              <w:right w:type="dxa" w:w="90"/>
+            </w:tcMar>
+            <w:vAlign w:val="top"/>
+          </w:tcPr>
+          <w:p>
+            <w:pPr>
+              <w:spacing w:after="0" w:before="0"/>
+            </w:pPr>
+            <w:r>
+              <w:rPr>
+                <w:rFonts w:ascii="Calibri" w:cs="Calibri" w:eastAsia="Calibri" w:hAnsi="Calibri"/>
+                <w:b/>
+                <w:bCs/>
+                <w:i w:val="false"/>
+                <w:iCs w:val="false"/>
+                <w:color w:val="1A1F36"/>
+                <w:sz w:val="18"/>
+                <w:szCs w:val="18"/>
+              </w:rPr>
+              <w:t xml:space="preserve">1786</w:t>
+            </w:r>
+          </w:p>
+        </w:tc>
+        <w:tc>
+          <w:tcPr>
+            <w:tcW w:type="dxa" w:w="2600"/>
+            <w:tcBorders>
+              <w:top w:val="single" w:color="C7CBDC" w:sz="4"/>
+              <w:left w:val="single" w:color="C7CBDC" w:sz="4"/>
+              <w:bottom w:val="single" w:color="C7CBDC" w:sz="4"/>
+              <w:right w:val="single" w:color="C7CBDC" w:sz="4"/>
+            </w:tcBorders>
+            <w:shd w:fill="F7F8FC" w:color="auto" w:val="clear"/>
+            <w:tcMar>
+              <w:top w:type="dxa" w:w="60"/>
+              <w:left w:type="dxa" w:w="90"/>
+              <w:bottom w:type="dxa" w:w="60"/>
+              <w:right w:type="dxa" w:w="90"/>
+            </w:tcMar>
+            <w:vAlign w:val="top"/>
+          </w:tcPr>
+          <w:p>
+            <w:pPr>
+              <w:spacing w:after="0"/>
+            </w:pPr>
+            <w:r>
+              <w:rPr>
+                <w:rFonts w:ascii="Calibri" w:cs="Calibri" w:eastAsia="Calibri" w:hAnsi="Calibri"/>
+                <w:b w:val="false"/>
+                <w:bCs w:val="false"/>
+                <w:i w:val="false"/>
+                <w:iCs w:val="false"/>
+                <w:color w:val="1A1F36"/>
+                <w:sz w:val="18"/>
+                <w:szCs w:val="18"/>
+              </w:rPr>
+              <w:t xml:space="preserve">20.09.2026  07:35</w:t>
+            </w:r>
+            <w:r>
+              <w:rPr>
+                <w:rFonts w:ascii="Calibri" w:cs="Calibri" w:eastAsia="Calibri" w:hAnsi="Calibri"/>
+                <w:b w:val="false"/>
+                <w:bCs w:val="false"/>
+                <w:i w:val="false"/>
+                <w:iCs w:val="false"/>
+                <w:color w:val="1A1F36"/>
+                <w:sz w:val="18"/>
+                <w:szCs w:val="18"/>
+              </w:rPr>
+              <w:br/>
+              <w:t xml:space="preserve">Байкал — Металлист</w:t>
+            </w:r>
+          </w:p>
+        </w:tc>
+        <w:tc>
+          <w:tcPr>
+            <w:tcW w:type="dxa" w:w="4200"/>
+            <w:tcBorders>
+              <w:top w:val="single" w:color="C7CBDC" w:sz="4"/>
+              <w:left w:val="single" w:color="C7CBDC" w:sz="4"/>
+              <w:bottom w:val="single" w:color="C7CBDC" w:sz="4"/>
+              <w:right w:val="single" w:color="C7CBDC" w:sz="4"/>
+            </w:tcBorders>
+            <w:shd w:fill="F7F8FC" w:color="auto" w:val="clear"/>
+            <w:tcMar>
+              <w:top w:type="dxa" w:w="60"/>
+              <w:left w:type="dxa" w:w="90"/>
+              <w:bottom w:type="dxa" w:w="60"/>
+              <w:right w:type="dxa" w:w="90"/>
+            </w:tcMar>
+            <w:vAlign w:val="top"/>
+          </w:tcPr>
+          <w:p>
+            <w:pPr>
+              <w:spacing w:after="0" w:before="0"/>
+            </w:pPr>
+            <w:r>
+              <w:rPr>
+                <w:rFonts w:ascii="Calibri" w:cs="Calibri" w:eastAsia="Calibri" w:hAnsi="Calibri"/>
+                <w:b w:val="false"/>
+                <w:bCs w:val="false"/>
+                <w:i w:val="false"/>
+                <w:iCs w:val="false"/>
+                <w:color w:val="5A5F7A"/>
+                <w:sz w:val="18"/>
+                <w:szCs w:val="18"/>
+              </w:rPr>
+              <w:t xml:space="preserve">итог 5*4, периоды 0*3 2*1 2*0</w:t>
+            </w:r>
+          </w:p>
+        </w:tc>
+        <w:tc>
+          <w:tcPr>
+            <w:tcW w:type="dxa" w:w="4200"/>
+            <w:tcBorders>
+              <w:top w:val="single" w:color="C7CBDC" w:sz="4"/>
+              <w:left w:val="single" w:color="C7CBDC" w:sz="4"/>
+              <w:bottom w:val="single" w:color="C7CBDC" w:sz="4"/>
+              <w:right w:val="single" w:color="C7CBDC" w:sz="4"/>
+            </w:tcBorders>
+            <w:shd w:fill="F7F8FC" w:color="auto" w:val="clear"/>
+            <w:tcMar>
+              <w:top w:type="dxa" w:w="60"/>
+              <w:left w:type="dxa" w:w="90"/>
+              <w:bottom w:type="dxa" w:w="60"/>
+              <w:right w:type="dxa" w:w="90"/>
+            </w:tcMar>
+            <w:vAlign w:val="top"/>
+          </w:tcPr>
+          <w:p>
+            <w:pPr>
+              <w:spacing w:after="0" w:before="0"/>
+            </w:pPr>
+            <w:r>
+              <w:rPr>
+                <w:rFonts w:ascii="Calibri" w:cs="Calibri" w:eastAsia="Calibri" w:hAnsi="Calibri"/>
+                <w:b/>
+                <w:bCs/>
+                <w:i w:val="false"/>
+                <w:iCs w:val="false"/>
+                <w:color w:val="1A1F36"/>
+                <w:sz w:val="18"/>
+                <w:szCs w:val="18"/>
+              </w:rPr>
+              <w:t xml:space="preserve">итог 5*4, периоды 0*3 2*1 2*0 1*0</w:t>
+            </w:r>
+          </w:p>
+        </w:tc>
+        <w:tc>
+          <w:tcPr>
+            <w:tcW w:type="dxa" w:w="3350"/>
+            <w:tcBorders>
+              <w:top w:val="single" w:color="C7CBDC" w:sz="4"/>
+              <w:left w:val="single" w:color="C7CBDC" w:sz="4"/>
+              <w:bottom w:val="single" w:color="C7CBDC" w:sz="4"/>
+              <w:right w:val="single" w:color="C7CBDC" w:sz="4"/>
+            </w:tcBorders>
+            <w:shd w:fill="F7F8FC" w:color="auto" w:val="clear"/>
+            <w:tcMar>
+              <w:top w:type="dxa" w:w="60"/>
+              <w:left w:type="dxa" w:w="90"/>
+              <w:bottom w:type="dxa" w:w="60"/>
+              <w:right w:type="dxa" w:w="90"/>
+            </w:tcMar>
+            <w:vAlign w:val="top"/>
+          </w:tcPr>
+          <w:p>
+            <w:pPr>
+              <w:spacing w:after="0" w:before="0"/>
+            </w:pPr>
+            <w:r>
+              <w:rPr>
+                <w:rFonts w:ascii="Calibri" w:cs="Calibri" w:eastAsia="Calibri" w:hAnsi="Calibri"/>
+                <w:b w:val="false"/>
+                <w:bCs w:val="false"/>
+                <w:i w:val="false"/>
+                <w:iCs w:val="false"/>
+                <w:color w:val="1A1F36"/>
+                <w:sz w:val="18"/>
+                <w:szCs w:val="18"/>
+              </w:rPr>
+              <w:t xml:space="preserve">после трёх периодов 4:4, итог 5:4 — буллиты, дописаны четвёртым периодом, как в остальных матчах файла</w:t>
+            </w:r>
+          </w:p>
+        </w:tc>
+      </w:tr>
+      <w:tr>
+        <w:tc>
+          <w:tcPr>
+            <w:tcW w:type="dxa" w:w="900"/>
+            <w:tcBorders>
+              <w:top w:val="single" w:color="C7CBDC" w:sz="4"/>
+              <w:left w:val="single" w:color="C7CBDC" w:sz="4"/>
+              <w:bottom w:val="single" w:color="C7CBDC" w:sz="4"/>
+              <w:right w:val="single" w:color="C7CBDC" w:sz="4"/>
+            </w:tcBorders>
+            <w:tcMar>
+              <w:top w:type="dxa" w:w="60"/>
+              <w:left w:type="dxa" w:w="90"/>
+              <w:bottom w:type="dxa" w:w="60"/>
+              <w:right w:type="dxa" w:w="90"/>
+            </w:tcMar>
+            <w:vAlign w:val="top"/>
+          </w:tcPr>
+          <w:p>
+            <w:pPr>
+              <w:spacing w:after="0" w:before="0"/>
+            </w:pPr>
+            <w:r>
+              <w:rPr>
+                <w:rFonts w:ascii="Calibri" w:cs="Calibri" w:eastAsia="Calibri" w:hAnsi="Calibri"/>
+                <w:b/>
+                <w:bCs/>
+                <w:i w:val="false"/>
+                <w:iCs w:val="false"/>
+                <w:color w:val="1A1F36"/>
+                <w:sz w:val="18"/>
+                <w:szCs w:val="18"/>
+              </w:rPr>
+              <w:t xml:space="preserve">2311</w:t>
+            </w:r>
+          </w:p>
+        </w:tc>
+        <w:tc>
+          <w:tcPr>
+            <w:tcW w:type="dxa" w:w="2600"/>
+            <w:tcBorders>
+              <w:top w:val="single" w:color="C7CBDC" w:sz="4"/>
+              <w:left w:val="single" w:color="C7CBDC" w:sz="4"/>
+              <w:bottom w:val="single" w:color="C7CBDC" w:sz="4"/>
+              <w:right w:val="single" w:color="C7CBDC" w:sz="4"/>
+            </w:tcBorders>
+            <w:tcMar>
+              <w:top w:type="dxa" w:w="60"/>
+              <w:left w:type="dxa" w:w="90"/>
+              <w:bottom w:type="dxa" w:w="60"/>
+              <w:right w:type="dxa" w:w="90"/>
+            </w:tcMar>
+            <w:vAlign w:val="top"/>
+          </w:tcPr>
+          <w:p>
+            <w:pPr>
+              <w:spacing w:after="0"/>
+            </w:pPr>
+            <w:r>
+              <w:rPr>
+                <w:rFonts w:ascii="Calibri" w:cs="Calibri" w:eastAsia="Calibri" w:hAnsi="Calibri"/>
+                <w:b w:val="false"/>
+                <w:bCs w:val="false"/>
+                <w:i w:val="false"/>
+                <w:iCs w:val="false"/>
+                <w:color w:val="1A1F36"/>
+                <w:sz w:val="18"/>
+                <w:szCs w:val="18"/>
+              </w:rPr>
+              <w:t xml:space="preserve">25.09.2026  07:45</w:t>
+            </w:r>
+            <w:r>
+              <w:rPr>
+                <w:rFonts w:ascii="Calibri" w:cs="Calibri" w:eastAsia="Calibri" w:hAnsi="Calibri"/>
+                <w:b w:val="false"/>
+                <w:bCs w:val="false"/>
+                <w:i w:val="false"/>
+                <w:iCs w:val="false"/>
+                <w:color w:val="1A1F36"/>
+                <w:sz w:val="18"/>
+                <w:szCs w:val="18"/>
+              </w:rPr>
+              <w:br/>
+              <w:t xml:space="preserve">Энергетик — Байкал</w:t>
+            </w:r>
+          </w:p>
+        </w:tc>
+        <w:tc>
+          <w:tcPr>
+            <w:tcW w:type="dxa" w:w="4200"/>
+            <w:tcBorders>
+              <w:top w:val="single" w:color="C7CBDC" w:sz="4"/>
+              <w:left w:val="single" w:color="C7CBDC" w:sz="4"/>
+              <w:bottom w:val="single" w:color="C7CBDC" w:sz="4"/>
+              <w:right w:val="single" w:color="C7CBDC" w:sz="4"/>
+            </w:tcBorders>
+            <w:tcMar>
+              <w:top w:type="dxa" w:w="60"/>
+              <w:left w:type="dxa" w:w="90"/>
+              <w:bottom w:type="dxa" w:w="60"/>
+              <w:right w:type="dxa" w:w="90"/>
+            </w:tcMar>
+            <w:vAlign w:val="top"/>
+          </w:tcPr>
+          <w:p>
+            <w:pPr>
+              <w:spacing w:after="0" w:before="0"/>
+            </w:pPr>
+            <w:r>
+              <w:rPr>
+                <w:rFonts w:ascii="Calibri" w:cs="Calibri" w:eastAsia="Calibri" w:hAnsi="Calibri"/>
+                <w:b w:val="false"/>
+                <w:bCs w:val="false"/>
+                <w:i w:val="false"/>
+                <w:iCs w:val="false"/>
+                <w:color w:val="5A5F7A"/>
+                <w:sz w:val="18"/>
+                <w:szCs w:val="18"/>
+              </w:rPr>
+              <w:t xml:space="preserve">итог 2*3, периоды 0*1 0*1 2*1 0*1</w:t>
+            </w:r>
+          </w:p>
+        </w:tc>
+        <w:tc>
+          <w:tcPr>
+            <w:tcW w:type="dxa" w:w="4200"/>
+            <w:tcBorders>
+              <w:top w:val="single" w:color="C7CBDC" w:sz="4"/>
+              <w:left w:val="single" w:color="C7CBDC" w:sz="4"/>
+              <w:bottom w:val="single" w:color="C7CBDC" w:sz="4"/>
+              <w:right w:val="single" w:color="C7CBDC" w:sz="4"/>
+            </w:tcBorders>
+            <w:tcMar>
+              <w:top w:type="dxa" w:w="60"/>
+              <w:left w:type="dxa" w:w="90"/>
+              <w:bottom w:type="dxa" w:w="60"/>
+              <w:right w:type="dxa" w:w="90"/>
+            </w:tcMar>
+            <w:vAlign w:val="top"/>
+          </w:tcPr>
+          <w:p>
+            <w:pPr>
+              <w:spacing w:after="0" w:before="0"/>
+            </w:pPr>
+            <w:r>
+              <w:rPr>
+                <w:rFonts w:ascii="Calibri" w:cs="Calibri" w:eastAsia="Calibri" w:hAnsi="Calibri"/>
+                <w:b/>
+                <w:bCs/>
+                <w:i w:val="false"/>
+                <w:iCs w:val="false"/>
+                <w:color w:val="1A1F36"/>
+                <w:sz w:val="18"/>
+                <w:szCs w:val="18"/>
+              </w:rPr>
+              <w:t xml:space="preserve">итог 2*3, периоды 0*1 0*1 2*1</w:t>
+            </w:r>
+          </w:p>
+        </w:tc>
+        <w:tc>
+          <w:tcPr>
+            <w:tcW w:type="dxa" w:w="3350"/>
+            <w:tcBorders>
+              <w:top w:val="single" w:color="C7CBDC" w:sz="4"/>
+              <w:left w:val="single" w:color="C7CBDC" w:sz="4"/>
+              <w:bottom w:val="single" w:color="C7CBDC" w:sz="4"/>
+              <w:right w:val="single" w:color="C7CBDC" w:sz="4"/>
+            </w:tcBorders>
+            <w:tcMar>
+              <w:top w:type="dxa" w:w="60"/>
+              <w:left w:type="dxa" w:w="90"/>
+              <w:bottom w:type="dxa" w:w="60"/>
+              <w:right w:type="dxa" w:w="90"/>
+            </w:tcMar>
+            <w:vAlign w:val="top"/>
+          </w:tcPr>
+          <w:p>
+            <w:pPr>
+              <w:spacing w:after="0" w:before="0"/>
+            </w:pPr>
+            <w:r>
+              <w:rPr>
+                <w:rFonts w:ascii="Calibri" w:cs="Calibri" w:eastAsia="Calibri" w:hAnsi="Calibri"/>
+                <w:b w:val="false"/>
+                <w:bCs w:val="false"/>
+                <w:i w:val="false"/>
+                <w:iCs w:val="false"/>
+                <w:color w:val="1A1F36"/>
+                <w:sz w:val="18"/>
+                <w:szCs w:val="18"/>
+              </w:rPr>
+              <w:t xml:space="preserve">лишний четвёртый период: ничьей после трёх периодов нет, без него счёт сходится</w:t>
+            </w:r>
+          </w:p>
+        </w:tc>
+      </w:tr>
+      <w:tr>
+        <w:tc>
+          <w:tcPr>
+            <w:tcW w:type="dxa" w:w="900"/>
+            <w:tcBorders>
+              <w:top w:val="single" w:color="C7CBDC" w:sz="4"/>
+              <w:left w:val="single" w:color="C7CBDC" w:sz="4"/>
+              <w:bottom w:val="single" w:color="C7CBDC" w:sz="4"/>
+              <w:right w:val="single" w:color="C7CBDC" w:sz="4"/>
+            </w:tcBorders>
+            <w:shd w:fill="F7F8FC" w:color="auto" w:val="clear"/>
+            <w:tcMar>
+              <w:top w:type="dxa" w:w="60"/>
+              <w:left w:type="dxa" w:w="90"/>
+              <w:bottom w:type="dxa" w:w="60"/>
+              <w:right w:type="dxa" w:w="90"/>
+            </w:tcMar>
+            <w:vAlign w:val="top"/>
+          </w:tcPr>
+          <w:p>
+            <w:pPr>
+              <w:spacing w:after="0" w:before="0"/>
+            </w:pPr>
+            <w:r>
+              <w:rPr>
+                <w:rFonts w:ascii="Calibri" w:cs="Calibri" w:eastAsia="Calibri" w:hAnsi="Calibri"/>
+                <w:b/>
+                <w:bCs/>
+                <w:i w:val="false"/>
+                <w:iCs w:val="false"/>
+                <w:color w:val="1A1F36"/>
+                <w:sz w:val="18"/>
+                <w:szCs w:val="18"/>
+              </w:rPr>
+              <w:t xml:space="preserve">466</w:t>
+            </w:r>
+          </w:p>
+        </w:tc>
+        <w:tc>
+          <w:tcPr>
+            <w:tcW w:type="dxa" w:w="2600"/>
+            <w:tcBorders>
+              <w:top w:val="single" w:color="C7CBDC" w:sz="4"/>
+              <w:left w:val="single" w:color="C7CBDC" w:sz="4"/>
+              <w:bottom w:val="single" w:color="C7CBDC" w:sz="4"/>
+              <w:right w:val="single" w:color="C7CBDC" w:sz="4"/>
+            </w:tcBorders>
+            <w:shd w:fill="F7F8FC" w:color="auto" w:val="clear"/>
+            <w:tcMar>
+              <w:top w:type="dxa" w:w="60"/>
+              <w:left w:type="dxa" w:w="90"/>
+              <w:bottom w:type="dxa" w:w="60"/>
+              <w:right w:type="dxa" w:w="90"/>
+            </w:tcMar>
+            <w:vAlign w:val="top"/>
+          </w:tcPr>
+          <w:p>
+            <w:pPr>
+              <w:spacing w:after="0"/>
+            </w:pPr>
+            <w:r>
+              <w:rPr>
+                <w:rFonts w:ascii="Calibri" w:cs="Calibri" w:eastAsia="Calibri" w:hAnsi="Calibri"/>
+                <w:b w:val="false"/>
+                <w:bCs w:val="false"/>
+                <w:i w:val="false"/>
+                <w:iCs w:val="false"/>
+                <w:color w:val="1A1F36"/>
+                <w:sz w:val="18"/>
+                <w:szCs w:val="18"/>
+              </w:rPr>
+              <w:t xml:space="preserve">05.09.2026  09:15</w:t>
+            </w:r>
+            <w:r>
+              <w:rPr>
+                <w:rFonts w:ascii="Calibri" w:cs="Calibri" w:eastAsia="Calibri" w:hAnsi="Calibri"/>
+                <w:b w:val="false"/>
+                <w:bCs w:val="false"/>
+                <w:i w:val="false"/>
+                <w:iCs w:val="false"/>
+                <w:color w:val="1A1F36"/>
+                <w:sz w:val="18"/>
+                <w:szCs w:val="18"/>
+              </w:rPr>
+              <w:br/>
+              <w:t xml:space="preserve">Партизан — Байкал</w:t>
+            </w:r>
+          </w:p>
+        </w:tc>
+        <w:tc>
+          <w:tcPr>
+            <w:tcW w:type="dxa" w:w="4200"/>
+            <w:tcBorders>
+              <w:top w:val="single" w:color="C7CBDC" w:sz="4"/>
+              <w:left w:val="single" w:color="C7CBDC" w:sz="4"/>
+              <w:bottom w:val="single" w:color="C7CBDC" w:sz="4"/>
+              <w:right w:val="single" w:color="C7CBDC" w:sz="4"/>
+            </w:tcBorders>
+            <w:shd w:fill="F7F8FC" w:color="auto" w:val="clear"/>
+            <w:tcMar>
+              <w:top w:type="dxa" w:w="60"/>
+              <w:left w:type="dxa" w:w="90"/>
+              <w:bottom w:type="dxa" w:w="60"/>
+              <w:right w:type="dxa" w:w="90"/>
+            </w:tcMar>
+            <w:vAlign w:val="top"/>
+          </w:tcPr>
+          <w:p>
+            <w:pPr>
+              <w:spacing w:after="0" w:before="0"/>
+            </w:pPr>
+            <w:r>
+              <w:rPr>
+                <w:rFonts w:ascii="Calibri" w:cs="Calibri" w:eastAsia="Calibri" w:hAnsi="Calibri"/>
+                <w:b w:val="false"/>
+                <w:bCs w:val="false"/>
+                <w:i w:val="false"/>
+                <w:iCs w:val="false"/>
+                <w:color w:val="5A5F7A"/>
+                <w:sz w:val="18"/>
+                <w:szCs w:val="18"/>
+              </w:rPr>
+              <w:t xml:space="preserve">итог 3*5, периоды 3 days, 0:00:00 1*1 2*1</w:t>
+            </w:r>
+          </w:p>
+        </w:tc>
+        <w:tc>
+          <w:tcPr>
+            <w:tcW w:type="dxa" w:w="4200"/>
+            <w:tcBorders>
+              <w:top w:val="single" w:color="C7CBDC" w:sz="4"/>
+              <w:left w:val="single" w:color="C7CBDC" w:sz="4"/>
+              <w:bottom w:val="single" w:color="C7CBDC" w:sz="4"/>
+              <w:right w:val="single" w:color="C7CBDC" w:sz="4"/>
+            </w:tcBorders>
+            <w:shd w:fill="F7F8FC" w:color="auto" w:val="clear"/>
+            <w:tcMar>
+              <w:top w:type="dxa" w:w="60"/>
+              <w:left w:type="dxa" w:w="90"/>
+              <w:bottom w:type="dxa" w:w="60"/>
+              <w:right w:type="dxa" w:w="90"/>
+            </w:tcMar>
+            <w:vAlign w:val="top"/>
+          </w:tcPr>
+          <w:p>
+            <w:pPr>
+              <w:spacing w:after="0" w:before="0"/>
+            </w:pPr>
+            <w:r>
+              <w:rPr>
+                <w:rFonts w:ascii="Calibri" w:cs="Calibri" w:eastAsia="Calibri" w:hAnsi="Calibri"/>
+                <w:b/>
+                <w:bCs/>
+                <w:i w:val="false"/>
+                <w:iCs w:val="false"/>
+                <w:color w:val="1A1F36"/>
+                <w:sz w:val="18"/>
+                <w:szCs w:val="18"/>
+              </w:rPr>
+              <w:t xml:space="preserve">итог 3*5, периоды 0*3 1*1 2*1</w:t>
+            </w:r>
+          </w:p>
+        </w:tc>
+        <w:tc>
+          <w:tcPr>
+            <w:tcW w:type="dxa" w:w="3350"/>
+            <w:tcBorders>
+              <w:top w:val="single" w:color="C7CBDC" w:sz="4"/>
+              <w:left w:val="single" w:color="C7CBDC" w:sz="4"/>
+              <w:bottom w:val="single" w:color="C7CBDC" w:sz="4"/>
+              <w:right w:val="single" w:color="C7CBDC" w:sz="4"/>
+            </w:tcBorders>
+            <w:shd w:fill="F7F8FC" w:color="auto" w:val="clear"/>
+            <w:tcMar>
+              <w:top w:type="dxa" w:w="60"/>
+              <w:left w:type="dxa" w:w="90"/>
+              <w:bottom w:type="dxa" w:w="60"/>
+              <w:right w:type="dxa" w:w="90"/>
+            </w:tcMar>
+            <w:vAlign w:val="top"/>
+          </w:tcPr>
+          <w:p>
+            <w:pPr>
+              <w:spacing w:after="0" w:before="0"/>
+            </w:pPr>
+            <w:r>
+              <w:rPr>
+                <w:rFonts w:ascii="Calibri" w:cs="Calibri" w:eastAsia="Calibri" w:hAnsi="Calibri"/>
+                <w:b w:val="false"/>
+                <w:bCs w:val="false"/>
+                <w:i w:val="false"/>
+                <w:iCs w:val="false"/>
+                <w:color w:val="1A1F36"/>
+                <w:sz w:val="18"/>
+                <w:szCs w:val="18"/>
+              </w:rPr>
+              <w:t xml:space="preserve">в ячейке первого периода число 3 (Excel показывал 72:00:00); по итогу 3:5 и двум другим периодам — 0:3</w:t>
             </w:r>
           </w:p>
         </w:tc>

--- a/reports/Vnesennye_ispravleniya.docx
+++ b/reports/Vnesennye_ispravleniya.docx
@@ -189,6 +189,25 @@
           <w:sz w:val="18"/>
           <w:szCs w:val="18"/>
         </w:rPr>
+        <w:t xml:space="preserve">Основание: Решение исполнителя от 29.10.2026, подтверждено заказчиком: время начала по сайту лиги</w:t>
+      </w:r>
+    </w:p>
+    <w:p>
+      <w:pPr>
+        <w:spacing w:after="40" w:before="0"/>
+        <w:jc w:val="center"/>
+      </w:pPr>
+      <w:r>
+        <w:rPr>
+          <w:rFonts w:ascii="Calibri" w:cs="Calibri" w:eastAsia="Calibri" w:hAnsi="Calibri"/>
+          <w:b w:val="false"/>
+          <w:bCs w:val="false"/>
+          <w:i w:val="false"/>
+          <w:iCs w:val="false"/>
+          <w:color w:val="5A5F7A"/>
+          <w:sz w:val="18"/>
+          <w:szCs w:val="18"/>
+        </w:rPr>
         <w:t xml:space="preserve">Основание: Ответы проверяющих в отчёте от 01.10.2026 (файл Otchet_o_proverke_s_pravkami_zapad.docx)</w:t>
       </w:r>
     </w:p>
@@ -7494,6 +7513,1823 @@
     <w:p>
       <w:pPr>
         <w:keepNext/>
+        <w:spacing w:after="80" w:before="200"/>
+      </w:pPr>
+      <w:r>
+        <w:rPr>
+          <w:rFonts w:ascii="Calibri" w:cs="Calibri" w:eastAsia="Calibri" w:hAnsi="Calibri"/>
+          <w:b/>
+          <w:bCs/>
+          <w:i w:val="false"/>
+          <w:iCs w:val="false"/>
+          <w:color w:val="1A1F36"/>
+          <w:sz w:val="22"/>
+          <w:szCs w:val="22"/>
+        </w:rPr>
+        <w:t xml:space="preserve">Сентябрь 2026</w:t>
+      </w:r>
+    </w:p>
+    <w:tbl>
+      <w:tblPr>
+        <w:tblW w:type="dxa" w:w="15250"/>
+        <w:tblBorders>
+          <w:top w:val="single" w:color="auto" w:sz="4"/>
+          <w:left w:val="single" w:color="auto" w:sz="4"/>
+          <w:bottom w:val="single" w:color="auto" w:sz="4"/>
+          <w:right w:val="single" w:color="auto" w:sz="4"/>
+          <w:insideH w:val="single" w:color="auto" w:sz="4"/>
+          <w:insideV w:val="single" w:color="auto" w:sz="4"/>
+        </w:tblBorders>
+      </w:tblPr>
+      <w:tblGrid>
+        <w:gridCol w:w="900"/>
+        <w:gridCol w:w="2600"/>
+        <w:gridCol w:w="4200"/>
+        <w:gridCol w:w="4200"/>
+        <w:gridCol w:w="3350"/>
+      </w:tblGrid>
+      <w:tr>
+        <w:trPr>
+          <w:tblHeader/>
+        </w:trPr>
+        <w:tc>
+          <w:tcPr>
+            <w:tcW w:type="dxa" w:w="900"/>
+            <w:tcBorders>
+              <w:top w:val="single" w:color="C7CBDC" w:sz="4"/>
+              <w:left w:val="single" w:color="C7CBDC" w:sz="4"/>
+              <w:bottom w:val="single" w:color="C7CBDC" w:sz="4"/>
+              <w:right w:val="single" w:color="C7CBDC" w:sz="4"/>
+            </w:tcBorders>
+            <w:shd w:fill="EEF0F7" w:color="auto" w:val="clear"/>
+            <w:tcMar>
+              <w:top w:type="dxa" w:w="60"/>
+              <w:left w:type="dxa" w:w="90"/>
+              <w:bottom w:type="dxa" w:w="60"/>
+              <w:right w:type="dxa" w:w="90"/>
+            </w:tcMar>
+            <w:vAlign w:val="top"/>
+          </w:tcPr>
+          <w:p>
+            <w:pPr>
+              <w:spacing w:after="0" w:before="0"/>
+            </w:pPr>
+            <w:r>
+              <w:rPr>
+                <w:rFonts w:ascii="Calibri" w:cs="Calibri" w:eastAsia="Calibri" w:hAnsi="Calibri"/>
+                <w:b/>
+                <w:bCs/>
+                <w:i w:val="false"/>
+                <w:iCs w:val="false"/>
+                <w:color w:val="1A1F36"/>
+                <w:sz w:val="18"/>
+                <w:szCs w:val="18"/>
+              </w:rPr>
+              <w:t xml:space="preserve">Стр.</w:t>
+            </w:r>
+          </w:p>
+        </w:tc>
+        <w:tc>
+          <w:tcPr>
+            <w:tcW w:type="dxa" w:w="2600"/>
+            <w:tcBorders>
+              <w:top w:val="single" w:color="C7CBDC" w:sz="4"/>
+              <w:left w:val="single" w:color="C7CBDC" w:sz="4"/>
+              <w:bottom w:val="single" w:color="C7CBDC" w:sz="4"/>
+              <w:right w:val="single" w:color="C7CBDC" w:sz="4"/>
+            </w:tcBorders>
+            <w:shd w:fill="EEF0F7" w:color="auto" w:val="clear"/>
+            <w:tcMar>
+              <w:top w:type="dxa" w:w="60"/>
+              <w:left w:type="dxa" w:w="90"/>
+              <w:bottom w:type="dxa" w:w="60"/>
+              <w:right w:type="dxa" w:w="90"/>
+            </w:tcMar>
+            <w:vAlign w:val="top"/>
+          </w:tcPr>
+          <w:p>
+            <w:pPr>
+              <w:spacing w:after="0" w:before="0"/>
+            </w:pPr>
+            <w:r>
+              <w:rPr>
+                <w:rFonts w:ascii="Calibri" w:cs="Calibri" w:eastAsia="Calibri" w:hAnsi="Calibri"/>
+                <w:b/>
+                <w:bCs/>
+                <w:i w:val="false"/>
+                <w:iCs w:val="false"/>
+                <w:color w:val="1A1F36"/>
+                <w:sz w:val="18"/>
+                <w:szCs w:val="18"/>
+              </w:rPr>
+              <w:t xml:space="preserve">Матч</w:t>
+            </w:r>
+          </w:p>
+        </w:tc>
+        <w:tc>
+          <w:tcPr>
+            <w:tcW w:type="dxa" w:w="4200"/>
+            <w:tcBorders>
+              <w:top w:val="single" w:color="C7CBDC" w:sz="4"/>
+              <w:left w:val="single" w:color="C7CBDC" w:sz="4"/>
+              <w:bottom w:val="single" w:color="C7CBDC" w:sz="4"/>
+              <w:right w:val="single" w:color="C7CBDC" w:sz="4"/>
+            </w:tcBorders>
+            <w:shd w:fill="EEF0F7" w:color="auto" w:val="clear"/>
+            <w:tcMar>
+              <w:top w:type="dxa" w:w="60"/>
+              <w:left w:type="dxa" w:w="90"/>
+              <w:bottom w:type="dxa" w:w="60"/>
+              <w:right w:type="dxa" w:w="90"/>
+            </w:tcMar>
+            <w:vAlign w:val="top"/>
+          </w:tcPr>
+          <w:p>
+            <w:pPr>
+              <w:spacing w:after="0" w:before="0"/>
+            </w:pPr>
+            <w:r>
+              <w:rPr>
+                <w:rFonts w:ascii="Calibri" w:cs="Calibri" w:eastAsia="Calibri" w:hAnsi="Calibri"/>
+                <w:b/>
+                <w:bCs/>
+                <w:i w:val="false"/>
+                <w:iCs w:val="false"/>
+                <w:color w:val="1A1F36"/>
+                <w:sz w:val="18"/>
+                <w:szCs w:val="18"/>
+              </w:rPr>
+              <w:t xml:space="preserve">Было</w:t>
+            </w:r>
+          </w:p>
+        </w:tc>
+        <w:tc>
+          <w:tcPr>
+            <w:tcW w:type="dxa" w:w="4200"/>
+            <w:tcBorders>
+              <w:top w:val="single" w:color="C7CBDC" w:sz="4"/>
+              <w:left w:val="single" w:color="C7CBDC" w:sz="4"/>
+              <w:bottom w:val="single" w:color="C7CBDC" w:sz="4"/>
+              <w:right w:val="single" w:color="C7CBDC" w:sz="4"/>
+            </w:tcBorders>
+            <w:shd w:fill="EEF0F7" w:color="auto" w:val="clear"/>
+            <w:tcMar>
+              <w:top w:type="dxa" w:w="60"/>
+              <w:left w:type="dxa" w:w="90"/>
+              <w:bottom w:type="dxa" w:w="60"/>
+              <w:right w:type="dxa" w:w="90"/>
+            </w:tcMar>
+            <w:vAlign w:val="top"/>
+          </w:tcPr>
+          <w:p>
+            <w:pPr>
+              <w:spacing w:after="0" w:before="0"/>
+            </w:pPr>
+            <w:r>
+              <w:rPr>
+                <w:rFonts w:ascii="Calibri" w:cs="Calibri" w:eastAsia="Calibri" w:hAnsi="Calibri"/>
+                <w:b/>
+                <w:bCs/>
+                <w:i w:val="false"/>
+                <w:iCs w:val="false"/>
+                <w:color w:val="1A1F36"/>
+                <w:sz w:val="18"/>
+                <w:szCs w:val="18"/>
+              </w:rPr>
+              <w:t xml:space="preserve">Стало</w:t>
+            </w:r>
+          </w:p>
+        </w:tc>
+        <w:tc>
+          <w:tcPr>
+            <w:tcW w:type="dxa" w:w="3350"/>
+            <w:tcBorders>
+              <w:top w:val="single" w:color="C7CBDC" w:sz="4"/>
+              <w:left w:val="single" w:color="C7CBDC" w:sz="4"/>
+              <w:bottom w:val="single" w:color="C7CBDC" w:sz="4"/>
+              <w:right w:val="single" w:color="C7CBDC" w:sz="4"/>
+            </w:tcBorders>
+            <w:shd w:fill="EEF0F7" w:color="auto" w:val="clear"/>
+            <w:tcMar>
+              <w:top w:type="dxa" w:w="60"/>
+              <w:left w:type="dxa" w:w="90"/>
+              <w:bottom w:type="dxa" w:w="60"/>
+              <w:right w:type="dxa" w:w="90"/>
+            </w:tcMar>
+            <w:vAlign w:val="top"/>
+          </w:tcPr>
+          <w:p>
+            <w:pPr>
+              <w:spacing w:after="0" w:before="0"/>
+            </w:pPr>
+            <w:r>
+              <w:rPr>
+                <w:rFonts w:ascii="Calibri" w:cs="Calibri" w:eastAsia="Calibri" w:hAnsi="Calibri"/>
+                <w:b/>
+                <w:bCs/>
+                <w:i w:val="false"/>
+                <w:iCs w:val="false"/>
+                <w:color w:val="1A1F36"/>
+                <w:sz w:val="18"/>
+                <w:szCs w:val="18"/>
+              </w:rPr>
+              <w:t xml:space="preserve">Основание</w:t>
+            </w:r>
+          </w:p>
+        </w:tc>
+      </w:tr>
+      <w:tr>
+        <w:tc>
+          <w:tcPr>
+            <w:tcW w:type="dxa" w:w="900"/>
+            <w:tcBorders>
+              <w:top w:val="single" w:color="C7CBDC" w:sz="4"/>
+              <w:left w:val="single" w:color="C7CBDC" w:sz="4"/>
+              <w:bottom w:val="single" w:color="C7CBDC" w:sz="4"/>
+              <w:right w:val="single" w:color="C7CBDC" w:sz="4"/>
+            </w:tcBorders>
+            <w:tcMar>
+              <w:top w:type="dxa" w:w="60"/>
+              <w:left w:type="dxa" w:w="90"/>
+              <w:bottom w:type="dxa" w:w="60"/>
+              <w:right w:type="dxa" w:w="90"/>
+            </w:tcMar>
+            <w:vAlign w:val="top"/>
+          </w:tcPr>
+          <w:p>
+            <w:pPr>
+              <w:spacing w:after="0" w:before="0"/>
+            </w:pPr>
+            <w:r>
+              <w:rPr>
+                <w:rFonts w:ascii="Calibri" w:cs="Calibri" w:eastAsia="Calibri" w:hAnsi="Calibri"/>
+                <w:b/>
+                <w:bCs/>
+                <w:i w:val="false"/>
+                <w:iCs w:val="false"/>
+                <w:color w:val="1A1F36"/>
+                <w:sz w:val="18"/>
+                <w:szCs w:val="18"/>
+              </w:rPr>
+              <w:t xml:space="preserve">541</w:t>
+            </w:r>
+          </w:p>
+        </w:tc>
+        <w:tc>
+          <w:tcPr>
+            <w:tcW w:type="dxa" w:w="2600"/>
+            <w:tcBorders>
+              <w:top w:val="single" w:color="C7CBDC" w:sz="4"/>
+              <w:left w:val="single" w:color="C7CBDC" w:sz="4"/>
+              <w:bottom w:val="single" w:color="C7CBDC" w:sz="4"/>
+              <w:right w:val="single" w:color="C7CBDC" w:sz="4"/>
+            </w:tcBorders>
+            <w:tcMar>
+              <w:top w:type="dxa" w:w="60"/>
+              <w:left w:type="dxa" w:w="90"/>
+              <w:bottom w:type="dxa" w:w="60"/>
+              <w:right w:type="dxa" w:w="90"/>
+            </w:tcMar>
+            <w:vAlign w:val="top"/>
+          </w:tcPr>
+          <w:p>
+            <w:pPr>
+              <w:spacing w:after="0"/>
+            </w:pPr>
+            <w:r>
+              <w:rPr>
+                <w:rFonts w:ascii="Calibri" w:cs="Calibri" w:eastAsia="Calibri" w:hAnsi="Calibri"/>
+                <w:b w:val="false"/>
+                <w:bCs w:val="false"/>
+                <w:i w:val="false"/>
+                <w:iCs w:val="false"/>
+                <w:color w:val="1A1F36"/>
+                <w:sz w:val="18"/>
+                <w:szCs w:val="18"/>
+              </w:rPr>
+              <w:t xml:space="preserve">28.09.2026  00:00</w:t>
+            </w:r>
+            <w:r>
+              <w:rPr>
+                <w:rFonts w:ascii="Calibri" w:cs="Calibri" w:eastAsia="Calibri" w:hAnsi="Calibri"/>
+                <w:b w:val="false"/>
+                <w:bCs w:val="false"/>
+                <w:i w:val="false"/>
+                <w:iCs w:val="false"/>
+                <w:color w:val="1A1F36"/>
+                <w:sz w:val="18"/>
+                <w:szCs w:val="18"/>
+              </w:rPr>
+              <w:br/>
+              <w:t xml:space="preserve">Медведи — Рыси</w:t>
+            </w:r>
+          </w:p>
+        </w:tc>
+        <w:tc>
+          <w:tcPr>
+            <w:tcW w:type="dxa" w:w="4200"/>
+            <w:tcBorders>
+              <w:top w:val="single" w:color="C7CBDC" w:sz="4"/>
+              <w:left w:val="single" w:color="C7CBDC" w:sz="4"/>
+              <w:bottom w:val="single" w:color="C7CBDC" w:sz="4"/>
+              <w:right w:val="single" w:color="C7CBDC" w:sz="4"/>
+            </w:tcBorders>
+            <w:tcMar>
+              <w:top w:type="dxa" w:w="60"/>
+              <w:left w:type="dxa" w:w="90"/>
+              <w:bottom w:type="dxa" w:w="60"/>
+              <w:right w:type="dxa" w:w="90"/>
+            </w:tcMar>
+            <w:vAlign w:val="top"/>
+          </w:tcPr>
+          <w:p>
+            <w:pPr>
+              <w:spacing w:after="0" w:before="0"/>
+            </w:pPr>
+            <w:r>
+              <w:rPr>
+                <w:rFonts w:ascii="Calibri" w:cs="Calibri" w:eastAsia="Calibri" w:hAnsi="Calibri"/>
+                <w:b w:val="false"/>
+                <w:bCs w:val="false"/>
+                <w:i w:val="false"/>
+                <w:iCs w:val="false"/>
+                <w:color w:val="5A5F7A"/>
+                <w:sz w:val="18"/>
+                <w:szCs w:val="18"/>
+              </w:rPr>
+              <w:t xml:space="preserve">время не указано</w:t>
+            </w:r>
+          </w:p>
+        </w:tc>
+        <w:tc>
+          <w:tcPr>
+            <w:tcW w:type="dxa" w:w="4200"/>
+            <w:tcBorders>
+              <w:top w:val="single" w:color="C7CBDC" w:sz="4"/>
+              <w:left w:val="single" w:color="C7CBDC" w:sz="4"/>
+              <w:bottom w:val="single" w:color="C7CBDC" w:sz="4"/>
+              <w:right w:val="single" w:color="C7CBDC" w:sz="4"/>
+            </w:tcBorders>
+            <w:tcMar>
+              <w:top w:type="dxa" w:w="60"/>
+              <w:left w:type="dxa" w:w="90"/>
+              <w:bottom w:type="dxa" w:w="60"/>
+              <w:right w:type="dxa" w:w="90"/>
+            </w:tcMar>
+            <w:vAlign w:val="top"/>
+          </w:tcPr>
+          <w:p>
+            <w:pPr>
+              <w:spacing w:after="0" w:before="0"/>
+            </w:pPr>
+            <w:r>
+              <w:rPr>
+                <w:rFonts w:ascii="Calibri" w:cs="Calibri" w:eastAsia="Calibri" w:hAnsi="Calibri"/>
+                <w:b/>
+                <w:bCs/>
+                <w:i w:val="false"/>
+                <w:iCs w:val="false"/>
+                <w:color w:val="1A1F36"/>
+                <w:sz w:val="18"/>
+                <w:szCs w:val="18"/>
+              </w:rPr>
+              <w:t xml:space="preserve">время 00:00</w:t>
+            </w:r>
+          </w:p>
+        </w:tc>
+        <w:tc>
+          <w:tcPr>
+            <w:tcW w:type="dxa" w:w="3350"/>
+            <w:tcBorders>
+              <w:top w:val="single" w:color="C7CBDC" w:sz="4"/>
+              <w:left w:val="single" w:color="C7CBDC" w:sz="4"/>
+              <w:bottom w:val="single" w:color="C7CBDC" w:sz="4"/>
+              <w:right w:val="single" w:color="C7CBDC" w:sz="4"/>
+            </w:tcBorders>
+            <w:tcMar>
+              <w:top w:type="dxa" w:w="60"/>
+              <w:left w:type="dxa" w:w="90"/>
+              <w:bottom w:type="dxa" w:w="60"/>
+              <w:right w:type="dxa" w:w="90"/>
+            </w:tcMar>
+            <w:vAlign w:val="top"/>
+          </w:tcPr>
+          <w:p>
+            <w:pPr>
+              <w:spacing w:after="0" w:before="0"/>
+            </w:pPr>
+            <w:r>
+              <w:rPr>
+                <w:rFonts w:ascii="Calibri" w:cs="Calibri" w:eastAsia="Calibri" w:hAnsi="Calibri"/>
+                <w:b w:val="false"/>
+                <w:bCs w:val="false"/>
+                <w:i w:val="false"/>
+                <w:iCs w:val="false"/>
+                <w:color w:val="1A1F36"/>
+                <w:sz w:val="18"/>
+                <w:szCs w:val="18"/>
+              </w:rPr>
+              <w:t xml:space="preserve">время не указано; на сайте лиги матч в 00:00 — первый из ночных матчей через 40 минут</w:t>
+            </w:r>
+          </w:p>
+        </w:tc>
+      </w:tr>
+      <w:tr>
+        <w:tc>
+          <w:tcPr>
+            <w:tcW w:type="dxa" w:w="900"/>
+            <w:tcBorders>
+              <w:top w:val="single" w:color="C7CBDC" w:sz="4"/>
+              <w:left w:val="single" w:color="C7CBDC" w:sz="4"/>
+              <w:bottom w:val="single" w:color="C7CBDC" w:sz="4"/>
+              <w:right w:val="single" w:color="C7CBDC" w:sz="4"/>
+            </w:tcBorders>
+            <w:shd w:fill="F7F8FC" w:color="auto" w:val="clear"/>
+            <w:tcMar>
+              <w:top w:type="dxa" w:w="60"/>
+              <w:left w:type="dxa" w:w="90"/>
+              <w:bottom w:type="dxa" w:w="60"/>
+              <w:right w:type="dxa" w:w="90"/>
+            </w:tcMar>
+            <w:vAlign w:val="top"/>
+          </w:tcPr>
+          <w:p>
+            <w:pPr>
+              <w:spacing w:after="0" w:before="0"/>
+            </w:pPr>
+            <w:r>
+              <w:rPr>
+                <w:rFonts w:ascii="Calibri" w:cs="Calibri" w:eastAsia="Calibri" w:hAnsi="Calibri"/>
+                <w:b/>
+                <w:bCs/>
+                <w:i w:val="false"/>
+                <w:iCs w:val="false"/>
+                <w:color w:val="1A1F36"/>
+                <w:sz w:val="18"/>
+                <w:szCs w:val="18"/>
+              </w:rPr>
+              <w:t xml:space="preserve">766</w:t>
+            </w:r>
+          </w:p>
+        </w:tc>
+        <w:tc>
+          <w:tcPr>
+            <w:tcW w:type="dxa" w:w="2600"/>
+            <w:tcBorders>
+              <w:top w:val="single" w:color="C7CBDC" w:sz="4"/>
+              <w:left w:val="single" w:color="C7CBDC" w:sz="4"/>
+              <w:bottom w:val="single" w:color="C7CBDC" w:sz="4"/>
+              <w:right w:val="single" w:color="C7CBDC" w:sz="4"/>
+            </w:tcBorders>
+            <w:shd w:fill="F7F8FC" w:color="auto" w:val="clear"/>
+            <w:tcMar>
+              <w:top w:type="dxa" w:w="60"/>
+              <w:left w:type="dxa" w:w="90"/>
+              <w:bottom w:type="dxa" w:w="60"/>
+              <w:right w:type="dxa" w:w="90"/>
+            </w:tcMar>
+            <w:vAlign w:val="top"/>
+          </w:tcPr>
+          <w:p>
+            <w:pPr>
+              <w:spacing w:after="0"/>
+            </w:pPr>
+            <w:r>
+              <w:rPr>
+                <w:rFonts w:ascii="Calibri" w:cs="Calibri" w:eastAsia="Calibri" w:hAnsi="Calibri"/>
+                <w:b w:val="false"/>
+                <w:bCs w:val="false"/>
+                <w:i w:val="false"/>
+                <w:iCs w:val="false"/>
+                <w:color w:val="1A1F36"/>
+                <w:sz w:val="18"/>
+                <w:szCs w:val="18"/>
+              </w:rPr>
+              <w:t xml:space="preserve">27.09.2026  00:00</w:t>
+            </w:r>
+            <w:r>
+              <w:rPr>
+                <w:rFonts w:ascii="Calibri" w:cs="Calibri" w:eastAsia="Calibri" w:hAnsi="Calibri"/>
+                <w:b w:val="false"/>
+                <w:bCs w:val="false"/>
+                <w:i w:val="false"/>
+                <w:iCs w:val="false"/>
+                <w:color w:val="1A1F36"/>
+                <w:sz w:val="18"/>
+                <w:szCs w:val="18"/>
+              </w:rPr>
+              <w:br/>
+              <w:t xml:space="preserve">Рыси — Медведи</w:t>
+            </w:r>
+          </w:p>
+        </w:tc>
+        <w:tc>
+          <w:tcPr>
+            <w:tcW w:type="dxa" w:w="4200"/>
+            <w:tcBorders>
+              <w:top w:val="single" w:color="C7CBDC" w:sz="4"/>
+              <w:left w:val="single" w:color="C7CBDC" w:sz="4"/>
+              <w:bottom w:val="single" w:color="C7CBDC" w:sz="4"/>
+              <w:right w:val="single" w:color="C7CBDC" w:sz="4"/>
+            </w:tcBorders>
+            <w:shd w:fill="F7F8FC" w:color="auto" w:val="clear"/>
+            <w:tcMar>
+              <w:top w:type="dxa" w:w="60"/>
+              <w:left w:type="dxa" w:w="90"/>
+              <w:bottom w:type="dxa" w:w="60"/>
+              <w:right w:type="dxa" w:w="90"/>
+            </w:tcMar>
+            <w:vAlign w:val="top"/>
+          </w:tcPr>
+          <w:p>
+            <w:pPr>
+              <w:spacing w:after="0" w:before="0"/>
+            </w:pPr>
+            <w:r>
+              <w:rPr>
+                <w:rFonts w:ascii="Calibri" w:cs="Calibri" w:eastAsia="Calibri" w:hAnsi="Calibri"/>
+                <w:b w:val="false"/>
+                <w:bCs w:val="false"/>
+                <w:i w:val="false"/>
+                <w:iCs w:val="false"/>
+                <w:color w:val="5A5F7A"/>
+                <w:sz w:val="18"/>
+                <w:szCs w:val="18"/>
+              </w:rPr>
+              <w:t xml:space="preserve">время не указано</w:t>
+            </w:r>
+          </w:p>
+        </w:tc>
+        <w:tc>
+          <w:tcPr>
+            <w:tcW w:type="dxa" w:w="4200"/>
+            <w:tcBorders>
+              <w:top w:val="single" w:color="C7CBDC" w:sz="4"/>
+              <w:left w:val="single" w:color="C7CBDC" w:sz="4"/>
+              <w:bottom w:val="single" w:color="C7CBDC" w:sz="4"/>
+              <w:right w:val="single" w:color="C7CBDC" w:sz="4"/>
+            </w:tcBorders>
+            <w:shd w:fill="F7F8FC" w:color="auto" w:val="clear"/>
+            <w:tcMar>
+              <w:top w:type="dxa" w:w="60"/>
+              <w:left w:type="dxa" w:w="90"/>
+              <w:bottom w:type="dxa" w:w="60"/>
+              <w:right w:type="dxa" w:w="90"/>
+            </w:tcMar>
+            <w:vAlign w:val="top"/>
+          </w:tcPr>
+          <w:p>
+            <w:pPr>
+              <w:spacing w:after="0" w:before="0"/>
+            </w:pPr>
+            <w:r>
+              <w:rPr>
+                <w:rFonts w:ascii="Calibri" w:cs="Calibri" w:eastAsia="Calibri" w:hAnsi="Calibri"/>
+                <w:b/>
+                <w:bCs/>
+                <w:i w:val="false"/>
+                <w:iCs w:val="false"/>
+                <w:color w:val="1A1F36"/>
+                <w:sz w:val="18"/>
+                <w:szCs w:val="18"/>
+              </w:rPr>
+              <w:t xml:space="preserve">время 00:00</w:t>
+            </w:r>
+          </w:p>
+        </w:tc>
+        <w:tc>
+          <w:tcPr>
+            <w:tcW w:type="dxa" w:w="3350"/>
+            <w:tcBorders>
+              <w:top w:val="single" w:color="C7CBDC" w:sz="4"/>
+              <w:left w:val="single" w:color="C7CBDC" w:sz="4"/>
+              <w:bottom w:val="single" w:color="C7CBDC" w:sz="4"/>
+              <w:right w:val="single" w:color="C7CBDC" w:sz="4"/>
+            </w:tcBorders>
+            <w:shd w:fill="F7F8FC" w:color="auto" w:val="clear"/>
+            <w:tcMar>
+              <w:top w:type="dxa" w:w="60"/>
+              <w:left w:type="dxa" w:w="90"/>
+              <w:bottom w:type="dxa" w:w="60"/>
+              <w:right w:type="dxa" w:w="90"/>
+            </w:tcMar>
+            <w:vAlign w:val="top"/>
+          </w:tcPr>
+          <w:p>
+            <w:pPr>
+              <w:spacing w:after="0" w:before="0"/>
+            </w:pPr>
+            <w:r>
+              <w:rPr>
+                <w:rFonts w:ascii="Calibri" w:cs="Calibri" w:eastAsia="Calibri" w:hAnsi="Calibri"/>
+                <w:b w:val="false"/>
+                <w:bCs w:val="false"/>
+                <w:i w:val="false"/>
+                <w:iCs w:val="false"/>
+                <w:color w:val="1A1F36"/>
+                <w:sz w:val="18"/>
+                <w:szCs w:val="18"/>
+              </w:rPr>
+              <w:t xml:space="preserve">время не указано; на сайте лиги матч в 00:00 — первый из ночных матчей через 40 минут</w:t>
+            </w:r>
+          </w:p>
+        </w:tc>
+      </w:tr>
+      <w:tr>
+        <w:tc>
+          <w:tcPr>
+            <w:tcW w:type="dxa" w:w="900"/>
+            <w:tcBorders>
+              <w:top w:val="single" w:color="C7CBDC" w:sz="4"/>
+              <w:left w:val="single" w:color="C7CBDC" w:sz="4"/>
+              <w:bottom w:val="single" w:color="C7CBDC" w:sz="4"/>
+              <w:right w:val="single" w:color="C7CBDC" w:sz="4"/>
+            </w:tcBorders>
+            <w:tcMar>
+              <w:top w:type="dxa" w:w="60"/>
+              <w:left w:type="dxa" w:w="90"/>
+              <w:bottom w:type="dxa" w:w="60"/>
+              <w:right w:type="dxa" w:w="90"/>
+            </w:tcMar>
+            <w:vAlign w:val="top"/>
+          </w:tcPr>
+          <w:p>
+            <w:pPr>
+              <w:spacing w:after="0" w:before="0"/>
+            </w:pPr>
+            <w:r>
+              <w:rPr>
+                <w:rFonts w:ascii="Calibri" w:cs="Calibri" w:eastAsia="Calibri" w:hAnsi="Calibri"/>
+                <w:b/>
+                <w:bCs/>
+                <w:i w:val="false"/>
+                <w:iCs w:val="false"/>
+                <w:color w:val="1A1F36"/>
+                <w:sz w:val="18"/>
+                <w:szCs w:val="18"/>
+              </w:rPr>
+              <w:t xml:space="preserve">1891</w:t>
+            </w:r>
+          </w:p>
+        </w:tc>
+        <w:tc>
+          <w:tcPr>
+            <w:tcW w:type="dxa" w:w="2600"/>
+            <w:tcBorders>
+              <w:top w:val="single" w:color="C7CBDC" w:sz="4"/>
+              <w:left w:val="single" w:color="C7CBDC" w:sz="4"/>
+              <w:bottom w:val="single" w:color="C7CBDC" w:sz="4"/>
+              <w:right w:val="single" w:color="C7CBDC" w:sz="4"/>
+            </w:tcBorders>
+            <w:tcMar>
+              <w:top w:type="dxa" w:w="60"/>
+              <w:left w:type="dxa" w:w="90"/>
+              <w:bottom w:type="dxa" w:w="60"/>
+              <w:right w:type="dxa" w:w="90"/>
+            </w:tcMar>
+            <w:vAlign w:val="top"/>
+          </w:tcPr>
+          <w:p>
+            <w:pPr>
+              <w:spacing w:after="0"/>
+            </w:pPr>
+            <w:r>
+              <w:rPr>
+                <w:rFonts w:ascii="Calibri" w:cs="Calibri" w:eastAsia="Calibri" w:hAnsi="Calibri"/>
+                <w:b w:val="false"/>
+                <w:bCs w:val="false"/>
+                <w:i w:val="false"/>
+                <w:iCs w:val="false"/>
+                <w:color w:val="1A1F36"/>
+                <w:sz w:val="18"/>
+                <w:szCs w:val="18"/>
+              </w:rPr>
+              <w:t xml:space="preserve">21.09.2026  00:00</w:t>
+            </w:r>
+            <w:r>
+              <w:rPr>
+                <w:rFonts w:ascii="Calibri" w:cs="Calibri" w:eastAsia="Calibri" w:hAnsi="Calibri"/>
+                <w:b w:val="false"/>
+                <w:bCs w:val="false"/>
+                <w:i w:val="false"/>
+                <w:iCs w:val="false"/>
+                <w:color w:val="1A1F36"/>
+                <w:sz w:val="18"/>
+                <w:szCs w:val="18"/>
+              </w:rPr>
+              <w:br/>
+              <w:t xml:space="preserve">Медведи — Рыси</w:t>
+            </w:r>
+          </w:p>
+        </w:tc>
+        <w:tc>
+          <w:tcPr>
+            <w:tcW w:type="dxa" w:w="4200"/>
+            <w:tcBorders>
+              <w:top w:val="single" w:color="C7CBDC" w:sz="4"/>
+              <w:left w:val="single" w:color="C7CBDC" w:sz="4"/>
+              <w:bottom w:val="single" w:color="C7CBDC" w:sz="4"/>
+              <w:right w:val="single" w:color="C7CBDC" w:sz="4"/>
+            </w:tcBorders>
+            <w:tcMar>
+              <w:top w:type="dxa" w:w="60"/>
+              <w:left w:type="dxa" w:w="90"/>
+              <w:bottom w:type="dxa" w:w="60"/>
+              <w:right w:type="dxa" w:w="90"/>
+            </w:tcMar>
+            <w:vAlign w:val="top"/>
+          </w:tcPr>
+          <w:p>
+            <w:pPr>
+              <w:spacing w:after="0" w:before="0"/>
+            </w:pPr>
+            <w:r>
+              <w:rPr>
+                <w:rFonts w:ascii="Calibri" w:cs="Calibri" w:eastAsia="Calibri" w:hAnsi="Calibri"/>
+                <w:b w:val="false"/>
+                <w:bCs w:val="false"/>
+                <w:i w:val="false"/>
+                <w:iCs w:val="false"/>
+                <w:color w:val="5A5F7A"/>
+                <w:sz w:val="18"/>
+                <w:szCs w:val="18"/>
+              </w:rPr>
+              <w:t xml:space="preserve">время не указано</w:t>
+            </w:r>
+          </w:p>
+        </w:tc>
+        <w:tc>
+          <w:tcPr>
+            <w:tcW w:type="dxa" w:w="4200"/>
+            <w:tcBorders>
+              <w:top w:val="single" w:color="C7CBDC" w:sz="4"/>
+              <w:left w:val="single" w:color="C7CBDC" w:sz="4"/>
+              <w:bottom w:val="single" w:color="C7CBDC" w:sz="4"/>
+              <w:right w:val="single" w:color="C7CBDC" w:sz="4"/>
+            </w:tcBorders>
+            <w:tcMar>
+              <w:top w:type="dxa" w:w="60"/>
+              <w:left w:type="dxa" w:w="90"/>
+              <w:bottom w:type="dxa" w:w="60"/>
+              <w:right w:type="dxa" w:w="90"/>
+            </w:tcMar>
+            <w:vAlign w:val="top"/>
+          </w:tcPr>
+          <w:p>
+            <w:pPr>
+              <w:spacing w:after="0" w:before="0"/>
+            </w:pPr>
+            <w:r>
+              <w:rPr>
+                <w:rFonts w:ascii="Calibri" w:cs="Calibri" w:eastAsia="Calibri" w:hAnsi="Calibri"/>
+                <w:b/>
+                <w:bCs/>
+                <w:i w:val="false"/>
+                <w:iCs w:val="false"/>
+                <w:color w:val="1A1F36"/>
+                <w:sz w:val="18"/>
+                <w:szCs w:val="18"/>
+              </w:rPr>
+              <w:t xml:space="preserve">время 00:00</w:t>
+            </w:r>
+          </w:p>
+        </w:tc>
+        <w:tc>
+          <w:tcPr>
+            <w:tcW w:type="dxa" w:w="3350"/>
+            <w:tcBorders>
+              <w:top w:val="single" w:color="C7CBDC" w:sz="4"/>
+              <w:left w:val="single" w:color="C7CBDC" w:sz="4"/>
+              <w:bottom w:val="single" w:color="C7CBDC" w:sz="4"/>
+              <w:right w:val="single" w:color="C7CBDC" w:sz="4"/>
+            </w:tcBorders>
+            <w:tcMar>
+              <w:top w:type="dxa" w:w="60"/>
+              <w:left w:type="dxa" w:w="90"/>
+              <w:bottom w:type="dxa" w:w="60"/>
+              <w:right w:type="dxa" w:w="90"/>
+            </w:tcMar>
+            <w:vAlign w:val="top"/>
+          </w:tcPr>
+          <w:p>
+            <w:pPr>
+              <w:spacing w:after="0" w:before="0"/>
+            </w:pPr>
+            <w:r>
+              <w:rPr>
+                <w:rFonts w:ascii="Calibri" w:cs="Calibri" w:eastAsia="Calibri" w:hAnsi="Calibri"/>
+                <w:b w:val="false"/>
+                <w:bCs w:val="false"/>
+                <w:i w:val="false"/>
+                <w:iCs w:val="false"/>
+                <w:color w:val="1A1F36"/>
+                <w:sz w:val="18"/>
+                <w:szCs w:val="18"/>
+              </w:rPr>
+              <w:t xml:space="preserve">время не указано; на сайте лиги матч в 00:00 — первый из ночных матчей через 40 минут</w:t>
+            </w:r>
+          </w:p>
+        </w:tc>
+      </w:tr>
+      <w:tr>
+        <w:tc>
+          <w:tcPr>
+            <w:tcW w:type="dxa" w:w="900"/>
+            <w:tcBorders>
+              <w:top w:val="single" w:color="C7CBDC" w:sz="4"/>
+              <w:left w:val="single" w:color="C7CBDC" w:sz="4"/>
+              <w:bottom w:val="single" w:color="C7CBDC" w:sz="4"/>
+              <w:right w:val="single" w:color="C7CBDC" w:sz="4"/>
+            </w:tcBorders>
+            <w:shd w:fill="F7F8FC" w:color="auto" w:val="clear"/>
+            <w:tcMar>
+              <w:top w:type="dxa" w:w="60"/>
+              <w:left w:type="dxa" w:w="90"/>
+              <w:bottom w:type="dxa" w:w="60"/>
+              <w:right w:type="dxa" w:w="90"/>
+            </w:tcMar>
+            <w:vAlign w:val="top"/>
+          </w:tcPr>
+          <w:p>
+            <w:pPr>
+              <w:spacing w:after="0" w:before="0"/>
+            </w:pPr>
+            <w:r>
+              <w:rPr>
+                <w:rFonts w:ascii="Calibri" w:cs="Calibri" w:eastAsia="Calibri" w:hAnsi="Calibri"/>
+                <w:b/>
+                <w:bCs/>
+                <w:i w:val="false"/>
+                <w:iCs w:val="false"/>
+                <w:color w:val="1A1F36"/>
+                <w:sz w:val="18"/>
+                <w:szCs w:val="18"/>
+              </w:rPr>
+              <w:t xml:space="preserve">2116</w:t>
+            </w:r>
+          </w:p>
+        </w:tc>
+        <w:tc>
+          <w:tcPr>
+            <w:tcW w:type="dxa" w:w="2600"/>
+            <w:tcBorders>
+              <w:top w:val="single" w:color="C7CBDC" w:sz="4"/>
+              <w:left w:val="single" w:color="C7CBDC" w:sz="4"/>
+              <w:bottom w:val="single" w:color="C7CBDC" w:sz="4"/>
+              <w:right w:val="single" w:color="C7CBDC" w:sz="4"/>
+            </w:tcBorders>
+            <w:shd w:fill="F7F8FC" w:color="auto" w:val="clear"/>
+            <w:tcMar>
+              <w:top w:type="dxa" w:w="60"/>
+              <w:left w:type="dxa" w:w="90"/>
+              <w:bottom w:type="dxa" w:w="60"/>
+              <w:right w:type="dxa" w:w="90"/>
+            </w:tcMar>
+            <w:vAlign w:val="top"/>
+          </w:tcPr>
+          <w:p>
+            <w:pPr>
+              <w:spacing w:after="0"/>
+            </w:pPr>
+            <w:r>
+              <w:rPr>
+                <w:rFonts w:ascii="Calibri" w:cs="Calibri" w:eastAsia="Calibri" w:hAnsi="Calibri"/>
+                <w:b w:val="false"/>
+                <w:bCs w:val="false"/>
+                <w:i w:val="false"/>
+                <w:iCs w:val="false"/>
+                <w:color w:val="1A1F36"/>
+                <w:sz w:val="18"/>
+                <w:szCs w:val="18"/>
+              </w:rPr>
+              <w:t xml:space="preserve">20.09.2026  00:00</w:t>
+            </w:r>
+            <w:r>
+              <w:rPr>
+                <w:rFonts w:ascii="Calibri" w:cs="Calibri" w:eastAsia="Calibri" w:hAnsi="Calibri"/>
+                <w:b w:val="false"/>
+                <w:bCs w:val="false"/>
+                <w:i w:val="false"/>
+                <w:iCs w:val="false"/>
+                <w:color w:val="1A1F36"/>
+                <w:sz w:val="18"/>
+                <w:szCs w:val="18"/>
+              </w:rPr>
+              <w:br/>
+              <w:t xml:space="preserve">Рыси — Медведи</w:t>
+            </w:r>
+          </w:p>
+        </w:tc>
+        <w:tc>
+          <w:tcPr>
+            <w:tcW w:type="dxa" w:w="4200"/>
+            <w:tcBorders>
+              <w:top w:val="single" w:color="C7CBDC" w:sz="4"/>
+              <w:left w:val="single" w:color="C7CBDC" w:sz="4"/>
+              <w:bottom w:val="single" w:color="C7CBDC" w:sz="4"/>
+              <w:right w:val="single" w:color="C7CBDC" w:sz="4"/>
+            </w:tcBorders>
+            <w:shd w:fill="F7F8FC" w:color="auto" w:val="clear"/>
+            <w:tcMar>
+              <w:top w:type="dxa" w:w="60"/>
+              <w:left w:type="dxa" w:w="90"/>
+              <w:bottom w:type="dxa" w:w="60"/>
+              <w:right w:type="dxa" w:w="90"/>
+            </w:tcMar>
+            <w:vAlign w:val="top"/>
+          </w:tcPr>
+          <w:p>
+            <w:pPr>
+              <w:spacing w:after="0" w:before="0"/>
+            </w:pPr>
+            <w:r>
+              <w:rPr>
+                <w:rFonts w:ascii="Calibri" w:cs="Calibri" w:eastAsia="Calibri" w:hAnsi="Calibri"/>
+                <w:b w:val="false"/>
+                <w:bCs w:val="false"/>
+                <w:i w:val="false"/>
+                <w:iCs w:val="false"/>
+                <w:color w:val="5A5F7A"/>
+                <w:sz w:val="18"/>
+                <w:szCs w:val="18"/>
+              </w:rPr>
+              <w:t xml:space="preserve">время не указано</w:t>
+            </w:r>
+          </w:p>
+        </w:tc>
+        <w:tc>
+          <w:tcPr>
+            <w:tcW w:type="dxa" w:w="4200"/>
+            <w:tcBorders>
+              <w:top w:val="single" w:color="C7CBDC" w:sz="4"/>
+              <w:left w:val="single" w:color="C7CBDC" w:sz="4"/>
+              <w:bottom w:val="single" w:color="C7CBDC" w:sz="4"/>
+              <w:right w:val="single" w:color="C7CBDC" w:sz="4"/>
+            </w:tcBorders>
+            <w:shd w:fill="F7F8FC" w:color="auto" w:val="clear"/>
+            <w:tcMar>
+              <w:top w:type="dxa" w:w="60"/>
+              <w:left w:type="dxa" w:w="90"/>
+              <w:bottom w:type="dxa" w:w="60"/>
+              <w:right w:type="dxa" w:w="90"/>
+            </w:tcMar>
+            <w:vAlign w:val="top"/>
+          </w:tcPr>
+          <w:p>
+            <w:pPr>
+              <w:spacing w:after="0" w:before="0"/>
+            </w:pPr>
+            <w:r>
+              <w:rPr>
+                <w:rFonts w:ascii="Calibri" w:cs="Calibri" w:eastAsia="Calibri" w:hAnsi="Calibri"/>
+                <w:b/>
+                <w:bCs/>
+                <w:i w:val="false"/>
+                <w:iCs w:val="false"/>
+                <w:color w:val="1A1F36"/>
+                <w:sz w:val="18"/>
+                <w:szCs w:val="18"/>
+              </w:rPr>
+              <w:t xml:space="preserve">время 00:00</w:t>
+            </w:r>
+          </w:p>
+        </w:tc>
+        <w:tc>
+          <w:tcPr>
+            <w:tcW w:type="dxa" w:w="3350"/>
+            <w:tcBorders>
+              <w:top w:val="single" w:color="C7CBDC" w:sz="4"/>
+              <w:left w:val="single" w:color="C7CBDC" w:sz="4"/>
+              <w:bottom w:val="single" w:color="C7CBDC" w:sz="4"/>
+              <w:right w:val="single" w:color="C7CBDC" w:sz="4"/>
+            </w:tcBorders>
+            <w:shd w:fill="F7F8FC" w:color="auto" w:val="clear"/>
+            <w:tcMar>
+              <w:top w:type="dxa" w:w="60"/>
+              <w:left w:type="dxa" w:w="90"/>
+              <w:bottom w:type="dxa" w:w="60"/>
+              <w:right w:type="dxa" w:w="90"/>
+            </w:tcMar>
+            <w:vAlign w:val="top"/>
+          </w:tcPr>
+          <w:p>
+            <w:pPr>
+              <w:spacing w:after="0" w:before="0"/>
+            </w:pPr>
+            <w:r>
+              <w:rPr>
+                <w:rFonts w:ascii="Calibri" w:cs="Calibri" w:eastAsia="Calibri" w:hAnsi="Calibri"/>
+                <w:b w:val="false"/>
+                <w:bCs w:val="false"/>
+                <w:i w:val="false"/>
+                <w:iCs w:val="false"/>
+                <w:color w:val="1A1F36"/>
+                <w:sz w:val="18"/>
+                <w:szCs w:val="18"/>
+              </w:rPr>
+              <w:t xml:space="preserve">время не указано; на сайте лиги матч в 00:00 — первый из ночных матчей через 40 минут</w:t>
+            </w:r>
+          </w:p>
+        </w:tc>
+      </w:tr>
+      <w:tr>
+        <w:tc>
+          <w:tcPr>
+            <w:tcW w:type="dxa" w:w="900"/>
+            <w:tcBorders>
+              <w:top w:val="single" w:color="C7CBDC" w:sz="4"/>
+              <w:left w:val="single" w:color="C7CBDC" w:sz="4"/>
+              <w:bottom w:val="single" w:color="C7CBDC" w:sz="4"/>
+              <w:right w:val="single" w:color="C7CBDC" w:sz="4"/>
+            </w:tcBorders>
+            <w:tcMar>
+              <w:top w:type="dxa" w:w="60"/>
+              <w:left w:type="dxa" w:w="90"/>
+              <w:bottom w:type="dxa" w:w="60"/>
+              <w:right w:type="dxa" w:w="90"/>
+            </w:tcMar>
+            <w:vAlign w:val="top"/>
+          </w:tcPr>
+          <w:p>
+            <w:pPr>
+              <w:spacing w:after="0" w:before="0"/>
+            </w:pPr>
+            <w:r>
+              <w:rPr>
+                <w:rFonts w:ascii="Calibri" w:cs="Calibri" w:eastAsia="Calibri" w:hAnsi="Calibri"/>
+                <w:b/>
+                <w:bCs/>
+                <w:i w:val="false"/>
+                <w:iCs w:val="false"/>
+                <w:color w:val="1A1F36"/>
+                <w:sz w:val="18"/>
+                <w:szCs w:val="18"/>
+              </w:rPr>
+              <w:t xml:space="preserve">3241</w:t>
+            </w:r>
+          </w:p>
+        </w:tc>
+        <w:tc>
+          <w:tcPr>
+            <w:tcW w:type="dxa" w:w="2600"/>
+            <w:tcBorders>
+              <w:top w:val="single" w:color="C7CBDC" w:sz="4"/>
+              <w:left w:val="single" w:color="C7CBDC" w:sz="4"/>
+              <w:bottom w:val="single" w:color="C7CBDC" w:sz="4"/>
+              <w:right w:val="single" w:color="C7CBDC" w:sz="4"/>
+            </w:tcBorders>
+            <w:tcMar>
+              <w:top w:type="dxa" w:w="60"/>
+              <w:left w:type="dxa" w:w="90"/>
+              <w:bottom w:type="dxa" w:w="60"/>
+              <w:right w:type="dxa" w:w="90"/>
+            </w:tcMar>
+            <w:vAlign w:val="top"/>
+          </w:tcPr>
+          <w:p>
+            <w:pPr>
+              <w:spacing w:after="0"/>
+            </w:pPr>
+            <w:r>
+              <w:rPr>
+                <w:rFonts w:ascii="Calibri" w:cs="Calibri" w:eastAsia="Calibri" w:hAnsi="Calibri"/>
+                <w:b w:val="false"/>
+                <w:bCs w:val="false"/>
+                <w:i w:val="false"/>
+                <w:iCs w:val="false"/>
+                <w:color w:val="1A1F36"/>
+                <w:sz w:val="18"/>
+                <w:szCs w:val="18"/>
+              </w:rPr>
+              <w:t xml:space="preserve">14.09.2026  00:00</w:t>
+            </w:r>
+            <w:r>
+              <w:rPr>
+                <w:rFonts w:ascii="Calibri" w:cs="Calibri" w:eastAsia="Calibri" w:hAnsi="Calibri"/>
+                <w:b w:val="false"/>
+                <w:bCs w:val="false"/>
+                <w:i w:val="false"/>
+                <w:iCs w:val="false"/>
+                <w:color w:val="1A1F36"/>
+                <w:sz w:val="18"/>
+                <w:szCs w:val="18"/>
+              </w:rPr>
+              <w:br/>
+              <w:t xml:space="preserve">Медведи — Рыси</w:t>
+            </w:r>
+          </w:p>
+        </w:tc>
+        <w:tc>
+          <w:tcPr>
+            <w:tcW w:type="dxa" w:w="4200"/>
+            <w:tcBorders>
+              <w:top w:val="single" w:color="C7CBDC" w:sz="4"/>
+              <w:left w:val="single" w:color="C7CBDC" w:sz="4"/>
+              <w:bottom w:val="single" w:color="C7CBDC" w:sz="4"/>
+              <w:right w:val="single" w:color="C7CBDC" w:sz="4"/>
+            </w:tcBorders>
+            <w:tcMar>
+              <w:top w:type="dxa" w:w="60"/>
+              <w:left w:type="dxa" w:w="90"/>
+              <w:bottom w:type="dxa" w:w="60"/>
+              <w:right w:type="dxa" w:w="90"/>
+            </w:tcMar>
+            <w:vAlign w:val="top"/>
+          </w:tcPr>
+          <w:p>
+            <w:pPr>
+              <w:spacing w:after="0" w:before="0"/>
+            </w:pPr>
+            <w:r>
+              <w:rPr>
+                <w:rFonts w:ascii="Calibri" w:cs="Calibri" w:eastAsia="Calibri" w:hAnsi="Calibri"/>
+                <w:b w:val="false"/>
+                <w:bCs w:val="false"/>
+                <w:i w:val="false"/>
+                <w:iCs w:val="false"/>
+                <w:color w:val="5A5F7A"/>
+                <w:sz w:val="18"/>
+                <w:szCs w:val="18"/>
+              </w:rPr>
+              <w:t xml:space="preserve">время не указано</w:t>
+            </w:r>
+          </w:p>
+        </w:tc>
+        <w:tc>
+          <w:tcPr>
+            <w:tcW w:type="dxa" w:w="4200"/>
+            <w:tcBorders>
+              <w:top w:val="single" w:color="C7CBDC" w:sz="4"/>
+              <w:left w:val="single" w:color="C7CBDC" w:sz="4"/>
+              <w:bottom w:val="single" w:color="C7CBDC" w:sz="4"/>
+              <w:right w:val="single" w:color="C7CBDC" w:sz="4"/>
+            </w:tcBorders>
+            <w:tcMar>
+              <w:top w:type="dxa" w:w="60"/>
+              <w:left w:type="dxa" w:w="90"/>
+              <w:bottom w:type="dxa" w:w="60"/>
+              <w:right w:type="dxa" w:w="90"/>
+            </w:tcMar>
+            <w:vAlign w:val="top"/>
+          </w:tcPr>
+          <w:p>
+            <w:pPr>
+              <w:spacing w:after="0" w:before="0"/>
+            </w:pPr>
+            <w:r>
+              <w:rPr>
+                <w:rFonts w:ascii="Calibri" w:cs="Calibri" w:eastAsia="Calibri" w:hAnsi="Calibri"/>
+                <w:b/>
+                <w:bCs/>
+                <w:i w:val="false"/>
+                <w:iCs w:val="false"/>
+                <w:color w:val="1A1F36"/>
+                <w:sz w:val="18"/>
+                <w:szCs w:val="18"/>
+              </w:rPr>
+              <w:t xml:space="preserve">время 00:00</w:t>
+            </w:r>
+          </w:p>
+        </w:tc>
+        <w:tc>
+          <w:tcPr>
+            <w:tcW w:type="dxa" w:w="3350"/>
+            <w:tcBorders>
+              <w:top w:val="single" w:color="C7CBDC" w:sz="4"/>
+              <w:left w:val="single" w:color="C7CBDC" w:sz="4"/>
+              <w:bottom w:val="single" w:color="C7CBDC" w:sz="4"/>
+              <w:right w:val="single" w:color="C7CBDC" w:sz="4"/>
+            </w:tcBorders>
+            <w:tcMar>
+              <w:top w:type="dxa" w:w="60"/>
+              <w:left w:type="dxa" w:w="90"/>
+              <w:bottom w:type="dxa" w:w="60"/>
+              <w:right w:type="dxa" w:w="90"/>
+            </w:tcMar>
+            <w:vAlign w:val="top"/>
+          </w:tcPr>
+          <w:p>
+            <w:pPr>
+              <w:spacing w:after="0" w:before="0"/>
+            </w:pPr>
+            <w:r>
+              <w:rPr>
+                <w:rFonts w:ascii="Calibri" w:cs="Calibri" w:eastAsia="Calibri" w:hAnsi="Calibri"/>
+                <w:b w:val="false"/>
+                <w:bCs w:val="false"/>
+                <w:i w:val="false"/>
+                <w:iCs w:val="false"/>
+                <w:color w:val="1A1F36"/>
+                <w:sz w:val="18"/>
+                <w:szCs w:val="18"/>
+              </w:rPr>
+              <w:t xml:space="preserve">время не указано; на сайте лиги матч в 00:00 — первый из ночных матчей через 40 минут</w:t>
+            </w:r>
+          </w:p>
+        </w:tc>
+      </w:tr>
+      <w:tr>
+        <w:tc>
+          <w:tcPr>
+            <w:tcW w:type="dxa" w:w="900"/>
+            <w:tcBorders>
+              <w:top w:val="single" w:color="C7CBDC" w:sz="4"/>
+              <w:left w:val="single" w:color="C7CBDC" w:sz="4"/>
+              <w:bottom w:val="single" w:color="C7CBDC" w:sz="4"/>
+              <w:right w:val="single" w:color="C7CBDC" w:sz="4"/>
+            </w:tcBorders>
+            <w:shd w:fill="F7F8FC" w:color="auto" w:val="clear"/>
+            <w:tcMar>
+              <w:top w:type="dxa" w:w="60"/>
+              <w:left w:type="dxa" w:w="90"/>
+              <w:bottom w:type="dxa" w:w="60"/>
+              <w:right w:type="dxa" w:w="90"/>
+            </w:tcMar>
+            <w:vAlign w:val="top"/>
+          </w:tcPr>
+          <w:p>
+            <w:pPr>
+              <w:spacing w:after="0" w:before="0"/>
+            </w:pPr>
+            <w:r>
+              <w:rPr>
+                <w:rFonts w:ascii="Calibri" w:cs="Calibri" w:eastAsia="Calibri" w:hAnsi="Calibri"/>
+                <w:b/>
+                <w:bCs/>
+                <w:i w:val="false"/>
+                <w:iCs w:val="false"/>
+                <w:color w:val="1A1F36"/>
+                <w:sz w:val="18"/>
+                <w:szCs w:val="18"/>
+              </w:rPr>
+              <w:t xml:space="preserve">3466</w:t>
+            </w:r>
+          </w:p>
+        </w:tc>
+        <w:tc>
+          <w:tcPr>
+            <w:tcW w:type="dxa" w:w="2600"/>
+            <w:tcBorders>
+              <w:top w:val="single" w:color="C7CBDC" w:sz="4"/>
+              <w:left w:val="single" w:color="C7CBDC" w:sz="4"/>
+              <w:bottom w:val="single" w:color="C7CBDC" w:sz="4"/>
+              <w:right w:val="single" w:color="C7CBDC" w:sz="4"/>
+            </w:tcBorders>
+            <w:shd w:fill="F7F8FC" w:color="auto" w:val="clear"/>
+            <w:tcMar>
+              <w:top w:type="dxa" w:w="60"/>
+              <w:left w:type="dxa" w:w="90"/>
+              <w:bottom w:type="dxa" w:w="60"/>
+              <w:right w:type="dxa" w:w="90"/>
+            </w:tcMar>
+            <w:vAlign w:val="top"/>
+          </w:tcPr>
+          <w:p>
+            <w:pPr>
+              <w:spacing w:after="0"/>
+            </w:pPr>
+            <w:r>
+              <w:rPr>
+                <w:rFonts w:ascii="Calibri" w:cs="Calibri" w:eastAsia="Calibri" w:hAnsi="Calibri"/>
+                <w:b w:val="false"/>
+                <w:bCs w:val="false"/>
+                <w:i w:val="false"/>
+                <w:iCs w:val="false"/>
+                <w:color w:val="1A1F36"/>
+                <w:sz w:val="18"/>
+                <w:szCs w:val="18"/>
+              </w:rPr>
+              <w:t xml:space="preserve">13.09.2026  00:00</w:t>
+            </w:r>
+            <w:r>
+              <w:rPr>
+                <w:rFonts w:ascii="Calibri" w:cs="Calibri" w:eastAsia="Calibri" w:hAnsi="Calibri"/>
+                <w:b w:val="false"/>
+                <w:bCs w:val="false"/>
+                <w:i w:val="false"/>
+                <w:iCs w:val="false"/>
+                <w:color w:val="1A1F36"/>
+                <w:sz w:val="18"/>
+                <w:szCs w:val="18"/>
+              </w:rPr>
+              <w:br/>
+              <w:t xml:space="preserve">Рыси — Медведи</w:t>
+            </w:r>
+          </w:p>
+        </w:tc>
+        <w:tc>
+          <w:tcPr>
+            <w:tcW w:type="dxa" w:w="4200"/>
+            <w:tcBorders>
+              <w:top w:val="single" w:color="C7CBDC" w:sz="4"/>
+              <w:left w:val="single" w:color="C7CBDC" w:sz="4"/>
+              <w:bottom w:val="single" w:color="C7CBDC" w:sz="4"/>
+              <w:right w:val="single" w:color="C7CBDC" w:sz="4"/>
+            </w:tcBorders>
+            <w:shd w:fill="F7F8FC" w:color="auto" w:val="clear"/>
+            <w:tcMar>
+              <w:top w:type="dxa" w:w="60"/>
+              <w:left w:type="dxa" w:w="90"/>
+              <w:bottom w:type="dxa" w:w="60"/>
+              <w:right w:type="dxa" w:w="90"/>
+            </w:tcMar>
+            <w:vAlign w:val="top"/>
+          </w:tcPr>
+          <w:p>
+            <w:pPr>
+              <w:spacing w:after="0" w:before="0"/>
+            </w:pPr>
+            <w:r>
+              <w:rPr>
+                <w:rFonts w:ascii="Calibri" w:cs="Calibri" w:eastAsia="Calibri" w:hAnsi="Calibri"/>
+                <w:b w:val="false"/>
+                <w:bCs w:val="false"/>
+                <w:i w:val="false"/>
+                <w:iCs w:val="false"/>
+                <w:color w:val="5A5F7A"/>
+                <w:sz w:val="18"/>
+                <w:szCs w:val="18"/>
+              </w:rPr>
+              <w:t xml:space="preserve">время не указано</w:t>
+            </w:r>
+          </w:p>
+        </w:tc>
+        <w:tc>
+          <w:tcPr>
+            <w:tcW w:type="dxa" w:w="4200"/>
+            <w:tcBorders>
+              <w:top w:val="single" w:color="C7CBDC" w:sz="4"/>
+              <w:left w:val="single" w:color="C7CBDC" w:sz="4"/>
+              <w:bottom w:val="single" w:color="C7CBDC" w:sz="4"/>
+              <w:right w:val="single" w:color="C7CBDC" w:sz="4"/>
+            </w:tcBorders>
+            <w:shd w:fill="F7F8FC" w:color="auto" w:val="clear"/>
+            <w:tcMar>
+              <w:top w:type="dxa" w:w="60"/>
+              <w:left w:type="dxa" w:w="90"/>
+              <w:bottom w:type="dxa" w:w="60"/>
+              <w:right w:type="dxa" w:w="90"/>
+            </w:tcMar>
+            <w:vAlign w:val="top"/>
+          </w:tcPr>
+          <w:p>
+            <w:pPr>
+              <w:spacing w:after="0" w:before="0"/>
+            </w:pPr>
+            <w:r>
+              <w:rPr>
+                <w:rFonts w:ascii="Calibri" w:cs="Calibri" w:eastAsia="Calibri" w:hAnsi="Calibri"/>
+                <w:b/>
+                <w:bCs/>
+                <w:i w:val="false"/>
+                <w:iCs w:val="false"/>
+                <w:color w:val="1A1F36"/>
+                <w:sz w:val="18"/>
+                <w:szCs w:val="18"/>
+              </w:rPr>
+              <w:t xml:space="preserve">время 00:00</w:t>
+            </w:r>
+          </w:p>
+        </w:tc>
+        <w:tc>
+          <w:tcPr>
+            <w:tcW w:type="dxa" w:w="3350"/>
+            <w:tcBorders>
+              <w:top w:val="single" w:color="C7CBDC" w:sz="4"/>
+              <w:left w:val="single" w:color="C7CBDC" w:sz="4"/>
+              <w:bottom w:val="single" w:color="C7CBDC" w:sz="4"/>
+              <w:right w:val="single" w:color="C7CBDC" w:sz="4"/>
+            </w:tcBorders>
+            <w:shd w:fill="F7F8FC" w:color="auto" w:val="clear"/>
+            <w:tcMar>
+              <w:top w:type="dxa" w:w="60"/>
+              <w:left w:type="dxa" w:w="90"/>
+              <w:bottom w:type="dxa" w:w="60"/>
+              <w:right w:type="dxa" w:w="90"/>
+            </w:tcMar>
+            <w:vAlign w:val="top"/>
+          </w:tcPr>
+          <w:p>
+            <w:pPr>
+              <w:spacing w:after="0" w:before="0"/>
+            </w:pPr>
+            <w:r>
+              <w:rPr>
+                <w:rFonts w:ascii="Calibri" w:cs="Calibri" w:eastAsia="Calibri" w:hAnsi="Calibri"/>
+                <w:b w:val="false"/>
+                <w:bCs w:val="false"/>
+                <w:i w:val="false"/>
+                <w:iCs w:val="false"/>
+                <w:color w:val="1A1F36"/>
+                <w:sz w:val="18"/>
+                <w:szCs w:val="18"/>
+              </w:rPr>
+              <w:t xml:space="preserve">время не указано; на сайте лиги матч в 00:00 — первый из ночных матчей через 40 минут</w:t>
+            </w:r>
+          </w:p>
+        </w:tc>
+      </w:tr>
+      <w:tr>
+        <w:tc>
+          <w:tcPr>
+            <w:tcW w:type="dxa" w:w="900"/>
+            <w:tcBorders>
+              <w:top w:val="single" w:color="C7CBDC" w:sz="4"/>
+              <w:left w:val="single" w:color="C7CBDC" w:sz="4"/>
+              <w:bottom w:val="single" w:color="C7CBDC" w:sz="4"/>
+              <w:right w:val="single" w:color="C7CBDC" w:sz="4"/>
+            </w:tcBorders>
+            <w:tcMar>
+              <w:top w:type="dxa" w:w="60"/>
+              <w:left w:type="dxa" w:w="90"/>
+              <w:bottom w:type="dxa" w:w="60"/>
+              <w:right w:type="dxa" w:w="90"/>
+            </w:tcMar>
+            <w:vAlign w:val="top"/>
+          </w:tcPr>
+          <w:p>
+            <w:pPr>
+              <w:spacing w:after="0" w:before="0"/>
+            </w:pPr>
+            <w:r>
+              <w:rPr>
+                <w:rFonts w:ascii="Calibri" w:cs="Calibri" w:eastAsia="Calibri" w:hAnsi="Calibri"/>
+                <w:b/>
+                <w:bCs/>
+                <w:i w:val="false"/>
+                <w:iCs w:val="false"/>
+                <w:color w:val="1A1F36"/>
+                <w:sz w:val="18"/>
+                <w:szCs w:val="18"/>
+              </w:rPr>
+              <w:t xml:space="preserve">4411</w:t>
+            </w:r>
+          </w:p>
+        </w:tc>
+        <w:tc>
+          <w:tcPr>
+            <w:tcW w:type="dxa" w:w="2600"/>
+            <w:tcBorders>
+              <w:top w:val="single" w:color="C7CBDC" w:sz="4"/>
+              <w:left w:val="single" w:color="C7CBDC" w:sz="4"/>
+              <w:bottom w:val="single" w:color="C7CBDC" w:sz="4"/>
+              <w:right w:val="single" w:color="C7CBDC" w:sz="4"/>
+            </w:tcBorders>
+            <w:tcMar>
+              <w:top w:type="dxa" w:w="60"/>
+              <w:left w:type="dxa" w:w="90"/>
+              <w:bottom w:type="dxa" w:w="60"/>
+              <w:right w:type="dxa" w:w="90"/>
+            </w:tcMar>
+            <w:vAlign w:val="top"/>
+          </w:tcPr>
+          <w:p>
+            <w:pPr>
+              <w:spacing w:after="0"/>
+            </w:pPr>
+            <w:r>
+              <w:rPr>
+                <w:rFonts w:ascii="Calibri" w:cs="Calibri" w:eastAsia="Calibri" w:hAnsi="Calibri"/>
+                <w:b w:val="false"/>
+                <w:bCs w:val="false"/>
+                <w:i w:val="false"/>
+                <w:iCs w:val="false"/>
+                <w:color w:val="1A1F36"/>
+                <w:sz w:val="18"/>
+                <w:szCs w:val="18"/>
+              </w:rPr>
+              <w:t xml:space="preserve">07.09.2026  00:00</w:t>
+            </w:r>
+            <w:r>
+              <w:rPr>
+                <w:rFonts w:ascii="Calibri" w:cs="Calibri" w:eastAsia="Calibri" w:hAnsi="Calibri"/>
+                <w:b w:val="false"/>
+                <w:bCs w:val="false"/>
+                <w:i w:val="false"/>
+                <w:iCs w:val="false"/>
+                <w:color w:val="1A1F36"/>
+                <w:sz w:val="18"/>
+                <w:szCs w:val="18"/>
+              </w:rPr>
+              <w:br/>
+              <w:t xml:space="preserve">Медведи — Рыси</w:t>
+            </w:r>
+          </w:p>
+        </w:tc>
+        <w:tc>
+          <w:tcPr>
+            <w:tcW w:type="dxa" w:w="4200"/>
+            <w:tcBorders>
+              <w:top w:val="single" w:color="C7CBDC" w:sz="4"/>
+              <w:left w:val="single" w:color="C7CBDC" w:sz="4"/>
+              <w:bottom w:val="single" w:color="C7CBDC" w:sz="4"/>
+              <w:right w:val="single" w:color="C7CBDC" w:sz="4"/>
+            </w:tcBorders>
+            <w:tcMar>
+              <w:top w:type="dxa" w:w="60"/>
+              <w:left w:type="dxa" w:w="90"/>
+              <w:bottom w:type="dxa" w:w="60"/>
+              <w:right w:type="dxa" w:w="90"/>
+            </w:tcMar>
+            <w:vAlign w:val="top"/>
+          </w:tcPr>
+          <w:p>
+            <w:pPr>
+              <w:spacing w:after="0" w:before="0"/>
+            </w:pPr>
+            <w:r>
+              <w:rPr>
+                <w:rFonts w:ascii="Calibri" w:cs="Calibri" w:eastAsia="Calibri" w:hAnsi="Calibri"/>
+                <w:b w:val="false"/>
+                <w:bCs w:val="false"/>
+                <w:i w:val="false"/>
+                <w:iCs w:val="false"/>
+                <w:color w:val="5A5F7A"/>
+                <w:sz w:val="18"/>
+                <w:szCs w:val="18"/>
+              </w:rPr>
+              <w:t xml:space="preserve">время не указано</w:t>
+            </w:r>
+          </w:p>
+        </w:tc>
+        <w:tc>
+          <w:tcPr>
+            <w:tcW w:type="dxa" w:w="4200"/>
+            <w:tcBorders>
+              <w:top w:val="single" w:color="C7CBDC" w:sz="4"/>
+              <w:left w:val="single" w:color="C7CBDC" w:sz="4"/>
+              <w:bottom w:val="single" w:color="C7CBDC" w:sz="4"/>
+              <w:right w:val="single" w:color="C7CBDC" w:sz="4"/>
+            </w:tcBorders>
+            <w:tcMar>
+              <w:top w:type="dxa" w:w="60"/>
+              <w:left w:type="dxa" w:w="90"/>
+              <w:bottom w:type="dxa" w:w="60"/>
+              <w:right w:type="dxa" w:w="90"/>
+            </w:tcMar>
+            <w:vAlign w:val="top"/>
+          </w:tcPr>
+          <w:p>
+            <w:pPr>
+              <w:spacing w:after="0" w:before="0"/>
+            </w:pPr>
+            <w:r>
+              <w:rPr>
+                <w:rFonts w:ascii="Calibri" w:cs="Calibri" w:eastAsia="Calibri" w:hAnsi="Calibri"/>
+                <w:b/>
+                <w:bCs/>
+                <w:i w:val="false"/>
+                <w:iCs w:val="false"/>
+                <w:color w:val="1A1F36"/>
+                <w:sz w:val="18"/>
+                <w:szCs w:val="18"/>
+              </w:rPr>
+              <w:t xml:space="preserve">время 00:00</w:t>
+            </w:r>
+          </w:p>
+        </w:tc>
+        <w:tc>
+          <w:tcPr>
+            <w:tcW w:type="dxa" w:w="3350"/>
+            <w:tcBorders>
+              <w:top w:val="single" w:color="C7CBDC" w:sz="4"/>
+              <w:left w:val="single" w:color="C7CBDC" w:sz="4"/>
+              <w:bottom w:val="single" w:color="C7CBDC" w:sz="4"/>
+              <w:right w:val="single" w:color="C7CBDC" w:sz="4"/>
+            </w:tcBorders>
+            <w:tcMar>
+              <w:top w:type="dxa" w:w="60"/>
+              <w:left w:type="dxa" w:w="90"/>
+              <w:bottom w:type="dxa" w:w="60"/>
+              <w:right w:type="dxa" w:w="90"/>
+            </w:tcMar>
+            <w:vAlign w:val="top"/>
+          </w:tcPr>
+          <w:p>
+            <w:pPr>
+              <w:spacing w:after="0" w:before="0"/>
+            </w:pPr>
+            <w:r>
+              <w:rPr>
+                <w:rFonts w:ascii="Calibri" w:cs="Calibri" w:eastAsia="Calibri" w:hAnsi="Calibri"/>
+                <w:b w:val="false"/>
+                <w:bCs w:val="false"/>
+                <w:i w:val="false"/>
+                <w:iCs w:val="false"/>
+                <w:color w:val="1A1F36"/>
+                <w:sz w:val="18"/>
+                <w:szCs w:val="18"/>
+              </w:rPr>
+              <w:t xml:space="preserve">время не указано; на сайте лиги матч в 00:00 — первый из ночных матчей через 40 минут</w:t>
+            </w:r>
+          </w:p>
+        </w:tc>
+      </w:tr>
+      <w:tr>
+        <w:tc>
+          <w:tcPr>
+            <w:tcW w:type="dxa" w:w="900"/>
+            <w:tcBorders>
+              <w:top w:val="single" w:color="C7CBDC" w:sz="4"/>
+              <w:left w:val="single" w:color="C7CBDC" w:sz="4"/>
+              <w:bottom w:val="single" w:color="C7CBDC" w:sz="4"/>
+              <w:right w:val="single" w:color="C7CBDC" w:sz="4"/>
+            </w:tcBorders>
+            <w:shd w:fill="F7F8FC" w:color="auto" w:val="clear"/>
+            <w:tcMar>
+              <w:top w:type="dxa" w:w="60"/>
+              <w:left w:type="dxa" w:w="90"/>
+              <w:bottom w:type="dxa" w:w="60"/>
+              <w:right w:type="dxa" w:w="90"/>
+            </w:tcMar>
+            <w:vAlign w:val="top"/>
+          </w:tcPr>
+          <w:p>
+            <w:pPr>
+              <w:spacing w:after="0" w:before="0"/>
+            </w:pPr>
+            <w:r>
+              <w:rPr>
+                <w:rFonts w:ascii="Calibri" w:cs="Calibri" w:eastAsia="Calibri" w:hAnsi="Calibri"/>
+                <w:b/>
+                <w:bCs/>
+                <w:i w:val="false"/>
+                <w:iCs w:val="false"/>
+                <w:color w:val="1A1F36"/>
+                <w:sz w:val="18"/>
+                <w:szCs w:val="18"/>
+              </w:rPr>
+              <w:t xml:space="preserve">4636</w:t>
+            </w:r>
+          </w:p>
+        </w:tc>
+        <w:tc>
+          <w:tcPr>
+            <w:tcW w:type="dxa" w:w="2600"/>
+            <w:tcBorders>
+              <w:top w:val="single" w:color="C7CBDC" w:sz="4"/>
+              <w:left w:val="single" w:color="C7CBDC" w:sz="4"/>
+              <w:bottom w:val="single" w:color="C7CBDC" w:sz="4"/>
+              <w:right w:val="single" w:color="C7CBDC" w:sz="4"/>
+            </w:tcBorders>
+            <w:shd w:fill="F7F8FC" w:color="auto" w:val="clear"/>
+            <w:tcMar>
+              <w:top w:type="dxa" w:w="60"/>
+              <w:left w:type="dxa" w:w="90"/>
+              <w:bottom w:type="dxa" w:w="60"/>
+              <w:right w:type="dxa" w:w="90"/>
+            </w:tcMar>
+            <w:vAlign w:val="top"/>
+          </w:tcPr>
+          <w:p>
+            <w:pPr>
+              <w:spacing w:after="0"/>
+            </w:pPr>
+            <w:r>
+              <w:rPr>
+                <w:rFonts w:ascii="Calibri" w:cs="Calibri" w:eastAsia="Calibri" w:hAnsi="Calibri"/>
+                <w:b w:val="false"/>
+                <w:bCs w:val="false"/>
+                <w:i w:val="false"/>
+                <w:iCs w:val="false"/>
+                <w:color w:val="1A1F36"/>
+                <w:sz w:val="18"/>
+                <w:szCs w:val="18"/>
+              </w:rPr>
+              <w:t xml:space="preserve">06.09.2026  00:00</w:t>
+            </w:r>
+            <w:r>
+              <w:rPr>
+                <w:rFonts w:ascii="Calibri" w:cs="Calibri" w:eastAsia="Calibri" w:hAnsi="Calibri"/>
+                <w:b w:val="false"/>
+                <w:bCs w:val="false"/>
+                <w:i w:val="false"/>
+                <w:iCs w:val="false"/>
+                <w:color w:val="1A1F36"/>
+                <w:sz w:val="18"/>
+                <w:szCs w:val="18"/>
+              </w:rPr>
+              <w:br/>
+              <w:t xml:space="preserve">Рыси — Медведи</w:t>
+            </w:r>
+          </w:p>
+        </w:tc>
+        <w:tc>
+          <w:tcPr>
+            <w:tcW w:type="dxa" w:w="4200"/>
+            <w:tcBorders>
+              <w:top w:val="single" w:color="C7CBDC" w:sz="4"/>
+              <w:left w:val="single" w:color="C7CBDC" w:sz="4"/>
+              <w:bottom w:val="single" w:color="C7CBDC" w:sz="4"/>
+              <w:right w:val="single" w:color="C7CBDC" w:sz="4"/>
+            </w:tcBorders>
+            <w:shd w:fill="F7F8FC" w:color="auto" w:val="clear"/>
+            <w:tcMar>
+              <w:top w:type="dxa" w:w="60"/>
+              <w:left w:type="dxa" w:w="90"/>
+              <w:bottom w:type="dxa" w:w="60"/>
+              <w:right w:type="dxa" w:w="90"/>
+            </w:tcMar>
+            <w:vAlign w:val="top"/>
+          </w:tcPr>
+          <w:p>
+            <w:pPr>
+              <w:spacing w:after="0" w:before="0"/>
+            </w:pPr>
+            <w:r>
+              <w:rPr>
+                <w:rFonts w:ascii="Calibri" w:cs="Calibri" w:eastAsia="Calibri" w:hAnsi="Calibri"/>
+                <w:b w:val="false"/>
+                <w:bCs w:val="false"/>
+                <w:i w:val="false"/>
+                <w:iCs w:val="false"/>
+                <w:color w:val="5A5F7A"/>
+                <w:sz w:val="18"/>
+                <w:szCs w:val="18"/>
+              </w:rPr>
+              <w:t xml:space="preserve">время не указано</w:t>
+            </w:r>
+          </w:p>
+        </w:tc>
+        <w:tc>
+          <w:tcPr>
+            <w:tcW w:type="dxa" w:w="4200"/>
+            <w:tcBorders>
+              <w:top w:val="single" w:color="C7CBDC" w:sz="4"/>
+              <w:left w:val="single" w:color="C7CBDC" w:sz="4"/>
+              <w:bottom w:val="single" w:color="C7CBDC" w:sz="4"/>
+              <w:right w:val="single" w:color="C7CBDC" w:sz="4"/>
+            </w:tcBorders>
+            <w:shd w:fill="F7F8FC" w:color="auto" w:val="clear"/>
+            <w:tcMar>
+              <w:top w:type="dxa" w:w="60"/>
+              <w:left w:type="dxa" w:w="90"/>
+              <w:bottom w:type="dxa" w:w="60"/>
+              <w:right w:type="dxa" w:w="90"/>
+            </w:tcMar>
+            <w:vAlign w:val="top"/>
+          </w:tcPr>
+          <w:p>
+            <w:pPr>
+              <w:spacing w:after="0" w:before="0"/>
+            </w:pPr>
+            <w:r>
+              <w:rPr>
+                <w:rFonts w:ascii="Calibri" w:cs="Calibri" w:eastAsia="Calibri" w:hAnsi="Calibri"/>
+                <w:b/>
+                <w:bCs/>
+                <w:i w:val="false"/>
+                <w:iCs w:val="false"/>
+                <w:color w:val="1A1F36"/>
+                <w:sz w:val="18"/>
+                <w:szCs w:val="18"/>
+              </w:rPr>
+              <w:t xml:space="preserve">время 00:00</w:t>
+            </w:r>
+          </w:p>
+        </w:tc>
+        <w:tc>
+          <w:tcPr>
+            <w:tcW w:type="dxa" w:w="3350"/>
+            <w:tcBorders>
+              <w:top w:val="single" w:color="C7CBDC" w:sz="4"/>
+              <w:left w:val="single" w:color="C7CBDC" w:sz="4"/>
+              <w:bottom w:val="single" w:color="C7CBDC" w:sz="4"/>
+              <w:right w:val="single" w:color="C7CBDC" w:sz="4"/>
+            </w:tcBorders>
+            <w:shd w:fill="F7F8FC" w:color="auto" w:val="clear"/>
+            <w:tcMar>
+              <w:top w:type="dxa" w:w="60"/>
+              <w:left w:type="dxa" w:w="90"/>
+              <w:bottom w:type="dxa" w:w="60"/>
+              <w:right w:type="dxa" w:w="90"/>
+            </w:tcMar>
+            <w:vAlign w:val="top"/>
+          </w:tcPr>
+          <w:p>
+            <w:pPr>
+              <w:spacing w:after="0" w:before="0"/>
+            </w:pPr>
+            <w:r>
+              <w:rPr>
+                <w:rFonts w:ascii="Calibri" w:cs="Calibri" w:eastAsia="Calibri" w:hAnsi="Calibri"/>
+                <w:b w:val="false"/>
+                <w:bCs w:val="false"/>
+                <w:i w:val="false"/>
+                <w:iCs w:val="false"/>
+                <w:color w:val="1A1F36"/>
+                <w:sz w:val="18"/>
+                <w:szCs w:val="18"/>
+              </w:rPr>
+              <w:t xml:space="preserve">время не указано; на сайте лиги матч в 00:00 — первый из ночных матчей через 40 минут</w:t>
+            </w:r>
+          </w:p>
+        </w:tc>
+      </w:tr>
+    </w:tbl>
+    <w:p>
+      <w:pPr>
+        <w:keepNext/>
         <w:pageBreakBefore/>
         <w:pBdr>
           <w:bottom w:val="single" w:color="2B2F77" w:sz="8" w:space="6"/>
@@ -15365,6 +17201,202 @@
                 <w:szCs w:val="18"/>
               </w:rPr>
               <w:t xml:space="preserve">в ячейке первого периода число 3 (Excel показывал 72:00:00); по итогу 3:5 и двум другим периодам — 0:3</w:t>
+            </w:r>
+          </w:p>
+        </w:tc>
+      </w:tr>
+      <w:tr>
+        <w:tc>
+          <w:tcPr>
+            <w:tcW w:type="dxa" w:w="900"/>
+            <w:tcBorders>
+              <w:top w:val="single" w:color="C7CBDC" w:sz="4"/>
+              <w:left w:val="single" w:color="C7CBDC" w:sz="4"/>
+              <w:bottom w:val="single" w:color="C7CBDC" w:sz="4"/>
+              <w:right w:val="single" w:color="C7CBDC" w:sz="4"/>
+            </w:tcBorders>
+            <w:tcMar>
+              <w:top w:type="dxa" w:w="60"/>
+              <w:left w:type="dxa" w:w="90"/>
+              <w:bottom w:type="dxa" w:w="60"/>
+              <w:right w:type="dxa" w:w="90"/>
+            </w:tcMar>
+            <w:vAlign w:val="top"/>
+          </w:tcPr>
+          <w:p>
+            <w:pPr>
+              <w:spacing w:after="0" w:before="0"/>
+            </w:pPr>
+            <w:r>
+              <w:rPr>
+                <w:rFonts w:ascii="Calibri" w:cs="Calibri" w:eastAsia="Calibri" w:hAnsi="Calibri"/>
+                <w:b/>
+                <w:bCs/>
+                <w:i w:val="false"/>
+                <w:iCs w:val="false"/>
+                <w:color w:val="1A1F36"/>
+                <w:sz w:val="18"/>
+                <w:szCs w:val="18"/>
+              </w:rPr>
+              <w:t xml:space="preserve">2011</w:t>
+            </w:r>
+          </w:p>
+        </w:tc>
+        <w:tc>
+          <w:tcPr>
+            <w:tcW w:type="dxa" w:w="2600"/>
+            <w:tcBorders>
+              <w:top w:val="single" w:color="C7CBDC" w:sz="4"/>
+              <w:left w:val="single" w:color="C7CBDC" w:sz="4"/>
+              <w:bottom w:val="single" w:color="C7CBDC" w:sz="4"/>
+              <w:right w:val="single" w:color="C7CBDC" w:sz="4"/>
+            </w:tcBorders>
+            <w:tcMar>
+              <w:top w:type="dxa" w:w="60"/>
+              <w:left w:type="dxa" w:w="90"/>
+              <w:bottom w:type="dxa" w:w="60"/>
+              <w:right w:type="dxa" w:w="90"/>
+            </w:tcMar>
+            <w:vAlign w:val="top"/>
+          </w:tcPr>
+          <w:p>
+            <w:pPr>
+              <w:spacing w:after="0"/>
+            </w:pPr>
+            <w:r>
+              <w:rPr>
+                <w:rFonts w:ascii="Calibri" w:cs="Calibri" w:eastAsia="Calibri" w:hAnsi="Calibri"/>
+                <w:b w:val="false"/>
+                <w:bCs w:val="false"/>
+                <w:i w:val="false"/>
+                <w:iCs w:val="false"/>
+                <w:color w:val="1A1F36"/>
+                <w:sz w:val="18"/>
+                <w:szCs w:val="18"/>
+              </w:rPr>
+              <w:t xml:space="preserve">22.09.2026  08:35</w:t>
+            </w:r>
+            <w:r>
+              <w:rPr>
+                <w:rFonts w:ascii="Calibri" w:cs="Calibri" w:eastAsia="Calibri" w:hAnsi="Calibri"/>
+                <w:b w:val="false"/>
+                <w:bCs w:val="false"/>
+                <w:i w:val="false"/>
+                <w:iCs w:val="false"/>
+                <w:color w:val="1A1F36"/>
+                <w:sz w:val="18"/>
+                <w:szCs w:val="18"/>
+              </w:rPr>
+              <w:br/>
+              <w:t xml:space="preserve">Металлист — Энергетик</w:t>
+            </w:r>
+          </w:p>
+        </w:tc>
+        <w:tc>
+          <w:tcPr>
+            <w:tcW w:type="dxa" w:w="4200"/>
+            <w:tcBorders>
+              <w:top w:val="single" w:color="C7CBDC" w:sz="4"/>
+              <w:left w:val="single" w:color="C7CBDC" w:sz="4"/>
+              <w:bottom w:val="single" w:color="C7CBDC" w:sz="4"/>
+              <w:right w:val="single" w:color="C7CBDC" w:sz="4"/>
+            </w:tcBorders>
+            <w:tcMar>
+              <w:top w:type="dxa" w:w="60"/>
+              <w:left w:type="dxa" w:w="90"/>
+              <w:bottom w:type="dxa" w:w="60"/>
+              <w:right w:type="dxa" w:w="90"/>
+            </w:tcMar>
+            <w:vAlign w:val="top"/>
+          </w:tcPr>
+          <w:p>
+            <w:pPr>
+              <w:spacing w:after="0" w:before="0"/>
+            </w:pPr>
+            <w:r>
+              <w:rPr>
+                <w:rFonts w:ascii="Calibri" w:cs="Calibri" w:eastAsia="Calibri" w:hAnsi="Calibri"/>
+                <w:b w:val="false"/>
+                <w:bCs w:val="false"/>
+                <w:i w:val="false"/>
+                <w:iCs w:val="false"/>
+                <w:color w:val="5A5F7A"/>
+                <w:sz w:val="18"/>
+                <w:szCs w:val="18"/>
+              </w:rPr>
+              <w:t xml:space="preserve">время 19:00</w:t>
+            </w:r>
+          </w:p>
+        </w:tc>
+        <w:tc>
+          <w:tcPr>
+            <w:tcW w:type="dxa" w:w="4200"/>
+            <w:tcBorders>
+              <w:top w:val="single" w:color="C7CBDC" w:sz="4"/>
+              <w:left w:val="single" w:color="C7CBDC" w:sz="4"/>
+              <w:bottom w:val="single" w:color="C7CBDC" w:sz="4"/>
+              <w:right w:val="single" w:color="C7CBDC" w:sz="4"/>
+            </w:tcBorders>
+            <w:tcMar>
+              <w:top w:type="dxa" w:w="60"/>
+              <w:left w:type="dxa" w:w="90"/>
+              <w:bottom w:type="dxa" w:w="60"/>
+              <w:right w:type="dxa" w:w="90"/>
+            </w:tcMar>
+            <w:vAlign w:val="top"/>
+          </w:tcPr>
+          <w:p>
+            <w:pPr>
+              <w:spacing w:after="0" w:before="0"/>
+            </w:pPr>
+            <w:r>
+              <w:rPr>
+                <w:rFonts w:ascii="Calibri" w:cs="Calibri" w:eastAsia="Calibri" w:hAnsi="Calibri"/>
+                <w:b/>
+                <w:bCs/>
+                <w:i w:val="false"/>
+                <w:iCs w:val="false"/>
+                <w:color w:val="1A1F36"/>
+                <w:sz w:val="18"/>
+                <w:szCs w:val="18"/>
+              </w:rPr>
+              <w:t xml:space="preserve">время 08:35</w:t>
+            </w:r>
+          </w:p>
+        </w:tc>
+        <w:tc>
+          <w:tcPr>
+            <w:tcW w:type="dxa" w:w="3350"/>
+            <w:tcBorders>
+              <w:top w:val="single" w:color="C7CBDC" w:sz="4"/>
+              <w:left w:val="single" w:color="C7CBDC" w:sz="4"/>
+              <w:bottom w:val="single" w:color="C7CBDC" w:sz="4"/>
+              <w:right w:val="single" w:color="C7CBDC" w:sz="4"/>
+            </w:tcBorders>
+            <w:tcMar>
+              <w:top w:type="dxa" w:w="60"/>
+              <w:left w:type="dxa" w:w="90"/>
+              <w:bottom w:type="dxa" w:w="60"/>
+              <w:right w:type="dxa" w:w="90"/>
+            </w:tcMar>
+            <w:vAlign w:val="top"/>
+          </w:tcPr>
+          <w:p>
+            <w:pPr>
+              <w:spacing w:after="0" w:before="0"/>
+            </w:pPr>
+            <w:r>
+              <w:rPr>
+                <w:rFonts w:ascii="Calibri" w:cs="Calibri" w:eastAsia="Calibri" w:hAnsi="Calibri"/>
+                <w:b w:val="false"/>
+                <w:bCs w:val="false"/>
+                <w:i w:val="false"/>
+                <w:iCs w:val="false"/>
+                <w:color w:val="1A1F36"/>
+                <w:sz w:val="18"/>
+                <w:szCs w:val="18"/>
+              </w:rPr>
+              <w:t xml:space="preserve">в ячейке было 859 часов, Excel показывал 19:00; на сайте лиги матч в 08:35, счёт тот же</w:t>
             </w:r>
           </w:p>
         </w:tc>

--- a/reports/Vnesennye_ispravleniya.docx
+++ b/reports/Vnesennye_ispravleniya.docx
@@ -208,6 +208,25 @@
           <w:sz w:val="18"/>
           <w:szCs w:val="18"/>
         </w:rPr>
+        <w:t xml:space="preserve">Основание: Решение исполнителя от 29.10.2026, подтверждено заказчиком: счёт по сайту лиги</w:t>
+      </w:r>
+    </w:p>
+    <w:p>
+      <w:pPr>
+        <w:spacing w:after="40" w:before="0"/>
+        <w:jc w:val="center"/>
+      </w:pPr>
+      <w:r>
+        <w:rPr>
+          <w:rFonts w:ascii="Calibri" w:cs="Calibri" w:eastAsia="Calibri" w:hAnsi="Calibri"/>
+          <w:b w:val="false"/>
+          <w:bCs w:val="false"/>
+          <w:i w:val="false"/>
+          <w:iCs w:val="false"/>
+          <w:color w:val="5A5F7A"/>
+          <w:sz w:val="18"/>
+          <w:szCs w:val="18"/>
+        </w:rPr>
         <w:t xml:space="preserve">Основание: Ответы проверяющих в отчёте от 01.10.2026 (файл Otchet_o_proverke_s_pravkami_zapad.docx)</w:t>
       </w:r>
     </w:p>
@@ -1904,6 +1923,431 @@
     <w:p>
       <w:pPr>
         <w:keepNext/>
+        <w:spacing w:after="80" w:before="200"/>
+      </w:pPr>
+      <w:r>
+        <w:rPr>
+          <w:rFonts w:ascii="Calibri" w:cs="Calibri" w:eastAsia="Calibri" w:hAnsi="Calibri"/>
+          <w:b/>
+          <w:bCs/>
+          <w:i w:val="false"/>
+          <w:iCs w:val="false"/>
+          <w:color w:val="1A1F36"/>
+          <w:sz w:val="22"/>
+          <w:szCs w:val="22"/>
+        </w:rPr>
+        <w:t xml:space="preserve">Сентябрь 2026</w:t>
+      </w:r>
+    </w:p>
+    <w:tbl>
+      <w:tblPr>
+        <w:tblW w:type="dxa" w:w="15250"/>
+        <w:tblBorders>
+          <w:top w:val="single" w:color="auto" w:sz="4"/>
+          <w:left w:val="single" w:color="auto" w:sz="4"/>
+          <w:bottom w:val="single" w:color="auto" w:sz="4"/>
+          <w:right w:val="single" w:color="auto" w:sz="4"/>
+          <w:insideH w:val="single" w:color="auto" w:sz="4"/>
+          <w:insideV w:val="single" w:color="auto" w:sz="4"/>
+        </w:tblBorders>
+      </w:tblPr>
+      <w:tblGrid>
+        <w:gridCol w:w="900"/>
+        <w:gridCol w:w="2600"/>
+        <w:gridCol w:w="4200"/>
+        <w:gridCol w:w="4200"/>
+        <w:gridCol w:w="3350"/>
+      </w:tblGrid>
+      <w:tr>
+        <w:trPr>
+          <w:tblHeader/>
+        </w:trPr>
+        <w:tc>
+          <w:tcPr>
+            <w:tcW w:type="dxa" w:w="900"/>
+            <w:tcBorders>
+              <w:top w:val="single" w:color="C7CBDC" w:sz="4"/>
+              <w:left w:val="single" w:color="C7CBDC" w:sz="4"/>
+              <w:bottom w:val="single" w:color="C7CBDC" w:sz="4"/>
+              <w:right w:val="single" w:color="C7CBDC" w:sz="4"/>
+            </w:tcBorders>
+            <w:shd w:fill="EEF0F7" w:color="auto" w:val="clear"/>
+            <w:tcMar>
+              <w:top w:type="dxa" w:w="60"/>
+              <w:left w:type="dxa" w:w="90"/>
+              <w:bottom w:type="dxa" w:w="60"/>
+              <w:right w:type="dxa" w:w="90"/>
+            </w:tcMar>
+            <w:vAlign w:val="top"/>
+          </w:tcPr>
+          <w:p>
+            <w:pPr>
+              <w:spacing w:after="0" w:before="0"/>
+            </w:pPr>
+            <w:r>
+              <w:rPr>
+                <w:rFonts w:ascii="Calibri" w:cs="Calibri" w:eastAsia="Calibri" w:hAnsi="Calibri"/>
+                <w:b/>
+                <w:bCs/>
+                <w:i w:val="false"/>
+                <w:iCs w:val="false"/>
+                <w:color w:val="1A1F36"/>
+                <w:sz w:val="18"/>
+                <w:szCs w:val="18"/>
+              </w:rPr>
+              <w:t xml:space="preserve">Стр.</w:t>
+            </w:r>
+          </w:p>
+        </w:tc>
+        <w:tc>
+          <w:tcPr>
+            <w:tcW w:type="dxa" w:w="2600"/>
+            <w:tcBorders>
+              <w:top w:val="single" w:color="C7CBDC" w:sz="4"/>
+              <w:left w:val="single" w:color="C7CBDC" w:sz="4"/>
+              <w:bottom w:val="single" w:color="C7CBDC" w:sz="4"/>
+              <w:right w:val="single" w:color="C7CBDC" w:sz="4"/>
+            </w:tcBorders>
+            <w:shd w:fill="EEF0F7" w:color="auto" w:val="clear"/>
+            <w:tcMar>
+              <w:top w:type="dxa" w:w="60"/>
+              <w:left w:type="dxa" w:w="90"/>
+              <w:bottom w:type="dxa" w:w="60"/>
+              <w:right w:type="dxa" w:w="90"/>
+            </w:tcMar>
+            <w:vAlign w:val="top"/>
+          </w:tcPr>
+          <w:p>
+            <w:pPr>
+              <w:spacing w:after="0" w:before="0"/>
+            </w:pPr>
+            <w:r>
+              <w:rPr>
+                <w:rFonts w:ascii="Calibri" w:cs="Calibri" w:eastAsia="Calibri" w:hAnsi="Calibri"/>
+                <w:b/>
+                <w:bCs/>
+                <w:i w:val="false"/>
+                <w:iCs w:val="false"/>
+                <w:color w:val="1A1F36"/>
+                <w:sz w:val="18"/>
+                <w:szCs w:val="18"/>
+              </w:rPr>
+              <w:t xml:space="preserve">Матч</w:t>
+            </w:r>
+          </w:p>
+        </w:tc>
+        <w:tc>
+          <w:tcPr>
+            <w:tcW w:type="dxa" w:w="4200"/>
+            <w:tcBorders>
+              <w:top w:val="single" w:color="C7CBDC" w:sz="4"/>
+              <w:left w:val="single" w:color="C7CBDC" w:sz="4"/>
+              <w:bottom w:val="single" w:color="C7CBDC" w:sz="4"/>
+              <w:right w:val="single" w:color="C7CBDC" w:sz="4"/>
+            </w:tcBorders>
+            <w:shd w:fill="EEF0F7" w:color="auto" w:val="clear"/>
+            <w:tcMar>
+              <w:top w:type="dxa" w:w="60"/>
+              <w:left w:type="dxa" w:w="90"/>
+              <w:bottom w:type="dxa" w:w="60"/>
+              <w:right w:type="dxa" w:w="90"/>
+            </w:tcMar>
+            <w:vAlign w:val="top"/>
+          </w:tcPr>
+          <w:p>
+            <w:pPr>
+              <w:spacing w:after="0" w:before="0"/>
+            </w:pPr>
+            <w:r>
+              <w:rPr>
+                <w:rFonts w:ascii="Calibri" w:cs="Calibri" w:eastAsia="Calibri" w:hAnsi="Calibri"/>
+                <w:b/>
+                <w:bCs/>
+                <w:i w:val="false"/>
+                <w:iCs w:val="false"/>
+                <w:color w:val="1A1F36"/>
+                <w:sz w:val="18"/>
+                <w:szCs w:val="18"/>
+              </w:rPr>
+              <w:t xml:space="preserve">Было</w:t>
+            </w:r>
+          </w:p>
+        </w:tc>
+        <w:tc>
+          <w:tcPr>
+            <w:tcW w:type="dxa" w:w="4200"/>
+            <w:tcBorders>
+              <w:top w:val="single" w:color="C7CBDC" w:sz="4"/>
+              <w:left w:val="single" w:color="C7CBDC" w:sz="4"/>
+              <w:bottom w:val="single" w:color="C7CBDC" w:sz="4"/>
+              <w:right w:val="single" w:color="C7CBDC" w:sz="4"/>
+            </w:tcBorders>
+            <w:shd w:fill="EEF0F7" w:color="auto" w:val="clear"/>
+            <w:tcMar>
+              <w:top w:type="dxa" w:w="60"/>
+              <w:left w:type="dxa" w:w="90"/>
+              <w:bottom w:type="dxa" w:w="60"/>
+              <w:right w:type="dxa" w:w="90"/>
+            </w:tcMar>
+            <w:vAlign w:val="top"/>
+          </w:tcPr>
+          <w:p>
+            <w:pPr>
+              <w:spacing w:after="0" w:before="0"/>
+            </w:pPr>
+            <w:r>
+              <w:rPr>
+                <w:rFonts w:ascii="Calibri" w:cs="Calibri" w:eastAsia="Calibri" w:hAnsi="Calibri"/>
+                <w:b/>
+                <w:bCs/>
+                <w:i w:val="false"/>
+                <w:iCs w:val="false"/>
+                <w:color w:val="1A1F36"/>
+                <w:sz w:val="18"/>
+                <w:szCs w:val="18"/>
+              </w:rPr>
+              <w:t xml:space="preserve">Стало</w:t>
+            </w:r>
+          </w:p>
+        </w:tc>
+        <w:tc>
+          <w:tcPr>
+            <w:tcW w:type="dxa" w:w="3350"/>
+            <w:tcBorders>
+              <w:top w:val="single" w:color="C7CBDC" w:sz="4"/>
+              <w:left w:val="single" w:color="C7CBDC" w:sz="4"/>
+              <w:bottom w:val="single" w:color="C7CBDC" w:sz="4"/>
+              <w:right w:val="single" w:color="C7CBDC" w:sz="4"/>
+            </w:tcBorders>
+            <w:shd w:fill="EEF0F7" w:color="auto" w:val="clear"/>
+            <w:tcMar>
+              <w:top w:type="dxa" w:w="60"/>
+              <w:left w:type="dxa" w:w="90"/>
+              <w:bottom w:type="dxa" w:w="60"/>
+              <w:right w:type="dxa" w:w="90"/>
+            </w:tcMar>
+            <w:vAlign w:val="top"/>
+          </w:tcPr>
+          <w:p>
+            <w:pPr>
+              <w:spacing w:after="0" w:before="0"/>
+            </w:pPr>
+            <w:r>
+              <w:rPr>
+                <w:rFonts w:ascii="Calibri" w:cs="Calibri" w:eastAsia="Calibri" w:hAnsi="Calibri"/>
+                <w:b/>
+                <w:bCs/>
+                <w:i w:val="false"/>
+                <w:iCs w:val="false"/>
+                <w:color w:val="1A1F36"/>
+                <w:sz w:val="18"/>
+                <w:szCs w:val="18"/>
+              </w:rPr>
+              <w:t xml:space="preserve">Основание</w:t>
+            </w:r>
+          </w:p>
+        </w:tc>
+      </w:tr>
+      <w:tr>
+        <w:tc>
+          <w:tcPr>
+            <w:tcW w:type="dxa" w:w="900"/>
+            <w:tcBorders>
+              <w:top w:val="single" w:color="C7CBDC" w:sz="4"/>
+              <w:left w:val="single" w:color="C7CBDC" w:sz="4"/>
+              <w:bottom w:val="single" w:color="C7CBDC" w:sz="4"/>
+              <w:right w:val="single" w:color="C7CBDC" w:sz="4"/>
+            </w:tcBorders>
+            <w:tcMar>
+              <w:top w:type="dxa" w:w="60"/>
+              <w:left w:type="dxa" w:w="90"/>
+              <w:bottom w:type="dxa" w:w="60"/>
+              <w:right w:type="dxa" w:w="90"/>
+            </w:tcMar>
+            <w:vAlign w:val="top"/>
+          </w:tcPr>
+          <w:p>
+            <w:pPr>
+              <w:spacing w:after="0" w:before="0"/>
+            </w:pPr>
+            <w:r>
+              <w:rPr>
+                <w:rFonts w:ascii="Calibri" w:cs="Calibri" w:eastAsia="Calibri" w:hAnsi="Calibri"/>
+                <w:b/>
+                <w:bCs/>
+                <w:i w:val="false"/>
+                <w:iCs w:val="false"/>
+                <w:color w:val="1A1F36"/>
+                <w:sz w:val="18"/>
+                <w:szCs w:val="18"/>
+              </w:rPr>
+              <w:t xml:space="preserve">856</w:t>
+            </w:r>
+          </w:p>
+        </w:tc>
+        <w:tc>
+          <w:tcPr>
+            <w:tcW w:type="dxa" w:w="2600"/>
+            <w:tcBorders>
+              <w:top w:val="single" w:color="C7CBDC" w:sz="4"/>
+              <w:left w:val="single" w:color="C7CBDC" w:sz="4"/>
+              <w:bottom w:val="single" w:color="C7CBDC" w:sz="4"/>
+              <w:right w:val="single" w:color="C7CBDC" w:sz="4"/>
+            </w:tcBorders>
+            <w:tcMar>
+              <w:top w:type="dxa" w:w="60"/>
+              <w:left w:type="dxa" w:w="90"/>
+              <w:bottom w:type="dxa" w:w="60"/>
+              <w:right w:type="dxa" w:w="90"/>
+            </w:tcMar>
+            <w:vAlign w:val="top"/>
+          </w:tcPr>
+          <w:p>
+            <w:pPr>
+              <w:spacing w:after="0"/>
+            </w:pPr>
+            <w:r>
+              <w:rPr>
+                <w:rFonts w:ascii="Calibri" w:cs="Calibri" w:eastAsia="Calibri" w:hAnsi="Calibri"/>
+                <w:b w:val="false"/>
+                <w:bCs w:val="false"/>
+                <w:i w:val="false"/>
+                <w:iCs w:val="false"/>
+                <w:color w:val="1A1F36"/>
+                <w:sz w:val="18"/>
+                <w:szCs w:val="18"/>
+              </w:rPr>
+              <w:t xml:space="preserve">24.09.2026  01:10</w:t>
+            </w:r>
+            <w:r>
+              <w:rPr>
+                <w:rFonts w:ascii="Calibri" w:cs="Calibri" w:eastAsia="Calibri" w:hAnsi="Calibri"/>
+                <w:b w:val="false"/>
+                <w:bCs w:val="false"/>
+                <w:i w:val="false"/>
+                <w:iCs w:val="false"/>
+                <w:color w:val="1A1F36"/>
+                <w:sz w:val="18"/>
+                <w:szCs w:val="18"/>
+              </w:rPr>
+              <w:br/>
+              <w:t xml:space="preserve">Реактор — Львы</w:t>
+            </w:r>
+          </w:p>
+        </w:tc>
+        <w:tc>
+          <w:tcPr>
+            <w:tcW w:type="dxa" w:w="4200"/>
+            <w:tcBorders>
+              <w:top w:val="single" w:color="C7CBDC" w:sz="4"/>
+              <w:left w:val="single" w:color="C7CBDC" w:sz="4"/>
+              <w:bottom w:val="single" w:color="C7CBDC" w:sz="4"/>
+              <w:right w:val="single" w:color="C7CBDC" w:sz="4"/>
+            </w:tcBorders>
+            <w:tcMar>
+              <w:top w:type="dxa" w:w="60"/>
+              <w:left w:type="dxa" w:w="90"/>
+              <w:bottom w:type="dxa" w:w="60"/>
+              <w:right w:type="dxa" w:w="90"/>
+            </w:tcMar>
+            <w:vAlign w:val="top"/>
+          </w:tcPr>
+          <w:p>
+            <w:pPr>
+              <w:spacing w:after="0" w:before="0"/>
+            </w:pPr>
+            <w:r>
+              <w:rPr>
+                <w:rFonts w:ascii="Calibri" w:cs="Calibri" w:eastAsia="Calibri" w:hAnsi="Calibri"/>
+                <w:b w:val="false"/>
+                <w:bCs w:val="false"/>
+                <w:i w:val="false"/>
+                <w:iCs w:val="false"/>
+                <w:color w:val="5A5F7A"/>
+                <w:sz w:val="18"/>
+                <w:szCs w:val="18"/>
+              </w:rPr>
+              <w:t xml:space="preserve">итог 1:2, периоды 0:0 1:0 1:2 1:0</w:t>
+            </w:r>
+          </w:p>
+        </w:tc>
+        <w:tc>
+          <w:tcPr>
+            <w:tcW w:type="dxa" w:w="4200"/>
+            <w:tcBorders>
+              <w:top w:val="single" w:color="C7CBDC" w:sz="4"/>
+              <w:left w:val="single" w:color="C7CBDC" w:sz="4"/>
+              <w:bottom w:val="single" w:color="C7CBDC" w:sz="4"/>
+              <w:right w:val="single" w:color="C7CBDC" w:sz="4"/>
+            </w:tcBorders>
+            <w:tcMar>
+              <w:top w:type="dxa" w:w="60"/>
+              <w:left w:type="dxa" w:w="90"/>
+              <w:bottom w:type="dxa" w:w="60"/>
+              <w:right w:type="dxa" w:w="90"/>
+            </w:tcMar>
+            <w:vAlign w:val="top"/>
+          </w:tcPr>
+          <w:p>
+            <w:pPr>
+              <w:spacing w:after="0" w:before="0"/>
+            </w:pPr>
+            <w:r>
+              <w:rPr>
+                <w:rFonts w:ascii="Calibri" w:cs="Calibri" w:eastAsia="Calibri" w:hAnsi="Calibri"/>
+                <w:b/>
+                <w:bCs/>
+                <w:i w:val="false"/>
+                <w:iCs w:val="false"/>
+                <w:color w:val="1A1F36"/>
+                <w:sz w:val="18"/>
+                <w:szCs w:val="18"/>
+              </w:rPr>
+              <w:t xml:space="preserve">итог 3:2, периоды 0:0 1:0 1:2 1:0</w:t>
+            </w:r>
+          </w:p>
+        </w:tc>
+        <w:tc>
+          <w:tcPr>
+            <w:tcW w:type="dxa" w:w="3350"/>
+            <w:tcBorders>
+              <w:top w:val="single" w:color="C7CBDC" w:sz="4"/>
+              <w:left w:val="single" w:color="C7CBDC" w:sz="4"/>
+              <w:bottom w:val="single" w:color="C7CBDC" w:sz="4"/>
+              <w:right w:val="single" w:color="C7CBDC" w:sz="4"/>
+            </w:tcBorders>
+            <w:tcMar>
+              <w:top w:type="dxa" w:w="60"/>
+              <w:left w:type="dxa" w:w="90"/>
+              <w:bottom w:type="dxa" w:w="60"/>
+              <w:right w:type="dxa" w:w="90"/>
+            </w:tcMar>
+            <w:vAlign w:val="top"/>
+          </w:tcPr>
+          <w:p>
+            <w:pPr>
+              <w:spacing w:after="0" w:before="0"/>
+            </w:pPr>
+            <w:r>
+              <w:rPr>
+                <w:rFonts w:ascii="Calibri" w:cs="Calibri" w:eastAsia="Calibri" w:hAnsi="Calibri"/>
+                <w:b w:val="false"/>
+                <w:bCs w:val="false"/>
+                <w:i w:val="false"/>
+                <w:iCs w:val="false"/>
+                <w:color w:val="1A1F36"/>
+                <w:sz w:val="18"/>
+                <w:szCs w:val="18"/>
+              </w:rPr>
+              <w:t xml:space="preserve">по сайту лиги: итог 3:2 по буллитам, периоды те же</w:t>
+            </w:r>
+          </w:p>
+        </w:tc>
+      </w:tr>
+    </w:tbl>
+    <w:p>
+      <w:pPr>
+        <w:keepNext/>
         <w:pageBreakBefore/>
         <w:pBdr>
           <w:bottom w:val="single" w:color="2B2F77" w:sz="8" w:space="6"/>
@@ -17397,6 +17841,604 @@
                 <w:szCs w:val="18"/>
               </w:rPr>
               <w:t xml:space="preserve">в ячейке было 859 часов, Excel показывал 19:00; на сайте лиги матч в 08:35, счёт тот же</w:t>
+            </w:r>
+          </w:p>
+        </w:tc>
+      </w:tr>
+      <w:tr>
+        <w:tc>
+          <w:tcPr>
+            <w:tcW w:type="dxa" w:w="900"/>
+            <w:tcBorders>
+              <w:top w:val="single" w:color="C7CBDC" w:sz="4"/>
+              <w:left w:val="single" w:color="C7CBDC" w:sz="4"/>
+              <w:bottom w:val="single" w:color="C7CBDC" w:sz="4"/>
+              <w:right w:val="single" w:color="C7CBDC" w:sz="4"/>
+            </w:tcBorders>
+            <w:shd w:fill="F7F8FC" w:color="auto" w:val="clear"/>
+            <w:tcMar>
+              <w:top w:type="dxa" w:w="60"/>
+              <w:left w:type="dxa" w:w="90"/>
+              <w:bottom w:type="dxa" w:w="60"/>
+              <w:right w:type="dxa" w:w="90"/>
+            </w:tcMar>
+            <w:vAlign w:val="top"/>
+          </w:tcPr>
+          <w:p>
+            <w:pPr>
+              <w:spacing w:after="0" w:before="0"/>
+            </w:pPr>
+            <w:r>
+              <w:rPr>
+                <w:rFonts w:ascii="Calibri" w:cs="Calibri" w:eastAsia="Calibri" w:hAnsi="Calibri"/>
+                <w:b/>
+                <w:bCs/>
+                <w:i w:val="false"/>
+                <w:iCs w:val="false"/>
+                <w:color w:val="1A1F36"/>
+                <w:sz w:val="18"/>
+                <w:szCs w:val="18"/>
+              </w:rPr>
+              <w:t xml:space="preserve">811</w:t>
+            </w:r>
+          </w:p>
+        </w:tc>
+        <w:tc>
+          <w:tcPr>
+            <w:tcW w:type="dxa" w:w="2600"/>
+            <w:tcBorders>
+              <w:top w:val="single" w:color="C7CBDC" w:sz="4"/>
+              <w:left w:val="single" w:color="C7CBDC" w:sz="4"/>
+              <w:bottom w:val="single" w:color="C7CBDC" w:sz="4"/>
+              <w:right w:val="single" w:color="C7CBDC" w:sz="4"/>
+            </w:tcBorders>
+            <w:shd w:fill="F7F8FC" w:color="auto" w:val="clear"/>
+            <w:tcMar>
+              <w:top w:type="dxa" w:w="60"/>
+              <w:left w:type="dxa" w:w="90"/>
+              <w:bottom w:type="dxa" w:w="60"/>
+              <w:right w:type="dxa" w:w="90"/>
+            </w:tcMar>
+            <w:vAlign w:val="top"/>
+          </w:tcPr>
+          <w:p>
+            <w:pPr>
+              <w:spacing w:after="0"/>
+            </w:pPr>
+            <w:r>
+              <w:rPr>
+                <w:rFonts w:ascii="Calibri" w:cs="Calibri" w:eastAsia="Calibri" w:hAnsi="Calibri"/>
+                <w:b w:val="false"/>
+                <w:bCs w:val="false"/>
+                <w:i w:val="false"/>
+                <w:iCs w:val="false"/>
+                <w:color w:val="1A1F36"/>
+                <w:sz w:val="18"/>
+                <w:szCs w:val="18"/>
+              </w:rPr>
+              <w:t xml:space="preserve">09.09.2026  09:10</w:t>
+            </w:r>
+            <w:r>
+              <w:rPr>
+                <w:rFonts w:ascii="Calibri" w:cs="Calibri" w:eastAsia="Calibri" w:hAnsi="Calibri"/>
+                <w:b w:val="false"/>
+                <w:bCs w:val="false"/>
+                <w:i w:val="false"/>
+                <w:iCs w:val="false"/>
+                <w:color w:val="1A1F36"/>
+                <w:sz w:val="18"/>
+                <w:szCs w:val="18"/>
+              </w:rPr>
+              <w:br/>
+              <w:t xml:space="preserve">Партизан — Энергетик</w:t>
+            </w:r>
+          </w:p>
+        </w:tc>
+        <w:tc>
+          <w:tcPr>
+            <w:tcW w:type="dxa" w:w="4200"/>
+            <w:tcBorders>
+              <w:top w:val="single" w:color="C7CBDC" w:sz="4"/>
+              <w:left w:val="single" w:color="C7CBDC" w:sz="4"/>
+              <w:bottom w:val="single" w:color="C7CBDC" w:sz="4"/>
+              <w:right w:val="single" w:color="C7CBDC" w:sz="4"/>
+            </w:tcBorders>
+            <w:shd w:fill="F7F8FC" w:color="auto" w:val="clear"/>
+            <w:tcMar>
+              <w:top w:type="dxa" w:w="60"/>
+              <w:left w:type="dxa" w:w="90"/>
+              <w:bottom w:type="dxa" w:w="60"/>
+              <w:right w:type="dxa" w:w="90"/>
+            </w:tcMar>
+            <w:vAlign w:val="top"/>
+          </w:tcPr>
+          <w:p>
+            <w:pPr>
+              <w:spacing w:after="0" w:before="0"/>
+            </w:pPr>
+            <w:r>
+              <w:rPr>
+                <w:rFonts w:ascii="Calibri" w:cs="Calibri" w:eastAsia="Calibri" w:hAnsi="Calibri"/>
+                <w:b w:val="false"/>
+                <w:bCs w:val="false"/>
+                <w:i w:val="false"/>
+                <w:iCs w:val="false"/>
+                <w:color w:val="5A5F7A"/>
+                <w:sz w:val="18"/>
+                <w:szCs w:val="18"/>
+              </w:rPr>
+              <w:t xml:space="preserve">итог 5*4, периоды 1*1 2*2 3*1</w:t>
+            </w:r>
+          </w:p>
+        </w:tc>
+        <w:tc>
+          <w:tcPr>
+            <w:tcW w:type="dxa" w:w="4200"/>
+            <w:tcBorders>
+              <w:top w:val="single" w:color="C7CBDC" w:sz="4"/>
+              <w:left w:val="single" w:color="C7CBDC" w:sz="4"/>
+              <w:bottom w:val="single" w:color="C7CBDC" w:sz="4"/>
+              <w:right w:val="single" w:color="C7CBDC" w:sz="4"/>
+            </w:tcBorders>
+            <w:shd w:fill="F7F8FC" w:color="auto" w:val="clear"/>
+            <w:tcMar>
+              <w:top w:type="dxa" w:w="60"/>
+              <w:left w:type="dxa" w:w="90"/>
+              <w:bottom w:type="dxa" w:w="60"/>
+              <w:right w:type="dxa" w:w="90"/>
+            </w:tcMar>
+            <w:vAlign w:val="top"/>
+          </w:tcPr>
+          <w:p>
+            <w:pPr>
+              <w:spacing w:after="0" w:before="0"/>
+            </w:pPr>
+            <w:r>
+              <w:rPr>
+                <w:rFonts w:ascii="Calibri" w:cs="Calibri" w:eastAsia="Calibri" w:hAnsi="Calibri"/>
+                <w:b/>
+                <w:bCs/>
+                <w:i w:val="false"/>
+                <w:iCs w:val="false"/>
+                <w:color w:val="1A1F36"/>
+                <w:sz w:val="18"/>
+                <w:szCs w:val="18"/>
+              </w:rPr>
+              <w:t xml:space="preserve">итог 6*4, периоды 1*1 2*2 3*1</w:t>
+            </w:r>
+          </w:p>
+        </w:tc>
+        <w:tc>
+          <w:tcPr>
+            <w:tcW w:type="dxa" w:w="3350"/>
+            <w:tcBorders>
+              <w:top w:val="single" w:color="C7CBDC" w:sz="4"/>
+              <w:left w:val="single" w:color="C7CBDC" w:sz="4"/>
+              <w:bottom w:val="single" w:color="C7CBDC" w:sz="4"/>
+              <w:right w:val="single" w:color="C7CBDC" w:sz="4"/>
+            </w:tcBorders>
+            <w:shd w:fill="F7F8FC" w:color="auto" w:val="clear"/>
+            <w:tcMar>
+              <w:top w:type="dxa" w:w="60"/>
+              <w:left w:type="dxa" w:w="90"/>
+              <w:bottom w:type="dxa" w:w="60"/>
+              <w:right w:type="dxa" w:w="90"/>
+            </w:tcMar>
+            <w:vAlign w:val="top"/>
+          </w:tcPr>
+          <w:p>
+            <w:pPr>
+              <w:spacing w:after="0" w:before="0"/>
+            </w:pPr>
+            <w:r>
+              <w:rPr>
+                <w:rFonts w:ascii="Calibri" w:cs="Calibri" w:eastAsia="Calibri" w:hAnsi="Calibri"/>
+                <w:b w:val="false"/>
+                <w:bCs w:val="false"/>
+                <w:i w:val="false"/>
+                <w:iCs w:val="false"/>
+                <w:color w:val="1A1F36"/>
+                <w:sz w:val="18"/>
+                <w:szCs w:val="18"/>
+              </w:rPr>
+              <w:t xml:space="preserve">по сайту лиги: итог 6:4, периоды те же</w:t>
+            </w:r>
+          </w:p>
+        </w:tc>
+      </w:tr>
+      <w:tr>
+        <w:tc>
+          <w:tcPr>
+            <w:tcW w:type="dxa" w:w="900"/>
+            <w:tcBorders>
+              <w:top w:val="single" w:color="C7CBDC" w:sz="4"/>
+              <w:left w:val="single" w:color="C7CBDC" w:sz="4"/>
+              <w:bottom w:val="single" w:color="C7CBDC" w:sz="4"/>
+              <w:right w:val="single" w:color="C7CBDC" w:sz="4"/>
+            </w:tcBorders>
+            <w:tcMar>
+              <w:top w:type="dxa" w:w="60"/>
+              <w:left w:type="dxa" w:w="90"/>
+              <w:bottom w:type="dxa" w:w="60"/>
+              <w:right w:type="dxa" w:w="90"/>
+            </w:tcMar>
+            <w:vAlign w:val="top"/>
+          </w:tcPr>
+          <w:p>
+            <w:pPr>
+              <w:spacing w:after="0" w:before="0"/>
+            </w:pPr>
+            <w:r>
+              <w:rPr>
+                <w:rFonts w:ascii="Calibri" w:cs="Calibri" w:eastAsia="Calibri" w:hAnsi="Calibri"/>
+                <w:b/>
+                <w:bCs/>
+                <w:i w:val="false"/>
+                <w:iCs w:val="false"/>
+                <w:color w:val="1A1F36"/>
+                <w:sz w:val="18"/>
+                <w:szCs w:val="18"/>
+              </w:rPr>
+              <w:t xml:space="preserve">1336</w:t>
+            </w:r>
+          </w:p>
+        </w:tc>
+        <w:tc>
+          <w:tcPr>
+            <w:tcW w:type="dxa" w:w="2600"/>
+            <w:tcBorders>
+              <w:top w:val="single" w:color="C7CBDC" w:sz="4"/>
+              <w:left w:val="single" w:color="C7CBDC" w:sz="4"/>
+              <w:bottom w:val="single" w:color="C7CBDC" w:sz="4"/>
+              <w:right w:val="single" w:color="C7CBDC" w:sz="4"/>
+            </w:tcBorders>
+            <w:tcMar>
+              <w:top w:type="dxa" w:w="60"/>
+              <w:left w:type="dxa" w:w="90"/>
+              <w:bottom w:type="dxa" w:w="60"/>
+              <w:right w:type="dxa" w:w="90"/>
+            </w:tcMar>
+            <w:vAlign w:val="top"/>
+          </w:tcPr>
+          <w:p>
+            <w:pPr>
+              <w:spacing w:after="0"/>
+            </w:pPr>
+            <w:r>
+              <w:rPr>
+                <w:rFonts w:ascii="Calibri" w:cs="Calibri" w:eastAsia="Calibri" w:hAnsi="Calibri"/>
+                <w:b w:val="false"/>
+                <w:bCs w:val="false"/>
+                <w:i w:val="false"/>
+                <w:iCs w:val="false"/>
+                <w:color w:val="1A1F36"/>
+                <w:sz w:val="18"/>
+                <w:szCs w:val="18"/>
+              </w:rPr>
+              <w:t xml:space="preserve">15.09.2026  08:35</w:t>
+            </w:r>
+            <w:r>
+              <w:rPr>
+                <w:rFonts w:ascii="Calibri" w:cs="Calibri" w:eastAsia="Calibri" w:hAnsi="Calibri"/>
+                <w:b w:val="false"/>
+                <w:bCs w:val="false"/>
+                <w:i w:val="false"/>
+                <w:iCs w:val="false"/>
+                <w:color w:val="1A1F36"/>
+                <w:sz w:val="18"/>
+                <w:szCs w:val="18"/>
+              </w:rPr>
+              <w:br/>
+              <w:t xml:space="preserve">Байкал — Энергетик</w:t>
+            </w:r>
+          </w:p>
+        </w:tc>
+        <w:tc>
+          <w:tcPr>
+            <w:tcW w:type="dxa" w:w="4200"/>
+            <w:tcBorders>
+              <w:top w:val="single" w:color="C7CBDC" w:sz="4"/>
+              <w:left w:val="single" w:color="C7CBDC" w:sz="4"/>
+              <w:bottom w:val="single" w:color="C7CBDC" w:sz="4"/>
+              <w:right w:val="single" w:color="C7CBDC" w:sz="4"/>
+            </w:tcBorders>
+            <w:tcMar>
+              <w:top w:type="dxa" w:w="60"/>
+              <w:left w:type="dxa" w:w="90"/>
+              <w:bottom w:type="dxa" w:w="60"/>
+              <w:right w:type="dxa" w:w="90"/>
+            </w:tcMar>
+            <w:vAlign w:val="top"/>
+          </w:tcPr>
+          <w:p>
+            <w:pPr>
+              <w:spacing w:after="0" w:before="0"/>
+            </w:pPr>
+            <w:r>
+              <w:rPr>
+                <w:rFonts w:ascii="Calibri" w:cs="Calibri" w:eastAsia="Calibri" w:hAnsi="Calibri"/>
+                <w:b w:val="false"/>
+                <w:bCs w:val="false"/>
+                <w:i w:val="false"/>
+                <w:iCs w:val="false"/>
+                <w:color w:val="5A5F7A"/>
+                <w:sz w:val="18"/>
+                <w:szCs w:val="18"/>
+              </w:rPr>
+              <w:t xml:space="preserve">итог 3*1, периоды 1*1 0*1 1*0</w:t>
+            </w:r>
+          </w:p>
+        </w:tc>
+        <w:tc>
+          <w:tcPr>
+            <w:tcW w:type="dxa" w:w="4200"/>
+            <w:tcBorders>
+              <w:top w:val="single" w:color="C7CBDC" w:sz="4"/>
+              <w:left w:val="single" w:color="C7CBDC" w:sz="4"/>
+              <w:bottom w:val="single" w:color="C7CBDC" w:sz="4"/>
+              <w:right w:val="single" w:color="C7CBDC" w:sz="4"/>
+            </w:tcBorders>
+            <w:tcMar>
+              <w:top w:type="dxa" w:w="60"/>
+              <w:left w:type="dxa" w:w="90"/>
+              <w:bottom w:type="dxa" w:w="60"/>
+              <w:right w:type="dxa" w:w="90"/>
+            </w:tcMar>
+            <w:vAlign w:val="top"/>
+          </w:tcPr>
+          <w:p>
+            <w:pPr>
+              <w:spacing w:after="0" w:before="0"/>
+            </w:pPr>
+            <w:r>
+              <w:rPr>
+                <w:rFonts w:ascii="Calibri" w:cs="Calibri" w:eastAsia="Calibri" w:hAnsi="Calibri"/>
+                <w:b/>
+                <w:bCs/>
+                <w:i w:val="false"/>
+                <w:iCs w:val="false"/>
+                <w:color w:val="1A1F36"/>
+                <w:sz w:val="18"/>
+                <w:szCs w:val="18"/>
+              </w:rPr>
+              <w:t xml:space="preserve">итог 3*1, периоды 1*1 1*0 1*0</w:t>
+            </w:r>
+          </w:p>
+        </w:tc>
+        <w:tc>
+          <w:tcPr>
+            <w:tcW w:type="dxa" w:w="3350"/>
+            <w:tcBorders>
+              <w:top w:val="single" w:color="C7CBDC" w:sz="4"/>
+              <w:left w:val="single" w:color="C7CBDC" w:sz="4"/>
+              <w:bottom w:val="single" w:color="C7CBDC" w:sz="4"/>
+              <w:right w:val="single" w:color="C7CBDC" w:sz="4"/>
+            </w:tcBorders>
+            <w:tcMar>
+              <w:top w:type="dxa" w:w="60"/>
+              <w:left w:type="dxa" w:w="90"/>
+              <w:bottom w:type="dxa" w:w="60"/>
+              <w:right w:type="dxa" w:w="90"/>
+            </w:tcMar>
+            <w:vAlign w:val="top"/>
+          </w:tcPr>
+          <w:p>
+            <w:pPr>
+              <w:spacing w:after="0" w:before="0"/>
+            </w:pPr>
+            <w:r>
+              <w:rPr>
+                <w:rFonts w:ascii="Calibri" w:cs="Calibri" w:eastAsia="Calibri" w:hAnsi="Calibri"/>
+                <w:b w:val="false"/>
+                <w:bCs w:val="false"/>
+                <w:i w:val="false"/>
+                <w:iCs w:val="false"/>
+                <w:color w:val="1A1F36"/>
+                <w:sz w:val="18"/>
+                <w:szCs w:val="18"/>
+              </w:rPr>
+              <w:t xml:space="preserve">по сайту лиги: второй период 1:0, итог тот же</w:t>
+            </w:r>
+          </w:p>
+        </w:tc>
+      </w:tr>
+      <w:tr>
+        <w:tc>
+          <w:tcPr>
+            <w:tcW w:type="dxa" w:w="900"/>
+            <w:tcBorders>
+              <w:top w:val="single" w:color="C7CBDC" w:sz="4"/>
+              <w:left w:val="single" w:color="C7CBDC" w:sz="4"/>
+              <w:bottom w:val="single" w:color="C7CBDC" w:sz="4"/>
+              <w:right w:val="single" w:color="C7CBDC" w:sz="4"/>
+            </w:tcBorders>
+            <w:shd w:fill="F7F8FC" w:color="auto" w:val="clear"/>
+            <w:tcMar>
+              <w:top w:type="dxa" w:w="60"/>
+              <w:left w:type="dxa" w:w="90"/>
+              <w:bottom w:type="dxa" w:w="60"/>
+              <w:right w:type="dxa" w:w="90"/>
+            </w:tcMar>
+            <w:vAlign w:val="top"/>
+          </w:tcPr>
+          <w:p>
+            <w:pPr>
+              <w:spacing w:after="0" w:before="0"/>
+            </w:pPr>
+            <w:r>
+              <w:rPr>
+                <w:rFonts w:ascii="Calibri" w:cs="Calibri" w:eastAsia="Calibri" w:hAnsi="Calibri"/>
+                <w:b/>
+                <w:bCs/>
+                <w:i w:val="false"/>
+                <w:iCs w:val="false"/>
+                <w:color w:val="1A1F36"/>
+                <w:sz w:val="18"/>
+                <w:szCs w:val="18"/>
+              </w:rPr>
+              <w:t xml:space="preserve">1801</w:t>
+            </w:r>
+          </w:p>
+        </w:tc>
+        <w:tc>
+          <w:tcPr>
+            <w:tcW w:type="dxa" w:w="2600"/>
+            <w:tcBorders>
+              <w:top w:val="single" w:color="C7CBDC" w:sz="4"/>
+              <w:left w:val="single" w:color="C7CBDC" w:sz="4"/>
+              <w:bottom w:val="single" w:color="C7CBDC" w:sz="4"/>
+              <w:right w:val="single" w:color="C7CBDC" w:sz="4"/>
+            </w:tcBorders>
+            <w:shd w:fill="F7F8FC" w:color="auto" w:val="clear"/>
+            <w:tcMar>
+              <w:top w:type="dxa" w:w="60"/>
+              <w:left w:type="dxa" w:w="90"/>
+              <w:bottom w:type="dxa" w:w="60"/>
+              <w:right w:type="dxa" w:w="90"/>
+            </w:tcMar>
+            <w:vAlign w:val="top"/>
+          </w:tcPr>
+          <w:p>
+            <w:pPr>
+              <w:spacing w:after="0"/>
+            </w:pPr>
+            <w:r>
+              <w:rPr>
+                <w:rFonts w:ascii="Calibri" w:cs="Calibri" w:eastAsia="Calibri" w:hAnsi="Calibri"/>
+                <w:b w:val="false"/>
+                <w:bCs w:val="false"/>
+                <w:i w:val="false"/>
+                <w:iCs w:val="false"/>
+                <w:color w:val="1A1F36"/>
+                <w:sz w:val="18"/>
+                <w:szCs w:val="18"/>
+              </w:rPr>
+              <w:t xml:space="preserve">20.09.2026  08:25</w:t>
+            </w:r>
+            <w:r>
+              <w:rPr>
+                <w:rFonts w:ascii="Calibri" w:cs="Calibri" w:eastAsia="Calibri" w:hAnsi="Calibri"/>
+                <w:b w:val="false"/>
+                <w:bCs w:val="false"/>
+                <w:i w:val="false"/>
+                <w:iCs w:val="false"/>
+                <w:color w:val="1A1F36"/>
+                <w:sz w:val="18"/>
+                <w:szCs w:val="18"/>
+              </w:rPr>
+              <w:br/>
+              <w:t xml:space="preserve">Энергетик — Партизан</w:t>
+            </w:r>
+          </w:p>
+        </w:tc>
+        <w:tc>
+          <w:tcPr>
+            <w:tcW w:type="dxa" w:w="4200"/>
+            <w:tcBorders>
+              <w:top w:val="single" w:color="C7CBDC" w:sz="4"/>
+              <w:left w:val="single" w:color="C7CBDC" w:sz="4"/>
+              <w:bottom w:val="single" w:color="C7CBDC" w:sz="4"/>
+              <w:right w:val="single" w:color="C7CBDC" w:sz="4"/>
+            </w:tcBorders>
+            <w:shd w:fill="F7F8FC" w:color="auto" w:val="clear"/>
+            <w:tcMar>
+              <w:top w:type="dxa" w:w="60"/>
+              <w:left w:type="dxa" w:w="90"/>
+              <w:bottom w:type="dxa" w:w="60"/>
+              <w:right w:type="dxa" w:w="90"/>
+            </w:tcMar>
+            <w:vAlign w:val="top"/>
+          </w:tcPr>
+          <w:p>
+            <w:pPr>
+              <w:spacing w:after="0" w:before="0"/>
+            </w:pPr>
+            <w:r>
+              <w:rPr>
+                <w:rFonts w:ascii="Calibri" w:cs="Calibri" w:eastAsia="Calibri" w:hAnsi="Calibri"/>
+                <w:b w:val="false"/>
+                <w:bCs w:val="false"/>
+                <w:i w:val="false"/>
+                <w:iCs w:val="false"/>
+                <w:color w:val="5A5F7A"/>
+                <w:sz w:val="18"/>
+                <w:szCs w:val="18"/>
+              </w:rPr>
+              <w:t xml:space="preserve">итог 5*1, периоды 3*1 2*0 0*1</w:t>
+            </w:r>
+          </w:p>
+        </w:tc>
+        <w:tc>
+          <w:tcPr>
+            <w:tcW w:type="dxa" w:w="4200"/>
+            <w:tcBorders>
+              <w:top w:val="single" w:color="C7CBDC" w:sz="4"/>
+              <w:left w:val="single" w:color="C7CBDC" w:sz="4"/>
+              <w:bottom w:val="single" w:color="C7CBDC" w:sz="4"/>
+              <w:right w:val="single" w:color="C7CBDC" w:sz="4"/>
+            </w:tcBorders>
+            <w:shd w:fill="F7F8FC" w:color="auto" w:val="clear"/>
+            <w:tcMar>
+              <w:top w:type="dxa" w:w="60"/>
+              <w:left w:type="dxa" w:w="90"/>
+              <w:bottom w:type="dxa" w:w="60"/>
+              <w:right w:type="dxa" w:w="90"/>
+            </w:tcMar>
+            <w:vAlign w:val="top"/>
+          </w:tcPr>
+          <w:p>
+            <w:pPr>
+              <w:spacing w:after="0" w:before="0"/>
+            </w:pPr>
+            <w:r>
+              <w:rPr>
+                <w:rFonts w:ascii="Calibri" w:cs="Calibri" w:eastAsia="Calibri" w:hAnsi="Calibri"/>
+                <w:b/>
+                <w:bCs/>
+                <w:i w:val="false"/>
+                <w:iCs w:val="false"/>
+                <w:color w:val="1A1F36"/>
+                <w:sz w:val="18"/>
+                <w:szCs w:val="18"/>
+              </w:rPr>
+              <w:t xml:space="preserve">итог 5*2, периоды 3*1 2*0 0*1</w:t>
+            </w:r>
+          </w:p>
+        </w:tc>
+        <w:tc>
+          <w:tcPr>
+            <w:tcW w:type="dxa" w:w="3350"/>
+            <w:tcBorders>
+              <w:top w:val="single" w:color="C7CBDC" w:sz="4"/>
+              <w:left w:val="single" w:color="C7CBDC" w:sz="4"/>
+              <w:bottom w:val="single" w:color="C7CBDC" w:sz="4"/>
+              <w:right w:val="single" w:color="C7CBDC" w:sz="4"/>
+            </w:tcBorders>
+            <w:shd w:fill="F7F8FC" w:color="auto" w:val="clear"/>
+            <w:tcMar>
+              <w:top w:type="dxa" w:w="60"/>
+              <w:left w:type="dxa" w:w="90"/>
+              <w:bottom w:type="dxa" w:w="60"/>
+              <w:right w:type="dxa" w:w="90"/>
+            </w:tcMar>
+            <w:vAlign w:val="top"/>
+          </w:tcPr>
+          <w:p>
+            <w:pPr>
+              <w:spacing w:after="0" w:before="0"/>
+            </w:pPr>
+            <w:r>
+              <w:rPr>
+                <w:rFonts w:ascii="Calibri" w:cs="Calibri" w:eastAsia="Calibri" w:hAnsi="Calibri"/>
+                <w:b w:val="false"/>
+                <w:bCs w:val="false"/>
+                <w:i w:val="false"/>
+                <w:iCs w:val="false"/>
+                <w:color w:val="1A1F36"/>
+                <w:sz w:val="18"/>
+                <w:szCs w:val="18"/>
+              </w:rPr>
+              <w:t xml:space="preserve">по сайту лиги: итог 5:2, периоды те же</w:t>
             </w:r>
           </w:p>
         </w:tc>
